--- a/doc/05-NguyenKhacDuy.docx
+++ b/doc/05-NguyenKhacDuy.docx
@@ -81,19 +81,27 @@
           <w:szCs w:val="26"/>
         </w:rPr>
       </w:pPr>
-      <w:proofErr w:type="spellStart"/>
-      <w:r>
-        <w:rPr>
-          <w:rFonts w:ascii="Times New Roman" w:hAnsi="Times New Roman" w:cs="Times New Roman"/>
-          <w:sz w:val="26"/>
-          <w:szCs w:val="26"/>
-        </w:rPr>
-        <w:t>Nhóm</w:t>
-      </w:r>
-      <w:proofErr w:type="spellEnd"/>
-      <w:r>
-        <w:rPr>
-          <w:rFonts w:ascii="Times New Roman" w:hAnsi="Times New Roman" w:cs="Times New Roman"/>
+      <w:r>
+        <w:rPr>
+          <w:rFonts w:ascii="Times New Roman" w:hAnsi="Times New Roman" w:cs="Times New Roman"/>
+          <w:sz w:val="26"/>
+          <w:szCs w:val="26"/>
+        </w:rPr>
+        <w:t xml:space="preserve">Nhóm </w:t>
+      </w:r>
+      <w:r>
+        <w:rPr>
+          <w:rFonts w:ascii="Times New Roman" w:hAnsi="Times New Roman" w:cs="Times New Roman"/>
+          <w:color w:val="000000" w:themeColor="text1"/>
+          <w:sz w:val="26"/>
+          <w:szCs w:val="26"/>
+        </w:rPr>
+        <w:t>04</w:t>
+      </w:r>
+      <w:r>
+        <w:rPr>
+          <w:rFonts w:ascii="Times New Roman" w:hAnsi="Times New Roman" w:cs="Times New Roman"/>
+          <w:color w:val="FF0000"/>
           <w:sz w:val="26"/>
           <w:szCs w:val="26"/>
         </w:rPr>
@@ -102,24 +110,6 @@
       <w:r>
         <w:rPr>
           <w:rFonts w:ascii="Times New Roman" w:hAnsi="Times New Roman" w:cs="Times New Roman"/>
-          <w:color w:val="000000" w:themeColor="text1"/>
-          <w:sz w:val="26"/>
-          <w:szCs w:val="26"/>
-        </w:rPr>
-        <w:t>04</w:t>
-      </w:r>
-      <w:r>
-        <w:rPr>
-          <w:rFonts w:ascii="Times New Roman" w:hAnsi="Times New Roman" w:cs="Times New Roman"/>
-          <w:color w:val="FF0000"/>
-          <w:sz w:val="26"/>
-          <w:szCs w:val="26"/>
-        </w:rPr>
-        <w:t xml:space="preserve"> </w:t>
-      </w:r>
-      <w:r>
-        <w:rPr>
-          <w:rFonts w:ascii="Times New Roman" w:hAnsi="Times New Roman" w:cs="Times New Roman"/>
           <w:sz w:val="26"/>
           <w:szCs w:val="26"/>
         </w:rPr>
@@ -131,37 +121,8 @@
           <w:sz w:val="26"/>
           <w:szCs w:val="26"/>
         </w:rPr>
-        <w:t xml:space="preserve">Thành </w:t>
-      </w:r>
-      <w:proofErr w:type="spellStart"/>
-      <w:r>
-        <w:rPr>
-          <w:rFonts w:ascii="Times New Roman" w:hAnsi="Times New Roman" w:cs="Times New Roman"/>
-          <w:sz w:val="26"/>
-          <w:szCs w:val="26"/>
-        </w:rPr>
-        <w:t>viên</w:t>
-      </w:r>
-      <w:proofErr w:type="spellEnd"/>
-      <w:r>
-        <w:rPr>
-          <w:rFonts w:ascii="Times New Roman" w:hAnsi="Times New Roman" w:cs="Times New Roman"/>
-          <w:sz w:val="26"/>
-          <w:szCs w:val="26"/>
-        </w:rPr>
-        <w:t xml:space="preserve"> </w:t>
-      </w:r>
-      <w:proofErr w:type="spellStart"/>
-      <w:proofErr w:type="gramStart"/>
-      <w:r>
-        <w:rPr>
-          <w:rFonts w:ascii="Times New Roman" w:hAnsi="Times New Roman" w:cs="Times New Roman"/>
-          <w:sz w:val="26"/>
-          <w:szCs w:val="26"/>
-        </w:rPr>
-        <w:t>nhóm</w:t>
-      </w:r>
-      <w:proofErr w:type="spellEnd"/>
+        <w:t>Thành viên nhóm</w:t>
+      </w:r>
       <w:r>
         <w:rPr>
           <w:rFonts w:ascii="Times New Roman" w:hAnsi="Times New Roman" w:cs="Times New Roman"/>
@@ -170,7 +131,6 @@
         </w:rPr>
         <w:t xml:space="preserve"> :</w:t>
       </w:r>
-      <w:proofErr w:type="gramEnd"/>
     </w:p>
     <w:p>
       <w:pPr>
@@ -276,47 +236,7 @@
                 <w:sz w:val="26"/>
                 <w:szCs w:val="26"/>
               </w:rPr>
-              <w:t>Lê Trần Quang Thanh (</w:t>
-            </w:r>
-            <w:proofErr w:type="spellStart"/>
-            <w:r>
-              <w:rPr>
-                <w:rFonts w:ascii="Times New Roman" w:hAnsi="Times New Roman" w:cs="Times New Roman"/>
-                <w:color w:val="000000" w:themeColor="text1"/>
-                <w:sz w:val="26"/>
-                <w:szCs w:val="26"/>
-              </w:rPr>
-              <w:t>Nhóm</w:t>
-            </w:r>
-            <w:proofErr w:type="spellEnd"/>
-            <w:r>
-              <w:rPr>
-                <w:rFonts w:ascii="Times New Roman" w:hAnsi="Times New Roman" w:cs="Times New Roman"/>
-                <w:color w:val="000000" w:themeColor="text1"/>
-                <w:sz w:val="26"/>
-                <w:szCs w:val="26"/>
-              </w:rPr>
-              <w:t xml:space="preserve"> </w:t>
-            </w:r>
-            <w:proofErr w:type="spellStart"/>
-            <w:r>
-              <w:rPr>
-                <w:rFonts w:ascii="Times New Roman" w:hAnsi="Times New Roman" w:cs="Times New Roman"/>
-                <w:color w:val="000000" w:themeColor="text1"/>
-                <w:sz w:val="26"/>
-                <w:szCs w:val="26"/>
-              </w:rPr>
-              <w:t>trưởng</w:t>
-            </w:r>
-            <w:proofErr w:type="spellEnd"/>
-            <w:r>
-              <w:rPr>
-                <w:rFonts w:ascii="Times New Roman" w:hAnsi="Times New Roman" w:cs="Times New Roman"/>
-                <w:color w:val="000000" w:themeColor="text1"/>
-                <w:sz w:val="26"/>
-                <w:szCs w:val="26"/>
-              </w:rPr>
-              <w:t>)</w:t>
+              <w:t>Lê Trần Quang Thanh (Nhóm trưởng)</w:t>
             </w:r>
           </w:p>
         </w:tc>
@@ -475,27 +395,7 @@
                 <w:sz w:val="26"/>
                 <w:szCs w:val="26"/>
               </w:rPr>
-              <w:t xml:space="preserve">Nguyễn </w:t>
-            </w:r>
-            <w:proofErr w:type="spellStart"/>
-            <w:r>
-              <w:rPr>
-                <w:rFonts w:ascii="Times New Roman" w:hAnsi="Times New Roman" w:cs="Times New Roman"/>
-                <w:color w:val="000000" w:themeColor="text1"/>
-                <w:sz w:val="26"/>
-                <w:szCs w:val="26"/>
-              </w:rPr>
-              <w:t>Khắc</w:t>
-            </w:r>
-            <w:proofErr w:type="spellEnd"/>
-            <w:r>
-              <w:rPr>
-                <w:rFonts w:ascii="Times New Roman" w:hAnsi="Times New Roman" w:cs="Times New Roman"/>
-                <w:color w:val="000000" w:themeColor="text1"/>
-                <w:sz w:val="26"/>
-                <w:szCs w:val="26"/>
-              </w:rPr>
-              <w:t xml:space="preserve"> Duy</w:t>
+              <w:t>Nguyễn Khắc Duy</w:t>
             </w:r>
           </w:p>
         </w:tc>
@@ -541,7 +441,6 @@
                 <w:szCs w:val="26"/>
               </w:rPr>
             </w:pPr>
-            <w:proofErr w:type="spellStart"/>
             <w:r>
               <w:rPr>
                 <w:rFonts w:ascii="Times New Roman" w:hAnsi="Times New Roman" w:cs="Times New Roman"/>
@@ -549,17 +448,7 @@
                 <w:sz w:val="26"/>
                 <w:szCs w:val="26"/>
               </w:rPr>
-              <w:t>Hồ</w:t>
-            </w:r>
-            <w:proofErr w:type="spellEnd"/>
-            <w:r>
-              <w:rPr>
-                <w:rFonts w:ascii="Times New Roman" w:hAnsi="Times New Roman" w:cs="Times New Roman"/>
-                <w:color w:val="000000" w:themeColor="text1"/>
-                <w:sz w:val="26"/>
-                <w:szCs w:val="26"/>
-              </w:rPr>
-              <w:t xml:space="preserve"> Văn Khánh</w:t>
+              <w:t>Hồ Văn Khánh</w:t>
             </w:r>
           </w:p>
         </w:tc>
@@ -615,7 +504,6 @@
           <w:szCs w:val="26"/>
         </w:rPr>
       </w:pPr>
-      <w:proofErr w:type="spellStart"/>
       <w:r>
         <w:rPr>
           <w:rFonts w:ascii="Times New Roman" w:hAnsi="Times New Roman" w:cs="Times New Roman"/>
@@ -623,57 +511,7 @@
           <w:sz w:val="26"/>
           <w:szCs w:val="26"/>
         </w:rPr>
-        <w:t>Tên</w:t>
-      </w:r>
-      <w:proofErr w:type="spellEnd"/>
-      <w:r>
-        <w:rPr>
-          <w:rFonts w:ascii="Times New Roman" w:hAnsi="Times New Roman" w:cs="Times New Roman"/>
-          <w:i/>
-          <w:sz w:val="26"/>
-          <w:szCs w:val="26"/>
-        </w:rPr>
-        <w:t xml:space="preserve"> </w:t>
-      </w:r>
-      <w:proofErr w:type="spellStart"/>
-      <w:r>
-        <w:rPr>
-          <w:rFonts w:ascii="Times New Roman" w:hAnsi="Times New Roman" w:cs="Times New Roman"/>
-          <w:i/>
-          <w:sz w:val="26"/>
-          <w:szCs w:val="26"/>
-        </w:rPr>
-        <w:t>ứng</w:t>
-      </w:r>
-      <w:proofErr w:type="spellEnd"/>
-      <w:r>
-        <w:rPr>
-          <w:rFonts w:ascii="Times New Roman" w:hAnsi="Times New Roman" w:cs="Times New Roman"/>
-          <w:i/>
-          <w:sz w:val="26"/>
-          <w:szCs w:val="26"/>
-        </w:rPr>
-        <w:t xml:space="preserve"> </w:t>
-      </w:r>
-      <w:proofErr w:type="spellStart"/>
-      <w:r>
-        <w:rPr>
-          <w:rFonts w:ascii="Times New Roman" w:hAnsi="Times New Roman" w:cs="Times New Roman"/>
-          <w:i/>
-          <w:sz w:val="26"/>
-          <w:szCs w:val="26"/>
-        </w:rPr>
-        <w:t>dụng</w:t>
-      </w:r>
-      <w:proofErr w:type="spellEnd"/>
-      <w:r>
-        <w:rPr>
-          <w:rFonts w:ascii="Times New Roman" w:hAnsi="Times New Roman" w:cs="Times New Roman"/>
-          <w:i/>
-          <w:sz w:val="26"/>
-          <w:szCs w:val="26"/>
-        </w:rPr>
-        <w:t>:</w:t>
+        <w:t>Tên ứng dụng:</w:t>
       </w:r>
       <w:r>
         <w:rPr>
@@ -717,16 +555,14 @@
           <w:szCs w:val="26"/>
         </w:rPr>
       </w:pPr>
-      <w:proofErr w:type="spellStart"/>
-      <w:r>
-        <w:rPr>
-          <w:rFonts w:ascii="Times New Roman" w:hAnsi="Times New Roman" w:cs="Times New Roman"/>
-          <w:sz w:val="26"/>
-          <w:szCs w:val="26"/>
-        </w:rPr>
-        <w:t>Thời</w:t>
-      </w:r>
-      <w:proofErr w:type="spellEnd"/>
+      <w:r>
+        <w:rPr>
+          <w:rFonts w:ascii="Times New Roman" w:hAnsi="Times New Roman" w:cs="Times New Roman"/>
+          <w:sz w:val="26"/>
+          <w:szCs w:val="26"/>
+        </w:rPr>
+        <w:t>Thời gian thực hiện: Từ</w:t>
+      </w:r>
       <w:r>
         <w:rPr>
           <w:rFonts w:ascii="Times New Roman" w:hAnsi="Times New Roman" w:cs="Times New Roman"/>
@@ -735,78 +571,6 @@
         </w:rPr>
         <w:t xml:space="preserve"> </w:t>
       </w:r>
-      <w:proofErr w:type="spellStart"/>
-      <w:r>
-        <w:rPr>
-          <w:rFonts w:ascii="Times New Roman" w:hAnsi="Times New Roman" w:cs="Times New Roman"/>
-          <w:sz w:val="26"/>
-          <w:szCs w:val="26"/>
-        </w:rPr>
-        <w:t>gian</w:t>
-      </w:r>
-      <w:proofErr w:type="spellEnd"/>
-      <w:r>
-        <w:rPr>
-          <w:rFonts w:ascii="Times New Roman" w:hAnsi="Times New Roman" w:cs="Times New Roman"/>
-          <w:sz w:val="26"/>
-          <w:szCs w:val="26"/>
-        </w:rPr>
-        <w:t xml:space="preserve"> </w:t>
-      </w:r>
-      <w:proofErr w:type="spellStart"/>
-      <w:r>
-        <w:rPr>
-          <w:rFonts w:ascii="Times New Roman" w:hAnsi="Times New Roman" w:cs="Times New Roman"/>
-          <w:sz w:val="26"/>
-          <w:szCs w:val="26"/>
-        </w:rPr>
-        <w:t>thực</w:t>
-      </w:r>
-      <w:proofErr w:type="spellEnd"/>
-      <w:r>
-        <w:rPr>
-          <w:rFonts w:ascii="Times New Roman" w:hAnsi="Times New Roman" w:cs="Times New Roman"/>
-          <w:sz w:val="26"/>
-          <w:szCs w:val="26"/>
-        </w:rPr>
-        <w:t xml:space="preserve"> </w:t>
-      </w:r>
-      <w:proofErr w:type="spellStart"/>
-      <w:r>
-        <w:rPr>
-          <w:rFonts w:ascii="Times New Roman" w:hAnsi="Times New Roman" w:cs="Times New Roman"/>
-          <w:sz w:val="26"/>
-          <w:szCs w:val="26"/>
-        </w:rPr>
-        <w:t>hiện</w:t>
-      </w:r>
-      <w:proofErr w:type="spellEnd"/>
-      <w:r>
-        <w:rPr>
-          <w:rFonts w:ascii="Times New Roman" w:hAnsi="Times New Roman" w:cs="Times New Roman"/>
-          <w:sz w:val="26"/>
-          <w:szCs w:val="26"/>
-        </w:rPr>
-        <w:t xml:space="preserve">: </w:t>
-      </w:r>
-      <w:proofErr w:type="spellStart"/>
-      <w:r>
-        <w:rPr>
-          <w:rFonts w:ascii="Times New Roman" w:hAnsi="Times New Roman" w:cs="Times New Roman"/>
-          <w:sz w:val="26"/>
-          <w:szCs w:val="26"/>
-        </w:rPr>
-        <w:t>Từ</w:t>
-      </w:r>
-      <w:proofErr w:type="spellEnd"/>
-      <w:r>
-        <w:rPr>
-          <w:rFonts w:ascii="Times New Roman" w:hAnsi="Times New Roman" w:cs="Times New Roman"/>
-          <w:sz w:val="26"/>
-          <w:szCs w:val="26"/>
-        </w:rPr>
-        <w:t xml:space="preserve"> </w:t>
-      </w:r>
       <w:r>
         <w:rPr>
           <w:rFonts w:ascii="Times New Roman" w:hAnsi="Times New Roman" w:cs="Times New Roman"/>
@@ -853,25 +617,7 @@
           <w:sz w:val="26"/>
           <w:szCs w:val="26"/>
         </w:rPr>
-        <w:t xml:space="preserve"> </w:t>
-      </w:r>
-      <w:proofErr w:type="spellStart"/>
-      <w:r>
-        <w:rPr>
-          <w:rFonts w:ascii="Times New Roman" w:hAnsi="Times New Roman" w:cs="Times New Roman"/>
-          <w:sz w:val="26"/>
-          <w:szCs w:val="26"/>
-        </w:rPr>
-        <w:t>đến</w:t>
-      </w:r>
-      <w:proofErr w:type="spellEnd"/>
-      <w:r>
-        <w:rPr>
-          <w:rFonts w:ascii="Times New Roman" w:hAnsi="Times New Roman" w:cs="Times New Roman"/>
-          <w:sz w:val="26"/>
-          <w:szCs w:val="26"/>
-        </w:rPr>
-        <w:t xml:space="preserve"> </w:t>
+        <w:t xml:space="preserve"> đến </w:t>
       </w:r>
       <w:r>
         <w:rPr>
@@ -927,25 +673,7 @@
           <w:sz w:val="26"/>
           <w:szCs w:val="26"/>
         </w:rPr>
-        <w:t xml:space="preserve"> </w:t>
-      </w:r>
-      <w:proofErr w:type="spellStart"/>
-      <w:r>
-        <w:rPr>
-          <w:rFonts w:ascii="Times New Roman" w:hAnsi="Times New Roman" w:cs="Times New Roman"/>
-          <w:sz w:val="26"/>
-          <w:szCs w:val="26"/>
-        </w:rPr>
-        <w:t>tuần</w:t>
-      </w:r>
-      <w:proofErr w:type="spellEnd"/>
-      <w:r>
-        <w:rPr>
-          <w:rFonts w:ascii="Times New Roman" w:hAnsi="Times New Roman" w:cs="Times New Roman"/>
-          <w:sz w:val="26"/>
-          <w:szCs w:val="26"/>
-        </w:rPr>
-        <w:t>)</w:t>
+        <w:t xml:space="preserve"> tuần)</w:t>
       </w:r>
     </w:p>
     <w:p>
@@ -986,67 +714,16 @@
           <w:sz w:val="26"/>
           <w:szCs w:val="26"/>
         </w:rPr>
-        <w:t xml:space="preserve">Thu </w:t>
-      </w:r>
-      <w:proofErr w:type="spellStart"/>
-      <w:r>
-        <w:rPr>
-          <w:rFonts w:ascii="Times New Roman" w:hAnsi="Times New Roman" w:cs="Times New Roman"/>
-          <w:b/>
-          <w:sz w:val="26"/>
-          <w:szCs w:val="26"/>
-        </w:rPr>
-        <w:t>thập</w:t>
-      </w:r>
-      <w:proofErr w:type="spellEnd"/>
-      <w:r>
-        <w:rPr>
-          <w:rFonts w:ascii="Times New Roman" w:hAnsi="Times New Roman" w:cs="Times New Roman"/>
-          <w:b/>
-          <w:sz w:val="26"/>
-          <w:szCs w:val="26"/>
-        </w:rPr>
-        <w:t xml:space="preserve"> </w:t>
-      </w:r>
-      <w:proofErr w:type="spellStart"/>
-      <w:r>
-        <w:rPr>
-          <w:rFonts w:ascii="Times New Roman" w:hAnsi="Times New Roman" w:cs="Times New Roman"/>
-          <w:b/>
-          <w:sz w:val="26"/>
-          <w:szCs w:val="26"/>
-        </w:rPr>
-        <w:t>yêu</w:t>
-      </w:r>
-      <w:proofErr w:type="spellEnd"/>
-      <w:r>
-        <w:rPr>
-          <w:rFonts w:ascii="Times New Roman" w:hAnsi="Times New Roman" w:cs="Times New Roman"/>
-          <w:b/>
-          <w:sz w:val="26"/>
-          <w:szCs w:val="26"/>
-        </w:rPr>
-        <w:t xml:space="preserve"> </w:t>
-      </w:r>
-      <w:proofErr w:type="spellStart"/>
-      <w:r>
-        <w:rPr>
-          <w:rFonts w:ascii="Times New Roman" w:hAnsi="Times New Roman" w:cs="Times New Roman"/>
-          <w:b/>
-          <w:sz w:val="26"/>
-          <w:szCs w:val="26"/>
-        </w:rPr>
-        <w:t>cầu</w:t>
-      </w:r>
-      <w:proofErr w:type="spellEnd"/>
-      <w:r>
-        <w:rPr>
-          <w:rFonts w:ascii="Times New Roman" w:hAnsi="Times New Roman" w:cs="Times New Roman"/>
-          <w:b/>
-          <w:sz w:val="26"/>
-          <w:szCs w:val="26"/>
-        </w:rPr>
-        <w:t>:</w:t>
+        <w:t>Thu thập</w:t>
+      </w:r>
+      <w:r>
+        <w:rPr>
+          <w:rFonts w:ascii="Times New Roman" w:hAnsi="Times New Roman" w:cs="Times New Roman"/>
+          <w:b/>
+          <w:sz w:val="26"/>
+          <w:szCs w:val="26"/>
+        </w:rPr>
+        <w:t xml:space="preserve"> yêu cầu:</w:t>
       </w:r>
     </w:p>
     <w:p>
@@ -1065,77 +742,24 @@
           <w:szCs w:val="26"/>
         </w:rPr>
       </w:pPr>
-      <w:proofErr w:type="spellStart"/>
-      <w:r>
-        <w:rPr>
-          <w:rFonts w:ascii="Times New Roman" w:hAnsi="Times New Roman" w:cs="Times New Roman"/>
-          <w:b/>
-          <w:sz w:val="26"/>
-          <w:szCs w:val="26"/>
-        </w:rPr>
-        <w:t>Khảo</w:t>
-      </w:r>
-      <w:proofErr w:type="spellEnd"/>
-      <w:r>
-        <w:rPr>
-          <w:rFonts w:ascii="Times New Roman" w:hAnsi="Times New Roman" w:cs="Times New Roman"/>
-          <w:b/>
-          <w:sz w:val="26"/>
-          <w:szCs w:val="26"/>
-        </w:rPr>
-        <w:t xml:space="preserve"> </w:t>
-      </w:r>
-      <w:proofErr w:type="spellStart"/>
-      <w:r>
-        <w:rPr>
-          <w:rFonts w:ascii="Times New Roman" w:hAnsi="Times New Roman" w:cs="Times New Roman"/>
-          <w:b/>
-          <w:sz w:val="26"/>
-          <w:szCs w:val="26"/>
-        </w:rPr>
-        <w:t>sát</w:t>
-      </w:r>
-      <w:proofErr w:type="spellEnd"/>
-      <w:r>
-        <w:rPr>
-          <w:rFonts w:ascii="Times New Roman" w:hAnsi="Times New Roman" w:cs="Times New Roman"/>
-          <w:b/>
-          <w:sz w:val="26"/>
-          <w:szCs w:val="26"/>
-        </w:rPr>
-        <w:t xml:space="preserve"> </w:t>
-      </w:r>
-      <w:proofErr w:type="spellStart"/>
-      <w:r>
-        <w:rPr>
-          <w:rFonts w:ascii="Times New Roman" w:hAnsi="Times New Roman" w:cs="Times New Roman"/>
-          <w:b/>
-          <w:sz w:val="26"/>
-          <w:szCs w:val="26"/>
-        </w:rPr>
-        <w:t>hiện</w:t>
-      </w:r>
-      <w:proofErr w:type="spellEnd"/>
-      <w:r>
-        <w:rPr>
-          <w:rFonts w:ascii="Times New Roman" w:hAnsi="Times New Roman" w:cs="Times New Roman"/>
-          <w:b/>
-          <w:sz w:val="26"/>
-          <w:szCs w:val="26"/>
-        </w:rPr>
-        <w:t xml:space="preserve"> </w:t>
-      </w:r>
-      <w:proofErr w:type="spellStart"/>
-      <w:r>
-        <w:rPr>
-          <w:rFonts w:ascii="Times New Roman" w:hAnsi="Times New Roman" w:cs="Times New Roman"/>
-          <w:b/>
-          <w:sz w:val="26"/>
-          <w:szCs w:val="26"/>
-        </w:rPr>
-        <w:t>trạng</w:t>
-      </w:r>
-      <w:proofErr w:type="spellEnd"/>
+      <w:r>
+        <w:rPr>
+          <w:rFonts w:ascii="Times New Roman" w:hAnsi="Times New Roman" w:cs="Times New Roman"/>
+          <w:b/>
+          <w:sz w:val="26"/>
+          <w:szCs w:val="26"/>
+        </w:rPr>
+        <w:t>Khảo sát</w:t>
+      </w:r>
+      <w:r>
+        <w:rPr>
+          <w:rFonts w:ascii="Times New Roman" w:hAnsi="Times New Roman" w:cs="Times New Roman"/>
+          <w:b/>
+          <w:sz w:val="26"/>
+          <w:szCs w:val="26"/>
+        </w:rPr>
+        <w:t xml:space="preserve"> hiện trạng</w:t>
+      </w:r>
       <w:r>
         <w:rPr>
           <w:rFonts w:ascii="Times New Roman" w:hAnsi="Times New Roman" w:cs="Times New Roman"/>
@@ -1169,59 +793,8 @@
           <w:sz w:val="26"/>
           <w:szCs w:val="26"/>
         </w:rPr>
-        <w:t xml:space="preserve">Quy </w:t>
-      </w:r>
-      <w:proofErr w:type="spellStart"/>
-      <w:r>
-        <w:rPr>
-          <w:rFonts w:ascii="Times New Roman" w:hAnsi="Times New Roman" w:cs="Times New Roman"/>
-          <w:b/>
-          <w:sz w:val="26"/>
-          <w:szCs w:val="26"/>
-        </w:rPr>
-        <w:t>trình</w:t>
-      </w:r>
-      <w:proofErr w:type="spellEnd"/>
-      <w:r>
-        <w:rPr>
-          <w:rFonts w:ascii="Times New Roman" w:hAnsi="Times New Roman" w:cs="Times New Roman"/>
-          <w:b/>
-          <w:sz w:val="26"/>
-          <w:szCs w:val="26"/>
-        </w:rPr>
-        <w:t xml:space="preserve"> </w:t>
-      </w:r>
-      <w:proofErr w:type="spellStart"/>
-      <w:r>
-        <w:rPr>
-          <w:rFonts w:ascii="Times New Roman" w:hAnsi="Times New Roman" w:cs="Times New Roman"/>
-          <w:b/>
-          <w:sz w:val="26"/>
-          <w:szCs w:val="26"/>
-        </w:rPr>
-        <w:t>nghiệp</w:t>
-      </w:r>
-      <w:proofErr w:type="spellEnd"/>
-      <w:r>
-        <w:rPr>
-          <w:rFonts w:ascii="Times New Roman" w:hAnsi="Times New Roman" w:cs="Times New Roman"/>
-          <w:b/>
-          <w:sz w:val="26"/>
-          <w:szCs w:val="26"/>
-        </w:rPr>
-        <w:t xml:space="preserve"> </w:t>
-      </w:r>
-      <w:proofErr w:type="spellStart"/>
-      <w:r>
-        <w:rPr>
-          <w:rFonts w:ascii="Times New Roman" w:hAnsi="Times New Roman" w:cs="Times New Roman"/>
-          <w:b/>
-          <w:sz w:val="26"/>
-          <w:szCs w:val="26"/>
-        </w:rPr>
-        <w:t>vụ</w:t>
-      </w:r>
-      <w:proofErr w:type="spellEnd"/>
+        <w:t>Quy trình nghiệp vụ</w:t>
+      </w:r>
     </w:p>
     <w:p>
       <w:pPr>
@@ -1246,27 +819,7 @@
           <w:sz w:val="26"/>
           <w:szCs w:val="26"/>
         </w:rPr>
-        <w:t xml:space="preserve">Quy </w:t>
-      </w:r>
-      <w:proofErr w:type="spellStart"/>
-      <w:r>
-        <w:rPr>
-          <w:rFonts w:ascii="Times New Roman" w:hAnsi="Times New Roman" w:cs="Times New Roman"/>
-          <w:b/>
-          <w:sz w:val="26"/>
-          <w:szCs w:val="26"/>
-        </w:rPr>
-        <w:t>định</w:t>
-      </w:r>
-      <w:proofErr w:type="spellEnd"/>
-      <w:r>
-        <w:rPr>
-          <w:rFonts w:ascii="Times New Roman" w:hAnsi="Times New Roman" w:cs="Times New Roman"/>
-          <w:b/>
-          <w:sz w:val="26"/>
-          <w:szCs w:val="26"/>
-        </w:rPr>
-        <w:t>:</w:t>
+        <w:t>Quy định:</w:t>
       </w:r>
     </w:p>
     <w:p>
@@ -1307,308 +860,44 @@
           <w:sz w:val="26"/>
           <w:szCs w:val="26"/>
         </w:rPr>
-        <w:t xml:space="preserve">Danh </w:t>
-      </w:r>
-      <w:proofErr w:type="spellStart"/>
-      <w:r>
-        <w:rPr>
-          <w:rFonts w:ascii="Times New Roman" w:hAnsi="Times New Roman" w:cs="Times New Roman"/>
-          <w:b/>
-          <w:sz w:val="26"/>
-          <w:szCs w:val="26"/>
-        </w:rPr>
-        <w:t>sách</w:t>
-      </w:r>
-      <w:proofErr w:type="spellEnd"/>
-      <w:r>
-        <w:rPr>
-          <w:rFonts w:ascii="Times New Roman" w:hAnsi="Times New Roman" w:cs="Times New Roman"/>
-          <w:b/>
-          <w:sz w:val="26"/>
-          <w:szCs w:val="26"/>
-        </w:rPr>
-        <w:t xml:space="preserve"> </w:t>
-      </w:r>
-      <w:proofErr w:type="spellStart"/>
-      <w:r>
-        <w:rPr>
-          <w:rFonts w:ascii="Times New Roman" w:hAnsi="Times New Roman" w:cs="Times New Roman"/>
-          <w:b/>
-          <w:sz w:val="26"/>
-          <w:szCs w:val="26"/>
-        </w:rPr>
-        <w:t>các</w:t>
-      </w:r>
-      <w:proofErr w:type="spellEnd"/>
-      <w:r>
-        <w:rPr>
-          <w:rFonts w:ascii="Times New Roman" w:hAnsi="Times New Roman" w:cs="Times New Roman"/>
-          <w:b/>
-          <w:sz w:val="26"/>
-          <w:szCs w:val="26"/>
-        </w:rPr>
-        <w:t xml:space="preserve"> </w:t>
-      </w:r>
-      <w:proofErr w:type="spellStart"/>
-      <w:r>
-        <w:rPr>
-          <w:rFonts w:ascii="Times New Roman" w:hAnsi="Times New Roman" w:cs="Times New Roman"/>
-          <w:b/>
-          <w:sz w:val="26"/>
-          <w:szCs w:val="26"/>
-        </w:rPr>
-        <w:t>c</w:t>
-      </w:r>
-      <w:r>
-        <w:rPr>
-          <w:rFonts w:ascii="Times New Roman" w:hAnsi="Times New Roman" w:cs="Times New Roman"/>
-          <w:b/>
-          <w:sz w:val="26"/>
-          <w:szCs w:val="26"/>
-        </w:rPr>
-        <w:t>âu</w:t>
-      </w:r>
-      <w:proofErr w:type="spellEnd"/>
-      <w:r>
-        <w:rPr>
-          <w:rFonts w:ascii="Times New Roman" w:hAnsi="Times New Roman" w:cs="Times New Roman"/>
-          <w:b/>
-          <w:sz w:val="26"/>
-          <w:szCs w:val="26"/>
-        </w:rPr>
-        <w:t xml:space="preserve"> </w:t>
-      </w:r>
-      <w:proofErr w:type="spellStart"/>
-      <w:r>
-        <w:rPr>
-          <w:rFonts w:ascii="Times New Roman" w:hAnsi="Times New Roman" w:cs="Times New Roman"/>
-          <w:b/>
-          <w:sz w:val="26"/>
-          <w:szCs w:val="26"/>
-        </w:rPr>
-        <w:t>hỏi</w:t>
-      </w:r>
-      <w:proofErr w:type="spellEnd"/>
-      <w:r>
-        <w:rPr>
-          <w:rFonts w:ascii="Times New Roman" w:hAnsi="Times New Roman" w:cs="Times New Roman"/>
-          <w:b/>
-          <w:sz w:val="26"/>
-          <w:szCs w:val="26"/>
-        </w:rPr>
-        <w:t xml:space="preserve"> </w:t>
-      </w:r>
-      <w:proofErr w:type="spellStart"/>
-      <w:r>
-        <w:rPr>
-          <w:rFonts w:ascii="Times New Roman" w:hAnsi="Times New Roman" w:cs="Times New Roman"/>
-          <w:b/>
-          <w:sz w:val="26"/>
-          <w:szCs w:val="26"/>
-        </w:rPr>
-        <w:t>khi</w:t>
-      </w:r>
-      <w:proofErr w:type="spellEnd"/>
-      <w:r>
-        <w:rPr>
-          <w:rFonts w:ascii="Times New Roman" w:hAnsi="Times New Roman" w:cs="Times New Roman"/>
-          <w:b/>
-          <w:sz w:val="26"/>
-          <w:szCs w:val="26"/>
-        </w:rPr>
-        <w:t xml:space="preserve"> </w:t>
-      </w:r>
-      <w:proofErr w:type="spellStart"/>
-      <w:r>
-        <w:rPr>
-          <w:rFonts w:ascii="Times New Roman" w:hAnsi="Times New Roman" w:cs="Times New Roman"/>
-          <w:b/>
-          <w:sz w:val="26"/>
-          <w:szCs w:val="26"/>
-        </w:rPr>
-        <w:t>thu</w:t>
-      </w:r>
-      <w:proofErr w:type="spellEnd"/>
-      <w:r>
-        <w:rPr>
-          <w:rFonts w:ascii="Times New Roman" w:hAnsi="Times New Roman" w:cs="Times New Roman"/>
-          <w:b/>
-          <w:sz w:val="26"/>
-          <w:szCs w:val="26"/>
-        </w:rPr>
-        <w:t xml:space="preserve"> </w:t>
-      </w:r>
-      <w:proofErr w:type="spellStart"/>
-      <w:r>
-        <w:rPr>
-          <w:rFonts w:ascii="Times New Roman" w:hAnsi="Times New Roman" w:cs="Times New Roman"/>
-          <w:b/>
-          <w:sz w:val="26"/>
-          <w:szCs w:val="26"/>
-        </w:rPr>
-        <w:t>thập</w:t>
-      </w:r>
-      <w:proofErr w:type="spellEnd"/>
-      <w:r>
-        <w:rPr>
-          <w:rFonts w:ascii="Times New Roman" w:hAnsi="Times New Roman" w:cs="Times New Roman"/>
-          <w:b/>
-          <w:sz w:val="26"/>
-          <w:szCs w:val="26"/>
-        </w:rPr>
-        <w:t xml:space="preserve"> </w:t>
-      </w:r>
-      <w:proofErr w:type="spellStart"/>
-      <w:r>
-        <w:rPr>
-          <w:rFonts w:ascii="Times New Roman" w:hAnsi="Times New Roman" w:cs="Times New Roman"/>
-          <w:b/>
-          <w:sz w:val="26"/>
-          <w:szCs w:val="26"/>
-        </w:rPr>
-        <w:t>và</w:t>
-      </w:r>
-      <w:proofErr w:type="spellEnd"/>
-      <w:r>
-        <w:rPr>
-          <w:rFonts w:ascii="Times New Roman" w:hAnsi="Times New Roman" w:cs="Times New Roman"/>
-          <w:b/>
-          <w:sz w:val="26"/>
-          <w:szCs w:val="26"/>
-        </w:rPr>
-        <w:t xml:space="preserve"> </w:t>
-      </w:r>
-      <w:proofErr w:type="spellStart"/>
-      <w:r>
-        <w:rPr>
-          <w:rFonts w:ascii="Times New Roman" w:hAnsi="Times New Roman" w:cs="Times New Roman"/>
-          <w:b/>
-          <w:sz w:val="26"/>
-          <w:szCs w:val="26"/>
-        </w:rPr>
-        <w:t>làm</w:t>
-      </w:r>
-      <w:proofErr w:type="spellEnd"/>
-      <w:r>
-        <w:rPr>
-          <w:rFonts w:ascii="Times New Roman" w:hAnsi="Times New Roman" w:cs="Times New Roman"/>
-          <w:b/>
-          <w:sz w:val="26"/>
-          <w:szCs w:val="26"/>
-        </w:rPr>
-        <w:t xml:space="preserve"> </w:t>
-      </w:r>
-      <w:proofErr w:type="spellStart"/>
-      <w:r>
-        <w:rPr>
-          <w:rFonts w:ascii="Times New Roman" w:hAnsi="Times New Roman" w:cs="Times New Roman"/>
-          <w:b/>
-          <w:sz w:val="26"/>
-          <w:szCs w:val="26"/>
-        </w:rPr>
-        <w:t>rõ</w:t>
-      </w:r>
-      <w:proofErr w:type="spellEnd"/>
-      <w:r>
-        <w:rPr>
-          <w:rFonts w:ascii="Times New Roman" w:hAnsi="Times New Roman" w:cs="Times New Roman"/>
-          <w:b/>
-          <w:sz w:val="26"/>
-          <w:szCs w:val="26"/>
-        </w:rPr>
-        <w:t xml:space="preserve"> </w:t>
-      </w:r>
-      <w:proofErr w:type="spellStart"/>
-      <w:r>
-        <w:rPr>
-          <w:rFonts w:ascii="Times New Roman" w:hAnsi="Times New Roman" w:cs="Times New Roman"/>
-          <w:b/>
-          <w:sz w:val="26"/>
-          <w:szCs w:val="26"/>
-        </w:rPr>
-        <w:t>yêu</w:t>
-      </w:r>
-      <w:proofErr w:type="spellEnd"/>
-      <w:r>
-        <w:rPr>
-          <w:rFonts w:ascii="Times New Roman" w:hAnsi="Times New Roman" w:cs="Times New Roman"/>
-          <w:b/>
-          <w:sz w:val="26"/>
-          <w:szCs w:val="26"/>
-        </w:rPr>
-        <w:t xml:space="preserve"> </w:t>
-      </w:r>
-      <w:proofErr w:type="spellStart"/>
-      <w:r>
-        <w:rPr>
-          <w:rFonts w:ascii="Times New Roman" w:hAnsi="Times New Roman" w:cs="Times New Roman"/>
-          <w:b/>
-          <w:sz w:val="26"/>
-          <w:szCs w:val="26"/>
-        </w:rPr>
-        <w:t>cầu</w:t>
-      </w:r>
-      <w:proofErr w:type="spellEnd"/>
-      <w:r>
-        <w:rPr>
-          <w:rFonts w:ascii="Times New Roman" w:hAnsi="Times New Roman" w:cs="Times New Roman"/>
-          <w:b/>
-          <w:sz w:val="26"/>
-          <w:szCs w:val="26"/>
-        </w:rPr>
-        <w:t xml:space="preserve"> </w:t>
-      </w:r>
-      <w:proofErr w:type="spellStart"/>
-      <w:r>
-        <w:rPr>
-          <w:rFonts w:ascii="Times New Roman" w:hAnsi="Times New Roman" w:cs="Times New Roman"/>
-          <w:b/>
-          <w:sz w:val="26"/>
-          <w:szCs w:val="26"/>
-        </w:rPr>
-        <w:t>của</w:t>
-      </w:r>
-      <w:proofErr w:type="spellEnd"/>
-      <w:r>
-        <w:rPr>
-          <w:rFonts w:ascii="Times New Roman" w:hAnsi="Times New Roman" w:cs="Times New Roman"/>
-          <w:b/>
-          <w:sz w:val="26"/>
-          <w:szCs w:val="26"/>
-        </w:rPr>
-        <w:t xml:space="preserve"> </w:t>
-      </w:r>
-      <w:proofErr w:type="spellStart"/>
-      <w:r>
-        <w:rPr>
-          <w:rFonts w:ascii="Times New Roman" w:hAnsi="Times New Roman" w:cs="Times New Roman"/>
-          <w:b/>
-          <w:sz w:val="26"/>
-          <w:szCs w:val="26"/>
-        </w:rPr>
-        <w:t>ứng</w:t>
-      </w:r>
-      <w:proofErr w:type="spellEnd"/>
-      <w:r>
-        <w:rPr>
-          <w:rFonts w:ascii="Times New Roman" w:hAnsi="Times New Roman" w:cs="Times New Roman"/>
-          <w:b/>
-          <w:sz w:val="26"/>
-          <w:szCs w:val="26"/>
-        </w:rPr>
-        <w:t xml:space="preserve"> </w:t>
-      </w:r>
-      <w:proofErr w:type="spellStart"/>
-      <w:r>
-        <w:rPr>
-          <w:rFonts w:ascii="Times New Roman" w:hAnsi="Times New Roman" w:cs="Times New Roman"/>
-          <w:b/>
-          <w:sz w:val="26"/>
-          <w:szCs w:val="26"/>
-        </w:rPr>
-        <w:t>dụng</w:t>
-      </w:r>
-      <w:proofErr w:type="spellEnd"/>
+        <w:t>Danh sách các c</w:t>
+      </w:r>
+      <w:r>
+        <w:rPr>
+          <w:rFonts w:ascii="Times New Roman" w:hAnsi="Times New Roman" w:cs="Times New Roman"/>
+          <w:b/>
+          <w:sz w:val="26"/>
+          <w:szCs w:val="26"/>
+        </w:rPr>
+        <w:t xml:space="preserve">âu hỏi khi thu thập </w:t>
+      </w:r>
+      <w:r>
+        <w:rPr>
+          <w:rFonts w:ascii="Times New Roman" w:hAnsi="Times New Roman" w:cs="Times New Roman"/>
+          <w:b/>
+          <w:sz w:val="26"/>
+          <w:szCs w:val="26"/>
+        </w:rPr>
+        <w:t xml:space="preserve">và làm rõ </w:t>
+      </w:r>
+      <w:r>
+        <w:rPr>
+          <w:rFonts w:ascii="Times New Roman" w:hAnsi="Times New Roman" w:cs="Times New Roman"/>
+          <w:b/>
+          <w:sz w:val="26"/>
+          <w:szCs w:val="26"/>
+        </w:rPr>
+        <w:t>yêu cầu</w:t>
+      </w:r>
+      <w:r>
+        <w:rPr>
+          <w:rFonts w:ascii="Times New Roman" w:hAnsi="Times New Roman" w:cs="Times New Roman"/>
+          <w:b/>
+          <w:sz w:val="26"/>
+          <w:szCs w:val="26"/>
+        </w:rPr>
+        <w:t xml:space="preserve"> của ứng dụng</w:t>
+      </w:r>
     </w:p>
     <w:tbl>
       <w:tblPr>
@@ -1670,7 +959,6 @@
                 <w:szCs w:val="26"/>
               </w:rPr>
             </w:pPr>
-            <w:proofErr w:type="spellStart"/>
             <w:r>
               <w:rPr>
                 <w:rFonts w:ascii="Times New Roman" w:hAnsi="Times New Roman" w:cs="Times New Roman"/>
@@ -1679,10 +967,18 @@
                 <w:sz w:val="26"/>
                 <w:szCs w:val="26"/>
               </w:rPr>
-              <w:t>Câu</w:t>
+              <w:t>Câu hỏi (Questions)</w:t>
             </w:r>
-            <w:proofErr w:type="spellEnd"/>
-            <w:r>
+          </w:p>
+        </w:tc>
+        <w:tc>
+          <w:tcPr>
+            <w:tcW w:w="1836" w:type="pct"/>
+          </w:tcPr>
+          <w:p>
+            <w:pPr>
+              <w:spacing w:after="120"/>
+              <w:jc w:val="center"/>
               <w:rPr>
                 <w:rFonts w:ascii="Times New Roman" w:hAnsi="Times New Roman" w:cs="Times New Roman"/>
                 <w:b/>
@@ -1690,9 +986,7 @@
                 <w:sz w:val="26"/>
                 <w:szCs w:val="26"/>
               </w:rPr>
-              <w:t xml:space="preserve"> </w:t>
-            </w:r>
-            <w:proofErr w:type="spellStart"/>
+            </w:pPr>
             <w:r>
               <w:rPr>
                 <w:rFonts w:ascii="Times New Roman" w:hAnsi="Times New Roman" w:cs="Times New Roman"/>
@@ -1701,10 +995,18 @@
                 <w:sz w:val="26"/>
                 <w:szCs w:val="26"/>
               </w:rPr>
-              <w:t>hỏi</w:t>
+              <w:t>Trả lời (Answers)</w:t>
             </w:r>
-            <w:proofErr w:type="spellEnd"/>
-            <w:r>
+          </w:p>
+        </w:tc>
+        <w:tc>
+          <w:tcPr>
+            <w:tcW w:w="1330" w:type="pct"/>
+          </w:tcPr>
+          <w:p>
+            <w:pPr>
+              <w:spacing w:after="120"/>
+              <w:jc w:val="center"/>
               <w:rPr>
                 <w:rFonts w:ascii="Times New Roman" w:hAnsi="Times New Roman" w:cs="Times New Roman"/>
                 <w:b/>
@@ -1712,18 +1014,8 @@
                 <w:sz w:val="26"/>
                 <w:szCs w:val="26"/>
               </w:rPr>
-              <w:t xml:space="preserve"> (Questions)</w:t>
-            </w:r>
-          </w:p>
-        </w:tc>
-        <w:tc>
-          <w:tcPr>
-            <w:tcW w:w="1836" w:type="pct"/>
-          </w:tcPr>
-          <w:p>
-            <w:pPr>
-              <w:spacing w:after="120"/>
-              <w:jc w:val="center"/>
+            </w:pPr>
+            <w:r>
               <w:rPr>
                 <w:rFonts w:ascii="Times New Roman" w:hAnsi="Times New Roman" w:cs="Times New Roman"/>
                 <w:b/>
@@ -1731,103 +1023,8 @@
                 <w:sz w:val="26"/>
                 <w:szCs w:val="26"/>
               </w:rPr>
-            </w:pPr>
-            <w:proofErr w:type="spellStart"/>
-            <w:r>
-              <w:rPr>
-                <w:rFonts w:ascii="Times New Roman" w:hAnsi="Times New Roman" w:cs="Times New Roman"/>
-                <w:b/>
-                <w:i/>
-                <w:sz w:val="26"/>
-                <w:szCs w:val="26"/>
-              </w:rPr>
-              <w:t>Trả</w:t>
+              <w:t>Ghi chú</w:t>
             </w:r>
-            <w:proofErr w:type="spellEnd"/>
-            <w:r>
-              <w:rPr>
-                <w:rFonts w:ascii="Times New Roman" w:hAnsi="Times New Roman" w:cs="Times New Roman"/>
-                <w:b/>
-                <w:i/>
-                <w:sz w:val="26"/>
-                <w:szCs w:val="26"/>
-              </w:rPr>
-              <w:t xml:space="preserve"> </w:t>
-            </w:r>
-            <w:proofErr w:type="spellStart"/>
-            <w:r>
-              <w:rPr>
-                <w:rFonts w:ascii="Times New Roman" w:hAnsi="Times New Roman" w:cs="Times New Roman"/>
-                <w:b/>
-                <w:i/>
-                <w:sz w:val="26"/>
-                <w:szCs w:val="26"/>
-              </w:rPr>
-              <w:t>lời</w:t>
-            </w:r>
-            <w:proofErr w:type="spellEnd"/>
-            <w:r>
-              <w:rPr>
-                <w:rFonts w:ascii="Times New Roman" w:hAnsi="Times New Roman" w:cs="Times New Roman"/>
-                <w:b/>
-                <w:i/>
-                <w:sz w:val="26"/>
-                <w:szCs w:val="26"/>
-              </w:rPr>
-              <w:t xml:space="preserve"> (Answers)</w:t>
-            </w:r>
-          </w:p>
-        </w:tc>
-        <w:tc>
-          <w:tcPr>
-            <w:tcW w:w="1330" w:type="pct"/>
-          </w:tcPr>
-          <w:p>
-            <w:pPr>
-              <w:spacing w:after="120"/>
-              <w:jc w:val="center"/>
-              <w:rPr>
-                <w:rFonts w:ascii="Times New Roman" w:hAnsi="Times New Roman" w:cs="Times New Roman"/>
-                <w:b/>
-                <w:i/>
-                <w:sz w:val="26"/>
-                <w:szCs w:val="26"/>
-              </w:rPr>
-            </w:pPr>
-            <w:proofErr w:type="spellStart"/>
-            <w:r>
-              <w:rPr>
-                <w:rFonts w:ascii="Times New Roman" w:hAnsi="Times New Roman" w:cs="Times New Roman"/>
-                <w:b/>
-                <w:i/>
-                <w:sz w:val="26"/>
-                <w:szCs w:val="26"/>
-              </w:rPr>
-              <w:t>Ghi</w:t>
-            </w:r>
-            <w:proofErr w:type="spellEnd"/>
-            <w:r>
-              <w:rPr>
-                <w:rFonts w:ascii="Times New Roman" w:hAnsi="Times New Roman" w:cs="Times New Roman"/>
-                <w:b/>
-                <w:i/>
-                <w:sz w:val="26"/>
-                <w:szCs w:val="26"/>
-              </w:rPr>
-              <w:t xml:space="preserve"> </w:t>
-            </w:r>
-            <w:proofErr w:type="spellStart"/>
-            <w:r>
-              <w:rPr>
-                <w:rFonts w:ascii="Times New Roman" w:hAnsi="Times New Roman" w:cs="Times New Roman"/>
-                <w:b/>
-                <w:i/>
-                <w:sz w:val="26"/>
-                <w:szCs w:val="26"/>
-              </w:rPr>
-              <w:t>chú</w:t>
-            </w:r>
-            <w:proofErr w:type="spellEnd"/>
           </w:p>
         </w:tc>
       </w:tr>
@@ -1880,8 +1077,18 @@
                 <w:rFonts w:ascii="Times New Roman" w:hAnsi="Times New Roman" w:cs="Times New Roman"/>
                 <w:sz w:val="26"/>
                 <w:szCs w:val="26"/>
-              </w:rPr>
-            </w:pPr>
+                <w:lang w:val="vi-VN"/>
+              </w:rPr>
+            </w:pPr>
+            <w:r>
+              <w:rPr>
+                <w:rFonts w:ascii="Times New Roman" w:hAnsi="Times New Roman" w:cs="Times New Roman"/>
+                <w:sz w:val="26"/>
+                <w:szCs w:val="26"/>
+                <w:lang w:val="vi-VN"/>
+              </w:rPr>
+              <w:t>Đặt lịch thì cần những thông tin nào?</w:t>
+            </w:r>
           </w:p>
         </w:tc>
         <w:tc>
@@ -1897,8 +1104,26 @@
                 <w:rFonts w:ascii="Times New Roman" w:hAnsi="Times New Roman" w:cs="Times New Roman"/>
                 <w:sz w:val="26"/>
                 <w:szCs w:val="26"/>
-              </w:rPr>
-            </w:pPr>
+                <w:lang w:val="vi-VN"/>
+              </w:rPr>
+            </w:pPr>
+            <w:r>
+              <w:rPr>
+                <w:rFonts w:ascii="Times New Roman" w:hAnsi="Times New Roman" w:cs="Times New Roman"/>
+                <w:sz w:val="26"/>
+                <w:szCs w:val="26"/>
+              </w:rPr>
+              <w:t>Đặt</w:t>
+            </w:r>
+            <w:r>
+              <w:rPr>
+                <w:rFonts w:ascii="Times New Roman" w:hAnsi="Times New Roman" w:cs="Times New Roman"/>
+                <w:sz w:val="26"/>
+                <w:szCs w:val="26"/>
+                <w:lang w:val="vi-VN"/>
+              </w:rPr>
+              <w:t xml:space="preserve"> qua web : Cần họ tên, số điện thoại, có thể thêm ghi chú (nếu có) để nhân viên tư vấn liên hệ sau đó. Yêu cầu là đặt lịch từ 7g30 sáng tới 23g30 phút mỗi ngày trừ ngày lễ, Tết)</w:t>
+            </w:r>
           </w:p>
         </w:tc>
         <w:tc>
@@ -2574,6 +1799,7 @@
                 <w:sz w:val="26"/>
                 <w:szCs w:val="26"/>
               </w:rPr>
+              <w:lastRenderedPageBreak/>
               <w:t>…</w:t>
             </w:r>
           </w:p>
@@ -2658,35 +1884,14 @@
           <w:szCs w:val="26"/>
         </w:rPr>
       </w:pPr>
-      <w:proofErr w:type="spellStart"/>
-      <w:r>
-        <w:rPr>
-          <w:rFonts w:ascii="Times New Roman" w:hAnsi="Times New Roman" w:cs="Times New Roman"/>
-          <w:b/>
-          <w:sz w:val="26"/>
-          <w:szCs w:val="26"/>
-        </w:rPr>
-        <w:t>Yêu</w:t>
-      </w:r>
-      <w:proofErr w:type="spellEnd"/>
-      <w:r>
-        <w:rPr>
-          <w:rFonts w:ascii="Times New Roman" w:hAnsi="Times New Roman" w:cs="Times New Roman"/>
-          <w:b/>
-          <w:sz w:val="26"/>
-          <w:szCs w:val="26"/>
-        </w:rPr>
-        <w:t xml:space="preserve"> </w:t>
-      </w:r>
-      <w:proofErr w:type="spellStart"/>
-      <w:r>
-        <w:rPr>
-          <w:rFonts w:ascii="Times New Roman" w:hAnsi="Times New Roman" w:cs="Times New Roman"/>
-          <w:b/>
-          <w:sz w:val="26"/>
-          <w:szCs w:val="26"/>
-        </w:rPr>
-        <w:t>cầ</w:t>
+      <w:r>
+        <w:rPr>
+          <w:rFonts w:ascii="Times New Roman" w:hAnsi="Times New Roman" w:cs="Times New Roman"/>
+          <w:b/>
+          <w:sz w:val="26"/>
+          <w:szCs w:val="26"/>
+        </w:rPr>
+        <w:t>Yêu cầ</w:t>
       </w:r>
       <w:r>
         <w:rPr>
@@ -2697,147 +1902,15 @@
         </w:rPr>
         <w:t>u</w:t>
       </w:r>
-      <w:proofErr w:type="spellEnd"/>
-      <w:r>
-        <w:rPr>
-          <w:rFonts w:ascii="Times New Roman" w:hAnsi="Times New Roman" w:cs="Times New Roman"/>
-          <w:b/>
-          <w:sz w:val="26"/>
-          <w:szCs w:val="26"/>
-        </w:rPr>
-        <w:t xml:space="preserve"> </w:t>
-      </w:r>
-      <w:proofErr w:type="spellStart"/>
-      <w:r>
-        <w:rPr>
-          <w:rFonts w:ascii="Times New Roman" w:hAnsi="Times New Roman" w:cs="Times New Roman"/>
-          <w:b/>
-          <w:sz w:val="26"/>
-          <w:szCs w:val="26"/>
-        </w:rPr>
-        <w:t>chức</w:t>
-      </w:r>
-      <w:proofErr w:type="spellEnd"/>
-      <w:r>
-        <w:rPr>
-          <w:rFonts w:ascii="Times New Roman" w:hAnsi="Times New Roman" w:cs="Times New Roman"/>
-          <w:b/>
-          <w:sz w:val="26"/>
-          <w:szCs w:val="26"/>
-        </w:rPr>
-        <w:t xml:space="preserve"> </w:t>
-      </w:r>
-      <w:proofErr w:type="spellStart"/>
-      <w:r>
-        <w:rPr>
-          <w:rFonts w:ascii="Times New Roman" w:hAnsi="Times New Roman" w:cs="Times New Roman"/>
-          <w:b/>
-          <w:sz w:val="26"/>
-          <w:szCs w:val="26"/>
-        </w:rPr>
-        <w:t>năng</w:t>
-      </w:r>
-      <w:proofErr w:type="spellEnd"/>
-      <w:r>
-        <w:rPr>
-          <w:rFonts w:ascii="Times New Roman" w:hAnsi="Times New Roman" w:cs="Times New Roman"/>
-          <w:b/>
-          <w:sz w:val="26"/>
-          <w:szCs w:val="26"/>
-        </w:rPr>
-        <w:t xml:space="preserve">/phi </w:t>
-      </w:r>
-      <w:proofErr w:type="spellStart"/>
-      <w:r>
-        <w:rPr>
-          <w:rFonts w:ascii="Times New Roman" w:hAnsi="Times New Roman" w:cs="Times New Roman"/>
-          <w:b/>
-          <w:sz w:val="26"/>
-          <w:szCs w:val="26"/>
-        </w:rPr>
-        <w:t>chức</w:t>
-      </w:r>
-      <w:proofErr w:type="spellEnd"/>
-      <w:r>
-        <w:rPr>
-          <w:rFonts w:ascii="Times New Roman" w:hAnsi="Times New Roman" w:cs="Times New Roman"/>
-          <w:b/>
-          <w:sz w:val="26"/>
-          <w:szCs w:val="26"/>
-        </w:rPr>
-        <w:t xml:space="preserve"> </w:t>
-      </w:r>
-      <w:proofErr w:type="spellStart"/>
-      <w:r>
-        <w:rPr>
-          <w:rFonts w:ascii="Times New Roman" w:hAnsi="Times New Roman" w:cs="Times New Roman"/>
-          <w:b/>
-          <w:sz w:val="26"/>
-          <w:szCs w:val="26"/>
-        </w:rPr>
-        <w:t>năng</w:t>
-      </w:r>
-      <w:proofErr w:type="spellEnd"/>
-      <w:r>
-        <w:rPr>
-          <w:rFonts w:ascii="Times New Roman" w:hAnsi="Times New Roman" w:cs="Times New Roman"/>
-          <w:b/>
-          <w:sz w:val="26"/>
-          <w:szCs w:val="26"/>
-        </w:rPr>
-        <w:t xml:space="preserve"> </w:t>
-      </w:r>
-      <w:proofErr w:type="spellStart"/>
-      <w:r>
-        <w:rPr>
-          <w:rFonts w:ascii="Times New Roman" w:hAnsi="Times New Roman" w:cs="Times New Roman"/>
-          <w:b/>
-          <w:sz w:val="26"/>
-          <w:szCs w:val="26"/>
-        </w:rPr>
-        <w:t>của</w:t>
-      </w:r>
-      <w:proofErr w:type="spellEnd"/>
-      <w:r>
-        <w:rPr>
-          <w:rFonts w:ascii="Times New Roman" w:hAnsi="Times New Roman" w:cs="Times New Roman"/>
-          <w:b/>
-          <w:sz w:val="26"/>
-          <w:szCs w:val="26"/>
-        </w:rPr>
-        <w:t xml:space="preserve"> </w:t>
-      </w:r>
-      <w:proofErr w:type="spellStart"/>
-      <w:r>
-        <w:rPr>
-          <w:rFonts w:ascii="Times New Roman" w:hAnsi="Times New Roman" w:cs="Times New Roman"/>
-          <w:b/>
-          <w:sz w:val="26"/>
-          <w:szCs w:val="26"/>
-        </w:rPr>
-        <w:t>ứng</w:t>
-      </w:r>
-      <w:proofErr w:type="spellEnd"/>
-      <w:r>
-        <w:rPr>
-          <w:rFonts w:ascii="Times New Roman" w:hAnsi="Times New Roman" w:cs="Times New Roman"/>
-          <w:b/>
-          <w:sz w:val="26"/>
-          <w:szCs w:val="26"/>
-        </w:rPr>
-        <w:t xml:space="preserve"> </w:t>
-      </w:r>
-      <w:proofErr w:type="spellStart"/>
-      <w:r>
-        <w:rPr>
-          <w:rFonts w:ascii="Times New Roman" w:hAnsi="Times New Roman" w:cs="Times New Roman"/>
-          <w:b/>
-          <w:sz w:val="26"/>
-          <w:szCs w:val="26"/>
-        </w:rPr>
-        <w:t>dụng</w:t>
-      </w:r>
-      <w:proofErr w:type="spellEnd"/>
+      <w:r>
+        <w:rPr>
+          <w:rFonts w:ascii="Times New Roman" w:hAnsi="Times New Roman" w:cs="Times New Roman"/>
+          <w:b/>
+          <w:sz w:val="26"/>
+          <w:szCs w:val="26"/>
+        </w:rPr>
+        <w:t xml:space="preserve"> chức năng/phi chức năng của ứng dụng</w:t>
+      </w:r>
     </w:p>
     <w:p>
       <w:pPr>
@@ -2868,176 +1941,14 @@
           <w:szCs w:val="26"/>
         </w:rPr>
       </w:pPr>
-      <w:proofErr w:type="spellStart"/>
-      <w:r>
-        <w:rPr>
-          <w:rFonts w:ascii="Times New Roman" w:hAnsi="Times New Roman" w:cs="Times New Roman"/>
-          <w:b/>
-          <w:sz w:val="26"/>
-          <w:szCs w:val="26"/>
-        </w:rPr>
-        <w:lastRenderedPageBreak/>
-        <w:t>Sơ</w:t>
-      </w:r>
-      <w:proofErr w:type="spellEnd"/>
-      <w:r>
-        <w:rPr>
-          <w:rFonts w:ascii="Times New Roman" w:hAnsi="Times New Roman" w:cs="Times New Roman"/>
-          <w:b/>
-          <w:sz w:val="26"/>
-          <w:szCs w:val="26"/>
-        </w:rPr>
-        <w:t xml:space="preserve"> </w:t>
-      </w:r>
-      <w:proofErr w:type="spellStart"/>
-      <w:r>
-        <w:rPr>
-          <w:rFonts w:ascii="Times New Roman" w:hAnsi="Times New Roman" w:cs="Times New Roman"/>
-          <w:b/>
-          <w:sz w:val="26"/>
-          <w:szCs w:val="26"/>
-        </w:rPr>
-        <w:t>đồ</w:t>
-      </w:r>
-      <w:proofErr w:type="spellEnd"/>
-      <w:r>
-        <w:rPr>
-          <w:rFonts w:ascii="Times New Roman" w:hAnsi="Times New Roman" w:cs="Times New Roman"/>
-          <w:b/>
-          <w:sz w:val="26"/>
-          <w:szCs w:val="26"/>
-        </w:rPr>
-        <w:t xml:space="preserve"> </w:t>
-      </w:r>
-      <w:proofErr w:type="spellStart"/>
-      <w:r>
-        <w:rPr>
-          <w:rFonts w:ascii="Times New Roman" w:hAnsi="Times New Roman" w:cs="Times New Roman"/>
-          <w:b/>
-          <w:sz w:val="26"/>
-          <w:szCs w:val="26"/>
-        </w:rPr>
-        <w:t>phân</w:t>
-      </w:r>
-      <w:proofErr w:type="spellEnd"/>
-      <w:r>
-        <w:rPr>
-          <w:rFonts w:ascii="Times New Roman" w:hAnsi="Times New Roman" w:cs="Times New Roman"/>
-          <w:b/>
-          <w:sz w:val="26"/>
-          <w:szCs w:val="26"/>
-        </w:rPr>
-        <w:t xml:space="preserve"> </w:t>
-      </w:r>
-      <w:proofErr w:type="spellStart"/>
-      <w:r>
-        <w:rPr>
-          <w:rFonts w:ascii="Times New Roman" w:hAnsi="Times New Roman" w:cs="Times New Roman"/>
-          <w:b/>
-          <w:sz w:val="26"/>
-          <w:szCs w:val="26"/>
-        </w:rPr>
-        <w:t>cấp</w:t>
-      </w:r>
-      <w:proofErr w:type="spellEnd"/>
-      <w:r>
-        <w:rPr>
-          <w:rFonts w:ascii="Times New Roman" w:hAnsi="Times New Roman" w:cs="Times New Roman"/>
-          <w:b/>
-          <w:sz w:val="26"/>
-          <w:szCs w:val="26"/>
-        </w:rPr>
-        <w:t xml:space="preserve"> </w:t>
-      </w:r>
-      <w:proofErr w:type="spellStart"/>
-      <w:r>
-        <w:rPr>
-          <w:rFonts w:ascii="Times New Roman" w:hAnsi="Times New Roman" w:cs="Times New Roman"/>
-          <w:b/>
-          <w:sz w:val="26"/>
-          <w:szCs w:val="26"/>
-        </w:rPr>
-        <w:t>chức</w:t>
-      </w:r>
-      <w:proofErr w:type="spellEnd"/>
-      <w:r>
-        <w:rPr>
-          <w:rFonts w:ascii="Times New Roman" w:hAnsi="Times New Roman" w:cs="Times New Roman"/>
-          <w:b/>
-          <w:sz w:val="26"/>
-          <w:szCs w:val="26"/>
-        </w:rPr>
-        <w:t xml:space="preserve"> </w:t>
-      </w:r>
-      <w:proofErr w:type="spellStart"/>
-      <w:r>
-        <w:rPr>
-          <w:rFonts w:ascii="Times New Roman" w:hAnsi="Times New Roman" w:cs="Times New Roman"/>
-          <w:b/>
-          <w:sz w:val="26"/>
-          <w:szCs w:val="26"/>
-        </w:rPr>
-        <w:t>năng</w:t>
-      </w:r>
-      <w:proofErr w:type="spellEnd"/>
-      <w:r>
-        <w:rPr>
-          <w:rFonts w:ascii="Times New Roman" w:hAnsi="Times New Roman" w:cs="Times New Roman"/>
-          <w:b/>
-          <w:sz w:val="26"/>
-          <w:szCs w:val="26"/>
-        </w:rPr>
-        <w:t xml:space="preserve"> </w:t>
-      </w:r>
-      <w:proofErr w:type="spellStart"/>
-      <w:r>
-        <w:rPr>
-          <w:rFonts w:ascii="Times New Roman" w:hAnsi="Times New Roman" w:cs="Times New Roman"/>
-          <w:b/>
-          <w:sz w:val="26"/>
-          <w:szCs w:val="26"/>
-        </w:rPr>
-        <w:t>của</w:t>
-      </w:r>
-      <w:proofErr w:type="spellEnd"/>
-      <w:r>
-        <w:rPr>
-          <w:rFonts w:ascii="Times New Roman" w:hAnsi="Times New Roman" w:cs="Times New Roman"/>
-          <w:b/>
-          <w:sz w:val="26"/>
-          <w:szCs w:val="26"/>
-        </w:rPr>
-        <w:t xml:space="preserve"> </w:t>
-      </w:r>
-      <w:proofErr w:type="spellStart"/>
-      <w:r>
-        <w:rPr>
-          <w:rFonts w:ascii="Times New Roman" w:hAnsi="Times New Roman" w:cs="Times New Roman"/>
-          <w:b/>
-          <w:sz w:val="26"/>
-          <w:szCs w:val="26"/>
-        </w:rPr>
-        <w:t>ứng</w:t>
-      </w:r>
-      <w:proofErr w:type="spellEnd"/>
-      <w:r>
-        <w:rPr>
-          <w:rFonts w:ascii="Times New Roman" w:hAnsi="Times New Roman" w:cs="Times New Roman"/>
-          <w:b/>
-          <w:sz w:val="26"/>
-          <w:szCs w:val="26"/>
-        </w:rPr>
-        <w:t xml:space="preserve"> </w:t>
-      </w:r>
-      <w:proofErr w:type="spellStart"/>
-      <w:r>
-        <w:rPr>
-          <w:rFonts w:ascii="Times New Roman" w:hAnsi="Times New Roman" w:cs="Times New Roman"/>
-          <w:b/>
-          <w:sz w:val="26"/>
-          <w:szCs w:val="26"/>
-        </w:rPr>
-        <w:t>dụn</w:t>
+      <w:r>
+        <w:rPr>
+          <w:rFonts w:ascii="Times New Roman" w:hAnsi="Times New Roman" w:cs="Times New Roman"/>
+          <w:b/>
+          <w:sz w:val="26"/>
+          <w:szCs w:val="26"/>
+        </w:rPr>
+        <w:t>Sơ đồ phân cấp chức năng của ứng dụn</w:t>
       </w:r>
       <w:r>
         <w:rPr>
@@ -3048,7 +1959,6 @@
         </w:rPr>
         <w:t>g</w:t>
       </w:r>
-      <w:proofErr w:type="spellEnd"/>
     </w:p>
     <w:p>
       <w:pPr>
@@ -3086,183 +1996,7 @@
           <w:b/>
           <w:sz w:val="26"/>
         </w:rPr>
-        <w:t xml:space="preserve">Các </w:t>
-      </w:r>
-      <w:proofErr w:type="spellStart"/>
-      <w:r>
-        <w:rPr>
-          <w:b/>
-          <w:sz w:val="26"/>
-        </w:rPr>
-        <w:t>chức</w:t>
-      </w:r>
-      <w:proofErr w:type="spellEnd"/>
-      <w:r>
-        <w:rPr>
-          <w:b/>
-          <w:sz w:val="26"/>
-        </w:rPr>
-        <w:t xml:space="preserve"> </w:t>
-      </w:r>
-      <w:proofErr w:type="spellStart"/>
-      <w:r>
-        <w:rPr>
-          <w:b/>
-          <w:sz w:val="26"/>
-        </w:rPr>
-        <w:t>năng</w:t>
-      </w:r>
-      <w:proofErr w:type="spellEnd"/>
-      <w:r>
-        <w:rPr>
-          <w:b/>
-          <w:sz w:val="26"/>
-        </w:rPr>
-        <w:t xml:space="preserve"> </w:t>
-      </w:r>
-      <w:proofErr w:type="spellStart"/>
-      <w:r>
-        <w:rPr>
-          <w:b/>
-          <w:sz w:val="26"/>
-        </w:rPr>
-        <w:t>chính</w:t>
-      </w:r>
-      <w:proofErr w:type="spellEnd"/>
-      <w:r>
-        <w:rPr>
-          <w:b/>
-          <w:sz w:val="26"/>
-        </w:rPr>
-        <w:t xml:space="preserve"> </w:t>
-      </w:r>
-      <w:proofErr w:type="spellStart"/>
-      <w:r>
-        <w:rPr>
-          <w:b/>
-          <w:sz w:val="26"/>
-        </w:rPr>
-        <w:t>cho</w:t>
-      </w:r>
-      <w:proofErr w:type="spellEnd"/>
-      <w:r>
-        <w:rPr>
-          <w:b/>
-          <w:sz w:val="26"/>
-        </w:rPr>
-        <w:t xml:space="preserve"> </w:t>
-      </w:r>
-      <w:proofErr w:type="spellStart"/>
-      <w:r>
-        <w:rPr>
-          <w:b/>
-          <w:sz w:val="26"/>
-        </w:rPr>
-        <w:t>ứng</w:t>
-      </w:r>
-      <w:proofErr w:type="spellEnd"/>
-      <w:r>
-        <w:rPr>
-          <w:b/>
-          <w:sz w:val="26"/>
-        </w:rPr>
-        <w:t xml:space="preserve"> </w:t>
-      </w:r>
-      <w:proofErr w:type="spellStart"/>
-      <w:r>
-        <w:rPr>
-          <w:b/>
-          <w:sz w:val="26"/>
-        </w:rPr>
-        <w:t>dụng</w:t>
-      </w:r>
-      <w:proofErr w:type="spellEnd"/>
-      <w:r>
-        <w:rPr>
-          <w:b/>
-          <w:sz w:val="26"/>
-        </w:rPr>
-        <w:t xml:space="preserve"> (</w:t>
-      </w:r>
-      <w:proofErr w:type="spellStart"/>
-      <w:r>
-        <w:rPr>
-          <w:b/>
-          <w:sz w:val="26"/>
-        </w:rPr>
-        <w:t>Mục</w:t>
-      </w:r>
-      <w:proofErr w:type="spellEnd"/>
-      <w:r>
-        <w:rPr>
-          <w:b/>
-          <w:sz w:val="26"/>
-        </w:rPr>
-        <w:t xml:space="preserve"> </w:t>
-      </w:r>
-      <w:proofErr w:type="spellStart"/>
-      <w:r>
-        <w:rPr>
-          <w:b/>
-          <w:sz w:val="26"/>
-        </w:rPr>
-        <w:t>tiêu</w:t>
-      </w:r>
-      <w:proofErr w:type="spellEnd"/>
-      <w:r>
-        <w:rPr>
-          <w:b/>
-          <w:sz w:val="26"/>
-        </w:rPr>
-        <w:t xml:space="preserve"> </w:t>
-      </w:r>
-      <w:proofErr w:type="spellStart"/>
-      <w:r>
-        <w:rPr>
-          <w:b/>
-          <w:sz w:val="26"/>
-        </w:rPr>
-        <w:t>của</w:t>
-      </w:r>
-      <w:proofErr w:type="spellEnd"/>
-      <w:r>
-        <w:rPr>
-          <w:b/>
-          <w:sz w:val="26"/>
-        </w:rPr>
-        <w:t xml:space="preserve"> </w:t>
-      </w:r>
-      <w:proofErr w:type="spellStart"/>
-      <w:r>
-        <w:rPr>
-          <w:b/>
-          <w:sz w:val="26"/>
-        </w:rPr>
-        <w:t>ứng</w:t>
-      </w:r>
-      <w:proofErr w:type="spellEnd"/>
-      <w:r>
-        <w:rPr>
-          <w:b/>
-          <w:sz w:val="26"/>
-        </w:rPr>
-        <w:t xml:space="preserve"> </w:t>
-      </w:r>
-      <w:proofErr w:type="spellStart"/>
-      <w:r>
-        <w:rPr>
-          <w:b/>
-          <w:sz w:val="26"/>
-        </w:rPr>
-        <w:t>dụng</w:t>
-      </w:r>
-      <w:proofErr w:type="spellEnd"/>
-      <w:r>
-        <w:rPr>
-          <w:b/>
-          <w:sz w:val="26"/>
-        </w:rPr>
-        <w:t>)</w:t>
+        <w:t>Các chức năng chính cho ứng dụng (Mục tiêu của ứng dụng)</w:t>
       </w:r>
     </w:p>
     <w:p>
@@ -3291,48 +2025,8 @@
           <w:sz w:val="26"/>
           <w:szCs w:val="26"/>
         </w:rPr>
-        <w:t xml:space="preserve">Link </w:t>
-      </w:r>
-      <w:proofErr w:type="spellStart"/>
-      <w:r>
-        <w:rPr>
-          <w:rFonts w:ascii="Times New Roman" w:hAnsi="Times New Roman" w:cs="Times New Roman"/>
-          <w:b/>
-          <w:i/>
-          <w:iCs/>
-          <w:color w:val="FF0000"/>
-          <w:sz w:val="26"/>
-          <w:szCs w:val="26"/>
-        </w:rPr>
-        <w:t>nhật</w:t>
-      </w:r>
-      <w:proofErr w:type="spellEnd"/>
-      <w:r>
-        <w:rPr>
-          <w:rFonts w:ascii="Times New Roman" w:hAnsi="Times New Roman" w:cs="Times New Roman"/>
-          <w:b/>
-          <w:i/>
-          <w:iCs/>
-          <w:color w:val="FF0000"/>
-          <w:sz w:val="26"/>
-          <w:szCs w:val="26"/>
-        </w:rPr>
-        <w:t xml:space="preserve"> </w:t>
-      </w:r>
-      <w:proofErr w:type="spellStart"/>
-      <w:r>
-        <w:rPr>
-          <w:rFonts w:ascii="Times New Roman" w:hAnsi="Times New Roman" w:cs="Times New Roman"/>
-          <w:b/>
-          <w:i/>
-          <w:iCs/>
-          <w:color w:val="FF0000"/>
-          <w:sz w:val="26"/>
-          <w:szCs w:val="26"/>
-        </w:rPr>
-        <w:t>ký</w:t>
-      </w:r>
-      <w:proofErr w:type="spellEnd"/>
+        <w:t>Link nhật ký</w:t>
+      </w:r>
     </w:p>
     <w:p>
       <w:pPr>
@@ -4784,6 +3478,7 @@
   <w:style w:type="character" w:default="1" w:styleId="DefaultParagraphFont">
     <w:name w:val="Default Paragraph Font"/>
     <w:uiPriority w:val="1"/>
+    <w:semiHidden/>
     <w:unhideWhenUsed/>
   </w:style>
   <w:style w:type="table" w:default="1" w:styleId="TableNormal">

--- a/doc/05-NguyenKhacDuy.docx
+++ b/doc/05-NguyenKhacDuy.docx
@@ -1122,7 +1122,7 @@
                 <w:szCs w:val="26"/>
                 <w:lang w:val="vi-VN"/>
               </w:rPr>
-              <w:t xml:space="preserve"> qua web : Cần họ tên, số điện thoại, có thể thêm ghi chú (nếu có) để nhân viên tư vấn liên hệ sau đó. Yêu cầu là đặt lịch từ 7g30 sáng tới 23g30 phút mỗi ngày trừ ngày lễ, Tết)</w:t>
+              <w:t xml:space="preserve"> qua web : Cần họ tên, số điện thoại, có thể thêm ghi chú (nếu có) để nhân viên tư vấn liên hệ sau đó. </w:t>
             </w:r>
           </w:p>
         </w:tc>
@@ -1140,6 +1140,15 @@
                 <w:szCs w:val="26"/>
               </w:rPr>
             </w:pPr>
+            <w:r>
+              <w:rPr>
+                <w:rFonts w:ascii="Times New Roman" w:hAnsi="Times New Roman" w:cs="Times New Roman"/>
+                <w:sz w:val="26"/>
+                <w:szCs w:val="26"/>
+                <w:lang w:val="vi-VN"/>
+              </w:rPr>
+              <w:t>Yêu cầu là đặt lịch từ 7g30 sáng tới 23g30 phút mỗi ngày trừ ngày lễ, Tết</w:t>
+            </w:r>
           </w:p>
         </w:tc>
       </w:tr>
@@ -1799,7 +1808,6 @@
                 <w:sz w:val="26"/>
                 <w:szCs w:val="26"/>
               </w:rPr>
-              <w:lastRenderedPageBreak/>
               <w:t>…</w:t>
             </w:r>
           </w:p>
@@ -1891,6 +1899,7 @@
           <w:sz w:val="26"/>
           <w:szCs w:val="26"/>
         </w:rPr>
+        <w:lastRenderedPageBreak/>
         <w:t>Yêu cầ</w:t>
       </w:r>
       <w:r>

--- a/doc/05-NguyenKhacDuy.docx
+++ b/doc/05-NguyenKhacDuy.docx
@@ -1148,6 +1148,14 @@
                 <w:lang w:val="vi-VN"/>
               </w:rPr>
               <w:t>Yêu cầu là đặt lịch từ 7g30 sáng tới 23g30 phút mỗi ngày trừ ngày lễ, Tết</w:t>
+            </w:r>
+            <w:r>
+              <w:rPr>
+                <w:rFonts w:ascii="Times New Roman" w:hAnsi="Times New Roman" w:cs="Times New Roman"/>
+                <w:sz w:val="26"/>
+                <w:szCs w:val="26"/>
+              </w:rPr>
+              <w:t>.</w:t>
             </w:r>
           </w:p>
         </w:tc>

--- a/doc/05-NguyenKhacDuy.docx
+++ b/doc/05-NguyenKhacDuy.docx
@@ -121,7 +121,16 @@
           <w:sz w:val="26"/>
           <w:szCs w:val="26"/>
         </w:rPr>
-        <w:t>Thành viên nhóm</w:t>
+        <w:t xml:space="preserve">Thành viên </w:t>
+      </w:r>
+      <w:proofErr w:type="gramStart"/>
+      <w:r>
+        <w:rPr>
+          <w:rFonts w:ascii="Times New Roman" w:hAnsi="Times New Roman" w:cs="Times New Roman"/>
+          <w:sz w:val="26"/>
+          <w:szCs w:val="26"/>
+        </w:rPr>
+        <w:t>nhóm</w:t>
       </w:r>
       <w:r>
         <w:rPr>
@@ -131,6 +140,7 @@
         </w:rPr>
         <w:t xml:space="preserve"> :</w:t>
       </w:r>
+      <w:proofErr w:type="gramEnd"/>
     </w:p>
     <w:p>
       <w:pPr>
@@ -1087,7 +1097,7 @@
                 <w:szCs w:val="26"/>
                 <w:lang w:val="vi-VN"/>
               </w:rPr>
-              <w:t>Đặt lịch thì cần những thông tin nào?</w:t>
+              <w:t>Có những hình thức đặt lịch nào?</w:t>
             </w:r>
           </w:p>
         </w:tc>
@@ -1112,18 +1122,10 @@
                 <w:rFonts w:ascii="Times New Roman" w:hAnsi="Times New Roman" w:cs="Times New Roman"/>
                 <w:sz w:val="26"/>
                 <w:szCs w:val="26"/>
-              </w:rPr>
-              <w:t>Đặt</w:t>
+                <w:lang w:val="vi-VN"/>
+              </w:rPr>
+              <w:t>Đặt lịch trực tiếp, qua điện thoại hoặc qua trang web.</w:t>
             </w:r>
-            <w:r>
-              <w:rPr>
-                <w:rFonts w:ascii="Times New Roman" w:hAnsi="Times New Roman" w:cs="Times New Roman"/>
-                <w:sz w:val="26"/>
-                <w:szCs w:val="26"/>
-                <w:lang w:val="vi-VN"/>
-              </w:rPr>
-              <w:t xml:space="preserve"> qua web : Cần họ tên, số điện thoại, có thể thêm ghi chú (nếu có) để nhân viên tư vấn liên hệ sau đó. </w:t>
-            </w:r>
           </w:p>
         </w:tc>
         <w:tc>
@@ -1140,23 +1142,6 @@
                 <w:szCs w:val="26"/>
               </w:rPr>
             </w:pPr>
-            <w:r>
-              <w:rPr>
-                <w:rFonts w:ascii="Times New Roman" w:hAnsi="Times New Roman" w:cs="Times New Roman"/>
-                <w:sz w:val="26"/>
-                <w:szCs w:val="26"/>
-                <w:lang w:val="vi-VN"/>
-              </w:rPr>
-              <w:t>Yêu cầu là đặt lịch từ 7g30 sáng tới 23g30 phút mỗi ngày trừ ngày lễ, Tết</w:t>
-            </w:r>
-            <w:r>
-              <w:rPr>
-                <w:rFonts w:ascii="Times New Roman" w:hAnsi="Times New Roman" w:cs="Times New Roman"/>
-                <w:sz w:val="26"/>
-                <w:szCs w:val="26"/>
-              </w:rPr>
-              <w:t>.</w:t>
-            </w:r>
           </w:p>
         </w:tc>
       </w:tr>
@@ -1203,6 +1188,14 @@
                 <w:szCs w:val="26"/>
               </w:rPr>
             </w:pPr>
+            <w:r>
+              <w:rPr>
+                <w:rFonts w:ascii="Times New Roman" w:hAnsi="Times New Roman" w:cs="Times New Roman"/>
+                <w:sz w:val="26"/>
+                <w:szCs w:val="26"/>
+              </w:rPr>
+              <w:t>Khi đặt lịch, nhân viên cần thu thập những thông tin gì của bệnh nhân?</w:t>
+            </w:r>
           </w:p>
         </w:tc>
         <w:tc>
@@ -1220,6 +1213,15 @@
                 <w:szCs w:val="26"/>
               </w:rPr>
             </w:pPr>
+            <w:r>
+              <w:rPr>
+                <w:rFonts w:ascii="Times New Roman" w:hAnsi="Times New Roman" w:cs="Times New Roman"/>
+                <w:sz w:val="26"/>
+                <w:szCs w:val="26"/>
+                <w:lang w:val="vi-VN"/>
+              </w:rPr>
+              <w:t>Cần họ tên, số điện thoại, có thể thêm ghi chú (nếu có) để nhân viên tư vấn liên hệ sau đó.</w:t>
+            </w:r>
           </w:p>
         </w:tc>
         <w:tc>
@@ -1280,8 +1282,17 @@
                 <w:rFonts w:ascii="Times New Roman" w:hAnsi="Times New Roman" w:cs="Times New Roman"/>
                 <w:sz w:val="26"/>
                 <w:szCs w:val="26"/>
-              </w:rPr>
-            </w:pPr>
+                <w:lang w:val="vi-VN"/>
+              </w:rPr>
+            </w:pPr>
+            <w:r>
+              <w:rPr>
+                <w:rFonts w:ascii="Times New Roman" w:hAnsi="Times New Roman" w:cs="Times New Roman"/>
+                <w:sz w:val="26"/>
+                <w:szCs w:val="26"/>
+              </w:rPr>
+              <w:t>Bệnh nhân có được tự chọn bác sĩ không?</w:t>
+            </w:r>
           </w:p>
         </w:tc>
         <w:tc>
@@ -1359,8 +1370,17 @@
                 <w:rFonts w:ascii="Times New Roman" w:hAnsi="Times New Roman" w:cs="Times New Roman"/>
                 <w:sz w:val="26"/>
                 <w:szCs w:val="26"/>
-              </w:rPr>
-            </w:pPr>
+                <w:lang w:val="vi-VN"/>
+              </w:rPr>
+            </w:pPr>
+            <w:r>
+              <w:rPr>
+                <w:rFonts w:ascii="Times New Roman" w:hAnsi="Times New Roman" w:cs="Times New Roman"/>
+                <w:sz w:val="26"/>
+                <w:szCs w:val="26"/>
+              </w:rPr>
+              <w:t>Bệnh nhân có được tự chọn ngày và giờ khám không?</w:t>
+            </w:r>
           </w:p>
         </w:tc>
         <w:tc>
@@ -1440,6 +1460,14 @@
                 <w:szCs w:val="26"/>
               </w:rPr>
             </w:pPr>
+            <w:r>
+              <w:rPr>
+                <w:rFonts w:ascii="Times New Roman" w:hAnsi="Times New Roman" w:cs="Times New Roman"/>
+                <w:sz w:val="26"/>
+                <w:szCs w:val="26"/>
+              </w:rPr>
+              <w:t>Làm thế nào để biết bác sĩ còn lịch trống?</w:t>
+            </w:r>
           </w:p>
         </w:tc>
         <w:tc>
@@ -1519,6 +1547,14 @@
                 <w:szCs w:val="26"/>
               </w:rPr>
             </w:pPr>
+            <w:r>
+              <w:rPr>
+                <w:rFonts w:ascii="Times New Roman" w:hAnsi="Times New Roman" w:cs="Times New Roman"/>
+                <w:sz w:val="26"/>
+                <w:szCs w:val="26"/>
+              </w:rPr>
+              <w:t>Có xảy ra tình trạng đặt trùng lịch không? Nếu có thì xử lý như thế nào?</w:t>
+            </w:r>
           </w:p>
         </w:tc>
         <w:tc>
@@ -1658,6 +1694,7 @@
                 <w:sz w:val="26"/>
                 <w:szCs w:val="26"/>
               </w:rPr>
+              <w:lastRenderedPageBreak/>
               <w:t>8.</w:t>
             </w:r>
           </w:p>
@@ -1907,7 +1944,6 @@
           <w:sz w:val="26"/>
           <w:szCs w:val="26"/>
         </w:rPr>
-        <w:lastRenderedPageBreak/>
         <w:t>Yêu cầ</w:t>
       </w:r>
       <w:r>
@@ -3495,7 +3531,6 @@
   <w:style w:type="character" w:default="1" w:styleId="DefaultParagraphFont">
     <w:name w:val="Default Paragraph Font"/>
     <w:uiPriority w:val="1"/>
-    <w:semiHidden/>
     <w:unhideWhenUsed/>
   </w:style>
   <w:style w:type="table" w:default="1" w:styleId="TableNormal">

--- a/doc/05-NguyenKhacDuy.docx
+++ b/doc/05-NguyenKhacDuy.docx
@@ -783,6 +783,438 @@
     <w:p>
       <w:pPr>
         <w:pStyle w:val="ListParagraph"/>
+        <w:spacing w:after="120" w:line="240" w:lineRule="auto"/>
+        <w:jc w:val="both"/>
+        <w:rPr>
+          <w:rFonts w:ascii="Times New Roman" w:hAnsi="Times New Roman" w:cs="Times New Roman"/>
+          <w:bCs/>
+          <w:sz w:val="26"/>
+          <w:szCs w:val="26"/>
+          <w:lang w:val="vi-VN"/>
+        </w:rPr>
+      </w:pPr>
+      <w:r>
+        <w:rPr>
+          <w:rFonts w:ascii="Times New Roman" w:hAnsi="Times New Roman" w:cs="Times New Roman"/>
+          <w:bCs/>
+          <w:sz w:val="26"/>
+          <w:szCs w:val="26"/>
+        </w:rPr>
+        <w:t>Tại</w:t>
+      </w:r>
+      <w:r>
+        <w:rPr>
+          <w:rFonts w:ascii="Times New Roman" w:hAnsi="Times New Roman" w:cs="Times New Roman"/>
+          <w:bCs/>
+          <w:sz w:val="26"/>
+          <w:szCs w:val="26"/>
+          <w:lang w:val="vi-VN"/>
+        </w:rPr>
+        <w:t xml:space="preserve"> phòng khám nha khoa, trước khi tiếp nhận bệnh nhân vào khám bệnh thường sẽ một vài bước chuẩn bị nhằm </w:t>
+      </w:r>
+      <w:r>
+        <w:rPr>
+          <w:rFonts w:ascii="Times New Roman" w:hAnsi="Times New Roman" w:cs="Times New Roman"/>
+          <w:bCs/>
+          <w:sz w:val="26"/>
+          <w:szCs w:val="26"/>
+        </w:rPr>
+        <w:t>đảm bảo</w:t>
+      </w:r>
+      <w:r>
+        <w:rPr>
+          <w:rFonts w:ascii="Times New Roman" w:hAnsi="Times New Roman" w:cs="Times New Roman"/>
+          <w:bCs/>
+          <w:sz w:val="26"/>
+          <w:szCs w:val="26"/>
+          <w:lang w:val="vi-VN"/>
+        </w:rPr>
+        <w:t xml:space="preserve"> </w:t>
+      </w:r>
+      <w:r>
+        <w:rPr>
+          <w:rFonts w:ascii="Times New Roman" w:hAnsi="Times New Roman" w:cs="Times New Roman"/>
+          <w:bCs/>
+          <w:sz w:val="26"/>
+          <w:szCs w:val="26"/>
+        </w:rPr>
+        <w:t>quá trình khám bệnh diễn ra thuận lợi và hạn chế tình trạng chờ đợi</w:t>
+      </w:r>
+      <w:r>
+        <w:rPr>
+          <w:rFonts w:ascii="Times New Roman" w:hAnsi="Times New Roman" w:cs="Times New Roman"/>
+          <w:bCs/>
+          <w:sz w:val="26"/>
+          <w:szCs w:val="26"/>
+          <w:lang w:val="vi-VN"/>
+        </w:rPr>
+        <w:t xml:space="preserve">. </w:t>
+      </w:r>
+      <w:r>
+        <w:rPr>
+          <w:rFonts w:ascii="Times New Roman" w:hAnsi="Times New Roman" w:cs="Times New Roman"/>
+          <w:bCs/>
+          <w:sz w:val="26"/>
+          <w:szCs w:val="26"/>
+        </w:rPr>
+        <w:t>Trước tiên, bệnh nhân cần đặt lịch khám để phòng khám có thể sắp xếp thời gian, bác sĩ và địa điểm phù hợp với nhu cầu của bệnh nhân.</w:t>
+      </w:r>
+    </w:p>
+    <w:p>
+      <w:pPr>
+        <w:pStyle w:val="ListParagraph"/>
+        <w:spacing w:after="120" w:line="240" w:lineRule="auto"/>
+        <w:jc w:val="both"/>
+        <w:rPr>
+          <w:rFonts w:ascii="Times New Roman" w:hAnsi="Times New Roman" w:cs="Times New Roman"/>
+          <w:bCs/>
+          <w:sz w:val="26"/>
+          <w:szCs w:val="26"/>
+          <w:lang w:val="vi-VN"/>
+        </w:rPr>
+      </w:pPr>
+    </w:p>
+    <w:p>
+      <w:pPr>
+        <w:pStyle w:val="ListParagraph"/>
+        <w:spacing w:after="120" w:line="240" w:lineRule="auto"/>
+        <w:jc w:val="both"/>
+        <w:rPr>
+          <w:rFonts w:ascii="Times New Roman" w:hAnsi="Times New Roman" w:cs="Times New Roman"/>
+          <w:bCs/>
+          <w:sz w:val="26"/>
+          <w:szCs w:val="26"/>
+          <w:lang w:val="vi-VN"/>
+        </w:rPr>
+      </w:pPr>
+      <w:r>
+        <w:rPr>
+          <w:rFonts w:ascii="Times New Roman" w:hAnsi="Times New Roman" w:cs="Times New Roman"/>
+          <w:b/>
+          <w:bCs/>
+          <w:sz w:val="26"/>
+          <w:szCs w:val="26"/>
+        </w:rPr>
+        <w:t>Đầu tiên, đặt lịch cho bệnh nhân</w:t>
+      </w:r>
+      <w:r>
+        <w:rPr>
+          <w:rFonts w:ascii="Times New Roman" w:hAnsi="Times New Roman" w:cs="Times New Roman"/>
+          <w:bCs/>
+          <w:sz w:val="26"/>
+          <w:szCs w:val="26"/>
+        </w:rPr>
+        <w:t xml:space="preserve"> là bước khởi đầu của quy trình. Người bệnh có thể đặt lịch trực tiếp tại quầy hoặc thông qua điện thoại, tùy theo nhu cầu và điều kiện của phòng khám. Nhân viên sẽ tiếp nhận các thông tin như họ tên, số điện thoại, nhu cầu khám, bác sĩ mong muốn và thời gian dự kiến, sau đó kiểm tra lịch làm việc của bác sĩ để sắp xếp thời gian phù hợp. Việc đặt lịch giúp phòng khám chủ động phân bổ bệnh nhân và hạn chế tình trạng quá tải trong cùng một thời điểm.</w:t>
+      </w:r>
+    </w:p>
+    <w:p>
+      <w:pPr>
+        <w:pStyle w:val="ListParagraph"/>
+        <w:spacing w:after="120" w:line="240" w:lineRule="auto"/>
+        <w:jc w:val="both"/>
+        <w:rPr>
+          <w:rFonts w:ascii="Times New Roman" w:hAnsi="Times New Roman" w:cs="Times New Roman"/>
+          <w:bCs/>
+          <w:sz w:val="26"/>
+          <w:szCs w:val="26"/>
+          <w:lang w:val="vi-VN"/>
+        </w:rPr>
+      </w:pPr>
+    </w:p>
+    <w:p>
+      <w:pPr>
+        <w:pStyle w:val="ListParagraph"/>
+        <w:spacing w:after="120"/>
+        <w:jc w:val="both"/>
+        <w:rPr>
+          <w:rFonts w:ascii="Times New Roman" w:hAnsi="Times New Roman" w:cs="Times New Roman"/>
+          <w:bCs/>
+          <w:sz w:val="26"/>
+          <w:szCs w:val="26"/>
+          <w:lang w:val="vi-VN"/>
+        </w:rPr>
+      </w:pPr>
+      <w:r>
+        <w:rPr>
+          <w:rFonts w:ascii="Times New Roman" w:hAnsi="Times New Roman" w:cs="Times New Roman"/>
+          <w:b/>
+          <w:bCs/>
+          <w:sz w:val="26"/>
+          <w:szCs w:val="26"/>
+        </w:rPr>
+        <w:t>Tiếp theo, phòng khám thực hiện quản lý lịch cho bác sĩ</w:t>
+      </w:r>
+      <w:r>
+        <w:rPr>
+          <w:rFonts w:ascii="Times New Roman" w:hAnsi="Times New Roman" w:cs="Times New Roman"/>
+          <w:bCs/>
+          <w:sz w:val="26"/>
+          <w:szCs w:val="26"/>
+        </w:rPr>
+        <w:t xml:space="preserve"> dựa trên lịch làm việc, chuyên môn và số lượng bệnh nhân đã đăng ký. Nhân viên cần theo dõi các khung giờ đã có lịch, khung giờ còn trống cũng như số lượng bệnh nhân của từng bác sĩ. Khi phát sinh lịch mới, thay đổi thời gian hoặc bác sĩ có lịch nghỉ, nhân viên cần cập nhật lại lịch để tránh tình trạng trùng lịch hoặc sắp xếp bệnh nhân không phù hợp.</w:t>
+      </w:r>
+    </w:p>
+    <w:p>
+      <w:pPr>
+        <w:pStyle w:val="ListParagraph"/>
+        <w:spacing w:after="120"/>
+        <w:jc w:val="both"/>
+        <w:rPr>
+          <w:rFonts w:ascii="Times New Roman" w:hAnsi="Times New Roman" w:cs="Times New Roman"/>
+          <w:bCs/>
+          <w:sz w:val="26"/>
+          <w:szCs w:val="26"/>
+          <w:lang w:val="vi-VN"/>
+        </w:rPr>
+      </w:pPr>
+    </w:p>
+    <w:p>
+      <w:pPr>
+        <w:pStyle w:val="ListParagraph"/>
+        <w:spacing w:after="120"/>
+        <w:jc w:val="both"/>
+        <w:rPr>
+          <w:rFonts w:ascii="Times New Roman" w:hAnsi="Times New Roman" w:cs="Times New Roman"/>
+          <w:bCs/>
+          <w:sz w:val="26"/>
+          <w:szCs w:val="26"/>
+          <w:lang w:val="vi-VN"/>
+        </w:rPr>
+      </w:pPr>
+      <w:r>
+        <w:rPr>
+          <w:rFonts w:ascii="Times New Roman" w:hAnsi="Times New Roman" w:cs="Times New Roman"/>
+          <w:b/>
+          <w:bCs/>
+          <w:sz w:val="26"/>
+          <w:szCs w:val="26"/>
+        </w:rPr>
+        <w:t>Sau khi đặt lịch, phòng khám sẽ thực hiện xác nhận lịch khám</w:t>
+      </w:r>
+      <w:r>
+        <w:rPr>
+          <w:rFonts w:ascii="Times New Roman" w:hAnsi="Times New Roman" w:cs="Times New Roman"/>
+          <w:bCs/>
+          <w:sz w:val="26"/>
+          <w:szCs w:val="26"/>
+        </w:rPr>
+        <w:t xml:space="preserve"> với bệnh nhân nhằm đảm bảo thông tin đăng ký là chính xác. Nhân viên có thể liên hệ với bệnh nhân thông qua điện thoại hoặc các hình thức thông báo khác để xác nhận thời gian, bác sĩ và nội dung khám. Việc xác nhận giúp phòng khám hạn chế tình trạng bệnh nhân quên lịch hoặc đặt lịch nhưng không đến khám, đồng thời giúp bác sĩ chủ động chuẩn bị trước giờ khám.</w:t>
+      </w:r>
+    </w:p>
+    <w:p>
+      <w:pPr>
+        <w:pStyle w:val="ListParagraph"/>
+        <w:spacing w:after="120"/>
+        <w:jc w:val="both"/>
+        <w:rPr>
+          <w:rFonts w:ascii="Times New Roman" w:hAnsi="Times New Roman" w:cs="Times New Roman"/>
+          <w:bCs/>
+          <w:sz w:val="26"/>
+          <w:szCs w:val="26"/>
+          <w:lang w:val="vi-VN"/>
+        </w:rPr>
+      </w:pPr>
+    </w:p>
+    <w:p>
+      <w:pPr>
+        <w:pStyle w:val="ListParagraph"/>
+        <w:spacing w:after="120"/>
+        <w:jc w:val="both"/>
+        <w:rPr>
+          <w:rFonts w:ascii="Times New Roman" w:hAnsi="Times New Roman" w:cs="Times New Roman"/>
+          <w:bCs/>
+          <w:sz w:val="26"/>
+          <w:szCs w:val="26"/>
+          <w:lang w:val="vi-VN"/>
+        </w:rPr>
+      </w:pPr>
+      <w:r>
+        <w:rPr>
+          <w:rFonts w:ascii="Times New Roman" w:hAnsi="Times New Roman" w:cs="Times New Roman"/>
+          <w:b/>
+          <w:bCs/>
+          <w:sz w:val="26"/>
+          <w:szCs w:val="26"/>
+        </w:rPr>
+        <w:lastRenderedPageBreak/>
+        <w:t>Trong trường hợp bệnh nhân không thể đến khám, lịch có thể được hủy</w:t>
+      </w:r>
+      <w:r>
+        <w:rPr>
+          <w:rFonts w:ascii="Times New Roman" w:hAnsi="Times New Roman" w:cs="Times New Roman"/>
+          <w:bCs/>
+          <w:sz w:val="26"/>
+          <w:szCs w:val="26"/>
+        </w:rPr>
+        <w:t xml:space="preserve"> theo yêu cầu của bệnh nhân hoặc do phòng khám cần thay đổi lịch làm việc của bác sĩ. Nhân viên sẽ kiểm tra thông tin lịch hẹn, thực hiện hủy và cập nhật lại trạng thái để giải phóng khung giờ đã đặt. Nếu việc hủy không được cập nhật kịp thời, phòng khám có thể gặp tình trạng khung giờ bị bỏ trống hoặc tiếp tục hiển thị lịch đã không còn hiệu lực.</w:t>
+      </w:r>
+    </w:p>
+    <w:p>
+      <w:pPr>
+        <w:pStyle w:val="ListParagraph"/>
+        <w:spacing w:after="120"/>
+        <w:jc w:val="both"/>
+        <w:rPr>
+          <w:rFonts w:ascii="Times New Roman" w:hAnsi="Times New Roman" w:cs="Times New Roman"/>
+          <w:bCs/>
+          <w:sz w:val="26"/>
+          <w:szCs w:val="26"/>
+          <w:lang w:val="vi-VN"/>
+        </w:rPr>
+      </w:pPr>
+    </w:p>
+    <w:p>
+      <w:pPr>
+        <w:pStyle w:val="ListParagraph"/>
+        <w:spacing w:after="120"/>
+        <w:jc w:val="both"/>
+        <w:rPr>
+          <w:rFonts w:ascii="Times New Roman" w:hAnsi="Times New Roman" w:cs="Times New Roman"/>
+          <w:bCs/>
+          <w:sz w:val="26"/>
+          <w:szCs w:val="26"/>
+          <w:lang w:val="vi-VN"/>
+        </w:rPr>
+      </w:pPr>
+      <w:r>
+        <w:rPr>
+          <w:rFonts w:ascii="Times New Roman" w:hAnsi="Times New Roman" w:cs="Times New Roman"/>
+          <w:b/>
+          <w:bCs/>
+          <w:sz w:val="26"/>
+          <w:szCs w:val="26"/>
+        </w:rPr>
+        <w:t>Khi bệnh nhân đến phòng khám, bước check-in sẽ được thực hiện</w:t>
+      </w:r>
+      <w:r>
+        <w:rPr>
+          <w:rFonts w:ascii="Times New Roman" w:hAnsi="Times New Roman" w:cs="Times New Roman"/>
+          <w:bCs/>
+          <w:sz w:val="26"/>
+          <w:szCs w:val="26"/>
+        </w:rPr>
+        <w:t xml:space="preserve"> để xác nhận bệnh nhân đã có mặt theo lịch hẹn. Nhân viên kiểm tra các thông tin như họ tên, số điện thoại, thời gian đặt lịch và bác sĩ phụ trách, sau đó cập nhật trạng thái lịch từ đã xác nhận sang đã đến hoặc đang chờ khám. Bước này giúp phòng khám nắm được tình trạng bệnh nhân thực tế và hỗ trợ bác sĩ theo dõi danh sách bệnh nhân trong ngày.</w:t>
+      </w:r>
+    </w:p>
+    <w:p>
+      <w:pPr>
+        <w:pStyle w:val="ListParagraph"/>
+        <w:spacing w:after="120"/>
+        <w:jc w:val="both"/>
+        <w:rPr>
+          <w:rFonts w:ascii="Times New Roman" w:hAnsi="Times New Roman" w:cs="Times New Roman"/>
+          <w:bCs/>
+          <w:sz w:val="26"/>
+          <w:szCs w:val="26"/>
+          <w:lang w:val="vi-VN"/>
+        </w:rPr>
+      </w:pPr>
+    </w:p>
+    <w:p>
+      <w:pPr>
+        <w:pStyle w:val="ListParagraph"/>
+        <w:spacing w:after="120"/>
+        <w:jc w:val="both"/>
+        <w:rPr>
+          <w:rFonts w:ascii="Times New Roman" w:hAnsi="Times New Roman" w:cs="Times New Roman"/>
+          <w:bCs/>
+          <w:sz w:val="26"/>
+          <w:szCs w:val="26"/>
+          <w:lang w:val="vi-VN"/>
+        </w:rPr>
+      </w:pPr>
+      <w:r>
+        <w:rPr>
+          <w:rFonts w:ascii="Times New Roman" w:hAnsi="Times New Roman" w:cs="Times New Roman"/>
+          <w:b/>
+          <w:bCs/>
+          <w:sz w:val="26"/>
+          <w:szCs w:val="26"/>
+        </w:rPr>
+        <w:t>Cuối cùng là bước tiếp nhận bệnh nhân vào khám.</w:t>
+      </w:r>
+      <w:r>
+        <w:rPr>
+          <w:rFonts w:ascii="Times New Roman" w:hAnsi="Times New Roman" w:cs="Times New Roman"/>
+          <w:bCs/>
+          <w:sz w:val="26"/>
+          <w:szCs w:val="26"/>
+        </w:rPr>
+        <w:t xml:space="preserve"> Sau khi check-in, nhân viên tiếp nhận kiểm tra lại thông tin cần thiết, hướng dẫn bệnh nhân đến phòng khám hoặc khu vực chờ và thông báo cho bác sĩ khi bệnh nhân đã sẵn sàng. Nếu bệnh nhân chưa có hồ sơ, nhân viên có thể thực hiện tạo hoặc bổ sung thông tin trước khi chuyển sang bước khám bệnh.</w:t>
+      </w:r>
+    </w:p>
+    <w:p>
+      <w:pPr>
+        <w:pStyle w:val="ListParagraph"/>
+        <w:spacing w:after="120"/>
+        <w:jc w:val="both"/>
+        <w:rPr>
+          <w:rFonts w:ascii="Times New Roman" w:hAnsi="Times New Roman" w:cs="Times New Roman"/>
+          <w:bCs/>
+          <w:sz w:val="26"/>
+          <w:szCs w:val="26"/>
+          <w:lang w:val="vi-VN"/>
+        </w:rPr>
+      </w:pPr>
+    </w:p>
+    <w:p>
+      <w:pPr>
+        <w:pStyle w:val="ListParagraph"/>
+        <w:spacing w:after="120"/>
+        <w:jc w:val="both"/>
+        <w:rPr>
+          <w:rFonts w:ascii="Times New Roman" w:hAnsi="Times New Roman" w:cs="Times New Roman"/>
+          <w:bCs/>
+          <w:sz w:val="26"/>
+          <w:szCs w:val="26"/>
+        </w:rPr>
+      </w:pPr>
+      <w:r>
+        <w:rPr>
+          <w:rFonts w:ascii="Times New Roman" w:hAnsi="Times New Roman" w:cs="Times New Roman"/>
+          <w:bCs/>
+          <w:sz w:val="26"/>
+          <w:szCs w:val="26"/>
+        </w:rPr>
+        <w:t xml:space="preserve">Nhìn chung, quy trình hiện tại đã bao gồm các bước cơ bản từ </w:t>
+      </w:r>
+      <w:r>
+        <w:rPr>
+          <w:rFonts w:ascii="Times New Roman" w:hAnsi="Times New Roman" w:cs="Times New Roman"/>
+          <w:b/>
+          <w:bCs/>
+          <w:sz w:val="26"/>
+          <w:szCs w:val="26"/>
+        </w:rPr>
+        <w:t>đặt lịch → quản lý lịch bác sĩ → xác nhận/hủy lịch → check-in → tiếp nhận bệnh nhân</w:t>
+      </w:r>
+      <w:r>
+        <w:rPr>
+          <w:rFonts w:ascii="Times New Roman" w:hAnsi="Times New Roman" w:cs="Times New Roman"/>
+          <w:bCs/>
+          <w:sz w:val="26"/>
+          <w:szCs w:val="26"/>
+        </w:rPr>
+        <w:t>. Tuy nhiên, nếu các bước được thực hiện thủ công hoặc thông tin chưa được đồng bộ, phòng khám có thể gặp tình trạng trùng lịch, sai thông tin hoặc mất nhiều thời gian xử lý; do đó cần xây dựng một quy trình quản lý thống nhất để nâng cao hiệu quả hoạt động và chất lượng phục vụ bệnh nhân.</w:t>
+      </w:r>
+    </w:p>
+    <w:p>
+      <w:pPr>
+        <w:pStyle w:val="ListParagraph"/>
+        <w:spacing w:after="120" w:line="240" w:lineRule="auto"/>
+        <w:jc w:val="both"/>
+        <w:rPr>
+          <w:rFonts w:ascii="Times New Roman" w:hAnsi="Times New Roman" w:cs="Times New Roman"/>
+          <w:bCs/>
+          <w:sz w:val="26"/>
+          <w:szCs w:val="26"/>
+          <w:lang w:val="vi-VN"/>
+        </w:rPr>
+      </w:pPr>
+    </w:p>
+    <w:p>
+      <w:pPr>
+        <w:pStyle w:val="ListParagraph"/>
         <w:numPr>
           <w:ilvl w:val="0"/>
           <w:numId w:val="5"/>
@@ -811,6 +1243,3447 @@
         <w:pStyle w:val="ListParagraph"/>
         <w:numPr>
           <w:ilvl w:val="0"/>
+          <w:numId w:val="7"/>
+        </w:numPr>
+        <w:rPr>
+          <w:rFonts w:ascii="Times New Roman" w:hAnsi="Times New Roman" w:cs="Times New Roman"/>
+          <w:b/>
+          <w:sz w:val="26"/>
+          <w:szCs w:val="26"/>
+          <w:lang w:val="vi-VN"/>
+        </w:rPr>
+      </w:pPr>
+      <w:r>
+        <w:rPr>
+          <w:rFonts w:ascii="Times New Roman" w:hAnsi="Times New Roman" w:cs="Times New Roman"/>
+          <w:b/>
+          <w:sz w:val="26"/>
+          <w:szCs w:val="26"/>
+        </w:rPr>
+        <w:t>Quy trình đặt lịch cho bệnh nhân</w:t>
+      </w:r>
+    </w:p>
+    <w:p>
+      <w:pPr>
+        <w:pStyle w:val="ListParagraph"/>
+        <w:ind w:left="1080"/>
+        <w:rPr>
+          <w:rFonts w:ascii="Times New Roman" w:hAnsi="Times New Roman" w:cs="Times New Roman"/>
+          <w:b/>
+          <w:sz w:val="26"/>
+          <w:szCs w:val="26"/>
+          <w:lang w:val="vi-VN"/>
+        </w:rPr>
+      </w:pPr>
+    </w:p>
+    <w:p>
+      <w:pPr>
+        <w:pStyle w:val="ListParagraph"/>
+        <w:ind w:left="1080"/>
+        <w:rPr>
+          <w:rFonts w:ascii="Times New Roman" w:hAnsi="Times New Roman" w:cs="Times New Roman"/>
+          <w:b/>
+          <w:sz w:val="26"/>
+          <w:szCs w:val="26"/>
+          <w:lang w:val="vi-VN"/>
+        </w:rPr>
+      </w:pPr>
+      <w:r>
+        <w:rPr>
+          <w:rFonts w:ascii="Times New Roman" w:hAnsi="Times New Roman" w:cs="Times New Roman"/>
+          <w:b/>
+          <w:bCs/>
+          <w:sz w:val="26"/>
+          <w:szCs w:val="26"/>
+        </w:rPr>
+        <w:t xml:space="preserve">Bước </w:t>
+      </w:r>
+      <w:proofErr w:type="gramStart"/>
+      <w:r>
+        <w:rPr>
+          <w:rFonts w:ascii="Times New Roman" w:hAnsi="Times New Roman" w:cs="Times New Roman"/>
+          <w:b/>
+          <w:bCs/>
+          <w:sz w:val="26"/>
+          <w:szCs w:val="26"/>
+        </w:rPr>
+        <w:t>1</w:t>
+      </w:r>
+      <w:r>
+        <w:rPr>
+          <w:rFonts w:ascii="Times New Roman" w:hAnsi="Times New Roman" w:cs="Times New Roman"/>
+          <w:b/>
+          <w:bCs/>
+          <w:sz w:val="26"/>
+          <w:szCs w:val="26"/>
+          <w:lang w:val="vi-VN"/>
+        </w:rPr>
+        <w:t xml:space="preserve"> </w:t>
+      </w:r>
+      <w:r>
+        <w:rPr>
+          <w:rFonts w:ascii="Times New Roman" w:hAnsi="Times New Roman" w:cs="Times New Roman"/>
+          <w:b/>
+          <w:sz w:val="26"/>
+          <w:szCs w:val="26"/>
+          <w:lang w:val="vi-VN"/>
+        </w:rPr>
+        <w:t>:</w:t>
+      </w:r>
+      <w:proofErr w:type="gramEnd"/>
+      <w:r>
+        <w:rPr>
+          <w:rFonts w:ascii="Times New Roman" w:hAnsi="Times New Roman" w:cs="Times New Roman"/>
+          <w:b/>
+          <w:sz w:val="26"/>
+          <w:szCs w:val="26"/>
+          <w:lang w:val="vi-VN"/>
+        </w:rPr>
+        <w:t xml:space="preserve"> </w:t>
+      </w:r>
+      <w:r>
+        <w:rPr>
+          <w:rFonts w:ascii="Times New Roman" w:hAnsi="Times New Roman" w:cs="Times New Roman"/>
+          <w:bCs/>
+          <w:sz w:val="26"/>
+          <w:szCs w:val="26"/>
+        </w:rPr>
+        <w:t>nhân viên tiếp nhận thông tin bệnh nhân như họ tên, số điện thoại và nhu cầu khám.</w:t>
+      </w:r>
+      <w:r>
+        <w:rPr>
+          <w:rFonts w:ascii="Times New Roman" w:hAnsi="Times New Roman" w:cs="Times New Roman"/>
+          <w:b/>
+          <w:sz w:val="26"/>
+          <w:szCs w:val="26"/>
+        </w:rPr>
+        <w:t xml:space="preserve"> </w:t>
+      </w:r>
+    </w:p>
+    <w:p>
+      <w:pPr>
+        <w:pStyle w:val="ListParagraph"/>
+        <w:ind w:left="1080"/>
+        <w:rPr>
+          <w:rFonts w:ascii="Times New Roman" w:hAnsi="Times New Roman" w:cs="Times New Roman"/>
+          <w:b/>
+          <w:sz w:val="26"/>
+          <w:szCs w:val="26"/>
+          <w:lang w:val="vi-VN"/>
+        </w:rPr>
+      </w:pPr>
+    </w:p>
+    <w:p>
+      <w:pPr>
+        <w:pStyle w:val="ListParagraph"/>
+        <w:ind w:left="1080"/>
+        <w:rPr>
+          <w:rFonts w:ascii="Times New Roman" w:hAnsi="Times New Roman" w:cs="Times New Roman"/>
+          <w:b/>
+          <w:sz w:val="26"/>
+          <w:szCs w:val="26"/>
+          <w:lang w:val="vi-VN"/>
+        </w:rPr>
+      </w:pPr>
+      <w:r>
+        <w:rPr>
+          <w:rFonts w:ascii="Times New Roman" w:hAnsi="Times New Roman" w:cs="Times New Roman"/>
+          <w:b/>
+          <w:bCs/>
+          <w:sz w:val="26"/>
+          <w:szCs w:val="26"/>
+        </w:rPr>
+        <w:t xml:space="preserve">Bước </w:t>
+      </w:r>
+      <w:proofErr w:type="gramStart"/>
+      <w:r>
+        <w:rPr>
+          <w:rFonts w:ascii="Times New Roman" w:hAnsi="Times New Roman" w:cs="Times New Roman"/>
+          <w:b/>
+          <w:bCs/>
+          <w:sz w:val="26"/>
+          <w:szCs w:val="26"/>
+        </w:rPr>
+        <w:t>2</w:t>
+      </w:r>
+      <w:r>
+        <w:rPr>
+          <w:rFonts w:ascii="Times New Roman" w:hAnsi="Times New Roman" w:cs="Times New Roman"/>
+          <w:b/>
+          <w:sz w:val="26"/>
+          <w:szCs w:val="26"/>
+          <w:lang w:val="vi-VN"/>
+        </w:rPr>
+        <w:t xml:space="preserve"> :</w:t>
+      </w:r>
+      <w:proofErr w:type="gramEnd"/>
+      <w:r>
+        <w:rPr>
+          <w:rFonts w:ascii="Times New Roman" w:hAnsi="Times New Roman" w:cs="Times New Roman"/>
+          <w:b/>
+          <w:sz w:val="26"/>
+          <w:szCs w:val="26"/>
+          <w:lang w:val="vi-VN"/>
+        </w:rPr>
+        <w:t xml:space="preserve"> </w:t>
+      </w:r>
+      <w:r>
+        <w:rPr>
+          <w:rFonts w:ascii="Times New Roman" w:hAnsi="Times New Roman" w:cs="Times New Roman"/>
+          <w:bCs/>
+          <w:sz w:val="26"/>
+          <w:szCs w:val="26"/>
+        </w:rPr>
+        <w:t>nhân viên kiểm tra lịch làm việc của bác sĩ và các khung giờ còn trống.</w:t>
+      </w:r>
+      <w:r>
+        <w:rPr>
+          <w:rFonts w:ascii="Times New Roman" w:hAnsi="Times New Roman" w:cs="Times New Roman"/>
+          <w:b/>
+          <w:sz w:val="26"/>
+          <w:szCs w:val="26"/>
+        </w:rPr>
+        <w:t xml:space="preserve"> </w:t>
+      </w:r>
+    </w:p>
+    <w:p>
+      <w:pPr>
+        <w:pStyle w:val="ListParagraph"/>
+        <w:ind w:left="1080"/>
+        <w:rPr>
+          <w:rFonts w:ascii="Times New Roman" w:hAnsi="Times New Roman" w:cs="Times New Roman"/>
+          <w:b/>
+          <w:bCs/>
+          <w:sz w:val="26"/>
+          <w:szCs w:val="26"/>
+          <w:lang w:val="vi-VN"/>
+        </w:rPr>
+      </w:pPr>
+    </w:p>
+    <w:p>
+      <w:pPr>
+        <w:pStyle w:val="ListParagraph"/>
+        <w:ind w:left="1080"/>
+        <w:rPr>
+          <w:rFonts w:ascii="Times New Roman" w:hAnsi="Times New Roman" w:cs="Times New Roman"/>
+          <w:b/>
+          <w:sz w:val="26"/>
+          <w:szCs w:val="26"/>
+          <w:lang w:val="vi-VN"/>
+        </w:rPr>
+      </w:pPr>
+      <w:r>
+        <w:rPr>
+          <w:rFonts w:ascii="Times New Roman" w:hAnsi="Times New Roman" w:cs="Times New Roman"/>
+          <w:b/>
+          <w:bCs/>
+          <w:sz w:val="26"/>
+          <w:szCs w:val="26"/>
+        </w:rPr>
+        <w:t xml:space="preserve">Bước </w:t>
+      </w:r>
+      <w:proofErr w:type="gramStart"/>
+      <w:r>
+        <w:rPr>
+          <w:rFonts w:ascii="Times New Roman" w:hAnsi="Times New Roman" w:cs="Times New Roman"/>
+          <w:b/>
+          <w:bCs/>
+          <w:sz w:val="26"/>
+          <w:szCs w:val="26"/>
+        </w:rPr>
+        <w:t>3</w:t>
+      </w:r>
+      <w:r>
+        <w:rPr>
+          <w:rFonts w:ascii="Times New Roman" w:hAnsi="Times New Roman" w:cs="Times New Roman"/>
+          <w:b/>
+          <w:sz w:val="26"/>
+          <w:szCs w:val="26"/>
+          <w:lang w:val="vi-VN"/>
+        </w:rPr>
+        <w:t xml:space="preserve"> :</w:t>
+      </w:r>
+      <w:proofErr w:type="gramEnd"/>
+      <w:r>
+        <w:rPr>
+          <w:rFonts w:ascii="Times New Roman" w:hAnsi="Times New Roman" w:cs="Times New Roman"/>
+          <w:b/>
+          <w:sz w:val="26"/>
+          <w:szCs w:val="26"/>
+          <w:lang w:val="vi-VN"/>
+        </w:rPr>
+        <w:t xml:space="preserve"> </w:t>
+      </w:r>
+      <w:r>
+        <w:rPr>
+          <w:rFonts w:ascii="Times New Roman" w:hAnsi="Times New Roman" w:cs="Times New Roman"/>
+          <w:bCs/>
+          <w:sz w:val="26"/>
+          <w:szCs w:val="26"/>
+        </w:rPr>
+        <w:t>nhân viên trao đổi với bệnh nhân để lựa chọn bác sĩ, ngày và giờ khám phù hợp.</w:t>
+      </w:r>
+      <w:r>
+        <w:rPr>
+          <w:rFonts w:ascii="Times New Roman" w:hAnsi="Times New Roman" w:cs="Times New Roman"/>
+          <w:b/>
+          <w:sz w:val="26"/>
+          <w:szCs w:val="26"/>
+        </w:rPr>
+        <w:t xml:space="preserve"> </w:t>
+      </w:r>
+    </w:p>
+    <w:p>
+      <w:pPr>
+        <w:pStyle w:val="ListParagraph"/>
+        <w:ind w:left="1080"/>
+        <w:rPr>
+          <w:rFonts w:ascii="Times New Roman" w:hAnsi="Times New Roman" w:cs="Times New Roman"/>
+          <w:b/>
+          <w:sz w:val="26"/>
+          <w:szCs w:val="26"/>
+          <w:lang w:val="vi-VN"/>
+        </w:rPr>
+      </w:pPr>
+    </w:p>
+    <w:p>
+      <w:pPr>
+        <w:pStyle w:val="ListParagraph"/>
+        <w:ind w:left="1080"/>
+        <w:rPr>
+          <w:rFonts w:ascii="Times New Roman" w:hAnsi="Times New Roman" w:cs="Times New Roman"/>
+          <w:b/>
+          <w:sz w:val="26"/>
+          <w:szCs w:val="26"/>
+          <w:lang w:val="vi-VN"/>
+        </w:rPr>
+      </w:pPr>
+      <w:r>
+        <w:rPr>
+          <w:rFonts w:ascii="Times New Roman" w:hAnsi="Times New Roman" w:cs="Times New Roman"/>
+          <w:b/>
+          <w:bCs/>
+          <w:sz w:val="26"/>
+          <w:szCs w:val="26"/>
+        </w:rPr>
+        <w:t xml:space="preserve">Bước </w:t>
+      </w:r>
+      <w:proofErr w:type="gramStart"/>
+      <w:r>
+        <w:rPr>
+          <w:rFonts w:ascii="Times New Roman" w:hAnsi="Times New Roman" w:cs="Times New Roman"/>
+          <w:b/>
+          <w:bCs/>
+          <w:sz w:val="26"/>
+          <w:szCs w:val="26"/>
+        </w:rPr>
+        <w:t>4</w:t>
+      </w:r>
+      <w:r>
+        <w:rPr>
+          <w:rFonts w:ascii="Times New Roman" w:hAnsi="Times New Roman" w:cs="Times New Roman"/>
+          <w:b/>
+          <w:sz w:val="26"/>
+          <w:szCs w:val="26"/>
+          <w:lang w:val="vi-VN"/>
+        </w:rPr>
+        <w:t xml:space="preserve"> :</w:t>
+      </w:r>
+      <w:proofErr w:type="gramEnd"/>
+      <w:r>
+        <w:rPr>
+          <w:rFonts w:ascii="Times New Roman" w:hAnsi="Times New Roman" w:cs="Times New Roman"/>
+          <w:b/>
+          <w:sz w:val="26"/>
+          <w:szCs w:val="26"/>
+          <w:lang w:val="vi-VN"/>
+        </w:rPr>
+        <w:t xml:space="preserve"> </w:t>
+      </w:r>
+      <w:r>
+        <w:rPr>
+          <w:rFonts w:ascii="Times New Roman" w:hAnsi="Times New Roman" w:cs="Times New Roman"/>
+          <w:bCs/>
+          <w:sz w:val="26"/>
+          <w:szCs w:val="26"/>
+        </w:rPr>
+        <w:t>nhân viên tạo lịch hẹn và lưu thông tin vào hệ thống hoặc sổ quản lý.</w:t>
+      </w:r>
+      <w:r>
+        <w:rPr>
+          <w:rFonts w:ascii="Times New Roman" w:hAnsi="Times New Roman" w:cs="Times New Roman"/>
+          <w:b/>
+          <w:sz w:val="26"/>
+          <w:szCs w:val="26"/>
+        </w:rPr>
+        <w:t xml:space="preserve"> </w:t>
+      </w:r>
+    </w:p>
+    <w:p>
+      <w:pPr>
+        <w:pStyle w:val="ListParagraph"/>
+        <w:ind w:left="1080"/>
+        <w:rPr>
+          <w:rFonts w:ascii="Times New Roman" w:hAnsi="Times New Roman" w:cs="Times New Roman"/>
+          <w:b/>
+          <w:sz w:val="26"/>
+          <w:szCs w:val="26"/>
+          <w:lang w:val="vi-VN"/>
+        </w:rPr>
+      </w:pPr>
+    </w:p>
+    <w:p>
+      <w:pPr>
+        <w:pStyle w:val="ListParagraph"/>
+        <w:ind w:left="1080"/>
+        <w:rPr>
+          <w:rFonts w:ascii="Times New Roman" w:hAnsi="Times New Roman" w:cs="Times New Roman"/>
+          <w:bCs/>
+          <w:sz w:val="26"/>
+          <w:szCs w:val="26"/>
+          <w:lang w:val="vi-VN"/>
+        </w:rPr>
+      </w:pPr>
+      <w:r>
+        <w:rPr>
+          <w:rFonts w:ascii="Times New Roman" w:hAnsi="Times New Roman" w:cs="Times New Roman"/>
+          <w:b/>
+          <w:bCs/>
+          <w:sz w:val="26"/>
+          <w:szCs w:val="26"/>
+        </w:rPr>
+        <w:t xml:space="preserve">Bước </w:t>
+      </w:r>
+      <w:proofErr w:type="gramStart"/>
+      <w:r>
+        <w:rPr>
+          <w:rFonts w:ascii="Times New Roman" w:hAnsi="Times New Roman" w:cs="Times New Roman"/>
+          <w:b/>
+          <w:bCs/>
+          <w:sz w:val="26"/>
+          <w:szCs w:val="26"/>
+        </w:rPr>
+        <w:t>5</w:t>
+      </w:r>
+      <w:r>
+        <w:rPr>
+          <w:rFonts w:ascii="Times New Roman" w:hAnsi="Times New Roman" w:cs="Times New Roman"/>
+          <w:b/>
+          <w:sz w:val="26"/>
+          <w:szCs w:val="26"/>
+          <w:lang w:val="vi-VN"/>
+        </w:rPr>
+        <w:t xml:space="preserve"> :</w:t>
+      </w:r>
+      <w:proofErr w:type="gramEnd"/>
+      <w:r>
+        <w:rPr>
+          <w:rFonts w:ascii="Times New Roman" w:hAnsi="Times New Roman" w:cs="Times New Roman"/>
+          <w:b/>
+          <w:sz w:val="26"/>
+          <w:szCs w:val="26"/>
+        </w:rPr>
+        <w:t xml:space="preserve"> </w:t>
+      </w:r>
+      <w:r>
+        <w:rPr>
+          <w:rFonts w:ascii="Times New Roman" w:hAnsi="Times New Roman" w:cs="Times New Roman"/>
+          <w:bCs/>
+          <w:sz w:val="26"/>
+          <w:szCs w:val="26"/>
+        </w:rPr>
+        <w:t>nhân viên thông báo lại thời gian và thông tin lịch hẹn cho bệnh nhân.</w:t>
+      </w:r>
+    </w:p>
+    <w:p>
+      <w:pPr>
+        <w:pStyle w:val="ListParagraph"/>
+        <w:ind w:left="1080"/>
+        <w:rPr>
+          <w:rFonts w:ascii="Times New Roman" w:hAnsi="Times New Roman" w:cs="Times New Roman"/>
+          <w:bCs/>
+          <w:sz w:val="26"/>
+          <w:szCs w:val="26"/>
+          <w:lang w:val="vi-VN"/>
+        </w:rPr>
+      </w:pPr>
+    </w:p>
+    <w:p>
+      <w:pPr>
+        <w:pStyle w:val="ListParagraph"/>
+        <w:ind w:left="1080"/>
+        <w:rPr>
+          <w:rFonts w:ascii="Times New Roman" w:hAnsi="Times New Roman" w:cs="Times New Roman"/>
+          <w:bCs/>
+          <w:sz w:val="26"/>
+          <w:szCs w:val="26"/>
+          <w:lang w:val="vi-VN"/>
+        </w:rPr>
+      </w:pPr>
+      <w:r>
+        <w:rPr>
+          <w:rFonts w:ascii="Times New Roman" w:hAnsi="Times New Roman" w:cs="Times New Roman"/>
+          <w:b/>
+          <w:sz w:val="26"/>
+          <w:szCs w:val="26"/>
+        </w:rPr>
+        <w:t xml:space="preserve">Kết thúc quy </w:t>
+      </w:r>
+      <w:proofErr w:type="gramStart"/>
+      <w:r>
+        <w:rPr>
+          <w:rFonts w:ascii="Times New Roman" w:hAnsi="Times New Roman" w:cs="Times New Roman"/>
+          <w:b/>
+          <w:sz w:val="26"/>
+          <w:szCs w:val="26"/>
+        </w:rPr>
+        <w:t>trình</w:t>
+      </w:r>
+      <w:r>
+        <w:rPr>
+          <w:rFonts w:ascii="Times New Roman" w:hAnsi="Times New Roman" w:cs="Times New Roman"/>
+          <w:bCs/>
+          <w:sz w:val="26"/>
+          <w:szCs w:val="26"/>
+          <w:lang w:val="vi-VN"/>
+        </w:rPr>
+        <w:t xml:space="preserve"> </w:t>
+      </w:r>
+      <w:r>
+        <w:rPr>
+          <w:rFonts w:ascii="Times New Roman" w:hAnsi="Times New Roman" w:cs="Times New Roman"/>
+          <w:b/>
+          <w:sz w:val="26"/>
+          <w:szCs w:val="26"/>
+          <w:lang w:val="vi-VN"/>
+        </w:rPr>
+        <w:t>:</w:t>
+      </w:r>
+      <w:proofErr w:type="gramEnd"/>
+      <w:r>
+        <w:rPr>
+          <w:rFonts w:ascii="Times New Roman" w:hAnsi="Times New Roman" w:cs="Times New Roman"/>
+          <w:bCs/>
+          <w:sz w:val="26"/>
+          <w:szCs w:val="26"/>
+        </w:rPr>
+        <w:t xml:space="preserve"> bệnh nhân có một lịch khám được ghi nhận và chờ xác nhận.</w:t>
+      </w:r>
+    </w:p>
+    <w:p>
+      <w:pPr>
+        <w:pStyle w:val="ListParagraph"/>
+        <w:ind w:left="1080"/>
+        <w:rPr>
+          <w:rFonts w:ascii="Times New Roman" w:hAnsi="Times New Roman" w:cs="Times New Roman"/>
+          <w:bCs/>
+          <w:sz w:val="26"/>
+          <w:szCs w:val="26"/>
+          <w:lang w:val="vi-VN"/>
+        </w:rPr>
+      </w:pPr>
+    </w:p>
+    <w:p>
+      <w:pPr>
+        <w:pStyle w:val="ListParagraph"/>
+        <w:numPr>
+          <w:ilvl w:val="0"/>
+          <w:numId w:val="7"/>
+        </w:numPr>
+        <w:rPr>
+          <w:rFonts w:ascii="Times New Roman" w:hAnsi="Times New Roman" w:cs="Times New Roman"/>
+          <w:b/>
+          <w:sz w:val="26"/>
+          <w:szCs w:val="26"/>
+          <w:lang w:val="vi-VN"/>
+        </w:rPr>
+      </w:pPr>
+      <w:r>
+        <w:rPr>
+          <w:rFonts w:ascii="Times New Roman" w:hAnsi="Times New Roman" w:cs="Times New Roman"/>
+          <w:b/>
+          <w:sz w:val="26"/>
+          <w:szCs w:val="26"/>
+        </w:rPr>
+        <w:t>Quy trình quản lý lịch cho bác sĩ</w:t>
+      </w:r>
+    </w:p>
+    <w:p>
+      <w:pPr>
+        <w:pStyle w:val="ListParagraph"/>
+        <w:ind w:left="1080"/>
+        <w:rPr>
+          <w:rFonts w:ascii="Times New Roman" w:hAnsi="Times New Roman" w:cs="Times New Roman"/>
+          <w:b/>
+          <w:sz w:val="26"/>
+          <w:szCs w:val="26"/>
+          <w:lang w:val="vi-VN"/>
+        </w:rPr>
+      </w:pPr>
+    </w:p>
+    <w:p>
+      <w:pPr>
+        <w:pStyle w:val="ListParagraph"/>
+        <w:ind w:left="1080"/>
+        <w:rPr>
+          <w:rFonts w:ascii="Times New Roman" w:hAnsi="Times New Roman" w:cs="Times New Roman"/>
+          <w:b/>
+          <w:sz w:val="26"/>
+          <w:szCs w:val="26"/>
+          <w:lang w:val="vi-VN"/>
+        </w:rPr>
+      </w:pPr>
+      <w:r>
+        <w:rPr>
+          <w:rFonts w:ascii="Times New Roman" w:hAnsi="Times New Roman" w:cs="Times New Roman"/>
+          <w:b/>
+          <w:bCs/>
+          <w:sz w:val="26"/>
+          <w:szCs w:val="26"/>
+        </w:rPr>
+        <w:lastRenderedPageBreak/>
+        <w:t xml:space="preserve">Bước </w:t>
+      </w:r>
+      <w:proofErr w:type="gramStart"/>
+      <w:r>
+        <w:rPr>
+          <w:rFonts w:ascii="Times New Roman" w:hAnsi="Times New Roman" w:cs="Times New Roman"/>
+          <w:b/>
+          <w:bCs/>
+          <w:sz w:val="26"/>
+          <w:szCs w:val="26"/>
+        </w:rPr>
+        <w:t>1</w:t>
+      </w:r>
+      <w:r>
+        <w:rPr>
+          <w:rFonts w:ascii="Times New Roman" w:hAnsi="Times New Roman" w:cs="Times New Roman"/>
+          <w:b/>
+          <w:sz w:val="26"/>
+          <w:szCs w:val="26"/>
+          <w:lang w:val="vi-VN"/>
+        </w:rPr>
+        <w:t xml:space="preserve"> :</w:t>
+      </w:r>
+      <w:proofErr w:type="gramEnd"/>
+      <w:r>
+        <w:rPr>
+          <w:rFonts w:ascii="Times New Roman" w:hAnsi="Times New Roman" w:cs="Times New Roman"/>
+          <w:b/>
+          <w:sz w:val="26"/>
+          <w:szCs w:val="26"/>
+        </w:rPr>
+        <w:t xml:space="preserve"> </w:t>
+      </w:r>
+      <w:r>
+        <w:rPr>
+          <w:rFonts w:ascii="Times New Roman" w:hAnsi="Times New Roman" w:cs="Times New Roman"/>
+          <w:bCs/>
+          <w:sz w:val="26"/>
+          <w:szCs w:val="26"/>
+        </w:rPr>
+        <w:t>nhân viên cập nhật lịch làm việc, thời gian làm việc và phòng khám của từng bác sĩ.</w:t>
+      </w:r>
+      <w:r>
+        <w:rPr>
+          <w:rFonts w:ascii="Times New Roman" w:hAnsi="Times New Roman" w:cs="Times New Roman"/>
+          <w:b/>
+          <w:sz w:val="26"/>
+          <w:szCs w:val="26"/>
+        </w:rPr>
+        <w:t xml:space="preserve"> </w:t>
+      </w:r>
+    </w:p>
+    <w:p>
+      <w:pPr>
+        <w:pStyle w:val="ListParagraph"/>
+        <w:ind w:left="1080"/>
+        <w:rPr>
+          <w:rFonts w:ascii="Times New Roman" w:hAnsi="Times New Roman" w:cs="Times New Roman"/>
+          <w:b/>
+          <w:sz w:val="26"/>
+          <w:szCs w:val="26"/>
+          <w:lang w:val="vi-VN"/>
+        </w:rPr>
+      </w:pPr>
+    </w:p>
+    <w:p>
+      <w:pPr>
+        <w:pStyle w:val="ListParagraph"/>
+        <w:ind w:left="1080"/>
+        <w:rPr>
+          <w:rFonts w:ascii="Times New Roman" w:hAnsi="Times New Roman" w:cs="Times New Roman"/>
+          <w:b/>
+          <w:sz w:val="26"/>
+          <w:szCs w:val="26"/>
+          <w:lang w:val="vi-VN"/>
+        </w:rPr>
+      </w:pPr>
+      <w:r>
+        <w:rPr>
+          <w:rFonts w:ascii="Times New Roman" w:hAnsi="Times New Roman" w:cs="Times New Roman"/>
+          <w:b/>
+          <w:bCs/>
+          <w:sz w:val="26"/>
+          <w:szCs w:val="26"/>
+        </w:rPr>
+        <w:t xml:space="preserve">Bước </w:t>
+      </w:r>
+      <w:proofErr w:type="gramStart"/>
+      <w:r>
+        <w:rPr>
+          <w:rFonts w:ascii="Times New Roman" w:hAnsi="Times New Roman" w:cs="Times New Roman"/>
+          <w:b/>
+          <w:bCs/>
+          <w:sz w:val="26"/>
+          <w:szCs w:val="26"/>
+        </w:rPr>
+        <w:t>2</w:t>
+      </w:r>
+      <w:r>
+        <w:rPr>
+          <w:rFonts w:ascii="Times New Roman" w:hAnsi="Times New Roman" w:cs="Times New Roman"/>
+          <w:b/>
+          <w:sz w:val="26"/>
+          <w:szCs w:val="26"/>
+          <w:lang w:val="vi-VN"/>
+        </w:rPr>
+        <w:t xml:space="preserve"> :</w:t>
+      </w:r>
+      <w:proofErr w:type="gramEnd"/>
+      <w:r>
+        <w:rPr>
+          <w:rFonts w:ascii="Times New Roman" w:hAnsi="Times New Roman" w:cs="Times New Roman"/>
+          <w:b/>
+          <w:sz w:val="26"/>
+          <w:szCs w:val="26"/>
+        </w:rPr>
+        <w:t xml:space="preserve"> </w:t>
+      </w:r>
+      <w:r>
+        <w:rPr>
+          <w:rFonts w:ascii="Times New Roman" w:hAnsi="Times New Roman" w:cs="Times New Roman"/>
+          <w:bCs/>
+          <w:sz w:val="26"/>
+          <w:szCs w:val="26"/>
+        </w:rPr>
+        <w:t>nhân viên kiểm tra các lịch hẹn đã được đặt trong từng ngày và từng khung giờ.</w:t>
+      </w:r>
+      <w:r>
+        <w:rPr>
+          <w:rFonts w:ascii="Times New Roman" w:hAnsi="Times New Roman" w:cs="Times New Roman"/>
+          <w:b/>
+          <w:sz w:val="26"/>
+          <w:szCs w:val="26"/>
+        </w:rPr>
+        <w:t xml:space="preserve"> </w:t>
+      </w:r>
+    </w:p>
+    <w:p>
+      <w:pPr>
+        <w:pStyle w:val="ListParagraph"/>
+        <w:ind w:left="1080"/>
+        <w:rPr>
+          <w:rFonts w:ascii="Times New Roman" w:hAnsi="Times New Roman" w:cs="Times New Roman"/>
+          <w:b/>
+          <w:sz w:val="26"/>
+          <w:szCs w:val="26"/>
+          <w:lang w:val="vi-VN"/>
+        </w:rPr>
+      </w:pPr>
+    </w:p>
+    <w:p>
+      <w:pPr>
+        <w:pStyle w:val="ListParagraph"/>
+        <w:ind w:left="1080"/>
+        <w:rPr>
+          <w:rFonts w:ascii="Times New Roman" w:hAnsi="Times New Roman" w:cs="Times New Roman"/>
+          <w:bCs/>
+          <w:sz w:val="26"/>
+          <w:szCs w:val="26"/>
+          <w:lang w:val="vi-VN"/>
+        </w:rPr>
+      </w:pPr>
+      <w:r>
+        <w:rPr>
+          <w:rFonts w:ascii="Times New Roman" w:hAnsi="Times New Roman" w:cs="Times New Roman"/>
+          <w:b/>
+          <w:bCs/>
+          <w:sz w:val="26"/>
+          <w:szCs w:val="26"/>
+        </w:rPr>
+        <w:t xml:space="preserve">Bước </w:t>
+      </w:r>
+      <w:proofErr w:type="gramStart"/>
+      <w:r>
+        <w:rPr>
+          <w:rFonts w:ascii="Times New Roman" w:hAnsi="Times New Roman" w:cs="Times New Roman"/>
+          <w:b/>
+          <w:bCs/>
+          <w:sz w:val="26"/>
+          <w:szCs w:val="26"/>
+        </w:rPr>
+        <w:t>3</w:t>
+      </w:r>
+      <w:r>
+        <w:rPr>
+          <w:rFonts w:ascii="Times New Roman" w:hAnsi="Times New Roman" w:cs="Times New Roman"/>
+          <w:b/>
+          <w:sz w:val="26"/>
+          <w:szCs w:val="26"/>
+          <w:lang w:val="vi-VN"/>
+        </w:rPr>
+        <w:t xml:space="preserve"> :</w:t>
+      </w:r>
+      <w:proofErr w:type="gramEnd"/>
+      <w:r>
+        <w:rPr>
+          <w:rFonts w:ascii="Times New Roman" w:hAnsi="Times New Roman" w:cs="Times New Roman"/>
+          <w:b/>
+          <w:sz w:val="26"/>
+          <w:szCs w:val="26"/>
+          <w:lang w:val="vi-VN"/>
+        </w:rPr>
+        <w:t xml:space="preserve"> </w:t>
+      </w:r>
+      <w:r>
+        <w:rPr>
+          <w:rFonts w:ascii="Times New Roman" w:hAnsi="Times New Roman" w:cs="Times New Roman"/>
+          <w:bCs/>
+          <w:sz w:val="26"/>
+          <w:szCs w:val="26"/>
+        </w:rPr>
+        <w:t>khi có lịch mới, nhân viên bổ sung bệnh nhân vào khung giờ còn trống.</w:t>
+      </w:r>
+    </w:p>
+    <w:p>
+      <w:pPr>
+        <w:pStyle w:val="ListParagraph"/>
+        <w:ind w:left="1080"/>
+        <w:rPr>
+          <w:rFonts w:ascii="Times New Roman" w:hAnsi="Times New Roman" w:cs="Times New Roman"/>
+          <w:bCs/>
+          <w:sz w:val="26"/>
+          <w:szCs w:val="26"/>
+          <w:lang w:val="vi-VN"/>
+        </w:rPr>
+      </w:pPr>
+      <w:r>
+        <w:rPr>
+          <w:rFonts w:ascii="Times New Roman" w:hAnsi="Times New Roman" w:cs="Times New Roman"/>
+          <w:bCs/>
+          <w:sz w:val="26"/>
+          <w:szCs w:val="26"/>
+        </w:rPr>
+        <w:t xml:space="preserve"> </w:t>
+      </w:r>
+    </w:p>
+    <w:p>
+      <w:pPr>
+        <w:pStyle w:val="ListParagraph"/>
+        <w:ind w:left="1080"/>
+        <w:rPr>
+          <w:rFonts w:ascii="Times New Roman" w:hAnsi="Times New Roman" w:cs="Times New Roman"/>
+          <w:b/>
+          <w:sz w:val="26"/>
+          <w:szCs w:val="26"/>
+          <w:lang w:val="vi-VN"/>
+        </w:rPr>
+      </w:pPr>
+      <w:r>
+        <w:rPr>
+          <w:rFonts w:ascii="Times New Roman" w:hAnsi="Times New Roman" w:cs="Times New Roman"/>
+          <w:b/>
+          <w:bCs/>
+          <w:sz w:val="26"/>
+          <w:szCs w:val="26"/>
+        </w:rPr>
+        <w:t xml:space="preserve">Bước </w:t>
+      </w:r>
+      <w:proofErr w:type="gramStart"/>
+      <w:r>
+        <w:rPr>
+          <w:rFonts w:ascii="Times New Roman" w:hAnsi="Times New Roman" w:cs="Times New Roman"/>
+          <w:b/>
+          <w:bCs/>
+          <w:sz w:val="26"/>
+          <w:szCs w:val="26"/>
+        </w:rPr>
+        <w:t>4</w:t>
+      </w:r>
+      <w:r>
+        <w:rPr>
+          <w:rFonts w:ascii="Times New Roman" w:hAnsi="Times New Roman" w:cs="Times New Roman"/>
+          <w:b/>
+          <w:sz w:val="26"/>
+          <w:szCs w:val="26"/>
+          <w:lang w:val="vi-VN"/>
+        </w:rPr>
+        <w:t xml:space="preserve"> :</w:t>
+      </w:r>
+      <w:proofErr w:type="gramEnd"/>
+      <w:r>
+        <w:rPr>
+          <w:rFonts w:ascii="Times New Roman" w:hAnsi="Times New Roman" w:cs="Times New Roman"/>
+          <w:b/>
+          <w:sz w:val="26"/>
+          <w:szCs w:val="26"/>
+        </w:rPr>
+        <w:t xml:space="preserve"> </w:t>
+      </w:r>
+      <w:r>
+        <w:rPr>
+          <w:rFonts w:ascii="Times New Roman" w:hAnsi="Times New Roman" w:cs="Times New Roman"/>
+          <w:bCs/>
+          <w:sz w:val="26"/>
+          <w:szCs w:val="26"/>
+        </w:rPr>
+        <w:t>N</w:t>
+      </w:r>
+      <w:r>
+        <w:rPr>
+          <w:rFonts w:ascii="Times New Roman" w:hAnsi="Times New Roman" w:cs="Times New Roman"/>
+          <w:bCs/>
+          <w:sz w:val="26"/>
+          <w:szCs w:val="26"/>
+        </w:rPr>
+        <w:t>ếu bác sĩ hoặc bệnh nhân có thay đổi, nhân viên thực hiện điều chỉnh thông tin lịch.</w:t>
+      </w:r>
+      <w:r>
+        <w:rPr>
+          <w:rFonts w:ascii="Times New Roman" w:hAnsi="Times New Roman" w:cs="Times New Roman"/>
+          <w:b/>
+          <w:sz w:val="26"/>
+          <w:szCs w:val="26"/>
+        </w:rPr>
+        <w:t xml:space="preserve"> </w:t>
+      </w:r>
+    </w:p>
+    <w:p>
+      <w:pPr>
+        <w:pStyle w:val="ListParagraph"/>
+        <w:ind w:left="1080"/>
+        <w:rPr>
+          <w:rFonts w:ascii="Times New Roman" w:hAnsi="Times New Roman" w:cs="Times New Roman"/>
+          <w:b/>
+          <w:sz w:val="26"/>
+          <w:szCs w:val="26"/>
+          <w:lang w:val="vi-VN"/>
+        </w:rPr>
+      </w:pPr>
+    </w:p>
+    <w:p>
+      <w:pPr>
+        <w:pStyle w:val="ListParagraph"/>
+        <w:ind w:left="1080"/>
+        <w:rPr>
+          <w:rFonts w:ascii="Times New Roman" w:hAnsi="Times New Roman" w:cs="Times New Roman"/>
+          <w:bCs/>
+          <w:sz w:val="26"/>
+          <w:szCs w:val="26"/>
+          <w:lang w:val="vi-VN"/>
+        </w:rPr>
+      </w:pPr>
+      <w:r>
+        <w:rPr>
+          <w:rFonts w:ascii="Times New Roman" w:hAnsi="Times New Roman" w:cs="Times New Roman"/>
+          <w:b/>
+          <w:bCs/>
+          <w:sz w:val="26"/>
+          <w:szCs w:val="26"/>
+        </w:rPr>
+        <w:t xml:space="preserve">Bước </w:t>
+      </w:r>
+      <w:proofErr w:type="gramStart"/>
+      <w:r>
+        <w:rPr>
+          <w:rFonts w:ascii="Times New Roman" w:hAnsi="Times New Roman" w:cs="Times New Roman"/>
+          <w:b/>
+          <w:bCs/>
+          <w:sz w:val="26"/>
+          <w:szCs w:val="26"/>
+        </w:rPr>
+        <w:t>5</w:t>
+      </w:r>
+      <w:r>
+        <w:rPr>
+          <w:rFonts w:ascii="Times New Roman" w:hAnsi="Times New Roman" w:cs="Times New Roman"/>
+          <w:b/>
+          <w:sz w:val="26"/>
+          <w:szCs w:val="26"/>
+          <w:lang w:val="vi-VN"/>
+        </w:rPr>
+        <w:t xml:space="preserve"> :</w:t>
+      </w:r>
+      <w:proofErr w:type="gramEnd"/>
+      <w:r>
+        <w:rPr>
+          <w:rFonts w:ascii="Times New Roman" w:hAnsi="Times New Roman" w:cs="Times New Roman"/>
+          <w:b/>
+          <w:sz w:val="26"/>
+          <w:szCs w:val="26"/>
+          <w:lang w:val="vi-VN"/>
+        </w:rPr>
+        <w:t xml:space="preserve"> </w:t>
+      </w:r>
+      <w:r>
+        <w:rPr>
+          <w:rFonts w:ascii="Times New Roman" w:hAnsi="Times New Roman" w:cs="Times New Roman"/>
+          <w:bCs/>
+          <w:sz w:val="26"/>
+          <w:szCs w:val="26"/>
+        </w:rPr>
+        <w:t>N</w:t>
+      </w:r>
+      <w:r>
+        <w:rPr>
+          <w:rFonts w:ascii="Times New Roman" w:hAnsi="Times New Roman" w:cs="Times New Roman"/>
+          <w:bCs/>
+          <w:sz w:val="26"/>
+          <w:szCs w:val="26"/>
+        </w:rPr>
+        <w:t>hân viên kiểm tra lại toàn bộ lịch để phát hiện tình trạng trùng giờ hoặc vượt quá khả năng tiếp nhận.</w:t>
+      </w:r>
+    </w:p>
+    <w:p>
+      <w:pPr>
+        <w:pStyle w:val="ListParagraph"/>
+        <w:ind w:left="1080"/>
+        <w:rPr>
+          <w:rFonts w:ascii="Times New Roman" w:hAnsi="Times New Roman" w:cs="Times New Roman"/>
+          <w:bCs/>
+          <w:sz w:val="26"/>
+          <w:szCs w:val="26"/>
+          <w:lang w:val="vi-VN"/>
+        </w:rPr>
+      </w:pPr>
+    </w:p>
+    <w:p>
+      <w:pPr>
+        <w:pStyle w:val="ListParagraph"/>
+        <w:ind w:left="1080"/>
+        <w:rPr>
+          <w:rFonts w:ascii="Times New Roman" w:hAnsi="Times New Roman" w:cs="Times New Roman"/>
+          <w:bCs/>
+          <w:sz w:val="26"/>
+          <w:szCs w:val="26"/>
+          <w:lang w:val="vi-VN"/>
+        </w:rPr>
+      </w:pPr>
+      <w:r>
+        <w:rPr>
+          <w:rFonts w:ascii="Times New Roman" w:hAnsi="Times New Roman" w:cs="Times New Roman"/>
+          <w:b/>
+          <w:sz w:val="26"/>
+          <w:szCs w:val="26"/>
+        </w:rPr>
+        <w:t>Kết thúc</w:t>
+      </w:r>
+      <w:r>
+        <w:rPr>
+          <w:rFonts w:ascii="Times New Roman" w:hAnsi="Times New Roman" w:cs="Times New Roman"/>
+          <w:b/>
+          <w:sz w:val="26"/>
+          <w:szCs w:val="26"/>
+          <w:lang w:val="vi-VN"/>
+        </w:rPr>
+        <w:t xml:space="preserve"> </w:t>
+      </w:r>
+      <w:r>
+        <w:rPr>
+          <w:rFonts w:ascii="Times New Roman" w:hAnsi="Times New Roman" w:cs="Times New Roman"/>
+          <w:b/>
+          <w:sz w:val="26"/>
+          <w:szCs w:val="26"/>
+        </w:rPr>
+        <w:t xml:space="preserve">quy </w:t>
+      </w:r>
+      <w:proofErr w:type="gramStart"/>
+      <w:r>
+        <w:rPr>
+          <w:rFonts w:ascii="Times New Roman" w:hAnsi="Times New Roman" w:cs="Times New Roman"/>
+          <w:b/>
+          <w:sz w:val="26"/>
+          <w:szCs w:val="26"/>
+        </w:rPr>
+        <w:t>trình</w:t>
+      </w:r>
+      <w:r>
+        <w:rPr>
+          <w:rFonts w:ascii="Times New Roman" w:hAnsi="Times New Roman" w:cs="Times New Roman"/>
+          <w:b/>
+          <w:sz w:val="26"/>
+          <w:szCs w:val="26"/>
+          <w:lang w:val="vi-VN"/>
+        </w:rPr>
+        <w:t xml:space="preserve"> :</w:t>
+      </w:r>
+      <w:proofErr w:type="gramEnd"/>
+      <w:r>
+        <w:rPr>
+          <w:rFonts w:ascii="Times New Roman" w:hAnsi="Times New Roman" w:cs="Times New Roman"/>
+          <w:b/>
+          <w:sz w:val="26"/>
+          <w:szCs w:val="26"/>
+        </w:rPr>
+        <w:t xml:space="preserve"> </w:t>
+      </w:r>
+      <w:r>
+        <w:rPr>
+          <w:rFonts w:ascii="Times New Roman" w:hAnsi="Times New Roman" w:cs="Times New Roman"/>
+          <w:bCs/>
+          <w:sz w:val="26"/>
+          <w:szCs w:val="26"/>
+        </w:rPr>
+        <w:t>B</w:t>
+      </w:r>
+      <w:r>
+        <w:rPr>
+          <w:rFonts w:ascii="Times New Roman" w:hAnsi="Times New Roman" w:cs="Times New Roman"/>
+          <w:bCs/>
+          <w:sz w:val="26"/>
+          <w:szCs w:val="26"/>
+        </w:rPr>
+        <w:t xml:space="preserve">ác sĩ có danh sách bệnh nhân và lịch làm việc rõ ràng trong </w:t>
+      </w:r>
+      <w:r>
+        <w:rPr>
+          <w:rFonts w:ascii="Times New Roman" w:hAnsi="Times New Roman" w:cs="Times New Roman"/>
+          <w:bCs/>
+          <w:sz w:val="26"/>
+          <w:szCs w:val="26"/>
+        </w:rPr>
+        <w:t>ngày</w:t>
+      </w:r>
+      <w:r>
+        <w:rPr>
+          <w:rFonts w:ascii="Times New Roman" w:hAnsi="Times New Roman" w:cs="Times New Roman"/>
+          <w:bCs/>
+          <w:sz w:val="26"/>
+          <w:szCs w:val="26"/>
+          <w:lang w:val="vi-VN"/>
+        </w:rPr>
+        <w:t>.</w:t>
+      </w:r>
+    </w:p>
+    <w:p>
+      <w:pPr>
+        <w:pStyle w:val="ListParagraph"/>
+        <w:ind w:left="1080"/>
+        <w:rPr>
+          <w:rFonts w:ascii="Times New Roman" w:hAnsi="Times New Roman" w:cs="Times New Roman"/>
+          <w:b/>
+          <w:sz w:val="26"/>
+          <w:szCs w:val="26"/>
+          <w:lang w:val="vi-VN"/>
+        </w:rPr>
+      </w:pPr>
+    </w:p>
+    <w:p>
+      <w:pPr>
+        <w:pStyle w:val="ListParagraph"/>
+        <w:numPr>
+          <w:ilvl w:val="0"/>
+          <w:numId w:val="7"/>
+        </w:numPr>
+        <w:rPr>
+          <w:rFonts w:ascii="Times New Roman" w:hAnsi="Times New Roman" w:cs="Times New Roman"/>
+          <w:b/>
+          <w:sz w:val="26"/>
+          <w:szCs w:val="26"/>
+          <w:lang w:val="vi-VN"/>
+        </w:rPr>
+      </w:pPr>
+      <w:r>
+        <w:rPr>
+          <w:rFonts w:ascii="Times New Roman" w:hAnsi="Times New Roman" w:cs="Times New Roman"/>
+          <w:b/>
+          <w:sz w:val="26"/>
+          <w:szCs w:val="26"/>
+        </w:rPr>
+        <w:t>Quy trình xác nhận lịch khám</w:t>
+      </w:r>
+    </w:p>
+    <w:p>
+      <w:pPr>
+        <w:pStyle w:val="ListParagraph"/>
+        <w:ind w:left="1080"/>
+        <w:rPr>
+          <w:rFonts w:ascii="Times New Roman" w:hAnsi="Times New Roman" w:cs="Times New Roman"/>
+          <w:b/>
+          <w:sz w:val="26"/>
+          <w:szCs w:val="26"/>
+          <w:lang w:val="vi-VN"/>
+        </w:rPr>
+      </w:pPr>
+    </w:p>
+    <w:p>
+      <w:pPr>
+        <w:pStyle w:val="ListParagraph"/>
+        <w:ind w:left="1080"/>
+        <w:rPr>
+          <w:rFonts w:ascii="Times New Roman" w:hAnsi="Times New Roman" w:cs="Times New Roman"/>
+          <w:b/>
+          <w:sz w:val="26"/>
+          <w:szCs w:val="26"/>
+          <w:lang w:val="vi-VN"/>
+        </w:rPr>
+      </w:pPr>
+      <w:r>
+        <w:rPr>
+          <w:rFonts w:ascii="Times New Roman" w:hAnsi="Times New Roman" w:cs="Times New Roman"/>
+          <w:b/>
+          <w:bCs/>
+          <w:sz w:val="26"/>
+          <w:szCs w:val="26"/>
+        </w:rPr>
+        <w:t xml:space="preserve">Bước </w:t>
+      </w:r>
+      <w:proofErr w:type="gramStart"/>
+      <w:r>
+        <w:rPr>
+          <w:rFonts w:ascii="Times New Roman" w:hAnsi="Times New Roman" w:cs="Times New Roman"/>
+          <w:b/>
+          <w:bCs/>
+          <w:sz w:val="26"/>
+          <w:szCs w:val="26"/>
+        </w:rPr>
+        <w:t>1</w:t>
+      </w:r>
+      <w:r>
+        <w:rPr>
+          <w:rFonts w:ascii="Times New Roman" w:hAnsi="Times New Roman" w:cs="Times New Roman"/>
+          <w:b/>
+          <w:sz w:val="26"/>
+          <w:szCs w:val="26"/>
+          <w:lang w:val="vi-VN"/>
+        </w:rPr>
+        <w:t xml:space="preserve"> :</w:t>
+      </w:r>
+      <w:proofErr w:type="gramEnd"/>
+      <w:r>
+        <w:rPr>
+          <w:rFonts w:ascii="Times New Roman" w:hAnsi="Times New Roman" w:cs="Times New Roman"/>
+          <w:b/>
+          <w:sz w:val="26"/>
+          <w:szCs w:val="26"/>
+        </w:rPr>
+        <w:t xml:space="preserve"> </w:t>
+      </w:r>
+      <w:r>
+        <w:rPr>
+          <w:rFonts w:ascii="Times New Roman" w:hAnsi="Times New Roman" w:cs="Times New Roman"/>
+          <w:bCs/>
+          <w:sz w:val="26"/>
+          <w:szCs w:val="26"/>
+        </w:rPr>
+        <w:t>N</w:t>
+      </w:r>
+      <w:r>
+        <w:rPr>
+          <w:rFonts w:ascii="Times New Roman" w:hAnsi="Times New Roman" w:cs="Times New Roman"/>
+          <w:bCs/>
+          <w:sz w:val="26"/>
+          <w:szCs w:val="26"/>
+        </w:rPr>
+        <w:t>hân viên kiểm tra danh sách các lịch hẹn chưa được xác nhận.</w:t>
+      </w:r>
+      <w:r>
+        <w:rPr>
+          <w:rFonts w:ascii="Times New Roman" w:hAnsi="Times New Roman" w:cs="Times New Roman"/>
+          <w:b/>
+          <w:sz w:val="26"/>
+          <w:szCs w:val="26"/>
+        </w:rPr>
+        <w:t xml:space="preserve"> </w:t>
+      </w:r>
+    </w:p>
+    <w:p>
+      <w:pPr>
+        <w:pStyle w:val="ListParagraph"/>
+        <w:ind w:left="1080"/>
+        <w:rPr>
+          <w:rFonts w:ascii="Times New Roman" w:hAnsi="Times New Roman" w:cs="Times New Roman"/>
+          <w:b/>
+          <w:sz w:val="26"/>
+          <w:szCs w:val="26"/>
+          <w:lang w:val="vi-VN"/>
+        </w:rPr>
+      </w:pPr>
+    </w:p>
+    <w:p>
+      <w:pPr>
+        <w:pStyle w:val="ListParagraph"/>
+        <w:ind w:left="1080"/>
+        <w:rPr>
+          <w:rFonts w:ascii="Times New Roman" w:hAnsi="Times New Roman" w:cs="Times New Roman"/>
+          <w:b/>
+          <w:sz w:val="26"/>
+          <w:szCs w:val="26"/>
+          <w:lang w:val="vi-VN"/>
+        </w:rPr>
+      </w:pPr>
+      <w:r>
+        <w:rPr>
+          <w:rFonts w:ascii="Times New Roman" w:hAnsi="Times New Roman" w:cs="Times New Roman"/>
+          <w:b/>
+          <w:bCs/>
+          <w:sz w:val="26"/>
+          <w:szCs w:val="26"/>
+        </w:rPr>
+        <w:t xml:space="preserve">Bước </w:t>
+      </w:r>
+      <w:proofErr w:type="gramStart"/>
+      <w:r>
+        <w:rPr>
+          <w:rFonts w:ascii="Times New Roman" w:hAnsi="Times New Roman" w:cs="Times New Roman"/>
+          <w:b/>
+          <w:bCs/>
+          <w:sz w:val="26"/>
+          <w:szCs w:val="26"/>
+        </w:rPr>
+        <w:t>2</w:t>
+      </w:r>
+      <w:r>
+        <w:rPr>
+          <w:rFonts w:ascii="Times New Roman" w:hAnsi="Times New Roman" w:cs="Times New Roman"/>
+          <w:b/>
+          <w:sz w:val="26"/>
+          <w:szCs w:val="26"/>
+          <w:lang w:val="vi-VN"/>
+        </w:rPr>
+        <w:t xml:space="preserve"> :</w:t>
+      </w:r>
+      <w:proofErr w:type="gramEnd"/>
+      <w:r>
+        <w:rPr>
+          <w:rFonts w:ascii="Times New Roman" w:hAnsi="Times New Roman" w:cs="Times New Roman"/>
+          <w:b/>
+          <w:sz w:val="26"/>
+          <w:szCs w:val="26"/>
+        </w:rPr>
+        <w:t xml:space="preserve"> </w:t>
+      </w:r>
+      <w:r>
+        <w:rPr>
+          <w:rFonts w:ascii="Times New Roman" w:hAnsi="Times New Roman" w:cs="Times New Roman"/>
+          <w:bCs/>
+          <w:sz w:val="26"/>
+          <w:szCs w:val="26"/>
+        </w:rPr>
+        <w:t>N</w:t>
+      </w:r>
+      <w:r>
+        <w:rPr>
+          <w:rFonts w:ascii="Times New Roman" w:hAnsi="Times New Roman" w:cs="Times New Roman"/>
+          <w:bCs/>
+          <w:sz w:val="26"/>
+          <w:szCs w:val="26"/>
+        </w:rPr>
+        <w:t>hân viên liên hệ với bệnh nhân để kiểm tra lại thời gian, bác sĩ và nhu cầu khám.</w:t>
+      </w:r>
+      <w:r>
+        <w:rPr>
+          <w:rFonts w:ascii="Times New Roman" w:hAnsi="Times New Roman" w:cs="Times New Roman"/>
+          <w:b/>
+          <w:sz w:val="26"/>
+          <w:szCs w:val="26"/>
+        </w:rPr>
+        <w:t xml:space="preserve"> </w:t>
+      </w:r>
+    </w:p>
+    <w:p>
+      <w:pPr>
+        <w:pStyle w:val="ListParagraph"/>
+        <w:ind w:left="1080"/>
+        <w:rPr>
+          <w:rFonts w:ascii="Times New Roman" w:hAnsi="Times New Roman" w:cs="Times New Roman"/>
+          <w:b/>
+          <w:sz w:val="26"/>
+          <w:szCs w:val="26"/>
+          <w:lang w:val="vi-VN"/>
+        </w:rPr>
+      </w:pPr>
+    </w:p>
+    <w:p>
+      <w:pPr>
+        <w:pStyle w:val="ListParagraph"/>
+        <w:ind w:left="1080"/>
+        <w:rPr>
+          <w:rFonts w:ascii="Times New Roman" w:hAnsi="Times New Roman" w:cs="Times New Roman"/>
+          <w:b/>
+          <w:sz w:val="26"/>
+          <w:szCs w:val="26"/>
+          <w:lang w:val="vi-VN"/>
+        </w:rPr>
+      </w:pPr>
+      <w:r>
+        <w:rPr>
+          <w:rFonts w:ascii="Times New Roman" w:hAnsi="Times New Roman" w:cs="Times New Roman"/>
+          <w:b/>
+          <w:bCs/>
+          <w:sz w:val="26"/>
+          <w:szCs w:val="26"/>
+        </w:rPr>
+        <w:t xml:space="preserve">Bước </w:t>
+      </w:r>
+      <w:proofErr w:type="gramStart"/>
+      <w:r>
+        <w:rPr>
+          <w:rFonts w:ascii="Times New Roman" w:hAnsi="Times New Roman" w:cs="Times New Roman"/>
+          <w:b/>
+          <w:bCs/>
+          <w:sz w:val="26"/>
+          <w:szCs w:val="26"/>
+        </w:rPr>
+        <w:t>3</w:t>
+      </w:r>
+      <w:r>
+        <w:rPr>
+          <w:rFonts w:ascii="Times New Roman" w:hAnsi="Times New Roman" w:cs="Times New Roman"/>
+          <w:b/>
+          <w:sz w:val="26"/>
+          <w:szCs w:val="26"/>
+          <w:lang w:val="vi-VN"/>
+        </w:rPr>
+        <w:t xml:space="preserve"> :</w:t>
+      </w:r>
+      <w:proofErr w:type="gramEnd"/>
+      <w:r>
+        <w:rPr>
+          <w:rFonts w:ascii="Times New Roman" w:hAnsi="Times New Roman" w:cs="Times New Roman"/>
+          <w:b/>
+          <w:sz w:val="26"/>
+          <w:szCs w:val="26"/>
+        </w:rPr>
+        <w:t xml:space="preserve"> </w:t>
+      </w:r>
+      <w:r>
+        <w:rPr>
+          <w:rFonts w:ascii="Times New Roman" w:hAnsi="Times New Roman" w:cs="Times New Roman"/>
+          <w:bCs/>
+          <w:sz w:val="26"/>
+          <w:szCs w:val="26"/>
+        </w:rPr>
+        <w:t>N</w:t>
+      </w:r>
+      <w:r>
+        <w:rPr>
+          <w:rFonts w:ascii="Times New Roman" w:hAnsi="Times New Roman" w:cs="Times New Roman"/>
+          <w:bCs/>
+          <w:sz w:val="26"/>
+          <w:szCs w:val="26"/>
+        </w:rPr>
+        <w:t>ếu bệnh nhân đồng ý, nhân viên cập nhật trạng thái lịch thành đã xác nhận.</w:t>
+      </w:r>
+      <w:r>
+        <w:rPr>
+          <w:rFonts w:ascii="Times New Roman" w:hAnsi="Times New Roman" w:cs="Times New Roman"/>
+          <w:b/>
+          <w:sz w:val="26"/>
+          <w:szCs w:val="26"/>
+        </w:rPr>
+        <w:t xml:space="preserve"> </w:t>
+      </w:r>
+    </w:p>
+    <w:p>
+      <w:pPr>
+        <w:pStyle w:val="ListParagraph"/>
+        <w:ind w:left="1080"/>
+        <w:rPr>
+          <w:rFonts w:ascii="Times New Roman" w:hAnsi="Times New Roman" w:cs="Times New Roman"/>
+          <w:b/>
+          <w:sz w:val="26"/>
+          <w:szCs w:val="26"/>
+          <w:lang w:val="vi-VN"/>
+        </w:rPr>
+      </w:pPr>
+    </w:p>
+    <w:p>
+      <w:pPr>
+        <w:pStyle w:val="ListParagraph"/>
+        <w:ind w:left="1080"/>
+        <w:rPr>
+          <w:rFonts w:ascii="Times New Roman" w:hAnsi="Times New Roman" w:cs="Times New Roman"/>
+          <w:b/>
+          <w:sz w:val="26"/>
+          <w:szCs w:val="26"/>
+          <w:lang w:val="vi-VN"/>
+        </w:rPr>
+      </w:pPr>
+      <w:r>
+        <w:rPr>
+          <w:rFonts w:ascii="Times New Roman" w:hAnsi="Times New Roman" w:cs="Times New Roman"/>
+          <w:b/>
+          <w:bCs/>
+          <w:sz w:val="26"/>
+          <w:szCs w:val="26"/>
+        </w:rPr>
+        <w:t xml:space="preserve">Bước </w:t>
+      </w:r>
+      <w:proofErr w:type="gramStart"/>
+      <w:r>
+        <w:rPr>
+          <w:rFonts w:ascii="Times New Roman" w:hAnsi="Times New Roman" w:cs="Times New Roman"/>
+          <w:b/>
+          <w:bCs/>
+          <w:sz w:val="26"/>
+          <w:szCs w:val="26"/>
+        </w:rPr>
+        <w:t>4</w:t>
+      </w:r>
+      <w:r>
+        <w:rPr>
+          <w:rFonts w:ascii="Times New Roman" w:hAnsi="Times New Roman" w:cs="Times New Roman"/>
+          <w:b/>
+          <w:sz w:val="26"/>
+          <w:szCs w:val="26"/>
+          <w:lang w:val="vi-VN"/>
+        </w:rPr>
+        <w:t xml:space="preserve"> :</w:t>
+      </w:r>
+      <w:proofErr w:type="gramEnd"/>
+      <w:r>
+        <w:rPr>
+          <w:rFonts w:ascii="Times New Roman" w:hAnsi="Times New Roman" w:cs="Times New Roman"/>
+          <w:b/>
+          <w:sz w:val="26"/>
+          <w:szCs w:val="26"/>
+        </w:rPr>
+        <w:t xml:space="preserve"> </w:t>
+      </w:r>
+      <w:r>
+        <w:rPr>
+          <w:rFonts w:ascii="Times New Roman" w:hAnsi="Times New Roman" w:cs="Times New Roman"/>
+          <w:bCs/>
+          <w:sz w:val="26"/>
+          <w:szCs w:val="26"/>
+        </w:rPr>
+        <w:t>N</w:t>
+      </w:r>
+      <w:r>
+        <w:rPr>
+          <w:rFonts w:ascii="Times New Roman" w:hAnsi="Times New Roman" w:cs="Times New Roman"/>
+          <w:bCs/>
+          <w:sz w:val="26"/>
+          <w:szCs w:val="26"/>
+        </w:rPr>
+        <w:t>ếu bệnh nhân yêu cầu thay đổi thời gian, nhân viên kiểm tra lịch trống và điều chỉnh lịch phù hợp</w:t>
+      </w:r>
+      <w:r>
+        <w:rPr>
+          <w:rFonts w:ascii="Times New Roman" w:hAnsi="Times New Roman" w:cs="Times New Roman"/>
+          <w:b/>
+          <w:sz w:val="26"/>
+          <w:szCs w:val="26"/>
+        </w:rPr>
+        <w:t xml:space="preserve">. </w:t>
+      </w:r>
+    </w:p>
+    <w:p>
+      <w:pPr>
+        <w:pStyle w:val="ListParagraph"/>
+        <w:ind w:left="1080"/>
+        <w:rPr>
+          <w:rFonts w:ascii="Times New Roman" w:hAnsi="Times New Roman" w:cs="Times New Roman"/>
+          <w:b/>
+          <w:sz w:val="26"/>
+          <w:szCs w:val="26"/>
+          <w:lang w:val="vi-VN"/>
+        </w:rPr>
+      </w:pPr>
+    </w:p>
+    <w:p>
+      <w:pPr>
+        <w:pStyle w:val="ListParagraph"/>
+        <w:ind w:left="1080"/>
+        <w:rPr>
+          <w:rFonts w:ascii="Times New Roman" w:hAnsi="Times New Roman" w:cs="Times New Roman"/>
+          <w:bCs/>
+          <w:sz w:val="26"/>
+          <w:szCs w:val="26"/>
+          <w:lang w:val="vi-VN"/>
+        </w:rPr>
+      </w:pPr>
+      <w:r>
+        <w:rPr>
+          <w:rFonts w:ascii="Times New Roman" w:hAnsi="Times New Roman" w:cs="Times New Roman"/>
+          <w:b/>
+          <w:bCs/>
+          <w:sz w:val="26"/>
+          <w:szCs w:val="26"/>
+        </w:rPr>
+        <w:t xml:space="preserve">Bước </w:t>
+      </w:r>
+      <w:proofErr w:type="gramStart"/>
+      <w:r>
+        <w:rPr>
+          <w:rFonts w:ascii="Times New Roman" w:hAnsi="Times New Roman" w:cs="Times New Roman"/>
+          <w:b/>
+          <w:bCs/>
+          <w:sz w:val="26"/>
+          <w:szCs w:val="26"/>
+        </w:rPr>
+        <w:t>5</w:t>
+      </w:r>
+      <w:r>
+        <w:rPr>
+          <w:rFonts w:ascii="Times New Roman" w:hAnsi="Times New Roman" w:cs="Times New Roman"/>
+          <w:b/>
+          <w:sz w:val="26"/>
+          <w:szCs w:val="26"/>
+          <w:lang w:val="vi-VN"/>
+        </w:rPr>
+        <w:t xml:space="preserve"> :</w:t>
+      </w:r>
+      <w:proofErr w:type="gramEnd"/>
+      <w:r>
+        <w:rPr>
+          <w:rFonts w:ascii="Times New Roman" w:hAnsi="Times New Roman" w:cs="Times New Roman"/>
+          <w:b/>
+          <w:sz w:val="26"/>
+          <w:szCs w:val="26"/>
+        </w:rPr>
+        <w:t xml:space="preserve"> </w:t>
+      </w:r>
+      <w:r>
+        <w:rPr>
+          <w:rFonts w:ascii="Times New Roman" w:hAnsi="Times New Roman" w:cs="Times New Roman"/>
+          <w:bCs/>
+          <w:sz w:val="26"/>
+          <w:szCs w:val="26"/>
+        </w:rPr>
+        <w:t>N</w:t>
+      </w:r>
+      <w:r>
+        <w:rPr>
+          <w:rFonts w:ascii="Times New Roman" w:hAnsi="Times New Roman" w:cs="Times New Roman"/>
+          <w:bCs/>
+          <w:sz w:val="26"/>
+          <w:szCs w:val="26"/>
+        </w:rPr>
+        <w:t>hân viên thông báo lại lịch chính thức cho bệnh nhân.</w:t>
+      </w:r>
+    </w:p>
+    <w:p>
+      <w:pPr>
+        <w:pStyle w:val="ListParagraph"/>
+        <w:ind w:left="1080"/>
+        <w:rPr>
+          <w:rFonts w:ascii="Times New Roman" w:hAnsi="Times New Roman" w:cs="Times New Roman"/>
+          <w:b/>
+          <w:sz w:val="26"/>
+          <w:szCs w:val="26"/>
+          <w:lang w:val="vi-VN"/>
+        </w:rPr>
+      </w:pPr>
+    </w:p>
+    <w:p>
+      <w:pPr>
+        <w:pStyle w:val="ListParagraph"/>
+        <w:ind w:left="1080"/>
+        <w:rPr>
+          <w:rFonts w:ascii="Times New Roman" w:hAnsi="Times New Roman" w:cs="Times New Roman"/>
+          <w:b/>
+          <w:sz w:val="26"/>
+          <w:szCs w:val="26"/>
+          <w:lang w:val="vi-VN"/>
+        </w:rPr>
+      </w:pPr>
+      <w:r>
+        <w:rPr>
+          <w:rFonts w:ascii="Times New Roman" w:hAnsi="Times New Roman" w:cs="Times New Roman"/>
+          <w:b/>
+          <w:sz w:val="26"/>
+          <w:szCs w:val="26"/>
+        </w:rPr>
+        <w:t>Kết thúc</w:t>
+      </w:r>
+      <w:r>
+        <w:rPr>
+          <w:rFonts w:ascii="Times New Roman" w:hAnsi="Times New Roman" w:cs="Times New Roman"/>
+          <w:b/>
+          <w:sz w:val="26"/>
+          <w:szCs w:val="26"/>
+          <w:lang w:val="vi-VN"/>
+        </w:rPr>
+        <w:t xml:space="preserve"> </w:t>
+      </w:r>
+      <w:r>
+        <w:rPr>
+          <w:rFonts w:ascii="Times New Roman" w:hAnsi="Times New Roman" w:cs="Times New Roman"/>
+          <w:b/>
+          <w:sz w:val="26"/>
+          <w:szCs w:val="26"/>
+        </w:rPr>
+        <w:t xml:space="preserve">quy </w:t>
+      </w:r>
+      <w:proofErr w:type="gramStart"/>
+      <w:r>
+        <w:rPr>
+          <w:rFonts w:ascii="Times New Roman" w:hAnsi="Times New Roman" w:cs="Times New Roman"/>
+          <w:b/>
+          <w:sz w:val="26"/>
+          <w:szCs w:val="26"/>
+        </w:rPr>
+        <w:t>trình</w:t>
+      </w:r>
+      <w:r>
+        <w:rPr>
+          <w:rFonts w:ascii="Times New Roman" w:hAnsi="Times New Roman" w:cs="Times New Roman"/>
+          <w:b/>
+          <w:sz w:val="26"/>
+          <w:szCs w:val="26"/>
+          <w:lang w:val="vi-VN"/>
+        </w:rPr>
+        <w:t xml:space="preserve"> :</w:t>
+      </w:r>
+      <w:proofErr w:type="gramEnd"/>
+      <w:r>
+        <w:rPr>
+          <w:rFonts w:ascii="Times New Roman" w:hAnsi="Times New Roman" w:cs="Times New Roman"/>
+          <w:b/>
+          <w:sz w:val="26"/>
+          <w:szCs w:val="26"/>
+          <w:lang w:val="vi-VN"/>
+        </w:rPr>
+        <w:t xml:space="preserve"> </w:t>
+      </w:r>
+      <w:r>
+        <w:rPr>
+          <w:rFonts w:ascii="Times New Roman" w:hAnsi="Times New Roman" w:cs="Times New Roman"/>
+          <w:bCs/>
+          <w:sz w:val="26"/>
+          <w:szCs w:val="26"/>
+          <w:lang w:val="vi-VN"/>
+        </w:rPr>
+        <w:t>P</w:t>
+      </w:r>
+      <w:r>
+        <w:rPr>
+          <w:rFonts w:ascii="Times New Roman" w:hAnsi="Times New Roman" w:cs="Times New Roman"/>
+          <w:bCs/>
+          <w:sz w:val="26"/>
+          <w:szCs w:val="26"/>
+        </w:rPr>
+        <w:t>hòng khám có danh sách lịch hẹn đã được xác nhận và có thể chủ động chuẩn bị cho ngày khám.</w:t>
+      </w:r>
+    </w:p>
+    <w:p>
+      <w:pPr>
+        <w:pStyle w:val="ListParagraph"/>
+        <w:ind w:left="1080"/>
+        <w:rPr>
+          <w:rFonts w:ascii="Times New Roman" w:hAnsi="Times New Roman" w:cs="Times New Roman"/>
+          <w:b/>
+          <w:sz w:val="26"/>
+          <w:szCs w:val="26"/>
+          <w:lang w:val="vi-VN"/>
+        </w:rPr>
+      </w:pPr>
+    </w:p>
+    <w:p>
+      <w:pPr>
+        <w:pStyle w:val="ListParagraph"/>
+        <w:numPr>
+          <w:ilvl w:val="0"/>
+          <w:numId w:val="7"/>
+        </w:numPr>
+        <w:rPr>
+          <w:rFonts w:ascii="Times New Roman" w:hAnsi="Times New Roman" w:cs="Times New Roman"/>
+          <w:b/>
+          <w:sz w:val="26"/>
+          <w:szCs w:val="26"/>
+          <w:lang w:val="vi-VN"/>
+        </w:rPr>
+      </w:pPr>
+      <w:r>
+        <w:rPr>
+          <w:rFonts w:ascii="Times New Roman" w:hAnsi="Times New Roman" w:cs="Times New Roman"/>
+          <w:b/>
+          <w:sz w:val="26"/>
+          <w:szCs w:val="26"/>
+        </w:rPr>
+        <w:t>Quy trình hủy lịch khám</w:t>
+      </w:r>
+    </w:p>
+    <w:p>
+      <w:pPr>
+        <w:pStyle w:val="ListParagraph"/>
+        <w:ind w:left="1080"/>
+        <w:rPr>
+          <w:rFonts w:ascii="Times New Roman" w:hAnsi="Times New Roman" w:cs="Times New Roman"/>
+          <w:b/>
+          <w:sz w:val="26"/>
+          <w:szCs w:val="26"/>
+          <w:lang w:val="vi-VN"/>
+        </w:rPr>
+      </w:pPr>
+    </w:p>
+    <w:p>
+      <w:pPr>
+        <w:pStyle w:val="ListParagraph"/>
+        <w:ind w:left="1080"/>
+        <w:rPr>
+          <w:rFonts w:ascii="Times New Roman" w:hAnsi="Times New Roman" w:cs="Times New Roman"/>
+          <w:b/>
+          <w:sz w:val="26"/>
+          <w:szCs w:val="26"/>
+          <w:lang w:val="vi-VN"/>
+        </w:rPr>
+      </w:pPr>
+      <w:r>
+        <w:rPr>
+          <w:rFonts w:ascii="Times New Roman" w:hAnsi="Times New Roman" w:cs="Times New Roman"/>
+          <w:b/>
+          <w:bCs/>
+          <w:sz w:val="26"/>
+          <w:szCs w:val="26"/>
+        </w:rPr>
+        <w:t xml:space="preserve">Bước </w:t>
+      </w:r>
+      <w:proofErr w:type="gramStart"/>
+      <w:r>
+        <w:rPr>
+          <w:rFonts w:ascii="Times New Roman" w:hAnsi="Times New Roman" w:cs="Times New Roman"/>
+          <w:b/>
+          <w:bCs/>
+          <w:sz w:val="26"/>
+          <w:szCs w:val="26"/>
+        </w:rPr>
+        <w:t>1</w:t>
+      </w:r>
+      <w:r>
+        <w:rPr>
+          <w:rFonts w:ascii="Times New Roman" w:hAnsi="Times New Roman" w:cs="Times New Roman"/>
+          <w:b/>
+          <w:sz w:val="26"/>
+          <w:szCs w:val="26"/>
+          <w:lang w:val="vi-VN"/>
+        </w:rPr>
+        <w:t xml:space="preserve"> :</w:t>
+      </w:r>
+      <w:proofErr w:type="gramEnd"/>
+      <w:r>
+        <w:rPr>
+          <w:rFonts w:ascii="Times New Roman" w:hAnsi="Times New Roman" w:cs="Times New Roman"/>
+          <w:b/>
+          <w:sz w:val="26"/>
+          <w:szCs w:val="26"/>
+        </w:rPr>
+        <w:t xml:space="preserve"> </w:t>
+      </w:r>
+      <w:r>
+        <w:rPr>
+          <w:rFonts w:ascii="Times New Roman" w:hAnsi="Times New Roman" w:cs="Times New Roman"/>
+          <w:bCs/>
+          <w:sz w:val="26"/>
+          <w:szCs w:val="26"/>
+        </w:rPr>
+        <w:t>N</w:t>
+      </w:r>
+      <w:r>
+        <w:rPr>
+          <w:rFonts w:ascii="Times New Roman" w:hAnsi="Times New Roman" w:cs="Times New Roman"/>
+          <w:bCs/>
+          <w:sz w:val="26"/>
+          <w:szCs w:val="26"/>
+        </w:rPr>
+        <w:t>hân viên tiếp nhận yêu cầu hủy và kiểm tra thông tin lịch hẹn.</w:t>
+      </w:r>
+      <w:r>
+        <w:rPr>
+          <w:rFonts w:ascii="Times New Roman" w:hAnsi="Times New Roman" w:cs="Times New Roman"/>
+          <w:b/>
+          <w:sz w:val="26"/>
+          <w:szCs w:val="26"/>
+        </w:rPr>
+        <w:t xml:space="preserve"> </w:t>
+      </w:r>
+    </w:p>
+    <w:p>
+      <w:pPr>
+        <w:pStyle w:val="ListParagraph"/>
+        <w:ind w:left="1080"/>
+        <w:rPr>
+          <w:rFonts w:ascii="Times New Roman" w:hAnsi="Times New Roman" w:cs="Times New Roman"/>
+          <w:b/>
+          <w:sz w:val="26"/>
+          <w:szCs w:val="26"/>
+          <w:lang w:val="vi-VN"/>
+        </w:rPr>
+      </w:pPr>
+    </w:p>
+    <w:p>
+      <w:pPr>
+        <w:pStyle w:val="ListParagraph"/>
+        <w:ind w:left="1080"/>
+        <w:rPr>
+          <w:rFonts w:ascii="Times New Roman" w:hAnsi="Times New Roman" w:cs="Times New Roman"/>
+          <w:bCs/>
+          <w:sz w:val="26"/>
+          <w:szCs w:val="26"/>
+          <w:lang w:val="vi-VN"/>
+        </w:rPr>
+      </w:pPr>
+      <w:r>
+        <w:rPr>
+          <w:rFonts w:ascii="Times New Roman" w:hAnsi="Times New Roman" w:cs="Times New Roman"/>
+          <w:b/>
+          <w:bCs/>
+          <w:sz w:val="26"/>
+          <w:szCs w:val="26"/>
+        </w:rPr>
+        <w:t xml:space="preserve">Bước </w:t>
+      </w:r>
+      <w:proofErr w:type="gramStart"/>
+      <w:r>
+        <w:rPr>
+          <w:rFonts w:ascii="Times New Roman" w:hAnsi="Times New Roman" w:cs="Times New Roman"/>
+          <w:b/>
+          <w:bCs/>
+          <w:sz w:val="26"/>
+          <w:szCs w:val="26"/>
+        </w:rPr>
+        <w:t>2</w:t>
+      </w:r>
+      <w:r>
+        <w:rPr>
+          <w:rFonts w:ascii="Times New Roman" w:hAnsi="Times New Roman" w:cs="Times New Roman"/>
+          <w:bCs/>
+          <w:sz w:val="26"/>
+          <w:szCs w:val="26"/>
+          <w:lang w:val="vi-VN"/>
+        </w:rPr>
+        <w:t xml:space="preserve"> :</w:t>
+      </w:r>
+      <w:proofErr w:type="gramEnd"/>
+      <w:r>
+        <w:rPr>
+          <w:rFonts w:ascii="Times New Roman" w:hAnsi="Times New Roman" w:cs="Times New Roman"/>
+          <w:bCs/>
+          <w:sz w:val="26"/>
+          <w:szCs w:val="26"/>
+        </w:rPr>
+        <w:t xml:space="preserve"> </w:t>
+      </w:r>
+      <w:r>
+        <w:rPr>
+          <w:rFonts w:ascii="Times New Roman" w:hAnsi="Times New Roman" w:cs="Times New Roman"/>
+          <w:bCs/>
+          <w:sz w:val="26"/>
+          <w:szCs w:val="26"/>
+        </w:rPr>
+        <w:t>N</w:t>
+      </w:r>
+      <w:r>
+        <w:rPr>
+          <w:rFonts w:ascii="Times New Roman" w:hAnsi="Times New Roman" w:cs="Times New Roman"/>
+          <w:bCs/>
+          <w:sz w:val="26"/>
+          <w:szCs w:val="26"/>
+        </w:rPr>
+        <w:t xml:space="preserve">hân viên xác nhận đúng bệnh nhân, bác sĩ và thời gian của lịch cần hủy. </w:t>
+      </w:r>
+    </w:p>
+    <w:p>
+      <w:pPr>
+        <w:pStyle w:val="ListParagraph"/>
+        <w:ind w:left="1080"/>
+        <w:rPr>
+          <w:rFonts w:ascii="Times New Roman" w:hAnsi="Times New Roman" w:cs="Times New Roman"/>
+          <w:bCs/>
+          <w:sz w:val="26"/>
+          <w:szCs w:val="26"/>
+          <w:lang w:val="vi-VN"/>
+        </w:rPr>
+      </w:pPr>
+    </w:p>
+    <w:p>
+      <w:pPr>
+        <w:pStyle w:val="ListParagraph"/>
+        <w:ind w:left="1080"/>
+        <w:rPr>
+          <w:rFonts w:ascii="Times New Roman" w:hAnsi="Times New Roman" w:cs="Times New Roman"/>
+          <w:b/>
+          <w:sz w:val="26"/>
+          <w:szCs w:val="26"/>
+          <w:lang w:val="vi-VN"/>
+        </w:rPr>
+      </w:pPr>
+      <w:r>
+        <w:rPr>
+          <w:rFonts w:ascii="Times New Roman" w:hAnsi="Times New Roman" w:cs="Times New Roman"/>
+          <w:b/>
+          <w:bCs/>
+          <w:sz w:val="26"/>
+          <w:szCs w:val="26"/>
+        </w:rPr>
+        <w:t xml:space="preserve">Bước </w:t>
+      </w:r>
+      <w:proofErr w:type="gramStart"/>
+      <w:r>
+        <w:rPr>
+          <w:rFonts w:ascii="Times New Roman" w:hAnsi="Times New Roman" w:cs="Times New Roman"/>
+          <w:b/>
+          <w:bCs/>
+          <w:sz w:val="26"/>
+          <w:szCs w:val="26"/>
+        </w:rPr>
+        <w:t>3</w:t>
+      </w:r>
+      <w:r>
+        <w:rPr>
+          <w:rFonts w:ascii="Times New Roman" w:hAnsi="Times New Roman" w:cs="Times New Roman"/>
+          <w:b/>
+          <w:sz w:val="26"/>
+          <w:szCs w:val="26"/>
+          <w:lang w:val="vi-VN"/>
+        </w:rPr>
+        <w:t xml:space="preserve"> :</w:t>
+      </w:r>
+      <w:proofErr w:type="gramEnd"/>
+      <w:r>
+        <w:rPr>
+          <w:rFonts w:ascii="Times New Roman" w:hAnsi="Times New Roman" w:cs="Times New Roman"/>
+          <w:b/>
+          <w:sz w:val="26"/>
+          <w:szCs w:val="26"/>
+        </w:rPr>
+        <w:t xml:space="preserve"> </w:t>
+      </w:r>
+      <w:r>
+        <w:rPr>
+          <w:rFonts w:ascii="Times New Roman" w:hAnsi="Times New Roman" w:cs="Times New Roman"/>
+          <w:bCs/>
+          <w:sz w:val="26"/>
+          <w:szCs w:val="26"/>
+        </w:rPr>
+        <w:t>N</w:t>
+      </w:r>
+      <w:r>
+        <w:rPr>
+          <w:rFonts w:ascii="Times New Roman" w:hAnsi="Times New Roman" w:cs="Times New Roman"/>
+          <w:bCs/>
+          <w:sz w:val="26"/>
+          <w:szCs w:val="26"/>
+        </w:rPr>
+        <w:t>hân viên cập nhật trạng thái lịch thành đã hủy và ghi nhận lý do nếu cần thiết.</w:t>
+      </w:r>
+      <w:r>
+        <w:rPr>
+          <w:rFonts w:ascii="Times New Roman" w:hAnsi="Times New Roman" w:cs="Times New Roman"/>
+          <w:b/>
+          <w:sz w:val="26"/>
+          <w:szCs w:val="26"/>
+        </w:rPr>
+        <w:t xml:space="preserve"> </w:t>
+      </w:r>
+    </w:p>
+    <w:p>
+      <w:pPr>
+        <w:pStyle w:val="ListParagraph"/>
+        <w:ind w:left="1080"/>
+        <w:rPr>
+          <w:rFonts w:ascii="Times New Roman" w:hAnsi="Times New Roman" w:cs="Times New Roman"/>
+          <w:b/>
+          <w:sz w:val="26"/>
+          <w:szCs w:val="26"/>
+          <w:lang w:val="vi-VN"/>
+        </w:rPr>
+      </w:pPr>
+    </w:p>
+    <w:p>
+      <w:pPr>
+        <w:pStyle w:val="ListParagraph"/>
+        <w:ind w:left="1080"/>
+        <w:rPr>
+          <w:rFonts w:ascii="Times New Roman" w:hAnsi="Times New Roman" w:cs="Times New Roman"/>
+          <w:bCs/>
+          <w:sz w:val="26"/>
+          <w:szCs w:val="26"/>
+          <w:lang w:val="vi-VN"/>
+        </w:rPr>
+      </w:pPr>
+      <w:r>
+        <w:rPr>
+          <w:rFonts w:ascii="Times New Roman" w:hAnsi="Times New Roman" w:cs="Times New Roman"/>
+          <w:b/>
+          <w:bCs/>
+          <w:sz w:val="26"/>
+          <w:szCs w:val="26"/>
+        </w:rPr>
+        <w:t xml:space="preserve">Bước </w:t>
+      </w:r>
+      <w:proofErr w:type="gramStart"/>
+      <w:r>
+        <w:rPr>
+          <w:rFonts w:ascii="Times New Roman" w:hAnsi="Times New Roman" w:cs="Times New Roman"/>
+          <w:b/>
+          <w:bCs/>
+          <w:sz w:val="26"/>
+          <w:szCs w:val="26"/>
+        </w:rPr>
+        <w:t>4</w:t>
+      </w:r>
+      <w:r>
+        <w:rPr>
+          <w:rFonts w:ascii="Times New Roman" w:hAnsi="Times New Roman" w:cs="Times New Roman"/>
+          <w:b/>
+          <w:sz w:val="26"/>
+          <w:szCs w:val="26"/>
+          <w:lang w:val="vi-VN"/>
+        </w:rPr>
+        <w:t xml:space="preserve"> :</w:t>
+      </w:r>
+      <w:proofErr w:type="gramEnd"/>
+      <w:r>
+        <w:rPr>
+          <w:rFonts w:ascii="Times New Roman" w:hAnsi="Times New Roman" w:cs="Times New Roman"/>
+          <w:b/>
+          <w:sz w:val="26"/>
+          <w:szCs w:val="26"/>
+        </w:rPr>
+        <w:t xml:space="preserve"> </w:t>
+      </w:r>
+      <w:r>
+        <w:rPr>
+          <w:rFonts w:ascii="Times New Roman" w:hAnsi="Times New Roman" w:cs="Times New Roman"/>
+          <w:bCs/>
+          <w:sz w:val="26"/>
+          <w:szCs w:val="26"/>
+        </w:rPr>
+        <w:t>K</w:t>
+      </w:r>
+      <w:r>
+        <w:rPr>
+          <w:rFonts w:ascii="Times New Roman" w:hAnsi="Times New Roman" w:cs="Times New Roman"/>
+          <w:bCs/>
+          <w:sz w:val="26"/>
+          <w:szCs w:val="26"/>
+        </w:rPr>
+        <w:t xml:space="preserve">hung giờ đã được giải phóng để có thể tiếp tục đặt cho bệnh nhân khác. </w:t>
+      </w:r>
+    </w:p>
+    <w:p>
+      <w:pPr>
+        <w:pStyle w:val="ListParagraph"/>
+        <w:ind w:left="1080"/>
+        <w:rPr>
+          <w:rFonts w:ascii="Times New Roman" w:hAnsi="Times New Roman" w:cs="Times New Roman"/>
+          <w:bCs/>
+          <w:sz w:val="26"/>
+          <w:szCs w:val="26"/>
+          <w:lang w:val="vi-VN"/>
+        </w:rPr>
+      </w:pPr>
+    </w:p>
+    <w:p>
+      <w:pPr>
+        <w:pStyle w:val="ListParagraph"/>
+        <w:ind w:left="1080"/>
+        <w:rPr>
+          <w:rFonts w:ascii="Times New Roman" w:hAnsi="Times New Roman" w:cs="Times New Roman"/>
+          <w:bCs/>
+          <w:sz w:val="26"/>
+          <w:szCs w:val="26"/>
+          <w:lang w:val="vi-VN"/>
+        </w:rPr>
+      </w:pPr>
+      <w:r>
+        <w:rPr>
+          <w:rFonts w:ascii="Times New Roman" w:hAnsi="Times New Roman" w:cs="Times New Roman"/>
+          <w:b/>
+          <w:bCs/>
+          <w:sz w:val="26"/>
+          <w:szCs w:val="26"/>
+        </w:rPr>
+        <w:t xml:space="preserve">Bước </w:t>
+      </w:r>
+      <w:proofErr w:type="gramStart"/>
+      <w:r>
+        <w:rPr>
+          <w:rFonts w:ascii="Times New Roman" w:hAnsi="Times New Roman" w:cs="Times New Roman"/>
+          <w:b/>
+          <w:bCs/>
+          <w:sz w:val="26"/>
+          <w:szCs w:val="26"/>
+        </w:rPr>
+        <w:t>5</w:t>
+      </w:r>
+      <w:r>
+        <w:rPr>
+          <w:rFonts w:ascii="Times New Roman" w:hAnsi="Times New Roman" w:cs="Times New Roman"/>
+          <w:b/>
+          <w:sz w:val="26"/>
+          <w:szCs w:val="26"/>
+          <w:lang w:val="vi-VN"/>
+        </w:rPr>
+        <w:t xml:space="preserve"> :</w:t>
+      </w:r>
+      <w:proofErr w:type="gramEnd"/>
+      <w:r>
+        <w:rPr>
+          <w:rFonts w:ascii="Times New Roman" w:hAnsi="Times New Roman" w:cs="Times New Roman"/>
+          <w:b/>
+          <w:sz w:val="26"/>
+          <w:szCs w:val="26"/>
+          <w:lang w:val="vi-VN"/>
+        </w:rPr>
+        <w:t xml:space="preserve"> </w:t>
+      </w:r>
+      <w:r>
+        <w:rPr>
+          <w:rFonts w:ascii="Times New Roman" w:hAnsi="Times New Roman" w:cs="Times New Roman"/>
+          <w:b/>
+          <w:sz w:val="26"/>
+          <w:szCs w:val="26"/>
+        </w:rPr>
+        <w:t xml:space="preserve"> </w:t>
+      </w:r>
+      <w:r>
+        <w:rPr>
+          <w:rFonts w:ascii="Times New Roman" w:hAnsi="Times New Roman" w:cs="Times New Roman"/>
+          <w:bCs/>
+          <w:sz w:val="26"/>
+          <w:szCs w:val="26"/>
+        </w:rPr>
+        <w:t>N</w:t>
+      </w:r>
+      <w:r>
+        <w:rPr>
+          <w:rFonts w:ascii="Times New Roman" w:hAnsi="Times New Roman" w:cs="Times New Roman"/>
+          <w:bCs/>
+          <w:sz w:val="26"/>
+          <w:szCs w:val="26"/>
+        </w:rPr>
+        <w:t>hân viên thông báo kết quả hủy lịch cho bệnh nhân.</w:t>
+      </w:r>
+    </w:p>
+    <w:p>
+      <w:pPr>
+        <w:pStyle w:val="ListParagraph"/>
+        <w:ind w:left="1080"/>
+        <w:rPr>
+          <w:rFonts w:ascii="Times New Roman" w:hAnsi="Times New Roman" w:cs="Times New Roman"/>
+          <w:b/>
+          <w:sz w:val="26"/>
+          <w:szCs w:val="26"/>
+          <w:lang w:val="vi-VN"/>
+        </w:rPr>
+      </w:pPr>
+    </w:p>
+    <w:p>
+      <w:pPr>
+        <w:pStyle w:val="ListParagraph"/>
+        <w:ind w:left="1080"/>
+        <w:rPr>
+          <w:rFonts w:ascii="Times New Roman" w:hAnsi="Times New Roman" w:cs="Times New Roman"/>
+          <w:bCs/>
+          <w:sz w:val="26"/>
+          <w:szCs w:val="26"/>
+        </w:rPr>
+      </w:pPr>
+      <w:r>
+        <w:rPr>
+          <w:rFonts w:ascii="Times New Roman" w:hAnsi="Times New Roman" w:cs="Times New Roman"/>
+          <w:b/>
+          <w:sz w:val="26"/>
+          <w:szCs w:val="26"/>
+        </w:rPr>
+        <w:t xml:space="preserve">Kết </w:t>
+      </w:r>
+      <w:proofErr w:type="gramStart"/>
+      <w:r>
+        <w:rPr>
+          <w:rFonts w:ascii="Times New Roman" w:hAnsi="Times New Roman" w:cs="Times New Roman"/>
+          <w:b/>
+          <w:sz w:val="26"/>
+          <w:szCs w:val="26"/>
+        </w:rPr>
+        <w:t>thúc</w:t>
+      </w:r>
+      <w:r>
+        <w:rPr>
+          <w:rFonts w:ascii="Times New Roman" w:hAnsi="Times New Roman" w:cs="Times New Roman"/>
+          <w:b/>
+          <w:sz w:val="26"/>
+          <w:szCs w:val="26"/>
+          <w:lang w:val="vi-VN"/>
+        </w:rPr>
+        <w:t xml:space="preserve"> :</w:t>
+      </w:r>
+      <w:proofErr w:type="gramEnd"/>
+      <w:r>
+        <w:rPr>
+          <w:rFonts w:ascii="Times New Roman" w:hAnsi="Times New Roman" w:cs="Times New Roman"/>
+          <w:b/>
+          <w:sz w:val="26"/>
+          <w:szCs w:val="26"/>
+        </w:rPr>
+        <w:t xml:space="preserve"> </w:t>
+      </w:r>
+      <w:r>
+        <w:rPr>
+          <w:rFonts w:ascii="Times New Roman" w:hAnsi="Times New Roman" w:cs="Times New Roman"/>
+          <w:bCs/>
+          <w:sz w:val="26"/>
+          <w:szCs w:val="26"/>
+        </w:rPr>
+        <w:t>L</w:t>
+      </w:r>
+      <w:r>
+        <w:rPr>
+          <w:rFonts w:ascii="Times New Roman" w:hAnsi="Times New Roman" w:cs="Times New Roman"/>
+          <w:bCs/>
+          <w:sz w:val="26"/>
+          <w:szCs w:val="26"/>
+        </w:rPr>
+        <w:t>ịch cũ không còn được sử dụng và lịch làm việc của bác sĩ được cập nhật.</w:t>
+      </w:r>
+    </w:p>
+    <w:p>
+      <w:pPr>
+        <w:pStyle w:val="ListParagraph"/>
+        <w:ind w:left="1080"/>
+        <w:rPr>
+          <w:rFonts w:ascii="Times New Roman" w:hAnsi="Times New Roman" w:cs="Times New Roman"/>
+          <w:b/>
+          <w:sz w:val="26"/>
+          <w:szCs w:val="26"/>
+          <w:lang w:val="vi-VN"/>
+        </w:rPr>
+      </w:pPr>
+    </w:p>
+    <w:p>
+      <w:pPr>
+        <w:pStyle w:val="ListParagraph"/>
+        <w:ind w:left="1080"/>
+        <w:rPr>
+          <w:rFonts w:ascii="Times New Roman" w:hAnsi="Times New Roman" w:cs="Times New Roman"/>
+          <w:b/>
+          <w:sz w:val="26"/>
+          <w:szCs w:val="26"/>
+          <w:lang w:val="vi-VN"/>
+        </w:rPr>
+      </w:pPr>
+    </w:p>
+    <w:p>
+      <w:pPr>
+        <w:pStyle w:val="ListParagraph"/>
+        <w:numPr>
+          <w:ilvl w:val="0"/>
+          <w:numId w:val="7"/>
+        </w:numPr>
+        <w:rPr>
+          <w:rFonts w:ascii="Times New Roman" w:hAnsi="Times New Roman" w:cs="Times New Roman"/>
+          <w:b/>
+          <w:sz w:val="26"/>
+          <w:szCs w:val="26"/>
+          <w:lang w:val="vi-VN"/>
+        </w:rPr>
+      </w:pPr>
+      <w:r>
+        <w:rPr>
+          <w:rFonts w:ascii="Times New Roman" w:hAnsi="Times New Roman" w:cs="Times New Roman"/>
+          <w:b/>
+          <w:sz w:val="26"/>
+          <w:szCs w:val="26"/>
+        </w:rPr>
+        <w:t xml:space="preserve">Quy trình check-in bệnh </w:t>
+      </w:r>
+      <w:r>
+        <w:rPr>
+          <w:rFonts w:ascii="Times New Roman" w:hAnsi="Times New Roman" w:cs="Times New Roman"/>
+          <w:b/>
+          <w:sz w:val="26"/>
+          <w:szCs w:val="26"/>
+        </w:rPr>
+        <w:t>nhân</w:t>
+      </w:r>
+    </w:p>
+    <w:p>
+      <w:pPr>
+        <w:pStyle w:val="ListParagraph"/>
+        <w:ind w:left="1080"/>
+        <w:rPr>
+          <w:rFonts w:ascii="Times New Roman" w:hAnsi="Times New Roman" w:cs="Times New Roman"/>
+          <w:b/>
+          <w:sz w:val="26"/>
+          <w:szCs w:val="26"/>
+          <w:lang w:val="vi-VN"/>
+        </w:rPr>
+      </w:pPr>
+    </w:p>
+    <w:p>
+      <w:pPr>
+        <w:pStyle w:val="ListParagraph"/>
+        <w:ind w:left="1080"/>
+        <w:rPr>
+          <w:rFonts w:ascii="Times New Roman" w:hAnsi="Times New Roman" w:cs="Times New Roman"/>
+          <w:b/>
+          <w:sz w:val="26"/>
+          <w:szCs w:val="26"/>
+          <w:lang w:val="vi-VN"/>
+        </w:rPr>
+      </w:pPr>
+      <w:r>
+        <w:rPr>
+          <w:rFonts w:ascii="Times New Roman" w:hAnsi="Times New Roman" w:cs="Times New Roman"/>
+          <w:b/>
+          <w:bCs/>
+          <w:sz w:val="26"/>
+          <w:szCs w:val="26"/>
+        </w:rPr>
+        <w:t xml:space="preserve">Bước </w:t>
+      </w:r>
+      <w:proofErr w:type="gramStart"/>
+      <w:r>
+        <w:rPr>
+          <w:rFonts w:ascii="Times New Roman" w:hAnsi="Times New Roman" w:cs="Times New Roman"/>
+          <w:b/>
+          <w:bCs/>
+          <w:sz w:val="26"/>
+          <w:szCs w:val="26"/>
+        </w:rPr>
+        <w:t>1</w:t>
+      </w:r>
+      <w:r>
+        <w:rPr>
+          <w:rFonts w:ascii="Times New Roman" w:hAnsi="Times New Roman" w:cs="Times New Roman"/>
+          <w:b/>
+          <w:sz w:val="26"/>
+          <w:szCs w:val="26"/>
+          <w:lang w:val="vi-VN"/>
+        </w:rPr>
+        <w:t xml:space="preserve"> :</w:t>
+      </w:r>
+      <w:proofErr w:type="gramEnd"/>
+      <w:r>
+        <w:rPr>
+          <w:rFonts w:ascii="Times New Roman" w:hAnsi="Times New Roman" w:cs="Times New Roman"/>
+          <w:b/>
+          <w:sz w:val="26"/>
+          <w:szCs w:val="26"/>
+        </w:rPr>
+        <w:t xml:space="preserve"> </w:t>
+      </w:r>
+      <w:r>
+        <w:rPr>
+          <w:rFonts w:ascii="Times New Roman" w:hAnsi="Times New Roman" w:cs="Times New Roman"/>
+          <w:bCs/>
+          <w:sz w:val="26"/>
+          <w:szCs w:val="26"/>
+        </w:rPr>
+        <w:t>B</w:t>
+      </w:r>
+      <w:r>
+        <w:rPr>
+          <w:rFonts w:ascii="Times New Roman" w:hAnsi="Times New Roman" w:cs="Times New Roman"/>
+          <w:bCs/>
+          <w:sz w:val="26"/>
+          <w:szCs w:val="26"/>
+        </w:rPr>
+        <w:t>ệnh nhân đến quầy tiếp nhận và cung cấp thông tin đặt lịch hoặc thông tin cá nhân.</w:t>
+      </w:r>
+      <w:r>
+        <w:rPr>
+          <w:rFonts w:ascii="Times New Roman" w:hAnsi="Times New Roman" w:cs="Times New Roman"/>
+          <w:b/>
+          <w:sz w:val="26"/>
+          <w:szCs w:val="26"/>
+        </w:rPr>
+        <w:t xml:space="preserve"> </w:t>
+      </w:r>
+    </w:p>
+    <w:p>
+      <w:pPr>
+        <w:pStyle w:val="ListParagraph"/>
+        <w:ind w:left="1080"/>
+        <w:rPr>
+          <w:rFonts w:ascii="Times New Roman" w:hAnsi="Times New Roman" w:cs="Times New Roman"/>
+          <w:b/>
+          <w:sz w:val="26"/>
+          <w:szCs w:val="26"/>
+          <w:lang w:val="vi-VN"/>
+        </w:rPr>
+      </w:pPr>
+    </w:p>
+    <w:p>
+      <w:pPr>
+        <w:pStyle w:val="ListParagraph"/>
+        <w:ind w:left="1080"/>
+        <w:rPr>
+          <w:rFonts w:ascii="Times New Roman" w:hAnsi="Times New Roman" w:cs="Times New Roman"/>
+          <w:bCs/>
+          <w:sz w:val="26"/>
+          <w:szCs w:val="26"/>
+          <w:lang w:val="vi-VN"/>
+        </w:rPr>
+      </w:pPr>
+      <w:r>
+        <w:rPr>
+          <w:rFonts w:ascii="Times New Roman" w:hAnsi="Times New Roman" w:cs="Times New Roman"/>
+          <w:b/>
+          <w:bCs/>
+          <w:sz w:val="26"/>
+          <w:szCs w:val="26"/>
+        </w:rPr>
+        <w:t xml:space="preserve">Bước </w:t>
+      </w:r>
+      <w:proofErr w:type="gramStart"/>
+      <w:r>
+        <w:rPr>
+          <w:rFonts w:ascii="Times New Roman" w:hAnsi="Times New Roman" w:cs="Times New Roman"/>
+          <w:b/>
+          <w:bCs/>
+          <w:sz w:val="26"/>
+          <w:szCs w:val="26"/>
+        </w:rPr>
+        <w:t>2</w:t>
+      </w:r>
+      <w:r>
+        <w:rPr>
+          <w:rFonts w:ascii="Times New Roman" w:hAnsi="Times New Roman" w:cs="Times New Roman"/>
+          <w:b/>
+          <w:sz w:val="26"/>
+          <w:szCs w:val="26"/>
+          <w:lang w:val="vi-VN"/>
+        </w:rPr>
+        <w:t xml:space="preserve"> :</w:t>
+      </w:r>
+      <w:proofErr w:type="gramEnd"/>
+      <w:r>
+        <w:rPr>
+          <w:rFonts w:ascii="Times New Roman" w:hAnsi="Times New Roman" w:cs="Times New Roman"/>
+          <w:b/>
+          <w:sz w:val="26"/>
+          <w:szCs w:val="26"/>
+        </w:rPr>
+        <w:t xml:space="preserve"> </w:t>
+      </w:r>
+      <w:r>
+        <w:rPr>
+          <w:rFonts w:ascii="Times New Roman" w:hAnsi="Times New Roman" w:cs="Times New Roman"/>
+          <w:bCs/>
+          <w:sz w:val="26"/>
+          <w:szCs w:val="26"/>
+        </w:rPr>
+        <w:t>N</w:t>
+      </w:r>
+      <w:r>
+        <w:rPr>
+          <w:rFonts w:ascii="Times New Roman" w:hAnsi="Times New Roman" w:cs="Times New Roman"/>
+          <w:bCs/>
+          <w:sz w:val="26"/>
+          <w:szCs w:val="26"/>
+        </w:rPr>
+        <w:t xml:space="preserve">hân viên kiểm tra lịch hẹn trong hệ thống và đối chiếu thông tin bệnh nhân. </w:t>
+      </w:r>
+    </w:p>
+    <w:p>
+      <w:pPr>
+        <w:pStyle w:val="ListParagraph"/>
+        <w:ind w:left="1080"/>
+        <w:rPr>
+          <w:rFonts w:ascii="Times New Roman" w:hAnsi="Times New Roman" w:cs="Times New Roman"/>
+          <w:bCs/>
+          <w:sz w:val="26"/>
+          <w:szCs w:val="26"/>
+          <w:lang w:val="vi-VN"/>
+        </w:rPr>
+      </w:pPr>
+    </w:p>
+    <w:p>
+      <w:pPr>
+        <w:pStyle w:val="ListParagraph"/>
+        <w:ind w:left="1080"/>
+        <w:rPr>
+          <w:rFonts w:ascii="Times New Roman" w:hAnsi="Times New Roman" w:cs="Times New Roman"/>
+          <w:b/>
+          <w:sz w:val="26"/>
+          <w:szCs w:val="26"/>
+          <w:lang w:val="vi-VN"/>
+        </w:rPr>
+      </w:pPr>
+      <w:r>
+        <w:rPr>
+          <w:rFonts w:ascii="Times New Roman" w:hAnsi="Times New Roman" w:cs="Times New Roman"/>
+          <w:b/>
+          <w:bCs/>
+          <w:sz w:val="26"/>
+          <w:szCs w:val="26"/>
+        </w:rPr>
+        <w:t xml:space="preserve">Bước </w:t>
+      </w:r>
+      <w:proofErr w:type="gramStart"/>
+      <w:r>
+        <w:rPr>
+          <w:rFonts w:ascii="Times New Roman" w:hAnsi="Times New Roman" w:cs="Times New Roman"/>
+          <w:b/>
+          <w:bCs/>
+          <w:sz w:val="26"/>
+          <w:szCs w:val="26"/>
+        </w:rPr>
+        <w:t>3</w:t>
+      </w:r>
+      <w:r>
+        <w:rPr>
+          <w:rFonts w:ascii="Times New Roman" w:hAnsi="Times New Roman" w:cs="Times New Roman"/>
+          <w:b/>
+          <w:sz w:val="26"/>
+          <w:szCs w:val="26"/>
+          <w:lang w:val="vi-VN"/>
+        </w:rPr>
+        <w:t xml:space="preserve"> :</w:t>
+      </w:r>
+      <w:proofErr w:type="gramEnd"/>
+      <w:r>
+        <w:rPr>
+          <w:rFonts w:ascii="Times New Roman" w:hAnsi="Times New Roman" w:cs="Times New Roman"/>
+          <w:b/>
+          <w:sz w:val="26"/>
+          <w:szCs w:val="26"/>
+        </w:rPr>
+        <w:t xml:space="preserve"> </w:t>
+      </w:r>
+      <w:r>
+        <w:rPr>
+          <w:rFonts w:ascii="Times New Roman" w:hAnsi="Times New Roman" w:cs="Times New Roman"/>
+          <w:bCs/>
+          <w:sz w:val="26"/>
+          <w:szCs w:val="26"/>
+        </w:rPr>
+        <w:t>N</w:t>
+      </w:r>
+      <w:r>
+        <w:rPr>
+          <w:rFonts w:ascii="Times New Roman" w:hAnsi="Times New Roman" w:cs="Times New Roman"/>
+          <w:bCs/>
+          <w:sz w:val="26"/>
+          <w:szCs w:val="26"/>
+        </w:rPr>
+        <w:t>ếu thông tin hợp lệ, nhân viên cập nhật trạng thái lịch thành đã check-in hoặc đã đến.</w:t>
+      </w:r>
+      <w:r>
+        <w:rPr>
+          <w:rFonts w:ascii="Times New Roman" w:hAnsi="Times New Roman" w:cs="Times New Roman"/>
+          <w:b/>
+          <w:sz w:val="26"/>
+          <w:szCs w:val="26"/>
+        </w:rPr>
+        <w:t xml:space="preserve"> </w:t>
+      </w:r>
+    </w:p>
+    <w:p>
+      <w:pPr>
+        <w:pStyle w:val="ListParagraph"/>
+        <w:ind w:left="1080"/>
+        <w:rPr>
+          <w:rFonts w:ascii="Times New Roman" w:hAnsi="Times New Roman" w:cs="Times New Roman"/>
+          <w:b/>
+          <w:sz w:val="26"/>
+          <w:szCs w:val="26"/>
+          <w:lang w:val="vi-VN"/>
+        </w:rPr>
+      </w:pPr>
+    </w:p>
+    <w:p>
+      <w:pPr>
+        <w:pStyle w:val="ListParagraph"/>
+        <w:ind w:left="1080"/>
+        <w:rPr>
+          <w:rFonts w:ascii="Times New Roman" w:hAnsi="Times New Roman" w:cs="Times New Roman"/>
+          <w:b/>
+          <w:sz w:val="26"/>
+          <w:szCs w:val="26"/>
+          <w:lang w:val="vi-VN"/>
+        </w:rPr>
+      </w:pPr>
+      <w:r>
+        <w:rPr>
+          <w:rFonts w:ascii="Times New Roman" w:hAnsi="Times New Roman" w:cs="Times New Roman"/>
+          <w:b/>
+          <w:bCs/>
+          <w:sz w:val="26"/>
+          <w:szCs w:val="26"/>
+        </w:rPr>
+        <w:t xml:space="preserve">Bước </w:t>
+      </w:r>
+      <w:proofErr w:type="gramStart"/>
+      <w:r>
+        <w:rPr>
+          <w:rFonts w:ascii="Times New Roman" w:hAnsi="Times New Roman" w:cs="Times New Roman"/>
+          <w:b/>
+          <w:bCs/>
+          <w:sz w:val="26"/>
+          <w:szCs w:val="26"/>
+        </w:rPr>
+        <w:t>4</w:t>
+      </w:r>
+      <w:r>
+        <w:rPr>
+          <w:rFonts w:ascii="Times New Roman" w:hAnsi="Times New Roman" w:cs="Times New Roman"/>
+          <w:b/>
+          <w:sz w:val="26"/>
+          <w:szCs w:val="26"/>
+          <w:lang w:val="vi-VN"/>
+        </w:rPr>
+        <w:t xml:space="preserve"> :</w:t>
+      </w:r>
+      <w:proofErr w:type="gramEnd"/>
+      <w:r>
+        <w:rPr>
+          <w:rFonts w:ascii="Times New Roman" w:hAnsi="Times New Roman" w:cs="Times New Roman"/>
+          <w:b/>
+          <w:sz w:val="26"/>
+          <w:szCs w:val="26"/>
+        </w:rPr>
+        <w:t xml:space="preserve"> </w:t>
+      </w:r>
+      <w:r>
+        <w:rPr>
+          <w:rFonts w:ascii="Times New Roman" w:hAnsi="Times New Roman" w:cs="Times New Roman"/>
+          <w:bCs/>
+          <w:sz w:val="26"/>
+          <w:szCs w:val="26"/>
+        </w:rPr>
+        <w:t>N</w:t>
+      </w:r>
+      <w:r>
+        <w:rPr>
+          <w:rFonts w:ascii="Times New Roman" w:hAnsi="Times New Roman" w:cs="Times New Roman"/>
+          <w:bCs/>
+          <w:sz w:val="26"/>
+          <w:szCs w:val="26"/>
+        </w:rPr>
+        <w:t>hân viên kiểm tra tình trạng hồ sơ bệnh nhân và bổ sung thông tin nếu còn thiếu.</w:t>
+      </w:r>
+      <w:r>
+        <w:rPr>
+          <w:rFonts w:ascii="Times New Roman" w:hAnsi="Times New Roman" w:cs="Times New Roman"/>
+          <w:b/>
+          <w:sz w:val="26"/>
+          <w:szCs w:val="26"/>
+        </w:rPr>
+        <w:t xml:space="preserve"> </w:t>
+      </w:r>
+    </w:p>
+    <w:p>
+      <w:pPr>
+        <w:pStyle w:val="ListParagraph"/>
+        <w:ind w:left="1080"/>
+        <w:rPr>
+          <w:rFonts w:ascii="Times New Roman" w:hAnsi="Times New Roman" w:cs="Times New Roman"/>
+          <w:b/>
+          <w:sz w:val="26"/>
+          <w:szCs w:val="26"/>
+          <w:lang w:val="vi-VN"/>
+        </w:rPr>
+      </w:pPr>
+    </w:p>
+    <w:p>
+      <w:pPr>
+        <w:pStyle w:val="ListParagraph"/>
+        <w:ind w:left="1080"/>
+        <w:rPr>
+          <w:rFonts w:ascii="Times New Roman" w:hAnsi="Times New Roman" w:cs="Times New Roman"/>
+          <w:bCs/>
+          <w:sz w:val="26"/>
+          <w:szCs w:val="26"/>
+          <w:lang w:val="vi-VN"/>
+        </w:rPr>
+      </w:pPr>
+      <w:r>
+        <w:rPr>
+          <w:rFonts w:ascii="Times New Roman" w:hAnsi="Times New Roman" w:cs="Times New Roman"/>
+          <w:b/>
+          <w:bCs/>
+          <w:sz w:val="26"/>
+          <w:szCs w:val="26"/>
+        </w:rPr>
+        <w:t xml:space="preserve">Bước </w:t>
+      </w:r>
+      <w:proofErr w:type="gramStart"/>
+      <w:r>
+        <w:rPr>
+          <w:rFonts w:ascii="Times New Roman" w:hAnsi="Times New Roman" w:cs="Times New Roman"/>
+          <w:b/>
+          <w:bCs/>
+          <w:sz w:val="26"/>
+          <w:szCs w:val="26"/>
+        </w:rPr>
+        <w:t>5</w:t>
+      </w:r>
+      <w:r>
+        <w:rPr>
+          <w:rFonts w:ascii="Times New Roman" w:hAnsi="Times New Roman" w:cs="Times New Roman"/>
+          <w:b/>
+          <w:sz w:val="26"/>
+          <w:szCs w:val="26"/>
+          <w:lang w:val="vi-VN"/>
+        </w:rPr>
+        <w:t xml:space="preserve"> :</w:t>
+      </w:r>
+      <w:proofErr w:type="gramEnd"/>
+      <w:r>
+        <w:rPr>
+          <w:rFonts w:ascii="Times New Roman" w:hAnsi="Times New Roman" w:cs="Times New Roman"/>
+          <w:b/>
+          <w:sz w:val="26"/>
+          <w:szCs w:val="26"/>
+        </w:rPr>
+        <w:t xml:space="preserve"> </w:t>
+      </w:r>
+      <w:r>
+        <w:rPr>
+          <w:rFonts w:ascii="Times New Roman" w:hAnsi="Times New Roman" w:cs="Times New Roman"/>
+          <w:bCs/>
+          <w:sz w:val="26"/>
+          <w:szCs w:val="26"/>
+        </w:rPr>
+        <w:t>B</w:t>
+      </w:r>
+      <w:r>
+        <w:rPr>
+          <w:rFonts w:ascii="Times New Roman" w:hAnsi="Times New Roman" w:cs="Times New Roman"/>
+          <w:bCs/>
+          <w:sz w:val="26"/>
+          <w:szCs w:val="26"/>
+        </w:rPr>
+        <w:t>ệnh nhân được hướng dẫn đến khu vực chờ hoặc phòng khám.</w:t>
+      </w:r>
+    </w:p>
+    <w:p>
+      <w:pPr>
+        <w:pStyle w:val="ListParagraph"/>
+        <w:ind w:left="1080"/>
+        <w:rPr>
+          <w:rFonts w:ascii="Times New Roman" w:hAnsi="Times New Roman" w:cs="Times New Roman"/>
+          <w:bCs/>
+          <w:sz w:val="26"/>
+          <w:szCs w:val="26"/>
+          <w:lang w:val="vi-VN"/>
+        </w:rPr>
+      </w:pPr>
+    </w:p>
+    <w:p>
+      <w:pPr>
+        <w:pStyle w:val="ListParagraph"/>
+        <w:ind w:left="1080"/>
+        <w:rPr>
+          <w:rFonts w:ascii="Times New Roman" w:hAnsi="Times New Roman" w:cs="Times New Roman"/>
+          <w:bCs/>
+          <w:sz w:val="26"/>
+          <w:szCs w:val="26"/>
+          <w:lang w:val="vi-VN"/>
+        </w:rPr>
+      </w:pPr>
+      <w:r>
+        <w:rPr>
+          <w:rFonts w:ascii="Times New Roman" w:hAnsi="Times New Roman" w:cs="Times New Roman"/>
+          <w:b/>
+          <w:sz w:val="26"/>
+          <w:szCs w:val="26"/>
+        </w:rPr>
+        <w:t xml:space="preserve">Kết </w:t>
+      </w:r>
+      <w:proofErr w:type="gramStart"/>
+      <w:r>
+        <w:rPr>
+          <w:rFonts w:ascii="Times New Roman" w:hAnsi="Times New Roman" w:cs="Times New Roman"/>
+          <w:b/>
+          <w:sz w:val="26"/>
+          <w:szCs w:val="26"/>
+        </w:rPr>
+        <w:t>thúc</w:t>
+      </w:r>
+      <w:r>
+        <w:rPr>
+          <w:rFonts w:ascii="Times New Roman" w:hAnsi="Times New Roman" w:cs="Times New Roman"/>
+          <w:b/>
+          <w:sz w:val="26"/>
+          <w:szCs w:val="26"/>
+          <w:lang w:val="vi-VN"/>
+        </w:rPr>
+        <w:t xml:space="preserve"> :</w:t>
+      </w:r>
+      <w:proofErr w:type="gramEnd"/>
+      <w:r>
+        <w:rPr>
+          <w:rFonts w:ascii="Times New Roman" w:hAnsi="Times New Roman" w:cs="Times New Roman"/>
+          <w:bCs/>
+          <w:sz w:val="26"/>
+          <w:szCs w:val="26"/>
+        </w:rPr>
+        <w:t xml:space="preserve"> phòng khám xác định được bệnh nhân đã có mặt và sẵn sàng cho quá trình tiếp nhận.</w:t>
+      </w:r>
+    </w:p>
+    <w:p>
+      <w:pPr>
+        <w:pStyle w:val="ListParagraph"/>
+        <w:ind w:left="1080"/>
+        <w:rPr>
+          <w:rFonts w:ascii="Times New Roman" w:hAnsi="Times New Roman" w:cs="Times New Roman"/>
+          <w:bCs/>
+          <w:sz w:val="26"/>
+          <w:szCs w:val="26"/>
+          <w:lang w:val="vi-VN"/>
+        </w:rPr>
+      </w:pPr>
+    </w:p>
+    <w:p>
+      <w:pPr>
+        <w:pStyle w:val="ListParagraph"/>
+        <w:numPr>
+          <w:ilvl w:val="0"/>
+          <w:numId w:val="7"/>
+        </w:numPr>
+        <w:rPr>
+          <w:rFonts w:ascii="Times New Roman" w:hAnsi="Times New Roman" w:cs="Times New Roman"/>
+          <w:b/>
+          <w:sz w:val="26"/>
+          <w:szCs w:val="26"/>
+          <w:lang w:val="vi-VN"/>
+        </w:rPr>
+      </w:pPr>
+      <w:r>
+        <w:rPr>
+          <w:rFonts w:ascii="Times New Roman" w:hAnsi="Times New Roman" w:cs="Times New Roman"/>
+          <w:b/>
+          <w:sz w:val="26"/>
+          <w:szCs w:val="26"/>
+        </w:rPr>
+        <w:t>Quy trình tiếp nhận bệnh nhân</w:t>
+      </w:r>
+    </w:p>
+    <w:p>
+      <w:pPr>
+        <w:pStyle w:val="ListParagraph"/>
+        <w:ind w:left="1080"/>
+        <w:rPr>
+          <w:rFonts w:ascii="Times New Roman" w:hAnsi="Times New Roman" w:cs="Times New Roman"/>
+          <w:b/>
+          <w:sz w:val="26"/>
+          <w:szCs w:val="26"/>
+          <w:lang w:val="vi-VN"/>
+        </w:rPr>
+      </w:pPr>
+    </w:p>
+    <w:p>
+      <w:pPr>
+        <w:pStyle w:val="ListParagraph"/>
+        <w:ind w:left="1080"/>
+        <w:rPr>
+          <w:rFonts w:ascii="Times New Roman" w:hAnsi="Times New Roman" w:cs="Times New Roman"/>
+          <w:b/>
+          <w:sz w:val="26"/>
+          <w:szCs w:val="26"/>
+          <w:lang w:val="vi-VN"/>
+        </w:rPr>
+      </w:pPr>
+      <w:r>
+        <w:rPr>
+          <w:rFonts w:ascii="Times New Roman" w:hAnsi="Times New Roman" w:cs="Times New Roman"/>
+          <w:b/>
+          <w:bCs/>
+          <w:sz w:val="26"/>
+          <w:szCs w:val="26"/>
+        </w:rPr>
+        <w:t xml:space="preserve">Bước </w:t>
+      </w:r>
+      <w:proofErr w:type="gramStart"/>
+      <w:r>
+        <w:rPr>
+          <w:rFonts w:ascii="Times New Roman" w:hAnsi="Times New Roman" w:cs="Times New Roman"/>
+          <w:b/>
+          <w:bCs/>
+          <w:sz w:val="26"/>
+          <w:szCs w:val="26"/>
+        </w:rPr>
+        <w:t>1</w:t>
+      </w:r>
+      <w:r>
+        <w:rPr>
+          <w:rFonts w:ascii="Times New Roman" w:hAnsi="Times New Roman" w:cs="Times New Roman"/>
+          <w:b/>
+          <w:sz w:val="26"/>
+          <w:szCs w:val="26"/>
+          <w:lang w:val="vi-VN"/>
+        </w:rPr>
+        <w:t xml:space="preserve"> :</w:t>
+      </w:r>
+      <w:proofErr w:type="gramEnd"/>
+      <w:r>
+        <w:rPr>
+          <w:rFonts w:ascii="Times New Roman" w:hAnsi="Times New Roman" w:cs="Times New Roman"/>
+          <w:b/>
+          <w:sz w:val="26"/>
+          <w:szCs w:val="26"/>
+          <w:lang w:val="vi-VN"/>
+        </w:rPr>
+        <w:t xml:space="preserve"> </w:t>
+      </w:r>
+      <w:r>
+        <w:rPr>
+          <w:rFonts w:ascii="Times New Roman" w:hAnsi="Times New Roman" w:cs="Times New Roman"/>
+          <w:bCs/>
+          <w:sz w:val="26"/>
+          <w:szCs w:val="26"/>
+        </w:rPr>
+        <w:t>nhân viên kiểm tra lại thông tin cá nhân và hồ sơ của bệnh nhân.</w:t>
+      </w:r>
+      <w:r>
+        <w:rPr>
+          <w:rFonts w:ascii="Times New Roman" w:hAnsi="Times New Roman" w:cs="Times New Roman"/>
+          <w:b/>
+          <w:sz w:val="26"/>
+          <w:szCs w:val="26"/>
+        </w:rPr>
+        <w:t xml:space="preserve"> </w:t>
+      </w:r>
+    </w:p>
+    <w:p>
+      <w:pPr>
+        <w:pStyle w:val="ListParagraph"/>
+        <w:ind w:left="1080"/>
+        <w:rPr>
+          <w:rFonts w:ascii="Times New Roman" w:hAnsi="Times New Roman" w:cs="Times New Roman"/>
+          <w:b/>
+          <w:sz w:val="26"/>
+          <w:szCs w:val="26"/>
+          <w:lang w:val="vi-VN"/>
+        </w:rPr>
+      </w:pPr>
+    </w:p>
+    <w:p>
+      <w:pPr>
+        <w:pStyle w:val="ListParagraph"/>
+        <w:ind w:left="1080"/>
+        <w:rPr>
+          <w:rFonts w:ascii="Times New Roman" w:hAnsi="Times New Roman" w:cs="Times New Roman"/>
+          <w:b/>
+          <w:sz w:val="26"/>
+          <w:szCs w:val="26"/>
+          <w:lang w:val="vi-VN"/>
+        </w:rPr>
+      </w:pPr>
+      <w:r>
+        <w:rPr>
+          <w:rFonts w:ascii="Times New Roman" w:hAnsi="Times New Roman" w:cs="Times New Roman"/>
+          <w:b/>
+          <w:bCs/>
+          <w:sz w:val="26"/>
+          <w:szCs w:val="26"/>
+        </w:rPr>
+        <w:t xml:space="preserve">Bước </w:t>
+      </w:r>
+      <w:proofErr w:type="gramStart"/>
+      <w:r>
+        <w:rPr>
+          <w:rFonts w:ascii="Times New Roman" w:hAnsi="Times New Roman" w:cs="Times New Roman"/>
+          <w:b/>
+          <w:bCs/>
+          <w:sz w:val="26"/>
+          <w:szCs w:val="26"/>
+        </w:rPr>
+        <w:t>2</w:t>
+      </w:r>
+      <w:r>
+        <w:rPr>
+          <w:rFonts w:ascii="Times New Roman" w:hAnsi="Times New Roman" w:cs="Times New Roman"/>
+          <w:b/>
+          <w:sz w:val="26"/>
+          <w:szCs w:val="26"/>
+          <w:lang w:val="vi-VN"/>
+        </w:rPr>
+        <w:t xml:space="preserve"> :</w:t>
+      </w:r>
+      <w:proofErr w:type="gramEnd"/>
+      <w:r>
+        <w:rPr>
+          <w:rFonts w:ascii="Times New Roman" w:hAnsi="Times New Roman" w:cs="Times New Roman"/>
+          <w:b/>
+          <w:sz w:val="26"/>
+          <w:szCs w:val="26"/>
+        </w:rPr>
+        <w:t xml:space="preserve"> </w:t>
+      </w:r>
+      <w:r>
+        <w:rPr>
+          <w:rFonts w:ascii="Times New Roman" w:hAnsi="Times New Roman" w:cs="Times New Roman"/>
+          <w:bCs/>
+          <w:sz w:val="26"/>
+          <w:szCs w:val="26"/>
+        </w:rPr>
+        <w:t>N</w:t>
+      </w:r>
+      <w:r>
+        <w:rPr>
+          <w:rFonts w:ascii="Times New Roman" w:hAnsi="Times New Roman" w:cs="Times New Roman"/>
+          <w:bCs/>
+          <w:sz w:val="26"/>
+          <w:szCs w:val="26"/>
+        </w:rPr>
+        <w:t>hân viên xác định bác sĩ, phòng khám và nội dung khám theo lịch hẹn.</w:t>
+      </w:r>
+      <w:r>
+        <w:rPr>
+          <w:rFonts w:ascii="Times New Roman" w:hAnsi="Times New Roman" w:cs="Times New Roman"/>
+          <w:b/>
+          <w:sz w:val="26"/>
+          <w:szCs w:val="26"/>
+        </w:rPr>
+        <w:t xml:space="preserve"> </w:t>
+      </w:r>
+    </w:p>
+    <w:p>
+      <w:pPr>
+        <w:pStyle w:val="ListParagraph"/>
+        <w:ind w:left="1080"/>
+        <w:rPr>
+          <w:rFonts w:ascii="Times New Roman" w:hAnsi="Times New Roman" w:cs="Times New Roman"/>
+          <w:b/>
+          <w:sz w:val="26"/>
+          <w:szCs w:val="26"/>
+          <w:lang w:val="vi-VN"/>
+        </w:rPr>
+      </w:pPr>
+    </w:p>
+    <w:p>
+      <w:pPr>
+        <w:pStyle w:val="ListParagraph"/>
+        <w:ind w:left="1080"/>
+        <w:rPr>
+          <w:rFonts w:ascii="Times New Roman" w:hAnsi="Times New Roman" w:cs="Times New Roman"/>
+          <w:bCs/>
+          <w:sz w:val="26"/>
+          <w:szCs w:val="26"/>
+          <w:lang w:val="vi-VN"/>
+        </w:rPr>
+      </w:pPr>
+      <w:r>
+        <w:rPr>
+          <w:rFonts w:ascii="Times New Roman" w:hAnsi="Times New Roman" w:cs="Times New Roman"/>
+          <w:b/>
+          <w:bCs/>
+          <w:sz w:val="26"/>
+          <w:szCs w:val="26"/>
+        </w:rPr>
+        <w:t xml:space="preserve">Bước </w:t>
+      </w:r>
+      <w:proofErr w:type="gramStart"/>
+      <w:r>
+        <w:rPr>
+          <w:rFonts w:ascii="Times New Roman" w:hAnsi="Times New Roman" w:cs="Times New Roman"/>
+          <w:b/>
+          <w:bCs/>
+          <w:sz w:val="26"/>
+          <w:szCs w:val="26"/>
+        </w:rPr>
+        <w:t>3</w:t>
+      </w:r>
+      <w:r>
+        <w:rPr>
+          <w:rFonts w:ascii="Times New Roman" w:hAnsi="Times New Roman" w:cs="Times New Roman"/>
+          <w:b/>
+          <w:sz w:val="26"/>
+          <w:szCs w:val="26"/>
+          <w:lang w:val="vi-VN"/>
+        </w:rPr>
+        <w:t xml:space="preserve"> :</w:t>
+      </w:r>
+      <w:proofErr w:type="gramEnd"/>
+      <w:r>
+        <w:rPr>
+          <w:rFonts w:ascii="Times New Roman" w:hAnsi="Times New Roman" w:cs="Times New Roman"/>
+          <w:b/>
+          <w:sz w:val="26"/>
+          <w:szCs w:val="26"/>
+        </w:rPr>
+        <w:t xml:space="preserve"> </w:t>
+      </w:r>
+      <w:r>
+        <w:rPr>
+          <w:rFonts w:ascii="Times New Roman" w:hAnsi="Times New Roman" w:cs="Times New Roman"/>
+          <w:bCs/>
+          <w:sz w:val="26"/>
+          <w:szCs w:val="26"/>
+        </w:rPr>
+        <w:t>N</w:t>
+      </w:r>
+      <w:r>
+        <w:rPr>
+          <w:rFonts w:ascii="Times New Roman" w:hAnsi="Times New Roman" w:cs="Times New Roman"/>
+          <w:bCs/>
+          <w:sz w:val="26"/>
+          <w:szCs w:val="26"/>
+        </w:rPr>
+        <w:t xml:space="preserve">hân viên cập nhật trạng thái bệnh nhân sang đang chờ khám hoặc đang được tiếp nhận. </w:t>
+      </w:r>
+    </w:p>
+    <w:p>
+      <w:pPr>
+        <w:pStyle w:val="ListParagraph"/>
+        <w:ind w:left="1080"/>
+        <w:rPr>
+          <w:rFonts w:ascii="Times New Roman" w:hAnsi="Times New Roman" w:cs="Times New Roman"/>
+          <w:bCs/>
+          <w:sz w:val="26"/>
+          <w:szCs w:val="26"/>
+          <w:lang w:val="vi-VN"/>
+        </w:rPr>
+      </w:pPr>
+    </w:p>
+    <w:p>
+      <w:pPr>
+        <w:pStyle w:val="ListParagraph"/>
+        <w:ind w:left="1080"/>
+        <w:rPr>
+          <w:rFonts w:ascii="Times New Roman" w:hAnsi="Times New Roman" w:cs="Times New Roman"/>
+          <w:b/>
+          <w:sz w:val="26"/>
+          <w:szCs w:val="26"/>
+          <w:lang w:val="vi-VN"/>
+        </w:rPr>
+      </w:pPr>
+      <w:r>
+        <w:rPr>
+          <w:rFonts w:ascii="Times New Roman" w:hAnsi="Times New Roman" w:cs="Times New Roman"/>
+          <w:b/>
+          <w:bCs/>
+          <w:sz w:val="26"/>
+          <w:szCs w:val="26"/>
+        </w:rPr>
+        <w:t xml:space="preserve">Bước </w:t>
+      </w:r>
+      <w:proofErr w:type="gramStart"/>
+      <w:r>
+        <w:rPr>
+          <w:rFonts w:ascii="Times New Roman" w:hAnsi="Times New Roman" w:cs="Times New Roman"/>
+          <w:b/>
+          <w:bCs/>
+          <w:sz w:val="26"/>
+          <w:szCs w:val="26"/>
+        </w:rPr>
+        <w:t>4</w:t>
+      </w:r>
+      <w:r>
+        <w:rPr>
+          <w:rFonts w:ascii="Times New Roman" w:hAnsi="Times New Roman" w:cs="Times New Roman"/>
+          <w:b/>
+          <w:sz w:val="26"/>
+          <w:szCs w:val="26"/>
+          <w:lang w:val="vi-VN"/>
+        </w:rPr>
+        <w:t xml:space="preserve"> :</w:t>
+      </w:r>
+      <w:proofErr w:type="gramEnd"/>
+      <w:r>
+        <w:rPr>
+          <w:rFonts w:ascii="Times New Roman" w:hAnsi="Times New Roman" w:cs="Times New Roman"/>
+          <w:b/>
+          <w:sz w:val="26"/>
+          <w:szCs w:val="26"/>
+        </w:rPr>
+        <w:t xml:space="preserve"> </w:t>
+      </w:r>
+      <w:r>
+        <w:rPr>
+          <w:rFonts w:ascii="Times New Roman" w:hAnsi="Times New Roman" w:cs="Times New Roman"/>
+          <w:bCs/>
+          <w:sz w:val="26"/>
+          <w:szCs w:val="26"/>
+        </w:rPr>
+        <w:t>N</w:t>
+      </w:r>
+      <w:r>
+        <w:rPr>
+          <w:rFonts w:ascii="Times New Roman" w:hAnsi="Times New Roman" w:cs="Times New Roman"/>
+          <w:bCs/>
+          <w:sz w:val="26"/>
+          <w:szCs w:val="26"/>
+        </w:rPr>
+        <w:t>hân viên hướng dẫn bệnh nhân đến đúng khu vực và thông báo cho bác sĩ về bệnh nhân tiếp theo.</w:t>
+      </w:r>
+      <w:r>
+        <w:rPr>
+          <w:rFonts w:ascii="Times New Roman" w:hAnsi="Times New Roman" w:cs="Times New Roman"/>
+          <w:b/>
+          <w:sz w:val="26"/>
+          <w:szCs w:val="26"/>
+        </w:rPr>
+        <w:t xml:space="preserve"> </w:t>
+      </w:r>
+    </w:p>
+    <w:p>
+      <w:pPr>
+        <w:pStyle w:val="ListParagraph"/>
+        <w:ind w:left="1080"/>
+        <w:rPr>
+          <w:rFonts w:ascii="Times New Roman" w:hAnsi="Times New Roman" w:cs="Times New Roman"/>
+          <w:b/>
+          <w:sz w:val="26"/>
+          <w:szCs w:val="26"/>
+          <w:lang w:val="vi-VN"/>
+        </w:rPr>
+      </w:pPr>
+    </w:p>
+    <w:p>
+      <w:pPr>
+        <w:pStyle w:val="ListParagraph"/>
+        <w:ind w:left="1080"/>
+        <w:rPr>
+          <w:rFonts w:ascii="Times New Roman" w:hAnsi="Times New Roman" w:cs="Times New Roman"/>
+          <w:bCs/>
+          <w:sz w:val="26"/>
+          <w:szCs w:val="26"/>
+          <w:lang w:val="vi-VN"/>
+        </w:rPr>
+      </w:pPr>
+      <w:r>
+        <w:rPr>
+          <w:rFonts w:ascii="Times New Roman" w:hAnsi="Times New Roman" w:cs="Times New Roman"/>
+          <w:b/>
+          <w:bCs/>
+          <w:sz w:val="26"/>
+          <w:szCs w:val="26"/>
+        </w:rPr>
+        <w:t xml:space="preserve">Bước </w:t>
+      </w:r>
+      <w:proofErr w:type="gramStart"/>
+      <w:r>
+        <w:rPr>
+          <w:rFonts w:ascii="Times New Roman" w:hAnsi="Times New Roman" w:cs="Times New Roman"/>
+          <w:b/>
+          <w:bCs/>
+          <w:sz w:val="26"/>
+          <w:szCs w:val="26"/>
+        </w:rPr>
+        <w:t>5</w:t>
+      </w:r>
+      <w:r>
+        <w:rPr>
+          <w:rFonts w:ascii="Times New Roman" w:hAnsi="Times New Roman" w:cs="Times New Roman"/>
+          <w:b/>
+          <w:sz w:val="26"/>
+          <w:szCs w:val="26"/>
+          <w:lang w:val="vi-VN"/>
+        </w:rPr>
+        <w:t xml:space="preserve"> :</w:t>
+      </w:r>
+      <w:proofErr w:type="gramEnd"/>
+      <w:r>
+        <w:rPr>
+          <w:rFonts w:ascii="Times New Roman" w:hAnsi="Times New Roman" w:cs="Times New Roman"/>
+          <w:b/>
+          <w:sz w:val="26"/>
+          <w:szCs w:val="26"/>
+        </w:rPr>
+        <w:t xml:space="preserve"> </w:t>
+      </w:r>
+      <w:r>
+        <w:rPr>
+          <w:rFonts w:ascii="Times New Roman" w:hAnsi="Times New Roman" w:cs="Times New Roman"/>
+          <w:bCs/>
+          <w:sz w:val="26"/>
+          <w:szCs w:val="26"/>
+        </w:rPr>
+        <w:t>bác sĩ hoặc nhân viên xác nhận bệnh nhân đã được tiếp nhận để bắt đầu quá trình khám.</w:t>
+      </w:r>
+    </w:p>
+    <w:p>
+      <w:pPr>
+        <w:pStyle w:val="ListParagraph"/>
+        <w:ind w:left="1080"/>
+        <w:rPr>
+          <w:rFonts w:ascii="Times New Roman" w:hAnsi="Times New Roman" w:cs="Times New Roman"/>
+          <w:b/>
+          <w:sz w:val="26"/>
+          <w:szCs w:val="26"/>
+          <w:lang w:val="vi-VN"/>
+        </w:rPr>
+      </w:pPr>
+    </w:p>
+    <w:p>
+      <w:pPr>
+        <w:pStyle w:val="ListParagraph"/>
+        <w:ind w:left="1080"/>
+        <w:rPr>
+          <w:rFonts w:ascii="Times New Roman" w:hAnsi="Times New Roman" w:cs="Times New Roman"/>
+          <w:bCs/>
+          <w:sz w:val="26"/>
+          <w:szCs w:val="26"/>
+          <w:lang w:val="vi-VN"/>
+        </w:rPr>
+      </w:pPr>
+      <w:r>
+        <w:rPr>
+          <w:rFonts w:ascii="Times New Roman" w:hAnsi="Times New Roman" w:cs="Times New Roman"/>
+          <w:b/>
+          <w:sz w:val="26"/>
+          <w:szCs w:val="26"/>
+        </w:rPr>
+        <w:t xml:space="preserve">Kết </w:t>
+      </w:r>
+      <w:proofErr w:type="gramStart"/>
+      <w:r>
+        <w:rPr>
+          <w:rFonts w:ascii="Times New Roman" w:hAnsi="Times New Roman" w:cs="Times New Roman"/>
+          <w:b/>
+          <w:sz w:val="26"/>
+          <w:szCs w:val="26"/>
+        </w:rPr>
+        <w:t>thúc</w:t>
+      </w:r>
+      <w:r>
+        <w:rPr>
+          <w:rFonts w:ascii="Times New Roman" w:hAnsi="Times New Roman" w:cs="Times New Roman"/>
+          <w:b/>
+          <w:sz w:val="26"/>
+          <w:szCs w:val="26"/>
+          <w:lang w:val="vi-VN"/>
+        </w:rPr>
+        <w:t xml:space="preserve"> :</w:t>
+      </w:r>
+      <w:proofErr w:type="gramEnd"/>
+      <w:r>
+        <w:rPr>
+          <w:rFonts w:ascii="Times New Roman" w:hAnsi="Times New Roman" w:cs="Times New Roman"/>
+          <w:b/>
+          <w:sz w:val="26"/>
+          <w:szCs w:val="26"/>
+        </w:rPr>
+        <w:t xml:space="preserve"> </w:t>
+      </w:r>
+      <w:r>
+        <w:rPr>
+          <w:rFonts w:ascii="Times New Roman" w:hAnsi="Times New Roman" w:cs="Times New Roman"/>
+          <w:bCs/>
+          <w:sz w:val="26"/>
+          <w:szCs w:val="26"/>
+        </w:rPr>
+        <w:t>bệnh nhân hoàn tất quá trình tiếp nhận và chuyển sang bước khám bệnh.</w:t>
+      </w:r>
+    </w:p>
+    <w:p>
+      <w:pPr>
+        <w:pStyle w:val="ListParagraph"/>
+        <w:ind w:left="1080"/>
+        <w:rPr>
+          <w:rFonts w:ascii="Times New Roman" w:hAnsi="Times New Roman" w:cs="Times New Roman"/>
+          <w:b/>
+          <w:sz w:val="26"/>
+          <w:szCs w:val="26"/>
+          <w:lang w:val="vi-VN"/>
+        </w:rPr>
+      </w:pPr>
+    </w:p>
+    <w:p>
+      <w:pPr>
+        <w:pStyle w:val="ListParagraph"/>
+        <w:numPr>
+          <w:ilvl w:val="0"/>
           <w:numId w:val="5"/>
         </w:numPr>
         <w:spacing w:after="120" w:line="240" w:lineRule="auto"/>
@@ -830,6 +4703,615 @@
           <w:szCs w:val="26"/>
         </w:rPr>
         <w:t>Quy định:</w:t>
+      </w:r>
+    </w:p>
+    <w:p>
+      <w:pPr>
+        <w:pStyle w:val="ListParagraph"/>
+        <w:spacing w:after="120" w:line="240" w:lineRule="auto"/>
+        <w:jc w:val="both"/>
+        <w:rPr>
+          <w:rFonts w:ascii="Times New Roman" w:hAnsi="Times New Roman" w:cs="Times New Roman"/>
+          <w:b/>
+          <w:sz w:val="26"/>
+          <w:szCs w:val="26"/>
+        </w:rPr>
+      </w:pPr>
+    </w:p>
+    <w:p>
+      <w:pPr>
+        <w:pStyle w:val="ListParagraph"/>
+        <w:spacing w:after="120" w:line="240" w:lineRule="auto"/>
+        <w:ind w:left="1080"/>
+        <w:jc w:val="both"/>
+        <w:rPr>
+          <w:rFonts w:ascii="Times New Roman" w:hAnsi="Times New Roman" w:cs="Times New Roman"/>
+          <w:b/>
+          <w:sz w:val="26"/>
+          <w:szCs w:val="26"/>
+          <w:lang w:val="vi-VN"/>
+        </w:rPr>
+      </w:pPr>
+      <w:r>
+        <w:rPr>
+          <w:rFonts w:ascii="Times New Roman" w:hAnsi="Times New Roman" w:cs="Times New Roman"/>
+          <w:b/>
+          <w:sz w:val="26"/>
+          <w:szCs w:val="26"/>
+        </w:rPr>
+        <w:t xml:space="preserve">Quy </w:t>
+      </w:r>
+      <w:r>
+        <w:rPr>
+          <w:rFonts w:ascii="Times New Roman" w:hAnsi="Times New Roman" w:cs="Times New Roman"/>
+          <w:b/>
+          <w:sz w:val="26"/>
+          <w:szCs w:val="26"/>
+        </w:rPr>
+        <w:t>định</w:t>
+      </w:r>
+      <w:r>
+        <w:rPr>
+          <w:rFonts w:ascii="Times New Roman" w:hAnsi="Times New Roman" w:cs="Times New Roman"/>
+          <w:b/>
+          <w:sz w:val="26"/>
+          <w:szCs w:val="26"/>
+          <w:lang w:val="vi-VN"/>
+        </w:rPr>
+        <w:t xml:space="preserve"> </w:t>
+      </w:r>
+      <w:proofErr w:type="gramStart"/>
+      <w:r>
+        <w:rPr>
+          <w:rFonts w:ascii="Times New Roman" w:hAnsi="Times New Roman" w:cs="Times New Roman"/>
+          <w:b/>
+          <w:sz w:val="26"/>
+          <w:szCs w:val="26"/>
+          <w:lang w:val="vi-VN"/>
+        </w:rPr>
+        <w:t>1 :</w:t>
+      </w:r>
+      <w:r>
+        <w:rPr>
+          <w:rFonts w:ascii="Times New Roman" w:hAnsi="Times New Roman" w:cs="Times New Roman"/>
+          <w:b/>
+          <w:sz w:val="26"/>
+          <w:szCs w:val="26"/>
+        </w:rPr>
+        <w:t>V</w:t>
+      </w:r>
+      <w:r>
+        <w:rPr>
+          <w:rFonts w:ascii="Times New Roman" w:hAnsi="Times New Roman" w:cs="Times New Roman"/>
+          <w:b/>
+          <w:sz w:val="26"/>
+          <w:szCs w:val="26"/>
+        </w:rPr>
+        <w:t>ề</w:t>
+      </w:r>
+      <w:proofErr w:type="gramEnd"/>
+      <w:r>
+        <w:rPr>
+          <w:rFonts w:ascii="Times New Roman" w:hAnsi="Times New Roman" w:cs="Times New Roman"/>
+          <w:b/>
+          <w:sz w:val="26"/>
+          <w:szCs w:val="26"/>
+        </w:rPr>
+        <w:t xml:space="preserve"> đặt lịch khám:</w:t>
+      </w:r>
+    </w:p>
+    <w:p>
+      <w:pPr>
+        <w:pStyle w:val="ListParagraph"/>
+        <w:spacing w:after="120" w:line="240" w:lineRule="auto"/>
+        <w:ind w:left="1080"/>
+        <w:jc w:val="both"/>
+        <w:rPr>
+          <w:rFonts w:ascii="Times New Roman" w:hAnsi="Times New Roman" w:cs="Times New Roman"/>
+          <w:bCs/>
+          <w:sz w:val="26"/>
+          <w:szCs w:val="26"/>
+          <w:lang w:val="vi-VN"/>
+        </w:rPr>
+      </w:pPr>
+      <w:r>
+        <w:rPr>
+          <w:rFonts w:ascii="Times New Roman" w:hAnsi="Times New Roman" w:cs="Times New Roman"/>
+          <w:bCs/>
+          <w:sz w:val="26"/>
+          <w:szCs w:val="26"/>
+        </w:rPr>
+        <w:t>Bệnh nhân cần cung cấp đầy đủ và chính xác thông tin cá nhân khi đặt lịch. Lịch khám phải được kiểm tra với lịch làm việc của bác sĩ để tránh trùng lịch và chỉ được xem là chính thức sau khi phòng khám xác nhận.</w:t>
+      </w:r>
+    </w:p>
+    <w:p>
+      <w:pPr>
+        <w:pStyle w:val="ListParagraph"/>
+        <w:spacing w:after="120" w:line="240" w:lineRule="auto"/>
+        <w:ind w:left="1080"/>
+        <w:jc w:val="both"/>
+        <w:rPr>
+          <w:rFonts w:ascii="Times New Roman" w:hAnsi="Times New Roman" w:cs="Times New Roman"/>
+          <w:bCs/>
+          <w:sz w:val="26"/>
+          <w:szCs w:val="26"/>
+          <w:lang w:val="vi-VN"/>
+        </w:rPr>
+      </w:pPr>
+    </w:p>
+    <w:p>
+      <w:pPr>
+        <w:pStyle w:val="ListParagraph"/>
+        <w:spacing w:after="120" w:line="240" w:lineRule="auto"/>
+        <w:ind w:left="1080"/>
+        <w:jc w:val="both"/>
+        <w:rPr>
+          <w:rFonts w:ascii="Times New Roman" w:hAnsi="Times New Roman" w:cs="Times New Roman"/>
+          <w:b/>
+          <w:sz w:val="26"/>
+          <w:szCs w:val="26"/>
+          <w:lang w:val="vi-VN"/>
+        </w:rPr>
+      </w:pPr>
+      <w:r>
+        <w:rPr>
+          <w:rFonts w:ascii="Times New Roman" w:hAnsi="Times New Roman" w:cs="Times New Roman"/>
+          <w:b/>
+          <w:sz w:val="26"/>
+          <w:szCs w:val="26"/>
+        </w:rPr>
+        <w:t>Quy định</w:t>
+      </w:r>
+      <w:r>
+        <w:rPr>
+          <w:rFonts w:ascii="Times New Roman" w:hAnsi="Times New Roman" w:cs="Times New Roman"/>
+          <w:b/>
+          <w:sz w:val="26"/>
+          <w:szCs w:val="26"/>
+          <w:lang w:val="vi-VN"/>
+        </w:rPr>
+        <w:t xml:space="preserve"> </w:t>
+      </w:r>
+      <w:proofErr w:type="gramStart"/>
+      <w:r>
+        <w:rPr>
+          <w:rFonts w:ascii="Times New Roman" w:hAnsi="Times New Roman" w:cs="Times New Roman"/>
+          <w:b/>
+          <w:sz w:val="26"/>
+          <w:szCs w:val="26"/>
+          <w:lang w:val="vi-VN"/>
+        </w:rPr>
+        <w:t>2 :</w:t>
+      </w:r>
+      <w:proofErr w:type="gramEnd"/>
+      <w:r>
+        <w:rPr>
+          <w:rFonts w:ascii="Times New Roman" w:hAnsi="Times New Roman" w:cs="Times New Roman"/>
+          <w:b/>
+          <w:sz w:val="26"/>
+          <w:szCs w:val="26"/>
+        </w:rPr>
+        <w:t xml:space="preserve"> </w:t>
+      </w:r>
+      <w:r>
+        <w:rPr>
+          <w:rFonts w:ascii="Times New Roman" w:hAnsi="Times New Roman" w:cs="Times New Roman"/>
+          <w:b/>
+          <w:sz w:val="26"/>
+          <w:szCs w:val="26"/>
+        </w:rPr>
+        <w:t>V</w:t>
+      </w:r>
+      <w:r>
+        <w:rPr>
+          <w:rFonts w:ascii="Times New Roman" w:hAnsi="Times New Roman" w:cs="Times New Roman"/>
+          <w:b/>
+          <w:sz w:val="26"/>
+          <w:szCs w:val="26"/>
+        </w:rPr>
+        <w:t xml:space="preserve">ề thay đổi và hủy </w:t>
+      </w:r>
+      <w:proofErr w:type="gramStart"/>
+      <w:r>
+        <w:rPr>
+          <w:rFonts w:ascii="Times New Roman" w:hAnsi="Times New Roman" w:cs="Times New Roman"/>
+          <w:b/>
+          <w:sz w:val="26"/>
+          <w:szCs w:val="26"/>
+        </w:rPr>
+        <w:t>lịch</w:t>
+      </w:r>
+      <w:r>
+        <w:rPr>
+          <w:rFonts w:ascii="Times New Roman" w:hAnsi="Times New Roman" w:cs="Times New Roman"/>
+          <w:b/>
+          <w:sz w:val="26"/>
+          <w:szCs w:val="26"/>
+          <w:lang w:val="vi-VN"/>
+        </w:rPr>
+        <w:t xml:space="preserve"> :</w:t>
+      </w:r>
+      <w:proofErr w:type="gramEnd"/>
+    </w:p>
+    <w:p>
+      <w:pPr>
+        <w:pStyle w:val="ListParagraph"/>
+        <w:spacing w:after="120" w:line="240" w:lineRule="auto"/>
+        <w:ind w:left="1080"/>
+        <w:jc w:val="both"/>
+        <w:rPr>
+          <w:rFonts w:ascii="Times New Roman" w:hAnsi="Times New Roman" w:cs="Times New Roman"/>
+          <w:bCs/>
+          <w:sz w:val="26"/>
+          <w:szCs w:val="26"/>
+          <w:lang w:val="vi-VN"/>
+        </w:rPr>
+      </w:pPr>
+      <w:r>
+        <w:rPr>
+          <w:rFonts w:ascii="Times New Roman" w:hAnsi="Times New Roman" w:cs="Times New Roman"/>
+          <w:bCs/>
+          <w:sz w:val="26"/>
+          <w:szCs w:val="26"/>
+        </w:rPr>
+        <w:t>Bệnh nhân cần thông báo cho phòng khám khi muốn thay đổi hoặc hủy lịch để phòng khám kịp thời cập nhật lịch bác sĩ. Các lịch đã hủy phải được cập nhật trạng thái rõ ràng và không tiếp tục sử dụng cho quá trình khám.</w:t>
+      </w:r>
+    </w:p>
+    <w:p>
+      <w:pPr>
+        <w:pStyle w:val="ListParagraph"/>
+        <w:spacing w:after="120" w:line="240" w:lineRule="auto"/>
+        <w:ind w:left="1080"/>
+        <w:jc w:val="both"/>
+        <w:rPr>
+          <w:rFonts w:ascii="Times New Roman" w:hAnsi="Times New Roman" w:cs="Times New Roman"/>
+          <w:bCs/>
+          <w:sz w:val="26"/>
+          <w:szCs w:val="26"/>
+          <w:lang w:val="vi-VN"/>
+        </w:rPr>
+      </w:pPr>
+    </w:p>
+    <w:p>
+      <w:pPr>
+        <w:pStyle w:val="ListParagraph"/>
+        <w:spacing w:after="120" w:line="240" w:lineRule="auto"/>
+        <w:ind w:left="1080"/>
+        <w:jc w:val="both"/>
+        <w:rPr>
+          <w:rFonts w:ascii="Times New Roman" w:hAnsi="Times New Roman" w:cs="Times New Roman"/>
+          <w:b/>
+          <w:sz w:val="26"/>
+          <w:szCs w:val="26"/>
+          <w:lang w:val="vi-VN"/>
+        </w:rPr>
+      </w:pPr>
+      <w:r>
+        <w:rPr>
+          <w:rFonts w:ascii="Times New Roman" w:hAnsi="Times New Roman" w:cs="Times New Roman"/>
+          <w:b/>
+          <w:sz w:val="26"/>
+          <w:szCs w:val="26"/>
+        </w:rPr>
+        <w:t xml:space="preserve">Quy định </w:t>
+      </w:r>
+      <w:proofErr w:type="gramStart"/>
+      <w:r>
+        <w:rPr>
+          <w:rFonts w:ascii="Times New Roman" w:hAnsi="Times New Roman" w:cs="Times New Roman"/>
+          <w:b/>
+          <w:sz w:val="26"/>
+          <w:szCs w:val="26"/>
+        </w:rPr>
+        <w:t>3</w:t>
+      </w:r>
+      <w:r>
+        <w:rPr>
+          <w:rFonts w:ascii="Times New Roman" w:hAnsi="Times New Roman" w:cs="Times New Roman"/>
+          <w:b/>
+          <w:sz w:val="26"/>
+          <w:szCs w:val="26"/>
+          <w:lang w:val="vi-VN"/>
+        </w:rPr>
+        <w:t xml:space="preserve"> :</w:t>
+      </w:r>
+      <w:proofErr w:type="gramEnd"/>
+      <w:r>
+        <w:rPr>
+          <w:rFonts w:ascii="Times New Roman" w:hAnsi="Times New Roman" w:cs="Times New Roman"/>
+          <w:b/>
+          <w:sz w:val="26"/>
+          <w:szCs w:val="26"/>
+          <w:lang w:val="vi-VN"/>
+        </w:rPr>
+        <w:t xml:space="preserve"> </w:t>
+      </w:r>
+      <w:r>
+        <w:rPr>
+          <w:rFonts w:ascii="Times New Roman" w:hAnsi="Times New Roman" w:cs="Times New Roman"/>
+          <w:b/>
+          <w:sz w:val="26"/>
+          <w:szCs w:val="26"/>
+        </w:rPr>
+        <w:t>V</w:t>
+      </w:r>
+      <w:r>
+        <w:rPr>
+          <w:rFonts w:ascii="Times New Roman" w:hAnsi="Times New Roman" w:cs="Times New Roman"/>
+          <w:b/>
+          <w:sz w:val="26"/>
+          <w:szCs w:val="26"/>
+        </w:rPr>
+        <w:t xml:space="preserve">ề check-in và tiếp </w:t>
+      </w:r>
+      <w:r>
+        <w:rPr>
+          <w:rFonts w:ascii="Times New Roman" w:hAnsi="Times New Roman" w:cs="Times New Roman"/>
+          <w:b/>
+          <w:sz w:val="26"/>
+          <w:szCs w:val="26"/>
+        </w:rPr>
+        <w:t>nhận</w:t>
+      </w:r>
+      <w:r>
+        <w:rPr>
+          <w:rFonts w:ascii="Times New Roman" w:hAnsi="Times New Roman" w:cs="Times New Roman"/>
+          <w:b/>
+          <w:sz w:val="26"/>
+          <w:szCs w:val="26"/>
+          <w:lang w:val="vi-VN"/>
+        </w:rPr>
+        <w:t xml:space="preserve">: </w:t>
+      </w:r>
+    </w:p>
+    <w:p>
+      <w:pPr>
+        <w:pStyle w:val="ListParagraph"/>
+        <w:spacing w:after="120" w:line="240" w:lineRule="auto"/>
+        <w:ind w:left="1080"/>
+        <w:jc w:val="both"/>
+        <w:rPr>
+          <w:rFonts w:ascii="Times New Roman" w:hAnsi="Times New Roman" w:cs="Times New Roman"/>
+          <w:bCs/>
+          <w:sz w:val="26"/>
+          <w:szCs w:val="26"/>
+          <w:lang w:val="vi-VN"/>
+        </w:rPr>
+      </w:pPr>
+      <w:r>
+        <w:rPr>
+          <w:rFonts w:ascii="Times New Roman" w:hAnsi="Times New Roman" w:cs="Times New Roman"/>
+          <w:bCs/>
+          <w:sz w:val="26"/>
+          <w:szCs w:val="26"/>
+        </w:rPr>
+        <w:t>Bệnh nhân cần thực hiện check-in khi đến phòng khám và cung cấp thông tin cần thiết để nhân viên đối chiếu với lịch hẹn. Bệnh nhân được tiếp nhận theo lịch đã đăng ký, đồng thời phòng khám có thể ưu tiên xử lý các trường hợp khẩn cấp.</w:t>
+      </w:r>
+    </w:p>
+    <w:p>
+      <w:pPr>
+        <w:pStyle w:val="ListParagraph"/>
+        <w:spacing w:after="120" w:line="240" w:lineRule="auto"/>
+        <w:ind w:left="1080"/>
+        <w:jc w:val="both"/>
+        <w:rPr>
+          <w:rFonts w:ascii="Times New Roman" w:hAnsi="Times New Roman" w:cs="Times New Roman"/>
+          <w:bCs/>
+          <w:sz w:val="26"/>
+          <w:szCs w:val="26"/>
+          <w:lang w:val="vi-VN"/>
+        </w:rPr>
+      </w:pPr>
+    </w:p>
+    <w:p>
+      <w:pPr>
+        <w:pStyle w:val="ListParagraph"/>
+        <w:spacing w:after="120" w:line="240" w:lineRule="auto"/>
+        <w:ind w:left="1080"/>
+        <w:jc w:val="both"/>
+        <w:rPr>
+          <w:rFonts w:ascii="Times New Roman" w:hAnsi="Times New Roman" w:cs="Times New Roman"/>
+          <w:b/>
+          <w:sz w:val="26"/>
+          <w:szCs w:val="26"/>
+          <w:lang w:val="vi-VN"/>
+        </w:rPr>
+      </w:pPr>
+      <w:r>
+        <w:rPr>
+          <w:rFonts w:ascii="Times New Roman" w:hAnsi="Times New Roman" w:cs="Times New Roman"/>
+          <w:b/>
+          <w:bCs/>
+          <w:sz w:val="26"/>
+          <w:szCs w:val="26"/>
+        </w:rPr>
+        <w:t xml:space="preserve">Quy định </w:t>
+      </w:r>
+      <w:proofErr w:type="gramStart"/>
+      <w:r>
+        <w:rPr>
+          <w:rFonts w:ascii="Times New Roman" w:hAnsi="Times New Roman" w:cs="Times New Roman"/>
+          <w:b/>
+          <w:bCs/>
+          <w:sz w:val="26"/>
+          <w:szCs w:val="26"/>
+        </w:rPr>
+        <w:t>4</w:t>
+      </w:r>
+      <w:r>
+        <w:rPr>
+          <w:rFonts w:ascii="Times New Roman" w:hAnsi="Times New Roman" w:cs="Times New Roman"/>
+          <w:b/>
+          <w:bCs/>
+          <w:sz w:val="26"/>
+          <w:szCs w:val="26"/>
+          <w:lang w:val="vi-VN"/>
+        </w:rPr>
+        <w:t xml:space="preserve"> :</w:t>
+      </w:r>
+      <w:proofErr w:type="gramEnd"/>
+      <w:r>
+        <w:rPr>
+          <w:rFonts w:ascii="Times New Roman" w:hAnsi="Times New Roman" w:cs="Times New Roman"/>
+          <w:b/>
+          <w:bCs/>
+          <w:sz w:val="26"/>
+          <w:szCs w:val="26"/>
+          <w:lang w:val="vi-VN"/>
+        </w:rPr>
+        <w:t xml:space="preserve"> V</w:t>
+      </w:r>
+      <w:r>
+        <w:rPr>
+          <w:rFonts w:ascii="Times New Roman" w:hAnsi="Times New Roman" w:cs="Times New Roman"/>
+          <w:b/>
+          <w:bCs/>
+          <w:sz w:val="26"/>
+          <w:szCs w:val="26"/>
+        </w:rPr>
+        <w:t>ề quản lý lịch bác sĩ:</w:t>
+      </w:r>
+    </w:p>
+    <w:p>
+      <w:pPr>
+        <w:pStyle w:val="ListParagraph"/>
+        <w:spacing w:after="120" w:line="240" w:lineRule="auto"/>
+        <w:ind w:left="1080"/>
+        <w:jc w:val="both"/>
+        <w:rPr>
+          <w:rFonts w:ascii="Times New Roman" w:hAnsi="Times New Roman" w:cs="Times New Roman"/>
+          <w:bCs/>
+          <w:sz w:val="26"/>
+          <w:szCs w:val="26"/>
+          <w:lang w:val="vi-VN"/>
+        </w:rPr>
+      </w:pPr>
+      <w:r>
+        <w:rPr>
+          <w:rFonts w:ascii="Times New Roman" w:hAnsi="Times New Roman" w:cs="Times New Roman"/>
+          <w:bCs/>
+          <w:sz w:val="26"/>
+          <w:szCs w:val="26"/>
+        </w:rPr>
+        <w:t>Nhân viên phải thường xuyên cập nhật lịch làm việc của bác sĩ, bao gồm lịch khám, nghỉ, thay đổi hoặc phát sinh đột xuất. Không được sắp xếp hai bệnh nhân vào cùng một khung giờ của cùng một bác sĩ nếu chưa có sự cho phép hoặc phương án xử lý phù hợp.</w:t>
+      </w:r>
+    </w:p>
+    <w:p>
+      <w:pPr>
+        <w:pStyle w:val="ListParagraph"/>
+        <w:spacing w:after="120" w:line="240" w:lineRule="auto"/>
+        <w:ind w:left="1080"/>
+        <w:jc w:val="both"/>
+        <w:rPr>
+          <w:rFonts w:ascii="Times New Roman" w:hAnsi="Times New Roman" w:cs="Times New Roman"/>
+          <w:bCs/>
+          <w:sz w:val="26"/>
+          <w:szCs w:val="26"/>
+          <w:lang w:val="vi-VN"/>
+        </w:rPr>
+      </w:pPr>
+    </w:p>
+    <w:p>
+      <w:pPr>
+        <w:pStyle w:val="ListParagraph"/>
+        <w:spacing w:after="120" w:line="240" w:lineRule="auto"/>
+        <w:ind w:left="1080"/>
+        <w:jc w:val="both"/>
+        <w:rPr>
+          <w:rFonts w:ascii="Times New Roman" w:hAnsi="Times New Roman" w:cs="Times New Roman"/>
+          <w:b/>
+          <w:sz w:val="26"/>
+          <w:szCs w:val="26"/>
+          <w:lang w:val="vi-VN"/>
+        </w:rPr>
+      </w:pPr>
+      <w:r>
+        <w:rPr>
+          <w:rFonts w:ascii="Times New Roman" w:hAnsi="Times New Roman" w:cs="Times New Roman"/>
+          <w:b/>
+          <w:bCs/>
+          <w:sz w:val="26"/>
+          <w:szCs w:val="26"/>
+        </w:rPr>
+        <w:t xml:space="preserve">Quy định </w:t>
+      </w:r>
+      <w:proofErr w:type="gramStart"/>
+      <w:r>
+        <w:rPr>
+          <w:rFonts w:ascii="Times New Roman" w:hAnsi="Times New Roman" w:cs="Times New Roman"/>
+          <w:b/>
+          <w:bCs/>
+          <w:sz w:val="26"/>
+          <w:szCs w:val="26"/>
+        </w:rPr>
+        <w:t>5</w:t>
+      </w:r>
+      <w:r>
+        <w:rPr>
+          <w:rFonts w:ascii="Times New Roman" w:hAnsi="Times New Roman" w:cs="Times New Roman"/>
+          <w:b/>
+          <w:bCs/>
+          <w:sz w:val="26"/>
+          <w:szCs w:val="26"/>
+          <w:lang w:val="vi-VN"/>
+        </w:rPr>
+        <w:t xml:space="preserve"> :</w:t>
+      </w:r>
+      <w:proofErr w:type="gramEnd"/>
+      <w:r>
+        <w:rPr>
+          <w:rFonts w:ascii="Times New Roman" w:hAnsi="Times New Roman" w:cs="Times New Roman"/>
+          <w:b/>
+          <w:bCs/>
+          <w:sz w:val="26"/>
+          <w:szCs w:val="26"/>
+          <w:lang w:val="vi-VN"/>
+        </w:rPr>
+        <w:t xml:space="preserve"> </w:t>
+      </w:r>
+      <w:r>
+        <w:rPr>
+          <w:rFonts w:ascii="Times New Roman" w:hAnsi="Times New Roman" w:cs="Times New Roman"/>
+          <w:b/>
+          <w:bCs/>
+          <w:sz w:val="26"/>
+          <w:szCs w:val="26"/>
+        </w:rPr>
+        <w:t>V</w:t>
+      </w:r>
+      <w:r>
+        <w:rPr>
+          <w:rFonts w:ascii="Times New Roman" w:hAnsi="Times New Roman" w:cs="Times New Roman"/>
+          <w:b/>
+          <w:bCs/>
+          <w:sz w:val="26"/>
+          <w:szCs w:val="26"/>
+        </w:rPr>
+        <w:t>ề bảo mật thông tin bệnh nhân:</w:t>
+      </w:r>
+    </w:p>
+    <w:p>
+      <w:pPr>
+        <w:pStyle w:val="ListParagraph"/>
+        <w:spacing w:after="120" w:line="240" w:lineRule="auto"/>
+        <w:ind w:left="1080"/>
+        <w:jc w:val="both"/>
+        <w:rPr>
+          <w:rFonts w:ascii="Times New Roman" w:hAnsi="Times New Roman" w:cs="Times New Roman"/>
+          <w:bCs/>
+          <w:sz w:val="26"/>
+          <w:szCs w:val="26"/>
+          <w:lang w:val="vi-VN"/>
+        </w:rPr>
+      </w:pPr>
+      <w:r>
+        <w:rPr>
+          <w:rFonts w:ascii="Times New Roman" w:hAnsi="Times New Roman" w:cs="Times New Roman"/>
+          <w:bCs/>
+          <w:sz w:val="26"/>
+          <w:szCs w:val="26"/>
+        </w:rPr>
+        <w:t>Thông tin cá nhân, hồ sơ bệnh án và lịch sử khám chữa bệnh của bệnh nhân phải được bảo mật và chỉ cung cấp cho người có thẩm quyền. Nhân viên phòng khám không được tự ý chia sẻ hoặc sử dụng thông tin bệnh nhân cho mục đích ngoài nghiệp vụ.</w:t>
       </w:r>
     </w:p>
     <w:p>
@@ -1528,6 +6010,7 @@
                 <w:sz w:val="26"/>
                 <w:szCs w:val="26"/>
               </w:rPr>
+              <w:lastRenderedPageBreak/>
               <w:t>6.</w:t>
             </w:r>
           </w:p>
@@ -1694,7 +6177,6 @@
                 <w:sz w:val="26"/>
                 <w:szCs w:val="26"/>
               </w:rPr>
-              <w:lastRenderedPageBreak/>
               <w:t>8.</w:t>
             </w:r>
           </w:p>
@@ -2503,6 +6985,95 @@
 <file path=word/numbering.xml><?xml version="1.0" encoding="utf-8"?>
 <w:numbering xmlns:wpc="http://schemas.microsoft.com/office/word/2010/wordprocessingCanvas" xmlns:cx="http://schemas.microsoft.com/office/drawing/2014/chartex" xmlns:cx1="http://schemas.microsoft.com/office/drawing/2015/9/8/chartex" xmlns:cx2="http://schemas.microsoft.com/office/drawing/2015/10/21/chartex" xmlns:cx3="http://schemas.microsoft.com/office/drawing/2016/5/9/chartex" xmlns:cx4="http://schemas.microsoft.com/office/drawing/2016/5/10/chartex" xmlns:cx5="http://schemas.microsoft.com/office/drawing/2016/5/11/chartex" xmlns:cx6="http://schemas.microsoft.com/office/drawing/2016/5/12/chartex" xmlns:cx7="http://schemas.microsoft.com/office/drawing/2016/5/13/chartex" xmlns:cx8="http://schemas.microsoft.com/office/drawing/2016/5/14/chartex" xmlns:mc="http://schemas.openxmlformats.org/markup-compatibility/2006" xmlns:aink="http://schemas.microsoft.com/office/drawing/2016/ink" xmlns:am3d="http://schemas.microsoft.com/office/drawing/2017/model3d" xmlns:o="urn:schemas-microsoft-com:office:office" xmlns:oel="http://schemas.microsoft.com/office/2019/extlst" xmlns:r="http://schemas.openxmlformats.org/officeDocument/2006/relationships" xmlns:m="http://schemas.openxmlformats.org/officeDocument/2006/math" xmlns:v="urn:schemas-microsoft-com:vml" xmlns:wp14="http://schemas.microsoft.com/office/word/2010/wordprocessingDrawing" xmlns:wp="http://schemas.openxmlformats.org/drawingml/2006/wordprocessingDrawing" xmlns:w10="urn:schemas-microsoft-com:office:word" xmlns:w="http://schemas.openxmlformats.org/wordprocessingml/2006/main" xmlns:w14="http://schemas.microsoft.com/office/word/2010/wordml" xmlns:w15="http://schemas.microsoft.com/office/word/2012/wordml" xmlns:w16cei="http://schemas.microsoft.com/office/word/2026/wordml/cei" xmlns:w16cex="http://schemas.microsoft.com/office/word/2018/wordml/cex" xmlns:w16cid="http://schemas.microsoft.com/office/word/2016/wordml/cid" xmlns:w16="http://schemas.microsoft.com/office/word/2018/wordml" xmlns:w16du="http://schemas.microsoft.com/office/word/2023/wordml/word16du" xmlns:w16sdtdh="http://schemas.microsoft.com/office/word/2020/wordml/sdtdatahash" xmlns:w16sdtfl="http://schemas.microsoft.com/office/word/2024/wordml/sdtformatlock" xmlns:w16se="http://schemas.microsoft.com/office/word/2015/wordml/symex" xmlns:wpg="http://schemas.microsoft.com/office/word/2010/wordprocessingGroup" xmlns:wpi="http://schemas.microsoft.com/office/word/2010/wordprocessingInk" xmlns:wne="http://schemas.microsoft.com/office/word/2006/wordml" xmlns:wps="http://schemas.microsoft.com/office/word/2010/wordprocessingShape" mc:Ignorable="w14 w15 w16se w16cid w16 w16cex w16sdtdh w16sdtfl w16du wp14">
   <w:abstractNum w:abstractNumId="0" w15:restartNumberingAfterBreak="0">
+    <w:nsid w:val="1BB51BB5"/>
+    <w:multiLevelType w:val="hybridMultilevel"/>
+    <w:tmpl w:val="E0A80D76"/>
+    <w:lvl w:ilvl="0" w:tplc="C49ACBE0">
+      <w:start w:val="1"/>
+      <w:numFmt w:val="decimal"/>
+      <w:lvlText w:val="%1."/>
+      <w:lvlJc w:val="left"/>
+      <w:pPr>
+        <w:ind w:left="1080" w:hanging="360"/>
+      </w:pPr>
+      <w:rPr>
+        <w:rFonts w:hint="default"/>
+      </w:rPr>
+    </w:lvl>
+    <w:lvl w:ilvl="1" w:tplc="04090019" w:tentative="1">
+      <w:start w:val="1"/>
+      <w:numFmt w:val="lowerLetter"/>
+      <w:lvlText w:val="%2."/>
+      <w:lvlJc w:val="left"/>
+      <w:pPr>
+        <w:ind w:left="1800" w:hanging="360"/>
+      </w:pPr>
+    </w:lvl>
+    <w:lvl w:ilvl="2" w:tplc="0409001B" w:tentative="1">
+      <w:start w:val="1"/>
+      <w:numFmt w:val="lowerRoman"/>
+      <w:lvlText w:val="%3."/>
+      <w:lvlJc w:val="right"/>
+      <w:pPr>
+        <w:ind w:left="2520" w:hanging="180"/>
+      </w:pPr>
+    </w:lvl>
+    <w:lvl w:ilvl="3" w:tplc="0409000F" w:tentative="1">
+      <w:start w:val="1"/>
+      <w:numFmt w:val="decimal"/>
+      <w:lvlText w:val="%4."/>
+      <w:lvlJc w:val="left"/>
+      <w:pPr>
+        <w:ind w:left="3240" w:hanging="360"/>
+      </w:pPr>
+    </w:lvl>
+    <w:lvl w:ilvl="4" w:tplc="04090019" w:tentative="1">
+      <w:start w:val="1"/>
+      <w:numFmt w:val="lowerLetter"/>
+      <w:lvlText w:val="%5."/>
+      <w:lvlJc w:val="left"/>
+      <w:pPr>
+        <w:ind w:left="3960" w:hanging="360"/>
+      </w:pPr>
+    </w:lvl>
+    <w:lvl w:ilvl="5" w:tplc="0409001B" w:tentative="1">
+      <w:start w:val="1"/>
+      <w:numFmt w:val="lowerRoman"/>
+      <w:lvlText w:val="%6."/>
+      <w:lvlJc w:val="right"/>
+      <w:pPr>
+        <w:ind w:left="4680" w:hanging="180"/>
+      </w:pPr>
+    </w:lvl>
+    <w:lvl w:ilvl="6" w:tplc="0409000F" w:tentative="1">
+      <w:start w:val="1"/>
+      <w:numFmt w:val="decimal"/>
+      <w:lvlText w:val="%7."/>
+      <w:lvlJc w:val="left"/>
+      <w:pPr>
+        <w:ind w:left="5400" w:hanging="360"/>
+      </w:pPr>
+    </w:lvl>
+    <w:lvl w:ilvl="7" w:tplc="04090019" w:tentative="1">
+      <w:start w:val="1"/>
+      <w:numFmt w:val="lowerLetter"/>
+      <w:lvlText w:val="%8."/>
+      <w:lvlJc w:val="left"/>
+      <w:pPr>
+        <w:ind w:left="6120" w:hanging="360"/>
+      </w:pPr>
+    </w:lvl>
+    <w:lvl w:ilvl="8" w:tplc="0409001B" w:tentative="1">
+      <w:start w:val="1"/>
+      <w:numFmt w:val="lowerRoman"/>
+      <w:lvlText w:val="%9."/>
+      <w:lvlJc w:val="right"/>
+      <w:pPr>
+        <w:ind w:left="6840" w:hanging="180"/>
+      </w:pPr>
+    </w:lvl>
+  </w:abstractNum>
+  <w:abstractNum w:abstractNumId="1" w15:restartNumberingAfterBreak="0">
     <w:nsid w:val="22956ADA"/>
     <w:multiLevelType w:val="hybridMultilevel"/>
     <w:tmpl w:val="152EDC48"/>
@@ -2588,7 +7159,7 @@
       </w:pPr>
     </w:lvl>
   </w:abstractNum>
-  <w:abstractNum w:abstractNumId="1" w15:restartNumberingAfterBreak="0">
+  <w:abstractNum w:abstractNumId="2" w15:restartNumberingAfterBreak="0">
     <w:nsid w:val="2C39406B"/>
     <w:multiLevelType w:val="hybridMultilevel"/>
     <w:tmpl w:val="22FC64EE"/>
@@ -2701,7 +7272,7 @@
       </w:rPr>
     </w:lvl>
   </w:abstractNum>
-  <w:abstractNum w:abstractNumId="2" w15:restartNumberingAfterBreak="0">
+  <w:abstractNum w:abstractNumId="3" w15:restartNumberingAfterBreak="0">
     <w:nsid w:val="53FD5395"/>
     <w:multiLevelType w:val="hybridMultilevel"/>
     <w:tmpl w:val="A2DA055C"/>
@@ -2790,7 +7361,7 @@
       </w:pPr>
     </w:lvl>
   </w:abstractNum>
-  <w:abstractNum w:abstractNumId="3" w15:restartNumberingAfterBreak="0">
+  <w:abstractNum w:abstractNumId="4" w15:restartNumberingAfterBreak="0">
     <w:nsid w:val="59FD1723"/>
     <w:multiLevelType w:val="hybridMultilevel"/>
     <w:tmpl w:val="8990CF0E"/>
@@ -2930,17 +7501,17 @@
       </w:rPr>
     </w:lvl>
   </w:abstractNum>
-  <w:abstractNum w:abstractNumId="4" w15:restartNumberingAfterBreak="0">
-    <w:nsid w:val="664646E2"/>
+  <w:abstractNum w:abstractNumId="5" w15:restartNumberingAfterBreak="0">
+    <w:nsid w:val="64107A9D"/>
     <w:multiLevelType w:val="hybridMultilevel"/>
-    <w:tmpl w:val="96EAF268"/>
-    <w:lvl w:ilvl="0" w:tplc="0409000F">
+    <w:tmpl w:val="9CDC545A"/>
+    <w:lvl w:ilvl="0" w:tplc="DCB6EC44">
       <w:start w:val="1"/>
       <w:numFmt w:val="decimal"/>
       <w:lvlText w:val="%1."/>
       <w:lvlJc w:val="left"/>
       <w:pPr>
-        <w:ind w:left="720" w:hanging="360"/>
+        <w:ind w:left="1080" w:hanging="360"/>
       </w:pPr>
       <w:rPr>
         <w:rFonts w:hint="default"/>
@@ -2952,7 +7523,7 @@
       <w:lvlText w:val="%2."/>
       <w:lvlJc w:val="left"/>
       <w:pPr>
-        <w:ind w:left="1440" w:hanging="360"/>
+        <w:ind w:left="1800" w:hanging="360"/>
       </w:pPr>
     </w:lvl>
     <w:lvl w:ilvl="2" w:tplc="0409001B" w:tentative="1">
@@ -2961,7 +7532,7 @@
       <w:lvlText w:val="%3."/>
       <w:lvlJc w:val="right"/>
       <w:pPr>
-        <w:ind w:left="2160" w:hanging="180"/>
+        <w:ind w:left="2520" w:hanging="180"/>
       </w:pPr>
     </w:lvl>
     <w:lvl w:ilvl="3" w:tplc="0409000F" w:tentative="1">
@@ -2970,7 +7541,7 @@
       <w:lvlText w:val="%4."/>
       <w:lvlJc w:val="left"/>
       <w:pPr>
-        <w:ind w:left="2880" w:hanging="360"/>
+        <w:ind w:left="3240" w:hanging="360"/>
       </w:pPr>
     </w:lvl>
     <w:lvl w:ilvl="4" w:tplc="04090019" w:tentative="1">
@@ -2979,7 +7550,7 @@
       <w:lvlText w:val="%5."/>
       <w:lvlJc w:val="left"/>
       <w:pPr>
-        <w:ind w:left="3600" w:hanging="360"/>
+        <w:ind w:left="3960" w:hanging="360"/>
       </w:pPr>
     </w:lvl>
     <w:lvl w:ilvl="5" w:tplc="0409001B" w:tentative="1">
@@ -2988,7 +7559,7 @@
       <w:lvlText w:val="%6."/>
       <w:lvlJc w:val="right"/>
       <w:pPr>
-        <w:ind w:left="4320" w:hanging="180"/>
+        <w:ind w:left="4680" w:hanging="180"/>
       </w:pPr>
     </w:lvl>
     <w:lvl w:ilvl="6" w:tplc="0409000F" w:tentative="1">
@@ -2997,7 +7568,7 @@
       <w:lvlText w:val="%7."/>
       <w:lvlJc w:val="left"/>
       <w:pPr>
-        <w:ind w:left="5040" w:hanging="360"/>
+        <w:ind w:left="5400" w:hanging="360"/>
       </w:pPr>
     </w:lvl>
     <w:lvl w:ilvl="7" w:tplc="04090019" w:tentative="1">
@@ -3006,7 +7577,7 @@
       <w:lvlText w:val="%8."/>
       <w:lvlJc w:val="left"/>
       <w:pPr>
-        <w:ind w:left="5760" w:hanging="360"/>
+        <w:ind w:left="6120" w:hanging="360"/>
       </w:pPr>
     </w:lvl>
     <w:lvl w:ilvl="8" w:tplc="0409001B" w:tentative="1">
@@ -3015,14 +7586,14 @@
       <w:lvlText w:val="%9."/>
       <w:lvlJc w:val="right"/>
       <w:pPr>
-        <w:ind w:left="6480" w:hanging="180"/>
+        <w:ind w:left="6840" w:hanging="180"/>
       </w:pPr>
     </w:lvl>
   </w:abstractNum>
-  <w:abstractNum w:abstractNumId="5" w15:restartNumberingAfterBreak="0">
-    <w:nsid w:val="79BF5A33"/>
+  <w:abstractNum w:abstractNumId="6" w15:restartNumberingAfterBreak="0">
+    <w:nsid w:val="664646E2"/>
     <w:multiLevelType w:val="hybridMultilevel"/>
-    <w:tmpl w:val="F466ABF6"/>
+    <w:tmpl w:val="96EAF268"/>
     <w:lvl w:ilvl="0" w:tplc="0409000F">
       <w:start w:val="1"/>
       <w:numFmt w:val="decimal"/>
@@ -3108,23 +7679,118 @@
       </w:pPr>
     </w:lvl>
   </w:abstractNum>
+  <w:abstractNum w:abstractNumId="7" w15:restartNumberingAfterBreak="0">
+    <w:nsid w:val="79BF5A33"/>
+    <w:multiLevelType w:val="hybridMultilevel"/>
+    <w:tmpl w:val="F466ABF6"/>
+    <w:lvl w:ilvl="0" w:tplc="0409000F">
+      <w:start w:val="1"/>
+      <w:numFmt w:val="decimal"/>
+      <w:lvlText w:val="%1."/>
+      <w:lvlJc w:val="left"/>
+      <w:pPr>
+        <w:ind w:left="720" w:hanging="360"/>
+      </w:pPr>
+      <w:rPr>
+        <w:rFonts w:hint="default"/>
+      </w:rPr>
+    </w:lvl>
+    <w:lvl w:ilvl="1" w:tplc="04090019" w:tentative="1">
+      <w:start w:val="1"/>
+      <w:numFmt w:val="lowerLetter"/>
+      <w:lvlText w:val="%2."/>
+      <w:lvlJc w:val="left"/>
+      <w:pPr>
+        <w:ind w:left="1440" w:hanging="360"/>
+      </w:pPr>
+    </w:lvl>
+    <w:lvl w:ilvl="2" w:tplc="0409001B" w:tentative="1">
+      <w:start w:val="1"/>
+      <w:numFmt w:val="lowerRoman"/>
+      <w:lvlText w:val="%3."/>
+      <w:lvlJc w:val="right"/>
+      <w:pPr>
+        <w:ind w:left="2160" w:hanging="180"/>
+      </w:pPr>
+    </w:lvl>
+    <w:lvl w:ilvl="3" w:tplc="0409000F" w:tentative="1">
+      <w:start w:val="1"/>
+      <w:numFmt w:val="decimal"/>
+      <w:lvlText w:val="%4."/>
+      <w:lvlJc w:val="left"/>
+      <w:pPr>
+        <w:ind w:left="2880" w:hanging="360"/>
+      </w:pPr>
+    </w:lvl>
+    <w:lvl w:ilvl="4" w:tplc="04090019" w:tentative="1">
+      <w:start w:val="1"/>
+      <w:numFmt w:val="lowerLetter"/>
+      <w:lvlText w:val="%5."/>
+      <w:lvlJc w:val="left"/>
+      <w:pPr>
+        <w:ind w:left="3600" w:hanging="360"/>
+      </w:pPr>
+    </w:lvl>
+    <w:lvl w:ilvl="5" w:tplc="0409001B" w:tentative="1">
+      <w:start w:val="1"/>
+      <w:numFmt w:val="lowerRoman"/>
+      <w:lvlText w:val="%6."/>
+      <w:lvlJc w:val="right"/>
+      <w:pPr>
+        <w:ind w:left="4320" w:hanging="180"/>
+      </w:pPr>
+    </w:lvl>
+    <w:lvl w:ilvl="6" w:tplc="0409000F" w:tentative="1">
+      <w:start w:val="1"/>
+      <w:numFmt w:val="decimal"/>
+      <w:lvlText w:val="%7."/>
+      <w:lvlJc w:val="left"/>
+      <w:pPr>
+        <w:ind w:left="5040" w:hanging="360"/>
+      </w:pPr>
+    </w:lvl>
+    <w:lvl w:ilvl="7" w:tplc="04090019" w:tentative="1">
+      <w:start w:val="1"/>
+      <w:numFmt w:val="lowerLetter"/>
+      <w:lvlText w:val="%8."/>
+      <w:lvlJc w:val="left"/>
+      <w:pPr>
+        <w:ind w:left="5760" w:hanging="360"/>
+      </w:pPr>
+    </w:lvl>
+    <w:lvl w:ilvl="8" w:tplc="0409001B" w:tentative="1">
+      <w:start w:val="1"/>
+      <w:numFmt w:val="lowerRoman"/>
+      <w:lvlText w:val="%9."/>
+      <w:lvlJc w:val="right"/>
+      <w:pPr>
+        <w:ind w:left="6480" w:hanging="180"/>
+      </w:pPr>
+    </w:lvl>
+  </w:abstractNum>
   <w:num w:numId="1" w16cid:durableId="350884850">
-    <w:abstractNumId w:val="5"/>
+    <w:abstractNumId w:val="7"/>
   </w:num>
   <w:num w:numId="2" w16cid:durableId="1043478131">
+    <w:abstractNumId w:val="2"/>
+  </w:num>
+  <w:num w:numId="3" w16cid:durableId="1185749737">
+    <w:abstractNumId w:val="4"/>
+  </w:num>
+  <w:num w:numId="4" w16cid:durableId="963776825">
+    <w:abstractNumId w:val="6"/>
+  </w:num>
+  <w:num w:numId="5" w16cid:durableId="872424141">
+    <w:abstractNumId w:val="3"/>
+  </w:num>
+  <w:num w:numId="6" w16cid:durableId="1549294638">
     <w:abstractNumId w:val="1"/>
   </w:num>
-  <w:num w:numId="3" w16cid:durableId="1185749737">
-    <w:abstractNumId w:val="3"/>
+  <w:num w:numId="7" w16cid:durableId="1255939432">
+    <w:abstractNumId w:val="0"/>
   </w:num>
-  <w:num w:numId="4" w16cid:durableId="963776825">
-    <w:abstractNumId w:val="4"/>
-  </w:num>
-  <w:num w:numId="5" w16cid:durableId="872424141">
-    <w:abstractNumId w:val="2"/>
-  </w:num>
-  <w:num w:numId="6" w16cid:durableId="1549294638">
-    <w:abstractNumId w:val="0"/>
+  <w:num w:numId="8" w16cid:durableId="1260599312">
+    <w:abstractNumId w:val="5"/>
   </w:num>
 </w:numbering>
 </file>

--- a/doc/05-NguyenKhacDuy.docx
+++ b/doc/05-NguyenKhacDuy.docx
@@ -4767,9 +4767,18 @@
           <w:b/>
           <w:sz w:val="26"/>
           <w:szCs w:val="26"/>
-          <w:lang w:val="vi-VN"/>
-        </w:rPr>
-        <w:t>1 :</w:t>
+        </w:rPr>
+        <w:t>7</w:t>
+      </w:r>
+      <w:r>
+        <w:rPr>
+          <w:rFonts w:ascii="Times New Roman" w:hAnsi="Times New Roman" w:cs="Times New Roman"/>
+          <w:b/>
+          <w:sz w:val="26"/>
+          <w:szCs w:val="26"/>
+          <w:lang w:val="vi-VN"/>
+        </w:rPr>
+        <w:t xml:space="preserve"> :</w:t>
       </w:r>
       <w:r>
         <w:rPr>
@@ -4879,9 +4888,18 @@
           <w:b/>
           <w:sz w:val="26"/>
           <w:szCs w:val="26"/>
-          <w:lang w:val="vi-VN"/>
-        </w:rPr>
-        <w:t>2 :</w:t>
+        </w:rPr>
+        <w:t>8</w:t>
+      </w:r>
+      <w:r>
+        <w:rPr>
+          <w:rFonts w:ascii="Times New Roman" w:hAnsi="Times New Roman" w:cs="Times New Roman"/>
+          <w:b/>
+          <w:sz w:val="26"/>
+          <w:szCs w:val="26"/>
+          <w:lang w:val="vi-VN"/>
+        </w:rPr>
+        <w:t xml:space="preserve"> :</w:t>
       </w:r>
       <w:proofErr w:type="gramEnd"/>
       <w:r>
@@ -5003,7 +5021,7 @@
           <w:sz w:val="26"/>
           <w:szCs w:val="26"/>
         </w:rPr>
-        <w:t>3</w:t>
+        <w:t>9</w:t>
       </w:r>
       <w:r>
         <w:rPr>
@@ -5136,7 +5154,7 @@
           <w:sz w:val="26"/>
           <w:szCs w:val="26"/>
         </w:rPr>
-        <w:t>4</w:t>
+        <w:t>10</w:t>
       </w:r>
       <w:r>
         <w:rPr>
@@ -5244,7 +5262,7 @@
           <w:sz w:val="26"/>
           <w:szCs w:val="26"/>
         </w:rPr>
-        <w:t>5</w:t>
+        <w:t>11</w:t>
       </w:r>
       <w:r>
         <w:rPr>
@@ -8197,6 +8215,7 @@
   <w:style w:type="character" w:default="1" w:styleId="DefaultParagraphFont">
     <w:name w:val="Default Paragraph Font"/>
     <w:uiPriority w:val="1"/>
+    <w:semiHidden/>
     <w:unhideWhenUsed/>
   </w:style>
   <w:style w:type="table" w:default="1" w:styleId="TableNormal">

--- a/doc/05-NguyenKhacDuy.docx
+++ b/doc/05-NguyenKhacDuy.docx
@@ -121,16 +121,7 @@
           <w:sz w:val="26"/>
           <w:szCs w:val="26"/>
         </w:rPr>
-        <w:t xml:space="preserve">Thành viên </w:t>
-      </w:r>
-      <w:proofErr w:type="gramStart"/>
-      <w:r>
-        <w:rPr>
-          <w:rFonts w:ascii="Times New Roman" w:hAnsi="Times New Roman" w:cs="Times New Roman"/>
-          <w:sz w:val="26"/>
-          <w:szCs w:val="26"/>
-        </w:rPr>
-        <w:t>nhóm</w:t>
+        <w:t>Thành viên nhóm</w:t>
       </w:r>
       <w:r>
         <w:rPr>
@@ -140,7 +131,6 @@
         </w:rPr>
         <w:t xml:space="preserve"> :</w:t>
       </w:r>
-      <w:proofErr w:type="gramEnd"/>
     </w:p>
     <w:p>
       <w:pPr>
@@ -942,16 +932,33 @@
           <w:sz w:val="26"/>
           <w:szCs w:val="26"/>
         </w:rPr>
-        <w:t>Tiếp theo, phòng khám thực hiện quản lý lịch cho bác sĩ</w:t>
-      </w:r>
-      <w:r>
-        <w:rPr>
-          <w:rFonts w:ascii="Times New Roman" w:hAnsi="Times New Roman" w:cs="Times New Roman"/>
-          <w:bCs/>
-          <w:sz w:val="26"/>
-          <w:szCs w:val="26"/>
-        </w:rPr>
-        <w:t xml:space="preserve"> dựa trên lịch làm việc, chuyên môn và số lượng bệnh nhân đã đăng ký. Nhân viên cần theo dõi các khung giờ đã có lịch, khung giờ còn trống cũng như số lượng bệnh nhân của từng bác sĩ. Khi phát sinh lịch mới, thay đổi thời gian hoặc bác sĩ có lịch nghỉ, nhân viên cần cập nhật lại lịch để tránh tình trạng trùng lịch hoặc sắp xếp bệnh nhân không phù hợp.</w:t>
+        <w:t>Tiếp theo, phòng khám thực hiện quản lý lịch hẹn</w:t>
+      </w:r>
+      <w:r>
+        <w:rPr>
+          <w:rFonts w:ascii="Times New Roman" w:hAnsi="Times New Roman" w:cs="Times New Roman"/>
+          <w:bCs/>
+          <w:sz w:val="26"/>
+          <w:szCs w:val="26"/>
+        </w:rPr>
+        <w:t xml:space="preserve"> dựa trên lịch làm việc của </w:t>
+      </w:r>
+      <w:r>
+        <w:rPr>
+          <w:rFonts w:ascii="Times New Roman" w:hAnsi="Times New Roman" w:cs="Times New Roman"/>
+          <w:sz w:val="26"/>
+          <w:szCs w:val="26"/>
+        </w:rPr>
+        <w:t>bác sĩ và y tá</w:t>
+      </w:r>
+      <w:r>
+        <w:rPr>
+          <w:rFonts w:ascii="Times New Roman" w:hAnsi="Times New Roman" w:cs="Times New Roman"/>
+          <w:bCs/>
+          <w:sz w:val="26"/>
+          <w:szCs w:val="26"/>
+        </w:rPr>
+        <w:t>, thời gian làm việc, phòng khám và số lượng bệnh nhân đã đăng ký. Nhân viên cần theo dõi các khung giờ đã có lịch, khung giờ còn trống cũng như lịch làm việc của từng bác sĩ và y tá. Khi phát sinh lịch hẹn mới, thay đổi thời gian, bác sĩ, y tá hoặc có nhân viên nghỉ, nhân viên cần cập nhật lại lịch hẹn để tránh tình trạng trùng lịch, thiếu nhân sự hoặc sắp xếp bệnh nhân không phù hợp.</w:t>
       </w:r>
     </w:p>
     <w:p>
@@ -1036,7 +1043,6 @@
           <w:sz w:val="26"/>
           <w:szCs w:val="26"/>
         </w:rPr>
-        <w:lastRenderedPageBreak/>
         <w:t>Trong trường hợp bệnh nhân không thể đến khám, lịch có thể được hủy</w:t>
       </w:r>
       <w:r>
@@ -1186,7 +1192,38 @@
           <w:sz w:val="26"/>
           <w:szCs w:val="26"/>
         </w:rPr>
-        <w:t>đặt lịch → quản lý lịch bác sĩ → xác nhận/hủy lịch → check-in → tiếp nhận bệnh nhân</w:t>
+        <w:t xml:space="preserve">đặt lịch → quản lý lịch bác </w:t>
+      </w:r>
+      <w:r>
+        <w:rPr>
+          <w:rFonts w:ascii="Times New Roman" w:hAnsi="Times New Roman" w:cs="Times New Roman"/>
+          <w:b/>
+          <w:bCs/>
+          <w:sz w:val="26"/>
+          <w:szCs w:val="26"/>
+        </w:rPr>
+        <w:t>sĩ</w:t>
+      </w:r>
+      <w:r>
+        <w:rPr>
+          <w:rFonts w:ascii="Times New Roman" w:hAnsi="Times New Roman" w:cs="Times New Roman"/>
+          <w:b/>
+          <w:bCs/>
+          <w:sz w:val="26"/>
+          <w:szCs w:val="26"/>
+          <w:lang w:val="vi-VN"/>
+        </w:rPr>
+        <w:t>, y tá</w:t>
+      </w:r>
+      <w:r>
+        <w:rPr>
+          <w:rFonts w:ascii="Times New Roman" w:hAnsi="Times New Roman" w:cs="Times New Roman"/>
+          <w:b/>
+          <w:bCs/>
+          <w:sz w:val="26"/>
+          <w:szCs w:val="26"/>
+        </w:rPr>
+        <w:t xml:space="preserve"> → xác nhận/hủy lịch → check-in → tiếp nhận bệnh nhân</w:t>
       </w:r>
       <w:r>
         <w:rPr>
@@ -1296,18 +1333,7 @@
           <w:sz w:val="26"/>
           <w:szCs w:val="26"/>
         </w:rPr>
-        <w:t xml:space="preserve">Bước </w:t>
-      </w:r>
-      <w:proofErr w:type="gramStart"/>
-      <w:r>
-        <w:rPr>
-          <w:rFonts w:ascii="Times New Roman" w:hAnsi="Times New Roman" w:cs="Times New Roman"/>
-          <w:b/>
-          <w:bCs/>
-          <w:sz w:val="26"/>
-          <w:szCs w:val="26"/>
-        </w:rPr>
-        <w:t>1</w:t>
+        <w:t>Bước 1</w:t>
       </w:r>
       <w:r>
         <w:rPr>
@@ -1328,438 +1354,338 @@
           <w:szCs w:val="26"/>
           <w:lang w:val="vi-VN"/>
         </w:rPr>
+        <w:t xml:space="preserve">: </w:t>
+      </w:r>
+      <w:r>
+        <w:rPr>
+          <w:rFonts w:ascii="Times New Roman" w:hAnsi="Times New Roman" w:cs="Times New Roman"/>
+          <w:bCs/>
+          <w:sz w:val="26"/>
+          <w:szCs w:val="26"/>
+        </w:rPr>
+        <w:t>nhân viên tiếp nhận thông tin bệnh nhân như họ tên, số điện thoại và nhu cầu khám.</w:t>
+      </w:r>
+      <w:r>
+        <w:rPr>
+          <w:rFonts w:ascii="Times New Roman" w:hAnsi="Times New Roman" w:cs="Times New Roman"/>
+          <w:b/>
+          <w:sz w:val="26"/>
+          <w:szCs w:val="26"/>
+        </w:rPr>
+        <w:t xml:space="preserve"> </w:t>
+      </w:r>
+    </w:p>
+    <w:p>
+      <w:pPr>
+        <w:pStyle w:val="ListParagraph"/>
+        <w:ind w:left="1080"/>
+        <w:rPr>
+          <w:rFonts w:ascii="Times New Roman" w:hAnsi="Times New Roman" w:cs="Times New Roman"/>
+          <w:b/>
+          <w:sz w:val="26"/>
+          <w:szCs w:val="26"/>
+          <w:lang w:val="vi-VN"/>
+        </w:rPr>
+      </w:pPr>
+    </w:p>
+    <w:p>
+      <w:pPr>
+        <w:pStyle w:val="ListParagraph"/>
+        <w:ind w:left="1080"/>
+        <w:rPr>
+          <w:rFonts w:ascii="Times New Roman" w:hAnsi="Times New Roman" w:cs="Times New Roman"/>
+          <w:b/>
+          <w:sz w:val="26"/>
+          <w:szCs w:val="26"/>
+          <w:lang w:val="vi-VN"/>
+        </w:rPr>
+      </w:pPr>
+      <w:r>
+        <w:rPr>
+          <w:rFonts w:ascii="Times New Roman" w:hAnsi="Times New Roman" w:cs="Times New Roman"/>
+          <w:b/>
+          <w:bCs/>
+          <w:sz w:val="26"/>
+          <w:szCs w:val="26"/>
+        </w:rPr>
+        <w:t>Bước 2</w:t>
+      </w:r>
+      <w:r>
+        <w:rPr>
+          <w:rFonts w:ascii="Times New Roman" w:hAnsi="Times New Roman" w:cs="Times New Roman"/>
+          <w:b/>
+          <w:sz w:val="26"/>
+          <w:szCs w:val="26"/>
+          <w:lang w:val="vi-VN"/>
+        </w:rPr>
+        <w:t xml:space="preserve"> : </w:t>
+      </w:r>
+      <w:r>
+        <w:rPr>
+          <w:rFonts w:ascii="Times New Roman" w:hAnsi="Times New Roman" w:cs="Times New Roman"/>
+          <w:bCs/>
+          <w:sz w:val="26"/>
+          <w:szCs w:val="26"/>
+        </w:rPr>
+        <w:t>nhân viên kiểm tra lịch làm việc của bác sĩ và các khung giờ còn trống.</w:t>
+      </w:r>
+      <w:r>
+        <w:rPr>
+          <w:rFonts w:ascii="Times New Roman" w:hAnsi="Times New Roman" w:cs="Times New Roman"/>
+          <w:b/>
+          <w:sz w:val="26"/>
+          <w:szCs w:val="26"/>
+        </w:rPr>
+        <w:t xml:space="preserve"> </w:t>
+      </w:r>
+    </w:p>
+    <w:p>
+      <w:pPr>
+        <w:pStyle w:val="ListParagraph"/>
+        <w:ind w:left="1080"/>
+        <w:rPr>
+          <w:rFonts w:ascii="Times New Roman" w:hAnsi="Times New Roman" w:cs="Times New Roman"/>
+          <w:b/>
+          <w:bCs/>
+          <w:sz w:val="26"/>
+          <w:szCs w:val="26"/>
+          <w:lang w:val="vi-VN"/>
+        </w:rPr>
+      </w:pPr>
+    </w:p>
+    <w:p>
+      <w:pPr>
+        <w:pStyle w:val="ListParagraph"/>
+        <w:ind w:left="1080"/>
+        <w:rPr>
+          <w:rFonts w:ascii="Times New Roman" w:hAnsi="Times New Roman" w:cs="Times New Roman"/>
+          <w:b/>
+          <w:sz w:val="26"/>
+          <w:szCs w:val="26"/>
+          <w:lang w:val="vi-VN"/>
+        </w:rPr>
+      </w:pPr>
+      <w:r>
+        <w:rPr>
+          <w:rFonts w:ascii="Times New Roman" w:hAnsi="Times New Roman" w:cs="Times New Roman"/>
+          <w:b/>
+          <w:bCs/>
+          <w:sz w:val="26"/>
+          <w:szCs w:val="26"/>
+        </w:rPr>
+        <w:t>Bước 3</w:t>
+      </w:r>
+      <w:r>
+        <w:rPr>
+          <w:rFonts w:ascii="Times New Roman" w:hAnsi="Times New Roman" w:cs="Times New Roman"/>
+          <w:b/>
+          <w:sz w:val="26"/>
+          <w:szCs w:val="26"/>
+          <w:lang w:val="vi-VN"/>
+        </w:rPr>
+        <w:t xml:space="preserve"> : </w:t>
+      </w:r>
+      <w:r>
+        <w:rPr>
+          <w:rFonts w:ascii="Times New Roman" w:hAnsi="Times New Roman" w:cs="Times New Roman"/>
+          <w:bCs/>
+          <w:sz w:val="26"/>
+          <w:szCs w:val="26"/>
+        </w:rPr>
+        <w:t>nhân viên trao đổi với bệnh nhân để lựa chọn bác sĩ, ngày và giờ khám phù hợp.</w:t>
+      </w:r>
+      <w:r>
+        <w:rPr>
+          <w:rFonts w:ascii="Times New Roman" w:hAnsi="Times New Roman" w:cs="Times New Roman"/>
+          <w:b/>
+          <w:sz w:val="26"/>
+          <w:szCs w:val="26"/>
+        </w:rPr>
+        <w:t xml:space="preserve"> </w:t>
+      </w:r>
+    </w:p>
+    <w:p>
+      <w:pPr>
+        <w:pStyle w:val="ListParagraph"/>
+        <w:ind w:left="1080"/>
+        <w:rPr>
+          <w:rFonts w:ascii="Times New Roman" w:hAnsi="Times New Roman" w:cs="Times New Roman"/>
+          <w:b/>
+          <w:sz w:val="26"/>
+          <w:szCs w:val="26"/>
+          <w:lang w:val="vi-VN"/>
+        </w:rPr>
+      </w:pPr>
+    </w:p>
+    <w:p>
+      <w:pPr>
+        <w:pStyle w:val="ListParagraph"/>
+        <w:ind w:left="1080"/>
+        <w:rPr>
+          <w:rFonts w:ascii="Times New Roman" w:hAnsi="Times New Roman" w:cs="Times New Roman"/>
+          <w:b/>
+          <w:sz w:val="26"/>
+          <w:szCs w:val="26"/>
+          <w:lang w:val="vi-VN"/>
+        </w:rPr>
+      </w:pPr>
+      <w:r>
+        <w:rPr>
+          <w:rFonts w:ascii="Times New Roman" w:hAnsi="Times New Roman" w:cs="Times New Roman"/>
+          <w:b/>
+          <w:bCs/>
+          <w:sz w:val="26"/>
+          <w:szCs w:val="26"/>
+        </w:rPr>
+        <w:t>Bước 4</w:t>
+      </w:r>
+      <w:r>
+        <w:rPr>
+          <w:rFonts w:ascii="Times New Roman" w:hAnsi="Times New Roman" w:cs="Times New Roman"/>
+          <w:b/>
+          <w:sz w:val="26"/>
+          <w:szCs w:val="26"/>
+          <w:lang w:val="vi-VN"/>
+        </w:rPr>
+        <w:t xml:space="preserve"> : </w:t>
+      </w:r>
+      <w:r>
+        <w:rPr>
+          <w:rFonts w:ascii="Times New Roman" w:hAnsi="Times New Roman" w:cs="Times New Roman"/>
+          <w:bCs/>
+          <w:sz w:val="26"/>
+          <w:szCs w:val="26"/>
+        </w:rPr>
+        <w:t>nhân viên tạo lịch hẹn và lưu thông tin vào hệ thống hoặc sổ quản lý.</w:t>
+      </w:r>
+      <w:r>
+        <w:rPr>
+          <w:rFonts w:ascii="Times New Roman" w:hAnsi="Times New Roman" w:cs="Times New Roman"/>
+          <w:b/>
+          <w:sz w:val="26"/>
+          <w:szCs w:val="26"/>
+        </w:rPr>
+        <w:t xml:space="preserve"> </w:t>
+      </w:r>
+    </w:p>
+    <w:p>
+      <w:pPr>
+        <w:pStyle w:val="ListParagraph"/>
+        <w:ind w:left="1080"/>
+        <w:rPr>
+          <w:rFonts w:ascii="Times New Roman" w:hAnsi="Times New Roman" w:cs="Times New Roman"/>
+          <w:b/>
+          <w:sz w:val="26"/>
+          <w:szCs w:val="26"/>
+          <w:lang w:val="vi-VN"/>
+        </w:rPr>
+      </w:pPr>
+    </w:p>
+    <w:p>
+      <w:pPr>
+        <w:pStyle w:val="ListParagraph"/>
+        <w:ind w:left="1080"/>
+        <w:rPr>
+          <w:rFonts w:ascii="Times New Roman" w:hAnsi="Times New Roman" w:cs="Times New Roman"/>
+          <w:bCs/>
+          <w:sz w:val="26"/>
+          <w:szCs w:val="26"/>
+          <w:lang w:val="vi-VN"/>
+        </w:rPr>
+      </w:pPr>
+      <w:r>
+        <w:rPr>
+          <w:rFonts w:ascii="Times New Roman" w:hAnsi="Times New Roman" w:cs="Times New Roman"/>
+          <w:b/>
+          <w:bCs/>
+          <w:sz w:val="26"/>
+          <w:szCs w:val="26"/>
+        </w:rPr>
+        <w:t>Bước 5</w:t>
+      </w:r>
+      <w:r>
+        <w:rPr>
+          <w:rFonts w:ascii="Times New Roman" w:hAnsi="Times New Roman" w:cs="Times New Roman"/>
+          <w:b/>
+          <w:sz w:val="26"/>
+          <w:szCs w:val="26"/>
+          <w:lang w:val="vi-VN"/>
+        </w:rPr>
+        <w:t xml:space="preserve"> :</w:t>
+      </w:r>
+      <w:r>
+        <w:rPr>
+          <w:rFonts w:ascii="Times New Roman" w:hAnsi="Times New Roman" w:cs="Times New Roman"/>
+          <w:b/>
+          <w:sz w:val="26"/>
+          <w:szCs w:val="26"/>
+        </w:rPr>
+        <w:t xml:space="preserve"> </w:t>
+      </w:r>
+      <w:r>
+        <w:rPr>
+          <w:rFonts w:ascii="Times New Roman" w:hAnsi="Times New Roman" w:cs="Times New Roman"/>
+          <w:bCs/>
+          <w:sz w:val="26"/>
+          <w:szCs w:val="26"/>
+        </w:rPr>
+        <w:t>nhân viên thông báo lại thời gian và thông tin lịch hẹn cho bệnh nhân.</w:t>
+      </w:r>
+    </w:p>
+    <w:p>
+      <w:pPr>
+        <w:pStyle w:val="ListParagraph"/>
+        <w:ind w:left="1080"/>
+        <w:rPr>
+          <w:rFonts w:ascii="Times New Roman" w:hAnsi="Times New Roman" w:cs="Times New Roman"/>
+          <w:bCs/>
+          <w:sz w:val="26"/>
+          <w:szCs w:val="26"/>
+          <w:lang w:val="vi-VN"/>
+        </w:rPr>
+      </w:pPr>
+    </w:p>
+    <w:p>
+      <w:pPr>
+        <w:pStyle w:val="ListParagraph"/>
+        <w:ind w:left="1080"/>
+        <w:rPr>
+          <w:rFonts w:ascii="Times New Roman" w:hAnsi="Times New Roman" w:cs="Times New Roman"/>
+          <w:bCs/>
+          <w:sz w:val="26"/>
+          <w:szCs w:val="26"/>
+          <w:lang w:val="vi-VN"/>
+        </w:rPr>
+      </w:pPr>
+      <w:r>
+        <w:rPr>
+          <w:rFonts w:ascii="Times New Roman" w:hAnsi="Times New Roman" w:cs="Times New Roman"/>
+          <w:b/>
+          <w:sz w:val="26"/>
+          <w:szCs w:val="26"/>
+        </w:rPr>
+        <w:t>Kết thúc quy trình</w:t>
+      </w:r>
+      <w:r>
+        <w:rPr>
+          <w:rFonts w:ascii="Times New Roman" w:hAnsi="Times New Roman" w:cs="Times New Roman"/>
+          <w:bCs/>
+          <w:sz w:val="26"/>
+          <w:szCs w:val="26"/>
+          <w:lang w:val="vi-VN"/>
+        </w:rPr>
+        <w:t xml:space="preserve"> </w:t>
+      </w:r>
+      <w:r>
+        <w:rPr>
+          <w:rFonts w:ascii="Times New Roman" w:hAnsi="Times New Roman" w:cs="Times New Roman"/>
+          <w:b/>
+          <w:sz w:val="26"/>
+          <w:szCs w:val="26"/>
+          <w:lang w:val="vi-VN"/>
+        </w:rPr>
         <w:t>:</w:t>
       </w:r>
-      <w:proofErr w:type="gramEnd"/>
-      <w:r>
-        <w:rPr>
-          <w:rFonts w:ascii="Times New Roman" w:hAnsi="Times New Roman" w:cs="Times New Roman"/>
-          <w:b/>
-          <w:sz w:val="26"/>
-          <w:szCs w:val="26"/>
-          <w:lang w:val="vi-VN"/>
-        </w:rPr>
-        <w:t xml:space="preserve"> </w:t>
-      </w:r>
-      <w:r>
-        <w:rPr>
-          <w:rFonts w:ascii="Times New Roman" w:hAnsi="Times New Roman" w:cs="Times New Roman"/>
-          <w:bCs/>
-          <w:sz w:val="26"/>
-          <w:szCs w:val="26"/>
-        </w:rPr>
-        <w:t>nhân viên tiếp nhận thông tin bệnh nhân như họ tên, số điện thoại và nhu cầu khám.</w:t>
-      </w:r>
-      <w:r>
-        <w:rPr>
-          <w:rFonts w:ascii="Times New Roman" w:hAnsi="Times New Roman" w:cs="Times New Roman"/>
-          <w:b/>
-          <w:sz w:val="26"/>
-          <w:szCs w:val="26"/>
-        </w:rPr>
-        <w:t xml:space="preserve"> </w:t>
-      </w:r>
-    </w:p>
-    <w:p>
-      <w:pPr>
-        <w:pStyle w:val="ListParagraph"/>
-        <w:ind w:left="1080"/>
-        <w:rPr>
-          <w:rFonts w:ascii="Times New Roman" w:hAnsi="Times New Roman" w:cs="Times New Roman"/>
-          <w:b/>
-          <w:sz w:val="26"/>
-          <w:szCs w:val="26"/>
-          <w:lang w:val="vi-VN"/>
-        </w:rPr>
-      </w:pPr>
-    </w:p>
-    <w:p>
-      <w:pPr>
-        <w:pStyle w:val="ListParagraph"/>
-        <w:ind w:left="1080"/>
-        <w:rPr>
-          <w:rFonts w:ascii="Times New Roman" w:hAnsi="Times New Roman" w:cs="Times New Roman"/>
-          <w:b/>
-          <w:sz w:val="26"/>
-          <w:szCs w:val="26"/>
-          <w:lang w:val="vi-VN"/>
-        </w:rPr>
-      </w:pPr>
-      <w:r>
-        <w:rPr>
-          <w:rFonts w:ascii="Times New Roman" w:hAnsi="Times New Roman" w:cs="Times New Roman"/>
-          <w:b/>
-          <w:bCs/>
-          <w:sz w:val="26"/>
-          <w:szCs w:val="26"/>
-        </w:rPr>
-        <w:t xml:space="preserve">Bước </w:t>
-      </w:r>
-      <w:proofErr w:type="gramStart"/>
-      <w:r>
-        <w:rPr>
-          <w:rFonts w:ascii="Times New Roman" w:hAnsi="Times New Roman" w:cs="Times New Roman"/>
-          <w:b/>
-          <w:bCs/>
-          <w:sz w:val="26"/>
-          <w:szCs w:val="26"/>
-        </w:rPr>
-        <w:t>2</w:t>
-      </w:r>
-      <w:r>
-        <w:rPr>
-          <w:rFonts w:ascii="Times New Roman" w:hAnsi="Times New Roman" w:cs="Times New Roman"/>
-          <w:b/>
-          <w:sz w:val="26"/>
-          <w:szCs w:val="26"/>
-          <w:lang w:val="vi-VN"/>
-        </w:rPr>
-        <w:t xml:space="preserve"> :</w:t>
-      </w:r>
-      <w:proofErr w:type="gramEnd"/>
-      <w:r>
-        <w:rPr>
-          <w:rFonts w:ascii="Times New Roman" w:hAnsi="Times New Roman" w:cs="Times New Roman"/>
-          <w:b/>
-          <w:sz w:val="26"/>
-          <w:szCs w:val="26"/>
-          <w:lang w:val="vi-VN"/>
-        </w:rPr>
-        <w:t xml:space="preserve"> </w:t>
-      </w:r>
-      <w:r>
-        <w:rPr>
-          <w:rFonts w:ascii="Times New Roman" w:hAnsi="Times New Roman" w:cs="Times New Roman"/>
-          <w:bCs/>
-          <w:sz w:val="26"/>
-          <w:szCs w:val="26"/>
-        </w:rPr>
-        <w:t>nhân viên kiểm tra lịch làm việc của bác sĩ và các khung giờ còn trống.</w:t>
-      </w:r>
-      <w:r>
-        <w:rPr>
-          <w:rFonts w:ascii="Times New Roman" w:hAnsi="Times New Roman" w:cs="Times New Roman"/>
-          <w:b/>
-          <w:sz w:val="26"/>
-          <w:szCs w:val="26"/>
-        </w:rPr>
-        <w:t xml:space="preserve"> </w:t>
-      </w:r>
-    </w:p>
-    <w:p>
-      <w:pPr>
-        <w:pStyle w:val="ListParagraph"/>
-        <w:ind w:left="1080"/>
-        <w:rPr>
-          <w:rFonts w:ascii="Times New Roman" w:hAnsi="Times New Roman" w:cs="Times New Roman"/>
-          <w:b/>
-          <w:bCs/>
-          <w:sz w:val="26"/>
-          <w:szCs w:val="26"/>
-          <w:lang w:val="vi-VN"/>
-        </w:rPr>
-      </w:pPr>
-    </w:p>
-    <w:p>
-      <w:pPr>
-        <w:pStyle w:val="ListParagraph"/>
-        <w:ind w:left="1080"/>
-        <w:rPr>
-          <w:rFonts w:ascii="Times New Roman" w:hAnsi="Times New Roman" w:cs="Times New Roman"/>
-          <w:b/>
-          <w:sz w:val="26"/>
-          <w:szCs w:val="26"/>
-          <w:lang w:val="vi-VN"/>
-        </w:rPr>
-      </w:pPr>
-      <w:r>
-        <w:rPr>
-          <w:rFonts w:ascii="Times New Roman" w:hAnsi="Times New Roman" w:cs="Times New Roman"/>
-          <w:b/>
-          <w:bCs/>
-          <w:sz w:val="26"/>
-          <w:szCs w:val="26"/>
-        </w:rPr>
-        <w:t xml:space="preserve">Bước </w:t>
-      </w:r>
-      <w:proofErr w:type="gramStart"/>
-      <w:r>
-        <w:rPr>
-          <w:rFonts w:ascii="Times New Roman" w:hAnsi="Times New Roman" w:cs="Times New Roman"/>
-          <w:b/>
-          <w:bCs/>
-          <w:sz w:val="26"/>
-          <w:szCs w:val="26"/>
-        </w:rPr>
-        <w:t>3</w:t>
-      </w:r>
-      <w:r>
-        <w:rPr>
-          <w:rFonts w:ascii="Times New Roman" w:hAnsi="Times New Roman" w:cs="Times New Roman"/>
-          <w:b/>
-          <w:sz w:val="26"/>
-          <w:szCs w:val="26"/>
-          <w:lang w:val="vi-VN"/>
-        </w:rPr>
-        <w:t xml:space="preserve"> :</w:t>
-      </w:r>
-      <w:proofErr w:type="gramEnd"/>
-      <w:r>
-        <w:rPr>
-          <w:rFonts w:ascii="Times New Roman" w:hAnsi="Times New Roman" w:cs="Times New Roman"/>
-          <w:b/>
-          <w:sz w:val="26"/>
-          <w:szCs w:val="26"/>
-          <w:lang w:val="vi-VN"/>
-        </w:rPr>
-        <w:t xml:space="preserve"> </w:t>
-      </w:r>
-      <w:r>
-        <w:rPr>
-          <w:rFonts w:ascii="Times New Roman" w:hAnsi="Times New Roman" w:cs="Times New Roman"/>
-          <w:bCs/>
-          <w:sz w:val="26"/>
-          <w:szCs w:val="26"/>
-        </w:rPr>
-        <w:t>nhân viên trao đổi với bệnh nhân để lựa chọn bác sĩ, ngày và giờ khám phù hợp.</w:t>
-      </w:r>
-      <w:r>
-        <w:rPr>
-          <w:rFonts w:ascii="Times New Roman" w:hAnsi="Times New Roman" w:cs="Times New Roman"/>
-          <w:b/>
-          <w:sz w:val="26"/>
-          <w:szCs w:val="26"/>
-        </w:rPr>
-        <w:t xml:space="preserve"> </w:t>
-      </w:r>
-    </w:p>
-    <w:p>
-      <w:pPr>
-        <w:pStyle w:val="ListParagraph"/>
-        <w:ind w:left="1080"/>
-        <w:rPr>
-          <w:rFonts w:ascii="Times New Roman" w:hAnsi="Times New Roman" w:cs="Times New Roman"/>
-          <w:b/>
-          <w:sz w:val="26"/>
-          <w:szCs w:val="26"/>
-          <w:lang w:val="vi-VN"/>
-        </w:rPr>
-      </w:pPr>
-    </w:p>
-    <w:p>
-      <w:pPr>
-        <w:pStyle w:val="ListParagraph"/>
-        <w:ind w:left="1080"/>
-        <w:rPr>
-          <w:rFonts w:ascii="Times New Roman" w:hAnsi="Times New Roman" w:cs="Times New Roman"/>
-          <w:b/>
-          <w:sz w:val="26"/>
-          <w:szCs w:val="26"/>
-          <w:lang w:val="vi-VN"/>
-        </w:rPr>
-      </w:pPr>
-      <w:r>
-        <w:rPr>
-          <w:rFonts w:ascii="Times New Roman" w:hAnsi="Times New Roman" w:cs="Times New Roman"/>
-          <w:b/>
-          <w:bCs/>
-          <w:sz w:val="26"/>
-          <w:szCs w:val="26"/>
-        </w:rPr>
-        <w:t xml:space="preserve">Bước </w:t>
-      </w:r>
-      <w:proofErr w:type="gramStart"/>
-      <w:r>
-        <w:rPr>
-          <w:rFonts w:ascii="Times New Roman" w:hAnsi="Times New Roman" w:cs="Times New Roman"/>
-          <w:b/>
-          <w:bCs/>
-          <w:sz w:val="26"/>
-          <w:szCs w:val="26"/>
-        </w:rPr>
-        <w:t>4</w:t>
-      </w:r>
-      <w:r>
-        <w:rPr>
-          <w:rFonts w:ascii="Times New Roman" w:hAnsi="Times New Roman" w:cs="Times New Roman"/>
-          <w:b/>
-          <w:sz w:val="26"/>
-          <w:szCs w:val="26"/>
-          <w:lang w:val="vi-VN"/>
-        </w:rPr>
-        <w:t xml:space="preserve"> :</w:t>
-      </w:r>
-      <w:proofErr w:type="gramEnd"/>
-      <w:r>
-        <w:rPr>
-          <w:rFonts w:ascii="Times New Roman" w:hAnsi="Times New Roman" w:cs="Times New Roman"/>
-          <w:b/>
-          <w:sz w:val="26"/>
-          <w:szCs w:val="26"/>
-          <w:lang w:val="vi-VN"/>
-        </w:rPr>
-        <w:t xml:space="preserve"> </w:t>
-      </w:r>
-      <w:r>
-        <w:rPr>
-          <w:rFonts w:ascii="Times New Roman" w:hAnsi="Times New Roman" w:cs="Times New Roman"/>
-          <w:bCs/>
-          <w:sz w:val="26"/>
-          <w:szCs w:val="26"/>
-        </w:rPr>
-        <w:t>nhân viên tạo lịch hẹn và lưu thông tin vào hệ thống hoặc sổ quản lý.</w:t>
-      </w:r>
-      <w:r>
-        <w:rPr>
-          <w:rFonts w:ascii="Times New Roman" w:hAnsi="Times New Roman" w:cs="Times New Roman"/>
-          <w:b/>
-          <w:sz w:val="26"/>
-          <w:szCs w:val="26"/>
-        </w:rPr>
-        <w:t xml:space="preserve"> </w:t>
-      </w:r>
-    </w:p>
-    <w:p>
-      <w:pPr>
-        <w:pStyle w:val="ListParagraph"/>
-        <w:ind w:left="1080"/>
-        <w:rPr>
-          <w:rFonts w:ascii="Times New Roman" w:hAnsi="Times New Roman" w:cs="Times New Roman"/>
-          <w:b/>
-          <w:sz w:val="26"/>
-          <w:szCs w:val="26"/>
-          <w:lang w:val="vi-VN"/>
-        </w:rPr>
-      </w:pPr>
-    </w:p>
-    <w:p>
-      <w:pPr>
-        <w:pStyle w:val="ListParagraph"/>
-        <w:ind w:left="1080"/>
-        <w:rPr>
-          <w:rFonts w:ascii="Times New Roman" w:hAnsi="Times New Roman" w:cs="Times New Roman"/>
-          <w:bCs/>
-          <w:sz w:val="26"/>
-          <w:szCs w:val="26"/>
-          <w:lang w:val="vi-VN"/>
-        </w:rPr>
-      </w:pPr>
-      <w:r>
-        <w:rPr>
-          <w:rFonts w:ascii="Times New Roman" w:hAnsi="Times New Roman" w:cs="Times New Roman"/>
-          <w:b/>
-          <w:bCs/>
-          <w:sz w:val="26"/>
-          <w:szCs w:val="26"/>
-        </w:rPr>
-        <w:t xml:space="preserve">Bước </w:t>
-      </w:r>
-      <w:proofErr w:type="gramStart"/>
-      <w:r>
-        <w:rPr>
-          <w:rFonts w:ascii="Times New Roman" w:hAnsi="Times New Roman" w:cs="Times New Roman"/>
-          <w:b/>
-          <w:bCs/>
-          <w:sz w:val="26"/>
-          <w:szCs w:val="26"/>
-        </w:rPr>
-        <w:t>5</w:t>
-      </w:r>
-      <w:r>
-        <w:rPr>
-          <w:rFonts w:ascii="Times New Roman" w:hAnsi="Times New Roman" w:cs="Times New Roman"/>
-          <w:b/>
-          <w:sz w:val="26"/>
-          <w:szCs w:val="26"/>
-          <w:lang w:val="vi-VN"/>
-        </w:rPr>
-        <w:t xml:space="preserve"> :</w:t>
-      </w:r>
-      <w:proofErr w:type="gramEnd"/>
-      <w:r>
-        <w:rPr>
-          <w:rFonts w:ascii="Times New Roman" w:hAnsi="Times New Roman" w:cs="Times New Roman"/>
-          <w:b/>
-          <w:sz w:val="26"/>
-          <w:szCs w:val="26"/>
-        </w:rPr>
-        <w:t xml:space="preserve"> </w:t>
-      </w:r>
-      <w:r>
-        <w:rPr>
-          <w:rFonts w:ascii="Times New Roman" w:hAnsi="Times New Roman" w:cs="Times New Roman"/>
-          <w:bCs/>
-          <w:sz w:val="26"/>
-          <w:szCs w:val="26"/>
-        </w:rPr>
-        <w:t>nhân viên thông báo lại thời gian và thông tin lịch hẹn cho bệnh nhân.</w:t>
-      </w:r>
-    </w:p>
-    <w:p>
-      <w:pPr>
-        <w:pStyle w:val="ListParagraph"/>
-        <w:ind w:left="1080"/>
-        <w:rPr>
-          <w:rFonts w:ascii="Times New Roman" w:hAnsi="Times New Roman" w:cs="Times New Roman"/>
-          <w:bCs/>
-          <w:sz w:val="26"/>
-          <w:szCs w:val="26"/>
-          <w:lang w:val="vi-VN"/>
-        </w:rPr>
-      </w:pPr>
-    </w:p>
-    <w:p>
-      <w:pPr>
-        <w:pStyle w:val="ListParagraph"/>
-        <w:ind w:left="1080"/>
-        <w:rPr>
-          <w:rFonts w:ascii="Times New Roman" w:hAnsi="Times New Roman" w:cs="Times New Roman"/>
-          <w:bCs/>
-          <w:sz w:val="26"/>
-          <w:szCs w:val="26"/>
-          <w:lang w:val="vi-VN"/>
-        </w:rPr>
-      </w:pPr>
-      <w:r>
-        <w:rPr>
-          <w:rFonts w:ascii="Times New Roman" w:hAnsi="Times New Roman" w:cs="Times New Roman"/>
-          <w:b/>
-          <w:sz w:val="26"/>
-          <w:szCs w:val="26"/>
-        </w:rPr>
-        <w:t xml:space="preserve">Kết thúc quy </w:t>
-      </w:r>
-      <w:proofErr w:type="gramStart"/>
-      <w:r>
-        <w:rPr>
-          <w:rFonts w:ascii="Times New Roman" w:hAnsi="Times New Roman" w:cs="Times New Roman"/>
-          <w:b/>
-          <w:sz w:val="26"/>
-          <w:szCs w:val="26"/>
-        </w:rPr>
-        <w:t>trình</w:t>
-      </w:r>
-      <w:r>
-        <w:rPr>
-          <w:rFonts w:ascii="Times New Roman" w:hAnsi="Times New Roman" w:cs="Times New Roman"/>
-          <w:bCs/>
-          <w:sz w:val="26"/>
-          <w:szCs w:val="26"/>
-          <w:lang w:val="vi-VN"/>
-        </w:rPr>
-        <w:t xml:space="preserve"> </w:t>
-      </w:r>
-      <w:r>
-        <w:rPr>
-          <w:rFonts w:ascii="Times New Roman" w:hAnsi="Times New Roman" w:cs="Times New Roman"/>
-          <w:b/>
-          <w:sz w:val="26"/>
-          <w:szCs w:val="26"/>
-          <w:lang w:val="vi-VN"/>
-        </w:rPr>
-        <w:t>:</w:t>
-      </w:r>
-      <w:proofErr w:type="gramEnd"/>
       <w:r>
         <w:rPr>
           <w:rFonts w:ascii="Times New Roman" w:hAnsi="Times New Roman" w:cs="Times New Roman"/>
@@ -1805,55 +1731,43 @@
           <w:sz w:val="26"/>
           <w:szCs w:val="26"/>
         </w:rPr>
-        <w:t>Quy trình quản lý lịch cho bác sĩ</w:t>
-      </w:r>
-    </w:p>
-    <w:p>
-      <w:pPr>
-        <w:pStyle w:val="ListParagraph"/>
-        <w:ind w:left="1080"/>
-        <w:rPr>
-          <w:rFonts w:ascii="Times New Roman" w:hAnsi="Times New Roman" w:cs="Times New Roman"/>
-          <w:b/>
-          <w:sz w:val="26"/>
-          <w:szCs w:val="26"/>
-          <w:lang w:val="vi-VN"/>
-        </w:rPr>
-      </w:pPr>
-    </w:p>
-    <w:p>
-      <w:pPr>
-        <w:pStyle w:val="ListParagraph"/>
-        <w:ind w:left="1080"/>
-        <w:rPr>
-          <w:rFonts w:ascii="Times New Roman" w:hAnsi="Times New Roman" w:cs="Times New Roman"/>
-          <w:b/>
-          <w:sz w:val="26"/>
-          <w:szCs w:val="26"/>
-          <w:lang w:val="vi-VN"/>
-        </w:rPr>
-      </w:pPr>
-      <w:r>
-        <w:rPr>
-          <w:rFonts w:ascii="Times New Roman" w:hAnsi="Times New Roman" w:cs="Times New Roman"/>
-          <w:b/>
-          <w:bCs/>
-          <w:sz w:val="26"/>
-          <w:szCs w:val="26"/>
-        </w:rPr>
         <w:lastRenderedPageBreak/>
-        <w:t xml:space="preserve">Bước </w:t>
-      </w:r>
-      <w:proofErr w:type="gramStart"/>
-      <w:r>
-        <w:rPr>
-          <w:rFonts w:ascii="Times New Roman" w:hAnsi="Times New Roman" w:cs="Times New Roman"/>
-          <w:b/>
-          <w:bCs/>
-          <w:sz w:val="26"/>
-          <w:szCs w:val="26"/>
-        </w:rPr>
-        <w:t>1</w:t>
+        <w:t>Quy trình quản lý lịch hẹn</w:t>
+      </w:r>
+    </w:p>
+    <w:p>
+      <w:pPr>
+        <w:pStyle w:val="ListParagraph"/>
+        <w:ind w:left="1080"/>
+        <w:rPr>
+          <w:rFonts w:ascii="Times New Roman" w:hAnsi="Times New Roman" w:cs="Times New Roman"/>
+          <w:b/>
+          <w:sz w:val="26"/>
+          <w:szCs w:val="26"/>
+          <w:lang w:val="vi-VN"/>
+        </w:rPr>
+      </w:pPr>
+    </w:p>
+    <w:p>
+      <w:pPr>
+        <w:pStyle w:val="ListParagraph"/>
+        <w:ind w:left="1080"/>
+        <w:rPr>
+          <w:rFonts w:ascii="Times New Roman" w:hAnsi="Times New Roman" w:cs="Times New Roman"/>
+          <w:sz w:val="26"/>
+          <w:szCs w:val="26"/>
+          <w:lang w:val="vi-VN"/>
+        </w:rPr>
+      </w:pPr>
+      <w:r>
+        <w:rPr>
+          <w:rFonts w:ascii="Times New Roman" w:hAnsi="Times New Roman" w:cs="Times New Roman"/>
+          <w:b/>
+          <w:bCs/>
+          <w:sz w:val="26"/>
+          <w:szCs w:val="26"/>
+        </w:rPr>
+        <w:t>Bước 1</w:t>
       </w:r>
       <w:r>
         <w:rPr>
@@ -1865,7 +1779,6 @@
         </w:rPr>
         <w:t xml:space="preserve"> :</w:t>
       </w:r>
-      <w:proofErr w:type="gramEnd"/>
       <w:r>
         <w:rPr>
           <w:rFonts w:ascii="Times New Roman" w:hAnsi="Times New Roman" w:cs="Times New Roman"/>
@@ -1882,7 +1795,61 @@
           <w:sz w:val="26"/>
           <w:szCs w:val="26"/>
         </w:rPr>
-        <w:t>nhân viên cập nhật lịch làm việc, thời gian làm việc và phòng khám của từng bác sĩ.</w:t>
+        <w:t xml:space="preserve">Nhân viên cập nhật lịch làm việc, thời gian làm việc và phòng khám của </w:t>
+      </w:r>
+      <w:r>
+        <w:rPr>
+          <w:rFonts w:ascii="Times New Roman" w:hAnsi="Times New Roman" w:cs="Times New Roman"/>
+          <w:sz w:val="26"/>
+          <w:szCs w:val="26"/>
+        </w:rPr>
+        <w:t>bác sĩ, y tá.</w:t>
+      </w:r>
+    </w:p>
+    <w:p>
+      <w:pPr>
+        <w:pStyle w:val="ListParagraph"/>
+        <w:ind w:left="1080"/>
+        <w:rPr>
+          <w:rFonts w:ascii="Times New Roman" w:hAnsi="Times New Roman" w:cs="Times New Roman"/>
+          <w:b/>
+          <w:sz w:val="26"/>
+          <w:szCs w:val="26"/>
+          <w:lang w:val="vi-VN"/>
+        </w:rPr>
+      </w:pPr>
+    </w:p>
+    <w:p>
+      <w:pPr>
+        <w:pStyle w:val="ListParagraph"/>
+        <w:ind w:left="1080"/>
+        <w:rPr>
+          <w:rFonts w:ascii="Times New Roman" w:hAnsi="Times New Roman" w:cs="Times New Roman"/>
+          <w:b/>
+          <w:sz w:val="26"/>
+          <w:szCs w:val="26"/>
+          <w:lang w:val="vi-VN"/>
+        </w:rPr>
+      </w:pPr>
+      <w:r>
+        <w:rPr>
+          <w:rFonts w:ascii="Times New Roman" w:hAnsi="Times New Roman" w:cs="Times New Roman"/>
+          <w:b/>
+          <w:bCs/>
+          <w:sz w:val="26"/>
+          <w:szCs w:val="26"/>
+        </w:rPr>
+        <w:t>Bước 2</w:t>
+      </w:r>
+      <w:r>
+        <w:rPr>
+          <w:rFonts w:ascii="Times New Roman" w:hAnsi="Times New Roman" w:cs="Times New Roman"/>
+          <w:b/>
+          <w:sz w:val="26"/>
+          <w:szCs w:val="26"/>
+          <w:lang w:val="vi-VN"/>
+        </w:rPr>
+        <w:t xml:space="preserve"> :</w:t>
       </w:r>
       <w:r>
         <w:rPr>
@@ -1893,52 +1860,122 @@
         </w:rPr>
         <w:t xml:space="preserve"> </w:t>
       </w:r>
-    </w:p>
-    <w:p>
-      <w:pPr>
-        <w:pStyle w:val="ListParagraph"/>
-        <w:ind w:left="1080"/>
-        <w:rPr>
-          <w:rFonts w:ascii="Times New Roman" w:hAnsi="Times New Roman" w:cs="Times New Roman"/>
-          <w:b/>
-          <w:sz w:val="26"/>
-          <w:szCs w:val="26"/>
-          <w:lang w:val="vi-VN"/>
-        </w:rPr>
-      </w:pPr>
-    </w:p>
-    <w:p>
-      <w:pPr>
-        <w:pStyle w:val="ListParagraph"/>
-        <w:ind w:left="1080"/>
-        <w:rPr>
-          <w:rFonts w:ascii="Times New Roman" w:hAnsi="Times New Roman" w:cs="Times New Roman"/>
-          <w:b/>
-          <w:sz w:val="26"/>
-          <w:szCs w:val="26"/>
-          <w:lang w:val="vi-VN"/>
-        </w:rPr>
-      </w:pPr>
-      <w:r>
-        <w:rPr>
-          <w:rFonts w:ascii="Times New Roman" w:hAnsi="Times New Roman" w:cs="Times New Roman"/>
-          <w:b/>
-          <w:bCs/>
-          <w:sz w:val="26"/>
-          <w:szCs w:val="26"/>
-        </w:rPr>
-        <w:t xml:space="preserve">Bước </w:t>
-      </w:r>
-      <w:proofErr w:type="gramStart"/>
-      <w:r>
-        <w:rPr>
-          <w:rFonts w:ascii="Times New Roman" w:hAnsi="Times New Roman" w:cs="Times New Roman"/>
-          <w:b/>
-          <w:bCs/>
-          <w:sz w:val="26"/>
-          <w:szCs w:val="26"/>
-        </w:rPr>
-        <w:t>2</w:t>
+      <w:r>
+        <w:rPr>
+          <w:rFonts w:ascii="Times New Roman" w:hAnsi="Times New Roman" w:cs="Times New Roman"/>
+          <w:bCs/>
+          <w:sz w:val="26"/>
+          <w:szCs w:val="26"/>
+        </w:rPr>
+        <w:t xml:space="preserve">Nhân viên kiểm tra các lịch hẹn đã được đặt theo từng ngày, từng khung giờ và theo </w:t>
+      </w:r>
+      <w:r>
+        <w:rPr>
+          <w:rFonts w:ascii="Times New Roman" w:hAnsi="Times New Roman" w:cs="Times New Roman"/>
+          <w:sz w:val="26"/>
+          <w:szCs w:val="26"/>
+        </w:rPr>
+        <w:t>bác sĩ hoặc y tá phụ trách.</w:t>
+      </w:r>
+    </w:p>
+    <w:p>
+      <w:pPr>
+        <w:pStyle w:val="ListParagraph"/>
+        <w:ind w:left="1080"/>
+        <w:rPr>
+          <w:rFonts w:ascii="Times New Roman" w:hAnsi="Times New Roman" w:cs="Times New Roman"/>
+          <w:b/>
+          <w:sz w:val="26"/>
+          <w:szCs w:val="26"/>
+          <w:lang w:val="vi-VN"/>
+        </w:rPr>
+      </w:pPr>
+    </w:p>
+    <w:p>
+      <w:pPr>
+        <w:pStyle w:val="ListParagraph"/>
+        <w:ind w:left="1080"/>
+        <w:rPr>
+          <w:rFonts w:ascii="Times New Roman" w:hAnsi="Times New Roman" w:cs="Times New Roman"/>
+          <w:bCs/>
+          <w:sz w:val="26"/>
+          <w:szCs w:val="26"/>
+          <w:lang w:val="vi-VN"/>
+        </w:rPr>
+      </w:pPr>
+      <w:r>
+        <w:rPr>
+          <w:rFonts w:ascii="Times New Roman" w:hAnsi="Times New Roman" w:cs="Times New Roman"/>
+          <w:b/>
+          <w:bCs/>
+          <w:sz w:val="26"/>
+          <w:szCs w:val="26"/>
+        </w:rPr>
+        <w:t>Bước 3</w:t>
+      </w:r>
+      <w:r>
+        <w:rPr>
+          <w:rFonts w:ascii="Times New Roman" w:hAnsi="Times New Roman" w:cs="Times New Roman"/>
+          <w:b/>
+          <w:sz w:val="26"/>
+          <w:szCs w:val="26"/>
+          <w:lang w:val="vi-VN"/>
+        </w:rPr>
+        <w:t xml:space="preserve"> : </w:t>
+      </w:r>
+      <w:r>
+        <w:rPr>
+          <w:rFonts w:ascii="Times New Roman" w:hAnsi="Times New Roman" w:cs="Times New Roman"/>
+          <w:bCs/>
+          <w:sz w:val="26"/>
+          <w:szCs w:val="26"/>
+        </w:rPr>
+        <w:t>Khi có lịch hẹn mới, nhân viên bổ sung thông tin bệnh nhân vào khung giờ còn trống và phân công bác sĩ, y tá phù hợp.</w:t>
+      </w:r>
+    </w:p>
+    <w:p>
+      <w:pPr>
+        <w:pStyle w:val="ListParagraph"/>
+        <w:ind w:left="1080"/>
+        <w:rPr>
+          <w:rFonts w:ascii="Times New Roman" w:hAnsi="Times New Roman" w:cs="Times New Roman"/>
+          <w:bCs/>
+          <w:sz w:val="26"/>
+          <w:szCs w:val="26"/>
+          <w:lang w:val="vi-VN"/>
+        </w:rPr>
+      </w:pPr>
+      <w:r>
+        <w:rPr>
+          <w:rFonts w:ascii="Times New Roman" w:hAnsi="Times New Roman" w:cs="Times New Roman"/>
+          <w:bCs/>
+          <w:sz w:val="26"/>
+          <w:szCs w:val="26"/>
+        </w:rPr>
+        <w:t xml:space="preserve"> </w:t>
+      </w:r>
+    </w:p>
+    <w:p>
+      <w:pPr>
+        <w:pStyle w:val="ListParagraph"/>
+        <w:ind w:left="1080"/>
+        <w:rPr>
+          <w:rFonts w:ascii="Times New Roman" w:hAnsi="Times New Roman" w:cs="Times New Roman"/>
+          <w:b/>
+          <w:sz w:val="26"/>
+          <w:szCs w:val="26"/>
+          <w:lang w:val="vi-VN"/>
+        </w:rPr>
+      </w:pPr>
+      <w:r>
+        <w:rPr>
+          <w:rFonts w:ascii="Times New Roman" w:hAnsi="Times New Roman" w:cs="Times New Roman"/>
+          <w:b/>
+          <w:bCs/>
+          <w:sz w:val="26"/>
+          <w:szCs w:val="26"/>
+        </w:rPr>
+        <w:t>Bước 4</w:t>
       </w:r>
       <w:r>
         <w:rPr>
@@ -1950,7 +1987,6 @@
         </w:rPr>
         <w:t xml:space="preserve"> :</w:t>
       </w:r>
-      <w:proofErr w:type="gramEnd"/>
       <w:r>
         <w:rPr>
           <w:rFonts w:ascii="Times New Roman" w:hAnsi="Times New Roman" w:cs="Times New Roman"/>
@@ -1967,63 +2003,124 @@
           <w:sz w:val="26"/>
           <w:szCs w:val="26"/>
         </w:rPr>
-        <w:t>nhân viên kiểm tra các lịch hẹn đã được đặt trong từng ngày và từng khung giờ.</w:t>
-      </w:r>
-      <w:r>
-        <w:rPr>
-          <w:rFonts w:ascii="Times New Roman" w:hAnsi="Times New Roman" w:cs="Times New Roman"/>
-          <w:b/>
-          <w:sz w:val="26"/>
-          <w:szCs w:val="26"/>
+        <w:t>Nếu bác sĩ, y tá hoặc bệnh nhân có thay đổi, nhân viên thực hiện điều chỉnh thông tin lịch hẹn tương ứng.</w:t>
+      </w:r>
+    </w:p>
+    <w:p>
+      <w:pPr>
+        <w:pStyle w:val="ListParagraph"/>
+        <w:ind w:left="1080"/>
+        <w:rPr>
+          <w:rFonts w:ascii="Times New Roman" w:hAnsi="Times New Roman" w:cs="Times New Roman"/>
+          <w:b/>
+          <w:sz w:val="26"/>
+          <w:szCs w:val="26"/>
+          <w:lang w:val="vi-VN"/>
+        </w:rPr>
+      </w:pPr>
+    </w:p>
+    <w:p>
+      <w:pPr>
+        <w:pStyle w:val="ListParagraph"/>
+        <w:ind w:left="1080"/>
+        <w:rPr>
+          <w:rFonts w:ascii="Times New Roman" w:hAnsi="Times New Roman" w:cs="Times New Roman"/>
+          <w:bCs/>
+          <w:sz w:val="26"/>
+          <w:szCs w:val="26"/>
+          <w:lang w:val="vi-VN"/>
+        </w:rPr>
+      </w:pPr>
+      <w:r>
+        <w:rPr>
+          <w:rFonts w:ascii="Times New Roman" w:hAnsi="Times New Roman" w:cs="Times New Roman"/>
+          <w:b/>
+          <w:bCs/>
+          <w:sz w:val="26"/>
+          <w:szCs w:val="26"/>
+        </w:rPr>
+        <w:t>Bước 5</w:t>
+      </w:r>
+      <w:r>
+        <w:rPr>
+          <w:rFonts w:ascii="Times New Roman" w:hAnsi="Times New Roman" w:cs="Times New Roman"/>
+          <w:b/>
+          <w:sz w:val="26"/>
+          <w:szCs w:val="26"/>
+          <w:lang w:val="vi-VN"/>
+        </w:rPr>
+        <w:t xml:space="preserve"> : </w:t>
+      </w:r>
+      <w:r>
+        <w:rPr>
+          <w:rFonts w:ascii="Times New Roman" w:hAnsi="Times New Roman" w:cs="Times New Roman"/>
+          <w:bCs/>
+          <w:sz w:val="26"/>
+          <w:szCs w:val="26"/>
+        </w:rPr>
+        <w:t xml:space="preserve">Nhân viên kiểm tra lại toàn bộ lịch hẹn để phát hiện tình trạng </w:t>
+      </w:r>
+      <w:r>
+        <w:rPr>
+          <w:rFonts w:ascii="Times New Roman" w:hAnsi="Times New Roman" w:cs="Times New Roman"/>
+          <w:sz w:val="26"/>
+          <w:szCs w:val="26"/>
+        </w:rPr>
+        <w:t>trùng giờ, thiếu nhân sự hoặc vượt quá khả năng tiếp nhận của phòng khám.</w:t>
+      </w:r>
+    </w:p>
+    <w:p>
+      <w:pPr>
+        <w:pStyle w:val="ListParagraph"/>
+        <w:ind w:left="1080"/>
+        <w:rPr>
+          <w:rFonts w:ascii="Times New Roman" w:hAnsi="Times New Roman" w:cs="Times New Roman"/>
+          <w:bCs/>
+          <w:sz w:val="26"/>
+          <w:szCs w:val="26"/>
+          <w:lang w:val="vi-VN"/>
+        </w:rPr>
+      </w:pPr>
+    </w:p>
+    <w:p>
+      <w:pPr>
+        <w:pStyle w:val="ListParagraph"/>
+        <w:ind w:left="1080"/>
+        <w:rPr>
+          <w:rFonts w:ascii="Times New Roman" w:hAnsi="Times New Roman" w:cs="Times New Roman"/>
+          <w:bCs/>
+          <w:sz w:val="26"/>
+          <w:szCs w:val="26"/>
+          <w:lang w:val="vi-VN"/>
+        </w:rPr>
+      </w:pPr>
+      <w:r>
+        <w:rPr>
+          <w:rFonts w:ascii="Times New Roman" w:hAnsi="Times New Roman" w:cs="Times New Roman"/>
+          <w:b/>
+          <w:sz w:val="26"/>
+          <w:szCs w:val="26"/>
+        </w:rPr>
+        <w:t>Kết thúc</w:t>
+      </w:r>
+      <w:r>
+        <w:rPr>
+          <w:rFonts w:ascii="Times New Roman" w:hAnsi="Times New Roman" w:cs="Times New Roman"/>
+          <w:b/>
+          <w:sz w:val="26"/>
+          <w:szCs w:val="26"/>
+          <w:lang w:val="vi-VN"/>
         </w:rPr>
         <w:t xml:space="preserve"> </w:t>
       </w:r>
-    </w:p>
-    <w:p>
-      <w:pPr>
-        <w:pStyle w:val="ListParagraph"/>
-        <w:ind w:left="1080"/>
-        <w:rPr>
-          <w:rFonts w:ascii="Times New Roman" w:hAnsi="Times New Roman" w:cs="Times New Roman"/>
-          <w:b/>
-          <w:sz w:val="26"/>
-          <w:szCs w:val="26"/>
-          <w:lang w:val="vi-VN"/>
-        </w:rPr>
-      </w:pPr>
-    </w:p>
-    <w:p>
-      <w:pPr>
-        <w:pStyle w:val="ListParagraph"/>
-        <w:ind w:left="1080"/>
-        <w:rPr>
-          <w:rFonts w:ascii="Times New Roman" w:hAnsi="Times New Roman" w:cs="Times New Roman"/>
-          <w:bCs/>
-          <w:sz w:val="26"/>
-          <w:szCs w:val="26"/>
-          <w:lang w:val="vi-VN"/>
-        </w:rPr>
-      </w:pPr>
-      <w:r>
-        <w:rPr>
-          <w:rFonts w:ascii="Times New Roman" w:hAnsi="Times New Roman" w:cs="Times New Roman"/>
-          <w:b/>
-          <w:bCs/>
-          <w:sz w:val="26"/>
-          <w:szCs w:val="26"/>
-        </w:rPr>
-        <w:t xml:space="preserve">Bước </w:t>
-      </w:r>
-      <w:proofErr w:type="gramStart"/>
-      <w:r>
-        <w:rPr>
-          <w:rFonts w:ascii="Times New Roman" w:hAnsi="Times New Roman" w:cs="Times New Roman"/>
-          <w:b/>
-          <w:bCs/>
-          <w:sz w:val="26"/>
-          <w:szCs w:val="26"/>
-        </w:rPr>
-        <w:t>3</w:t>
+      <w:r>
+        <w:rPr>
+          <w:rFonts w:ascii="Times New Roman" w:hAnsi="Times New Roman" w:cs="Times New Roman"/>
+          <w:b/>
+          <w:sz w:val="26"/>
+          <w:szCs w:val="26"/>
+        </w:rPr>
+        <w:t>quy trình</w:t>
       </w:r>
       <w:r>
         <w:rPr>
@@ -2035,14 +2132,12 @@
         </w:rPr>
         <w:t xml:space="preserve"> :</w:t>
       </w:r>
-      <w:proofErr w:type="gramEnd"/>
-      <w:r>
-        <w:rPr>
-          <w:rFonts w:ascii="Times New Roman" w:hAnsi="Times New Roman" w:cs="Times New Roman"/>
-          <w:b/>
-          <w:sz w:val="26"/>
-          <w:szCs w:val="26"/>
-          <w:lang w:val="vi-VN"/>
+      <w:r>
+        <w:rPr>
+          <w:rFonts w:ascii="Times New Roman" w:hAnsi="Times New Roman" w:cs="Times New Roman"/>
+          <w:b/>
+          <w:sz w:val="26"/>
+          <w:szCs w:val="26"/>
         </w:rPr>
         <w:t xml:space="preserve"> </w:t>
       </w:r>
@@ -2053,317 +2148,7 @@
           <w:sz w:val="26"/>
           <w:szCs w:val="26"/>
         </w:rPr>
-        <w:t>khi có lịch mới, nhân viên bổ sung bệnh nhân vào khung giờ còn trống.</w:t>
-      </w:r>
-    </w:p>
-    <w:p>
-      <w:pPr>
-        <w:pStyle w:val="ListParagraph"/>
-        <w:ind w:left="1080"/>
-        <w:rPr>
-          <w:rFonts w:ascii="Times New Roman" w:hAnsi="Times New Roman" w:cs="Times New Roman"/>
-          <w:bCs/>
-          <w:sz w:val="26"/>
-          <w:szCs w:val="26"/>
-          <w:lang w:val="vi-VN"/>
-        </w:rPr>
-      </w:pPr>
-      <w:r>
-        <w:rPr>
-          <w:rFonts w:ascii="Times New Roman" w:hAnsi="Times New Roman" w:cs="Times New Roman"/>
-          <w:bCs/>
-          <w:sz w:val="26"/>
-          <w:szCs w:val="26"/>
-        </w:rPr>
-        <w:t xml:space="preserve"> </w:t>
-      </w:r>
-    </w:p>
-    <w:p>
-      <w:pPr>
-        <w:pStyle w:val="ListParagraph"/>
-        <w:ind w:left="1080"/>
-        <w:rPr>
-          <w:rFonts w:ascii="Times New Roman" w:hAnsi="Times New Roman" w:cs="Times New Roman"/>
-          <w:b/>
-          <w:sz w:val="26"/>
-          <w:szCs w:val="26"/>
-          <w:lang w:val="vi-VN"/>
-        </w:rPr>
-      </w:pPr>
-      <w:r>
-        <w:rPr>
-          <w:rFonts w:ascii="Times New Roman" w:hAnsi="Times New Roman" w:cs="Times New Roman"/>
-          <w:b/>
-          <w:bCs/>
-          <w:sz w:val="26"/>
-          <w:szCs w:val="26"/>
-        </w:rPr>
-        <w:t xml:space="preserve">Bước </w:t>
-      </w:r>
-      <w:proofErr w:type="gramStart"/>
-      <w:r>
-        <w:rPr>
-          <w:rFonts w:ascii="Times New Roman" w:hAnsi="Times New Roman" w:cs="Times New Roman"/>
-          <w:b/>
-          <w:bCs/>
-          <w:sz w:val="26"/>
-          <w:szCs w:val="26"/>
-        </w:rPr>
-        <w:t>4</w:t>
-      </w:r>
-      <w:r>
-        <w:rPr>
-          <w:rFonts w:ascii="Times New Roman" w:hAnsi="Times New Roman" w:cs="Times New Roman"/>
-          <w:b/>
-          <w:sz w:val="26"/>
-          <w:szCs w:val="26"/>
-          <w:lang w:val="vi-VN"/>
-        </w:rPr>
-        <w:t xml:space="preserve"> :</w:t>
-      </w:r>
-      <w:proofErr w:type="gramEnd"/>
-      <w:r>
-        <w:rPr>
-          <w:rFonts w:ascii="Times New Roman" w:hAnsi="Times New Roman" w:cs="Times New Roman"/>
-          <w:b/>
-          <w:sz w:val="26"/>
-          <w:szCs w:val="26"/>
-        </w:rPr>
-        <w:t xml:space="preserve"> </w:t>
-      </w:r>
-      <w:r>
-        <w:rPr>
-          <w:rFonts w:ascii="Times New Roman" w:hAnsi="Times New Roman" w:cs="Times New Roman"/>
-          <w:bCs/>
-          <w:sz w:val="26"/>
-          <w:szCs w:val="26"/>
-        </w:rPr>
-        <w:t>N</w:t>
-      </w:r>
-      <w:r>
-        <w:rPr>
-          <w:rFonts w:ascii="Times New Roman" w:hAnsi="Times New Roman" w:cs="Times New Roman"/>
-          <w:bCs/>
-          <w:sz w:val="26"/>
-          <w:szCs w:val="26"/>
-        </w:rPr>
-        <w:t>ếu bác sĩ hoặc bệnh nhân có thay đổi, nhân viên thực hiện điều chỉnh thông tin lịch.</w:t>
-      </w:r>
-      <w:r>
-        <w:rPr>
-          <w:rFonts w:ascii="Times New Roman" w:hAnsi="Times New Roman" w:cs="Times New Roman"/>
-          <w:b/>
-          <w:sz w:val="26"/>
-          <w:szCs w:val="26"/>
-        </w:rPr>
-        <w:t xml:space="preserve"> </w:t>
-      </w:r>
-    </w:p>
-    <w:p>
-      <w:pPr>
-        <w:pStyle w:val="ListParagraph"/>
-        <w:ind w:left="1080"/>
-        <w:rPr>
-          <w:rFonts w:ascii="Times New Roman" w:hAnsi="Times New Roman" w:cs="Times New Roman"/>
-          <w:b/>
-          <w:sz w:val="26"/>
-          <w:szCs w:val="26"/>
-          <w:lang w:val="vi-VN"/>
-        </w:rPr>
-      </w:pPr>
-    </w:p>
-    <w:p>
-      <w:pPr>
-        <w:pStyle w:val="ListParagraph"/>
-        <w:ind w:left="1080"/>
-        <w:rPr>
-          <w:rFonts w:ascii="Times New Roman" w:hAnsi="Times New Roman" w:cs="Times New Roman"/>
-          <w:bCs/>
-          <w:sz w:val="26"/>
-          <w:szCs w:val="26"/>
-          <w:lang w:val="vi-VN"/>
-        </w:rPr>
-      </w:pPr>
-      <w:r>
-        <w:rPr>
-          <w:rFonts w:ascii="Times New Roman" w:hAnsi="Times New Roman" w:cs="Times New Roman"/>
-          <w:b/>
-          <w:bCs/>
-          <w:sz w:val="26"/>
-          <w:szCs w:val="26"/>
-        </w:rPr>
-        <w:t xml:space="preserve">Bước </w:t>
-      </w:r>
-      <w:proofErr w:type="gramStart"/>
-      <w:r>
-        <w:rPr>
-          <w:rFonts w:ascii="Times New Roman" w:hAnsi="Times New Roman" w:cs="Times New Roman"/>
-          <w:b/>
-          <w:bCs/>
-          <w:sz w:val="26"/>
-          <w:szCs w:val="26"/>
-        </w:rPr>
-        <w:t>5</w:t>
-      </w:r>
-      <w:r>
-        <w:rPr>
-          <w:rFonts w:ascii="Times New Roman" w:hAnsi="Times New Roman" w:cs="Times New Roman"/>
-          <w:b/>
-          <w:sz w:val="26"/>
-          <w:szCs w:val="26"/>
-          <w:lang w:val="vi-VN"/>
-        </w:rPr>
-        <w:t xml:space="preserve"> :</w:t>
-      </w:r>
-      <w:proofErr w:type="gramEnd"/>
-      <w:r>
-        <w:rPr>
-          <w:rFonts w:ascii="Times New Roman" w:hAnsi="Times New Roman" w:cs="Times New Roman"/>
-          <w:b/>
-          <w:sz w:val="26"/>
-          <w:szCs w:val="26"/>
-          <w:lang w:val="vi-VN"/>
-        </w:rPr>
-        <w:t xml:space="preserve"> </w:t>
-      </w:r>
-      <w:r>
-        <w:rPr>
-          <w:rFonts w:ascii="Times New Roman" w:hAnsi="Times New Roman" w:cs="Times New Roman"/>
-          <w:bCs/>
-          <w:sz w:val="26"/>
-          <w:szCs w:val="26"/>
-        </w:rPr>
-        <w:t>N</w:t>
-      </w:r>
-      <w:r>
-        <w:rPr>
-          <w:rFonts w:ascii="Times New Roman" w:hAnsi="Times New Roman" w:cs="Times New Roman"/>
-          <w:bCs/>
-          <w:sz w:val="26"/>
-          <w:szCs w:val="26"/>
-        </w:rPr>
-        <w:t>hân viên kiểm tra lại toàn bộ lịch để phát hiện tình trạng trùng giờ hoặc vượt quá khả năng tiếp nhận.</w:t>
-      </w:r>
-    </w:p>
-    <w:p>
-      <w:pPr>
-        <w:pStyle w:val="ListParagraph"/>
-        <w:ind w:left="1080"/>
-        <w:rPr>
-          <w:rFonts w:ascii="Times New Roman" w:hAnsi="Times New Roman" w:cs="Times New Roman"/>
-          <w:bCs/>
-          <w:sz w:val="26"/>
-          <w:szCs w:val="26"/>
-          <w:lang w:val="vi-VN"/>
-        </w:rPr>
-      </w:pPr>
-    </w:p>
-    <w:p>
-      <w:pPr>
-        <w:pStyle w:val="ListParagraph"/>
-        <w:ind w:left="1080"/>
-        <w:rPr>
-          <w:rFonts w:ascii="Times New Roman" w:hAnsi="Times New Roman" w:cs="Times New Roman"/>
-          <w:bCs/>
-          <w:sz w:val="26"/>
-          <w:szCs w:val="26"/>
-          <w:lang w:val="vi-VN"/>
-        </w:rPr>
-      </w:pPr>
-      <w:r>
-        <w:rPr>
-          <w:rFonts w:ascii="Times New Roman" w:hAnsi="Times New Roman" w:cs="Times New Roman"/>
-          <w:b/>
-          <w:sz w:val="26"/>
-          <w:szCs w:val="26"/>
-        </w:rPr>
-        <w:t>Kết thúc</w:t>
-      </w:r>
-      <w:r>
-        <w:rPr>
-          <w:rFonts w:ascii="Times New Roman" w:hAnsi="Times New Roman" w:cs="Times New Roman"/>
-          <w:b/>
-          <w:sz w:val="26"/>
-          <w:szCs w:val="26"/>
-          <w:lang w:val="vi-VN"/>
-        </w:rPr>
-        <w:t xml:space="preserve"> </w:t>
-      </w:r>
-      <w:r>
-        <w:rPr>
-          <w:rFonts w:ascii="Times New Roman" w:hAnsi="Times New Roman" w:cs="Times New Roman"/>
-          <w:b/>
-          <w:sz w:val="26"/>
-          <w:szCs w:val="26"/>
-        </w:rPr>
-        <w:t xml:space="preserve">quy </w:t>
-      </w:r>
-      <w:proofErr w:type="gramStart"/>
-      <w:r>
-        <w:rPr>
-          <w:rFonts w:ascii="Times New Roman" w:hAnsi="Times New Roman" w:cs="Times New Roman"/>
-          <w:b/>
-          <w:sz w:val="26"/>
-          <w:szCs w:val="26"/>
-        </w:rPr>
-        <w:t>trình</w:t>
-      </w:r>
-      <w:r>
-        <w:rPr>
-          <w:rFonts w:ascii="Times New Roman" w:hAnsi="Times New Roman" w:cs="Times New Roman"/>
-          <w:b/>
-          <w:sz w:val="26"/>
-          <w:szCs w:val="26"/>
-          <w:lang w:val="vi-VN"/>
-        </w:rPr>
-        <w:t xml:space="preserve"> :</w:t>
-      </w:r>
-      <w:proofErr w:type="gramEnd"/>
-      <w:r>
-        <w:rPr>
-          <w:rFonts w:ascii="Times New Roman" w:hAnsi="Times New Roman" w:cs="Times New Roman"/>
-          <w:b/>
-          <w:sz w:val="26"/>
-          <w:szCs w:val="26"/>
-        </w:rPr>
-        <w:t xml:space="preserve"> </w:t>
-      </w:r>
-      <w:r>
-        <w:rPr>
-          <w:rFonts w:ascii="Times New Roman" w:hAnsi="Times New Roman" w:cs="Times New Roman"/>
-          <w:bCs/>
-          <w:sz w:val="26"/>
-          <w:szCs w:val="26"/>
-        </w:rPr>
-        <w:t>B</w:t>
-      </w:r>
-      <w:r>
-        <w:rPr>
-          <w:rFonts w:ascii="Times New Roman" w:hAnsi="Times New Roman" w:cs="Times New Roman"/>
-          <w:bCs/>
-          <w:sz w:val="26"/>
-          <w:szCs w:val="26"/>
-        </w:rPr>
-        <w:t xml:space="preserve">ác sĩ có danh sách bệnh nhân và lịch làm việc rõ ràng trong </w:t>
-      </w:r>
-      <w:r>
-        <w:rPr>
-          <w:rFonts w:ascii="Times New Roman" w:hAnsi="Times New Roman" w:cs="Times New Roman"/>
-          <w:bCs/>
-          <w:sz w:val="26"/>
-          <w:szCs w:val="26"/>
-        </w:rPr>
-        <w:t>ngày</w:t>
-      </w:r>
-      <w:r>
-        <w:rPr>
-          <w:rFonts w:ascii="Times New Roman" w:hAnsi="Times New Roman" w:cs="Times New Roman"/>
-          <w:bCs/>
-          <w:sz w:val="26"/>
-          <w:szCs w:val="26"/>
-          <w:lang w:val="vi-VN"/>
-        </w:rPr>
-        <w:t>.</w:t>
+        <w:t>Bác sĩ và y tá có lịch làm việc và danh sách bệnh nhân rõ ràng trong ngày, giúp nhân viên dễ dàng theo dõi, sắp xếp và điều phối lịch hẹn.</w:t>
       </w:r>
     </w:p>
     <w:p>
@@ -2437,18 +2222,7 @@
           <w:sz w:val="26"/>
           <w:szCs w:val="26"/>
         </w:rPr>
-        <w:t xml:space="preserve">Bước </w:t>
-      </w:r>
-      <w:proofErr w:type="gramStart"/>
-      <w:r>
-        <w:rPr>
-          <w:rFonts w:ascii="Times New Roman" w:hAnsi="Times New Roman" w:cs="Times New Roman"/>
-          <w:b/>
-          <w:bCs/>
-          <w:sz w:val="26"/>
-          <w:szCs w:val="26"/>
-        </w:rPr>
-        <w:t>1</w:t>
+        <w:t>Bước 1</w:t>
       </w:r>
       <w:r>
         <w:rPr>
@@ -2460,7 +2234,6 @@
         </w:rPr>
         <w:t xml:space="preserve"> :</w:t>
       </w:r>
-      <w:proofErr w:type="gramEnd"/>
       <w:r>
         <w:rPr>
           <w:rFonts w:ascii="Times New Roman" w:hAnsi="Times New Roman" w:cs="Times New Roman"/>
@@ -2531,18 +2304,7 @@
           <w:sz w:val="26"/>
           <w:szCs w:val="26"/>
         </w:rPr>
-        <w:t xml:space="preserve">Bước </w:t>
-      </w:r>
-      <w:proofErr w:type="gramStart"/>
-      <w:r>
-        <w:rPr>
-          <w:rFonts w:ascii="Times New Roman" w:hAnsi="Times New Roman" w:cs="Times New Roman"/>
-          <w:b/>
-          <w:bCs/>
-          <w:sz w:val="26"/>
-          <w:szCs w:val="26"/>
-        </w:rPr>
-        <w:t>2</w:t>
+        <w:t>Bước 2</w:t>
       </w:r>
       <w:r>
         <w:rPr>
@@ -2554,7 +2316,6 @@
         </w:rPr>
         <w:t xml:space="preserve"> :</w:t>
       </w:r>
-      <w:proofErr w:type="gramEnd"/>
       <w:r>
         <w:rPr>
           <w:rFonts w:ascii="Times New Roman" w:hAnsi="Times New Roman" w:cs="Times New Roman"/>
@@ -2625,18 +2386,7 @@
           <w:sz w:val="26"/>
           <w:szCs w:val="26"/>
         </w:rPr>
-        <w:t xml:space="preserve">Bước </w:t>
-      </w:r>
-      <w:proofErr w:type="gramStart"/>
-      <w:r>
-        <w:rPr>
-          <w:rFonts w:ascii="Times New Roman" w:hAnsi="Times New Roman" w:cs="Times New Roman"/>
-          <w:b/>
-          <w:bCs/>
-          <w:sz w:val="26"/>
-          <w:szCs w:val="26"/>
-        </w:rPr>
-        <w:t>3</w:t>
+        <w:t>Bước 3</w:t>
       </w:r>
       <w:r>
         <w:rPr>
@@ -2648,7 +2398,6 @@
         </w:rPr>
         <w:t xml:space="preserve"> :</w:t>
       </w:r>
-      <w:proofErr w:type="gramEnd"/>
       <w:r>
         <w:rPr>
           <w:rFonts w:ascii="Times New Roman" w:hAnsi="Times New Roman" w:cs="Times New Roman"/>
@@ -2719,18 +2468,7 @@
           <w:sz w:val="26"/>
           <w:szCs w:val="26"/>
         </w:rPr>
-        <w:t xml:space="preserve">Bước </w:t>
-      </w:r>
-      <w:proofErr w:type="gramStart"/>
-      <w:r>
-        <w:rPr>
-          <w:rFonts w:ascii="Times New Roman" w:hAnsi="Times New Roman" w:cs="Times New Roman"/>
-          <w:b/>
-          <w:bCs/>
-          <w:sz w:val="26"/>
-          <w:szCs w:val="26"/>
-        </w:rPr>
-        <w:t>4</w:t>
+        <w:t>Bước 4</w:t>
       </w:r>
       <w:r>
         <w:rPr>
@@ -2742,7 +2480,6 @@
         </w:rPr>
         <w:t xml:space="preserve"> :</w:t>
       </w:r>
-      <w:proofErr w:type="gramEnd"/>
       <w:r>
         <w:rPr>
           <w:rFonts w:ascii="Times New Roman" w:hAnsi="Times New Roman" w:cs="Times New Roman"/>
@@ -2813,18 +2550,7 @@
           <w:sz w:val="26"/>
           <w:szCs w:val="26"/>
         </w:rPr>
-        <w:t xml:space="preserve">Bước </w:t>
-      </w:r>
-      <w:proofErr w:type="gramStart"/>
-      <w:r>
-        <w:rPr>
-          <w:rFonts w:ascii="Times New Roman" w:hAnsi="Times New Roman" w:cs="Times New Roman"/>
-          <w:b/>
-          <w:bCs/>
-          <w:sz w:val="26"/>
-          <w:szCs w:val="26"/>
-        </w:rPr>
-        <w:t>5</w:t>
+        <w:t>Bước 5</w:t>
       </w:r>
       <w:r>
         <w:rPr>
@@ -2836,7 +2562,6 @@
         </w:rPr>
         <w:t xml:space="preserve"> :</w:t>
       </w:r>
-      <w:proofErr w:type="gramEnd"/>
       <w:r>
         <w:rPr>
           <w:rFonts w:ascii="Times New Roman" w:hAnsi="Times New Roman" w:cs="Times New Roman"/>
@@ -2916,38 +2641,17 @@
           <w:sz w:val="26"/>
           <w:szCs w:val="26"/>
         </w:rPr>
-        <w:t xml:space="preserve">quy </w:t>
-      </w:r>
-      <w:proofErr w:type="gramStart"/>
-      <w:r>
-        <w:rPr>
-          <w:rFonts w:ascii="Times New Roman" w:hAnsi="Times New Roman" w:cs="Times New Roman"/>
-          <w:b/>
-          <w:sz w:val="26"/>
-          <w:szCs w:val="26"/>
-        </w:rPr>
-        <w:t>trình</w:t>
-      </w:r>
-      <w:r>
-        <w:rPr>
-          <w:rFonts w:ascii="Times New Roman" w:hAnsi="Times New Roman" w:cs="Times New Roman"/>
-          <w:b/>
-          <w:sz w:val="26"/>
-          <w:szCs w:val="26"/>
-          <w:lang w:val="vi-VN"/>
-        </w:rPr>
-        <w:t xml:space="preserve"> :</w:t>
-      </w:r>
-      <w:proofErr w:type="gramEnd"/>
-      <w:r>
-        <w:rPr>
-          <w:rFonts w:ascii="Times New Roman" w:hAnsi="Times New Roman" w:cs="Times New Roman"/>
-          <w:b/>
-          <w:sz w:val="26"/>
-          <w:szCs w:val="26"/>
-          <w:lang w:val="vi-VN"/>
-        </w:rPr>
-        <w:t xml:space="preserve"> </w:t>
+        <w:t>quy trình</w:t>
+      </w:r>
+      <w:r>
+        <w:rPr>
+          <w:rFonts w:ascii="Times New Roman" w:hAnsi="Times New Roman" w:cs="Times New Roman"/>
+          <w:b/>
+          <w:sz w:val="26"/>
+          <w:szCs w:val="26"/>
+          <w:lang w:val="vi-VN"/>
+        </w:rPr>
+        <w:t xml:space="preserve"> : </w:t>
       </w:r>
       <w:r>
         <w:rPr>
@@ -3040,18 +2744,7 @@
           <w:sz w:val="26"/>
           <w:szCs w:val="26"/>
         </w:rPr>
-        <w:t xml:space="preserve">Bước </w:t>
-      </w:r>
-      <w:proofErr w:type="gramStart"/>
-      <w:r>
-        <w:rPr>
-          <w:rFonts w:ascii="Times New Roman" w:hAnsi="Times New Roman" w:cs="Times New Roman"/>
-          <w:b/>
-          <w:bCs/>
-          <w:sz w:val="26"/>
-          <w:szCs w:val="26"/>
-        </w:rPr>
-        <w:t>1</w:t>
+        <w:t>Bước 1</w:t>
       </w:r>
       <w:r>
         <w:rPr>
@@ -3063,7 +2756,6 @@
         </w:rPr>
         <w:t xml:space="preserve"> :</w:t>
       </w:r>
-      <w:proofErr w:type="gramEnd"/>
       <w:r>
         <w:rPr>
           <w:rFonts w:ascii="Times New Roman" w:hAnsi="Times New Roman" w:cs="Times New Roman"/>
@@ -3134,18 +2826,7 @@
           <w:sz w:val="26"/>
           <w:szCs w:val="26"/>
         </w:rPr>
-        <w:t xml:space="preserve">Bước </w:t>
-      </w:r>
-      <w:proofErr w:type="gramStart"/>
-      <w:r>
-        <w:rPr>
-          <w:rFonts w:ascii="Times New Roman" w:hAnsi="Times New Roman" w:cs="Times New Roman"/>
-          <w:b/>
-          <w:bCs/>
-          <w:sz w:val="26"/>
-          <w:szCs w:val="26"/>
-        </w:rPr>
-        <w:t>2</w:t>
+        <w:t>Bước 2</w:t>
       </w:r>
       <w:r>
         <w:rPr>
@@ -3157,7 +2838,6 @@
         </w:rPr>
         <w:t xml:space="preserve"> :</w:t>
       </w:r>
-      <w:proofErr w:type="gramEnd"/>
       <w:r>
         <w:rPr>
           <w:rFonts w:ascii="Times New Roman" w:hAnsi="Times New Roman" w:cs="Times New Roman"/>
@@ -3219,18 +2899,7 @@
           <w:sz w:val="26"/>
           <w:szCs w:val="26"/>
         </w:rPr>
-        <w:t xml:space="preserve">Bước </w:t>
-      </w:r>
-      <w:proofErr w:type="gramStart"/>
-      <w:r>
-        <w:rPr>
-          <w:rFonts w:ascii="Times New Roman" w:hAnsi="Times New Roman" w:cs="Times New Roman"/>
-          <w:b/>
-          <w:bCs/>
-          <w:sz w:val="26"/>
-          <w:szCs w:val="26"/>
-        </w:rPr>
-        <w:t>3</w:t>
+        <w:t>Bước 3</w:t>
       </w:r>
       <w:r>
         <w:rPr>
@@ -3242,7 +2911,6 @@
         </w:rPr>
         <w:t xml:space="preserve"> :</w:t>
       </w:r>
-      <w:proofErr w:type="gramEnd"/>
       <w:r>
         <w:rPr>
           <w:rFonts w:ascii="Times New Roman" w:hAnsi="Times New Roman" w:cs="Times New Roman"/>
@@ -3313,18 +2981,7 @@
           <w:sz w:val="26"/>
           <w:szCs w:val="26"/>
         </w:rPr>
-        <w:t xml:space="preserve">Bước </w:t>
-      </w:r>
-      <w:proofErr w:type="gramStart"/>
-      <w:r>
-        <w:rPr>
-          <w:rFonts w:ascii="Times New Roman" w:hAnsi="Times New Roman" w:cs="Times New Roman"/>
-          <w:b/>
-          <w:bCs/>
-          <w:sz w:val="26"/>
-          <w:szCs w:val="26"/>
-        </w:rPr>
-        <w:t>4</w:t>
+        <w:t>Bước 4</w:t>
       </w:r>
       <w:r>
         <w:rPr>
@@ -3336,7 +2993,6 @@
         </w:rPr>
         <w:t xml:space="preserve"> :</w:t>
       </w:r>
-      <w:proofErr w:type="gramEnd"/>
       <w:r>
         <w:rPr>
           <w:rFonts w:ascii="Times New Roman" w:hAnsi="Times New Roman" w:cs="Times New Roman"/>
@@ -3398,18 +3054,78 @@
           <w:sz w:val="26"/>
           <w:szCs w:val="26"/>
         </w:rPr>
-        <w:t xml:space="preserve">Bước </w:t>
-      </w:r>
-      <w:proofErr w:type="gramStart"/>
-      <w:r>
-        <w:rPr>
-          <w:rFonts w:ascii="Times New Roman" w:hAnsi="Times New Roman" w:cs="Times New Roman"/>
-          <w:b/>
-          <w:bCs/>
-          <w:sz w:val="26"/>
-          <w:szCs w:val="26"/>
-        </w:rPr>
-        <w:t>5</w:t>
+        <w:t>Bước 5</w:t>
+      </w:r>
+      <w:r>
+        <w:rPr>
+          <w:rFonts w:ascii="Times New Roman" w:hAnsi="Times New Roman" w:cs="Times New Roman"/>
+          <w:b/>
+          <w:sz w:val="26"/>
+          <w:szCs w:val="26"/>
+          <w:lang w:val="vi-VN"/>
+        </w:rPr>
+        <w:t xml:space="preserve"> : </w:t>
+      </w:r>
+      <w:r>
+        <w:rPr>
+          <w:rFonts w:ascii="Times New Roman" w:hAnsi="Times New Roman" w:cs="Times New Roman"/>
+          <w:b/>
+          <w:sz w:val="26"/>
+          <w:szCs w:val="26"/>
+        </w:rPr>
+        <w:t xml:space="preserve"> </w:t>
+      </w:r>
+      <w:r>
+        <w:rPr>
+          <w:rFonts w:ascii="Times New Roman" w:hAnsi="Times New Roman" w:cs="Times New Roman"/>
+          <w:bCs/>
+          <w:sz w:val="26"/>
+          <w:szCs w:val="26"/>
+        </w:rPr>
+        <w:t>N</w:t>
+      </w:r>
+      <w:r>
+        <w:rPr>
+          <w:rFonts w:ascii="Times New Roman" w:hAnsi="Times New Roman" w:cs="Times New Roman"/>
+          <w:bCs/>
+          <w:sz w:val="26"/>
+          <w:szCs w:val="26"/>
+        </w:rPr>
+        <w:t>hân viên thông báo kết quả hủy lịch cho bệnh nhân.</w:t>
+      </w:r>
+    </w:p>
+    <w:p>
+      <w:pPr>
+        <w:pStyle w:val="ListParagraph"/>
+        <w:ind w:left="1080"/>
+        <w:rPr>
+          <w:rFonts w:ascii="Times New Roman" w:hAnsi="Times New Roman" w:cs="Times New Roman"/>
+          <w:b/>
+          <w:sz w:val="26"/>
+          <w:szCs w:val="26"/>
+          <w:lang w:val="vi-VN"/>
+        </w:rPr>
+      </w:pPr>
+    </w:p>
+    <w:p>
+      <w:pPr>
+        <w:pStyle w:val="ListParagraph"/>
+        <w:ind w:left="1080"/>
+        <w:rPr>
+          <w:rFonts w:ascii="Times New Roman" w:hAnsi="Times New Roman" w:cs="Times New Roman"/>
+          <w:bCs/>
+          <w:sz w:val="26"/>
+          <w:szCs w:val="26"/>
+        </w:rPr>
+      </w:pPr>
+      <w:r>
+        <w:rPr>
+          <w:rFonts w:ascii="Times New Roman" w:hAnsi="Times New Roman" w:cs="Times New Roman"/>
+          <w:b/>
+          <w:sz w:val="26"/>
+          <w:szCs w:val="26"/>
+        </w:rPr>
+        <w:t>Kết thúc</w:t>
       </w:r>
       <w:r>
         <w:rPr>
@@ -3421,99 +3137,6 @@
         </w:rPr>
         <w:t xml:space="preserve"> :</w:t>
       </w:r>
-      <w:proofErr w:type="gramEnd"/>
-      <w:r>
-        <w:rPr>
-          <w:rFonts w:ascii="Times New Roman" w:hAnsi="Times New Roman" w:cs="Times New Roman"/>
-          <w:b/>
-          <w:sz w:val="26"/>
-          <w:szCs w:val="26"/>
-          <w:lang w:val="vi-VN"/>
-        </w:rPr>
-        <w:t xml:space="preserve"> </w:t>
-      </w:r>
-      <w:r>
-        <w:rPr>
-          <w:rFonts w:ascii="Times New Roman" w:hAnsi="Times New Roman" w:cs="Times New Roman"/>
-          <w:b/>
-          <w:sz w:val="26"/>
-          <w:szCs w:val="26"/>
-        </w:rPr>
-        <w:t xml:space="preserve"> </w:t>
-      </w:r>
-      <w:r>
-        <w:rPr>
-          <w:rFonts w:ascii="Times New Roman" w:hAnsi="Times New Roman" w:cs="Times New Roman"/>
-          <w:bCs/>
-          <w:sz w:val="26"/>
-          <w:szCs w:val="26"/>
-        </w:rPr>
-        <w:t>N</w:t>
-      </w:r>
-      <w:r>
-        <w:rPr>
-          <w:rFonts w:ascii="Times New Roman" w:hAnsi="Times New Roman" w:cs="Times New Roman"/>
-          <w:bCs/>
-          <w:sz w:val="26"/>
-          <w:szCs w:val="26"/>
-        </w:rPr>
-        <w:t>hân viên thông báo kết quả hủy lịch cho bệnh nhân.</w:t>
-      </w:r>
-    </w:p>
-    <w:p>
-      <w:pPr>
-        <w:pStyle w:val="ListParagraph"/>
-        <w:ind w:left="1080"/>
-        <w:rPr>
-          <w:rFonts w:ascii="Times New Roman" w:hAnsi="Times New Roman" w:cs="Times New Roman"/>
-          <w:b/>
-          <w:sz w:val="26"/>
-          <w:szCs w:val="26"/>
-          <w:lang w:val="vi-VN"/>
-        </w:rPr>
-      </w:pPr>
-    </w:p>
-    <w:p>
-      <w:pPr>
-        <w:pStyle w:val="ListParagraph"/>
-        <w:ind w:left="1080"/>
-        <w:rPr>
-          <w:rFonts w:ascii="Times New Roman" w:hAnsi="Times New Roman" w:cs="Times New Roman"/>
-          <w:bCs/>
-          <w:sz w:val="26"/>
-          <w:szCs w:val="26"/>
-        </w:rPr>
-      </w:pPr>
-      <w:r>
-        <w:rPr>
-          <w:rFonts w:ascii="Times New Roman" w:hAnsi="Times New Roman" w:cs="Times New Roman"/>
-          <w:b/>
-          <w:sz w:val="26"/>
-          <w:szCs w:val="26"/>
-        </w:rPr>
-        <w:t xml:space="preserve">Kết </w:t>
-      </w:r>
-      <w:proofErr w:type="gramStart"/>
-      <w:r>
-        <w:rPr>
-          <w:rFonts w:ascii="Times New Roman" w:hAnsi="Times New Roman" w:cs="Times New Roman"/>
-          <w:b/>
-          <w:sz w:val="26"/>
-          <w:szCs w:val="26"/>
-        </w:rPr>
-        <w:t>thúc</w:t>
-      </w:r>
-      <w:r>
-        <w:rPr>
-          <w:rFonts w:ascii="Times New Roman" w:hAnsi="Times New Roman" w:cs="Times New Roman"/>
-          <w:b/>
-          <w:sz w:val="26"/>
-          <w:szCs w:val="26"/>
-          <w:lang w:val="vi-VN"/>
-        </w:rPr>
-        <w:t xml:space="preserve"> :</w:t>
-      </w:r>
-      <w:proofErr w:type="gramEnd"/>
       <w:r>
         <w:rPr>
           <w:rFonts w:ascii="Times New Roman" w:hAnsi="Times New Roman" w:cs="Times New Roman"/>
@@ -3635,18 +3258,7 @@
           <w:sz w:val="26"/>
           <w:szCs w:val="26"/>
         </w:rPr>
-        <w:t xml:space="preserve">Bước </w:t>
-      </w:r>
-      <w:proofErr w:type="gramStart"/>
-      <w:r>
-        <w:rPr>
-          <w:rFonts w:ascii="Times New Roman" w:hAnsi="Times New Roman" w:cs="Times New Roman"/>
-          <w:b/>
-          <w:bCs/>
-          <w:sz w:val="26"/>
-          <w:szCs w:val="26"/>
-        </w:rPr>
-        <w:t>1</w:t>
+        <w:t>Bước 1</w:t>
       </w:r>
       <w:r>
         <w:rPr>
@@ -3658,7 +3270,6 @@
         </w:rPr>
         <w:t xml:space="preserve"> :</w:t>
       </w:r>
-      <w:proofErr w:type="gramEnd"/>
       <w:r>
         <w:rPr>
           <w:rFonts w:ascii="Times New Roman" w:hAnsi="Times New Roman" w:cs="Times New Roman"/>
@@ -3729,18 +3340,7 @@
           <w:sz w:val="26"/>
           <w:szCs w:val="26"/>
         </w:rPr>
-        <w:t xml:space="preserve">Bước </w:t>
-      </w:r>
-      <w:proofErr w:type="gramStart"/>
-      <w:r>
-        <w:rPr>
-          <w:rFonts w:ascii="Times New Roman" w:hAnsi="Times New Roman" w:cs="Times New Roman"/>
-          <w:b/>
-          <w:bCs/>
-          <w:sz w:val="26"/>
-          <w:szCs w:val="26"/>
-        </w:rPr>
-        <w:t>2</w:t>
+        <w:t>Bước 2</w:t>
       </w:r>
       <w:r>
         <w:rPr>
@@ -3752,7 +3352,6 @@
         </w:rPr>
         <w:t xml:space="preserve"> :</w:t>
       </w:r>
-      <w:proofErr w:type="gramEnd"/>
       <w:r>
         <w:rPr>
           <w:rFonts w:ascii="Times New Roman" w:hAnsi="Times New Roman" w:cs="Times New Roman"/>
@@ -3814,18 +3413,7 @@
           <w:sz w:val="26"/>
           <w:szCs w:val="26"/>
         </w:rPr>
-        <w:t xml:space="preserve">Bước </w:t>
-      </w:r>
-      <w:proofErr w:type="gramStart"/>
-      <w:r>
-        <w:rPr>
-          <w:rFonts w:ascii="Times New Roman" w:hAnsi="Times New Roman" w:cs="Times New Roman"/>
-          <w:b/>
-          <w:bCs/>
-          <w:sz w:val="26"/>
-          <w:szCs w:val="26"/>
-        </w:rPr>
-        <w:t>3</w:t>
+        <w:t>Bước 3</w:t>
       </w:r>
       <w:r>
         <w:rPr>
@@ -3837,7 +3425,6 @@
         </w:rPr>
         <w:t xml:space="preserve"> :</w:t>
       </w:r>
-      <w:proofErr w:type="gramEnd"/>
       <w:r>
         <w:rPr>
           <w:rFonts w:ascii="Times New Roman" w:hAnsi="Times New Roman" w:cs="Times New Roman"/>
@@ -3908,18 +3495,7 @@
           <w:sz w:val="26"/>
           <w:szCs w:val="26"/>
         </w:rPr>
-        <w:t xml:space="preserve">Bước </w:t>
-      </w:r>
-      <w:proofErr w:type="gramStart"/>
-      <w:r>
-        <w:rPr>
-          <w:rFonts w:ascii="Times New Roman" w:hAnsi="Times New Roman" w:cs="Times New Roman"/>
-          <w:b/>
-          <w:bCs/>
-          <w:sz w:val="26"/>
-          <w:szCs w:val="26"/>
-        </w:rPr>
-        <w:t>4</w:t>
+        <w:t>Bước 4</w:t>
       </w:r>
       <w:r>
         <w:rPr>
@@ -3931,7 +3507,6 @@
         </w:rPr>
         <w:t xml:space="preserve"> :</w:t>
       </w:r>
-      <w:proofErr w:type="gramEnd"/>
       <w:r>
         <w:rPr>
           <w:rFonts w:ascii="Times New Roman" w:hAnsi="Times New Roman" w:cs="Times New Roman"/>
@@ -4002,18 +3577,7 @@
           <w:sz w:val="26"/>
           <w:szCs w:val="26"/>
         </w:rPr>
-        <w:t xml:space="preserve">Bước </w:t>
-      </w:r>
-      <w:proofErr w:type="gramStart"/>
-      <w:r>
-        <w:rPr>
-          <w:rFonts w:ascii="Times New Roman" w:hAnsi="Times New Roman" w:cs="Times New Roman"/>
-          <w:b/>
-          <w:bCs/>
-          <w:sz w:val="26"/>
-          <w:szCs w:val="26"/>
-        </w:rPr>
-        <w:t>5</w:t>
+        <w:t>Bước 5</w:t>
       </w:r>
       <w:r>
         <w:rPr>
@@ -4025,7 +3589,6 @@
         </w:rPr>
         <w:t xml:space="preserve"> :</w:t>
       </w:r>
-      <w:proofErr w:type="gramEnd"/>
       <w:r>
         <w:rPr>
           <w:rFonts w:ascii="Times New Roman" w:hAnsi="Times New Roman" w:cs="Times New Roman"/>
@@ -4086,17 +3649,7 @@
           <w:sz w:val="26"/>
           <w:szCs w:val="26"/>
         </w:rPr>
-        <w:t xml:space="preserve">Kết </w:t>
-      </w:r>
-      <w:proofErr w:type="gramStart"/>
-      <w:r>
-        <w:rPr>
-          <w:rFonts w:ascii="Times New Roman" w:hAnsi="Times New Roman" w:cs="Times New Roman"/>
-          <w:b/>
-          <w:sz w:val="26"/>
-          <w:szCs w:val="26"/>
-        </w:rPr>
-        <w:t>thúc</w:t>
+        <w:t>Kết thúc</w:t>
       </w:r>
       <w:r>
         <w:rPr>
@@ -4108,7 +3661,6 @@
         </w:rPr>
         <w:t xml:space="preserve"> :</w:t>
       </w:r>
-      <w:proofErr w:type="gramEnd"/>
       <w:r>
         <w:rPr>
           <w:rFonts w:ascii="Times New Roman" w:hAnsi="Times New Roman" w:cs="Times New Roman"/>
@@ -4190,18 +3742,71 @@
           <w:sz w:val="26"/>
           <w:szCs w:val="26"/>
         </w:rPr>
-        <w:t xml:space="preserve">Bước </w:t>
-      </w:r>
-      <w:proofErr w:type="gramStart"/>
-      <w:r>
-        <w:rPr>
-          <w:rFonts w:ascii="Times New Roman" w:hAnsi="Times New Roman" w:cs="Times New Roman"/>
-          <w:b/>
-          <w:bCs/>
-          <w:sz w:val="26"/>
-          <w:szCs w:val="26"/>
-        </w:rPr>
-        <w:t>1</w:t>
+        <w:t>Bước 1</w:t>
+      </w:r>
+      <w:r>
+        <w:rPr>
+          <w:rFonts w:ascii="Times New Roman" w:hAnsi="Times New Roman" w:cs="Times New Roman"/>
+          <w:b/>
+          <w:sz w:val="26"/>
+          <w:szCs w:val="26"/>
+          <w:lang w:val="vi-VN"/>
+        </w:rPr>
+        <w:t xml:space="preserve"> : </w:t>
+      </w:r>
+      <w:r>
+        <w:rPr>
+          <w:rFonts w:ascii="Times New Roman" w:hAnsi="Times New Roman" w:cs="Times New Roman"/>
+          <w:bCs/>
+          <w:sz w:val="26"/>
+          <w:szCs w:val="26"/>
+        </w:rPr>
+        <w:t>nhân viên kiểm tra lại thông tin cá nhân và hồ sơ của bệnh nhân.</w:t>
+      </w:r>
+      <w:r>
+        <w:rPr>
+          <w:rFonts w:ascii="Times New Roman" w:hAnsi="Times New Roman" w:cs="Times New Roman"/>
+          <w:b/>
+          <w:sz w:val="26"/>
+          <w:szCs w:val="26"/>
+        </w:rPr>
+        <w:t xml:space="preserve"> </w:t>
+      </w:r>
+    </w:p>
+    <w:p>
+      <w:pPr>
+        <w:pStyle w:val="ListParagraph"/>
+        <w:ind w:left="1080"/>
+        <w:rPr>
+          <w:rFonts w:ascii="Times New Roman" w:hAnsi="Times New Roman" w:cs="Times New Roman"/>
+          <w:b/>
+          <w:sz w:val="26"/>
+          <w:szCs w:val="26"/>
+          <w:lang w:val="vi-VN"/>
+        </w:rPr>
+      </w:pPr>
+    </w:p>
+    <w:p>
+      <w:pPr>
+        <w:pStyle w:val="ListParagraph"/>
+        <w:ind w:left="1080"/>
+        <w:rPr>
+          <w:rFonts w:ascii="Times New Roman" w:hAnsi="Times New Roman" w:cs="Times New Roman"/>
+          <w:b/>
+          <w:sz w:val="26"/>
+          <w:szCs w:val="26"/>
+          <w:lang w:val="vi-VN"/>
+        </w:rPr>
+      </w:pPr>
+      <w:r>
+        <w:rPr>
+          <w:rFonts w:ascii="Times New Roman" w:hAnsi="Times New Roman" w:cs="Times New Roman"/>
+          <w:b/>
+          <w:bCs/>
+          <w:sz w:val="26"/>
+          <w:szCs w:val="26"/>
+        </w:rPr>
+        <w:t>Bước 2</w:t>
       </w:r>
       <w:r>
         <w:rPr>
@@ -4213,14 +3818,12 @@
         </w:rPr>
         <w:t xml:space="preserve"> :</w:t>
       </w:r>
-      <w:proofErr w:type="gramEnd"/>
-      <w:r>
-        <w:rPr>
-          <w:rFonts w:ascii="Times New Roman" w:hAnsi="Times New Roman" w:cs="Times New Roman"/>
-          <w:b/>
-          <w:sz w:val="26"/>
-          <w:szCs w:val="26"/>
-          <w:lang w:val="vi-VN"/>
+      <w:r>
+        <w:rPr>
+          <w:rFonts w:ascii="Times New Roman" w:hAnsi="Times New Roman" w:cs="Times New Roman"/>
+          <w:b/>
+          <w:sz w:val="26"/>
+          <w:szCs w:val="26"/>
         </w:rPr>
         <w:t xml:space="preserve"> </w:t>
       </w:r>
@@ -4231,7 +3834,16 @@
           <w:sz w:val="26"/>
           <w:szCs w:val="26"/>
         </w:rPr>
-        <w:t>nhân viên kiểm tra lại thông tin cá nhân và hồ sơ của bệnh nhân.</w:t>
+        <w:t>N</w:t>
+      </w:r>
+      <w:r>
+        <w:rPr>
+          <w:rFonts w:ascii="Times New Roman" w:hAnsi="Times New Roman" w:cs="Times New Roman"/>
+          <w:bCs/>
+          <w:sz w:val="26"/>
+          <w:szCs w:val="26"/>
+        </w:rPr>
+        <w:t>hân viên xác định bác sĩ, phòng khám và nội dung khám theo lịch hẹn.</w:t>
       </w:r>
       <w:r>
         <w:rPr>
@@ -4262,32 +3874,21 @@
         <w:ind w:left="1080"/>
         <w:rPr>
           <w:rFonts w:ascii="Times New Roman" w:hAnsi="Times New Roman" w:cs="Times New Roman"/>
-          <w:b/>
-          <w:sz w:val="26"/>
-          <w:szCs w:val="26"/>
-          <w:lang w:val="vi-VN"/>
-        </w:rPr>
-      </w:pPr>
-      <w:r>
-        <w:rPr>
-          <w:rFonts w:ascii="Times New Roman" w:hAnsi="Times New Roman" w:cs="Times New Roman"/>
-          <w:b/>
-          <w:bCs/>
-          <w:sz w:val="26"/>
-          <w:szCs w:val="26"/>
-        </w:rPr>
-        <w:t xml:space="preserve">Bước </w:t>
-      </w:r>
-      <w:proofErr w:type="gramStart"/>
-      <w:r>
-        <w:rPr>
-          <w:rFonts w:ascii="Times New Roman" w:hAnsi="Times New Roman" w:cs="Times New Roman"/>
-          <w:b/>
-          <w:bCs/>
-          <w:sz w:val="26"/>
-          <w:szCs w:val="26"/>
-        </w:rPr>
-        <w:t>2</w:t>
+          <w:bCs/>
+          <w:sz w:val="26"/>
+          <w:szCs w:val="26"/>
+          <w:lang w:val="vi-VN"/>
+        </w:rPr>
+      </w:pPr>
+      <w:r>
+        <w:rPr>
+          <w:rFonts w:ascii="Times New Roman" w:hAnsi="Times New Roman" w:cs="Times New Roman"/>
+          <w:b/>
+          <w:bCs/>
+          <w:sz w:val="26"/>
+          <w:szCs w:val="26"/>
+        </w:rPr>
+        <w:t>Bước 3</w:t>
       </w:r>
       <w:r>
         <w:rPr>
@@ -4299,7 +3900,6 @@
         </w:rPr>
         <w:t xml:space="preserve"> :</w:t>
       </w:r>
-      <w:proofErr w:type="gramEnd"/>
       <w:r>
         <w:rPr>
           <w:rFonts w:ascii="Times New Roman" w:hAnsi="Times New Roman" w:cs="Times New Roman"/>
@@ -4325,7 +3925,53 @@
           <w:sz w:val="26"/>
           <w:szCs w:val="26"/>
         </w:rPr>
-        <w:t>hân viên xác định bác sĩ, phòng khám và nội dung khám theo lịch hẹn.</w:t>
+        <w:t xml:space="preserve">hân viên cập nhật trạng thái bệnh nhân sang đang chờ khám hoặc đang được tiếp nhận. </w:t>
+      </w:r>
+    </w:p>
+    <w:p>
+      <w:pPr>
+        <w:pStyle w:val="ListParagraph"/>
+        <w:ind w:left="1080"/>
+        <w:rPr>
+          <w:rFonts w:ascii="Times New Roman" w:hAnsi="Times New Roman" w:cs="Times New Roman"/>
+          <w:bCs/>
+          <w:sz w:val="26"/>
+          <w:szCs w:val="26"/>
+          <w:lang w:val="vi-VN"/>
+        </w:rPr>
+      </w:pPr>
+    </w:p>
+    <w:p>
+      <w:pPr>
+        <w:pStyle w:val="ListParagraph"/>
+        <w:ind w:left="1080"/>
+        <w:rPr>
+          <w:rFonts w:ascii="Times New Roman" w:hAnsi="Times New Roman" w:cs="Times New Roman"/>
+          <w:b/>
+          <w:sz w:val="26"/>
+          <w:szCs w:val="26"/>
+          <w:lang w:val="vi-VN"/>
+        </w:rPr>
+      </w:pPr>
+      <w:r>
+        <w:rPr>
+          <w:rFonts w:ascii="Times New Roman" w:hAnsi="Times New Roman" w:cs="Times New Roman"/>
+          <w:b/>
+          <w:bCs/>
+          <w:sz w:val="26"/>
+          <w:szCs w:val="26"/>
+        </w:rPr>
+        <w:t>Bước 4</w:t>
+      </w:r>
+      <w:r>
+        <w:rPr>
+          <w:rFonts w:ascii="Times New Roman" w:hAnsi="Times New Roman" w:cs="Times New Roman"/>
+          <w:b/>
+          <w:sz w:val="26"/>
+          <w:szCs w:val="26"/>
+          <w:lang w:val="vi-VN"/>
+        </w:rPr>
+        <w:t xml:space="preserve"> :</w:t>
       </w:r>
       <w:r>
         <w:rPr>
@@ -4336,52 +3982,69 @@
         </w:rPr>
         <w:t xml:space="preserve"> </w:t>
       </w:r>
-    </w:p>
-    <w:p>
-      <w:pPr>
-        <w:pStyle w:val="ListParagraph"/>
-        <w:ind w:left="1080"/>
-        <w:rPr>
-          <w:rFonts w:ascii="Times New Roman" w:hAnsi="Times New Roman" w:cs="Times New Roman"/>
-          <w:b/>
-          <w:sz w:val="26"/>
-          <w:szCs w:val="26"/>
-          <w:lang w:val="vi-VN"/>
-        </w:rPr>
-      </w:pPr>
-    </w:p>
-    <w:p>
-      <w:pPr>
-        <w:pStyle w:val="ListParagraph"/>
-        <w:ind w:left="1080"/>
-        <w:rPr>
-          <w:rFonts w:ascii="Times New Roman" w:hAnsi="Times New Roman" w:cs="Times New Roman"/>
-          <w:bCs/>
-          <w:sz w:val="26"/>
-          <w:szCs w:val="26"/>
-          <w:lang w:val="vi-VN"/>
-        </w:rPr>
-      </w:pPr>
-      <w:r>
-        <w:rPr>
-          <w:rFonts w:ascii="Times New Roman" w:hAnsi="Times New Roman" w:cs="Times New Roman"/>
-          <w:b/>
-          <w:bCs/>
-          <w:sz w:val="26"/>
-          <w:szCs w:val="26"/>
-        </w:rPr>
-        <w:t xml:space="preserve">Bước </w:t>
-      </w:r>
-      <w:proofErr w:type="gramStart"/>
-      <w:r>
-        <w:rPr>
-          <w:rFonts w:ascii="Times New Roman" w:hAnsi="Times New Roman" w:cs="Times New Roman"/>
-          <w:b/>
-          <w:bCs/>
-          <w:sz w:val="26"/>
-          <w:szCs w:val="26"/>
-        </w:rPr>
-        <w:t>3</w:t>
+      <w:r>
+        <w:rPr>
+          <w:rFonts w:ascii="Times New Roman" w:hAnsi="Times New Roman" w:cs="Times New Roman"/>
+          <w:bCs/>
+          <w:sz w:val="26"/>
+          <w:szCs w:val="26"/>
+        </w:rPr>
+        <w:t>N</w:t>
+      </w:r>
+      <w:r>
+        <w:rPr>
+          <w:rFonts w:ascii="Times New Roman" w:hAnsi="Times New Roman" w:cs="Times New Roman"/>
+          <w:bCs/>
+          <w:sz w:val="26"/>
+          <w:szCs w:val="26"/>
+        </w:rPr>
+        <w:t>hân viên hướng dẫn bệnh nhân đến đúng khu vực và thông báo cho bác sĩ về bệnh nhân tiếp theo.</w:t>
+      </w:r>
+      <w:r>
+        <w:rPr>
+          <w:rFonts w:ascii="Times New Roman" w:hAnsi="Times New Roman" w:cs="Times New Roman"/>
+          <w:b/>
+          <w:sz w:val="26"/>
+          <w:szCs w:val="26"/>
+        </w:rPr>
+        <w:t xml:space="preserve"> </w:t>
+      </w:r>
+    </w:p>
+    <w:p>
+      <w:pPr>
+        <w:pStyle w:val="ListParagraph"/>
+        <w:ind w:left="1080"/>
+        <w:rPr>
+          <w:rFonts w:ascii="Times New Roman" w:hAnsi="Times New Roman" w:cs="Times New Roman"/>
+          <w:b/>
+          <w:sz w:val="26"/>
+          <w:szCs w:val="26"/>
+          <w:lang w:val="vi-VN"/>
+        </w:rPr>
+      </w:pPr>
+    </w:p>
+    <w:p>
+      <w:pPr>
+        <w:pStyle w:val="ListParagraph"/>
+        <w:ind w:left="1080"/>
+        <w:rPr>
+          <w:rFonts w:ascii="Times New Roman" w:hAnsi="Times New Roman" w:cs="Times New Roman"/>
+          <w:bCs/>
+          <w:sz w:val="26"/>
+          <w:szCs w:val="26"/>
+          <w:lang w:val="vi-VN"/>
+        </w:rPr>
+      </w:pPr>
+      <w:r>
+        <w:rPr>
+          <w:rFonts w:ascii="Times New Roman" w:hAnsi="Times New Roman" w:cs="Times New Roman"/>
+          <w:b/>
+          <w:bCs/>
+          <w:sz w:val="26"/>
+          <w:szCs w:val="26"/>
+        </w:rPr>
+        <w:lastRenderedPageBreak/>
+        <w:t>Bước 5</w:t>
       </w:r>
       <w:r>
         <w:rPr>
@@ -4393,7 +4056,6 @@
         </w:rPr>
         <w:t xml:space="preserve"> :</w:t>
       </w:r>
-      <w:proofErr w:type="gramEnd"/>
       <w:r>
         <w:rPr>
           <w:rFonts w:ascii="Times New Roman" w:hAnsi="Times New Roman" w:cs="Times New Roman"/>
@@ -4410,63 +4072,42 @@
           <w:sz w:val="26"/>
           <w:szCs w:val="26"/>
         </w:rPr>
-        <w:t>N</w:t>
-      </w:r>
-      <w:r>
-        <w:rPr>
-          <w:rFonts w:ascii="Times New Roman" w:hAnsi="Times New Roman" w:cs="Times New Roman"/>
-          <w:bCs/>
-          <w:sz w:val="26"/>
-          <w:szCs w:val="26"/>
-        </w:rPr>
-        <w:t xml:space="preserve">hân viên cập nhật trạng thái bệnh nhân sang đang chờ khám hoặc đang được tiếp nhận. </w:t>
-      </w:r>
-    </w:p>
-    <w:p>
-      <w:pPr>
-        <w:pStyle w:val="ListParagraph"/>
-        <w:ind w:left="1080"/>
-        <w:rPr>
-          <w:rFonts w:ascii="Times New Roman" w:hAnsi="Times New Roman" w:cs="Times New Roman"/>
-          <w:bCs/>
-          <w:sz w:val="26"/>
-          <w:szCs w:val="26"/>
-          <w:lang w:val="vi-VN"/>
-        </w:rPr>
-      </w:pPr>
-    </w:p>
-    <w:p>
-      <w:pPr>
-        <w:pStyle w:val="ListParagraph"/>
-        <w:ind w:left="1080"/>
-        <w:rPr>
-          <w:rFonts w:ascii="Times New Roman" w:hAnsi="Times New Roman" w:cs="Times New Roman"/>
-          <w:b/>
-          <w:sz w:val="26"/>
-          <w:szCs w:val="26"/>
-          <w:lang w:val="vi-VN"/>
-        </w:rPr>
-      </w:pPr>
-      <w:r>
-        <w:rPr>
-          <w:rFonts w:ascii="Times New Roman" w:hAnsi="Times New Roman" w:cs="Times New Roman"/>
-          <w:b/>
-          <w:bCs/>
-          <w:sz w:val="26"/>
-          <w:szCs w:val="26"/>
-        </w:rPr>
-        <w:t xml:space="preserve">Bước </w:t>
-      </w:r>
-      <w:proofErr w:type="gramStart"/>
-      <w:r>
-        <w:rPr>
-          <w:rFonts w:ascii="Times New Roman" w:hAnsi="Times New Roman" w:cs="Times New Roman"/>
-          <w:b/>
-          <w:bCs/>
-          <w:sz w:val="26"/>
-          <w:szCs w:val="26"/>
-        </w:rPr>
-        <w:t>4</w:t>
+        <w:t>bác sĩ hoặc nhân viên xác nhận bệnh nhân đã được tiếp nhận để bắt đầu quá trình khám.</w:t>
+      </w:r>
+    </w:p>
+    <w:p>
+      <w:pPr>
+        <w:pStyle w:val="ListParagraph"/>
+        <w:ind w:left="1080"/>
+        <w:rPr>
+          <w:rFonts w:ascii="Times New Roman" w:hAnsi="Times New Roman" w:cs="Times New Roman"/>
+          <w:b/>
+          <w:sz w:val="26"/>
+          <w:szCs w:val="26"/>
+          <w:lang w:val="vi-VN"/>
+        </w:rPr>
+      </w:pPr>
+    </w:p>
+    <w:p>
+      <w:pPr>
+        <w:pStyle w:val="ListParagraph"/>
+        <w:ind w:left="1080"/>
+        <w:rPr>
+          <w:rFonts w:ascii="Times New Roman" w:hAnsi="Times New Roman" w:cs="Times New Roman"/>
+          <w:bCs/>
+          <w:sz w:val="26"/>
+          <w:szCs w:val="26"/>
+          <w:lang w:val="vi-VN"/>
+        </w:rPr>
+      </w:pPr>
+      <w:r>
+        <w:rPr>
+          <w:rFonts w:ascii="Times New Roman" w:hAnsi="Times New Roman" w:cs="Times New Roman"/>
+          <w:b/>
+          <w:sz w:val="26"/>
+          <w:szCs w:val="26"/>
+        </w:rPr>
+        <w:t>Kết thúc</w:t>
       </w:r>
       <w:r>
         <w:rPr>
@@ -4478,175 +4119,6 @@
         </w:rPr>
         <w:t xml:space="preserve"> :</w:t>
       </w:r>
-      <w:proofErr w:type="gramEnd"/>
-      <w:r>
-        <w:rPr>
-          <w:rFonts w:ascii="Times New Roman" w:hAnsi="Times New Roman" w:cs="Times New Roman"/>
-          <w:b/>
-          <w:sz w:val="26"/>
-          <w:szCs w:val="26"/>
-        </w:rPr>
-        <w:t xml:space="preserve"> </w:t>
-      </w:r>
-      <w:r>
-        <w:rPr>
-          <w:rFonts w:ascii="Times New Roman" w:hAnsi="Times New Roman" w:cs="Times New Roman"/>
-          <w:bCs/>
-          <w:sz w:val="26"/>
-          <w:szCs w:val="26"/>
-        </w:rPr>
-        <w:t>N</w:t>
-      </w:r>
-      <w:r>
-        <w:rPr>
-          <w:rFonts w:ascii="Times New Roman" w:hAnsi="Times New Roman" w:cs="Times New Roman"/>
-          <w:bCs/>
-          <w:sz w:val="26"/>
-          <w:szCs w:val="26"/>
-        </w:rPr>
-        <w:t>hân viên hướng dẫn bệnh nhân đến đúng khu vực và thông báo cho bác sĩ về bệnh nhân tiếp theo.</w:t>
-      </w:r>
-      <w:r>
-        <w:rPr>
-          <w:rFonts w:ascii="Times New Roman" w:hAnsi="Times New Roman" w:cs="Times New Roman"/>
-          <w:b/>
-          <w:sz w:val="26"/>
-          <w:szCs w:val="26"/>
-        </w:rPr>
-        <w:t xml:space="preserve"> </w:t>
-      </w:r>
-    </w:p>
-    <w:p>
-      <w:pPr>
-        <w:pStyle w:val="ListParagraph"/>
-        <w:ind w:left="1080"/>
-        <w:rPr>
-          <w:rFonts w:ascii="Times New Roman" w:hAnsi="Times New Roman" w:cs="Times New Roman"/>
-          <w:b/>
-          <w:sz w:val="26"/>
-          <w:szCs w:val="26"/>
-          <w:lang w:val="vi-VN"/>
-        </w:rPr>
-      </w:pPr>
-    </w:p>
-    <w:p>
-      <w:pPr>
-        <w:pStyle w:val="ListParagraph"/>
-        <w:ind w:left="1080"/>
-        <w:rPr>
-          <w:rFonts w:ascii="Times New Roman" w:hAnsi="Times New Roman" w:cs="Times New Roman"/>
-          <w:bCs/>
-          <w:sz w:val="26"/>
-          <w:szCs w:val="26"/>
-          <w:lang w:val="vi-VN"/>
-        </w:rPr>
-      </w:pPr>
-      <w:r>
-        <w:rPr>
-          <w:rFonts w:ascii="Times New Roman" w:hAnsi="Times New Roman" w:cs="Times New Roman"/>
-          <w:b/>
-          <w:bCs/>
-          <w:sz w:val="26"/>
-          <w:szCs w:val="26"/>
-        </w:rPr>
-        <w:t xml:space="preserve">Bước </w:t>
-      </w:r>
-      <w:proofErr w:type="gramStart"/>
-      <w:r>
-        <w:rPr>
-          <w:rFonts w:ascii="Times New Roman" w:hAnsi="Times New Roman" w:cs="Times New Roman"/>
-          <w:b/>
-          <w:bCs/>
-          <w:sz w:val="26"/>
-          <w:szCs w:val="26"/>
-        </w:rPr>
-        <w:t>5</w:t>
-      </w:r>
-      <w:r>
-        <w:rPr>
-          <w:rFonts w:ascii="Times New Roman" w:hAnsi="Times New Roman" w:cs="Times New Roman"/>
-          <w:b/>
-          <w:sz w:val="26"/>
-          <w:szCs w:val="26"/>
-          <w:lang w:val="vi-VN"/>
-        </w:rPr>
-        <w:t xml:space="preserve"> :</w:t>
-      </w:r>
-      <w:proofErr w:type="gramEnd"/>
-      <w:r>
-        <w:rPr>
-          <w:rFonts w:ascii="Times New Roman" w:hAnsi="Times New Roman" w:cs="Times New Roman"/>
-          <w:b/>
-          <w:sz w:val="26"/>
-          <w:szCs w:val="26"/>
-        </w:rPr>
-        <w:t xml:space="preserve"> </w:t>
-      </w:r>
-      <w:r>
-        <w:rPr>
-          <w:rFonts w:ascii="Times New Roman" w:hAnsi="Times New Roman" w:cs="Times New Roman"/>
-          <w:bCs/>
-          <w:sz w:val="26"/>
-          <w:szCs w:val="26"/>
-        </w:rPr>
-        <w:t>bác sĩ hoặc nhân viên xác nhận bệnh nhân đã được tiếp nhận để bắt đầu quá trình khám.</w:t>
-      </w:r>
-    </w:p>
-    <w:p>
-      <w:pPr>
-        <w:pStyle w:val="ListParagraph"/>
-        <w:ind w:left="1080"/>
-        <w:rPr>
-          <w:rFonts w:ascii="Times New Roman" w:hAnsi="Times New Roman" w:cs="Times New Roman"/>
-          <w:b/>
-          <w:sz w:val="26"/>
-          <w:szCs w:val="26"/>
-          <w:lang w:val="vi-VN"/>
-        </w:rPr>
-      </w:pPr>
-    </w:p>
-    <w:p>
-      <w:pPr>
-        <w:pStyle w:val="ListParagraph"/>
-        <w:ind w:left="1080"/>
-        <w:rPr>
-          <w:rFonts w:ascii="Times New Roman" w:hAnsi="Times New Roman" w:cs="Times New Roman"/>
-          <w:bCs/>
-          <w:sz w:val="26"/>
-          <w:szCs w:val="26"/>
-          <w:lang w:val="vi-VN"/>
-        </w:rPr>
-      </w:pPr>
-      <w:r>
-        <w:rPr>
-          <w:rFonts w:ascii="Times New Roman" w:hAnsi="Times New Roman" w:cs="Times New Roman"/>
-          <w:b/>
-          <w:sz w:val="26"/>
-          <w:szCs w:val="26"/>
-        </w:rPr>
-        <w:t xml:space="preserve">Kết </w:t>
-      </w:r>
-      <w:proofErr w:type="gramStart"/>
-      <w:r>
-        <w:rPr>
-          <w:rFonts w:ascii="Times New Roman" w:hAnsi="Times New Roman" w:cs="Times New Roman"/>
-          <w:b/>
-          <w:sz w:val="26"/>
-          <w:szCs w:val="26"/>
-        </w:rPr>
-        <w:t>thúc</w:t>
-      </w:r>
-      <w:r>
-        <w:rPr>
-          <w:rFonts w:ascii="Times New Roman" w:hAnsi="Times New Roman" w:cs="Times New Roman"/>
-          <w:b/>
-          <w:sz w:val="26"/>
-          <w:szCs w:val="26"/>
-          <w:lang w:val="vi-VN"/>
-        </w:rPr>
-        <w:t xml:space="preserve"> :</w:t>
-      </w:r>
-      <w:proofErr w:type="gramEnd"/>
       <w:r>
         <w:rPr>
           <w:rFonts w:ascii="Times New Roman" w:hAnsi="Times New Roman" w:cs="Times New Roman"/>
@@ -4760,7 +4232,6 @@
         </w:rPr>
         <w:t xml:space="preserve"> </w:t>
       </w:r>
-      <w:proofErr w:type="gramStart"/>
       <w:r>
         <w:rPr>
           <w:rFonts w:ascii="Times New Roman" w:hAnsi="Times New Roman" w:cs="Times New Roman"/>
@@ -4796,17 +4267,7 @@
           <w:sz w:val="26"/>
           <w:szCs w:val="26"/>
         </w:rPr>
-        <w:t>ề</w:t>
-      </w:r>
-      <w:proofErr w:type="gramEnd"/>
-      <w:r>
-        <w:rPr>
-          <w:rFonts w:ascii="Times New Roman" w:hAnsi="Times New Roman" w:cs="Times New Roman"/>
-          <w:b/>
-          <w:sz w:val="26"/>
-          <w:szCs w:val="26"/>
-        </w:rPr>
-        <w:t xml:space="preserve"> đặt lịch khám:</w:t>
+        <w:t>ề đặt lịch khám:</w:t>
       </w:r>
     </w:p>
     <w:p>
@@ -4881,7 +4342,6 @@
         </w:rPr>
         <w:t xml:space="preserve"> </w:t>
       </w:r>
-      <w:proofErr w:type="gramStart"/>
       <w:r>
         <w:rPr>
           <w:rFonts w:ascii="Times New Roman" w:hAnsi="Times New Roman" w:cs="Times New Roman"/>
@@ -4901,7 +4361,6 @@
         </w:rPr>
         <w:t xml:space="preserve"> :</w:t>
       </w:r>
-      <w:proofErr w:type="gramEnd"/>
       <w:r>
         <w:rPr>
           <w:rFonts w:ascii="Times New Roman" w:hAnsi="Times New Roman" w:cs="Times New Roman"/>
@@ -4927,17 +4386,7 @@
           <w:sz w:val="26"/>
           <w:szCs w:val="26"/>
         </w:rPr>
-        <w:t xml:space="preserve">ề thay đổi và hủy </w:t>
-      </w:r>
-      <w:proofErr w:type="gramStart"/>
-      <w:r>
-        <w:rPr>
-          <w:rFonts w:ascii="Times New Roman" w:hAnsi="Times New Roman" w:cs="Times New Roman"/>
-          <w:b/>
-          <w:sz w:val="26"/>
-          <w:szCs w:val="26"/>
-        </w:rPr>
-        <w:t>lịch</w:t>
+        <w:t>ề thay đổi và hủy lịch</w:t>
       </w:r>
       <w:r>
         <w:rPr>
@@ -4949,7 +4398,6 @@
         </w:rPr>
         <w:t xml:space="preserve"> :</w:t>
       </w:r>
-      <w:proofErr w:type="gramEnd"/>
     </w:p>
     <w:p>
       <w:pPr>
@@ -5013,7 +4461,6 @@
         </w:rPr>
         <w:t xml:space="preserve">Quy định </w:t>
       </w:r>
-      <w:proofErr w:type="gramStart"/>
       <w:r>
         <w:rPr>
           <w:rFonts w:ascii="Times New Roman" w:hAnsi="Times New Roman" w:cs="Times New Roman"/>
@@ -5031,18 +4478,7 @@
           <w:szCs w:val="26"/>
           <w:lang w:val="vi-VN"/>
         </w:rPr>
-        <w:t xml:space="preserve"> :</w:t>
-      </w:r>
-      <w:proofErr w:type="gramEnd"/>
-      <w:r>
-        <w:rPr>
-          <w:rFonts w:ascii="Times New Roman" w:hAnsi="Times New Roman" w:cs="Times New Roman"/>
-          <w:b/>
-          <w:sz w:val="26"/>
-          <w:szCs w:val="26"/>
-          <w:lang w:val="vi-VN"/>
-        </w:rPr>
-        <w:t xml:space="preserve"> </w:t>
+        <w:t xml:space="preserve"> : </w:t>
       </w:r>
       <w:r>
         <w:rPr>
@@ -5145,7 +4581,6 @@
         </w:rPr>
         <w:t xml:space="preserve">Quy định </w:t>
       </w:r>
-      <w:proofErr w:type="gramStart"/>
       <w:r>
         <w:rPr>
           <w:rFonts w:ascii="Times New Roman" w:hAnsi="Times New Roman" w:cs="Times New Roman"/>
@@ -5165,19 +4600,7 @@
           <w:szCs w:val="26"/>
           <w:lang w:val="vi-VN"/>
         </w:rPr>
-        <w:t xml:space="preserve"> :</w:t>
-      </w:r>
-      <w:proofErr w:type="gramEnd"/>
-      <w:r>
-        <w:rPr>
-          <w:rFonts w:ascii="Times New Roman" w:hAnsi="Times New Roman" w:cs="Times New Roman"/>
-          <w:b/>
-          <w:bCs/>
-          <w:sz w:val="26"/>
-          <w:szCs w:val="26"/>
-          <w:lang w:val="vi-VN"/>
-        </w:rPr>
-        <w:t xml:space="preserve"> V</w:t>
+        <w:t xml:space="preserve"> : V</w:t>
       </w:r>
       <w:r>
         <w:rPr>
@@ -5253,7 +4676,6 @@
         </w:rPr>
         <w:t xml:space="preserve">Quy định </w:t>
       </w:r>
-      <w:proofErr w:type="gramStart"/>
       <w:r>
         <w:rPr>
           <w:rFonts w:ascii="Times New Roman" w:hAnsi="Times New Roman" w:cs="Times New Roman"/>
@@ -5273,19 +4695,7 @@
           <w:szCs w:val="26"/>
           <w:lang w:val="vi-VN"/>
         </w:rPr>
-        <w:t xml:space="preserve"> :</w:t>
-      </w:r>
-      <w:proofErr w:type="gramEnd"/>
-      <w:r>
-        <w:rPr>
-          <w:rFonts w:ascii="Times New Roman" w:hAnsi="Times New Roman" w:cs="Times New Roman"/>
-          <w:b/>
-          <w:bCs/>
-          <w:sz w:val="26"/>
-          <w:szCs w:val="26"/>
-          <w:lang w:val="vi-VN"/>
-        </w:rPr>
-        <w:t xml:space="preserve"> </w:t>
+        <w:t xml:space="preserve"> : </w:t>
       </w:r>
       <w:r>
         <w:rPr>
@@ -5941,6 +5351,7 @@
                 <w:sz w:val="26"/>
                 <w:szCs w:val="26"/>
               </w:rPr>
+              <w:lastRenderedPageBreak/>
               <w:t>5.</w:t>
             </w:r>
           </w:p>
@@ -6028,7 +5439,6 @@
                 <w:sz w:val="26"/>
                 <w:szCs w:val="26"/>
               </w:rPr>
-              <w:lastRenderedPageBreak/>
               <w:t>6.</w:t>
             </w:r>
           </w:p>
@@ -8215,7 +7625,6 @@
   <w:style w:type="character" w:default="1" w:styleId="DefaultParagraphFont">
     <w:name w:val="Default Paragraph Font"/>
     <w:uiPriority w:val="1"/>
-    <w:semiHidden/>
     <w:unhideWhenUsed/>
   </w:style>
   <w:style w:type="table" w:default="1" w:styleId="TableNormal">

--- a/doc/05-NguyenKhacDuy.docx
+++ b/doc/05-NguyenKhacDuy.docx
@@ -1,6 +1,6 @@
 
 <file path=word/document.xml><?xml version="1.0" encoding="utf-8"?>
-<w:document xmlns:wpc="http://schemas.microsoft.com/office/word/2010/wordprocessingCanvas" xmlns:cx="http://schemas.microsoft.com/office/drawing/2014/chartex" xmlns:cx1="http://schemas.microsoft.com/office/drawing/2015/9/8/chartex" xmlns:cx2="http://schemas.microsoft.com/office/drawing/2015/10/21/chartex" xmlns:cx3="http://schemas.microsoft.com/office/drawing/2016/5/9/chartex" xmlns:cx4="http://schemas.microsoft.com/office/drawing/2016/5/10/chartex" xmlns:cx5="http://schemas.microsoft.com/office/drawing/2016/5/11/chartex" xmlns:cx6="http://schemas.microsoft.com/office/drawing/2016/5/12/chartex" xmlns:cx7="http://schemas.microsoft.com/office/drawing/2016/5/13/chartex" xmlns:cx8="http://schemas.microsoft.com/office/drawing/2016/5/14/chartex" xmlns:mc="http://schemas.openxmlformats.org/markup-compatibility/2006" xmlns:aink="http://schemas.microsoft.com/office/drawing/2016/ink" xmlns:am3d="http://schemas.microsoft.com/office/drawing/2017/model3d" xmlns:o="urn:schemas-microsoft-com:office:office" xmlns:oel="http://schemas.microsoft.com/office/2019/extlst" xmlns:r="http://schemas.openxmlformats.org/officeDocument/2006/relationships" xmlns:m="http://schemas.openxmlformats.org/officeDocument/2006/math" xmlns:v="urn:schemas-microsoft-com:vml" xmlns:wp14="http://schemas.microsoft.com/office/word/2010/wordprocessingDrawing" xmlns:wp="http://schemas.openxmlformats.org/drawingml/2006/wordprocessingDrawing" xmlns:w10="urn:schemas-microsoft-com:office:word" xmlns:w="http://schemas.openxmlformats.org/wordprocessingml/2006/main" xmlns:w14="http://schemas.microsoft.com/office/word/2010/wordml" xmlns:w15="http://schemas.microsoft.com/office/word/2012/wordml" xmlns:w16cei="http://schemas.microsoft.com/office/word/2026/wordml/cei" xmlns:w16cex="http://schemas.microsoft.com/office/word/2018/wordml/cex" xmlns:w16cid="http://schemas.microsoft.com/office/word/2016/wordml/cid" xmlns:w16="http://schemas.microsoft.com/office/word/2018/wordml" xmlns:w16du="http://schemas.microsoft.com/office/word/2023/wordml/word16du" xmlns:w16sdtdh="http://schemas.microsoft.com/office/word/2020/wordml/sdtdatahash" xmlns:w16sdtfl="http://schemas.microsoft.com/office/word/2024/wordml/sdtformatlock" xmlns:w16se="http://schemas.microsoft.com/office/word/2015/wordml/symex" xmlns:wpg="http://schemas.microsoft.com/office/word/2010/wordprocessingGroup" xmlns:wpi="http://schemas.microsoft.com/office/word/2010/wordprocessingInk" xmlns:wne="http://schemas.microsoft.com/office/word/2006/wordml" xmlns:wps="http://schemas.microsoft.com/office/word/2010/wordprocessingShape" mc:Ignorable="w14 w15 w16se w16cid w16 w16cex w16sdtdh w16sdtfl w16du wp14">
+<w:document xmlns:wpc="http://schemas.microsoft.com/office/word/2010/wordprocessingCanvas" xmlns:cx="http://schemas.microsoft.com/office/drawing/2014/chartex" xmlns:cx1="http://schemas.microsoft.com/office/drawing/2015/9/8/chartex" xmlns:cx2="http://schemas.microsoft.com/office/drawing/2015/10/21/chartex" xmlns:cx3="http://schemas.microsoft.com/office/drawing/2016/5/9/chartex" xmlns:cx4="http://schemas.microsoft.com/office/drawing/2016/5/10/chartex" xmlns:cx5="http://schemas.microsoft.com/office/drawing/2016/5/11/chartex" xmlns:cx6="http://schemas.microsoft.com/office/drawing/2016/5/12/chartex" xmlns:cx7="http://schemas.microsoft.com/office/drawing/2016/5/13/chartex" xmlns:cx8="http://schemas.microsoft.com/office/drawing/2016/5/14/chartex" xmlns:mc="http://schemas.openxmlformats.org/markup-compatibility/2006" xmlns:aink="http://schemas.microsoft.com/office/drawing/2016/ink" xmlns:am3d="http://schemas.microsoft.com/office/drawing/2017/model3d" xmlns:o="urn:schemas-microsoft-com:office:office" xmlns:oel="http://schemas.microsoft.com/office/2019/extlst" xmlns:r="http://schemas.openxmlformats.org/officeDocument/2006/relationships" xmlns:m="http://schemas.openxmlformats.org/officeDocument/2006/math" xmlns:v="urn:schemas-microsoft-com:vml" xmlns:wp14="http://schemas.microsoft.com/office/word/2010/wordprocessingDrawing" xmlns:wp="http://schemas.openxmlformats.org/drawingml/2006/wordprocessingDrawing" xmlns:w10="urn:schemas-microsoft-com:office:word" xmlns:w="http://schemas.openxmlformats.org/wordprocessingml/2006/main" xmlns:w14="http://schemas.microsoft.com/office/word/2010/wordml" xmlns:w15="http://schemas.microsoft.com/office/word/2012/wordml" xmlns:w16cex="http://schemas.microsoft.com/office/word/2018/wordml/cex" xmlns:w16cid="http://schemas.microsoft.com/office/word/2016/wordml/cid" xmlns:w16="http://schemas.microsoft.com/office/word/2018/wordml" xmlns:w16du="http://schemas.microsoft.com/office/word/2023/wordml/word16du" xmlns:w16sdtdh="http://schemas.microsoft.com/office/word/2020/wordml/sdtdatahash" xmlns:w16sdtfl="http://schemas.microsoft.com/office/word/2024/wordml/sdtformatlock" xmlns:w16se="http://schemas.microsoft.com/office/word/2015/wordml/symex" xmlns:wpg="http://schemas.microsoft.com/office/word/2010/wordprocessingGroup" xmlns:wpi="http://schemas.microsoft.com/office/word/2010/wordprocessingInk" xmlns:wne="http://schemas.microsoft.com/office/word/2006/wordml" xmlns:wps="http://schemas.microsoft.com/office/word/2010/wordprocessingShape" mc:Ignorable="w14 w15 w16se w16cid w16 w16cex w16sdtdh w16sdtfl w16du wp14">
   <w:body>
     <w:p>
       <w:pPr>
@@ -121,7 +121,16 @@
           <w:sz w:val="26"/>
           <w:szCs w:val="26"/>
         </w:rPr>
-        <w:t>Thành viên nhóm</w:t>
+        <w:t xml:space="preserve">Thành viên </w:t>
+      </w:r>
+      <w:proofErr w:type="gramStart"/>
+      <w:r>
+        <w:rPr>
+          <w:rFonts w:ascii="Times New Roman" w:hAnsi="Times New Roman" w:cs="Times New Roman"/>
+          <w:sz w:val="26"/>
+          <w:szCs w:val="26"/>
+        </w:rPr>
+        <w:t>nhóm</w:t>
       </w:r>
       <w:r>
         <w:rPr>
@@ -131,6 +140,7 @@
         </w:rPr>
         <w:t xml:space="preserve"> :</w:t>
       </w:r>
+      <w:proofErr w:type="gramEnd"/>
     </w:p>
     <w:p>
       <w:pPr>
@@ -1333,7 +1343,18 @@
           <w:sz w:val="26"/>
           <w:szCs w:val="26"/>
         </w:rPr>
-        <w:t>Bước 1</w:t>
+        <w:t xml:space="preserve">Bước </w:t>
+      </w:r>
+      <w:proofErr w:type="gramStart"/>
+      <w:r>
+        <w:rPr>
+          <w:rFonts w:ascii="Times New Roman" w:hAnsi="Times New Roman" w:cs="Times New Roman"/>
+          <w:b/>
+          <w:bCs/>
+          <w:sz w:val="26"/>
+          <w:szCs w:val="26"/>
+        </w:rPr>
+        <w:t>1</w:t>
       </w:r>
       <w:r>
         <w:rPr>
@@ -1354,7 +1375,18 @@
           <w:szCs w:val="26"/>
           <w:lang w:val="vi-VN"/>
         </w:rPr>
-        <w:t xml:space="preserve">: </w:t>
+        <w:t>:</w:t>
+      </w:r>
+      <w:proofErr w:type="gramEnd"/>
+      <w:r>
+        <w:rPr>
+          <w:rFonts w:ascii="Times New Roman" w:hAnsi="Times New Roman" w:cs="Times New Roman"/>
+          <w:b/>
+          <w:sz w:val="26"/>
+          <w:szCs w:val="26"/>
+          <w:lang w:val="vi-VN"/>
+        </w:rPr>
+        <w:t xml:space="preserve"> </w:t>
       </w:r>
       <w:r>
         <w:rPr>
@@ -1408,17 +1440,39 @@
           <w:sz w:val="26"/>
           <w:szCs w:val="26"/>
         </w:rPr>
-        <w:t>Bước 2</w:t>
-      </w:r>
-      <w:r>
-        <w:rPr>
-          <w:rFonts w:ascii="Times New Roman" w:hAnsi="Times New Roman" w:cs="Times New Roman"/>
-          <w:b/>
-          <w:sz w:val="26"/>
-          <w:szCs w:val="26"/>
-          <w:lang w:val="vi-VN"/>
-        </w:rPr>
-        <w:t xml:space="preserve"> : </w:t>
+        <w:t xml:space="preserve">Bước </w:t>
+      </w:r>
+      <w:proofErr w:type="gramStart"/>
+      <w:r>
+        <w:rPr>
+          <w:rFonts w:ascii="Times New Roman" w:hAnsi="Times New Roman" w:cs="Times New Roman"/>
+          <w:b/>
+          <w:bCs/>
+          <w:sz w:val="26"/>
+          <w:szCs w:val="26"/>
+        </w:rPr>
+        <w:t>2</w:t>
+      </w:r>
+      <w:r>
+        <w:rPr>
+          <w:rFonts w:ascii="Times New Roman" w:hAnsi="Times New Roman" w:cs="Times New Roman"/>
+          <w:b/>
+          <w:sz w:val="26"/>
+          <w:szCs w:val="26"/>
+          <w:lang w:val="vi-VN"/>
+        </w:rPr>
+        <w:t xml:space="preserve"> :</w:t>
+      </w:r>
+      <w:proofErr w:type="gramEnd"/>
+      <w:r>
+        <w:rPr>
+          <w:rFonts w:ascii="Times New Roman" w:hAnsi="Times New Roman" w:cs="Times New Roman"/>
+          <w:b/>
+          <w:sz w:val="26"/>
+          <w:szCs w:val="26"/>
+          <w:lang w:val="vi-VN"/>
+        </w:rPr>
+        <w:t xml:space="preserve"> </w:t>
       </w:r>
       <w:r>
         <w:rPr>
@@ -1473,17 +1527,39 @@
           <w:sz w:val="26"/>
           <w:szCs w:val="26"/>
         </w:rPr>
-        <w:t>Bước 3</w:t>
-      </w:r>
-      <w:r>
-        <w:rPr>
-          <w:rFonts w:ascii="Times New Roman" w:hAnsi="Times New Roman" w:cs="Times New Roman"/>
-          <w:b/>
-          <w:sz w:val="26"/>
-          <w:szCs w:val="26"/>
-          <w:lang w:val="vi-VN"/>
-        </w:rPr>
-        <w:t xml:space="preserve"> : </w:t>
+        <w:t xml:space="preserve">Bước </w:t>
+      </w:r>
+      <w:proofErr w:type="gramStart"/>
+      <w:r>
+        <w:rPr>
+          <w:rFonts w:ascii="Times New Roman" w:hAnsi="Times New Roman" w:cs="Times New Roman"/>
+          <w:b/>
+          <w:bCs/>
+          <w:sz w:val="26"/>
+          <w:szCs w:val="26"/>
+        </w:rPr>
+        <w:t>3</w:t>
+      </w:r>
+      <w:r>
+        <w:rPr>
+          <w:rFonts w:ascii="Times New Roman" w:hAnsi="Times New Roman" w:cs="Times New Roman"/>
+          <w:b/>
+          <w:sz w:val="26"/>
+          <w:szCs w:val="26"/>
+          <w:lang w:val="vi-VN"/>
+        </w:rPr>
+        <w:t xml:space="preserve"> :</w:t>
+      </w:r>
+      <w:proofErr w:type="gramEnd"/>
+      <w:r>
+        <w:rPr>
+          <w:rFonts w:ascii="Times New Roman" w:hAnsi="Times New Roman" w:cs="Times New Roman"/>
+          <w:b/>
+          <w:sz w:val="26"/>
+          <w:szCs w:val="26"/>
+          <w:lang w:val="vi-VN"/>
+        </w:rPr>
+        <w:t xml:space="preserve"> </w:t>
       </w:r>
       <w:r>
         <w:rPr>
@@ -1537,17 +1613,39 @@
           <w:sz w:val="26"/>
           <w:szCs w:val="26"/>
         </w:rPr>
-        <w:t>Bước 4</w:t>
-      </w:r>
-      <w:r>
-        <w:rPr>
-          <w:rFonts w:ascii="Times New Roman" w:hAnsi="Times New Roman" w:cs="Times New Roman"/>
-          <w:b/>
-          <w:sz w:val="26"/>
-          <w:szCs w:val="26"/>
-          <w:lang w:val="vi-VN"/>
-        </w:rPr>
-        <w:t xml:space="preserve"> : </w:t>
+        <w:t xml:space="preserve">Bước </w:t>
+      </w:r>
+      <w:proofErr w:type="gramStart"/>
+      <w:r>
+        <w:rPr>
+          <w:rFonts w:ascii="Times New Roman" w:hAnsi="Times New Roman" w:cs="Times New Roman"/>
+          <w:b/>
+          <w:bCs/>
+          <w:sz w:val="26"/>
+          <w:szCs w:val="26"/>
+        </w:rPr>
+        <w:t>4</w:t>
+      </w:r>
+      <w:r>
+        <w:rPr>
+          <w:rFonts w:ascii="Times New Roman" w:hAnsi="Times New Roman" w:cs="Times New Roman"/>
+          <w:b/>
+          <w:sz w:val="26"/>
+          <w:szCs w:val="26"/>
+          <w:lang w:val="vi-VN"/>
+        </w:rPr>
+        <w:t xml:space="preserve"> :</w:t>
+      </w:r>
+      <w:proofErr w:type="gramEnd"/>
+      <w:r>
+        <w:rPr>
+          <w:rFonts w:ascii="Times New Roman" w:hAnsi="Times New Roman" w:cs="Times New Roman"/>
+          <w:b/>
+          <w:sz w:val="26"/>
+          <w:szCs w:val="26"/>
+          <w:lang w:val="vi-VN"/>
+        </w:rPr>
+        <w:t xml:space="preserve"> </w:t>
       </w:r>
       <w:r>
         <w:rPr>
@@ -1601,7 +1699,18 @@
           <w:sz w:val="26"/>
           <w:szCs w:val="26"/>
         </w:rPr>
-        <w:t>Bước 5</w:t>
+        <w:t xml:space="preserve">Bước </w:t>
+      </w:r>
+      <w:proofErr w:type="gramStart"/>
+      <w:r>
+        <w:rPr>
+          <w:rFonts w:ascii="Times New Roman" w:hAnsi="Times New Roman" w:cs="Times New Roman"/>
+          <w:b/>
+          <w:bCs/>
+          <w:sz w:val="26"/>
+          <w:szCs w:val="26"/>
+        </w:rPr>
+        <w:t>5</w:t>
       </w:r>
       <w:r>
         <w:rPr>
@@ -1613,6 +1722,7 @@
         </w:rPr>
         <w:t xml:space="preserve"> :</w:t>
       </w:r>
+      <w:proofErr w:type="gramEnd"/>
       <w:r>
         <w:rPr>
           <w:rFonts w:ascii="Times New Roman" w:hAnsi="Times New Roman" w:cs="Times New Roman"/>
@@ -1664,7 +1774,17 @@
           <w:sz w:val="26"/>
           <w:szCs w:val="26"/>
         </w:rPr>
-        <w:t>Kết thúc quy trình</w:t>
+        <w:t xml:space="preserve">Kết thúc quy </w:t>
+      </w:r>
+      <w:proofErr w:type="gramStart"/>
+      <w:r>
+        <w:rPr>
+          <w:rFonts w:ascii="Times New Roman" w:hAnsi="Times New Roman" w:cs="Times New Roman"/>
+          <w:b/>
+          <w:sz w:val="26"/>
+          <w:szCs w:val="26"/>
+        </w:rPr>
+        <w:t>trình</w:t>
       </w:r>
       <w:r>
         <w:rPr>
@@ -1686,6 +1806,7 @@
         </w:rPr>
         <w:t>:</w:t>
       </w:r>
+      <w:proofErr w:type="gramEnd"/>
       <w:r>
         <w:rPr>
           <w:rFonts w:ascii="Times New Roman" w:hAnsi="Times New Roman" w:cs="Times New Roman"/>
@@ -1767,7 +1888,18 @@
           <w:sz w:val="26"/>
           <w:szCs w:val="26"/>
         </w:rPr>
-        <w:t>Bước 1</w:t>
+        <w:t xml:space="preserve">Bước </w:t>
+      </w:r>
+      <w:proofErr w:type="gramStart"/>
+      <w:r>
+        <w:rPr>
+          <w:rFonts w:ascii="Times New Roman" w:hAnsi="Times New Roman" w:cs="Times New Roman"/>
+          <w:b/>
+          <w:bCs/>
+          <w:sz w:val="26"/>
+          <w:szCs w:val="26"/>
+        </w:rPr>
+        <w:t>1</w:t>
       </w:r>
       <w:r>
         <w:rPr>
@@ -1779,6 +1911,7 @@
         </w:rPr>
         <w:t xml:space="preserve"> :</w:t>
       </w:r>
+      <w:proofErr w:type="gramEnd"/>
       <w:r>
         <w:rPr>
           <w:rFonts w:ascii="Times New Roman" w:hAnsi="Times New Roman" w:cs="Times New Roman"/>
@@ -1839,7 +1972,18 @@
           <w:sz w:val="26"/>
           <w:szCs w:val="26"/>
         </w:rPr>
-        <w:t>Bước 2</w:t>
+        <w:t xml:space="preserve">Bước </w:t>
+      </w:r>
+      <w:proofErr w:type="gramStart"/>
+      <w:r>
+        <w:rPr>
+          <w:rFonts w:ascii="Times New Roman" w:hAnsi="Times New Roman" w:cs="Times New Roman"/>
+          <w:b/>
+          <w:bCs/>
+          <w:sz w:val="26"/>
+          <w:szCs w:val="26"/>
+        </w:rPr>
+        <w:t>2</w:t>
       </w:r>
       <w:r>
         <w:rPr>
@@ -1851,6 +1995,7 @@
         </w:rPr>
         <w:t xml:space="preserve"> :</w:t>
       </w:r>
+      <w:proofErr w:type="gramEnd"/>
       <w:r>
         <w:rPr>
           <w:rFonts w:ascii="Times New Roman" w:hAnsi="Times New Roman" w:cs="Times New Roman"/>
@@ -1911,17 +2056,39 @@
           <w:sz w:val="26"/>
           <w:szCs w:val="26"/>
         </w:rPr>
-        <w:t>Bước 3</w:t>
-      </w:r>
-      <w:r>
-        <w:rPr>
-          <w:rFonts w:ascii="Times New Roman" w:hAnsi="Times New Roman" w:cs="Times New Roman"/>
-          <w:b/>
-          <w:sz w:val="26"/>
-          <w:szCs w:val="26"/>
-          <w:lang w:val="vi-VN"/>
-        </w:rPr>
-        <w:t xml:space="preserve"> : </w:t>
+        <w:t xml:space="preserve">Bước </w:t>
+      </w:r>
+      <w:proofErr w:type="gramStart"/>
+      <w:r>
+        <w:rPr>
+          <w:rFonts w:ascii="Times New Roman" w:hAnsi="Times New Roman" w:cs="Times New Roman"/>
+          <w:b/>
+          <w:bCs/>
+          <w:sz w:val="26"/>
+          <w:szCs w:val="26"/>
+        </w:rPr>
+        <w:t>3</w:t>
+      </w:r>
+      <w:r>
+        <w:rPr>
+          <w:rFonts w:ascii="Times New Roman" w:hAnsi="Times New Roman" w:cs="Times New Roman"/>
+          <w:b/>
+          <w:sz w:val="26"/>
+          <w:szCs w:val="26"/>
+          <w:lang w:val="vi-VN"/>
+        </w:rPr>
+        <w:t xml:space="preserve"> :</w:t>
+      </w:r>
+      <w:proofErr w:type="gramEnd"/>
+      <w:r>
+        <w:rPr>
+          <w:rFonts w:ascii="Times New Roman" w:hAnsi="Times New Roman" w:cs="Times New Roman"/>
+          <w:b/>
+          <w:sz w:val="26"/>
+          <w:szCs w:val="26"/>
+          <w:lang w:val="vi-VN"/>
+        </w:rPr>
+        <w:t xml:space="preserve"> </w:t>
       </w:r>
       <w:r>
         <w:rPr>
@@ -1975,7 +2142,18 @@
           <w:sz w:val="26"/>
           <w:szCs w:val="26"/>
         </w:rPr>
-        <w:t>Bước 4</w:t>
+        <w:t xml:space="preserve">Bước </w:t>
+      </w:r>
+      <w:proofErr w:type="gramStart"/>
+      <w:r>
+        <w:rPr>
+          <w:rFonts w:ascii="Times New Roman" w:hAnsi="Times New Roman" w:cs="Times New Roman"/>
+          <w:b/>
+          <w:bCs/>
+          <w:sz w:val="26"/>
+          <w:szCs w:val="26"/>
+        </w:rPr>
+        <w:t>4</w:t>
       </w:r>
       <w:r>
         <w:rPr>
@@ -1987,6 +2165,7 @@
         </w:rPr>
         <w:t xml:space="preserve"> :</w:t>
       </w:r>
+      <w:proofErr w:type="gramEnd"/>
       <w:r>
         <w:rPr>
           <w:rFonts w:ascii="Times New Roman" w:hAnsi="Times New Roman" w:cs="Times New Roman"/>
@@ -2039,17 +2218,39 @@
           <w:sz w:val="26"/>
           <w:szCs w:val="26"/>
         </w:rPr>
-        <w:t>Bước 5</w:t>
-      </w:r>
-      <w:r>
-        <w:rPr>
-          <w:rFonts w:ascii="Times New Roman" w:hAnsi="Times New Roman" w:cs="Times New Roman"/>
-          <w:b/>
-          <w:sz w:val="26"/>
-          <w:szCs w:val="26"/>
-          <w:lang w:val="vi-VN"/>
-        </w:rPr>
-        <w:t xml:space="preserve"> : </w:t>
+        <w:t xml:space="preserve">Bước </w:t>
+      </w:r>
+      <w:proofErr w:type="gramStart"/>
+      <w:r>
+        <w:rPr>
+          <w:rFonts w:ascii="Times New Roman" w:hAnsi="Times New Roman" w:cs="Times New Roman"/>
+          <w:b/>
+          <w:bCs/>
+          <w:sz w:val="26"/>
+          <w:szCs w:val="26"/>
+        </w:rPr>
+        <w:t>5</w:t>
+      </w:r>
+      <w:r>
+        <w:rPr>
+          <w:rFonts w:ascii="Times New Roman" w:hAnsi="Times New Roman" w:cs="Times New Roman"/>
+          <w:b/>
+          <w:sz w:val="26"/>
+          <w:szCs w:val="26"/>
+          <w:lang w:val="vi-VN"/>
+        </w:rPr>
+        <w:t xml:space="preserve"> :</w:t>
+      </w:r>
+      <w:proofErr w:type="gramEnd"/>
+      <w:r>
+        <w:rPr>
+          <w:rFonts w:ascii="Times New Roman" w:hAnsi="Times New Roman" w:cs="Times New Roman"/>
+          <w:b/>
+          <w:sz w:val="26"/>
+          <w:szCs w:val="26"/>
+          <w:lang w:val="vi-VN"/>
+        </w:rPr>
+        <w:t xml:space="preserve"> </w:t>
       </w:r>
       <w:r>
         <w:rPr>
@@ -2120,7 +2321,17 @@
           <w:sz w:val="26"/>
           <w:szCs w:val="26"/>
         </w:rPr>
-        <w:t>quy trình</w:t>
+        <w:t xml:space="preserve">quy </w:t>
+      </w:r>
+      <w:proofErr w:type="gramStart"/>
+      <w:r>
+        <w:rPr>
+          <w:rFonts w:ascii="Times New Roman" w:hAnsi="Times New Roman" w:cs="Times New Roman"/>
+          <w:b/>
+          <w:sz w:val="26"/>
+          <w:szCs w:val="26"/>
+        </w:rPr>
+        <w:t>trình</w:t>
       </w:r>
       <w:r>
         <w:rPr>
@@ -2132,6 +2343,7 @@
         </w:rPr>
         <w:t xml:space="preserve"> :</w:t>
       </w:r>
+      <w:proofErr w:type="gramEnd"/>
       <w:r>
         <w:rPr>
           <w:rFonts w:ascii="Times New Roman" w:hAnsi="Times New Roman" w:cs="Times New Roman"/>
@@ -2222,7 +2434,18 @@
           <w:sz w:val="26"/>
           <w:szCs w:val="26"/>
         </w:rPr>
-        <w:t>Bước 1</w:t>
+        <w:t xml:space="preserve">Bước </w:t>
+      </w:r>
+      <w:proofErr w:type="gramStart"/>
+      <w:r>
+        <w:rPr>
+          <w:rFonts w:ascii="Times New Roman" w:hAnsi="Times New Roman" w:cs="Times New Roman"/>
+          <w:b/>
+          <w:bCs/>
+          <w:sz w:val="26"/>
+          <w:szCs w:val="26"/>
+        </w:rPr>
+        <w:t>1</w:t>
       </w:r>
       <w:r>
         <w:rPr>
@@ -2234,6 +2457,7 @@
         </w:rPr>
         <w:t xml:space="preserve"> :</w:t>
       </w:r>
+      <w:proofErr w:type="gramEnd"/>
       <w:r>
         <w:rPr>
           <w:rFonts w:ascii="Times New Roman" w:hAnsi="Times New Roman" w:cs="Times New Roman"/>
@@ -2304,7 +2528,18 @@
           <w:sz w:val="26"/>
           <w:szCs w:val="26"/>
         </w:rPr>
-        <w:t>Bước 2</w:t>
+        <w:t xml:space="preserve">Bước </w:t>
+      </w:r>
+      <w:proofErr w:type="gramStart"/>
+      <w:r>
+        <w:rPr>
+          <w:rFonts w:ascii="Times New Roman" w:hAnsi="Times New Roman" w:cs="Times New Roman"/>
+          <w:b/>
+          <w:bCs/>
+          <w:sz w:val="26"/>
+          <w:szCs w:val="26"/>
+        </w:rPr>
+        <w:t>2</w:t>
       </w:r>
       <w:r>
         <w:rPr>
@@ -2316,6 +2551,7 @@
         </w:rPr>
         <w:t xml:space="preserve"> :</w:t>
       </w:r>
+      <w:proofErr w:type="gramEnd"/>
       <w:r>
         <w:rPr>
           <w:rFonts w:ascii="Times New Roman" w:hAnsi="Times New Roman" w:cs="Times New Roman"/>
@@ -2386,7 +2622,18 @@
           <w:sz w:val="26"/>
           <w:szCs w:val="26"/>
         </w:rPr>
-        <w:t>Bước 3</w:t>
+        <w:t xml:space="preserve">Bước </w:t>
+      </w:r>
+      <w:proofErr w:type="gramStart"/>
+      <w:r>
+        <w:rPr>
+          <w:rFonts w:ascii="Times New Roman" w:hAnsi="Times New Roman" w:cs="Times New Roman"/>
+          <w:b/>
+          <w:bCs/>
+          <w:sz w:val="26"/>
+          <w:szCs w:val="26"/>
+        </w:rPr>
+        <w:t>3</w:t>
       </w:r>
       <w:r>
         <w:rPr>
@@ -2398,6 +2645,7 @@
         </w:rPr>
         <w:t xml:space="preserve"> :</w:t>
       </w:r>
+      <w:proofErr w:type="gramEnd"/>
       <w:r>
         <w:rPr>
           <w:rFonts w:ascii="Times New Roman" w:hAnsi="Times New Roman" w:cs="Times New Roman"/>
@@ -2468,7 +2716,18 @@
           <w:sz w:val="26"/>
           <w:szCs w:val="26"/>
         </w:rPr>
-        <w:t>Bước 4</w:t>
+        <w:t xml:space="preserve">Bước </w:t>
+      </w:r>
+      <w:proofErr w:type="gramStart"/>
+      <w:r>
+        <w:rPr>
+          <w:rFonts w:ascii="Times New Roman" w:hAnsi="Times New Roman" w:cs="Times New Roman"/>
+          <w:b/>
+          <w:bCs/>
+          <w:sz w:val="26"/>
+          <w:szCs w:val="26"/>
+        </w:rPr>
+        <w:t>4</w:t>
       </w:r>
       <w:r>
         <w:rPr>
@@ -2480,6 +2739,7 @@
         </w:rPr>
         <w:t xml:space="preserve"> :</w:t>
       </w:r>
+      <w:proofErr w:type="gramEnd"/>
       <w:r>
         <w:rPr>
           <w:rFonts w:ascii="Times New Roman" w:hAnsi="Times New Roman" w:cs="Times New Roman"/>
@@ -2550,7 +2810,18 @@
           <w:sz w:val="26"/>
           <w:szCs w:val="26"/>
         </w:rPr>
-        <w:t>Bước 5</w:t>
+        <w:t xml:space="preserve">Bước </w:t>
+      </w:r>
+      <w:proofErr w:type="gramStart"/>
+      <w:r>
+        <w:rPr>
+          <w:rFonts w:ascii="Times New Roman" w:hAnsi="Times New Roman" w:cs="Times New Roman"/>
+          <w:b/>
+          <w:bCs/>
+          <w:sz w:val="26"/>
+          <w:szCs w:val="26"/>
+        </w:rPr>
+        <w:t>5</w:t>
       </w:r>
       <w:r>
         <w:rPr>
@@ -2562,6 +2833,7 @@
         </w:rPr>
         <w:t xml:space="preserve"> :</w:t>
       </w:r>
+      <w:proofErr w:type="gramEnd"/>
       <w:r>
         <w:rPr>
           <w:rFonts w:ascii="Times New Roman" w:hAnsi="Times New Roman" w:cs="Times New Roman"/>
@@ -2641,17 +2913,38 @@
           <w:sz w:val="26"/>
           <w:szCs w:val="26"/>
         </w:rPr>
-        <w:t>quy trình</w:t>
-      </w:r>
-      <w:r>
-        <w:rPr>
-          <w:rFonts w:ascii="Times New Roman" w:hAnsi="Times New Roman" w:cs="Times New Roman"/>
-          <w:b/>
-          <w:sz w:val="26"/>
-          <w:szCs w:val="26"/>
-          <w:lang w:val="vi-VN"/>
-        </w:rPr>
-        <w:t xml:space="preserve"> : </w:t>
+        <w:t xml:space="preserve">quy </w:t>
+      </w:r>
+      <w:proofErr w:type="gramStart"/>
+      <w:r>
+        <w:rPr>
+          <w:rFonts w:ascii="Times New Roman" w:hAnsi="Times New Roman" w:cs="Times New Roman"/>
+          <w:b/>
+          <w:sz w:val="26"/>
+          <w:szCs w:val="26"/>
+        </w:rPr>
+        <w:t>trình</w:t>
+      </w:r>
+      <w:r>
+        <w:rPr>
+          <w:rFonts w:ascii="Times New Roman" w:hAnsi="Times New Roman" w:cs="Times New Roman"/>
+          <w:b/>
+          <w:sz w:val="26"/>
+          <w:szCs w:val="26"/>
+          <w:lang w:val="vi-VN"/>
+        </w:rPr>
+        <w:t xml:space="preserve"> :</w:t>
+      </w:r>
+      <w:proofErr w:type="gramEnd"/>
+      <w:r>
+        <w:rPr>
+          <w:rFonts w:ascii="Times New Roman" w:hAnsi="Times New Roman" w:cs="Times New Roman"/>
+          <w:b/>
+          <w:sz w:val="26"/>
+          <w:szCs w:val="26"/>
+          <w:lang w:val="vi-VN"/>
+        </w:rPr>
+        <w:t xml:space="preserve"> </w:t>
       </w:r>
       <w:r>
         <w:rPr>
@@ -2744,7 +3037,18 @@
           <w:sz w:val="26"/>
           <w:szCs w:val="26"/>
         </w:rPr>
-        <w:t>Bước 1</w:t>
+        <w:t xml:space="preserve">Bước </w:t>
+      </w:r>
+      <w:proofErr w:type="gramStart"/>
+      <w:r>
+        <w:rPr>
+          <w:rFonts w:ascii="Times New Roman" w:hAnsi="Times New Roman" w:cs="Times New Roman"/>
+          <w:b/>
+          <w:bCs/>
+          <w:sz w:val="26"/>
+          <w:szCs w:val="26"/>
+        </w:rPr>
+        <w:t>1</w:t>
       </w:r>
       <w:r>
         <w:rPr>
@@ -2756,6 +3060,7 @@
         </w:rPr>
         <w:t xml:space="preserve"> :</w:t>
       </w:r>
+      <w:proofErr w:type="gramEnd"/>
       <w:r>
         <w:rPr>
           <w:rFonts w:ascii="Times New Roman" w:hAnsi="Times New Roman" w:cs="Times New Roman"/>
@@ -2826,7 +3131,18 @@
           <w:sz w:val="26"/>
           <w:szCs w:val="26"/>
         </w:rPr>
-        <w:t>Bước 2</w:t>
+        <w:t xml:space="preserve">Bước </w:t>
+      </w:r>
+      <w:proofErr w:type="gramStart"/>
+      <w:r>
+        <w:rPr>
+          <w:rFonts w:ascii="Times New Roman" w:hAnsi="Times New Roman" w:cs="Times New Roman"/>
+          <w:b/>
+          <w:bCs/>
+          <w:sz w:val="26"/>
+          <w:szCs w:val="26"/>
+        </w:rPr>
+        <w:t>2</w:t>
       </w:r>
       <w:r>
         <w:rPr>
@@ -2838,6 +3154,7 @@
         </w:rPr>
         <w:t xml:space="preserve"> :</w:t>
       </w:r>
+      <w:proofErr w:type="gramEnd"/>
       <w:r>
         <w:rPr>
           <w:rFonts w:ascii="Times New Roman" w:hAnsi="Times New Roman" w:cs="Times New Roman"/>
@@ -2899,7 +3216,18 @@
           <w:sz w:val="26"/>
           <w:szCs w:val="26"/>
         </w:rPr>
-        <w:t>Bước 3</w:t>
+        <w:t xml:space="preserve">Bước </w:t>
+      </w:r>
+      <w:proofErr w:type="gramStart"/>
+      <w:r>
+        <w:rPr>
+          <w:rFonts w:ascii="Times New Roman" w:hAnsi="Times New Roman" w:cs="Times New Roman"/>
+          <w:b/>
+          <w:bCs/>
+          <w:sz w:val="26"/>
+          <w:szCs w:val="26"/>
+        </w:rPr>
+        <w:t>3</w:t>
       </w:r>
       <w:r>
         <w:rPr>
@@ -2911,6 +3239,7 @@
         </w:rPr>
         <w:t xml:space="preserve"> :</w:t>
       </w:r>
+      <w:proofErr w:type="gramEnd"/>
       <w:r>
         <w:rPr>
           <w:rFonts w:ascii="Times New Roman" w:hAnsi="Times New Roman" w:cs="Times New Roman"/>
@@ -2981,7 +3310,18 @@
           <w:sz w:val="26"/>
           <w:szCs w:val="26"/>
         </w:rPr>
-        <w:t>Bước 4</w:t>
+        <w:t xml:space="preserve">Bước </w:t>
+      </w:r>
+      <w:proofErr w:type="gramStart"/>
+      <w:r>
+        <w:rPr>
+          <w:rFonts w:ascii="Times New Roman" w:hAnsi="Times New Roman" w:cs="Times New Roman"/>
+          <w:b/>
+          <w:bCs/>
+          <w:sz w:val="26"/>
+          <w:szCs w:val="26"/>
+        </w:rPr>
+        <w:t>4</w:t>
       </w:r>
       <w:r>
         <w:rPr>
@@ -2993,6 +3333,7 @@
         </w:rPr>
         <w:t xml:space="preserve"> :</w:t>
       </w:r>
+      <w:proofErr w:type="gramEnd"/>
       <w:r>
         <w:rPr>
           <w:rFonts w:ascii="Times New Roman" w:hAnsi="Times New Roman" w:cs="Times New Roman"/>
@@ -3054,30 +3395,52 @@
           <w:sz w:val="26"/>
           <w:szCs w:val="26"/>
         </w:rPr>
-        <w:t>Bước 5</w:t>
-      </w:r>
-      <w:r>
-        <w:rPr>
-          <w:rFonts w:ascii="Times New Roman" w:hAnsi="Times New Roman" w:cs="Times New Roman"/>
-          <w:b/>
-          <w:sz w:val="26"/>
-          <w:szCs w:val="26"/>
-          <w:lang w:val="vi-VN"/>
-        </w:rPr>
-        <w:t xml:space="preserve"> : </w:t>
-      </w:r>
-      <w:r>
-        <w:rPr>
-          <w:rFonts w:ascii="Times New Roman" w:hAnsi="Times New Roman" w:cs="Times New Roman"/>
-          <w:b/>
-          <w:sz w:val="26"/>
-          <w:szCs w:val="26"/>
+        <w:t xml:space="preserve">Bước </w:t>
+      </w:r>
+      <w:proofErr w:type="gramStart"/>
+      <w:r>
+        <w:rPr>
+          <w:rFonts w:ascii="Times New Roman" w:hAnsi="Times New Roman" w:cs="Times New Roman"/>
+          <w:b/>
+          <w:bCs/>
+          <w:sz w:val="26"/>
+          <w:szCs w:val="26"/>
+        </w:rPr>
+        <w:t>5</w:t>
+      </w:r>
+      <w:r>
+        <w:rPr>
+          <w:rFonts w:ascii="Times New Roman" w:hAnsi="Times New Roman" w:cs="Times New Roman"/>
+          <w:b/>
+          <w:sz w:val="26"/>
+          <w:szCs w:val="26"/>
+          <w:lang w:val="vi-VN"/>
+        </w:rPr>
+        <w:t xml:space="preserve"> :</w:t>
+      </w:r>
+      <w:proofErr w:type="gramEnd"/>
+      <w:r>
+        <w:rPr>
+          <w:rFonts w:ascii="Times New Roman" w:hAnsi="Times New Roman" w:cs="Times New Roman"/>
+          <w:b/>
+          <w:sz w:val="26"/>
+          <w:szCs w:val="26"/>
+          <w:lang w:val="vi-VN"/>
         </w:rPr>
         <w:t xml:space="preserve"> </w:t>
       </w:r>
       <w:r>
         <w:rPr>
           <w:rFonts w:ascii="Times New Roman" w:hAnsi="Times New Roman" w:cs="Times New Roman"/>
+          <w:b/>
+          <w:sz w:val="26"/>
+          <w:szCs w:val="26"/>
+        </w:rPr>
+        <w:t xml:space="preserve"> </w:t>
+      </w:r>
+      <w:r>
+        <w:rPr>
+          <w:rFonts w:ascii="Times New Roman" w:hAnsi="Times New Roman" w:cs="Times New Roman"/>
           <w:bCs/>
           <w:sz w:val="26"/>
           <w:szCs w:val="26"/>
@@ -3125,7 +3488,17 @@
           <w:sz w:val="26"/>
           <w:szCs w:val="26"/>
         </w:rPr>
-        <w:t>Kết thúc</w:t>
+        <w:t xml:space="preserve">Kết </w:t>
+      </w:r>
+      <w:proofErr w:type="gramStart"/>
+      <w:r>
+        <w:rPr>
+          <w:rFonts w:ascii="Times New Roman" w:hAnsi="Times New Roman" w:cs="Times New Roman"/>
+          <w:b/>
+          <w:sz w:val="26"/>
+          <w:szCs w:val="26"/>
+        </w:rPr>
+        <w:t>thúc</w:t>
       </w:r>
       <w:r>
         <w:rPr>
@@ -3137,6 +3510,7 @@
         </w:rPr>
         <w:t xml:space="preserve"> :</w:t>
       </w:r>
+      <w:proofErr w:type="gramEnd"/>
       <w:r>
         <w:rPr>
           <w:rFonts w:ascii="Times New Roman" w:hAnsi="Times New Roman" w:cs="Times New Roman"/>
@@ -3258,7 +3632,18 @@
           <w:sz w:val="26"/>
           <w:szCs w:val="26"/>
         </w:rPr>
-        <w:t>Bước 1</w:t>
+        <w:t xml:space="preserve">Bước </w:t>
+      </w:r>
+      <w:proofErr w:type="gramStart"/>
+      <w:r>
+        <w:rPr>
+          <w:rFonts w:ascii="Times New Roman" w:hAnsi="Times New Roman" w:cs="Times New Roman"/>
+          <w:b/>
+          <w:bCs/>
+          <w:sz w:val="26"/>
+          <w:szCs w:val="26"/>
+        </w:rPr>
+        <w:t>1</w:t>
       </w:r>
       <w:r>
         <w:rPr>
@@ -3270,6 +3655,7 @@
         </w:rPr>
         <w:t xml:space="preserve"> :</w:t>
       </w:r>
+      <w:proofErr w:type="gramEnd"/>
       <w:r>
         <w:rPr>
           <w:rFonts w:ascii="Times New Roman" w:hAnsi="Times New Roman" w:cs="Times New Roman"/>
@@ -3340,7 +3726,18 @@
           <w:sz w:val="26"/>
           <w:szCs w:val="26"/>
         </w:rPr>
-        <w:t>Bước 2</w:t>
+        <w:t xml:space="preserve">Bước </w:t>
+      </w:r>
+      <w:proofErr w:type="gramStart"/>
+      <w:r>
+        <w:rPr>
+          <w:rFonts w:ascii="Times New Roman" w:hAnsi="Times New Roman" w:cs="Times New Roman"/>
+          <w:b/>
+          <w:bCs/>
+          <w:sz w:val="26"/>
+          <w:szCs w:val="26"/>
+        </w:rPr>
+        <w:t>2</w:t>
       </w:r>
       <w:r>
         <w:rPr>
@@ -3352,6 +3749,7 @@
         </w:rPr>
         <w:t xml:space="preserve"> :</w:t>
       </w:r>
+      <w:proofErr w:type="gramEnd"/>
       <w:r>
         <w:rPr>
           <w:rFonts w:ascii="Times New Roman" w:hAnsi="Times New Roman" w:cs="Times New Roman"/>
@@ -3413,7 +3811,18 @@
           <w:sz w:val="26"/>
           <w:szCs w:val="26"/>
         </w:rPr>
-        <w:t>Bước 3</w:t>
+        <w:t xml:space="preserve">Bước </w:t>
+      </w:r>
+      <w:proofErr w:type="gramStart"/>
+      <w:r>
+        <w:rPr>
+          <w:rFonts w:ascii="Times New Roman" w:hAnsi="Times New Roman" w:cs="Times New Roman"/>
+          <w:b/>
+          <w:bCs/>
+          <w:sz w:val="26"/>
+          <w:szCs w:val="26"/>
+        </w:rPr>
+        <w:t>3</w:t>
       </w:r>
       <w:r>
         <w:rPr>
@@ -3425,6 +3834,7 @@
         </w:rPr>
         <w:t xml:space="preserve"> :</w:t>
       </w:r>
+      <w:proofErr w:type="gramEnd"/>
       <w:r>
         <w:rPr>
           <w:rFonts w:ascii="Times New Roman" w:hAnsi="Times New Roman" w:cs="Times New Roman"/>
@@ -3495,7 +3905,18 @@
           <w:sz w:val="26"/>
           <w:szCs w:val="26"/>
         </w:rPr>
-        <w:t>Bước 4</w:t>
+        <w:t xml:space="preserve">Bước </w:t>
+      </w:r>
+      <w:proofErr w:type="gramStart"/>
+      <w:r>
+        <w:rPr>
+          <w:rFonts w:ascii="Times New Roman" w:hAnsi="Times New Roman" w:cs="Times New Roman"/>
+          <w:b/>
+          <w:bCs/>
+          <w:sz w:val="26"/>
+          <w:szCs w:val="26"/>
+        </w:rPr>
+        <w:t>4</w:t>
       </w:r>
       <w:r>
         <w:rPr>
@@ -3507,6 +3928,7 @@
         </w:rPr>
         <w:t xml:space="preserve"> :</w:t>
       </w:r>
+      <w:proofErr w:type="gramEnd"/>
       <w:r>
         <w:rPr>
           <w:rFonts w:ascii="Times New Roman" w:hAnsi="Times New Roman" w:cs="Times New Roman"/>
@@ -3577,7 +3999,18 @@
           <w:sz w:val="26"/>
           <w:szCs w:val="26"/>
         </w:rPr>
-        <w:t>Bước 5</w:t>
+        <w:t xml:space="preserve">Bước </w:t>
+      </w:r>
+      <w:proofErr w:type="gramStart"/>
+      <w:r>
+        <w:rPr>
+          <w:rFonts w:ascii="Times New Roman" w:hAnsi="Times New Roman" w:cs="Times New Roman"/>
+          <w:b/>
+          <w:bCs/>
+          <w:sz w:val="26"/>
+          <w:szCs w:val="26"/>
+        </w:rPr>
+        <w:t>5</w:t>
       </w:r>
       <w:r>
         <w:rPr>
@@ -3589,6 +4022,7 @@
         </w:rPr>
         <w:t xml:space="preserve"> :</w:t>
       </w:r>
+      <w:proofErr w:type="gramEnd"/>
       <w:r>
         <w:rPr>
           <w:rFonts w:ascii="Times New Roman" w:hAnsi="Times New Roman" w:cs="Times New Roman"/>
@@ -3649,7 +4083,17 @@
           <w:sz w:val="26"/>
           <w:szCs w:val="26"/>
         </w:rPr>
-        <w:t>Kết thúc</w:t>
+        <w:t xml:space="preserve">Kết </w:t>
+      </w:r>
+      <w:proofErr w:type="gramStart"/>
+      <w:r>
+        <w:rPr>
+          <w:rFonts w:ascii="Times New Roman" w:hAnsi="Times New Roman" w:cs="Times New Roman"/>
+          <w:b/>
+          <w:sz w:val="26"/>
+          <w:szCs w:val="26"/>
+        </w:rPr>
+        <w:t>thúc</w:t>
       </w:r>
       <w:r>
         <w:rPr>
@@ -3661,6 +4105,7 @@
         </w:rPr>
         <w:t xml:space="preserve"> :</w:t>
       </w:r>
+      <w:proofErr w:type="gramEnd"/>
       <w:r>
         <w:rPr>
           <w:rFonts w:ascii="Times New Roman" w:hAnsi="Times New Roman" w:cs="Times New Roman"/>
@@ -3742,17 +4187,39 @@
           <w:sz w:val="26"/>
           <w:szCs w:val="26"/>
         </w:rPr>
-        <w:t>Bước 1</w:t>
-      </w:r>
-      <w:r>
-        <w:rPr>
-          <w:rFonts w:ascii="Times New Roman" w:hAnsi="Times New Roman" w:cs="Times New Roman"/>
-          <w:b/>
-          <w:sz w:val="26"/>
-          <w:szCs w:val="26"/>
-          <w:lang w:val="vi-VN"/>
-        </w:rPr>
-        <w:t xml:space="preserve"> : </w:t>
+        <w:t xml:space="preserve">Bước </w:t>
+      </w:r>
+      <w:proofErr w:type="gramStart"/>
+      <w:r>
+        <w:rPr>
+          <w:rFonts w:ascii="Times New Roman" w:hAnsi="Times New Roman" w:cs="Times New Roman"/>
+          <w:b/>
+          <w:bCs/>
+          <w:sz w:val="26"/>
+          <w:szCs w:val="26"/>
+        </w:rPr>
+        <w:t>1</w:t>
+      </w:r>
+      <w:r>
+        <w:rPr>
+          <w:rFonts w:ascii="Times New Roman" w:hAnsi="Times New Roman" w:cs="Times New Roman"/>
+          <w:b/>
+          <w:sz w:val="26"/>
+          <w:szCs w:val="26"/>
+          <w:lang w:val="vi-VN"/>
+        </w:rPr>
+        <w:t xml:space="preserve"> :</w:t>
+      </w:r>
+      <w:proofErr w:type="gramEnd"/>
+      <w:r>
+        <w:rPr>
+          <w:rFonts w:ascii="Times New Roman" w:hAnsi="Times New Roman" w:cs="Times New Roman"/>
+          <w:b/>
+          <w:sz w:val="26"/>
+          <w:szCs w:val="26"/>
+          <w:lang w:val="vi-VN"/>
+        </w:rPr>
+        <w:t xml:space="preserve"> </w:t>
       </w:r>
       <w:r>
         <w:rPr>
@@ -3806,7 +4273,18 @@
           <w:sz w:val="26"/>
           <w:szCs w:val="26"/>
         </w:rPr>
-        <w:t>Bước 2</w:t>
+        <w:t xml:space="preserve">Bước </w:t>
+      </w:r>
+      <w:proofErr w:type="gramStart"/>
+      <w:r>
+        <w:rPr>
+          <w:rFonts w:ascii="Times New Roman" w:hAnsi="Times New Roman" w:cs="Times New Roman"/>
+          <w:b/>
+          <w:bCs/>
+          <w:sz w:val="26"/>
+          <w:szCs w:val="26"/>
+        </w:rPr>
+        <w:t>2</w:t>
       </w:r>
       <w:r>
         <w:rPr>
@@ -3818,6 +4296,7 @@
         </w:rPr>
         <w:t xml:space="preserve"> :</w:t>
       </w:r>
+      <w:proofErr w:type="gramEnd"/>
       <w:r>
         <w:rPr>
           <w:rFonts w:ascii="Times New Roman" w:hAnsi="Times New Roman" w:cs="Times New Roman"/>
@@ -3888,7 +4367,18 @@
           <w:sz w:val="26"/>
           <w:szCs w:val="26"/>
         </w:rPr>
-        <w:t>Bước 3</w:t>
+        <w:t xml:space="preserve">Bước </w:t>
+      </w:r>
+      <w:proofErr w:type="gramStart"/>
+      <w:r>
+        <w:rPr>
+          <w:rFonts w:ascii="Times New Roman" w:hAnsi="Times New Roman" w:cs="Times New Roman"/>
+          <w:b/>
+          <w:bCs/>
+          <w:sz w:val="26"/>
+          <w:szCs w:val="26"/>
+        </w:rPr>
+        <w:t>3</w:t>
       </w:r>
       <w:r>
         <w:rPr>
@@ -3900,6 +4390,7 @@
         </w:rPr>
         <w:t xml:space="preserve"> :</w:t>
       </w:r>
+      <w:proofErr w:type="gramEnd"/>
       <w:r>
         <w:rPr>
           <w:rFonts w:ascii="Times New Roman" w:hAnsi="Times New Roman" w:cs="Times New Roman"/>
@@ -3961,7 +4452,18 @@
           <w:sz w:val="26"/>
           <w:szCs w:val="26"/>
         </w:rPr>
-        <w:t>Bước 4</w:t>
+        <w:t xml:space="preserve">Bước </w:t>
+      </w:r>
+      <w:proofErr w:type="gramStart"/>
+      <w:r>
+        <w:rPr>
+          <w:rFonts w:ascii="Times New Roman" w:hAnsi="Times New Roman" w:cs="Times New Roman"/>
+          <w:b/>
+          <w:bCs/>
+          <w:sz w:val="26"/>
+          <w:szCs w:val="26"/>
+        </w:rPr>
+        <w:t>4</w:t>
       </w:r>
       <w:r>
         <w:rPr>
@@ -3973,6 +4475,7 @@
         </w:rPr>
         <w:t xml:space="preserve"> :</w:t>
       </w:r>
+      <w:proofErr w:type="gramEnd"/>
       <w:r>
         <w:rPr>
           <w:rFonts w:ascii="Times New Roman" w:hAnsi="Times New Roman" w:cs="Times New Roman"/>
@@ -4044,7 +4547,18 @@
           <w:szCs w:val="26"/>
         </w:rPr>
         <w:lastRenderedPageBreak/>
-        <w:t>Bước 5</w:t>
+        <w:t xml:space="preserve">Bước </w:t>
+      </w:r>
+      <w:proofErr w:type="gramStart"/>
+      <w:r>
+        <w:rPr>
+          <w:rFonts w:ascii="Times New Roman" w:hAnsi="Times New Roman" w:cs="Times New Roman"/>
+          <w:b/>
+          <w:bCs/>
+          <w:sz w:val="26"/>
+          <w:szCs w:val="26"/>
+        </w:rPr>
+        <w:t>5</w:t>
       </w:r>
       <w:r>
         <w:rPr>
@@ -4056,6 +4570,7 @@
         </w:rPr>
         <w:t xml:space="preserve"> :</w:t>
       </w:r>
+      <w:proofErr w:type="gramEnd"/>
       <w:r>
         <w:rPr>
           <w:rFonts w:ascii="Times New Roman" w:hAnsi="Times New Roman" w:cs="Times New Roman"/>
@@ -4107,7 +4622,17 @@
           <w:sz w:val="26"/>
           <w:szCs w:val="26"/>
         </w:rPr>
-        <w:t>Kết thúc</w:t>
+        <w:t xml:space="preserve">Kết </w:t>
+      </w:r>
+      <w:proofErr w:type="gramStart"/>
+      <w:r>
+        <w:rPr>
+          <w:rFonts w:ascii="Times New Roman" w:hAnsi="Times New Roman" w:cs="Times New Roman"/>
+          <w:b/>
+          <w:sz w:val="26"/>
+          <w:szCs w:val="26"/>
+        </w:rPr>
+        <w:t>thúc</w:t>
       </w:r>
       <w:r>
         <w:rPr>
@@ -4119,6 +4644,7 @@
         </w:rPr>
         <w:t xml:space="preserve"> :</w:t>
       </w:r>
+      <w:proofErr w:type="gramEnd"/>
       <w:r>
         <w:rPr>
           <w:rFonts w:ascii="Times New Roman" w:hAnsi="Times New Roman" w:cs="Times New Roman"/>
@@ -4232,6 +4758,7 @@
         </w:rPr>
         <w:t xml:space="preserve"> </w:t>
       </w:r>
+      <w:proofErr w:type="gramStart"/>
       <w:r>
         <w:rPr>
           <w:rFonts w:ascii="Times New Roman" w:hAnsi="Times New Roman" w:cs="Times New Roman"/>
@@ -4267,7 +4794,17 @@
           <w:sz w:val="26"/>
           <w:szCs w:val="26"/>
         </w:rPr>
-        <w:t>ề đặt lịch khám:</w:t>
+        <w:t>ề</w:t>
+      </w:r>
+      <w:proofErr w:type="gramEnd"/>
+      <w:r>
+        <w:rPr>
+          <w:rFonts w:ascii="Times New Roman" w:hAnsi="Times New Roman" w:cs="Times New Roman"/>
+          <w:b/>
+          <w:sz w:val="26"/>
+          <w:szCs w:val="26"/>
+        </w:rPr>
+        <w:t xml:space="preserve"> đặt lịch khám:</w:t>
       </w:r>
     </w:p>
     <w:p>
@@ -4342,6 +4879,7 @@
         </w:rPr>
         <w:t xml:space="preserve"> </w:t>
       </w:r>
+      <w:proofErr w:type="gramStart"/>
       <w:r>
         <w:rPr>
           <w:rFonts w:ascii="Times New Roman" w:hAnsi="Times New Roman" w:cs="Times New Roman"/>
@@ -4361,6 +4899,7 @@
         </w:rPr>
         <w:t xml:space="preserve"> :</w:t>
       </w:r>
+      <w:proofErr w:type="gramEnd"/>
       <w:r>
         <w:rPr>
           <w:rFonts w:ascii="Times New Roman" w:hAnsi="Times New Roman" w:cs="Times New Roman"/>
@@ -4386,7 +4925,17 @@
           <w:sz w:val="26"/>
           <w:szCs w:val="26"/>
         </w:rPr>
-        <w:t>ề thay đổi và hủy lịch</w:t>
+        <w:t xml:space="preserve">ề thay đổi và hủy </w:t>
+      </w:r>
+      <w:proofErr w:type="gramStart"/>
+      <w:r>
+        <w:rPr>
+          <w:rFonts w:ascii="Times New Roman" w:hAnsi="Times New Roman" w:cs="Times New Roman"/>
+          <w:b/>
+          <w:sz w:val="26"/>
+          <w:szCs w:val="26"/>
+        </w:rPr>
+        <w:t>lịch</w:t>
       </w:r>
       <w:r>
         <w:rPr>
@@ -4398,6 +4947,7 @@
         </w:rPr>
         <w:t xml:space="preserve"> :</w:t>
       </w:r>
+      <w:proofErr w:type="gramEnd"/>
     </w:p>
     <w:p>
       <w:pPr>
@@ -4461,6 +5011,7 @@
         </w:rPr>
         <w:t xml:space="preserve">Quy định </w:t>
       </w:r>
+      <w:proofErr w:type="gramStart"/>
       <w:r>
         <w:rPr>
           <w:rFonts w:ascii="Times New Roman" w:hAnsi="Times New Roman" w:cs="Times New Roman"/>
@@ -4478,7 +5029,18 @@
           <w:szCs w:val="26"/>
           <w:lang w:val="vi-VN"/>
         </w:rPr>
-        <w:t xml:space="preserve"> : </w:t>
+        <w:t xml:space="preserve"> :</w:t>
+      </w:r>
+      <w:proofErr w:type="gramEnd"/>
+      <w:r>
+        <w:rPr>
+          <w:rFonts w:ascii="Times New Roman" w:hAnsi="Times New Roman" w:cs="Times New Roman"/>
+          <w:b/>
+          <w:sz w:val="26"/>
+          <w:szCs w:val="26"/>
+          <w:lang w:val="vi-VN"/>
+        </w:rPr>
+        <w:t xml:space="preserve"> </w:t>
       </w:r>
       <w:r>
         <w:rPr>
@@ -4581,6 +5143,7 @@
         </w:rPr>
         <w:t xml:space="preserve">Quy định </w:t>
       </w:r>
+      <w:proofErr w:type="gramStart"/>
       <w:r>
         <w:rPr>
           <w:rFonts w:ascii="Times New Roman" w:hAnsi="Times New Roman" w:cs="Times New Roman"/>
@@ -4600,7 +5163,19 @@
           <w:szCs w:val="26"/>
           <w:lang w:val="vi-VN"/>
         </w:rPr>
-        <w:t xml:space="preserve"> : V</w:t>
+        <w:t xml:space="preserve"> :</w:t>
+      </w:r>
+      <w:proofErr w:type="gramEnd"/>
+      <w:r>
+        <w:rPr>
+          <w:rFonts w:ascii="Times New Roman" w:hAnsi="Times New Roman" w:cs="Times New Roman"/>
+          <w:b/>
+          <w:bCs/>
+          <w:sz w:val="26"/>
+          <w:szCs w:val="26"/>
+          <w:lang w:val="vi-VN"/>
+        </w:rPr>
+        <w:t xml:space="preserve"> V</w:t>
       </w:r>
       <w:r>
         <w:rPr>
@@ -4676,6 +5251,7 @@
         </w:rPr>
         <w:t xml:space="preserve">Quy định </w:t>
       </w:r>
+      <w:proofErr w:type="gramStart"/>
       <w:r>
         <w:rPr>
           <w:rFonts w:ascii="Times New Roman" w:hAnsi="Times New Roman" w:cs="Times New Roman"/>
@@ -4695,7 +5271,19 @@
           <w:szCs w:val="26"/>
           <w:lang w:val="vi-VN"/>
         </w:rPr>
-        <w:t xml:space="preserve"> : </w:t>
+        <w:t xml:space="preserve"> :</w:t>
+      </w:r>
+      <w:proofErr w:type="gramEnd"/>
+      <w:r>
+        <w:rPr>
+          <w:rFonts w:ascii="Times New Roman" w:hAnsi="Times New Roman" w:cs="Times New Roman"/>
+          <w:b/>
+          <w:bCs/>
+          <w:sz w:val="26"/>
+          <w:szCs w:val="26"/>
+          <w:lang w:val="vi-VN"/>
+        </w:rPr>
+        <w:t xml:space="preserve"> </w:t>
       </w:r>
       <w:r>
         <w:rPr>
@@ -4741,6 +5329,21 @@
         </w:rPr>
         <w:t>Thông tin cá nhân, hồ sơ bệnh án và lịch sử khám chữa bệnh của bệnh nhân phải được bảo mật và chỉ cung cấp cho người có thẩm quyền. Nhân viên phòng khám không được tự ý chia sẻ hoặc sử dụng thông tin bệnh nhân cho mục đích ngoài nghiệp vụ.</w:t>
       </w:r>
+    </w:p>
+    <w:p>
+      <w:pPr>
+        <w:pStyle w:val="ListParagraph"/>
+        <w:spacing w:after="120" w:line="240" w:lineRule="auto"/>
+        <w:ind w:left="1080"/>
+        <w:jc w:val="both"/>
+        <w:rPr>
+          <w:rFonts w:ascii="Times New Roman" w:hAnsi="Times New Roman" w:cs="Times New Roman"/>
+          <w:bCs/>
+          <w:sz w:val="26"/>
+          <w:szCs w:val="26"/>
+          <w:lang w:val="vi-VN"/>
+        </w:rPr>
+      </w:pPr>
     </w:p>
     <w:p>
       <w:pPr>
@@ -4755,6 +5358,50 @@
           <w:szCs w:val="26"/>
         </w:rPr>
       </w:pPr>
+      <w:r>
+        <w:rPr>
+          <w:rFonts w:ascii="Times New Roman" w:hAnsi="Times New Roman" w:cs="Times New Roman"/>
+          <w:b/>
+          <w:sz w:val="26"/>
+          <w:szCs w:val="26"/>
+        </w:rPr>
+        <w:lastRenderedPageBreak/>
+        <w:drawing>
+          <wp:inline distT="0" distB="0" distL="0" distR="0" wp14:anchorId="1BE9A315" wp14:editId="06B029C3">
+            <wp:extent cx="6511925" cy="3637280"/>
+            <wp:effectExtent l="0" t="0" r="3175" b="1270"/>
+            <wp:docPr id="182175269" name="Picture 1"/>
+            <wp:cNvGraphicFramePr>
+              <a:graphicFrameLocks xmlns:a="http://schemas.openxmlformats.org/drawingml/2006/main" noChangeAspect="1"/>
+            </wp:cNvGraphicFramePr>
+            <a:graphic xmlns:a="http://schemas.openxmlformats.org/drawingml/2006/main">
+              <a:graphicData uri="http://schemas.openxmlformats.org/drawingml/2006/picture">
+                <pic:pic xmlns:pic="http://schemas.openxmlformats.org/drawingml/2006/picture">
+                  <pic:nvPicPr>
+                    <pic:cNvPr id="182175269" name=""/>
+                    <pic:cNvPicPr/>
+                  </pic:nvPicPr>
+                  <pic:blipFill>
+                    <a:blip r:embed="rId7"/>
+                    <a:stretch>
+                      <a:fillRect/>
+                    </a:stretch>
+                  </pic:blipFill>
+                  <pic:spPr>
+                    <a:xfrm>
+                      <a:off x="0" y="0"/>
+                      <a:ext cx="6511925" cy="3637280"/>
+                    </a:xfrm>
+                    <a:prstGeom prst="rect">
+                      <a:avLst/>
+                    </a:prstGeom>
+                  </pic:spPr>
+                </pic:pic>
+              </a:graphicData>
+            </a:graphic>
+          </wp:inline>
+        </w:drawing>
+      </w:r>
     </w:p>
     <w:p>
       <w:pPr>
@@ -5005,9 +5652,8 @@
                 <w:rFonts w:ascii="Times New Roman" w:hAnsi="Times New Roman" w:cs="Times New Roman"/>
                 <w:sz w:val="26"/>
                 <w:szCs w:val="26"/>
-                <w:lang w:val="vi-VN"/>
               </w:rPr>
-              <w:t>Có những hình thức đặt lịch nào?</w:t>
+              <w:t>Khi bệnh nhân đặt lịch khám, nhân viên cần kiểm tra những thông tin và điều kiện nào trước khi tạo lịch hẹn?</w:t>
             </w:r>
           </w:p>
         </w:tc>
@@ -5027,15 +5673,6 @@
                 <w:lang w:val="vi-VN"/>
               </w:rPr>
             </w:pPr>
-            <w:r>
-              <w:rPr>
-                <w:rFonts w:ascii="Times New Roman" w:hAnsi="Times New Roman" w:cs="Times New Roman"/>
-                <w:sz w:val="26"/>
-                <w:szCs w:val="26"/>
-                <w:lang w:val="vi-VN"/>
-              </w:rPr>
-              <w:t>Đặt lịch trực tiếp, qua điện thoại hoặc qua trang web.</w:t>
-            </w:r>
           </w:p>
         </w:tc>
         <w:tc>
@@ -5104,7 +5741,7 @@
                 <w:sz w:val="26"/>
                 <w:szCs w:val="26"/>
               </w:rPr>
-              <w:t>Khi đặt lịch, nhân viên cần thu thập những thông tin gì của bệnh nhân?</w:t>
+              <w:t>Làm thế nào để nhân viên quản lý lịch làm việc của bác sĩ, y tá và tránh tình trạng trùng lịch hoặc thiếu nhân sự?</w:t>
             </w:r>
           </w:p>
         </w:tc>
@@ -5123,15 +5760,6 @@
                 <w:szCs w:val="26"/>
               </w:rPr>
             </w:pPr>
-            <w:r>
-              <w:rPr>
-                <w:rFonts w:ascii="Times New Roman" w:hAnsi="Times New Roman" w:cs="Times New Roman"/>
-                <w:sz w:val="26"/>
-                <w:szCs w:val="26"/>
-                <w:lang w:val="vi-VN"/>
-              </w:rPr>
-              <w:t>Cần họ tên, số điện thoại, có thể thêm ghi chú (nếu có) để nhân viên tư vấn liên hệ sau đó.</w:t>
-            </w:r>
           </w:p>
         </w:tc>
         <w:tc>
@@ -5195,14 +5823,6 @@
                 <w:lang w:val="vi-VN"/>
               </w:rPr>
             </w:pPr>
-            <w:r>
-              <w:rPr>
-                <w:rFonts w:ascii="Times New Roman" w:hAnsi="Times New Roman" w:cs="Times New Roman"/>
-                <w:sz w:val="26"/>
-                <w:szCs w:val="26"/>
-              </w:rPr>
-              <w:t>Bệnh nhân có được tự chọn bác sĩ không?</w:t>
-            </w:r>
           </w:p>
         </w:tc>
         <w:tc>
@@ -5283,14 +5903,6 @@
                 <w:lang w:val="vi-VN"/>
               </w:rPr>
             </w:pPr>
-            <w:r>
-              <w:rPr>
-                <w:rFonts w:ascii="Times New Roman" w:hAnsi="Times New Roman" w:cs="Times New Roman"/>
-                <w:sz w:val="26"/>
-                <w:szCs w:val="26"/>
-              </w:rPr>
-              <w:t>Bệnh nhân có được tự chọn ngày và giờ khám không?</w:t>
-            </w:r>
           </w:p>
         </w:tc>
         <w:tc>
@@ -5351,7 +5963,6 @@
                 <w:sz w:val="26"/>
                 <w:szCs w:val="26"/>
               </w:rPr>
-              <w:lastRenderedPageBreak/>
               <w:t>5.</w:t>
             </w:r>
           </w:p>
@@ -5371,14 +5982,6 @@
                 <w:szCs w:val="26"/>
               </w:rPr>
             </w:pPr>
-            <w:r>
-              <w:rPr>
-                <w:rFonts w:ascii="Times New Roman" w:hAnsi="Times New Roman" w:cs="Times New Roman"/>
-                <w:sz w:val="26"/>
-                <w:szCs w:val="26"/>
-              </w:rPr>
-              <w:t>Làm thế nào để biết bác sĩ còn lịch trống?</w:t>
-            </w:r>
           </w:p>
         </w:tc>
         <w:tc>
@@ -5458,14 +6061,6 @@
                 <w:szCs w:val="26"/>
               </w:rPr>
             </w:pPr>
-            <w:r>
-              <w:rPr>
-                <w:rFonts w:ascii="Times New Roman" w:hAnsi="Times New Roman" w:cs="Times New Roman"/>
-                <w:sz w:val="26"/>
-                <w:szCs w:val="26"/>
-              </w:rPr>
-              <w:t>Có xảy ra tình trạng đặt trùng lịch không? Nếu có thì xử lý như thế nào?</w:t>
-            </w:r>
           </w:p>
         </w:tc>
         <w:tc>
@@ -5854,6 +6449,7 @@
           <w:sz w:val="26"/>
           <w:szCs w:val="26"/>
         </w:rPr>
+        <w:lastRenderedPageBreak/>
         <w:t>Yêu cầ</w:t>
       </w:r>
       <w:r>
@@ -6015,12 +6611,12 @@
       </w:pPr>
     </w:p>
     <w:sectPr>
-      <w:headerReference w:type="even" r:id="rId7"/>
-      <w:headerReference w:type="default" r:id="rId8"/>
-      <w:footerReference w:type="even" r:id="rId9"/>
-      <w:footerReference w:type="default" r:id="rId10"/>
-      <w:headerReference w:type="first" r:id="rId11"/>
-      <w:footerReference w:type="first" r:id="rId12"/>
+      <w:headerReference w:type="even" r:id="rId8"/>
+      <w:headerReference w:type="default" r:id="rId9"/>
+      <w:footerReference w:type="even" r:id="rId10"/>
+      <w:footerReference w:type="default" r:id="rId11"/>
+      <w:headerReference w:type="first" r:id="rId12"/>
+      <w:footerReference w:type="first" r:id="rId13"/>
       <w:pgSz w:w="12240" w:h="15840" w:code="1"/>
       <w:pgMar w:top="851" w:right="851" w:bottom="851" w:left="1134" w:header="567" w:footer="567" w:gutter="0"/>
       <w:cols w:space="720"/>
@@ -6031,7 +6627,7 @@
 </file>
 
 <file path=word/endnotes.xml><?xml version="1.0" encoding="utf-8"?>
-<w:endnotes xmlns:wpc="http://schemas.microsoft.com/office/word/2010/wordprocessingCanvas" xmlns:cx="http://schemas.microsoft.com/office/drawing/2014/chartex" xmlns:cx1="http://schemas.microsoft.com/office/drawing/2015/9/8/chartex" xmlns:cx2="http://schemas.microsoft.com/office/drawing/2015/10/21/chartex" xmlns:cx3="http://schemas.microsoft.com/office/drawing/2016/5/9/chartex" xmlns:cx4="http://schemas.microsoft.com/office/drawing/2016/5/10/chartex" xmlns:cx5="http://schemas.microsoft.com/office/drawing/2016/5/11/chartex" xmlns:cx6="http://schemas.microsoft.com/office/drawing/2016/5/12/chartex" xmlns:cx7="http://schemas.microsoft.com/office/drawing/2016/5/13/chartex" xmlns:cx8="http://schemas.microsoft.com/office/drawing/2016/5/14/chartex" xmlns:mc="http://schemas.openxmlformats.org/markup-compatibility/2006" xmlns:aink="http://schemas.microsoft.com/office/drawing/2016/ink" xmlns:am3d="http://schemas.microsoft.com/office/drawing/2017/model3d" xmlns:o="urn:schemas-microsoft-com:office:office" xmlns:oel="http://schemas.microsoft.com/office/2019/extlst" xmlns:r="http://schemas.openxmlformats.org/officeDocument/2006/relationships" xmlns:m="http://schemas.openxmlformats.org/officeDocument/2006/math" xmlns:v="urn:schemas-microsoft-com:vml" xmlns:wp14="http://schemas.microsoft.com/office/word/2010/wordprocessingDrawing" xmlns:wp="http://schemas.openxmlformats.org/drawingml/2006/wordprocessingDrawing" xmlns:w10="urn:schemas-microsoft-com:office:word" xmlns:w="http://schemas.openxmlformats.org/wordprocessingml/2006/main" xmlns:w14="http://schemas.microsoft.com/office/word/2010/wordml" xmlns:w15="http://schemas.microsoft.com/office/word/2012/wordml" xmlns:w16cei="http://schemas.microsoft.com/office/word/2026/wordml/cei" xmlns:w16cex="http://schemas.microsoft.com/office/word/2018/wordml/cex" xmlns:w16cid="http://schemas.microsoft.com/office/word/2016/wordml/cid" xmlns:w16="http://schemas.microsoft.com/office/word/2018/wordml" xmlns:w16du="http://schemas.microsoft.com/office/word/2023/wordml/word16du" xmlns:w16sdtdh="http://schemas.microsoft.com/office/word/2020/wordml/sdtdatahash" xmlns:w16sdtfl="http://schemas.microsoft.com/office/word/2024/wordml/sdtformatlock" xmlns:w16se="http://schemas.microsoft.com/office/word/2015/wordml/symex" xmlns:wpg="http://schemas.microsoft.com/office/word/2010/wordprocessingGroup" xmlns:wpi="http://schemas.microsoft.com/office/word/2010/wordprocessingInk" xmlns:wne="http://schemas.microsoft.com/office/word/2006/wordml" xmlns:wps="http://schemas.microsoft.com/office/word/2010/wordprocessingShape" mc:Ignorable="w14 w15 w16se w16cid w16 w16cex w16sdtdh w16sdtfl w16du wp14">
+<w:endnotes xmlns:wpc="http://schemas.microsoft.com/office/word/2010/wordprocessingCanvas" xmlns:cx="http://schemas.microsoft.com/office/drawing/2014/chartex" xmlns:cx1="http://schemas.microsoft.com/office/drawing/2015/9/8/chartex" xmlns:cx2="http://schemas.microsoft.com/office/drawing/2015/10/21/chartex" xmlns:cx3="http://schemas.microsoft.com/office/drawing/2016/5/9/chartex" xmlns:cx4="http://schemas.microsoft.com/office/drawing/2016/5/10/chartex" xmlns:cx5="http://schemas.microsoft.com/office/drawing/2016/5/11/chartex" xmlns:cx6="http://schemas.microsoft.com/office/drawing/2016/5/12/chartex" xmlns:cx7="http://schemas.microsoft.com/office/drawing/2016/5/13/chartex" xmlns:cx8="http://schemas.microsoft.com/office/drawing/2016/5/14/chartex" xmlns:mc="http://schemas.openxmlformats.org/markup-compatibility/2006" xmlns:aink="http://schemas.microsoft.com/office/drawing/2016/ink" xmlns:am3d="http://schemas.microsoft.com/office/drawing/2017/model3d" xmlns:o="urn:schemas-microsoft-com:office:office" xmlns:oel="http://schemas.microsoft.com/office/2019/extlst" xmlns:r="http://schemas.openxmlformats.org/officeDocument/2006/relationships" xmlns:m="http://schemas.openxmlformats.org/officeDocument/2006/math" xmlns:v="urn:schemas-microsoft-com:vml" xmlns:wp14="http://schemas.microsoft.com/office/word/2010/wordprocessingDrawing" xmlns:wp="http://schemas.openxmlformats.org/drawingml/2006/wordprocessingDrawing" xmlns:w10="urn:schemas-microsoft-com:office:word" xmlns:w="http://schemas.openxmlformats.org/wordprocessingml/2006/main" xmlns:w14="http://schemas.microsoft.com/office/word/2010/wordml" xmlns:w15="http://schemas.microsoft.com/office/word/2012/wordml" xmlns:w16cex="http://schemas.microsoft.com/office/word/2018/wordml/cex" xmlns:w16cid="http://schemas.microsoft.com/office/word/2016/wordml/cid" xmlns:w16="http://schemas.microsoft.com/office/word/2018/wordml" xmlns:w16du="http://schemas.microsoft.com/office/word/2023/wordml/word16du" xmlns:w16sdtdh="http://schemas.microsoft.com/office/word/2020/wordml/sdtdatahash" xmlns:w16sdtfl="http://schemas.microsoft.com/office/word/2024/wordml/sdtformatlock" xmlns:w16se="http://schemas.microsoft.com/office/word/2015/wordml/symex" xmlns:wpg="http://schemas.microsoft.com/office/word/2010/wordprocessingGroup" xmlns:wpi="http://schemas.microsoft.com/office/word/2010/wordprocessingInk" xmlns:wne="http://schemas.microsoft.com/office/word/2006/wordml" xmlns:wps="http://schemas.microsoft.com/office/word/2010/wordprocessingShape" mc:Ignorable="w14 w15 w16se w16cid w16 w16cex w16sdtdh w16sdtfl w16du wp14">
   <w:endnote w:type="separator" w:id="-1">
     <w:p>
       <w:pPr>
@@ -6056,7 +6652,7 @@
 </file>
 
 <file path=word/footer1.xml><?xml version="1.0" encoding="utf-8"?>
-<w:ftr xmlns:wpc="http://schemas.microsoft.com/office/word/2010/wordprocessingCanvas" xmlns:cx="http://schemas.microsoft.com/office/drawing/2014/chartex" xmlns:cx1="http://schemas.microsoft.com/office/drawing/2015/9/8/chartex" xmlns:cx2="http://schemas.microsoft.com/office/drawing/2015/10/21/chartex" xmlns:cx3="http://schemas.microsoft.com/office/drawing/2016/5/9/chartex" xmlns:cx4="http://schemas.microsoft.com/office/drawing/2016/5/10/chartex" xmlns:cx5="http://schemas.microsoft.com/office/drawing/2016/5/11/chartex" xmlns:cx6="http://schemas.microsoft.com/office/drawing/2016/5/12/chartex" xmlns:cx7="http://schemas.microsoft.com/office/drawing/2016/5/13/chartex" xmlns:cx8="http://schemas.microsoft.com/office/drawing/2016/5/14/chartex" xmlns:mc="http://schemas.openxmlformats.org/markup-compatibility/2006" xmlns:aink="http://schemas.microsoft.com/office/drawing/2016/ink" xmlns:am3d="http://schemas.microsoft.com/office/drawing/2017/model3d" xmlns:o="urn:schemas-microsoft-com:office:office" xmlns:oel="http://schemas.microsoft.com/office/2019/extlst" xmlns:r="http://schemas.openxmlformats.org/officeDocument/2006/relationships" xmlns:m="http://schemas.openxmlformats.org/officeDocument/2006/math" xmlns:v="urn:schemas-microsoft-com:vml" xmlns:wp14="http://schemas.microsoft.com/office/word/2010/wordprocessingDrawing" xmlns:wp="http://schemas.openxmlformats.org/drawingml/2006/wordprocessingDrawing" xmlns:w10="urn:schemas-microsoft-com:office:word" xmlns:w="http://schemas.openxmlformats.org/wordprocessingml/2006/main" xmlns:w14="http://schemas.microsoft.com/office/word/2010/wordml" xmlns:w15="http://schemas.microsoft.com/office/word/2012/wordml" xmlns:w16cei="http://schemas.microsoft.com/office/word/2026/wordml/cei" xmlns:w16cex="http://schemas.microsoft.com/office/word/2018/wordml/cex" xmlns:w16cid="http://schemas.microsoft.com/office/word/2016/wordml/cid" xmlns:w16="http://schemas.microsoft.com/office/word/2018/wordml" xmlns:w16du="http://schemas.microsoft.com/office/word/2023/wordml/word16du" xmlns:w16sdtdh="http://schemas.microsoft.com/office/word/2020/wordml/sdtdatahash" xmlns:w16sdtfl="http://schemas.microsoft.com/office/word/2024/wordml/sdtformatlock" xmlns:w16se="http://schemas.microsoft.com/office/word/2015/wordml/symex" xmlns:wpg="http://schemas.microsoft.com/office/word/2010/wordprocessingGroup" xmlns:wpi="http://schemas.microsoft.com/office/word/2010/wordprocessingInk" xmlns:wne="http://schemas.microsoft.com/office/word/2006/wordml" xmlns:wps="http://schemas.microsoft.com/office/word/2010/wordprocessingShape" mc:Ignorable="w14 w15 w16se w16cid w16 w16cex w16sdtdh w16sdtfl w16du wp14">
+<w:ftr xmlns:wpc="http://schemas.microsoft.com/office/word/2010/wordprocessingCanvas" xmlns:cx="http://schemas.microsoft.com/office/drawing/2014/chartex" xmlns:cx1="http://schemas.microsoft.com/office/drawing/2015/9/8/chartex" xmlns:cx2="http://schemas.microsoft.com/office/drawing/2015/10/21/chartex" xmlns:cx3="http://schemas.microsoft.com/office/drawing/2016/5/9/chartex" xmlns:cx4="http://schemas.microsoft.com/office/drawing/2016/5/10/chartex" xmlns:cx5="http://schemas.microsoft.com/office/drawing/2016/5/11/chartex" xmlns:cx6="http://schemas.microsoft.com/office/drawing/2016/5/12/chartex" xmlns:cx7="http://schemas.microsoft.com/office/drawing/2016/5/13/chartex" xmlns:cx8="http://schemas.microsoft.com/office/drawing/2016/5/14/chartex" xmlns:mc="http://schemas.openxmlformats.org/markup-compatibility/2006" xmlns:aink="http://schemas.microsoft.com/office/drawing/2016/ink" xmlns:am3d="http://schemas.microsoft.com/office/drawing/2017/model3d" xmlns:o="urn:schemas-microsoft-com:office:office" xmlns:oel="http://schemas.microsoft.com/office/2019/extlst" xmlns:r="http://schemas.openxmlformats.org/officeDocument/2006/relationships" xmlns:m="http://schemas.openxmlformats.org/officeDocument/2006/math" xmlns:v="urn:schemas-microsoft-com:vml" xmlns:wp14="http://schemas.microsoft.com/office/word/2010/wordprocessingDrawing" xmlns:wp="http://schemas.openxmlformats.org/drawingml/2006/wordprocessingDrawing" xmlns:w10="urn:schemas-microsoft-com:office:word" xmlns:w="http://schemas.openxmlformats.org/wordprocessingml/2006/main" xmlns:w14="http://schemas.microsoft.com/office/word/2010/wordml" xmlns:w15="http://schemas.microsoft.com/office/word/2012/wordml" xmlns:w16cex="http://schemas.microsoft.com/office/word/2018/wordml/cex" xmlns:w16cid="http://schemas.microsoft.com/office/word/2016/wordml/cid" xmlns:w16="http://schemas.microsoft.com/office/word/2018/wordml" xmlns:w16du="http://schemas.microsoft.com/office/word/2023/wordml/word16du" xmlns:w16sdtdh="http://schemas.microsoft.com/office/word/2020/wordml/sdtdatahash" xmlns:w16sdtfl="http://schemas.microsoft.com/office/word/2024/wordml/sdtformatlock" xmlns:w16se="http://schemas.microsoft.com/office/word/2015/wordml/symex" xmlns:wpg="http://schemas.microsoft.com/office/word/2010/wordprocessingGroup" xmlns:wpi="http://schemas.microsoft.com/office/word/2010/wordprocessingInk" xmlns:wne="http://schemas.microsoft.com/office/word/2006/wordml" xmlns:wps="http://schemas.microsoft.com/office/word/2010/wordprocessingShape" mc:Ignorable="w14 w15 w16se w16cid w16 w16cex w16sdtdh w16sdtfl w16du wp14">
   <w:p>
     <w:pPr>
       <w:pStyle w:val="Footer"/>
@@ -6066,7 +6662,7 @@
 </file>
 
 <file path=word/footer2.xml><?xml version="1.0" encoding="utf-8"?>
-<w:ftr xmlns:wpc="http://schemas.microsoft.com/office/word/2010/wordprocessingCanvas" xmlns:cx="http://schemas.microsoft.com/office/drawing/2014/chartex" xmlns:cx1="http://schemas.microsoft.com/office/drawing/2015/9/8/chartex" xmlns:cx2="http://schemas.microsoft.com/office/drawing/2015/10/21/chartex" xmlns:cx3="http://schemas.microsoft.com/office/drawing/2016/5/9/chartex" xmlns:cx4="http://schemas.microsoft.com/office/drawing/2016/5/10/chartex" xmlns:cx5="http://schemas.microsoft.com/office/drawing/2016/5/11/chartex" xmlns:cx6="http://schemas.microsoft.com/office/drawing/2016/5/12/chartex" xmlns:cx7="http://schemas.microsoft.com/office/drawing/2016/5/13/chartex" xmlns:cx8="http://schemas.microsoft.com/office/drawing/2016/5/14/chartex" xmlns:mc="http://schemas.openxmlformats.org/markup-compatibility/2006" xmlns:aink="http://schemas.microsoft.com/office/drawing/2016/ink" xmlns:am3d="http://schemas.microsoft.com/office/drawing/2017/model3d" xmlns:o="urn:schemas-microsoft-com:office:office" xmlns:oel="http://schemas.microsoft.com/office/2019/extlst" xmlns:r="http://schemas.openxmlformats.org/officeDocument/2006/relationships" xmlns:m="http://schemas.openxmlformats.org/officeDocument/2006/math" xmlns:v="urn:schemas-microsoft-com:vml" xmlns:wp14="http://schemas.microsoft.com/office/word/2010/wordprocessingDrawing" xmlns:wp="http://schemas.openxmlformats.org/drawingml/2006/wordprocessingDrawing" xmlns:w10="urn:schemas-microsoft-com:office:word" xmlns:w="http://schemas.openxmlformats.org/wordprocessingml/2006/main" xmlns:w14="http://schemas.microsoft.com/office/word/2010/wordml" xmlns:w15="http://schemas.microsoft.com/office/word/2012/wordml" xmlns:w16cei="http://schemas.microsoft.com/office/word/2026/wordml/cei" xmlns:w16cex="http://schemas.microsoft.com/office/word/2018/wordml/cex" xmlns:w16cid="http://schemas.microsoft.com/office/word/2016/wordml/cid" xmlns:w16="http://schemas.microsoft.com/office/word/2018/wordml" xmlns:w16du="http://schemas.microsoft.com/office/word/2023/wordml/word16du" xmlns:w16sdtdh="http://schemas.microsoft.com/office/word/2020/wordml/sdtdatahash" xmlns:w16sdtfl="http://schemas.microsoft.com/office/word/2024/wordml/sdtformatlock" xmlns:w16se="http://schemas.microsoft.com/office/word/2015/wordml/symex" xmlns:wpg="http://schemas.microsoft.com/office/word/2010/wordprocessingGroup" xmlns:wpi="http://schemas.microsoft.com/office/word/2010/wordprocessingInk" xmlns:wne="http://schemas.microsoft.com/office/word/2006/wordml" xmlns:wps="http://schemas.microsoft.com/office/word/2010/wordprocessingShape" mc:Ignorable="w14 w15 w16se w16cid w16 w16cex w16sdtdh w16sdtfl w16du wp14">
+<w:ftr xmlns:wpc="http://schemas.microsoft.com/office/word/2010/wordprocessingCanvas" xmlns:cx="http://schemas.microsoft.com/office/drawing/2014/chartex" xmlns:cx1="http://schemas.microsoft.com/office/drawing/2015/9/8/chartex" xmlns:cx2="http://schemas.microsoft.com/office/drawing/2015/10/21/chartex" xmlns:cx3="http://schemas.microsoft.com/office/drawing/2016/5/9/chartex" xmlns:cx4="http://schemas.microsoft.com/office/drawing/2016/5/10/chartex" xmlns:cx5="http://schemas.microsoft.com/office/drawing/2016/5/11/chartex" xmlns:cx6="http://schemas.microsoft.com/office/drawing/2016/5/12/chartex" xmlns:cx7="http://schemas.microsoft.com/office/drawing/2016/5/13/chartex" xmlns:cx8="http://schemas.microsoft.com/office/drawing/2016/5/14/chartex" xmlns:mc="http://schemas.openxmlformats.org/markup-compatibility/2006" xmlns:aink="http://schemas.microsoft.com/office/drawing/2016/ink" xmlns:am3d="http://schemas.microsoft.com/office/drawing/2017/model3d" xmlns:o="urn:schemas-microsoft-com:office:office" xmlns:oel="http://schemas.microsoft.com/office/2019/extlst" xmlns:r="http://schemas.openxmlformats.org/officeDocument/2006/relationships" xmlns:m="http://schemas.openxmlformats.org/officeDocument/2006/math" xmlns:v="urn:schemas-microsoft-com:vml" xmlns:wp14="http://schemas.microsoft.com/office/word/2010/wordprocessingDrawing" xmlns:wp="http://schemas.openxmlformats.org/drawingml/2006/wordprocessingDrawing" xmlns:w10="urn:schemas-microsoft-com:office:word" xmlns:w="http://schemas.openxmlformats.org/wordprocessingml/2006/main" xmlns:w14="http://schemas.microsoft.com/office/word/2010/wordml" xmlns:w15="http://schemas.microsoft.com/office/word/2012/wordml" xmlns:w16cex="http://schemas.microsoft.com/office/word/2018/wordml/cex" xmlns:w16cid="http://schemas.microsoft.com/office/word/2016/wordml/cid" xmlns:w16="http://schemas.microsoft.com/office/word/2018/wordml" xmlns:w16du="http://schemas.microsoft.com/office/word/2023/wordml/word16du" xmlns:w16sdtdh="http://schemas.microsoft.com/office/word/2020/wordml/sdtdatahash" xmlns:w16sdtfl="http://schemas.microsoft.com/office/word/2024/wordml/sdtformatlock" xmlns:w16se="http://schemas.microsoft.com/office/word/2015/wordml/symex" xmlns:wpg="http://schemas.microsoft.com/office/word/2010/wordprocessingGroup" xmlns:wpi="http://schemas.microsoft.com/office/word/2010/wordprocessingInk" xmlns:wne="http://schemas.microsoft.com/office/word/2006/wordml" xmlns:wps="http://schemas.microsoft.com/office/word/2010/wordprocessingShape" mc:Ignorable="w14 w15 w16se w16cid w16 w16cex w16sdtdh w16sdtfl w16du wp14">
   <w:sdt>
     <w:sdtPr>
       <w:rPr>
@@ -6159,7 +6755,7 @@
                 </wp:anchor>
               </w:drawing>
             </mc:Choice>
-            <mc:Fallback>
+            <mc:Fallback xmlns:w16cei="http://schemas.microsoft.com/office/word/2026/wordml/cei">
               <w:pict>
                 <v:line w14:anchorId="62D43E4F" id="Straight Connector 1" o:spid="_x0000_s1026" style="position:absolute;z-index:251659264;visibility:visible;mso-wrap-style:square;mso-width-percent:0;mso-wrap-distance-left:9pt;mso-wrap-distance-top:0;mso-wrap-distance-right:9pt;mso-wrap-distance-bottom:0;mso-position-horizontal:absolute;mso-position-horizontal-relative:text;mso-position-vertical:absolute;mso-position-vertical-relative:text;mso-width-percent:0;mso-width-relative:margin" from=".85pt,.5pt" to="525.25pt,.5pt" o:gfxdata="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" strokecolor="black [3200]" strokeweight=".5pt">
                   <v:stroke joinstyle="miter"/>
@@ -6346,7 +6942,7 @@
 </file>
 
 <file path=word/footer3.xml><?xml version="1.0" encoding="utf-8"?>
-<w:ftr xmlns:wpc="http://schemas.microsoft.com/office/word/2010/wordprocessingCanvas" xmlns:cx="http://schemas.microsoft.com/office/drawing/2014/chartex" xmlns:cx1="http://schemas.microsoft.com/office/drawing/2015/9/8/chartex" xmlns:cx2="http://schemas.microsoft.com/office/drawing/2015/10/21/chartex" xmlns:cx3="http://schemas.microsoft.com/office/drawing/2016/5/9/chartex" xmlns:cx4="http://schemas.microsoft.com/office/drawing/2016/5/10/chartex" xmlns:cx5="http://schemas.microsoft.com/office/drawing/2016/5/11/chartex" xmlns:cx6="http://schemas.microsoft.com/office/drawing/2016/5/12/chartex" xmlns:cx7="http://schemas.microsoft.com/office/drawing/2016/5/13/chartex" xmlns:cx8="http://schemas.microsoft.com/office/drawing/2016/5/14/chartex" xmlns:mc="http://schemas.openxmlformats.org/markup-compatibility/2006" xmlns:aink="http://schemas.microsoft.com/office/drawing/2016/ink" xmlns:am3d="http://schemas.microsoft.com/office/drawing/2017/model3d" xmlns:o="urn:schemas-microsoft-com:office:office" xmlns:oel="http://schemas.microsoft.com/office/2019/extlst" xmlns:r="http://schemas.openxmlformats.org/officeDocument/2006/relationships" xmlns:m="http://schemas.openxmlformats.org/officeDocument/2006/math" xmlns:v="urn:schemas-microsoft-com:vml" xmlns:wp14="http://schemas.microsoft.com/office/word/2010/wordprocessingDrawing" xmlns:wp="http://schemas.openxmlformats.org/drawingml/2006/wordprocessingDrawing" xmlns:w10="urn:schemas-microsoft-com:office:word" xmlns:w="http://schemas.openxmlformats.org/wordprocessingml/2006/main" xmlns:w14="http://schemas.microsoft.com/office/word/2010/wordml" xmlns:w15="http://schemas.microsoft.com/office/word/2012/wordml" xmlns:w16cei="http://schemas.microsoft.com/office/word/2026/wordml/cei" xmlns:w16cex="http://schemas.microsoft.com/office/word/2018/wordml/cex" xmlns:w16cid="http://schemas.microsoft.com/office/word/2016/wordml/cid" xmlns:w16="http://schemas.microsoft.com/office/word/2018/wordml" xmlns:w16du="http://schemas.microsoft.com/office/word/2023/wordml/word16du" xmlns:w16sdtdh="http://schemas.microsoft.com/office/word/2020/wordml/sdtdatahash" xmlns:w16sdtfl="http://schemas.microsoft.com/office/word/2024/wordml/sdtformatlock" xmlns:w16se="http://schemas.microsoft.com/office/word/2015/wordml/symex" xmlns:wpg="http://schemas.microsoft.com/office/word/2010/wordprocessingGroup" xmlns:wpi="http://schemas.microsoft.com/office/word/2010/wordprocessingInk" xmlns:wne="http://schemas.microsoft.com/office/word/2006/wordml" xmlns:wps="http://schemas.microsoft.com/office/word/2010/wordprocessingShape" mc:Ignorable="w14 w15 w16se w16cid w16 w16cex w16sdtdh w16sdtfl w16du wp14">
+<w:ftr xmlns:wpc="http://schemas.microsoft.com/office/word/2010/wordprocessingCanvas" xmlns:cx="http://schemas.microsoft.com/office/drawing/2014/chartex" xmlns:cx1="http://schemas.microsoft.com/office/drawing/2015/9/8/chartex" xmlns:cx2="http://schemas.microsoft.com/office/drawing/2015/10/21/chartex" xmlns:cx3="http://schemas.microsoft.com/office/drawing/2016/5/9/chartex" xmlns:cx4="http://schemas.microsoft.com/office/drawing/2016/5/10/chartex" xmlns:cx5="http://schemas.microsoft.com/office/drawing/2016/5/11/chartex" xmlns:cx6="http://schemas.microsoft.com/office/drawing/2016/5/12/chartex" xmlns:cx7="http://schemas.microsoft.com/office/drawing/2016/5/13/chartex" xmlns:cx8="http://schemas.microsoft.com/office/drawing/2016/5/14/chartex" xmlns:mc="http://schemas.openxmlformats.org/markup-compatibility/2006" xmlns:aink="http://schemas.microsoft.com/office/drawing/2016/ink" xmlns:am3d="http://schemas.microsoft.com/office/drawing/2017/model3d" xmlns:o="urn:schemas-microsoft-com:office:office" xmlns:oel="http://schemas.microsoft.com/office/2019/extlst" xmlns:r="http://schemas.openxmlformats.org/officeDocument/2006/relationships" xmlns:m="http://schemas.openxmlformats.org/officeDocument/2006/math" xmlns:v="urn:schemas-microsoft-com:vml" xmlns:wp14="http://schemas.microsoft.com/office/word/2010/wordprocessingDrawing" xmlns:wp="http://schemas.openxmlformats.org/drawingml/2006/wordprocessingDrawing" xmlns:w10="urn:schemas-microsoft-com:office:word" xmlns:w="http://schemas.openxmlformats.org/wordprocessingml/2006/main" xmlns:w14="http://schemas.microsoft.com/office/word/2010/wordml" xmlns:w15="http://schemas.microsoft.com/office/word/2012/wordml" xmlns:w16cex="http://schemas.microsoft.com/office/word/2018/wordml/cex" xmlns:w16cid="http://schemas.microsoft.com/office/word/2016/wordml/cid" xmlns:w16="http://schemas.microsoft.com/office/word/2018/wordml" xmlns:w16du="http://schemas.microsoft.com/office/word/2023/wordml/word16du" xmlns:w16sdtdh="http://schemas.microsoft.com/office/word/2020/wordml/sdtdatahash" xmlns:w16sdtfl="http://schemas.microsoft.com/office/word/2024/wordml/sdtformatlock" xmlns:w16se="http://schemas.microsoft.com/office/word/2015/wordml/symex" xmlns:wpg="http://schemas.microsoft.com/office/word/2010/wordprocessingGroup" xmlns:wpi="http://schemas.microsoft.com/office/word/2010/wordprocessingInk" xmlns:wne="http://schemas.microsoft.com/office/word/2006/wordml" xmlns:wps="http://schemas.microsoft.com/office/word/2010/wordprocessingShape" mc:Ignorable="w14 w15 w16se w16cid w16 w16cex w16sdtdh w16sdtfl w16du wp14">
   <w:p>
     <w:pPr>
       <w:pStyle w:val="Footer"/>
@@ -6356,7 +6952,7 @@
 </file>
 
 <file path=word/footnotes.xml><?xml version="1.0" encoding="utf-8"?>
-<w:footnotes xmlns:wpc="http://schemas.microsoft.com/office/word/2010/wordprocessingCanvas" xmlns:cx="http://schemas.microsoft.com/office/drawing/2014/chartex" xmlns:cx1="http://schemas.microsoft.com/office/drawing/2015/9/8/chartex" xmlns:cx2="http://schemas.microsoft.com/office/drawing/2015/10/21/chartex" xmlns:cx3="http://schemas.microsoft.com/office/drawing/2016/5/9/chartex" xmlns:cx4="http://schemas.microsoft.com/office/drawing/2016/5/10/chartex" xmlns:cx5="http://schemas.microsoft.com/office/drawing/2016/5/11/chartex" xmlns:cx6="http://schemas.microsoft.com/office/drawing/2016/5/12/chartex" xmlns:cx7="http://schemas.microsoft.com/office/drawing/2016/5/13/chartex" xmlns:cx8="http://schemas.microsoft.com/office/drawing/2016/5/14/chartex" xmlns:mc="http://schemas.openxmlformats.org/markup-compatibility/2006" xmlns:aink="http://schemas.microsoft.com/office/drawing/2016/ink" xmlns:am3d="http://schemas.microsoft.com/office/drawing/2017/model3d" xmlns:o="urn:schemas-microsoft-com:office:office" xmlns:oel="http://schemas.microsoft.com/office/2019/extlst" xmlns:r="http://schemas.openxmlformats.org/officeDocument/2006/relationships" xmlns:m="http://schemas.openxmlformats.org/officeDocument/2006/math" xmlns:v="urn:schemas-microsoft-com:vml" xmlns:wp14="http://schemas.microsoft.com/office/word/2010/wordprocessingDrawing" xmlns:wp="http://schemas.openxmlformats.org/drawingml/2006/wordprocessingDrawing" xmlns:w10="urn:schemas-microsoft-com:office:word" xmlns:w="http://schemas.openxmlformats.org/wordprocessingml/2006/main" xmlns:w14="http://schemas.microsoft.com/office/word/2010/wordml" xmlns:w15="http://schemas.microsoft.com/office/word/2012/wordml" xmlns:w16cei="http://schemas.microsoft.com/office/word/2026/wordml/cei" xmlns:w16cex="http://schemas.microsoft.com/office/word/2018/wordml/cex" xmlns:w16cid="http://schemas.microsoft.com/office/word/2016/wordml/cid" xmlns:w16="http://schemas.microsoft.com/office/word/2018/wordml" xmlns:w16du="http://schemas.microsoft.com/office/word/2023/wordml/word16du" xmlns:w16sdtdh="http://schemas.microsoft.com/office/word/2020/wordml/sdtdatahash" xmlns:w16sdtfl="http://schemas.microsoft.com/office/word/2024/wordml/sdtformatlock" xmlns:w16se="http://schemas.microsoft.com/office/word/2015/wordml/symex" xmlns:wpg="http://schemas.microsoft.com/office/word/2010/wordprocessingGroup" xmlns:wpi="http://schemas.microsoft.com/office/word/2010/wordprocessingInk" xmlns:wne="http://schemas.microsoft.com/office/word/2006/wordml" xmlns:wps="http://schemas.microsoft.com/office/word/2010/wordprocessingShape" mc:Ignorable="w14 w15 w16se w16cid w16 w16cex w16sdtdh w16sdtfl w16du wp14">
+<w:footnotes xmlns:wpc="http://schemas.microsoft.com/office/word/2010/wordprocessingCanvas" xmlns:cx="http://schemas.microsoft.com/office/drawing/2014/chartex" xmlns:cx1="http://schemas.microsoft.com/office/drawing/2015/9/8/chartex" xmlns:cx2="http://schemas.microsoft.com/office/drawing/2015/10/21/chartex" xmlns:cx3="http://schemas.microsoft.com/office/drawing/2016/5/9/chartex" xmlns:cx4="http://schemas.microsoft.com/office/drawing/2016/5/10/chartex" xmlns:cx5="http://schemas.microsoft.com/office/drawing/2016/5/11/chartex" xmlns:cx6="http://schemas.microsoft.com/office/drawing/2016/5/12/chartex" xmlns:cx7="http://schemas.microsoft.com/office/drawing/2016/5/13/chartex" xmlns:cx8="http://schemas.microsoft.com/office/drawing/2016/5/14/chartex" xmlns:mc="http://schemas.openxmlformats.org/markup-compatibility/2006" xmlns:aink="http://schemas.microsoft.com/office/drawing/2016/ink" xmlns:am3d="http://schemas.microsoft.com/office/drawing/2017/model3d" xmlns:o="urn:schemas-microsoft-com:office:office" xmlns:oel="http://schemas.microsoft.com/office/2019/extlst" xmlns:r="http://schemas.openxmlformats.org/officeDocument/2006/relationships" xmlns:m="http://schemas.openxmlformats.org/officeDocument/2006/math" xmlns:v="urn:schemas-microsoft-com:vml" xmlns:wp14="http://schemas.microsoft.com/office/word/2010/wordprocessingDrawing" xmlns:wp="http://schemas.openxmlformats.org/drawingml/2006/wordprocessingDrawing" xmlns:w10="urn:schemas-microsoft-com:office:word" xmlns:w="http://schemas.openxmlformats.org/wordprocessingml/2006/main" xmlns:w14="http://schemas.microsoft.com/office/word/2010/wordml" xmlns:w15="http://schemas.microsoft.com/office/word/2012/wordml" xmlns:w16cex="http://schemas.microsoft.com/office/word/2018/wordml/cex" xmlns:w16cid="http://schemas.microsoft.com/office/word/2016/wordml/cid" xmlns:w16="http://schemas.microsoft.com/office/word/2018/wordml" xmlns:w16du="http://schemas.microsoft.com/office/word/2023/wordml/word16du" xmlns:w16sdtdh="http://schemas.microsoft.com/office/word/2020/wordml/sdtdatahash" xmlns:w16sdtfl="http://schemas.microsoft.com/office/word/2024/wordml/sdtformatlock" xmlns:w16se="http://schemas.microsoft.com/office/word/2015/wordml/symex" xmlns:wpg="http://schemas.microsoft.com/office/word/2010/wordprocessingGroup" xmlns:wpi="http://schemas.microsoft.com/office/word/2010/wordprocessingInk" xmlns:wne="http://schemas.microsoft.com/office/word/2006/wordml" xmlns:wps="http://schemas.microsoft.com/office/word/2010/wordprocessingShape" mc:Ignorable="w14 w15 w16se w16cid w16 w16cex w16sdtdh w16sdtfl w16du wp14">
   <w:footnote w:type="separator" w:id="-1">
     <w:p>
       <w:pPr>
@@ -6381,7 +6977,7 @@
 </file>
 
 <file path=word/header1.xml><?xml version="1.0" encoding="utf-8"?>
-<w:hdr xmlns:wpc="http://schemas.microsoft.com/office/word/2010/wordprocessingCanvas" xmlns:cx="http://schemas.microsoft.com/office/drawing/2014/chartex" xmlns:cx1="http://schemas.microsoft.com/office/drawing/2015/9/8/chartex" xmlns:cx2="http://schemas.microsoft.com/office/drawing/2015/10/21/chartex" xmlns:cx3="http://schemas.microsoft.com/office/drawing/2016/5/9/chartex" xmlns:cx4="http://schemas.microsoft.com/office/drawing/2016/5/10/chartex" xmlns:cx5="http://schemas.microsoft.com/office/drawing/2016/5/11/chartex" xmlns:cx6="http://schemas.microsoft.com/office/drawing/2016/5/12/chartex" xmlns:cx7="http://schemas.microsoft.com/office/drawing/2016/5/13/chartex" xmlns:cx8="http://schemas.microsoft.com/office/drawing/2016/5/14/chartex" xmlns:mc="http://schemas.openxmlformats.org/markup-compatibility/2006" xmlns:aink="http://schemas.microsoft.com/office/drawing/2016/ink" xmlns:am3d="http://schemas.microsoft.com/office/drawing/2017/model3d" xmlns:o="urn:schemas-microsoft-com:office:office" xmlns:oel="http://schemas.microsoft.com/office/2019/extlst" xmlns:r="http://schemas.openxmlformats.org/officeDocument/2006/relationships" xmlns:m="http://schemas.openxmlformats.org/officeDocument/2006/math" xmlns:v="urn:schemas-microsoft-com:vml" xmlns:wp14="http://schemas.microsoft.com/office/word/2010/wordprocessingDrawing" xmlns:wp="http://schemas.openxmlformats.org/drawingml/2006/wordprocessingDrawing" xmlns:w10="urn:schemas-microsoft-com:office:word" xmlns:w="http://schemas.openxmlformats.org/wordprocessingml/2006/main" xmlns:w14="http://schemas.microsoft.com/office/word/2010/wordml" xmlns:w15="http://schemas.microsoft.com/office/word/2012/wordml" xmlns:w16cei="http://schemas.microsoft.com/office/word/2026/wordml/cei" xmlns:w16cex="http://schemas.microsoft.com/office/word/2018/wordml/cex" xmlns:w16cid="http://schemas.microsoft.com/office/word/2016/wordml/cid" xmlns:w16="http://schemas.microsoft.com/office/word/2018/wordml" xmlns:w16du="http://schemas.microsoft.com/office/word/2023/wordml/word16du" xmlns:w16sdtdh="http://schemas.microsoft.com/office/word/2020/wordml/sdtdatahash" xmlns:w16sdtfl="http://schemas.microsoft.com/office/word/2024/wordml/sdtformatlock" xmlns:w16se="http://schemas.microsoft.com/office/word/2015/wordml/symex" xmlns:wpg="http://schemas.microsoft.com/office/word/2010/wordprocessingGroup" xmlns:wpi="http://schemas.microsoft.com/office/word/2010/wordprocessingInk" xmlns:wne="http://schemas.microsoft.com/office/word/2006/wordml" xmlns:wps="http://schemas.microsoft.com/office/word/2010/wordprocessingShape" mc:Ignorable="w14 w15 w16se w16cid w16 w16cex w16sdtdh w16sdtfl w16du wp14">
+<w:hdr xmlns:wpc="http://schemas.microsoft.com/office/word/2010/wordprocessingCanvas" xmlns:cx="http://schemas.microsoft.com/office/drawing/2014/chartex" xmlns:cx1="http://schemas.microsoft.com/office/drawing/2015/9/8/chartex" xmlns:cx2="http://schemas.microsoft.com/office/drawing/2015/10/21/chartex" xmlns:cx3="http://schemas.microsoft.com/office/drawing/2016/5/9/chartex" xmlns:cx4="http://schemas.microsoft.com/office/drawing/2016/5/10/chartex" xmlns:cx5="http://schemas.microsoft.com/office/drawing/2016/5/11/chartex" xmlns:cx6="http://schemas.microsoft.com/office/drawing/2016/5/12/chartex" xmlns:cx7="http://schemas.microsoft.com/office/drawing/2016/5/13/chartex" xmlns:cx8="http://schemas.microsoft.com/office/drawing/2016/5/14/chartex" xmlns:mc="http://schemas.openxmlformats.org/markup-compatibility/2006" xmlns:aink="http://schemas.microsoft.com/office/drawing/2016/ink" xmlns:am3d="http://schemas.microsoft.com/office/drawing/2017/model3d" xmlns:o="urn:schemas-microsoft-com:office:office" xmlns:oel="http://schemas.microsoft.com/office/2019/extlst" xmlns:r="http://schemas.openxmlformats.org/officeDocument/2006/relationships" xmlns:m="http://schemas.openxmlformats.org/officeDocument/2006/math" xmlns:v="urn:schemas-microsoft-com:vml" xmlns:wp14="http://schemas.microsoft.com/office/word/2010/wordprocessingDrawing" xmlns:wp="http://schemas.openxmlformats.org/drawingml/2006/wordprocessingDrawing" xmlns:w10="urn:schemas-microsoft-com:office:word" xmlns:w="http://schemas.openxmlformats.org/wordprocessingml/2006/main" xmlns:w14="http://schemas.microsoft.com/office/word/2010/wordml" xmlns:w15="http://schemas.microsoft.com/office/word/2012/wordml" xmlns:w16cex="http://schemas.microsoft.com/office/word/2018/wordml/cex" xmlns:w16cid="http://schemas.microsoft.com/office/word/2016/wordml/cid" xmlns:w16="http://schemas.microsoft.com/office/word/2018/wordml" xmlns:w16du="http://schemas.microsoft.com/office/word/2023/wordml/word16du" xmlns:w16sdtdh="http://schemas.microsoft.com/office/word/2020/wordml/sdtdatahash" xmlns:w16sdtfl="http://schemas.microsoft.com/office/word/2024/wordml/sdtformatlock" xmlns:w16se="http://schemas.microsoft.com/office/word/2015/wordml/symex" xmlns:wpg="http://schemas.microsoft.com/office/word/2010/wordprocessingGroup" xmlns:wpi="http://schemas.microsoft.com/office/word/2010/wordprocessingInk" xmlns:wne="http://schemas.microsoft.com/office/word/2006/wordml" xmlns:wps="http://schemas.microsoft.com/office/word/2010/wordprocessingShape" mc:Ignorable="w14 w15 w16se w16cid w16 w16cex w16sdtdh w16sdtfl w16du wp14">
   <w:p>
     <w:pPr>
       <w:pStyle w:val="Header"/>
@@ -6391,7 +6987,7 @@
 </file>
 
 <file path=word/header2.xml><?xml version="1.0" encoding="utf-8"?>
-<w:hdr xmlns:wpc="http://schemas.microsoft.com/office/word/2010/wordprocessingCanvas" xmlns:cx="http://schemas.microsoft.com/office/drawing/2014/chartex" xmlns:cx1="http://schemas.microsoft.com/office/drawing/2015/9/8/chartex" xmlns:cx2="http://schemas.microsoft.com/office/drawing/2015/10/21/chartex" xmlns:cx3="http://schemas.microsoft.com/office/drawing/2016/5/9/chartex" xmlns:cx4="http://schemas.microsoft.com/office/drawing/2016/5/10/chartex" xmlns:cx5="http://schemas.microsoft.com/office/drawing/2016/5/11/chartex" xmlns:cx6="http://schemas.microsoft.com/office/drawing/2016/5/12/chartex" xmlns:cx7="http://schemas.microsoft.com/office/drawing/2016/5/13/chartex" xmlns:cx8="http://schemas.microsoft.com/office/drawing/2016/5/14/chartex" xmlns:mc="http://schemas.openxmlformats.org/markup-compatibility/2006" xmlns:aink="http://schemas.microsoft.com/office/drawing/2016/ink" xmlns:am3d="http://schemas.microsoft.com/office/drawing/2017/model3d" xmlns:o="urn:schemas-microsoft-com:office:office" xmlns:oel="http://schemas.microsoft.com/office/2019/extlst" xmlns:r="http://schemas.openxmlformats.org/officeDocument/2006/relationships" xmlns:m="http://schemas.openxmlformats.org/officeDocument/2006/math" xmlns:v="urn:schemas-microsoft-com:vml" xmlns:wp14="http://schemas.microsoft.com/office/word/2010/wordprocessingDrawing" xmlns:wp="http://schemas.openxmlformats.org/drawingml/2006/wordprocessingDrawing" xmlns:w10="urn:schemas-microsoft-com:office:word" xmlns:w="http://schemas.openxmlformats.org/wordprocessingml/2006/main" xmlns:w14="http://schemas.microsoft.com/office/word/2010/wordml" xmlns:w15="http://schemas.microsoft.com/office/word/2012/wordml" xmlns:w16cei="http://schemas.microsoft.com/office/word/2026/wordml/cei" xmlns:w16cex="http://schemas.microsoft.com/office/word/2018/wordml/cex" xmlns:w16cid="http://schemas.microsoft.com/office/word/2016/wordml/cid" xmlns:w16="http://schemas.microsoft.com/office/word/2018/wordml" xmlns:w16du="http://schemas.microsoft.com/office/word/2023/wordml/word16du" xmlns:w16sdtdh="http://schemas.microsoft.com/office/word/2020/wordml/sdtdatahash" xmlns:w16sdtfl="http://schemas.microsoft.com/office/word/2024/wordml/sdtformatlock" xmlns:w16se="http://schemas.microsoft.com/office/word/2015/wordml/symex" xmlns:wpg="http://schemas.microsoft.com/office/word/2010/wordprocessingGroup" xmlns:wpi="http://schemas.microsoft.com/office/word/2010/wordprocessingInk" xmlns:wne="http://schemas.microsoft.com/office/word/2006/wordml" xmlns:wps="http://schemas.microsoft.com/office/word/2010/wordprocessingShape" mc:Ignorable="w14 w15 w16se w16cid w16 w16cex w16sdtdh w16sdtfl w16du wp14">
+<w:hdr xmlns:wpc="http://schemas.microsoft.com/office/word/2010/wordprocessingCanvas" xmlns:cx="http://schemas.microsoft.com/office/drawing/2014/chartex" xmlns:cx1="http://schemas.microsoft.com/office/drawing/2015/9/8/chartex" xmlns:cx2="http://schemas.microsoft.com/office/drawing/2015/10/21/chartex" xmlns:cx3="http://schemas.microsoft.com/office/drawing/2016/5/9/chartex" xmlns:cx4="http://schemas.microsoft.com/office/drawing/2016/5/10/chartex" xmlns:cx5="http://schemas.microsoft.com/office/drawing/2016/5/11/chartex" xmlns:cx6="http://schemas.microsoft.com/office/drawing/2016/5/12/chartex" xmlns:cx7="http://schemas.microsoft.com/office/drawing/2016/5/13/chartex" xmlns:cx8="http://schemas.microsoft.com/office/drawing/2016/5/14/chartex" xmlns:mc="http://schemas.openxmlformats.org/markup-compatibility/2006" xmlns:aink="http://schemas.microsoft.com/office/drawing/2016/ink" xmlns:am3d="http://schemas.microsoft.com/office/drawing/2017/model3d" xmlns:o="urn:schemas-microsoft-com:office:office" xmlns:oel="http://schemas.microsoft.com/office/2019/extlst" xmlns:r="http://schemas.openxmlformats.org/officeDocument/2006/relationships" xmlns:m="http://schemas.openxmlformats.org/officeDocument/2006/math" xmlns:v="urn:schemas-microsoft-com:vml" xmlns:wp14="http://schemas.microsoft.com/office/word/2010/wordprocessingDrawing" xmlns:wp="http://schemas.openxmlformats.org/drawingml/2006/wordprocessingDrawing" xmlns:w10="urn:schemas-microsoft-com:office:word" xmlns:w="http://schemas.openxmlformats.org/wordprocessingml/2006/main" xmlns:w14="http://schemas.microsoft.com/office/word/2010/wordml" xmlns:w15="http://schemas.microsoft.com/office/word/2012/wordml" xmlns:w16cex="http://schemas.microsoft.com/office/word/2018/wordml/cex" xmlns:w16cid="http://schemas.microsoft.com/office/word/2016/wordml/cid" xmlns:w16="http://schemas.microsoft.com/office/word/2018/wordml" xmlns:w16du="http://schemas.microsoft.com/office/word/2023/wordml/word16du" xmlns:w16sdtdh="http://schemas.microsoft.com/office/word/2020/wordml/sdtdatahash" xmlns:w16sdtfl="http://schemas.microsoft.com/office/word/2024/wordml/sdtformatlock" xmlns:w16se="http://schemas.microsoft.com/office/word/2015/wordml/symex" xmlns:wpg="http://schemas.microsoft.com/office/word/2010/wordprocessingGroup" xmlns:wpi="http://schemas.microsoft.com/office/word/2010/wordprocessingInk" xmlns:wne="http://schemas.microsoft.com/office/word/2006/wordml" xmlns:wps="http://schemas.microsoft.com/office/word/2010/wordprocessingShape" mc:Ignorable="w14 w15 w16se w16cid w16 w16cex w16sdtdh w16sdtfl w16du wp14">
   <w:p>
     <w:pPr>
       <w:pStyle w:val="Header"/>
@@ -6401,7 +6997,7 @@
 </file>
 
 <file path=word/header3.xml><?xml version="1.0" encoding="utf-8"?>
-<w:hdr xmlns:wpc="http://schemas.microsoft.com/office/word/2010/wordprocessingCanvas" xmlns:cx="http://schemas.microsoft.com/office/drawing/2014/chartex" xmlns:cx1="http://schemas.microsoft.com/office/drawing/2015/9/8/chartex" xmlns:cx2="http://schemas.microsoft.com/office/drawing/2015/10/21/chartex" xmlns:cx3="http://schemas.microsoft.com/office/drawing/2016/5/9/chartex" xmlns:cx4="http://schemas.microsoft.com/office/drawing/2016/5/10/chartex" xmlns:cx5="http://schemas.microsoft.com/office/drawing/2016/5/11/chartex" xmlns:cx6="http://schemas.microsoft.com/office/drawing/2016/5/12/chartex" xmlns:cx7="http://schemas.microsoft.com/office/drawing/2016/5/13/chartex" xmlns:cx8="http://schemas.microsoft.com/office/drawing/2016/5/14/chartex" xmlns:mc="http://schemas.openxmlformats.org/markup-compatibility/2006" xmlns:aink="http://schemas.microsoft.com/office/drawing/2016/ink" xmlns:am3d="http://schemas.microsoft.com/office/drawing/2017/model3d" xmlns:o="urn:schemas-microsoft-com:office:office" xmlns:oel="http://schemas.microsoft.com/office/2019/extlst" xmlns:r="http://schemas.openxmlformats.org/officeDocument/2006/relationships" xmlns:m="http://schemas.openxmlformats.org/officeDocument/2006/math" xmlns:v="urn:schemas-microsoft-com:vml" xmlns:wp14="http://schemas.microsoft.com/office/word/2010/wordprocessingDrawing" xmlns:wp="http://schemas.openxmlformats.org/drawingml/2006/wordprocessingDrawing" xmlns:w10="urn:schemas-microsoft-com:office:word" xmlns:w="http://schemas.openxmlformats.org/wordprocessingml/2006/main" xmlns:w14="http://schemas.microsoft.com/office/word/2010/wordml" xmlns:w15="http://schemas.microsoft.com/office/word/2012/wordml" xmlns:w16cei="http://schemas.microsoft.com/office/word/2026/wordml/cei" xmlns:w16cex="http://schemas.microsoft.com/office/word/2018/wordml/cex" xmlns:w16cid="http://schemas.microsoft.com/office/word/2016/wordml/cid" xmlns:w16="http://schemas.microsoft.com/office/word/2018/wordml" xmlns:w16du="http://schemas.microsoft.com/office/word/2023/wordml/word16du" xmlns:w16sdtdh="http://schemas.microsoft.com/office/word/2020/wordml/sdtdatahash" xmlns:w16sdtfl="http://schemas.microsoft.com/office/word/2024/wordml/sdtformatlock" xmlns:w16se="http://schemas.microsoft.com/office/word/2015/wordml/symex" xmlns:wpg="http://schemas.microsoft.com/office/word/2010/wordprocessingGroup" xmlns:wpi="http://schemas.microsoft.com/office/word/2010/wordprocessingInk" xmlns:wne="http://schemas.microsoft.com/office/word/2006/wordml" xmlns:wps="http://schemas.microsoft.com/office/word/2010/wordprocessingShape" mc:Ignorable="w14 w15 w16se w16cid w16 w16cex w16sdtdh w16sdtfl w16du wp14">
+<w:hdr xmlns:wpc="http://schemas.microsoft.com/office/word/2010/wordprocessingCanvas" xmlns:cx="http://schemas.microsoft.com/office/drawing/2014/chartex" xmlns:cx1="http://schemas.microsoft.com/office/drawing/2015/9/8/chartex" xmlns:cx2="http://schemas.microsoft.com/office/drawing/2015/10/21/chartex" xmlns:cx3="http://schemas.microsoft.com/office/drawing/2016/5/9/chartex" xmlns:cx4="http://schemas.microsoft.com/office/drawing/2016/5/10/chartex" xmlns:cx5="http://schemas.microsoft.com/office/drawing/2016/5/11/chartex" xmlns:cx6="http://schemas.microsoft.com/office/drawing/2016/5/12/chartex" xmlns:cx7="http://schemas.microsoft.com/office/drawing/2016/5/13/chartex" xmlns:cx8="http://schemas.microsoft.com/office/drawing/2016/5/14/chartex" xmlns:mc="http://schemas.openxmlformats.org/markup-compatibility/2006" xmlns:aink="http://schemas.microsoft.com/office/drawing/2016/ink" xmlns:am3d="http://schemas.microsoft.com/office/drawing/2017/model3d" xmlns:o="urn:schemas-microsoft-com:office:office" xmlns:oel="http://schemas.microsoft.com/office/2019/extlst" xmlns:r="http://schemas.openxmlformats.org/officeDocument/2006/relationships" xmlns:m="http://schemas.openxmlformats.org/officeDocument/2006/math" xmlns:v="urn:schemas-microsoft-com:vml" xmlns:wp14="http://schemas.microsoft.com/office/word/2010/wordprocessingDrawing" xmlns:wp="http://schemas.openxmlformats.org/drawingml/2006/wordprocessingDrawing" xmlns:w10="urn:schemas-microsoft-com:office:word" xmlns:w="http://schemas.openxmlformats.org/wordprocessingml/2006/main" xmlns:w14="http://schemas.microsoft.com/office/word/2010/wordml" xmlns:w15="http://schemas.microsoft.com/office/word/2012/wordml" xmlns:w16cex="http://schemas.microsoft.com/office/word/2018/wordml/cex" xmlns:w16cid="http://schemas.microsoft.com/office/word/2016/wordml/cid" xmlns:w16="http://schemas.microsoft.com/office/word/2018/wordml" xmlns:w16du="http://schemas.microsoft.com/office/word/2023/wordml/word16du" xmlns:w16sdtdh="http://schemas.microsoft.com/office/word/2020/wordml/sdtdatahash" xmlns:w16sdtfl="http://schemas.microsoft.com/office/word/2024/wordml/sdtformatlock" xmlns:w16se="http://schemas.microsoft.com/office/word/2015/wordml/symex" xmlns:wpg="http://schemas.microsoft.com/office/word/2010/wordprocessingGroup" xmlns:wpi="http://schemas.microsoft.com/office/word/2010/wordprocessingInk" xmlns:wne="http://schemas.microsoft.com/office/word/2006/wordml" xmlns:wps="http://schemas.microsoft.com/office/word/2010/wordprocessingShape" mc:Ignorable="w14 w15 w16se w16cid w16 w16cex w16sdtdh w16sdtfl w16du wp14">
   <w:p>
     <w:pPr>
       <w:pStyle w:val="Header"/>
@@ -6411,7 +7007,7 @@
 </file>
 
 <file path=word/numbering.xml><?xml version="1.0" encoding="utf-8"?>
-<w:numbering xmlns:wpc="http://schemas.microsoft.com/office/word/2010/wordprocessingCanvas" xmlns:cx="http://schemas.microsoft.com/office/drawing/2014/chartex" xmlns:cx1="http://schemas.microsoft.com/office/drawing/2015/9/8/chartex" xmlns:cx2="http://schemas.microsoft.com/office/drawing/2015/10/21/chartex" xmlns:cx3="http://schemas.microsoft.com/office/drawing/2016/5/9/chartex" xmlns:cx4="http://schemas.microsoft.com/office/drawing/2016/5/10/chartex" xmlns:cx5="http://schemas.microsoft.com/office/drawing/2016/5/11/chartex" xmlns:cx6="http://schemas.microsoft.com/office/drawing/2016/5/12/chartex" xmlns:cx7="http://schemas.microsoft.com/office/drawing/2016/5/13/chartex" xmlns:cx8="http://schemas.microsoft.com/office/drawing/2016/5/14/chartex" xmlns:mc="http://schemas.openxmlformats.org/markup-compatibility/2006" xmlns:aink="http://schemas.microsoft.com/office/drawing/2016/ink" xmlns:am3d="http://schemas.microsoft.com/office/drawing/2017/model3d" xmlns:o="urn:schemas-microsoft-com:office:office" xmlns:oel="http://schemas.microsoft.com/office/2019/extlst" xmlns:r="http://schemas.openxmlformats.org/officeDocument/2006/relationships" xmlns:m="http://schemas.openxmlformats.org/officeDocument/2006/math" xmlns:v="urn:schemas-microsoft-com:vml" xmlns:wp14="http://schemas.microsoft.com/office/word/2010/wordprocessingDrawing" xmlns:wp="http://schemas.openxmlformats.org/drawingml/2006/wordprocessingDrawing" xmlns:w10="urn:schemas-microsoft-com:office:word" xmlns:w="http://schemas.openxmlformats.org/wordprocessingml/2006/main" xmlns:w14="http://schemas.microsoft.com/office/word/2010/wordml" xmlns:w15="http://schemas.microsoft.com/office/word/2012/wordml" xmlns:w16cei="http://schemas.microsoft.com/office/word/2026/wordml/cei" xmlns:w16cex="http://schemas.microsoft.com/office/word/2018/wordml/cex" xmlns:w16cid="http://schemas.microsoft.com/office/word/2016/wordml/cid" xmlns:w16="http://schemas.microsoft.com/office/word/2018/wordml" xmlns:w16du="http://schemas.microsoft.com/office/word/2023/wordml/word16du" xmlns:w16sdtdh="http://schemas.microsoft.com/office/word/2020/wordml/sdtdatahash" xmlns:w16sdtfl="http://schemas.microsoft.com/office/word/2024/wordml/sdtformatlock" xmlns:w16se="http://schemas.microsoft.com/office/word/2015/wordml/symex" xmlns:wpg="http://schemas.microsoft.com/office/word/2010/wordprocessingGroup" xmlns:wpi="http://schemas.microsoft.com/office/word/2010/wordprocessingInk" xmlns:wne="http://schemas.microsoft.com/office/word/2006/wordml" xmlns:wps="http://schemas.microsoft.com/office/word/2010/wordprocessingShape" mc:Ignorable="w14 w15 w16se w16cid w16 w16cex w16sdtdh w16sdtfl w16du wp14">
+<w:numbering xmlns:wpc="http://schemas.microsoft.com/office/word/2010/wordprocessingCanvas" xmlns:cx="http://schemas.microsoft.com/office/drawing/2014/chartex" xmlns:cx1="http://schemas.microsoft.com/office/drawing/2015/9/8/chartex" xmlns:cx2="http://schemas.microsoft.com/office/drawing/2015/10/21/chartex" xmlns:cx3="http://schemas.microsoft.com/office/drawing/2016/5/9/chartex" xmlns:cx4="http://schemas.microsoft.com/office/drawing/2016/5/10/chartex" xmlns:cx5="http://schemas.microsoft.com/office/drawing/2016/5/11/chartex" xmlns:cx6="http://schemas.microsoft.com/office/drawing/2016/5/12/chartex" xmlns:cx7="http://schemas.microsoft.com/office/drawing/2016/5/13/chartex" xmlns:cx8="http://schemas.microsoft.com/office/drawing/2016/5/14/chartex" xmlns:mc="http://schemas.openxmlformats.org/markup-compatibility/2006" xmlns:aink="http://schemas.microsoft.com/office/drawing/2016/ink" xmlns:am3d="http://schemas.microsoft.com/office/drawing/2017/model3d" xmlns:o="urn:schemas-microsoft-com:office:office" xmlns:oel="http://schemas.microsoft.com/office/2019/extlst" xmlns:r="http://schemas.openxmlformats.org/officeDocument/2006/relationships" xmlns:m="http://schemas.openxmlformats.org/officeDocument/2006/math" xmlns:v="urn:schemas-microsoft-com:vml" xmlns:wp14="http://schemas.microsoft.com/office/word/2010/wordprocessingDrawing" xmlns:wp="http://schemas.openxmlformats.org/drawingml/2006/wordprocessingDrawing" xmlns:w10="urn:schemas-microsoft-com:office:word" xmlns:w="http://schemas.openxmlformats.org/wordprocessingml/2006/main" xmlns:w14="http://schemas.microsoft.com/office/word/2010/wordml" xmlns:w15="http://schemas.microsoft.com/office/word/2012/wordml" xmlns:w16cex="http://schemas.microsoft.com/office/word/2018/wordml/cex" xmlns:w16cid="http://schemas.microsoft.com/office/word/2016/wordml/cid" xmlns:w16="http://schemas.microsoft.com/office/word/2018/wordml" xmlns:w16du="http://schemas.microsoft.com/office/word/2023/wordml/word16du" xmlns:w16sdtdh="http://schemas.microsoft.com/office/word/2020/wordml/sdtdatahash" xmlns:w16sdtfl="http://schemas.microsoft.com/office/word/2024/wordml/sdtformatlock" xmlns:w16se="http://schemas.microsoft.com/office/word/2015/wordml/symex" xmlns:wpg="http://schemas.microsoft.com/office/word/2010/wordprocessingGroup" xmlns:wpi="http://schemas.microsoft.com/office/word/2010/wordprocessingInk" xmlns:wne="http://schemas.microsoft.com/office/word/2006/wordml" xmlns:wps="http://schemas.microsoft.com/office/word/2010/wordprocessingShape" mc:Ignorable="w14 w15 w16se w16cid w16 w16cex w16sdtdh w16sdtfl w16du wp14">
   <w:abstractNum w:abstractNumId="0" w15:restartNumberingAfterBreak="0">
     <w:nsid w:val="1BB51BB5"/>
     <w:multiLevelType w:val="hybridMultilevel"/>

--- a/doc/05-NguyenKhacDuy.docx
+++ b/doc/05-NguyenKhacDuy.docx
@@ -5362,6 +5362,7 @@
         <w:rPr>
           <w:rFonts w:ascii="Times New Roman" w:hAnsi="Times New Roman" w:cs="Times New Roman"/>
           <w:b/>
+          <w:noProof/>
           <w:sz w:val="26"/>
           <w:szCs w:val="26"/>
         </w:rPr>
@@ -5670,6 +5671,25 @@
                 <w:rFonts w:ascii="Times New Roman" w:hAnsi="Times New Roman" w:cs="Times New Roman"/>
                 <w:sz w:val="26"/>
                 <w:szCs w:val="26"/>
+              </w:rPr>
+            </w:pPr>
+            <w:r>
+              <w:rPr>
+                <w:rFonts w:ascii="Times New Roman" w:hAnsi="Times New Roman" w:cs="Times New Roman"/>
+                <w:sz w:val="26"/>
+                <w:szCs w:val="26"/>
+              </w:rPr>
+              <w:t>Nhân viên cần kiểm tra thông tin bệnh nhân (họ tên, số điện thoại, nhu cầu khám), bác sĩ phù hợp, ngày và giờ khám còn trống, phòng khám và khả năng tiếp nhận. Đồng thời cần đảm bảo không trùng lịch với bác sĩ hoặc bệnh nhân trước khi tạo lịch hẹn.</w:t>
+            </w:r>
+          </w:p>
+          <w:p>
+            <w:pPr>
+              <w:spacing w:after="120"/>
+              <w:jc w:val="both"/>
+              <w:rPr>
+                <w:rFonts w:ascii="Times New Roman" w:hAnsi="Times New Roman" w:cs="Times New Roman"/>
+                <w:sz w:val="26"/>
+                <w:szCs w:val="26"/>
                 <w:lang w:val="vi-VN"/>
               </w:rPr>
             </w:pPr>
@@ -5760,6 +5780,14 @@
                 <w:szCs w:val="26"/>
               </w:rPr>
             </w:pPr>
+            <w:r>
+              <w:rPr>
+                <w:rFonts w:ascii="Times New Roman" w:hAnsi="Times New Roman" w:cs="Times New Roman"/>
+                <w:sz w:val="26"/>
+                <w:szCs w:val="26"/>
+              </w:rPr>
+              <w:t>Nhân viên cần cập nhật lịch làm việc và thời gian nghỉ của bác sĩ, y tá, sau đó kiểm tra các lịch hẹn theo từng ngày và khung giờ. Khi thêm hoặc thay đổi lịch, hệ thống cần kiểm tra trùng giờ, số lượng nhân viên và khả năng tiếp nhận. Nếu phát hiện xung đột, nhân viên điều chỉnh lịch hoặc phân công nhân sự khác phù hợp.</w:t>
+            </w:r>
           </w:p>
         </w:tc>
         <w:tc>
@@ -5963,6 +5991,7 @@
                 <w:sz w:val="26"/>
                 <w:szCs w:val="26"/>
               </w:rPr>
+              <w:lastRenderedPageBreak/>
               <w:t>5.</w:t>
             </w:r>
           </w:p>
@@ -6449,7 +6478,6 @@
           <w:sz w:val="26"/>
           <w:szCs w:val="26"/>
         </w:rPr>
-        <w:lastRenderedPageBreak/>
         <w:t>Yêu cầ</w:t>
       </w:r>
       <w:r>

--- a/doc/05-NguyenKhacDuy.docx
+++ b/doc/05-NguyenKhacDuy.docx
@@ -5671,6 +5671,7 @@
                 <w:rFonts w:ascii="Times New Roman" w:hAnsi="Times New Roman" w:cs="Times New Roman"/>
                 <w:sz w:val="26"/>
                 <w:szCs w:val="26"/>
+                <w:lang w:val="vi-VN"/>
               </w:rPr>
             </w:pPr>
             <w:r>
@@ -5679,7 +5680,7 @@
                 <w:sz w:val="26"/>
                 <w:szCs w:val="26"/>
               </w:rPr>
-              <w:t>Nhân viên cần kiểm tra thông tin bệnh nhân (họ tên, số điện thoại, nhu cầu khám), bác sĩ phù hợp, ngày và giờ khám còn trống, phòng khám và khả năng tiếp nhận. Đồng thời cần đảm bảo không trùng lịch với bác sĩ hoặc bệnh nhân trước khi tạo lịch hẹn.</w:t>
+              <w:t>Nhân viên cần kiểm tra thông tin bệnh nhân (họ tên, số điện thoại, nhu cầu khám), bác sĩ phù hợp, ngày và giờ khám còn trống, phòng khám và khả năng tiếp nhận</w:t>
             </w:r>
           </w:p>
           <w:p>
@@ -5691,6 +5692,205 @@
                 <w:sz w:val="26"/>
                 <w:szCs w:val="26"/>
                 <w:lang w:val="vi-VN"/>
+              </w:rPr>
+            </w:pPr>
+          </w:p>
+        </w:tc>
+        <w:tc>
+          <w:tcPr>
+            <w:tcW w:w="1330" w:type="pct"/>
+          </w:tcPr>
+          <w:p>
+            <w:pPr>
+              <w:spacing w:after="120"/>
+              <w:jc w:val="both"/>
+              <w:rPr>
+                <w:rFonts w:ascii="Times New Roman" w:hAnsi="Times New Roman" w:cs="Times New Roman"/>
+                <w:sz w:val="26"/>
+                <w:szCs w:val="26"/>
+              </w:rPr>
+            </w:pPr>
+            <w:r>
+              <w:rPr>
+                <w:rFonts w:ascii="Times New Roman" w:hAnsi="Times New Roman" w:cs="Times New Roman"/>
+                <w:sz w:val="26"/>
+                <w:szCs w:val="26"/>
+              </w:rPr>
+              <w:t>C</w:t>
+            </w:r>
+            <w:r>
+              <w:rPr>
+                <w:rFonts w:ascii="Times New Roman" w:hAnsi="Times New Roman" w:cs="Times New Roman"/>
+                <w:sz w:val="26"/>
+                <w:szCs w:val="26"/>
+              </w:rPr>
+              <w:t>ần đảm bảo không trùng lịch với bác sĩ hoặc bệnh nhân trước khi tạo lịch hẹn.</w:t>
+            </w:r>
+          </w:p>
+        </w:tc>
+      </w:tr>
+      <w:tr>
+        <w:trPr>
+          <w:trHeight w:val="339"/>
+        </w:trPr>
+        <w:tc>
+          <w:tcPr>
+            <w:tcW w:w="314" w:type="pct"/>
+            <w:vAlign w:val="center"/>
+          </w:tcPr>
+          <w:p>
+            <w:pPr>
+              <w:spacing w:after="120"/>
+              <w:rPr>
+                <w:rFonts w:ascii="Times New Roman" w:hAnsi="Times New Roman" w:cs="Times New Roman"/>
+                <w:sz w:val="26"/>
+                <w:szCs w:val="26"/>
+              </w:rPr>
+            </w:pPr>
+            <w:r>
+              <w:rPr>
+                <w:rFonts w:ascii="Times New Roman" w:hAnsi="Times New Roman" w:cs="Times New Roman"/>
+                <w:sz w:val="26"/>
+                <w:szCs w:val="26"/>
+              </w:rPr>
+              <w:t>2.</w:t>
+            </w:r>
+          </w:p>
+        </w:tc>
+        <w:tc>
+          <w:tcPr>
+            <w:tcW w:w="1520" w:type="pct"/>
+            <w:vAlign w:val="center"/>
+          </w:tcPr>
+          <w:p>
+            <w:pPr>
+              <w:spacing w:after="120"/>
+              <w:jc w:val="both"/>
+              <w:rPr>
+                <w:rFonts w:ascii="Times New Roman" w:hAnsi="Times New Roman" w:cs="Times New Roman"/>
+                <w:sz w:val="26"/>
+                <w:szCs w:val="26"/>
+              </w:rPr>
+            </w:pPr>
+            <w:r>
+              <w:rPr>
+                <w:rFonts w:ascii="Times New Roman" w:hAnsi="Times New Roman" w:cs="Times New Roman"/>
+                <w:sz w:val="26"/>
+                <w:szCs w:val="26"/>
+              </w:rPr>
+              <w:t>Làm thế nào để nhân viên quản lý lịch làm việc của bác sĩ, y tá và tránh tình trạng trùng lịch hoặc thiếu nhân sự?</w:t>
+            </w:r>
+          </w:p>
+        </w:tc>
+        <w:tc>
+          <w:tcPr>
+            <w:tcW w:w="1836" w:type="pct"/>
+            <w:vAlign w:val="center"/>
+          </w:tcPr>
+          <w:p>
+            <w:pPr>
+              <w:spacing w:after="120"/>
+              <w:jc w:val="both"/>
+              <w:rPr>
+                <w:rFonts w:ascii="Times New Roman" w:hAnsi="Times New Roman" w:cs="Times New Roman"/>
+                <w:sz w:val="26"/>
+                <w:szCs w:val="26"/>
+              </w:rPr>
+            </w:pPr>
+            <w:r>
+              <w:rPr>
+                <w:rFonts w:ascii="Times New Roman" w:hAnsi="Times New Roman" w:cs="Times New Roman"/>
+                <w:sz w:val="26"/>
+                <w:szCs w:val="26"/>
+              </w:rPr>
+              <w:t xml:space="preserve">Nhân viên cần cập nhật lịch làm việc và thời gian nghỉ của bác sĩ, y tá, sau đó kiểm tra các lịch hẹn theo từng ngày và khung giờ. Khi thêm hoặc thay đổi lịch, hệ thống cần kiểm tra trùng giờ, số lượng nhân viên và khả năng tiếp nhận. </w:t>
+            </w:r>
+          </w:p>
+        </w:tc>
+        <w:tc>
+          <w:tcPr>
+            <w:tcW w:w="1330" w:type="pct"/>
+          </w:tcPr>
+          <w:p>
+            <w:pPr>
+              <w:spacing w:after="120"/>
+              <w:jc w:val="both"/>
+              <w:rPr>
+                <w:rFonts w:ascii="Times New Roman" w:hAnsi="Times New Roman" w:cs="Times New Roman"/>
+                <w:sz w:val="26"/>
+                <w:szCs w:val="26"/>
+              </w:rPr>
+            </w:pPr>
+            <w:r>
+              <w:rPr>
+                <w:rFonts w:ascii="Times New Roman" w:hAnsi="Times New Roman" w:cs="Times New Roman"/>
+                <w:sz w:val="26"/>
+                <w:szCs w:val="26"/>
+              </w:rPr>
+              <w:t>Nếu phát hiện xung đột, nhân viên điều chỉnh lịch hoặc phân công nhân sự khác phù hợp.</w:t>
+            </w:r>
+          </w:p>
+        </w:tc>
+      </w:tr>
+      <w:tr>
+        <w:trPr>
+          <w:trHeight w:val="339"/>
+        </w:trPr>
+        <w:tc>
+          <w:tcPr>
+            <w:tcW w:w="314" w:type="pct"/>
+            <w:vAlign w:val="center"/>
+          </w:tcPr>
+          <w:p>
+            <w:pPr>
+              <w:spacing w:after="120"/>
+              <w:rPr>
+                <w:rFonts w:ascii="Times New Roman" w:hAnsi="Times New Roman" w:cs="Times New Roman"/>
+                <w:sz w:val="26"/>
+                <w:szCs w:val="26"/>
+              </w:rPr>
+            </w:pPr>
+            <w:r>
+              <w:rPr>
+                <w:rFonts w:ascii="Times New Roman" w:hAnsi="Times New Roman" w:cs="Times New Roman"/>
+                <w:sz w:val="26"/>
+                <w:szCs w:val="26"/>
+              </w:rPr>
+              <w:t>3.</w:t>
+            </w:r>
+          </w:p>
+        </w:tc>
+        <w:tc>
+          <w:tcPr>
+            <w:tcW w:w="1520" w:type="pct"/>
+            <w:vAlign w:val="center"/>
+          </w:tcPr>
+          <w:p>
+            <w:pPr>
+              <w:spacing w:after="120"/>
+              <w:jc w:val="both"/>
+              <w:rPr>
+                <w:rFonts w:ascii="Times New Roman" w:hAnsi="Times New Roman" w:cs="Times New Roman"/>
+                <w:sz w:val="26"/>
+                <w:szCs w:val="26"/>
+                <w:lang w:val="vi-VN"/>
+              </w:rPr>
+            </w:pPr>
+          </w:p>
+        </w:tc>
+        <w:tc>
+          <w:tcPr>
+            <w:tcW w:w="1836" w:type="pct"/>
+            <w:vAlign w:val="center"/>
+          </w:tcPr>
+          <w:p>
+            <w:pPr>
+              <w:spacing w:after="120"/>
+              <w:jc w:val="both"/>
+              <w:rPr>
+                <w:rFonts w:ascii="Times New Roman" w:hAnsi="Times New Roman" w:cs="Times New Roman"/>
+                <w:sz w:val="26"/>
+                <w:szCs w:val="26"/>
               </w:rPr>
             </w:pPr>
           </w:p>
@@ -5736,7 +5936,7 @@
                 <w:sz w:val="26"/>
                 <w:szCs w:val="26"/>
               </w:rPr>
-              <w:t>2.</w:t>
+              <w:t>4.</w:t>
             </w:r>
           </w:p>
         </w:tc>
@@ -5753,16 +5953,9 @@
                 <w:rFonts w:ascii="Times New Roman" w:hAnsi="Times New Roman" w:cs="Times New Roman"/>
                 <w:sz w:val="26"/>
                 <w:szCs w:val="26"/>
+                <w:lang w:val="vi-VN"/>
               </w:rPr>
             </w:pPr>
-            <w:r>
-              <w:rPr>
-                <w:rFonts w:ascii="Times New Roman" w:hAnsi="Times New Roman" w:cs="Times New Roman"/>
-                <w:sz w:val="26"/>
-                <w:szCs w:val="26"/>
-              </w:rPr>
-              <w:t>Làm thế nào để nhân viên quản lý lịch làm việc của bác sĩ, y tá và tránh tình trạng trùng lịch hoặc thiếu nhân sự?</w:t>
-            </w:r>
           </w:p>
         </w:tc>
         <w:tc>
@@ -5780,14 +5973,6 @@
                 <w:szCs w:val="26"/>
               </w:rPr>
             </w:pPr>
-            <w:r>
-              <w:rPr>
-                <w:rFonts w:ascii="Times New Roman" w:hAnsi="Times New Roman" w:cs="Times New Roman"/>
-                <w:sz w:val="26"/>
-                <w:szCs w:val="26"/>
-              </w:rPr>
-              <w:t>Nhân viên cần cập nhật lịch làm việc và thời gian nghỉ của bác sĩ, y tá, sau đó kiểm tra các lịch hẹn theo từng ngày và khung giờ. Khi thêm hoặc thay đổi lịch, hệ thống cần kiểm tra trùng giờ, số lượng nhân viên và khả năng tiếp nhận. Nếu phát hiện xung đột, nhân viên điều chỉnh lịch hoặc phân công nhân sự khác phù hợp.</w:t>
-            </w:r>
           </w:p>
         </w:tc>
         <w:tc>
@@ -5831,7 +6016,7 @@
                 <w:sz w:val="26"/>
                 <w:szCs w:val="26"/>
               </w:rPr>
-              <w:t>3.</w:t>
+              <w:t>5.</w:t>
             </w:r>
           </w:p>
         </w:tc>
@@ -5848,7 +6033,6 @@
                 <w:rFonts w:ascii="Times New Roman" w:hAnsi="Times New Roman" w:cs="Times New Roman"/>
                 <w:sz w:val="26"/>
                 <w:szCs w:val="26"/>
-                <w:lang w:val="vi-VN"/>
               </w:rPr>
             </w:pPr>
           </w:p>
@@ -5911,7 +6095,7 @@
                 <w:sz w:val="26"/>
                 <w:szCs w:val="26"/>
               </w:rPr>
-              <w:t>4.</w:t>
+              <w:t>6.</w:t>
             </w:r>
           </w:p>
         </w:tc>
@@ -5928,7 +6112,6 @@
                 <w:rFonts w:ascii="Times New Roman" w:hAnsi="Times New Roman" w:cs="Times New Roman"/>
                 <w:sz w:val="26"/>
                 <w:szCs w:val="26"/>
-                <w:lang w:val="vi-VN"/>
               </w:rPr>
             </w:pPr>
           </w:p>
@@ -5991,8 +6174,7 @@
                 <w:sz w:val="26"/>
                 <w:szCs w:val="26"/>
               </w:rPr>
-              <w:lastRenderedPageBreak/>
-              <w:t>5.</w:t>
+              <w:t>7.</w:t>
             </w:r>
           </w:p>
         </w:tc>
@@ -6071,7 +6253,7 @@
                 <w:sz w:val="26"/>
                 <w:szCs w:val="26"/>
               </w:rPr>
-              <w:t>6.</w:t>
+              <w:t>8.</w:t>
             </w:r>
           </w:p>
         </w:tc>
@@ -6150,7 +6332,8 @@
                 <w:sz w:val="26"/>
                 <w:szCs w:val="26"/>
               </w:rPr>
-              <w:t>7.</w:t>
+              <w:lastRenderedPageBreak/>
+              <w:t>…</w:t>
             </w:r>
           </w:p>
         </w:tc>
@@ -6229,85 +6412,6 @@
                 <w:sz w:val="26"/>
                 <w:szCs w:val="26"/>
               </w:rPr>
-              <w:t>8.</w:t>
-            </w:r>
-          </w:p>
-        </w:tc>
-        <w:tc>
-          <w:tcPr>
-            <w:tcW w:w="1520" w:type="pct"/>
-            <w:vAlign w:val="center"/>
-          </w:tcPr>
-          <w:p>
-            <w:pPr>
-              <w:spacing w:after="120"/>
-              <w:jc w:val="both"/>
-              <w:rPr>
-                <w:rFonts w:ascii="Times New Roman" w:hAnsi="Times New Roman" w:cs="Times New Roman"/>
-                <w:sz w:val="26"/>
-                <w:szCs w:val="26"/>
-              </w:rPr>
-            </w:pPr>
-          </w:p>
-        </w:tc>
-        <w:tc>
-          <w:tcPr>
-            <w:tcW w:w="1836" w:type="pct"/>
-            <w:vAlign w:val="center"/>
-          </w:tcPr>
-          <w:p>
-            <w:pPr>
-              <w:spacing w:after="120"/>
-              <w:jc w:val="both"/>
-              <w:rPr>
-                <w:rFonts w:ascii="Times New Roman" w:hAnsi="Times New Roman" w:cs="Times New Roman"/>
-                <w:sz w:val="26"/>
-                <w:szCs w:val="26"/>
-              </w:rPr>
-            </w:pPr>
-          </w:p>
-        </w:tc>
-        <w:tc>
-          <w:tcPr>
-            <w:tcW w:w="1330" w:type="pct"/>
-          </w:tcPr>
-          <w:p>
-            <w:pPr>
-              <w:spacing w:after="120"/>
-              <w:jc w:val="both"/>
-              <w:rPr>
-                <w:rFonts w:ascii="Times New Roman" w:hAnsi="Times New Roman" w:cs="Times New Roman"/>
-                <w:sz w:val="26"/>
-                <w:szCs w:val="26"/>
-              </w:rPr>
-            </w:pPr>
-          </w:p>
-        </w:tc>
-      </w:tr>
-      <w:tr>
-        <w:trPr>
-          <w:trHeight w:val="339"/>
-        </w:trPr>
-        <w:tc>
-          <w:tcPr>
-            <w:tcW w:w="314" w:type="pct"/>
-            <w:vAlign w:val="center"/>
-          </w:tcPr>
-          <w:p>
-            <w:pPr>
-              <w:spacing w:after="120"/>
-              <w:rPr>
-                <w:rFonts w:ascii="Times New Roman" w:hAnsi="Times New Roman" w:cs="Times New Roman"/>
-                <w:sz w:val="26"/>
-                <w:szCs w:val="26"/>
-              </w:rPr>
-            </w:pPr>
-            <w:r>
-              <w:rPr>
-                <w:rFonts w:ascii="Times New Roman" w:hAnsi="Times New Roman" w:cs="Times New Roman"/>
-                <w:sz w:val="26"/>
-                <w:szCs w:val="26"/>
-              </w:rPr>
               <w:t>…</w:t>
             </w:r>
           </w:p>
@@ -6363,85 +6467,6 @@
           </w:p>
         </w:tc>
       </w:tr>
-      <w:tr>
-        <w:trPr>
-          <w:trHeight w:val="339"/>
-        </w:trPr>
-        <w:tc>
-          <w:tcPr>
-            <w:tcW w:w="314" w:type="pct"/>
-            <w:vAlign w:val="center"/>
-          </w:tcPr>
-          <w:p>
-            <w:pPr>
-              <w:spacing w:after="120"/>
-              <w:rPr>
-                <w:rFonts w:ascii="Times New Roman" w:hAnsi="Times New Roman" w:cs="Times New Roman"/>
-                <w:sz w:val="26"/>
-                <w:szCs w:val="26"/>
-              </w:rPr>
-            </w:pPr>
-            <w:r>
-              <w:rPr>
-                <w:rFonts w:ascii="Times New Roman" w:hAnsi="Times New Roman" w:cs="Times New Roman"/>
-                <w:sz w:val="26"/>
-                <w:szCs w:val="26"/>
-              </w:rPr>
-              <w:t>…</w:t>
-            </w:r>
-          </w:p>
-        </w:tc>
-        <w:tc>
-          <w:tcPr>
-            <w:tcW w:w="1520" w:type="pct"/>
-            <w:vAlign w:val="center"/>
-          </w:tcPr>
-          <w:p>
-            <w:pPr>
-              <w:spacing w:after="120"/>
-              <w:jc w:val="both"/>
-              <w:rPr>
-                <w:rFonts w:ascii="Times New Roman" w:hAnsi="Times New Roman" w:cs="Times New Roman"/>
-                <w:sz w:val="26"/>
-                <w:szCs w:val="26"/>
-              </w:rPr>
-            </w:pPr>
-          </w:p>
-        </w:tc>
-        <w:tc>
-          <w:tcPr>
-            <w:tcW w:w="1836" w:type="pct"/>
-            <w:vAlign w:val="center"/>
-          </w:tcPr>
-          <w:p>
-            <w:pPr>
-              <w:spacing w:after="120"/>
-              <w:jc w:val="both"/>
-              <w:rPr>
-                <w:rFonts w:ascii="Times New Roman" w:hAnsi="Times New Roman" w:cs="Times New Roman"/>
-                <w:sz w:val="26"/>
-                <w:szCs w:val="26"/>
-              </w:rPr>
-            </w:pPr>
-          </w:p>
-        </w:tc>
-        <w:tc>
-          <w:tcPr>
-            <w:tcW w:w="1330" w:type="pct"/>
-          </w:tcPr>
-          <w:p>
-            <w:pPr>
-              <w:spacing w:after="120"/>
-              <w:jc w:val="both"/>
-              <w:rPr>
-                <w:rFonts w:ascii="Times New Roman" w:hAnsi="Times New Roman" w:cs="Times New Roman"/>
-                <w:sz w:val="26"/>
-                <w:szCs w:val="26"/>
-              </w:rPr>
-            </w:pPr>
-          </w:p>
-        </w:tc>
-      </w:tr>
     </w:tbl>
     <w:p>
       <w:pPr>
@@ -6508,6 +6533,1435 @@
           <w:b/>
           <w:sz w:val="26"/>
           <w:szCs w:val="26"/>
+          <w:lang w:val="vi-VN"/>
+        </w:rPr>
+      </w:pPr>
+      <w:r>
+        <w:rPr>
+          <w:rFonts w:ascii="Times New Roman" w:hAnsi="Times New Roman" w:cs="Times New Roman"/>
+          <w:b/>
+          <w:sz w:val="26"/>
+          <w:szCs w:val="26"/>
+          <w:lang w:val="vi-VN"/>
+        </w:rPr>
+        <w:t xml:space="preserve">Chức năng </w:t>
+      </w:r>
+      <w:r>
+        <w:rPr>
+          <w:rFonts w:ascii="Times New Roman" w:hAnsi="Times New Roman" w:cs="Times New Roman"/>
+          <w:b/>
+          <w:sz w:val="26"/>
+          <w:szCs w:val="26"/>
+          <w:lang w:val="vi-VN"/>
+        </w:rPr>
+        <w:t>lịch hẹn</w:t>
+      </w:r>
+      <w:r>
+        <w:rPr>
+          <w:rFonts w:ascii="Times New Roman" w:hAnsi="Times New Roman" w:cs="Times New Roman"/>
+          <w:b/>
+          <w:sz w:val="26"/>
+          <w:szCs w:val="26"/>
+          <w:lang w:val="vi-VN"/>
+        </w:rPr>
+        <w:t xml:space="preserve">, tiếp nhận bệnh nhân : </w:t>
+      </w:r>
+    </w:p>
+    <w:p>
+      <w:pPr>
+        <w:spacing w:after="120" w:line="240" w:lineRule="auto"/>
+        <w:jc w:val="both"/>
+        <w:rPr>
+          <w:rFonts w:ascii="Times New Roman" w:hAnsi="Times New Roman" w:cs="Times New Roman"/>
+          <w:b/>
+          <w:sz w:val="26"/>
+          <w:szCs w:val="26"/>
+          <w:lang w:val="vi-VN"/>
+        </w:rPr>
+      </w:pPr>
+      <w:proofErr w:type="gramStart"/>
+      <w:r>
+        <w:rPr>
+          <w:rFonts w:ascii="Times New Roman" w:hAnsi="Times New Roman" w:cs="Times New Roman"/>
+          <w:b/>
+          <w:sz w:val="26"/>
+          <w:szCs w:val="26"/>
+        </w:rPr>
+        <w:t>Actor</w:t>
+      </w:r>
+      <w:r>
+        <w:rPr>
+          <w:rFonts w:ascii="Times New Roman" w:hAnsi="Times New Roman" w:cs="Times New Roman"/>
+          <w:b/>
+          <w:sz w:val="26"/>
+          <w:szCs w:val="26"/>
+          <w:lang w:val="vi-VN"/>
+        </w:rPr>
+        <w:t xml:space="preserve"> :</w:t>
+      </w:r>
+      <w:proofErr w:type="gramEnd"/>
+    </w:p>
+    <w:p>
+      <w:pPr>
+        <w:pStyle w:val="ListParagraph"/>
+        <w:numPr>
+          <w:ilvl w:val="0"/>
+          <w:numId w:val="10"/>
+        </w:numPr>
+        <w:spacing w:after="120" w:line="240" w:lineRule="auto"/>
+        <w:jc w:val="both"/>
+        <w:rPr>
+          <w:rFonts w:ascii="Times New Roman" w:hAnsi="Times New Roman" w:cs="Times New Roman"/>
+          <w:bCs/>
+          <w:sz w:val="26"/>
+          <w:szCs w:val="26"/>
+          <w:lang w:val="vi-VN"/>
+        </w:rPr>
+      </w:pPr>
+      <w:r>
+        <w:rPr>
+          <w:rFonts w:ascii="Times New Roman" w:hAnsi="Times New Roman" w:cs="Times New Roman"/>
+          <w:bCs/>
+          <w:sz w:val="26"/>
+          <w:szCs w:val="26"/>
+        </w:rPr>
+        <w:t xml:space="preserve">Nhân viên tiếp </w:t>
+      </w:r>
+      <w:proofErr w:type="gramStart"/>
+      <w:r>
+        <w:rPr>
+          <w:rFonts w:ascii="Times New Roman" w:hAnsi="Times New Roman" w:cs="Times New Roman"/>
+          <w:bCs/>
+          <w:sz w:val="26"/>
+          <w:szCs w:val="26"/>
+        </w:rPr>
+        <w:t>nhận</w:t>
+      </w:r>
+      <w:r>
+        <w:rPr>
+          <w:rFonts w:ascii="Times New Roman" w:hAnsi="Times New Roman" w:cs="Times New Roman"/>
+          <w:bCs/>
+          <w:sz w:val="26"/>
+          <w:szCs w:val="26"/>
+          <w:lang w:val="vi-VN"/>
+        </w:rPr>
+        <w:t xml:space="preserve"> :</w:t>
+      </w:r>
+      <w:proofErr w:type="gramEnd"/>
+      <w:r>
+        <w:rPr>
+          <w:rFonts w:ascii="Times New Roman" w:hAnsi="Times New Roman" w:cs="Times New Roman"/>
+          <w:bCs/>
+          <w:sz w:val="26"/>
+          <w:szCs w:val="26"/>
+          <w:lang w:val="vi-VN"/>
+        </w:rPr>
+        <w:t xml:space="preserve"> </w:t>
+      </w:r>
+      <w:r>
+        <w:rPr>
+          <w:rFonts w:ascii="Times New Roman" w:hAnsi="Times New Roman" w:cs="Times New Roman"/>
+          <w:bCs/>
+          <w:sz w:val="26"/>
+          <w:szCs w:val="26"/>
+        </w:rPr>
+        <w:t>Đặt lịch, quản lý lịch hẹn, xác nhận/hủy lịch, check-in và tiếp nhận bệnh nhân.</w:t>
+      </w:r>
+    </w:p>
+    <w:p>
+      <w:pPr>
+        <w:pStyle w:val="ListParagraph"/>
+        <w:numPr>
+          <w:ilvl w:val="0"/>
+          <w:numId w:val="10"/>
+        </w:numPr>
+        <w:spacing w:after="120" w:line="240" w:lineRule="auto"/>
+        <w:jc w:val="both"/>
+        <w:rPr>
+          <w:rFonts w:ascii="Times New Roman" w:hAnsi="Times New Roman" w:cs="Times New Roman"/>
+          <w:bCs/>
+          <w:sz w:val="26"/>
+          <w:szCs w:val="26"/>
+          <w:lang w:val="vi-VN"/>
+        </w:rPr>
+      </w:pPr>
+      <w:r>
+        <w:rPr>
+          <w:rFonts w:ascii="Times New Roman" w:hAnsi="Times New Roman" w:cs="Times New Roman"/>
+          <w:bCs/>
+          <w:sz w:val="26"/>
+          <w:szCs w:val="26"/>
+        </w:rPr>
+        <w:t xml:space="preserve">Bác </w:t>
+      </w:r>
+      <w:proofErr w:type="gramStart"/>
+      <w:r>
+        <w:rPr>
+          <w:rFonts w:ascii="Times New Roman" w:hAnsi="Times New Roman" w:cs="Times New Roman"/>
+          <w:bCs/>
+          <w:sz w:val="26"/>
+          <w:szCs w:val="26"/>
+        </w:rPr>
+        <w:t>sĩ</w:t>
+      </w:r>
+      <w:r>
+        <w:rPr>
+          <w:rFonts w:ascii="Times New Roman" w:hAnsi="Times New Roman" w:cs="Times New Roman"/>
+          <w:bCs/>
+          <w:sz w:val="26"/>
+          <w:szCs w:val="26"/>
+          <w:lang w:val="vi-VN"/>
+        </w:rPr>
+        <w:t xml:space="preserve"> :</w:t>
+      </w:r>
+      <w:proofErr w:type="gramEnd"/>
+      <w:r>
+        <w:rPr>
+          <w:rFonts w:ascii="Times New Roman" w:hAnsi="Times New Roman" w:cs="Times New Roman"/>
+          <w:bCs/>
+          <w:sz w:val="26"/>
+          <w:szCs w:val="26"/>
+          <w:lang w:val="vi-VN"/>
+        </w:rPr>
+        <w:t xml:space="preserve"> </w:t>
+      </w:r>
+      <w:r>
+        <w:rPr>
+          <w:rFonts w:ascii="Times New Roman" w:hAnsi="Times New Roman" w:cs="Times New Roman"/>
+          <w:bCs/>
+          <w:sz w:val="26"/>
+          <w:szCs w:val="26"/>
+        </w:rPr>
+        <w:t>Xem lịch làm việc, danh sách bệnh nhân và tiếp nhận bệnh nhân để khám.</w:t>
+      </w:r>
+    </w:p>
+    <w:p>
+      <w:pPr>
+        <w:pStyle w:val="ListParagraph"/>
+        <w:numPr>
+          <w:ilvl w:val="0"/>
+          <w:numId w:val="10"/>
+        </w:numPr>
+        <w:spacing w:after="120" w:line="240" w:lineRule="auto"/>
+        <w:jc w:val="both"/>
+        <w:rPr>
+          <w:rFonts w:ascii="Times New Roman" w:hAnsi="Times New Roman" w:cs="Times New Roman"/>
+          <w:bCs/>
+          <w:sz w:val="26"/>
+          <w:szCs w:val="26"/>
+          <w:lang w:val="vi-VN"/>
+        </w:rPr>
+      </w:pPr>
+      <w:r>
+        <w:rPr>
+          <w:rFonts w:ascii="Times New Roman" w:hAnsi="Times New Roman" w:cs="Times New Roman"/>
+          <w:bCs/>
+          <w:sz w:val="26"/>
+          <w:szCs w:val="26"/>
+        </w:rPr>
+        <w:t xml:space="preserve">Y </w:t>
+      </w:r>
+      <w:proofErr w:type="gramStart"/>
+      <w:r>
+        <w:rPr>
+          <w:rFonts w:ascii="Times New Roman" w:hAnsi="Times New Roman" w:cs="Times New Roman"/>
+          <w:bCs/>
+          <w:sz w:val="26"/>
+          <w:szCs w:val="26"/>
+        </w:rPr>
+        <w:t>tá</w:t>
+      </w:r>
+      <w:r>
+        <w:rPr>
+          <w:rFonts w:ascii="Times New Roman" w:hAnsi="Times New Roman" w:cs="Times New Roman"/>
+          <w:bCs/>
+          <w:sz w:val="26"/>
+          <w:szCs w:val="26"/>
+          <w:lang w:val="vi-VN"/>
+        </w:rPr>
+        <w:t xml:space="preserve"> :</w:t>
+      </w:r>
+      <w:proofErr w:type="gramEnd"/>
+      <w:r>
+        <w:rPr>
+          <w:rFonts w:ascii="Times New Roman" w:hAnsi="Times New Roman" w:cs="Times New Roman"/>
+          <w:bCs/>
+          <w:sz w:val="26"/>
+          <w:szCs w:val="26"/>
+          <w:lang w:val="vi-VN"/>
+        </w:rPr>
+        <w:t xml:space="preserve"> </w:t>
+      </w:r>
+      <w:r>
+        <w:rPr>
+          <w:rFonts w:ascii="Times New Roman" w:hAnsi="Times New Roman" w:cs="Times New Roman"/>
+          <w:bCs/>
+          <w:sz w:val="26"/>
+          <w:szCs w:val="26"/>
+        </w:rPr>
+        <w:t>Cập nhật/xem lịch làm việc và hỗ trợ quá trình tiếp nhận bệnh nhân.</w:t>
+      </w:r>
+    </w:p>
+    <w:p>
+      <w:pPr>
+        <w:spacing w:after="120" w:line="240" w:lineRule="auto"/>
+        <w:jc w:val="both"/>
+        <w:rPr>
+          <w:rFonts w:ascii="Times New Roman" w:hAnsi="Times New Roman" w:cs="Times New Roman"/>
+          <w:b/>
+          <w:sz w:val="26"/>
+          <w:szCs w:val="26"/>
+          <w:lang w:val="vi-VN"/>
+        </w:rPr>
+      </w:pPr>
+      <w:r>
+        <w:rPr>
+          <w:rFonts w:ascii="Times New Roman" w:hAnsi="Times New Roman" w:cs="Times New Roman"/>
+          <w:b/>
+          <w:sz w:val="26"/>
+          <w:szCs w:val="26"/>
+          <w:lang w:val="vi-VN"/>
+        </w:rPr>
+        <w:t xml:space="preserve">Yêu cầu chức năng : </w:t>
+      </w:r>
+    </w:p>
+    <w:p>
+      <w:pPr>
+        <w:pStyle w:val="ListParagraph"/>
+        <w:numPr>
+          <w:ilvl w:val="0"/>
+          <w:numId w:val="10"/>
+        </w:numPr>
+        <w:spacing w:after="120" w:line="240" w:lineRule="auto"/>
+        <w:jc w:val="both"/>
+        <w:rPr>
+          <w:rFonts w:ascii="Times New Roman" w:hAnsi="Times New Roman" w:cs="Times New Roman"/>
+          <w:bCs/>
+          <w:sz w:val="26"/>
+          <w:szCs w:val="26"/>
+          <w:lang w:val="vi-VN"/>
+        </w:rPr>
+      </w:pPr>
+      <w:r>
+        <w:rPr>
+          <w:rFonts w:ascii="Times New Roman" w:hAnsi="Times New Roman" w:cs="Times New Roman"/>
+          <w:b/>
+          <w:sz w:val="26"/>
+          <w:szCs w:val="26"/>
+          <w:lang w:val="vi-VN"/>
+        </w:rPr>
+        <w:t>Lịch hẹn :</w:t>
+      </w:r>
+    </w:p>
+    <w:p>
+      <w:pPr>
+        <w:pStyle w:val="ListParagraph"/>
+        <w:numPr>
+          <w:ilvl w:val="1"/>
+          <w:numId w:val="10"/>
+        </w:numPr>
+        <w:spacing w:after="120"/>
+        <w:jc w:val="both"/>
+        <w:rPr>
+          <w:rFonts w:ascii="Times New Roman" w:hAnsi="Times New Roman" w:cs="Times New Roman"/>
+          <w:bCs/>
+          <w:sz w:val="26"/>
+          <w:szCs w:val="26"/>
+        </w:rPr>
+      </w:pPr>
+      <w:r>
+        <w:rPr>
+          <w:rFonts w:ascii="Times New Roman" w:hAnsi="Times New Roman" w:cs="Times New Roman"/>
+          <w:bCs/>
+          <w:sz w:val="26"/>
+          <w:szCs w:val="26"/>
+        </w:rPr>
+        <w:t xml:space="preserve"> </w:t>
+      </w:r>
+      <w:r>
+        <w:rPr>
+          <w:rFonts w:ascii="Times New Roman" w:hAnsi="Times New Roman" w:cs="Times New Roman"/>
+          <w:b/>
+          <w:bCs/>
+          <w:sz w:val="26"/>
+          <w:szCs w:val="26"/>
+        </w:rPr>
+        <w:t>Đặt lịch hẹn:</w:t>
+      </w:r>
+      <w:r>
+        <w:rPr>
+          <w:rFonts w:ascii="Times New Roman" w:hAnsi="Times New Roman" w:cs="Times New Roman"/>
+          <w:bCs/>
+          <w:sz w:val="26"/>
+          <w:szCs w:val="26"/>
+        </w:rPr>
+        <w:t xml:space="preserve"> Cho phép nhân viên tạo lịch khám cho bệnh nhân, lựa chọn bác sĩ, ngày và giờ khám. </w:t>
+      </w:r>
+    </w:p>
+    <w:p>
+      <w:pPr>
+        <w:pStyle w:val="ListParagraph"/>
+        <w:numPr>
+          <w:ilvl w:val="1"/>
+          <w:numId w:val="10"/>
+        </w:numPr>
+        <w:spacing w:after="120"/>
+        <w:jc w:val="both"/>
+        <w:rPr>
+          <w:rFonts w:ascii="Times New Roman" w:hAnsi="Times New Roman" w:cs="Times New Roman"/>
+          <w:bCs/>
+          <w:sz w:val="26"/>
+          <w:szCs w:val="26"/>
+        </w:rPr>
+      </w:pPr>
+      <w:r>
+        <w:rPr>
+          <w:rFonts w:ascii="Times New Roman" w:hAnsi="Times New Roman" w:cs="Times New Roman"/>
+          <w:b/>
+          <w:bCs/>
+          <w:sz w:val="26"/>
+          <w:szCs w:val="26"/>
+        </w:rPr>
+        <w:t>Xem lịch hẹn:</w:t>
+      </w:r>
+      <w:r>
+        <w:rPr>
+          <w:rFonts w:ascii="Times New Roman" w:hAnsi="Times New Roman" w:cs="Times New Roman"/>
+          <w:bCs/>
+          <w:sz w:val="26"/>
+          <w:szCs w:val="26"/>
+        </w:rPr>
+        <w:t xml:space="preserve"> Cho phép xem lịch theo ngày, bác sĩ, y tá và trạng thái. </w:t>
+      </w:r>
+    </w:p>
+    <w:p>
+      <w:pPr>
+        <w:pStyle w:val="ListParagraph"/>
+        <w:numPr>
+          <w:ilvl w:val="1"/>
+          <w:numId w:val="10"/>
+        </w:numPr>
+        <w:spacing w:after="120"/>
+        <w:jc w:val="both"/>
+        <w:rPr>
+          <w:rFonts w:ascii="Times New Roman" w:hAnsi="Times New Roman" w:cs="Times New Roman"/>
+          <w:bCs/>
+          <w:sz w:val="26"/>
+          <w:szCs w:val="26"/>
+        </w:rPr>
+      </w:pPr>
+      <w:r>
+        <w:rPr>
+          <w:rFonts w:ascii="Times New Roman" w:hAnsi="Times New Roman" w:cs="Times New Roman"/>
+          <w:b/>
+          <w:bCs/>
+          <w:sz w:val="26"/>
+          <w:szCs w:val="26"/>
+        </w:rPr>
+        <w:t>Cập nhật lịch hẹn:</w:t>
+      </w:r>
+      <w:r>
+        <w:rPr>
+          <w:rFonts w:ascii="Times New Roman" w:hAnsi="Times New Roman" w:cs="Times New Roman"/>
+          <w:bCs/>
+          <w:sz w:val="26"/>
+          <w:szCs w:val="26"/>
+        </w:rPr>
+        <w:t xml:space="preserve"> Cho phép thay đổi thời gian, bác sĩ, y tá hoặc thông tin bệnh nhân. </w:t>
+      </w:r>
+    </w:p>
+    <w:p>
+      <w:pPr>
+        <w:pStyle w:val="ListParagraph"/>
+        <w:numPr>
+          <w:ilvl w:val="1"/>
+          <w:numId w:val="10"/>
+        </w:numPr>
+        <w:spacing w:after="120"/>
+        <w:jc w:val="both"/>
+        <w:rPr>
+          <w:rFonts w:ascii="Times New Roman" w:hAnsi="Times New Roman" w:cs="Times New Roman"/>
+          <w:bCs/>
+          <w:sz w:val="26"/>
+          <w:szCs w:val="26"/>
+        </w:rPr>
+      </w:pPr>
+      <w:r>
+        <w:rPr>
+          <w:rFonts w:ascii="Times New Roman" w:hAnsi="Times New Roman" w:cs="Times New Roman"/>
+          <w:b/>
+          <w:bCs/>
+          <w:sz w:val="26"/>
+          <w:szCs w:val="26"/>
+        </w:rPr>
+        <w:t>Kiểm tra lịch trống:</w:t>
+      </w:r>
+      <w:r>
+        <w:rPr>
+          <w:rFonts w:ascii="Times New Roman" w:hAnsi="Times New Roman" w:cs="Times New Roman"/>
+          <w:bCs/>
+          <w:sz w:val="26"/>
+          <w:szCs w:val="26"/>
+        </w:rPr>
+        <w:t xml:space="preserve"> Hệ thống kiểm tra khung giờ còn trống trước khi tạo hoặc thay đổi lịch. </w:t>
+      </w:r>
+    </w:p>
+    <w:p>
+      <w:pPr>
+        <w:pStyle w:val="ListParagraph"/>
+        <w:numPr>
+          <w:ilvl w:val="1"/>
+          <w:numId w:val="10"/>
+        </w:numPr>
+        <w:spacing w:after="120"/>
+        <w:jc w:val="both"/>
+        <w:rPr>
+          <w:rFonts w:ascii="Times New Roman" w:hAnsi="Times New Roman" w:cs="Times New Roman"/>
+          <w:bCs/>
+          <w:sz w:val="26"/>
+          <w:szCs w:val="26"/>
+        </w:rPr>
+      </w:pPr>
+      <w:r>
+        <w:rPr>
+          <w:rFonts w:ascii="Times New Roman" w:hAnsi="Times New Roman" w:cs="Times New Roman"/>
+          <w:b/>
+          <w:bCs/>
+          <w:sz w:val="26"/>
+          <w:szCs w:val="26"/>
+        </w:rPr>
+        <w:t>Kiểm tra trùng lịch:</w:t>
+      </w:r>
+      <w:r>
+        <w:rPr>
+          <w:rFonts w:ascii="Times New Roman" w:hAnsi="Times New Roman" w:cs="Times New Roman"/>
+          <w:bCs/>
+          <w:sz w:val="26"/>
+          <w:szCs w:val="26"/>
+        </w:rPr>
+        <w:t xml:space="preserve"> Hệ thống phát hiện và ngăn chặn lịch bị trùng bác sĩ, y tá hoặc khung giờ. </w:t>
+      </w:r>
+    </w:p>
+    <w:p>
+      <w:pPr>
+        <w:pStyle w:val="ListParagraph"/>
+        <w:numPr>
+          <w:ilvl w:val="1"/>
+          <w:numId w:val="10"/>
+        </w:numPr>
+        <w:spacing w:after="120"/>
+        <w:jc w:val="both"/>
+        <w:rPr>
+          <w:rFonts w:ascii="Times New Roman" w:hAnsi="Times New Roman" w:cs="Times New Roman"/>
+          <w:bCs/>
+          <w:sz w:val="26"/>
+          <w:szCs w:val="26"/>
+        </w:rPr>
+      </w:pPr>
+      <w:r>
+        <w:rPr>
+          <w:rFonts w:ascii="Times New Roman" w:hAnsi="Times New Roman" w:cs="Times New Roman"/>
+          <w:b/>
+          <w:bCs/>
+          <w:sz w:val="26"/>
+          <w:szCs w:val="26"/>
+        </w:rPr>
+        <w:t>Xác nhận lịch:</w:t>
+      </w:r>
+      <w:r>
+        <w:rPr>
+          <w:rFonts w:ascii="Times New Roman" w:hAnsi="Times New Roman" w:cs="Times New Roman"/>
+          <w:bCs/>
+          <w:sz w:val="26"/>
+          <w:szCs w:val="26"/>
+        </w:rPr>
+        <w:t xml:space="preserve"> Cho phép nhân viên xác nhận lịch với bệnh nhân và cập nhật trạng thái. </w:t>
+      </w:r>
+    </w:p>
+    <w:p>
+      <w:pPr>
+        <w:pStyle w:val="ListParagraph"/>
+        <w:numPr>
+          <w:ilvl w:val="1"/>
+          <w:numId w:val="10"/>
+        </w:numPr>
+        <w:spacing w:after="120"/>
+        <w:jc w:val="both"/>
+        <w:rPr>
+          <w:rFonts w:ascii="Times New Roman" w:hAnsi="Times New Roman" w:cs="Times New Roman"/>
+          <w:bCs/>
+          <w:sz w:val="26"/>
+          <w:szCs w:val="26"/>
+        </w:rPr>
+      </w:pPr>
+      <w:r>
+        <w:rPr>
+          <w:rFonts w:ascii="Times New Roman" w:hAnsi="Times New Roman" w:cs="Times New Roman"/>
+          <w:b/>
+          <w:bCs/>
+          <w:sz w:val="26"/>
+          <w:szCs w:val="26"/>
+        </w:rPr>
+        <w:t>Hủy lịch:</w:t>
+      </w:r>
+      <w:r>
+        <w:rPr>
+          <w:rFonts w:ascii="Times New Roman" w:hAnsi="Times New Roman" w:cs="Times New Roman"/>
+          <w:bCs/>
+          <w:sz w:val="26"/>
+          <w:szCs w:val="26"/>
+        </w:rPr>
+        <w:t xml:space="preserve"> Cho phép hủy lịch và ghi nhận lý do hủy. </w:t>
+      </w:r>
+    </w:p>
+    <w:p>
+      <w:pPr>
+        <w:pStyle w:val="ListParagraph"/>
+        <w:numPr>
+          <w:ilvl w:val="1"/>
+          <w:numId w:val="10"/>
+        </w:numPr>
+        <w:spacing w:after="120" w:line="240" w:lineRule="auto"/>
+        <w:jc w:val="both"/>
+        <w:rPr>
+          <w:rFonts w:ascii="Times New Roman" w:hAnsi="Times New Roman" w:cs="Times New Roman"/>
+          <w:bCs/>
+          <w:sz w:val="26"/>
+          <w:szCs w:val="26"/>
+          <w:lang w:val="vi-VN"/>
+        </w:rPr>
+      </w:pPr>
+      <w:r>
+        <w:rPr>
+          <w:rFonts w:ascii="Times New Roman" w:hAnsi="Times New Roman" w:cs="Times New Roman"/>
+          <w:b/>
+          <w:bCs/>
+          <w:sz w:val="26"/>
+          <w:szCs w:val="26"/>
+        </w:rPr>
+        <w:t>Cập nhật trạng thái lịch:</w:t>
+      </w:r>
+      <w:r>
+        <w:rPr>
+          <w:rFonts w:ascii="Times New Roman" w:hAnsi="Times New Roman" w:cs="Times New Roman"/>
+          <w:bCs/>
+          <w:sz w:val="26"/>
+          <w:szCs w:val="26"/>
+        </w:rPr>
+        <w:t xml:space="preserve"> Quản lý các trạng thái như Chờ xác nhận → Đã xác nhận → Đã check-in → Đã tiếp nhận / Đã hủy.</w:t>
+      </w:r>
+    </w:p>
+    <w:p>
+      <w:pPr>
+        <w:pStyle w:val="ListParagraph"/>
+        <w:numPr>
+          <w:ilvl w:val="0"/>
+          <w:numId w:val="10"/>
+        </w:numPr>
+        <w:spacing w:after="120" w:line="240" w:lineRule="auto"/>
+        <w:jc w:val="both"/>
+        <w:rPr>
+          <w:rFonts w:ascii="Times New Roman" w:hAnsi="Times New Roman" w:cs="Times New Roman"/>
+          <w:bCs/>
+          <w:sz w:val="26"/>
+          <w:szCs w:val="26"/>
+          <w:lang w:val="vi-VN"/>
+        </w:rPr>
+      </w:pPr>
+      <w:r>
+        <w:rPr>
+          <w:rFonts w:ascii="Times New Roman" w:hAnsi="Times New Roman" w:cs="Times New Roman"/>
+          <w:b/>
+          <w:bCs/>
+          <w:sz w:val="26"/>
+          <w:szCs w:val="26"/>
+          <w:lang w:val="vi-VN"/>
+        </w:rPr>
+        <w:t xml:space="preserve">Tiếp nhận : </w:t>
+      </w:r>
+    </w:p>
+    <w:p>
+      <w:pPr>
+        <w:pStyle w:val="ListParagraph"/>
+        <w:numPr>
+          <w:ilvl w:val="1"/>
+          <w:numId w:val="10"/>
+        </w:numPr>
+        <w:spacing w:after="120"/>
+        <w:jc w:val="both"/>
+        <w:rPr>
+          <w:rFonts w:ascii="Times New Roman" w:hAnsi="Times New Roman" w:cs="Times New Roman"/>
+          <w:bCs/>
+          <w:sz w:val="26"/>
+          <w:szCs w:val="26"/>
+        </w:rPr>
+      </w:pPr>
+      <w:r>
+        <w:rPr>
+          <w:rFonts w:ascii="Times New Roman" w:hAnsi="Times New Roman" w:cs="Times New Roman"/>
+          <w:b/>
+          <w:bCs/>
+          <w:sz w:val="26"/>
+          <w:szCs w:val="26"/>
+        </w:rPr>
+        <w:t>Check-in bệnh nhân:</w:t>
+      </w:r>
+      <w:r>
+        <w:rPr>
+          <w:rFonts w:ascii="Times New Roman" w:hAnsi="Times New Roman" w:cs="Times New Roman"/>
+          <w:bCs/>
+          <w:sz w:val="26"/>
+          <w:szCs w:val="26"/>
+        </w:rPr>
+        <w:t xml:space="preserve"> Cho phép nhân viên kiểm tra lịch hẹn và xác nhận bệnh nhân đã đến. </w:t>
+      </w:r>
+    </w:p>
+    <w:p>
+      <w:pPr>
+        <w:pStyle w:val="ListParagraph"/>
+        <w:numPr>
+          <w:ilvl w:val="1"/>
+          <w:numId w:val="10"/>
+        </w:numPr>
+        <w:spacing w:after="120"/>
+        <w:jc w:val="both"/>
+        <w:rPr>
+          <w:rFonts w:ascii="Times New Roman" w:hAnsi="Times New Roman" w:cs="Times New Roman"/>
+          <w:bCs/>
+          <w:sz w:val="26"/>
+          <w:szCs w:val="26"/>
+        </w:rPr>
+      </w:pPr>
+      <w:r>
+        <w:rPr>
+          <w:rFonts w:ascii="Times New Roman" w:hAnsi="Times New Roman" w:cs="Times New Roman"/>
+          <w:b/>
+          <w:bCs/>
+          <w:sz w:val="26"/>
+          <w:szCs w:val="26"/>
+        </w:rPr>
+        <w:t>Tra cứu thông tin bệnh nhân:</w:t>
+      </w:r>
+      <w:r>
+        <w:rPr>
+          <w:rFonts w:ascii="Times New Roman" w:hAnsi="Times New Roman" w:cs="Times New Roman"/>
+          <w:bCs/>
+          <w:sz w:val="26"/>
+          <w:szCs w:val="26"/>
+        </w:rPr>
+        <w:t xml:space="preserve"> Tìm kiếm bệnh nhân bằng họ tên, số điện thoại hoặc thông tin lịch hẹn. </w:t>
+      </w:r>
+    </w:p>
+    <w:p>
+      <w:pPr>
+        <w:pStyle w:val="ListParagraph"/>
+        <w:numPr>
+          <w:ilvl w:val="1"/>
+          <w:numId w:val="10"/>
+        </w:numPr>
+        <w:spacing w:after="120"/>
+        <w:jc w:val="both"/>
+        <w:rPr>
+          <w:rFonts w:ascii="Times New Roman" w:hAnsi="Times New Roman" w:cs="Times New Roman"/>
+          <w:bCs/>
+          <w:sz w:val="26"/>
+          <w:szCs w:val="26"/>
+        </w:rPr>
+      </w:pPr>
+      <w:r>
+        <w:rPr>
+          <w:rFonts w:ascii="Times New Roman" w:hAnsi="Times New Roman" w:cs="Times New Roman"/>
+          <w:b/>
+          <w:bCs/>
+          <w:sz w:val="26"/>
+          <w:szCs w:val="26"/>
+        </w:rPr>
+        <w:t>Kiểm tra hồ sơ bệnh nhân:</w:t>
+      </w:r>
+      <w:r>
+        <w:rPr>
+          <w:rFonts w:ascii="Times New Roman" w:hAnsi="Times New Roman" w:cs="Times New Roman"/>
+          <w:bCs/>
+          <w:sz w:val="26"/>
+          <w:szCs w:val="26"/>
+        </w:rPr>
+        <w:t xml:space="preserve"> Kiểm tra và bổ sung thông tin còn thiếu. </w:t>
+      </w:r>
+    </w:p>
+    <w:p>
+      <w:pPr>
+        <w:pStyle w:val="ListParagraph"/>
+        <w:numPr>
+          <w:ilvl w:val="1"/>
+          <w:numId w:val="10"/>
+        </w:numPr>
+        <w:spacing w:after="120"/>
+        <w:jc w:val="both"/>
+        <w:rPr>
+          <w:rFonts w:ascii="Times New Roman" w:hAnsi="Times New Roman" w:cs="Times New Roman"/>
+          <w:sz w:val="26"/>
+          <w:szCs w:val="26"/>
+        </w:rPr>
+      </w:pPr>
+      <w:r>
+        <w:rPr>
+          <w:rFonts w:ascii="Times New Roman" w:hAnsi="Times New Roman" w:cs="Times New Roman"/>
+          <w:b/>
+          <w:bCs/>
+          <w:sz w:val="26"/>
+          <w:szCs w:val="26"/>
+        </w:rPr>
+        <w:t>Tiếp nhận bệnh nhân:</w:t>
+      </w:r>
+      <w:r>
+        <w:rPr>
+          <w:rFonts w:ascii="Times New Roman" w:hAnsi="Times New Roman" w:cs="Times New Roman"/>
+          <w:bCs/>
+          <w:sz w:val="26"/>
+          <w:szCs w:val="26"/>
+        </w:rPr>
+        <w:t xml:space="preserve"> Cập nhật trạng thái bệnh nhân thành </w:t>
+      </w:r>
+      <w:r>
+        <w:rPr>
+          <w:rFonts w:ascii="Times New Roman" w:hAnsi="Times New Roman" w:cs="Times New Roman"/>
+          <w:sz w:val="26"/>
+          <w:szCs w:val="26"/>
+        </w:rPr>
+        <w:t xml:space="preserve">đang chờ khám/đã tiếp nhận. </w:t>
+      </w:r>
+    </w:p>
+    <w:p>
+      <w:pPr>
+        <w:pStyle w:val="ListParagraph"/>
+        <w:numPr>
+          <w:ilvl w:val="1"/>
+          <w:numId w:val="10"/>
+        </w:numPr>
+        <w:spacing w:after="120"/>
+        <w:jc w:val="both"/>
+        <w:rPr>
+          <w:rFonts w:ascii="Times New Roman" w:hAnsi="Times New Roman" w:cs="Times New Roman"/>
+          <w:bCs/>
+          <w:sz w:val="26"/>
+          <w:szCs w:val="26"/>
+        </w:rPr>
+      </w:pPr>
+      <w:r>
+        <w:rPr>
+          <w:rFonts w:ascii="Times New Roman" w:hAnsi="Times New Roman" w:cs="Times New Roman"/>
+          <w:b/>
+          <w:bCs/>
+          <w:sz w:val="26"/>
+          <w:szCs w:val="26"/>
+        </w:rPr>
+        <w:t>Phân phòng và bác sĩ:</w:t>
+      </w:r>
+      <w:r>
+        <w:rPr>
+          <w:rFonts w:ascii="Times New Roman" w:hAnsi="Times New Roman" w:cs="Times New Roman"/>
+          <w:bCs/>
+          <w:sz w:val="26"/>
+          <w:szCs w:val="26"/>
+        </w:rPr>
+        <w:t xml:space="preserve"> Xác định phòng khám và bác sĩ phụ trách theo lịch hẹn. </w:t>
+      </w:r>
+    </w:p>
+    <w:p>
+      <w:pPr>
+        <w:pStyle w:val="ListParagraph"/>
+        <w:numPr>
+          <w:ilvl w:val="1"/>
+          <w:numId w:val="10"/>
+        </w:numPr>
+        <w:spacing w:after="120"/>
+        <w:jc w:val="both"/>
+        <w:rPr>
+          <w:rFonts w:ascii="Times New Roman" w:hAnsi="Times New Roman" w:cs="Times New Roman"/>
+          <w:bCs/>
+          <w:sz w:val="26"/>
+          <w:szCs w:val="26"/>
+        </w:rPr>
+      </w:pPr>
+      <w:r>
+        <w:rPr>
+          <w:rFonts w:ascii="Times New Roman" w:hAnsi="Times New Roman" w:cs="Times New Roman"/>
+          <w:b/>
+          <w:bCs/>
+          <w:sz w:val="26"/>
+          <w:szCs w:val="26"/>
+        </w:rPr>
+        <w:t>Thông báo bệnh nhân cho bác sĩ/y tá:</w:t>
+      </w:r>
+      <w:r>
+        <w:rPr>
+          <w:rFonts w:ascii="Times New Roman" w:hAnsi="Times New Roman" w:cs="Times New Roman"/>
+          <w:bCs/>
+          <w:sz w:val="26"/>
+          <w:szCs w:val="26"/>
+        </w:rPr>
+        <w:t xml:space="preserve"> Thông báo khi bệnh nhân đã check-in và sẵn sàng được tiếp nhận. </w:t>
+      </w:r>
+    </w:p>
+    <w:p>
+      <w:pPr>
+        <w:pStyle w:val="ListParagraph"/>
+        <w:numPr>
+          <w:ilvl w:val="1"/>
+          <w:numId w:val="10"/>
+        </w:numPr>
+        <w:spacing w:after="120" w:line="240" w:lineRule="auto"/>
+        <w:jc w:val="both"/>
+        <w:rPr>
+          <w:rFonts w:ascii="Times New Roman" w:hAnsi="Times New Roman" w:cs="Times New Roman"/>
+          <w:bCs/>
+          <w:sz w:val="26"/>
+          <w:szCs w:val="26"/>
+          <w:lang w:val="vi-VN"/>
+        </w:rPr>
+      </w:pPr>
+      <w:r>
+        <w:rPr>
+          <w:rFonts w:ascii="Times New Roman" w:hAnsi="Times New Roman" w:cs="Times New Roman"/>
+          <w:b/>
+          <w:bCs/>
+          <w:sz w:val="26"/>
+          <w:szCs w:val="26"/>
+        </w:rPr>
+        <w:t>Theo dõi danh sách bệnh nhân chờ khám:</w:t>
+      </w:r>
+      <w:r>
+        <w:rPr>
+          <w:rFonts w:ascii="Times New Roman" w:hAnsi="Times New Roman" w:cs="Times New Roman"/>
+          <w:bCs/>
+          <w:sz w:val="26"/>
+          <w:szCs w:val="26"/>
+        </w:rPr>
+        <w:t xml:space="preserve"> Cho phép nhân viên và bác sĩ xem danh sách bệnh nhân đã check-in/chờ khám.</w:t>
+      </w:r>
+    </w:p>
+    <w:p>
+      <w:pPr>
+        <w:spacing w:after="120" w:line="240" w:lineRule="auto"/>
+        <w:jc w:val="both"/>
+        <w:rPr>
+          <w:rFonts w:ascii="Times New Roman" w:hAnsi="Times New Roman" w:cs="Times New Roman"/>
+          <w:b/>
+          <w:sz w:val="26"/>
+          <w:szCs w:val="26"/>
+          <w:lang w:val="vi-VN"/>
+        </w:rPr>
+      </w:pPr>
+      <w:r>
+        <w:rPr>
+          <w:rFonts w:ascii="Times New Roman" w:hAnsi="Times New Roman" w:cs="Times New Roman"/>
+          <w:b/>
+          <w:sz w:val="26"/>
+          <w:szCs w:val="26"/>
+          <w:lang w:val="vi-VN"/>
+        </w:rPr>
+        <w:t>Yêu cầu phi chức năng :</w:t>
+      </w:r>
+    </w:p>
+    <w:tbl>
+      <w:tblPr>
+        <w:tblStyle w:val="TableGrid"/>
+        <w:tblW w:w="0" w:type="auto"/>
+        <w:tblLook w:val="04A0" w:firstRow="1" w:lastRow="0" w:firstColumn="1" w:lastColumn="0" w:noHBand="0" w:noVBand="1"/>
+      </w:tblPr>
+      <w:tblGrid>
+        <w:gridCol w:w="5122"/>
+        <w:gridCol w:w="5123"/>
+      </w:tblGrid>
+      <w:tr>
+        <w:tc>
+          <w:tcPr>
+            <w:tcW w:w="5122" w:type="dxa"/>
+          </w:tcPr>
+          <w:p>
+            <w:pPr>
+              <w:spacing w:after="120"/>
+              <w:jc w:val="both"/>
+              <w:rPr>
+                <w:rFonts w:ascii="Times New Roman" w:hAnsi="Times New Roman" w:cs="Times New Roman"/>
+                <w:b/>
+                <w:i/>
+                <w:iCs/>
+                <w:sz w:val="26"/>
+                <w:szCs w:val="26"/>
+                <w:lang w:val="vi-VN"/>
+              </w:rPr>
+            </w:pPr>
+            <w:r>
+              <w:rPr>
+                <w:rFonts w:ascii="Times New Roman" w:hAnsi="Times New Roman" w:cs="Times New Roman"/>
+                <w:b/>
+                <w:i/>
+                <w:iCs/>
+                <w:sz w:val="26"/>
+                <w:szCs w:val="26"/>
+              </w:rPr>
+              <w:lastRenderedPageBreak/>
+              <w:t>Nhóm</w:t>
+            </w:r>
+          </w:p>
+        </w:tc>
+        <w:tc>
+          <w:tcPr>
+            <w:tcW w:w="5123" w:type="dxa"/>
+          </w:tcPr>
+          <w:p>
+            <w:pPr>
+              <w:spacing w:after="120"/>
+              <w:jc w:val="both"/>
+              <w:rPr>
+                <w:rFonts w:ascii="Times New Roman" w:hAnsi="Times New Roman" w:cs="Times New Roman"/>
+                <w:b/>
+                <w:i/>
+                <w:iCs/>
+                <w:sz w:val="26"/>
+                <w:szCs w:val="26"/>
+                <w:lang w:val="vi-VN"/>
+              </w:rPr>
+            </w:pPr>
+            <w:r>
+              <w:rPr>
+                <w:rFonts w:ascii="Times New Roman" w:hAnsi="Times New Roman" w:cs="Times New Roman"/>
+                <w:b/>
+                <w:i/>
+                <w:iCs/>
+                <w:sz w:val="26"/>
+                <w:szCs w:val="26"/>
+              </w:rPr>
+              <w:t>Yêu cầu phi chức năng</w:t>
+            </w:r>
+          </w:p>
+        </w:tc>
+      </w:tr>
+      <w:tr>
+        <w:tc>
+          <w:tcPr>
+            <w:tcW w:w="5122" w:type="dxa"/>
+          </w:tcPr>
+          <w:p>
+            <w:pPr>
+              <w:spacing w:after="120"/>
+              <w:jc w:val="both"/>
+              <w:rPr>
+                <w:rFonts w:ascii="Times New Roman" w:hAnsi="Times New Roman" w:cs="Times New Roman"/>
+                <w:bCs/>
+                <w:sz w:val="26"/>
+                <w:szCs w:val="26"/>
+                <w:lang w:val="vi-VN"/>
+              </w:rPr>
+            </w:pPr>
+            <w:r>
+              <w:rPr>
+                <w:rFonts w:ascii="Times New Roman" w:hAnsi="Times New Roman" w:cs="Times New Roman"/>
+                <w:bCs/>
+                <w:sz w:val="26"/>
+                <w:szCs w:val="26"/>
+              </w:rPr>
+              <w:t>Hiệu năng (Performance)</w:t>
+            </w:r>
+          </w:p>
+        </w:tc>
+        <w:tc>
+          <w:tcPr>
+            <w:tcW w:w="5123" w:type="dxa"/>
+          </w:tcPr>
+          <w:p>
+            <w:pPr>
+              <w:spacing w:after="120"/>
+              <w:jc w:val="both"/>
+              <w:rPr>
+                <w:rFonts w:ascii="Times New Roman" w:hAnsi="Times New Roman" w:cs="Times New Roman"/>
+                <w:bCs/>
+                <w:sz w:val="26"/>
+                <w:szCs w:val="26"/>
+                <w:lang w:val="vi-VN"/>
+              </w:rPr>
+            </w:pPr>
+            <w:r>
+              <w:rPr>
+                <w:rFonts w:ascii="Times New Roman" w:hAnsi="Times New Roman" w:cs="Times New Roman"/>
+                <w:bCs/>
+                <w:sz w:val="26"/>
+                <w:szCs w:val="26"/>
+              </w:rPr>
+              <w:t>P</w:t>
+            </w:r>
+            <w:r>
+              <w:rPr>
+                <w:rFonts w:ascii="Times New Roman" w:hAnsi="Times New Roman" w:cs="Times New Roman"/>
+                <w:bCs/>
+                <w:sz w:val="26"/>
+                <w:szCs w:val="26"/>
+              </w:rPr>
+              <w:t xml:space="preserve">hản hồi các thao tác xem, tìm kiếm, tạo hoặc cập nhật lịch hẹn trong khoảng </w:t>
+            </w:r>
+            <w:r>
+              <w:rPr>
+                <w:rFonts w:ascii="Times New Roman" w:hAnsi="Times New Roman" w:cs="Times New Roman"/>
+                <w:sz w:val="26"/>
+                <w:szCs w:val="26"/>
+              </w:rPr>
+              <w:t>1–2 giây</w:t>
+            </w:r>
+          </w:p>
+        </w:tc>
+      </w:tr>
+      <w:tr>
+        <w:tc>
+          <w:tcPr>
+            <w:tcW w:w="5122" w:type="dxa"/>
+          </w:tcPr>
+          <w:p>
+            <w:pPr>
+              <w:spacing w:after="120"/>
+              <w:jc w:val="both"/>
+              <w:rPr>
+                <w:rFonts w:ascii="Times New Roman" w:hAnsi="Times New Roman" w:cs="Times New Roman"/>
+                <w:bCs/>
+                <w:sz w:val="26"/>
+                <w:szCs w:val="26"/>
+                <w:lang w:val="vi-VN"/>
+              </w:rPr>
+            </w:pPr>
+            <w:r>
+              <w:rPr>
+                <w:rFonts w:ascii="Times New Roman" w:hAnsi="Times New Roman" w:cs="Times New Roman"/>
+                <w:bCs/>
+                <w:sz w:val="26"/>
+                <w:szCs w:val="26"/>
+              </w:rPr>
+              <w:t>Bảo mật (Security)</w:t>
+            </w:r>
+          </w:p>
+        </w:tc>
+        <w:tc>
+          <w:tcPr>
+            <w:tcW w:w="5123" w:type="dxa"/>
+          </w:tcPr>
+          <w:p>
+            <w:pPr>
+              <w:spacing w:after="120"/>
+              <w:jc w:val="both"/>
+              <w:rPr>
+                <w:rFonts w:ascii="Times New Roman" w:hAnsi="Times New Roman" w:cs="Times New Roman"/>
+                <w:bCs/>
+                <w:sz w:val="26"/>
+                <w:szCs w:val="26"/>
+                <w:lang w:val="vi-VN"/>
+              </w:rPr>
+            </w:pPr>
+            <w:r>
+              <w:rPr>
+                <w:rFonts w:ascii="Times New Roman" w:hAnsi="Times New Roman" w:cs="Times New Roman"/>
+                <w:bCs/>
+                <w:sz w:val="26"/>
+                <w:szCs w:val="26"/>
+              </w:rPr>
+              <w:t>Chỉ người dùng được cấp quyền mới có thể xem hoặc chỉnh sửa thông tin lịch hẹn và bệnh nhân.</w:t>
+            </w:r>
+          </w:p>
+        </w:tc>
+      </w:tr>
+      <w:tr>
+        <w:tc>
+          <w:tcPr>
+            <w:tcW w:w="5122" w:type="dxa"/>
+          </w:tcPr>
+          <w:p>
+            <w:pPr>
+              <w:spacing w:after="120"/>
+              <w:jc w:val="both"/>
+              <w:rPr>
+                <w:rFonts w:ascii="Times New Roman" w:hAnsi="Times New Roman" w:cs="Times New Roman"/>
+                <w:bCs/>
+                <w:sz w:val="26"/>
+                <w:szCs w:val="26"/>
+                <w:lang w:val="vi-VN"/>
+              </w:rPr>
+            </w:pPr>
+            <w:r>
+              <w:rPr>
+                <w:rFonts w:ascii="Times New Roman" w:hAnsi="Times New Roman" w:cs="Times New Roman"/>
+                <w:bCs/>
+                <w:sz w:val="26"/>
+                <w:szCs w:val="26"/>
+              </w:rPr>
+              <w:t>Phân quyền (Authorization)</w:t>
+            </w:r>
+          </w:p>
+        </w:tc>
+        <w:tc>
+          <w:tcPr>
+            <w:tcW w:w="5123" w:type="dxa"/>
+          </w:tcPr>
+          <w:p>
+            <w:pPr>
+              <w:spacing w:after="120"/>
+              <w:jc w:val="both"/>
+              <w:rPr>
+                <w:rFonts w:ascii="Times New Roman" w:hAnsi="Times New Roman" w:cs="Times New Roman"/>
+                <w:bCs/>
+                <w:sz w:val="26"/>
+                <w:szCs w:val="26"/>
+                <w:lang w:val="vi-VN"/>
+              </w:rPr>
+            </w:pPr>
+            <w:r>
+              <w:rPr>
+                <w:rFonts w:ascii="Times New Roman" w:hAnsi="Times New Roman" w:cs="Times New Roman"/>
+                <w:bCs/>
+                <w:sz w:val="26"/>
+                <w:szCs w:val="26"/>
+              </w:rPr>
+              <w:t>Nhân viên, bác sĩ và y tá chỉ được thực hiện các chức năng phù hợp với vai trò của mình.</w:t>
+            </w:r>
+          </w:p>
+        </w:tc>
+      </w:tr>
+      <w:tr>
+        <w:tc>
+          <w:tcPr>
+            <w:tcW w:w="5122" w:type="dxa"/>
+          </w:tcPr>
+          <w:p>
+            <w:pPr>
+              <w:spacing w:after="120"/>
+              <w:jc w:val="both"/>
+              <w:rPr>
+                <w:rFonts w:ascii="Times New Roman" w:hAnsi="Times New Roman" w:cs="Times New Roman"/>
+                <w:bCs/>
+                <w:sz w:val="26"/>
+                <w:szCs w:val="26"/>
+              </w:rPr>
+            </w:pPr>
+            <w:r>
+              <w:rPr>
+                <w:rFonts w:ascii="Times New Roman" w:hAnsi="Times New Roman" w:cs="Times New Roman"/>
+                <w:bCs/>
+                <w:sz w:val="26"/>
+                <w:szCs w:val="26"/>
+              </w:rPr>
+              <w:t>Toàn vẹn dữ liệu (Data Integrity)</w:t>
+            </w:r>
+          </w:p>
+        </w:tc>
+        <w:tc>
+          <w:tcPr>
+            <w:tcW w:w="5123" w:type="dxa"/>
+          </w:tcPr>
+          <w:p>
+            <w:pPr>
+              <w:spacing w:after="120"/>
+              <w:jc w:val="both"/>
+              <w:rPr>
+                <w:rFonts w:ascii="Times New Roman" w:hAnsi="Times New Roman" w:cs="Times New Roman"/>
+                <w:bCs/>
+                <w:sz w:val="26"/>
+                <w:szCs w:val="26"/>
+                <w:lang w:val="vi-VN"/>
+              </w:rPr>
+            </w:pPr>
+            <w:r>
+              <w:rPr>
+                <w:rFonts w:ascii="Times New Roman" w:hAnsi="Times New Roman" w:cs="Times New Roman"/>
+                <w:bCs/>
+                <w:sz w:val="26"/>
+                <w:szCs w:val="26"/>
+              </w:rPr>
+              <w:t xml:space="preserve">đảm bảo thông tin lịch hẹn chính xác, không cho phép </w:t>
+            </w:r>
+            <w:r>
+              <w:rPr>
+                <w:rFonts w:ascii="Times New Roman" w:hAnsi="Times New Roman" w:cs="Times New Roman"/>
+                <w:sz w:val="26"/>
+                <w:szCs w:val="26"/>
+              </w:rPr>
+              <w:t>trùng lịch</w:t>
+            </w:r>
+          </w:p>
+        </w:tc>
+      </w:tr>
+      <w:tr>
+        <w:tc>
+          <w:tcPr>
+            <w:tcW w:w="5122" w:type="dxa"/>
+          </w:tcPr>
+          <w:p>
+            <w:pPr>
+              <w:spacing w:after="120"/>
+              <w:jc w:val="both"/>
+              <w:rPr>
+                <w:rFonts w:ascii="Times New Roman" w:hAnsi="Times New Roman" w:cs="Times New Roman"/>
+                <w:bCs/>
+                <w:sz w:val="26"/>
+                <w:szCs w:val="26"/>
+              </w:rPr>
+            </w:pPr>
+            <w:r>
+              <w:rPr>
+                <w:rFonts w:ascii="Times New Roman" w:hAnsi="Times New Roman" w:cs="Times New Roman"/>
+                <w:bCs/>
+                <w:sz w:val="26"/>
+                <w:szCs w:val="26"/>
+              </w:rPr>
+              <w:t>Độ tin cậy (Reliability)</w:t>
+            </w:r>
+          </w:p>
+        </w:tc>
+        <w:tc>
+          <w:tcPr>
+            <w:tcW w:w="5123" w:type="dxa"/>
+          </w:tcPr>
+          <w:p>
+            <w:pPr>
+              <w:spacing w:after="120"/>
+              <w:jc w:val="both"/>
+              <w:rPr>
+                <w:rFonts w:ascii="Times New Roman" w:hAnsi="Times New Roman" w:cs="Times New Roman"/>
+                <w:bCs/>
+                <w:sz w:val="26"/>
+                <w:szCs w:val="26"/>
+                <w:lang w:val="vi-VN"/>
+              </w:rPr>
+            </w:pPr>
+            <w:r>
+              <w:rPr>
+                <w:rFonts w:ascii="Times New Roman" w:hAnsi="Times New Roman" w:cs="Times New Roman"/>
+                <w:bCs/>
+                <w:sz w:val="26"/>
+                <w:szCs w:val="26"/>
+              </w:rPr>
+              <w:t>hao tác tạo, cập nhật, xác nhận hoặc hủy lịch phải được lưu chính xác, tránh mất dữ liệu khi xảy ra lỗi.</w:t>
+            </w:r>
+          </w:p>
+        </w:tc>
+      </w:tr>
+      <w:tr>
+        <w:tc>
+          <w:tcPr>
+            <w:tcW w:w="5122" w:type="dxa"/>
+          </w:tcPr>
+          <w:p>
+            <w:pPr>
+              <w:spacing w:after="120"/>
+              <w:jc w:val="both"/>
+              <w:rPr>
+                <w:rFonts w:ascii="Times New Roman" w:hAnsi="Times New Roman" w:cs="Times New Roman"/>
+                <w:bCs/>
+                <w:sz w:val="26"/>
+                <w:szCs w:val="26"/>
+              </w:rPr>
+            </w:pPr>
+            <w:r>
+              <w:rPr>
+                <w:rFonts w:ascii="Times New Roman" w:hAnsi="Times New Roman" w:cs="Times New Roman"/>
+                <w:bCs/>
+                <w:sz w:val="26"/>
+                <w:szCs w:val="26"/>
+              </w:rPr>
+              <w:t>Tính sẵn sàng (Availability)</w:t>
+            </w:r>
+          </w:p>
+        </w:tc>
+        <w:tc>
+          <w:tcPr>
+            <w:tcW w:w="5123" w:type="dxa"/>
+          </w:tcPr>
+          <w:p>
+            <w:pPr>
+              <w:spacing w:after="120"/>
+              <w:jc w:val="both"/>
+              <w:rPr>
+                <w:rFonts w:ascii="Times New Roman" w:hAnsi="Times New Roman" w:cs="Times New Roman"/>
+                <w:bCs/>
+                <w:sz w:val="26"/>
+                <w:szCs w:val="26"/>
+                <w:lang w:val="vi-VN"/>
+              </w:rPr>
+            </w:pPr>
+            <w:r>
+              <w:rPr>
+                <w:rFonts w:ascii="Times New Roman" w:hAnsi="Times New Roman" w:cs="Times New Roman"/>
+                <w:bCs/>
+                <w:sz w:val="26"/>
+                <w:szCs w:val="26"/>
+              </w:rPr>
+              <w:t>Hệ thống cần hoạt động ổn định trong thời gian phòng khám tiếp nhận bệnh nhân.</w:t>
+            </w:r>
+          </w:p>
+        </w:tc>
+      </w:tr>
+      <w:tr>
+        <w:tc>
+          <w:tcPr>
+            <w:tcW w:w="5122" w:type="dxa"/>
+          </w:tcPr>
+          <w:p>
+            <w:pPr>
+              <w:spacing w:after="120"/>
+              <w:jc w:val="both"/>
+              <w:rPr>
+                <w:rFonts w:ascii="Times New Roman" w:hAnsi="Times New Roman" w:cs="Times New Roman"/>
+                <w:bCs/>
+                <w:sz w:val="26"/>
+                <w:szCs w:val="26"/>
+              </w:rPr>
+            </w:pPr>
+            <w:r>
+              <w:rPr>
+                <w:rFonts w:ascii="Times New Roman" w:hAnsi="Times New Roman" w:cs="Times New Roman"/>
+                <w:bCs/>
+                <w:sz w:val="26"/>
+                <w:szCs w:val="26"/>
+              </w:rPr>
+              <w:t>Dễ sử dụng (Usability)</w:t>
+            </w:r>
+          </w:p>
+        </w:tc>
+        <w:tc>
+          <w:tcPr>
+            <w:tcW w:w="5123" w:type="dxa"/>
+          </w:tcPr>
+          <w:p>
+            <w:pPr>
+              <w:spacing w:after="120"/>
+              <w:jc w:val="both"/>
+              <w:rPr>
+                <w:rFonts w:ascii="Times New Roman" w:hAnsi="Times New Roman" w:cs="Times New Roman"/>
+                <w:bCs/>
+                <w:sz w:val="26"/>
+                <w:szCs w:val="26"/>
+                <w:lang w:val="vi-VN"/>
+              </w:rPr>
+            </w:pPr>
+            <w:r>
+              <w:rPr>
+                <w:rFonts w:ascii="Times New Roman" w:hAnsi="Times New Roman" w:cs="Times New Roman"/>
+                <w:bCs/>
+                <w:sz w:val="26"/>
+                <w:szCs w:val="26"/>
+              </w:rPr>
+              <w:t>Nhân viên có thể nhanh chóng tìm kiếm bệnh nhân, kiểm tra lịch và thực hiện check-in mà không cần nhiều thao tác.</w:t>
+            </w:r>
+          </w:p>
+        </w:tc>
+      </w:tr>
+    </w:tbl>
+    <w:p>
+      <w:pPr>
+        <w:spacing w:after="120" w:line="240" w:lineRule="auto"/>
+        <w:jc w:val="both"/>
+        <w:rPr>
+          <w:rFonts w:ascii="Times New Roman" w:hAnsi="Times New Roman" w:cs="Times New Roman"/>
+          <w:bCs/>
+          <w:sz w:val="26"/>
+          <w:szCs w:val="26"/>
+          <w:lang w:val="vi-VN"/>
         </w:rPr>
       </w:pPr>
     </w:p>
@@ -6549,9 +8003,7 @@
     </w:p>
     <w:p>
       <w:pPr>
-        <w:pStyle w:val="ListParagraph"/>
         <w:spacing w:after="120" w:line="240" w:lineRule="auto"/>
-        <w:ind w:left="284"/>
         <w:jc w:val="both"/>
         <w:rPr>
           <w:rFonts w:ascii="Times New Roman" w:hAnsi="Times New Roman" w:cs="Times New Roman"/>
@@ -7325,6 +8777,119 @@
     </w:lvl>
   </w:abstractNum>
   <w:abstractNum w:abstractNumId="3" w15:restartNumberingAfterBreak="0">
+    <w:nsid w:val="49B852CC"/>
+    <w:multiLevelType w:val="hybridMultilevel"/>
+    <w:tmpl w:val="3768E4CC"/>
+    <w:lvl w:ilvl="0" w:tplc="04090001">
+      <w:start w:val="1"/>
+      <w:numFmt w:val="bullet"/>
+      <w:lvlText w:val=""/>
+      <w:lvlJc w:val="left"/>
+      <w:pPr>
+        <w:ind w:left="720" w:hanging="360"/>
+      </w:pPr>
+      <w:rPr>
+        <w:rFonts w:ascii="Symbol" w:hAnsi="Symbol" w:hint="default"/>
+      </w:rPr>
+    </w:lvl>
+    <w:lvl w:ilvl="1" w:tplc="04090003" w:tentative="1">
+      <w:start w:val="1"/>
+      <w:numFmt w:val="bullet"/>
+      <w:lvlText w:val="o"/>
+      <w:lvlJc w:val="left"/>
+      <w:pPr>
+        <w:ind w:left="1440" w:hanging="360"/>
+      </w:pPr>
+      <w:rPr>
+        <w:rFonts w:ascii="Courier New" w:hAnsi="Courier New" w:cs="Courier New" w:hint="default"/>
+      </w:rPr>
+    </w:lvl>
+    <w:lvl w:ilvl="2" w:tplc="04090005" w:tentative="1">
+      <w:start w:val="1"/>
+      <w:numFmt w:val="bullet"/>
+      <w:lvlText w:val=""/>
+      <w:lvlJc w:val="left"/>
+      <w:pPr>
+        <w:ind w:left="2160" w:hanging="360"/>
+      </w:pPr>
+      <w:rPr>
+        <w:rFonts w:ascii="Wingdings" w:hAnsi="Wingdings" w:hint="default"/>
+      </w:rPr>
+    </w:lvl>
+    <w:lvl w:ilvl="3" w:tplc="04090001" w:tentative="1">
+      <w:start w:val="1"/>
+      <w:numFmt w:val="bullet"/>
+      <w:lvlText w:val=""/>
+      <w:lvlJc w:val="left"/>
+      <w:pPr>
+        <w:ind w:left="2880" w:hanging="360"/>
+      </w:pPr>
+      <w:rPr>
+        <w:rFonts w:ascii="Symbol" w:hAnsi="Symbol" w:hint="default"/>
+      </w:rPr>
+    </w:lvl>
+    <w:lvl w:ilvl="4" w:tplc="04090003" w:tentative="1">
+      <w:start w:val="1"/>
+      <w:numFmt w:val="bullet"/>
+      <w:lvlText w:val="o"/>
+      <w:lvlJc w:val="left"/>
+      <w:pPr>
+        <w:ind w:left="3600" w:hanging="360"/>
+      </w:pPr>
+      <w:rPr>
+        <w:rFonts w:ascii="Courier New" w:hAnsi="Courier New" w:cs="Courier New" w:hint="default"/>
+      </w:rPr>
+    </w:lvl>
+    <w:lvl w:ilvl="5" w:tplc="04090005" w:tentative="1">
+      <w:start w:val="1"/>
+      <w:numFmt w:val="bullet"/>
+      <w:lvlText w:val=""/>
+      <w:lvlJc w:val="left"/>
+      <w:pPr>
+        <w:ind w:left="4320" w:hanging="360"/>
+      </w:pPr>
+      <w:rPr>
+        <w:rFonts w:ascii="Wingdings" w:hAnsi="Wingdings" w:hint="default"/>
+      </w:rPr>
+    </w:lvl>
+    <w:lvl w:ilvl="6" w:tplc="04090001" w:tentative="1">
+      <w:start w:val="1"/>
+      <w:numFmt w:val="bullet"/>
+      <w:lvlText w:val=""/>
+      <w:lvlJc w:val="left"/>
+      <w:pPr>
+        <w:ind w:left="5040" w:hanging="360"/>
+      </w:pPr>
+      <w:rPr>
+        <w:rFonts w:ascii="Symbol" w:hAnsi="Symbol" w:hint="default"/>
+      </w:rPr>
+    </w:lvl>
+    <w:lvl w:ilvl="7" w:tplc="04090003" w:tentative="1">
+      <w:start w:val="1"/>
+      <w:numFmt w:val="bullet"/>
+      <w:lvlText w:val="o"/>
+      <w:lvlJc w:val="left"/>
+      <w:pPr>
+        <w:ind w:left="5760" w:hanging="360"/>
+      </w:pPr>
+      <w:rPr>
+        <w:rFonts w:ascii="Courier New" w:hAnsi="Courier New" w:cs="Courier New" w:hint="default"/>
+      </w:rPr>
+    </w:lvl>
+    <w:lvl w:ilvl="8" w:tplc="04090005" w:tentative="1">
+      <w:start w:val="1"/>
+      <w:numFmt w:val="bullet"/>
+      <w:lvlText w:val=""/>
+      <w:lvlJc w:val="left"/>
+      <w:pPr>
+        <w:ind w:left="6480" w:hanging="360"/>
+      </w:pPr>
+      <w:rPr>
+        <w:rFonts w:ascii="Wingdings" w:hAnsi="Wingdings" w:hint="default"/>
+      </w:rPr>
+    </w:lvl>
+  </w:abstractNum>
+  <w:abstractNum w:abstractNumId="4" w15:restartNumberingAfterBreak="0">
     <w:nsid w:val="53FD5395"/>
     <w:multiLevelType w:val="hybridMultilevel"/>
     <w:tmpl w:val="A2DA055C"/>
@@ -7413,7 +8978,7 @@
       </w:pPr>
     </w:lvl>
   </w:abstractNum>
-  <w:abstractNum w:abstractNumId="4" w15:restartNumberingAfterBreak="0">
+  <w:abstractNum w:abstractNumId="5" w15:restartNumberingAfterBreak="0">
     <w:nsid w:val="59FD1723"/>
     <w:multiLevelType w:val="hybridMultilevel"/>
     <w:tmpl w:val="8990CF0E"/>
@@ -7553,7 +9118,7 @@
       </w:rPr>
     </w:lvl>
   </w:abstractNum>
-  <w:abstractNum w:abstractNumId="5" w15:restartNumberingAfterBreak="0">
+  <w:abstractNum w:abstractNumId="6" w15:restartNumberingAfterBreak="0">
     <w:nsid w:val="64107A9D"/>
     <w:multiLevelType w:val="hybridMultilevel"/>
     <w:tmpl w:val="9CDC545A"/>
@@ -7642,7 +9207,7 @@
       </w:pPr>
     </w:lvl>
   </w:abstractNum>
-  <w:abstractNum w:abstractNumId="6" w15:restartNumberingAfterBreak="0">
+  <w:abstractNum w:abstractNumId="7" w15:restartNumberingAfterBreak="0">
     <w:nsid w:val="664646E2"/>
     <w:multiLevelType w:val="hybridMultilevel"/>
     <w:tmpl w:val="96EAF268"/>
@@ -7731,7 +9296,119 @@
       </w:pPr>
     </w:lvl>
   </w:abstractNum>
-  <w:abstractNum w:abstractNumId="7" w15:restartNumberingAfterBreak="0">
+  <w:abstractNum w:abstractNumId="8" w15:restartNumberingAfterBreak="0">
+    <w:nsid w:val="6ABE4E6B"/>
+    <w:multiLevelType w:val="hybridMultilevel"/>
+    <w:tmpl w:val="C1929978"/>
+    <w:lvl w:ilvl="0" w:tplc="1542DD70">
+      <w:numFmt w:val="bullet"/>
+      <w:lvlText w:val="-"/>
+      <w:lvlJc w:val="left"/>
+      <w:pPr>
+        <w:ind w:left="720" w:hanging="360"/>
+      </w:pPr>
+      <w:rPr>
+        <w:rFonts w:ascii="Times New Roman" w:eastAsiaTheme="minorHAnsi" w:hAnsi="Times New Roman" w:cs="Times New Roman" w:hint="default"/>
+      </w:rPr>
+    </w:lvl>
+    <w:lvl w:ilvl="1" w:tplc="04090003">
+      <w:start w:val="1"/>
+      <w:numFmt w:val="bullet"/>
+      <w:lvlText w:val="o"/>
+      <w:lvlJc w:val="left"/>
+      <w:pPr>
+        <w:ind w:left="1440" w:hanging="360"/>
+      </w:pPr>
+      <w:rPr>
+        <w:rFonts w:ascii="Courier New" w:hAnsi="Courier New" w:cs="Courier New" w:hint="default"/>
+      </w:rPr>
+    </w:lvl>
+    <w:lvl w:ilvl="2" w:tplc="04090005" w:tentative="1">
+      <w:start w:val="1"/>
+      <w:numFmt w:val="bullet"/>
+      <w:lvlText w:val=""/>
+      <w:lvlJc w:val="left"/>
+      <w:pPr>
+        <w:ind w:left="2160" w:hanging="360"/>
+      </w:pPr>
+      <w:rPr>
+        <w:rFonts w:ascii="Wingdings" w:hAnsi="Wingdings" w:hint="default"/>
+      </w:rPr>
+    </w:lvl>
+    <w:lvl w:ilvl="3" w:tplc="04090001" w:tentative="1">
+      <w:start w:val="1"/>
+      <w:numFmt w:val="bullet"/>
+      <w:lvlText w:val=""/>
+      <w:lvlJc w:val="left"/>
+      <w:pPr>
+        <w:ind w:left="2880" w:hanging="360"/>
+      </w:pPr>
+      <w:rPr>
+        <w:rFonts w:ascii="Symbol" w:hAnsi="Symbol" w:hint="default"/>
+      </w:rPr>
+    </w:lvl>
+    <w:lvl w:ilvl="4" w:tplc="04090003" w:tentative="1">
+      <w:start w:val="1"/>
+      <w:numFmt w:val="bullet"/>
+      <w:lvlText w:val="o"/>
+      <w:lvlJc w:val="left"/>
+      <w:pPr>
+        <w:ind w:left="3600" w:hanging="360"/>
+      </w:pPr>
+      <w:rPr>
+        <w:rFonts w:ascii="Courier New" w:hAnsi="Courier New" w:cs="Courier New" w:hint="default"/>
+      </w:rPr>
+    </w:lvl>
+    <w:lvl w:ilvl="5" w:tplc="04090005" w:tentative="1">
+      <w:start w:val="1"/>
+      <w:numFmt w:val="bullet"/>
+      <w:lvlText w:val=""/>
+      <w:lvlJc w:val="left"/>
+      <w:pPr>
+        <w:ind w:left="4320" w:hanging="360"/>
+      </w:pPr>
+      <w:rPr>
+        <w:rFonts w:ascii="Wingdings" w:hAnsi="Wingdings" w:hint="default"/>
+      </w:rPr>
+    </w:lvl>
+    <w:lvl w:ilvl="6" w:tplc="04090001" w:tentative="1">
+      <w:start w:val="1"/>
+      <w:numFmt w:val="bullet"/>
+      <w:lvlText w:val=""/>
+      <w:lvlJc w:val="left"/>
+      <w:pPr>
+        <w:ind w:left="5040" w:hanging="360"/>
+      </w:pPr>
+      <w:rPr>
+        <w:rFonts w:ascii="Symbol" w:hAnsi="Symbol" w:hint="default"/>
+      </w:rPr>
+    </w:lvl>
+    <w:lvl w:ilvl="7" w:tplc="04090003" w:tentative="1">
+      <w:start w:val="1"/>
+      <w:numFmt w:val="bullet"/>
+      <w:lvlText w:val="o"/>
+      <w:lvlJc w:val="left"/>
+      <w:pPr>
+        <w:ind w:left="5760" w:hanging="360"/>
+      </w:pPr>
+      <w:rPr>
+        <w:rFonts w:ascii="Courier New" w:hAnsi="Courier New" w:cs="Courier New" w:hint="default"/>
+      </w:rPr>
+    </w:lvl>
+    <w:lvl w:ilvl="8" w:tplc="04090005" w:tentative="1">
+      <w:start w:val="1"/>
+      <w:numFmt w:val="bullet"/>
+      <w:lvlText w:val=""/>
+      <w:lvlJc w:val="left"/>
+      <w:pPr>
+        <w:ind w:left="6480" w:hanging="360"/>
+      </w:pPr>
+      <w:rPr>
+        <w:rFonts w:ascii="Wingdings" w:hAnsi="Wingdings" w:hint="default"/>
+      </w:rPr>
+    </w:lvl>
+  </w:abstractNum>
+  <w:abstractNum w:abstractNumId="9" w15:restartNumberingAfterBreak="0">
     <w:nsid w:val="79BF5A33"/>
     <w:multiLevelType w:val="hybridMultilevel"/>
     <w:tmpl w:val="F466ABF6"/>
@@ -7821,19 +9498,19 @@
     </w:lvl>
   </w:abstractNum>
   <w:num w:numId="1" w16cid:durableId="350884850">
-    <w:abstractNumId w:val="7"/>
+    <w:abstractNumId w:val="9"/>
   </w:num>
   <w:num w:numId="2" w16cid:durableId="1043478131">
     <w:abstractNumId w:val="2"/>
   </w:num>
   <w:num w:numId="3" w16cid:durableId="1185749737">
-    <w:abstractNumId w:val="4"/>
+    <w:abstractNumId w:val="5"/>
   </w:num>
   <w:num w:numId="4" w16cid:durableId="963776825">
-    <w:abstractNumId w:val="6"/>
+    <w:abstractNumId w:val="7"/>
   </w:num>
   <w:num w:numId="5" w16cid:durableId="872424141">
-    <w:abstractNumId w:val="3"/>
+    <w:abstractNumId w:val="4"/>
   </w:num>
   <w:num w:numId="6" w16cid:durableId="1549294638">
     <w:abstractNumId w:val="1"/>
@@ -7842,7 +9519,13 @@
     <w:abstractNumId w:val="0"/>
   </w:num>
   <w:num w:numId="8" w16cid:durableId="1260599312">
-    <w:abstractNumId w:val="5"/>
+    <w:abstractNumId w:val="6"/>
+  </w:num>
+  <w:num w:numId="9" w16cid:durableId="1990665183">
+    <w:abstractNumId w:val="3"/>
+  </w:num>
+  <w:num w:numId="10" w16cid:durableId="1934894442">
+    <w:abstractNumId w:val="8"/>
   </w:num>
 </w:numbering>
 </file>
@@ -8346,6 +10029,17 @@
     <w:uiPriority w:val="99"/>
     <w:rsid w:val="0007450D"/>
   </w:style>
+  <w:style w:type="character" w:styleId="Strong">
+    <w:name w:val="Strong"/>
+    <w:basedOn w:val="DefaultParagraphFont"/>
+    <w:uiPriority w:val="22"/>
+    <w:qFormat/>
+    <w:rsid w:val="00814CBB"/>
+    <w:rPr>
+      <w:b/>
+      <w:bCs/>
+    </w:rPr>
+  </w:style>
 </w:styles>
 </file>
 

--- a/doc/05-NguyenKhacDuy.docx
+++ b/doc/05-NguyenKhacDuy.docx
@@ -121,16 +121,7 @@
           <w:sz w:val="26"/>
           <w:szCs w:val="26"/>
         </w:rPr>
-        <w:t xml:space="preserve">Thành viên </w:t>
-      </w:r>
-      <w:proofErr w:type="gramStart"/>
-      <w:r>
-        <w:rPr>
-          <w:rFonts w:ascii="Times New Roman" w:hAnsi="Times New Roman" w:cs="Times New Roman"/>
-          <w:sz w:val="26"/>
-          <w:szCs w:val="26"/>
-        </w:rPr>
-        <w:t>nhóm</w:t>
+        <w:t>Thành viên nhóm</w:t>
       </w:r>
       <w:r>
         <w:rPr>
@@ -140,7 +131,6 @@
         </w:rPr>
         <w:t xml:space="preserve"> :</w:t>
       </w:r>
-      <w:proofErr w:type="gramEnd"/>
     </w:p>
     <w:p>
       <w:pPr>
@@ -1343,18 +1333,7 @@
           <w:sz w:val="26"/>
           <w:szCs w:val="26"/>
         </w:rPr>
-        <w:t xml:space="preserve">Bước </w:t>
-      </w:r>
-      <w:proofErr w:type="gramStart"/>
-      <w:r>
-        <w:rPr>
-          <w:rFonts w:ascii="Times New Roman" w:hAnsi="Times New Roman" w:cs="Times New Roman"/>
-          <w:b/>
-          <w:bCs/>
-          <w:sz w:val="26"/>
-          <w:szCs w:val="26"/>
-        </w:rPr>
-        <w:t>1</w:t>
+        <w:t>Bước 1</w:t>
       </w:r>
       <w:r>
         <w:rPr>
@@ -1375,438 +1354,338 @@
           <w:szCs w:val="26"/>
           <w:lang w:val="vi-VN"/>
         </w:rPr>
+        <w:t xml:space="preserve">: </w:t>
+      </w:r>
+      <w:r>
+        <w:rPr>
+          <w:rFonts w:ascii="Times New Roman" w:hAnsi="Times New Roman" w:cs="Times New Roman"/>
+          <w:bCs/>
+          <w:sz w:val="26"/>
+          <w:szCs w:val="26"/>
+        </w:rPr>
+        <w:t>nhân viên tiếp nhận thông tin bệnh nhân như họ tên, số điện thoại và nhu cầu khám.</w:t>
+      </w:r>
+      <w:r>
+        <w:rPr>
+          <w:rFonts w:ascii="Times New Roman" w:hAnsi="Times New Roman" w:cs="Times New Roman"/>
+          <w:b/>
+          <w:sz w:val="26"/>
+          <w:szCs w:val="26"/>
+        </w:rPr>
+        <w:t xml:space="preserve"> </w:t>
+      </w:r>
+    </w:p>
+    <w:p>
+      <w:pPr>
+        <w:pStyle w:val="ListParagraph"/>
+        <w:ind w:left="1080"/>
+        <w:rPr>
+          <w:rFonts w:ascii="Times New Roman" w:hAnsi="Times New Roman" w:cs="Times New Roman"/>
+          <w:b/>
+          <w:sz w:val="26"/>
+          <w:szCs w:val="26"/>
+          <w:lang w:val="vi-VN"/>
+        </w:rPr>
+      </w:pPr>
+    </w:p>
+    <w:p>
+      <w:pPr>
+        <w:pStyle w:val="ListParagraph"/>
+        <w:ind w:left="1080"/>
+        <w:rPr>
+          <w:rFonts w:ascii="Times New Roman" w:hAnsi="Times New Roman" w:cs="Times New Roman"/>
+          <w:b/>
+          <w:sz w:val="26"/>
+          <w:szCs w:val="26"/>
+          <w:lang w:val="vi-VN"/>
+        </w:rPr>
+      </w:pPr>
+      <w:r>
+        <w:rPr>
+          <w:rFonts w:ascii="Times New Roman" w:hAnsi="Times New Roman" w:cs="Times New Roman"/>
+          <w:b/>
+          <w:bCs/>
+          <w:sz w:val="26"/>
+          <w:szCs w:val="26"/>
+        </w:rPr>
+        <w:t>Bước 2</w:t>
+      </w:r>
+      <w:r>
+        <w:rPr>
+          <w:rFonts w:ascii="Times New Roman" w:hAnsi="Times New Roman" w:cs="Times New Roman"/>
+          <w:b/>
+          <w:sz w:val="26"/>
+          <w:szCs w:val="26"/>
+          <w:lang w:val="vi-VN"/>
+        </w:rPr>
+        <w:t xml:space="preserve"> : </w:t>
+      </w:r>
+      <w:r>
+        <w:rPr>
+          <w:rFonts w:ascii="Times New Roman" w:hAnsi="Times New Roman" w:cs="Times New Roman"/>
+          <w:bCs/>
+          <w:sz w:val="26"/>
+          <w:szCs w:val="26"/>
+        </w:rPr>
+        <w:t>nhân viên kiểm tra lịch làm việc của bác sĩ và các khung giờ còn trống.</w:t>
+      </w:r>
+      <w:r>
+        <w:rPr>
+          <w:rFonts w:ascii="Times New Roman" w:hAnsi="Times New Roman" w:cs="Times New Roman"/>
+          <w:b/>
+          <w:sz w:val="26"/>
+          <w:szCs w:val="26"/>
+        </w:rPr>
+        <w:t xml:space="preserve"> </w:t>
+      </w:r>
+    </w:p>
+    <w:p>
+      <w:pPr>
+        <w:pStyle w:val="ListParagraph"/>
+        <w:ind w:left="1080"/>
+        <w:rPr>
+          <w:rFonts w:ascii="Times New Roman" w:hAnsi="Times New Roman" w:cs="Times New Roman"/>
+          <w:b/>
+          <w:bCs/>
+          <w:sz w:val="26"/>
+          <w:szCs w:val="26"/>
+          <w:lang w:val="vi-VN"/>
+        </w:rPr>
+      </w:pPr>
+    </w:p>
+    <w:p>
+      <w:pPr>
+        <w:pStyle w:val="ListParagraph"/>
+        <w:ind w:left="1080"/>
+        <w:rPr>
+          <w:rFonts w:ascii="Times New Roman" w:hAnsi="Times New Roman" w:cs="Times New Roman"/>
+          <w:b/>
+          <w:sz w:val="26"/>
+          <w:szCs w:val="26"/>
+          <w:lang w:val="vi-VN"/>
+        </w:rPr>
+      </w:pPr>
+      <w:r>
+        <w:rPr>
+          <w:rFonts w:ascii="Times New Roman" w:hAnsi="Times New Roman" w:cs="Times New Roman"/>
+          <w:b/>
+          <w:bCs/>
+          <w:sz w:val="26"/>
+          <w:szCs w:val="26"/>
+        </w:rPr>
+        <w:t>Bước 3</w:t>
+      </w:r>
+      <w:r>
+        <w:rPr>
+          <w:rFonts w:ascii="Times New Roman" w:hAnsi="Times New Roman" w:cs="Times New Roman"/>
+          <w:b/>
+          <w:sz w:val="26"/>
+          <w:szCs w:val="26"/>
+          <w:lang w:val="vi-VN"/>
+        </w:rPr>
+        <w:t xml:space="preserve"> : </w:t>
+      </w:r>
+      <w:r>
+        <w:rPr>
+          <w:rFonts w:ascii="Times New Roman" w:hAnsi="Times New Roman" w:cs="Times New Roman"/>
+          <w:bCs/>
+          <w:sz w:val="26"/>
+          <w:szCs w:val="26"/>
+        </w:rPr>
+        <w:t>nhân viên trao đổi với bệnh nhân để lựa chọn bác sĩ, ngày và giờ khám phù hợp.</w:t>
+      </w:r>
+      <w:r>
+        <w:rPr>
+          <w:rFonts w:ascii="Times New Roman" w:hAnsi="Times New Roman" w:cs="Times New Roman"/>
+          <w:b/>
+          <w:sz w:val="26"/>
+          <w:szCs w:val="26"/>
+        </w:rPr>
+        <w:t xml:space="preserve"> </w:t>
+      </w:r>
+    </w:p>
+    <w:p>
+      <w:pPr>
+        <w:pStyle w:val="ListParagraph"/>
+        <w:ind w:left="1080"/>
+        <w:rPr>
+          <w:rFonts w:ascii="Times New Roman" w:hAnsi="Times New Roman" w:cs="Times New Roman"/>
+          <w:b/>
+          <w:sz w:val="26"/>
+          <w:szCs w:val="26"/>
+          <w:lang w:val="vi-VN"/>
+        </w:rPr>
+      </w:pPr>
+    </w:p>
+    <w:p>
+      <w:pPr>
+        <w:pStyle w:val="ListParagraph"/>
+        <w:ind w:left="1080"/>
+        <w:rPr>
+          <w:rFonts w:ascii="Times New Roman" w:hAnsi="Times New Roman" w:cs="Times New Roman"/>
+          <w:b/>
+          <w:sz w:val="26"/>
+          <w:szCs w:val="26"/>
+          <w:lang w:val="vi-VN"/>
+        </w:rPr>
+      </w:pPr>
+      <w:r>
+        <w:rPr>
+          <w:rFonts w:ascii="Times New Roman" w:hAnsi="Times New Roman" w:cs="Times New Roman"/>
+          <w:b/>
+          <w:bCs/>
+          <w:sz w:val="26"/>
+          <w:szCs w:val="26"/>
+        </w:rPr>
+        <w:t>Bước 4</w:t>
+      </w:r>
+      <w:r>
+        <w:rPr>
+          <w:rFonts w:ascii="Times New Roman" w:hAnsi="Times New Roman" w:cs="Times New Roman"/>
+          <w:b/>
+          <w:sz w:val="26"/>
+          <w:szCs w:val="26"/>
+          <w:lang w:val="vi-VN"/>
+        </w:rPr>
+        <w:t xml:space="preserve"> : </w:t>
+      </w:r>
+      <w:r>
+        <w:rPr>
+          <w:rFonts w:ascii="Times New Roman" w:hAnsi="Times New Roman" w:cs="Times New Roman"/>
+          <w:bCs/>
+          <w:sz w:val="26"/>
+          <w:szCs w:val="26"/>
+        </w:rPr>
+        <w:t>nhân viên tạo lịch hẹn và lưu thông tin vào hệ thống hoặc sổ quản lý.</w:t>
+      </w:r>
+      <w:r>
+        <w:rPr>
+          <w:rFonts w:ascii="Times New Roman" w:hAnsi="Times New Roman" w:cs="Times New Roman"/>
+          <w:b/>
+          <w:sz w:val="26"/>
+          <w:szCs w:val="26"/>
+        </w:rPr>
+        <w:t xml:space="preserve"> </w:t>
+      </w:r>
+    </w:p>
+    <w:p>
+      <w:pPr>
+        <w:pStyle w:val="ListParagraph"/>
+        <w:ind w:left="1080"/>
+        <w:rPr>
+          <w:rFonts w:ascii="Times New Roman" w:hAnsi="Times New Roman" w:cs="Times New Roman"/>
+          <w:b/>
+          <w:sz w:val="26"/>
+          <w:szCs w:val="26"/>
+          <w:lang w:val="vi-VN"/>
+        </w:rPr>
+      </w:pPr>
+    </w:p>
+    <w:p>
+      <w:pPr>
+        <w:pStyle w:val="ListParagraph"/>
+        <w:ind w:left="1080"/>
+        <w:rPr>
+          <w:rFonts w:ascii="Times New Roman" w:hAnsi="Times New Roman" w:cs="Times New Roman"/>
+          <w:bCs/>
+          <w:sz w:val="26"/>
+          <w:szCs w:val="26"/>
+          <w:lang w:val="vi-VN"/>
+        </w:rPr>
+      </w:pPr>
+      <w:r>
+        <w:rPr>
+          <w:rFonts w:ascii="Times New Roman" w:hAnsi="Times New Roman" w:cs="Times New Roman"/>
+          <w:b/>
+          <w:bCs/>
+          <w:sz w:val="26"/>
+          <w:szCs w:val="26"/>
+        </w:rPr>
+        <w:t>Bước 5</w:t>
+      </w:r>
+      <w:r>
+        <w:rPr>
+          <w:rFonts w:ascii="Times New Roman" w:hAnsi="Times New Roman" w:cs="Times New Roman"/>
+          <w:b/>
+          <w:sz w:val="26"/>
+          <w:szCs w:val="26"/>
+          <w:lang w:val="vi-VN"/>
+        </w:rPr>
+        <w:t xml:space="preserve"> :</w:t>
+      </w:r>
+      <w:r>
+        <w:rPr>
+          <w:rFonts w:ascii="Times New Roman" w:hAnsi="Times New Roman" w:cs="Times New Roman"/>
+          <w:b/>
+          <w:sz w:val="26"/>
+          <w:szCs w:val="26"/>
+        </w:rPr>
+        <w:t xml:space="preserve"> </w:t>
+      </w:r>
+      <w:r>
+        <w:rPr>
+          <w:rFonts w:ascii="Times New Roman" w:hAnsi="Times New Roman" w:cs="Times New Roman"/>
+          <w:bCs/>
+          <w:sz w:val="26"/>
+          <w:szCs w:val="26"/>
+        </w:rPr>
+        <w:t>nhân viên thông báo lại thời gian và thông tin lịch hẹn cho bệnh nhân.</w:t>
+      </w:r>
+    </w:p>
+    <w:p>
+      <w:pPr>
+        <w:pStyle w:val="ListParagraph"/>
+        <w:ind w:left="1080"/>
+        <w:rPr>
+          <w:rFonts w:ascii="Times New Roman" w:hAnsi="Times New Roman" w:cs="Times New Roman"/>
+          <w:bCs/>
+          <w:sz w:val="26"/>
+          <w:szCs w:val="26"/>
+          <w:lang w:val="vi-VN"/>
+        </w:rPr>
+      </w:pPr>
+    </w:p>
+    <w:p>
+      <w:pPr>
+        <w:pStyle w:val="ListParagraph"/>
+        <w:ind w:left="1080"/>
+        <w:rPr>
+          <w:rFonts w:ascii="Times New Roman" w:hAnsi="Times New Roman" w:cs="Times New Roman"/>
+          <w:bCs/>
+          <w:sz w:val="26"/>
+          <w:szCs w:val="26"/>
+          <w:lang w:val="vi-VN"/>
+        </w:rPr>
+      </w:pPr>
+      <w:r>
+        <w:rPr>
+          <w:rFonts w:ascii="Times New Roman" w:hAnsi="Times New Roman" w:cs="Times New Roman"/>
+          <w:b/>
+          <w:sz w:val="26"/>
+          <w:szCs w:val="26"/>
+        </w:rPr>
+        <w:t>Kết thúc quy trình</w:t>
+      </w:r>
+      <w:r>
+        <w:rPr>
+          <w:rFonts w:ascii="Times New Roman" w:hAnsi="Times New Roman" w:cs="Times New Roman"/>
+          <w:bCs/>
+          <w:sz w:val="26"/>
+          <w:szCs w:val="26"/>
+          <w:lang w:val="vi-VN"/>
+        </w:rPr>
+        <w:t xml:space="preserve"> </w:t>
+      </w:r>
+      <w:r>
+        <w:rPr>
+          <w:rFonts w:ascii="Times New Roman" w:hAnsi="Times New Roman" w:cs="Times New Roman"/>
+          <w:b/>
+          <w:sz w:val="26"/>
+          <w:szCs w:val="26"/>
+          <w:lang w:val="vi-VN"/>
+        </w:rPr>
         <w:t>:</w:t>
       </w:r>
-      <w:proofErr w:type="gramEnd"/>
-      <w:r>
-        <w:rPr>
-          <w:rFonts w:ascii="Times New Roman" w:hAnsi="Times New Roman" w:cs="Times New Roman"/>
-          <w:b/>
-          <w:sz w:val="26"/>
-          <w:szCs w:val="26"/>
-          <w:lang w:val="vi-VN"/>
-        </w:rPr>
-        <w:t xml:space="preserve"> </w:t>
-      </w:r>
-      <w:r>
-        <w:rPr>
-          <w:rFonts w:ascii="Times New Roman" w:hAnsi="Times New Roman" w:cs="Times New Roman"/>
-          <w:bCs/>
-          <w:sz w:val="26"/>
-          <w:szCs w:val="26"/>
-        </w:rPr>
-        <w:t>nhân viên tiếp nhận thông tin bệnh nhân như họ tên, số điện thoại và nhu cầu khám.</w:t>
-      </w:r>
-      <w:r>
-        <w:rPr>
-          <w:rFonts w:ascii="Times New Roman" w:hAnsi="Times New Roman" w:cs="Times New Roman"/>
-          <w:b/>
-          <w:sz w:val="26"/>
-          <w:szCs w:val="26"/>
-        </w:rPr>
-        <w:t xml:space="preserve"> </w:t>
-      </w:r>
-    </w:p>
-    <w:p>
-      <w:pPr>
-        <w:pStyle w:val="ListParagraph"/>
-        <w:ind w:left="1080"/>
-        <w:rPr>
-          <w:rFonts w:ascii="Times New Roman" w:hAnsi="Times New Roman" w:cs="Times New Roman"/>
-          <w:b/>
-          <w:sz w:val="26"/>
-          <w:szCs w:val="26"/>
-          <w:lang w:val="vi-VN"/>
-        </w:rPr>
-      </w:pPr>
-    </w:p>
-    <w:p>
-      <w:pPr>
-        <w:pStyle w:val="ListParagraph"/>
-        <w:ind w:left="1080"/>
-        <w:rPr>
-          <w:rFonts w:ascii="Times New Roman" w:hAnsi="Times New Roman" w:cs="Times New Roman"/>
-          <w:b/>
-          <w:sz w:val="26"/>
-          <w:szCs w:val="26"/>
-          <w:lang w:val="vi-VN"/>
-        </w:rPr>
-      </w:pPr>
-      <w:r>
-        <w:rPr>
-          <w:rFonts w:ascii="Times New Roman" w:hAnsi="Times New Roman" w:cs="Times New Roman"/>
-          <w:b/>
-          <w:bCs/>
-          <w:sz w:val="26"/>
-          <w:szCs w:val="26"/>
-        </w:rPr>
-        <w:t xml:space="preserve">Bước </w:t>
-      </w:r>
-      <w:proofErr w:type="gramStart"/>
-      <w:r>
-        <w:rPr>
-          <w:rFonts w:ascii="Times New Roman" w:hAnsi="Times New Roman" w:cs="Times New Roman"/>
-          <w:b/>
-          <w:bCs/>
-          <w:sz w:val="26"/>
-          <w:szCs w:val="26"/>
-        </w:rPr>
-        <w:t>2</w:t>
-      </w:r>
-      <w:r>
-        <w:rPr>
-          <w:rFonts w:ascii="Times New Roman" w:hAnsi="Times New Roman" w:cs="Times New Roman"/>
-          <w:b/>
-          <w:sz w:val="26"/>
-          <w:szCs w:val="26"/>
-          <w:lang w:val="vi-VN"/>
-        </w:rPr>
-        <w:t xml:space="preserve"> :</w:t>
-      </w:r>
-      <w:proofErr w:type="gramEnd"/>
-      <w:r>
-        <w:rPr>
-          <w:rFonts w:ascii="Times New Roman" w:hAnsi="Times New Roman" w:cs="Times New Roman"/>
-          <w:b/>
-          <w:sz w:val="26"/>
-          <w:szCs w:val="26"/>
-          <w:lang w:val="vi-VN"/>
-        </w:rPr>
-        <w:t xml:space="preserve"> </w:t>
-      </w:r>
-      <w:r>
-        <w:rPr>
-          <w:rFonts w:ascii="Times New Roman" w:hAnsi="Times New Roman" w:cs="Times New Roman"/>
-          <w:bCs/>
-          <w:sz w:val="26"/>
-          <w:szCs w:val="26"/>
-        </w:rPr>
-        <w:t>nhân viên kiểm tra lịch làm việc của bác sĩ và các khung giờ còn trống.</w:t>
-      </w:r>
-      <w:r>
-        <w:rPr>
-          <w:rFonts w:ascii="Times New Roman" w:hAnsi="Times New Roman" w:cs="Times New Roman"/>
-          <w:b/>
-          <w:sz w:val="26"/>
-          <w:szCs w:val="26"/>
-        </w:rPr>
-        <w:t xml:space="preserve"> </w:t>
-      </w:r>
-    </w:p>
-    <w:p>
-      <w:pPr>
-        <w:pStyle w:val="ListParagraph"/>
-        <w:ind w:left="1080"/>
-        <w:rPr>
-          <w:rFonts w:ascii="Times New Roman" w:hAnsi="Times New Roman" w:cs="Times New Roman"/>
-          <w:b/>
-          <w:bCs/>
-          <w:sz w:val="26"/>
-          <w:szCs w:val="26"/>
-          <w:lang w:val="vi-VN"/>
-        </w:rPr>
-      </w:pPr>
-    </w:p>
-    <w:p>
-      <w:pPr>
-        <w:pStyle w:val="ListParagraph"/>
-        <w:ind w:left="1080"/>
-        <w:rPr>
-          <w:rFonts w:ascii="Times New Roman" w:hAnsi="Times New Roman" w:cs="Times New Roman"/>
-          <w:b/>
-          <w:sz w:val="26"/>
-          <w:szCs w:val="26"/>
-          <w:lang w:val="vi-VN"/>
-        </w:rPr>
-      </w:pPr>
-      <w:r>
-        <w:rPr>
-          <w:rFonts w:ascii="Times New Roman" w:hAnsi="Times New Roman" w:cs="Times New Roman"/>
-          <w:b/>
-          <w:bCs/>
-          <w:sz w:val="26"/>
-          <w:szCs w:val="26"/>
-        </w:rPr>
-        <w:t xml:space="preserve">Bước </w:t>
-      </w:r>
-      <w:proofErr w:type="gramStart"/>
-      <w:r>
-        <w:rPr>
-          <w:rFonts w:ascii="Times New Roman" w:hAnsi="Times New Roman" w:cs="Times New Roman"/>
-          <w:b/>
-          <w:bCs/>
-          <w:sz w:val="26"/>
-          <w:szCs w:val="26"/>
-        </w:rPr>
-        <w:t>3</w:t>
-      </w:r>
-      <w:r>
-        <w:rPr>
-          <w:rFonts w:ascii="Times New Roman" w:hAnsi="Times New Roman" w:cs="Times New Roman"/>
-          <w:b/>
-          <w:sz w:val="26"/>
-          <w:szCs w:val="26"/>
-          <w:lang w:val="vi-VN"/>
-        </w:rPr>
-        <w:t xml:space="preserve"> :</w:t>
-      </w:r>
-      <w:proofErr w:type="gramEnd"/>
-      <w:r>
-        <w:rPr>
-          <w:rFonts w:ascii="Times New Roman" w:hAnsi="Times New Roman" w:cs="Times New Roman"/>
-          <w:b/>
-          <w:sz w:val="26"/>
-          <w:szCs w:val="26"/>
-          <w:lang w:val="vi-VN"/>
-        </w:rPr>
-        <w:t xml:space="preserve"> </w:t>
-      </w:r>
-      <w:r>
-        <w:rPr>
-          <w:rFonts w:ascii="Times New Roman" w:hAnsi="Times New Roman" w:cs="Times New Roman"/>
-          <w:bCs/>
-          <w:sz w:val="26"/>
-          <w:szCs w:val="26"/>
-        </w:rPr>
-        <w:t>nhân viên trao đổi với bệnh nhân để lựa chọn bác sĩ, ngày và giờ khám phù hợp.</w:t>
-      </w:r>
-      <w:r>
-        <w:rPr>
-          <w:rFonts w:ascii="Times New Roman" w:hAnsi="Times New Roman" w:cs="Times New Roman"/>
-          <w:b/>
-          <w:sz w:val="26"/>
-          <w:szCs w:val="26"/>
-        </w:rPr>
-        <w:t xml:space="preserve"> </w:t>
-      </w:r>
-    </w:p>
-    <w:p>
-      <w:pPr>
-        <w:pStyle w:val="ListParagraph"/>
-        <w:ind w:left="1080"/>
-        <w:rPr>
-          <w:rFonts w:ascii="Times New Roman" w:hAnsi="Times New Roman" w:cs="Times New Roman"/>
-          <w:b/>
-          <w:sz w:val="26"/>
-          <w:szCs w:val="26"/>
-          <w:lang w:val="vi-VN"/>
-        </w:rPr>
-      </w:pPr>
-    </w:p>
-    <w:p>
-      <w:pPr>
-        <w:pStyle w:val="ListParagraph"/>
-        <w:ind w:left="1080"/>
-        <w:rPr>
-          <w:rFonts w:ascii="Times New Roman" w:hAnsi="Times New Roman" w:cs="Times New Roman"/>
-          <w:b/>
-          <w:sz w:val="26"/>
-          <w:szCs w:val="26"/>
-          <w:lang w:val="vi-VN"/>
-        </w:rPr>
-      </w:pPr>
-      <w:r>
-        <w:rPr>
-          <w:rFonts w:ascii="Times New Roman" w:hAnsi="Times New Roman" w:cs="Times New Roman"/>
-          <w:b/>
-          <w:bCs/>
-          <w:sz w:val="26"/>
-          <w:szCs w:val="26"/>
-        </w:rPr>
-        <w:t xml:space="preserve">Bước </w:t>
-      </w:r>
-      <w:proofErr w:type="gramStart"/>
-      <w:r>
-        <w:rPr>
-          <w:rFonts w:ascii="Times New Roman" w:hAnsi="Times New Roman" w:cs="Times New Roman"/>
-          <w:b/>
-          <w:bCs/>
-          <w:sz w:val="26"/>
-          <w:szCs w:val="26"/>
-        </w:rPr>
-        <w:t>4</w:t>
-      </w:r>
-      <w:r>
-        <w:rPr>
-          <w:rFonts w:ascii="Times New Roman" w:hAnsi="Times New Roman" w:cs="Times New Roman"/>
-          <w:b/>
-          <w:sz w:val="26"/>
-          <w:szCs w:val="26"/>
-          <w:lang w:val="vi-VN"/>
-        </w:rPr>
-        <w:t xml:space="preserve"> :</w:t>
-      </w:r>
-      <w:proofErr w:type="gramEnd"/>
-      <w:r>
-        <w:rPr>
-          <w:rFonts w:ascii="Times New Roman" w:hAnsi="Times New Roman" w:cs="Times New Roman"/>
-          <w:b/>
-          <w:sz w:val="26"/>
-          <w:szCs w:val="26"/>
-          <w:lang w:val="vi-VN"/>
-        </w:rPr>
-        <w:t xml:space="preserve"> </w:t>
-      </w:r>
-      <w:r>
-        <w:rPr>
-          <w:rFonts w:ascii="Times New Roman" w:hAnsi="Times New Roman" w:cs="Times New Roman"/>
-          <w:bCs/>
-          <w:sz w:val="26"/>
-          <w:szCs w:val="26"/>
-        </w:rPr>
-        <w:t>nhân viên tạo lịch hẹn và lưu thông tin vào hệ thống hoặc sổ quản lý.</w:t>
-      </w:r>
-      <w:r>
-        <w:rPr>
-          <w:rFonts w:ascii="Times New Roman" w:hAnsi="Times New Roman" w:cs="Times New Roman"/>
-          <w:b/>
-          <w:sz w:val="26"/>
-          <w:szCs w:val="26"/>
-        </w:rPr>
-        <w:t xml:space="preserve"> </w:t>
-      </w:r>
-    </w:p>
-    <w:p>
-      <w:pPr>
-        <w:pStyle w:val="ListParagraph"/>
-        <w:ind w:left="1080"/>
-        <w:rPr>
-          <w:rFonts w:ascii="Times New Roman" w:hAnsi="Times New Roman" w:cs="Times New Roman"/>
-          <w:b/>
-          <w:sz w:val="26"/>
-          <w:szCs w:val="26"/>
-          <w:lang w:val="vi-VN"/>
-        </w:rPr>
-      </w:pPr>
-    </w:p>
-    <w:p>
-      <w:pPr>
-        <w:pStyle w:val="ListParagraph"/>
-        <w:ind w:left="1080"/>
-        <w:rPr>
-          <w:rFonts w:ascii="Times New Roman" w:hAnsi="Times New Roman" w:cs="Times New Roman"/>
-          <w:bCs/>
-          <w:sz w:val="26"/>
-          <w:szCs w:val="26"/>
-          <w:lang w:val="vi-VN"/>
-        </w:rPr>
-      </w:pPr>
-      <w:r>
-        <w:rPr>
-          <w:rFonts w:ascii="Times New Roman" w:hAnsi="Times New Roman" w:cs="Times New Roman"/>
-          <w:b/>
-          <w:bCs/>
-          <w:sz w:val="26"/>
-          <w:szCs w:val="26"/>
-        </w:rPr>
-        <w:t xml:space="preserve">Bước </w:t>
-      </w:r>
-      <w:proofErr w:type="gramStart"/>
-      <w:r>
-        <w:rPr>
-          <w:rFonts w:ascii="Times New Roman" w:hAnsi="Times New Roman" w:cs="Times New Roman"/>
-          <w:b/>
-          <w:bCs/>
-          <w:sz w:val="26"/>
-          <w:szCs w:val="26"/>
-        </w:rPr>
-        <w:t>5</w:t>
-      </w:r>
-      <w:r>
-        <w:rPr>
-          <w:rFonts w:ascii="Times New Roman" w:hAnsi="Times New Roman" w:cs="Times New Roman"/>
-          <w:b/>
-          <w:sz w:val="26"/>
-          <w:szCs w:val="26"/>
-          <w:lang w:val="vi-VN"/>
-        </w:rPr>
-        <w:t xml:space="preserve"> :</w:t>
-      </w:r>
-      <w:proofErr w:type="gramEnd"/>
-      <w:r>
-        <w:rPr>
-          <w:rFonts w:ascii="Times New Roman" w:hAnsi="Times New Roman" w:cs="Times New Roman"/>
-          <w:b/>
-          <w:sz w:val="26"/>
-          <w:szCs w:val="26"/>
-        </w:rPr>
-        <w:t xml:space="preserve"> </w:t>
-      </w:r>
-      <w:r>
-        <w:rPr>
-          <w:rFonts w:ascii="Times New Roman" w:hAnsi="Times New Roman" w:cs="Times New Roman"/>
-          <w:bCs/>
-          <w:sz w:val="26"/>
-          <w:szCs w:val="26"/>
-        </w:rPr>
-        <w:t>nhân viên thông báo lại thời gian và thông tin lịch hẹn cho bệnh nhân.</w:t>
-      </w:r>
-    </w:p>
-    <w:p>
-      <w:pPr>
-        <w:pStyle w:val="ListParagraph"/>
-        <w:ind w:left="1080"/>
-        <w:rPr>
-          <w:rFonts w:ascii="Times New Roman" w:hAnsi="Times New Roman" w:cs="Times New Roman"/>
-          <w:bCs/>
-          <w:sz w:val="26"/>
-          <w:szCs w:val="26"/>
-          <w:lang w:val="vi-VN"/>
-        </w:rPr>
-      </w:pPr>
-    </w:p>
-    <w:p>
-      <w:pPr>
-        <w:pStyle w:val="ListParagraph"/>
-        <w:ind w:left="1080"/>
-        <w:rPr>
-          <w:rFonts w:ascii="Times New Roman" w:hAnsi="Times New Roman" w:cs="Times New Roman"/>
-          <w:bCs/>
-          <w:sz w:val="26"/>
-          <w:szCs w:val="26"/>
-          <w:lang w:val="vi-VN"/>
-        </w:rPr>
-      </w:pPr>
-      <w:r>
-        <w:rPr>
-          <w:rFonts w:ascii="Times New Roman" w:hAnsi="Times New Roman" w:cs="Times New Roman"/>
-          <w:b/>
-          <w:sz w:val="26"/>
-          <w:szCs w:val="26"/>
-        </w:rPr>
-        <w:t xml:space="preserve">Kết thúc quy </w:t>
-      </w:r>
-      <w:proofErr w:type="gramStart"/>
-      <w:r>
-        <w:rPr>
-          <w:rFonts w:ascii="Times New Roman" w:hAnsi="Times New Roman" w:cs="Times New Roman"/>
-          <w:b/>
-          <w:sz w:val="26"/>
-          <w:szCs w:val="26"/>
-        </w:rPr>
-        <w:t>trình</w:t>
-      </w:r>
-      <w:r>
-        <w:rPr>
-          <w:rFonts w:ascii="Times New Roman" w:hAnsi="Times New Roman" w:cs="Times New Roman"/>
-          <w:bCs/>
-          <w:sz w:val="26"/>
-          <w:szCs w:val="26"/>
-          <w:lang w:val="vi-VN"/>
-        </w:rPr>
-        <w:t xml:space="preserve"> </w:t>
-      </w:r>
-      <w:r>
-        <w:rPr>
-          <w:rFonts w:ascii="Times New Roman" w:hAnsi="Times New Roman" w:cs="Times New Roman"/>
-          <w:b/>
-          <w:sz w:val="26"/>
-          <w:szCs w:val="26"/>
-          <w:lang w:val="vi-VN"/>
-        </w:rPr>
-        <w:t>:</w:t>
-      </w:r>
-      <w:proofErr w:type="gramEnd"/>
       <w:r>
         <w:rPr>
           <w:rFonts w:ascii="Times New Roman" w:hAnsi="Times New Roman" w:cs="Times New Roman"/>
@@ -1888,18 +1767,7 @@
           <w:sz w:val="26"/>
           <w:szCs w:val="26"/>
         </w:rPr>
-        <w:t xml:space="preserve">Bước </w:t>
-      </w:r>
-      <w:proofErr w:type="gramStart"/>
-      <w:r>
-        <w:rPr>
-          <w:rFonts w:ascii="Times New Roman" w:hAnsi="Times New Roman" w:cs="Times New Roman"/>
-          <w:b/>
-          <w:bCs/>
-          <w:sz w:val="26"/>
-          <w:szCs w:val="26"/>
-        </w:rPr>
-        <w:t>1</w:t>
+        <w:t>Bước 1</w:t>
       </w:r>
       <w:r>
         <w:rPr>
@@ -1911,7 +1779,6 @@
         </w:rPr>
         <w:t xml:space="preserve"> :</w:t>
       </w:r>
-      <w:proofErr w:type="gramEnd"/>
       <w:r>
         <w:rPr>
           <w:rFonts w:ascii="Times New Roman" w:hAnsi="Times New Roman" w:cs="Times New Roman"/>
@@ -1972,18 +1839,7 @@
           <w:sz w:val="26"/>
           <w:szCs w:val="26"/>
         </w:rPr>
-        <w:t xml:space="preserve">Bước </w:t>
-      </w:r>
-      <w:proofErr w:type="gramStart"/>
-      <w:r>
-        <w:rPr>
-          <w:rFonts w:ascii="Times New Roman" w:hAnsi="Times New Roman" w:cs="Times New Roman"/>
-          <w:b/>
-          <w:bCs/>
-          <w:sz w:val="26"/>
-          <w:szCs w:val="26"/>
-        </w:rPr>
-        <w:t>2</w:t>
+        <w:t>Bước 2</w:t>
       </w:r>
       <w:r>
         <w:rPr>
@@ -1995,7 +1851,6 @@
         </w:rPr>
         <w:t xml:space="preserve"> :</w:t>
       </w:r>
-      <w:proofErr w:type="gramEnd"/>
       <w:r>
         <w:rPr>
           <w:rFonts w:ascii="Times New Roman" w:hAnsi="Times New Roman" w:cs="Times New Roman"/>
@@ -2056,18 +1911,71 @@
           <w:sz w:val="26"/>
           <w:szCs w:val="26"/>
         </w:rPr>
-        <w:t xml:space="preserve">Bước </w:t>
-      </w:r>
-      <w:proofErr w:type="gramStart"/>
-      <w:r>
-        <w:rPr>
-          <w:rFonts w:ascii="Times New Roman" w:hAnsi="Times New Roman" w:cs="Times New Roman"/>
-          <w:b/>
-          <w:bCs/>
-          <w:sz w:val="26"/>
-          <w:szCs w:val="26"/>
-        </w:rPr>
-        <w:t>3</w:t>
+        <w:t>Bước 3</w:t>
+      </w:r>
+      <w:r>
+        <w:rPr>
+          <w:rFonts w:ascii="Times New Roman" w:hAnsi="Times New Roman" w:cs="Times New Roman"/>
+          <w:b/>
+          <w:sz w:val="26"/>
+          <w:szCs w:val="26"/>
+          <w:lang w:val="vi-VN"/>
+        </w:rPr>
+        <w:t xml:space="preserve"> : </w:t>
+      </w:r>
+      <w:r>
+        <w:rPr>
+          <w:rFonts w:ascii="Times New Roman" w:hAnsi="Times New Roman" w:cs="Times New Roman"/>
+          <w:bCs/>
+          <w:sz w:val="26"/>
+          <w:szCs w:val="26"/>
+        </w:rPr>
+        <w:t>Khi có lịch hẹn mới, nhân viên bổ sung thông tin bệnh nhân vào khung giờ còn trống và phân công bác sĩ, y tá phù hợp.</w:t>
+      </w:r>
+    </w:p>
+    <w:p>
+      <w:pPr>
+        <w:pStyle w:val="ListParagraph"/>
+        <w:ind w:left="1080"/>
+        <w:rPr>
+          <w:rFonts w:ascii="Times New Roman" w:hAnsi="Times New Roman" w:cs="Times New Roman"/>
+          <w:bCs/>
+          <w:sz w:val="26"/>
+          <w:szCs w:val="26"/>
+          <w:lang w:val="vi-VN"/>
+        </w:rPr>
+      </w:pPr>
+      <w:r>
+        <w:rPr>
+          <w:rFonts w:ascii="Times New Roman" w:hAnsi="Times New Roman" w:cs="Times New Roman"/>
+          <w:bCs/>
+          <w:sz w:val="26"/>
+          <w:szCs w:val="26"/>
+        </w:rPr>
+        <w:t xml:space="preserve"> </w:t>
+      </w:r>
+    </w:p>
+    <w:p>
+      <w:pPr>
+        <w:pStyle w:val="ListParagraph"/>
+        <w:ind w:left="1080"/>
+        <w:rPr>
+          <w:rFonts w:ascii="Times New Roman" w:hAnsi="Times New Roman" w:cs="Times New Roman"/>
+          <w:b/>
+          <w:sz w:val="26"/>
+          <w:szCs w:val="26"/>
+          <w:lang w:val="vi-VN"/>
+        </w:rPr>
+      </w:pPr>
+      <w:r>
+        <w:rPr>
+          <w:rFonts w:ascii="Times New Roman" w:hAnsi="Times New Roman" w:cs="Times New Roman"/>
+          <w:b/>
+          <w:bCs/>
+          <w:sz w:val="26"/>
+          <w:szCs w:val="26"/>
+        </w:rPr>
+        <w:t>Bước 4</w:t>
       </w:r>
       <w:r>
         <w:rPr>
@@ -2079,14 +1987,12 @@
         </w:rPr>
         <w:t xml:space="preserve"> :</w:t>
       </w:r>
-      <w:proofErr w:type="gramEnd"/>
-      <w:r>
-        <w:rPr>
-          <w:rFonts w:ascii="Times New Roman" w:hAnsi="Times New Roman" w:cs="Times New Roman"/>
-          <w:b/>
-          <w:sz w:val="26"/>
-          <w:szCs w:val="26"/>
-          <w:lang w:val="vi-VN"/>
+      <w:r>
+        <w:rPr>
+          <w:rFonts w:ascii="Times New Roman" w:hAnsi="Times New Roman" w:cs="Times New Roman"/>
+          <w:b/>
+          <w:sz w:val="26"/>
+          <w:szCs w:val="26"/>
         </w:rPr>
         <w:t xml:space="preserve"> </w:t>
       </w:r>
@@ -2097,7 +2003,7 @@
           <w:sz w:val="26"/>
           <w:szCs w:val="26"/>
         </w:rPr>
-        <w:t>Khi có lịch hẹn mới, nhân viên bổ sung thông tin bệnh nhân vào khung giờ còn trống và phân công bác sĩ, y tá phù hợp.</w:t>
+        <w:t>Nếu bác sĩ, y tá hoặc bệnh nhân có thay đổi, nhân viên thực hiện điều chỉnh thông tin lịch hẹn tương ứng.</w:t>
       </w:r>
     </w:p>
     <w:p>
@@ -2106,54 +2012,115 @@
         <w:ind w:left="1080"/>
         <w:rPr>
           <w:rFonts w:ascii="Times New Roman" w:hAnsi="Times New Roman" w:cs="Times New Roman"/>
-          <w:bCs/>
-          <w:sz w:val="26"/>
-          <w:szCs w:val="26"/>
-          <w:lang w:val="vi-VN"/>
-        </w:rPr>
-      </w:pPr>
-      <w:r>
-        <w:rPr>
-          <w:rFonts w:ascii="Times New Roman" w:hAnsi="Times New Roman" w:cs="Times New Roman"/>
-          <w:bCs/>
-          <w:sz w:val="26"/>
-          <w:szCs w:val="26"/>
+          <w:b/>
+          <w:sz w:val="26"/>
+          <w:szCs w:val="26"/>
+          <w:lang w:val="vi-VN"/>
+        </w:rPr>
+      </w:pPr>
+    </w:p>
+    <w:p>
+      <w:pPr>
+        <w:pStyle w:val="ListParagraph"/>
+        <w:ind w:left="1080"/>
+        <w:rPr>
+          <w:rFonts w:ascii="Times New Roman" w:hAnsi="Times New Roman" w:cs="Times New Roman"/>
+          <w:bCs/>
+          <w:sz w:val="26"/>
+          <w:szCs w:val="26"/>
+          <w:lang w:val="vi-VN"/>
+        </w:rPr>
+      </w:pPr>
+      <w:r>
+        <w:rPr>
+          <w:rFonts w:ascii="Times New Roman" w:hAnsi="Times New Roman" w:cs="Times New Roman"/>
+          <w:b/>
+          <w:bCs/>
+          <w:sz w:val="26"/>
+          <w:szCs w:val="26"/>
+        </w:rPr>
+        <w:t>Bước 5</w:t>
+      </w:r>
+      <w:r>
+        <w:rPr>
+          <w:rFonts w:ascii="Times New Roman" w:hAnsi="Times New Roman" w:cs="Times New Roman"/>
+          <w:b/>
+          <w:sz w:val="26"/>
+          <w:szCs w:val="26"/>
+          <w:lang w:val="vi-VN"/>
+        </w:rPr>
+        <w:t xml:space="preserve"> : </w:t>
+      </w:r>
+      <w:r>
+        <w:rPr>
+          <w:rFonts w:ascii="Times New Roman" w:hAnsi="Times New Roman" w:cs="Times New Roman"/>
+          <w:bCs/>
+          <w:sz w:val="26"/>
+          <w:szCs w:val="26"/>
+        </w:rPr>
+        <w:t xml:space="preserve">Nhân viên kiểm tra lại toàn bộ lịch hẹn để phát hiện tình trạng </w:t>
+      </w:r>
+      <w:r>
+        <w:rPr>
+          <w:rFonts w:ascii="Times New Roman" w:hAnsi="Times New Roman" w:cs="Times New Roman"/>
+          <w:sz w:val="26"/>
+          <w:szCs w:val="26"/>
+        </w:rPr>
+        <w:t>trùng giờ, thiếu nhân sự hoặc vượt quá khả năng tiếp nhận của phòng khám.</w:t>
+      </w:r>
+    </w:p>
+    <w:p>
+      <w:pPr>
+        <w:pStyle w:val="ListParagraph"/>
+        <w:ind w:left="1080"/>
+        <w:rPr>
+          <w:rFonts w:ascii="Times New Roman" w:hAnsi="Times New Roman" w:cs="Times New Roman"/>
+          <w:bCs/>
+          <w:sz w:val="26"/>
+          <w:szCs w:val="26"/>
+          <w:lang w:val="vi-VN"/>
+        </w:rPr>
+      </w:pPr>
+    </w:p>
+    <w:p>
+      <w:pPr>
+        <w:pStyle w:val="ListParagraph"/>
+        <w:ind w:left="1080"/>
+        <w:rPr>
+          <w:rFonts w:ascii="Times New Roman" w:hAnsi="Times New Roman" w:cs="Times New Roman"/>
+          <w:bCs/>
+          <w:sz w:val="26"/>
+          <w:szCs w:val="26"/>
+          <w:lang w:val="vi-VN"/>
+        </w:rPr>
+      </w:pPr>
+      <w:r>
+        <w:rPr>
+          <w:rFonts w:ascii="Times New Roman" w:hAnsi="Times New Roman" w:cs="Times New Roman"/>
+          <w:b/>
+          <w:sz w:val="26"/>
+          <w:szCs w:val="26"/>
+        </w:rPr>
+        <w:t>Kết thúc</w:t>
+      </w:r>
+      <w:r>
+        <w:rPr>
+          <w:rFonts w:ascii="Times New Roman" w:hAnsi="Times New Roman" w:cs="Times New Roman"/>
+          <w:b/>
+          <w:sz w:val="26"/>
+          <w:szCs w:val="26"/>
+          <w:lang w:val="vi-VN"/>
         </w:rPr>
         <w:t xml:space="preserve"> </w:t>
       </w:r>
-    </w:p>
-    <w:p>
-      <w:pPr>
-        <w:pStyle w:val="ListParagraph"/>
-        <w:ind w:left="1080"/>
-        <w:rPr>
-          <w:rFonts w:ascii="Times New Roman" w:hAnsi="Times New Roman" w:cs="Times New Roman"/>
-          <w:b/>
-          <w:sz w:val="26"/>
-          <w:szCs w:val="26"/>
-          <w:lang w:val="vi-VN"/>
-        </w:rPr>
-      </w:pPr>
-      <w:r>
-        <w:rPr>
-          <w:rFonts w:ascii="Times New Roman" w:hAnsi="Times New Roman" w:cs="Times New Roman"/>
-          <w:b/>
-          <w:bCs/>
-          <w:sz w:val="26"/>
-          <w:szCs w:val="26"/>
-        </w:rPr>
-        <w:t xml:space="preserve">Bước </w:t>
-      </w:r>
-      <w:proofErr w:type="gramStart"/>
-      <w:r>
-        <w:rPr>
-          <w:rFonts w:ascii="Times New Roman" w:hAnsi="Times New Roman" w:cs="Times New Roman"/>
-          <w:b/>
-          <w:bCs/>
-          <w:sz w:val="26"/>
-          <w:szCs w:val="26"/>
-        </w:rPr>
-        <w:t>4</w:t>
+      <w:r>
+        <w:rPr>
+          <w:rFonts w:ascii="Times New Roman" w:hAnsi="Times New Roman" w:cs="Times New Roman"/>
+          <w:b/>
+          <w:sz w:val="26"/>
+          <w:szCs w:val="26"/>
+        </w:rPr>
+        <w:t>quy trình</w:t>
       </w:r>
       <w:r>
         <w:rPr>
@@ -2165,185 +2132,6 @@
         </w:rPr>
         <w:t xml:space="preserve"> :</w:t>
       </w:r>
-      <w:proofErr w:type="gramEnd"/>
-      <w:r>
-        <w:rPr>
-          <w:rFonts w:ascii="Times New Roman" w:hAnsi="Times New Roman" w:cs="Times New Roman"/>
-          <w:b/>
-          <w:sz w:val="26"/>
-          <w:szCs w:val="26"/>
-        </w:rPr>
-        <w:t xml:space="preserve"> </w:t>
-      </w:r>
-      <w:r>
-        <w:rPr>
-          <w:rFonts w:ascii="Times New Roman" w:hAnsi="Times New Roman" w:cs="Times New Roman"/>
-          <w:bCs/>
-          <w:sz w:val="26"/>
-          <w:szCs w:val="26"/>
-        </w:rPr>
-        <w:t>Nếu bác sĩ, y tá hoặc bệnh nhân có thay đổi, nhân viên thực hiện điều chỉnh thông tin lịch hẹn tương ứng.</w:t>
-      </w:r>
-    </w:p>
-    <w:p>
-      <w:pPr>
-        <w:pStyle w:val="ListParagraph"/>
-        <w:ind w:left="1080"/>
-        <w:rPr>
-          <w:rFonts w:ascii="Times New Roman" w:hAnsi="Times New Roman" w:cs="Times New Roman"/>
-          <w:b/>
-          <w:sz w:val="26"/>
-          <w:szCs w:val="26"/>
-          <w:lang w:val="vi-VN"/>
-        </w:rPr>
-      </w:pPr>
-    </w:p>
-    <w:p>
-      <w:pPr>
-        <w:pStyle w:val="ListParagraph"/>
-        <w:ind w:left="1080"/>
-        <w:rPr>
-          <w:rFonts w:ascii="Times New Roman" w:hAnsi="Times New Roman" w:cs="Times New Roman"/>
-          <w:bCs/>
-          <w:sz w:val="26"/>
-          <w:szCs w:val="26"/>
-          <w:lang w:val="vi-VN"/>
-        </w:rPr>
-      </w:pPr>
-      <w:r>
-        <w:rPr>
-          <w:rFonts w:ascii="Times New Roman" w:hAnsi="Times New Roman" w:cs="Times New Roman"/>
-          <w:b/>
-          <w:bCs/>
-          <w:sz w:val="26"/>
-          <w:szCs w:val="26"/>
-        </w:rPr>
-        <w:t xml:space="preserve">Bước </w:t>
-      </w:r>
-      <w:proofErr w:type="gramStart"/>
-      <w:r>
-        <w:rPr>
-          <w:rFonts w:ascii="Times New Roman" w:hAnsi="Times New Roman" w:cs="Times New Roman"/>
-          <w:b/>
-          <w:bCs/>
-          <w:sz w:val="26"/>
-          <w:szCs w:val="26"/>
-        </w:rPr>
-        <w:t>5</w:t>
-      </w:r>
-      <w:r>
-        <w:rPr>
-          <w:rFonts w:ascii="Times New Roman" w:hAnsi="Times New Roman" w:cs="Times New Roman"/>
-          <w:b/>
-          <w:sz w:val="26"/>
-          <w:szCs w:val="26"/>
-          <w:lang w:val="vi-VN"/>
-        </w:rPr>
-        <w:t xml:space="preserve"> :</w:t>
-      </w:r>
-      <w:proofErr w:type="gramEnd"/>
-      <w:r>
-        <w:rPr>
-          <w:rFonts w:ascii="Times New Roman" w:hAnsi="Times New Roman" w:cs="Times New Roman"/>
-          <w:b/>
-          <w:sz w:val="26"/>
-          <w:szCs w:val="26"/>
-          <w:lang w:val="vi-VN"/>
-        </w:rPr>
-        <w:t xml:space="preserve"> </w:t>
-      </w:r>
-      <w:r>
-        <w:rPr>
-          <w:rFonts w:ascii="Times New Roman" w:hAnsi="Times New Roman" w:cs="Times New Roman"/>
-          <w:bCs/>
-          <w:sz w:val="26"/>
-          <w:szCs w:val="26"/>
-        </w:rPr>
-        <w:t xml:space="preserve">Nhân viên kiểm tra lại toàn bộ lịch hẹn để phát hiện tình trạng </w:t>
-      </w:r>
-      <w:r>
-        <w:rPr>
-          <w:rFonts w:ascii="Times New Roman" w:hAnsi="Times New Roman" w:cs="Times New Roman"/>
-          <w:sz w:val="26"/>
-          <w:szCs w:val="26"/>
-        </w:rPr>
-        <w:t>trùng giờ, thiếu nhân sự hoặc vượt quá khả năng tiếp nhận của phòng khám.</w:t>
-      </w:r>
-    </w:p>
-    <w:p>
-      <w:pPr>
-        <w:pStyle w:val="ListParagraph"/>
-        <w:ind w:left="1080"/>
-        <w:rPr>
-          <w:rFonts w:ascii="Times New Roman" w:hAnsi="Times New Roman" w:cs="Times New Roman"/>
-          <w:bCs/>
-          <w:sz w:val="26"/>
-          <w:szCs w:val="26"/>
-          <w:lang w:val="vi-VN"/>
-        </w:rPr>
-      </w:pPr>
-    </w:p>
-    <w:p>
-      <w:pPr>
-        <w:pStyle w:val="ListParagraph"/>
-        <w:ind w:left="1080"/>
-        <w:rPr>
-          <w:rFonts w:ascii="Times New Roman" w:hAnsi="Times New Roman" w:cs="Times New Roman"/>
-          <w:bCs/>
-          <w:sz w:val="26"/>
-          <w:szCs w:val="26"/>
-          <w:lang w:val="vi-VN"/>
-        </w:rPr>
-      </w:pPr>
-      <w:r>
-        <w:rPr>
-          <w:rFonts w:ascii="Times New Roman" w:hAnsi="Times New Roman" w:cs="Times New Roman"/>
-          <w:b/>
-          <w:sz w:val="26"/>
-          <w:szCs w:val="26"/>
-        </w:rPr>
-        <w:t>Kết thúc</w:t>
-      </w:r>
-      <w:r>
-        <w:rPr>
-          <w:rFonts w:ascii="Times New Roman" w:hAnsi="Times New Roman" w:cs="Times New Roman"/>
-          <w:b/>
-          <w:sz w:val="26"/>
-          <w:szCs w:val="26"/>
-          <w:lang w:val="vi-VN"/>
-        </w:rPr>
-        <w:t xml:space="preserve"> </w:t>
-      </w:r>
-      <w:r>
-        <w:rPr>
-          <w:rFonts w:ascii="Times New Roman" w:hAnsi="Times New Roman" w:cs="Times New Roman"/>
-          <w:b/>
-          <w:sz w:val="26"/>
-          <w:szCs w:val="26"/>
-        </w:rPr>
-        <w:t xml:space="preserve">quy </w:t>
-      </w:r>
-      <w:proofErr w:type="gramStart"/>
-      <w:r>
-        <w:rPr>
-          <w:rFonts w:ascii="Times New Roman" w:hAnsi="Times New Roman" w:cs="Times New Roman"/>
-          <w:b/>
-          <w:sz w:val="26"/>
-          <w:szCs w:val="26"/>
-        </w:rPr>
-        <w:t>trình</w:t>
-      </w:r>
-      <w:r>
-        <w:rPr>
-          <w:rFonts w:ascii="Times New Roman" w:hAnsi="Times New Roman" w:cs="Times New Roman"/>
-          <w:b/>
-          <w:sz w:val="26"/>
-          <w:szCs w:val="26"/>
-          <w:lang w:val="vi-VN"/>
-        </w:rPr>
-        <w:t xml:space="preserve"> :</w:t>
-      </w:r>
-      <w:proofErr w:type="gramEnd"/>
       <w:r>
         <w:rPr>
           <w:rFonts w:ascii="Times New Roman" w:hAnsi="Times New Roman" w:cs="Times New Roman"/>
@@ -2434,18 +2222,7 @@
           <w:sz w:val="26"/>
           <w:szCs w:val="26"/>
         </w:rPr>
-        <w:t xml:space="preserve">Bước </w:t>
-      </w:r>
-      <w:proofErr w:type="gramStart"/>
-      <w:r>
-        <w:rPr>
-          <w:rFonts w:ascii="Times New Roman" w:hAnsi="Times New Roman" w:cs="Times New Roman"/>
-          <w:b/>
-          <w:bCs/>
-          <w:sz w:val="26"/>
-          <w:szCs w:val="26"/>
-        </w:rPr>
-        <w:t>1</w:t>
+        <w:t>Bước 1</w:t>
       </w:r>
       <w:r>
         <w:rPr>
@@ -2457,7 +2234,6 @@
         </w:rPr>
         <w:t xml:space="preserve"> :</w:t>
       </w:r>
-      <w:proofErr w:type="gramEnd"/>
       <w:r>
         <w:rPr>
           <w:rFonts w:ascii="Times New Roman" w:hAnsi="Times New Roman" w:cs="Times New Roman"/>
@@ -2528,18 +2304,7 @@
           <w:sz w:val="26"/>
           <w:szCs w:val="26"/>
         </w:rPr>
-        <w:t xml:space="preserve">Bước </w:t>
-      </w:r>
-      <w:proofErr w:type="gramStart"/>
-      <w:r>
-        <w:rPr>
-          <w:rFonts w:ascii="Times New Roman" w:hAnsi="Times New Roman" w:cs="Times New Roman"/>
-          <w:b/>
-          <w:bCs/>
-          <w:sz w:val="26"/>
-          <w:szCs w:val="26"/>
-        </w:rPr>
-        <w:t>2</w:t>
+        <w:t>Bước 2</w:t>
       </w:r>
       <w:r>
         <w:rPr>
@@ -2551,7 +2316,6 @@
         </w:rPr>
         <w:t xml:space="preserve"> :</w:t>
       </w:r>
-      <w:proofErr w:type="gramEnd"/>
       <w:r>
         <w:rPr>
           <w:rFonts w:ascii="Times New Roman" w:hAnsi="Times New Roman" w:cs="Times New Roman"/>
@@ -2622,18 +2386,7 @@
           <w:sz w:val="26"/>
           <w:szCs w:val="26"/>
         </w:rPr>
-        <w:t xml:space="preserve">Bước </w:t>
-      </w:r>
-      <w:proofErr w:type="gramStart"/>
-      <w:r>
-        <w:rPr>
-          <w:rFonts w:ascii="Times New Roman" w:hAnsi="Times New Roman" w:cs="Times New Roman"/>
-          <w:b/>
-          <w:bCs/>
-          <w:sz w:val="26"/>
-          <w:szCs w:val="26"/>
-        </w:rPr>
-        <w:t>3</w:t>
+        <w:t>Bước 3</w:t>
       </w:r>
       <w:r>
         <w:rPr>
@@ -2645,7 +2398,6 @@
         </w:rPr>
         <w:t xml:space="preserve"> :</w:t>
       </w:r>
-      <w:proofErr w:type="gramEnd"/>
       <w:r>
         <w:rPr>
           <w:rFonts w:ascii="Times New Roman" w:hAnsi="Times New Roman" w:cs="Times New Roman"/>
@@ -2716,18 +2468,7 @@
           <w:sz w:val="26"/>
           <w:szCs w:val="26"/>
         </w:rPr>
-        <w:t xml:space="preserve">Bước </w:t>
-      </w:r>
-      <w:proofErr w:type="gramStart"/>
-      <w:r>
-        <w:rPr>
-          <w:rFonts w:ascii="Times New Roman" w:hAnsi="Times New Roman" w:cs="Times New Roman"/>
-          <w:b/>
-          <w:bCs/>
-          <w:sz w:val="26"/>
-          <w:szCs w:val="26"/>
-        </w:rPr>
-        <w:t>4</w:t>
+        <w:t>Bước 4</w:t>
       </w:r>
       <w:r>
         <w:rPr>
@@ -2739,7 +2480,6 @@
         </w:rPr>
         <w:t xml:space="preserve"> :</w:t>
       </w:r>
-      <w:proofErr w:type="gramEnd"/>
       <w:r>
         <w:rPr>
           <w:rFonts w:ascii="Times New Roman" w:hAnsi="Times New Roman" w:cs="Times New Roman"/>
@@ -2810,18 +2550,7 @@
           <w:sz w:val="26"/>
           <w:szCs w:val="26"/>
         </w:rPr>
-        <w:t xml:space="preserve">Bước </w:t>
-      </w:r>
-      <w:proofErr w:type="gramStart"/>
-      <w:r>
-        <w:rPr>
-          <w:rFonts w:ascii="Times New Roman" w:hAnsi="Times New Roman" w:cs="Times New Roman"/>
-          <w:b/>
-          <w:bCs/>
-          <w:sz w:val="26"/>
-          <w:szCs w:val="26"/>
-        </w:rPr>
-        <w:t>5</w:t>
+        <w:t>Bước 5</w:t>
       </w:r>
       <w:r>
         <w:rPr>
@@ -2833,7 +2562,6 @@
         </w:rPr>
         <w:t xml:space="preserve"> :</w:t>
       </w:r>
-      <w:proofErr w:type="gramEnd"/>
       <w:r>
         <w:rPr>
           <w:rFonts w:ascii="Times New Roman" w:hAnsi="Times New Roman" w:cs="Times New Roman"/>
@@ -2913,38 +2641,17 @@
           <w:sz w:val="26"/>
           <w:szCs w:val="26"/>
         </w:rPr>
-        <w:t xml:space="preserve">quy </w:t>
-      </w:r>
-      <w:proofErr w:type="gramStart"/>
-      <w:r>
-        <w:rPr>
-          <w:rFonts w:ascii="Times New Roman" w:hAnsi="Times New Roman" w:cs="Times New Roman"/>
-          <w:b/>
-          <w:sz w:val="26"/>
-          <w:szCs w:val="26"/>
-        </w:rPr>
-        <w:t>trình</w:t>
-      </w:r>
-      <w:r>
-        <w:rPr>
-          <w:rFonts w:ascii="Times New Roman" w:hAnsi="Times New Roman" w:cs="Times New Roman"/>
-          <w:b/>
-          <w:sz w:val="26"/>
-          <w:szCs w:val="26"/>
-          <w:lang w:val="vi-VN"/>
-        </w:rPr>
-        <w:t xml:space="preserve"> :</w:t>
-      </w:r>
-      <w:proofErr w:type="gramEnd"/>
-      <w:r>
-        <w:rPr>
-          <w:rFonts w:ascii="Times New Roman" w:hAnsi="Times New Roman" w:cs="Times New Roman"/>
-          <w:b/>
-          <w:sz w:val="26"/>
-          <w:szCs w:val="26"/>
-          <w:lang w:val="vi-VN"/>
-        </w:rPr>
-        <w:t xml:space="preserve"> </w:t>
+        <w:t>quy trình</w:t>
+      </w:r>
+      <w:r>
+        <w:rPr>
+          <w:rFonts w:ascii="Times New Roman" w:hAnsi="Times New Roman" w:cs="Times New Roman"/>
+          <w:b/>
+          <w:sz w:val="26"/>
+          <w:szCs w:val="26"/>
+          <w:lang w:val="vi-VN"/>
+        </w:rPr>
+        <w:t xml:space="preserve"> : </w:t>
       </w:r>
       <w:r>
         <w:rPr>
@@ -3037,18 +2744,7 @@
           <w:sz w:val="26"/>
           <w:szCs w:val="26"/>
         </w:rPr>
-        <w:t xml:space="preserve">Bước </w:t>
-      </w:r>
-      <w:proofErr w:type="gramStart"/>
-      <w:r>
-        <w:rPr>
-          <w:rFonts w:ascii="Times New Roman" w:hAnsi="Times New Roman" w:cs="Times New Roman"/>
-          <w:b/>
-          <w:bCs/>
-          <w:sz w:val="26"/>
-          <w:szCs w:val="26"/>
-        </w:rPr>
-        <w:t>1</w:t>
+        <w:t>Bước 1</w:t>
       </w:r>
       <w:r>
         <w:rPr>
@@ -3060,7 +2756,6 @@
         </w:rPr>
         <w:t xml:space="preserve"> :</w:t>
       </w:r>
-      <w:proofErr w:type="gramEnd"/>
       <w:r>
         <w:rPr>
           <w:rFonts w:ascii="Times New Roman" w:hAnsi="Times New Roman" w:cs="Times New Roman"/>
@@ -3131,18 +2826,7 @@
           <w:sz w:val="26"/>
           <w:szCs w:val="26"/>
         </w:rPr>
-        <w:t xml:space="preserve">Bước </w:t>
-      </w:r>
-      <w:proofErr w:type="gramStart"/>
-      <w:r>
-        <w:rPr>
-          <w:rFonts w:ascii="Times New Roman" w:hAnsi="Times New Roman" w:cs="Times New Roman"/>
-          <w:b/>
-          <w:bCs/>
-          <w:sz w:val="26"/>
-          <w:szCs w:val="26"/>
-        </w:rPr>
-        <w:t>2</w:t>
+        <w:t>Bước 2</w:t>
       </w:r>
       <w:r>
         <w:rPr>
@@ -3154,7 +2838,6 @@
         </w:rPr>
         <w:t xml:space="preserve"> :</w:t>
       </w:r>
-      <w:proofErr w:type="gramEnd"/>
       <w:r>
         <w:rPr>
           <w:rFonts w:ascii="Times New Roman" w:hAnsi="Times New Roman" w:cs="Times New Roman"/>
@@ -3216,18 +2899,7 @@
           <w:sz w:val="26"/>
           <w:szCs w:val="26"/>
         </w:rPr>
-        <w:t xml:space="preserve">Bước </w:t>
-      </w:r>
-      <w:proofErr w:type="gramStart"/>
-      <w:r>
-        <w:rPr>
-          <w:rFonts w:ascii="Times New Roman" w:hAnsi="Times New Roman" w:cs="Times New Roman"/>
-          <w:b/>
-          <w:bCs/>
-          <w:sz w:val="26"/>
-          <w:szCs w:val="26"/>
-        </w:rPr>
-        <w:t>3</w:t>
+        <w:t>Bước 3</w:t>
       </w:r>
       <w:r>
         <w:rPr>
@@ -3239,7 +2911,6 @@
         </w:rPr>
         <w:t xml:space="preserve"> :</w:t>
       </w:r>
-      <w:proofErr w:type="gramEnd"/>
       <w:r>
         <w:rPr>
           <w:rFonts w:ascii="Times New Roman" w:hAnsi="Times New Roman" w:cs="Times New Roman"/>
@@ -3310,18 +2981,7 @@
           <w:sz w:val="26"/>
           <w:szCs w:val="26"/>
         </w:rPr>
-        <w:t xml:space="preserve">Bước </w:t>
-      </w:r>
-      <w:proofErr w:type="gramStart"/>
-      <w:r>
-        <w:rPr>
-          <w:rFonts w:ascii="Times New Roman" w:hAnsi="Times New Roman" w:cs="Times New Roman"/>
-          <w:b/>
-          <w:bCs/>
-          <w:sz w:val="26"/>
-          <w:szCs w:val="26"/>
-        </w:rPr>
-        <w:t>4</w:t>
+        <w:t>Bước 4</w:t>
       </w:r>
       <w:r>
         <w:rPr>
@@ -3333,7 +2993,6 @@
         </w:rPr>
         <w:t xml:space="preserve"> :</w:t>
       </w:r>
-      <w:proofErr w:type="gramEnd"/>
       <w:r>
         <w:rPr>
           <w:rFonts w:ascii="Times New Roman" w:hAnsi="Times New Roman" w:cs="Times New Roman"/>
@@ -3395,18 +3054,78 @@
           <w:sz w:val="26"/>
           <w:szCs w:val="26"/>
         </w:rPr>
-        <w:t xml:space="preserve">Bước </w:t>
-      </w:r>
-      <w:proofErr w:type="gramStart"/>
-      <w:r>
-        <w:rPr>
-          <w:rFonts w:ascii="Times New Roman" w:hAnsi="Times New Roman" w:cs="Times New Roman"/>
-          <w:b/>
-          <w:bCs/>
-          <w:sz w:val="26"/>
-          <w:szCs w:val="26"/>
-        </w:rPr>
-        <w:t>5</w:t>
+        <w:t>Bước 5</w:t>
+      </w:r>
+      <w:r>
+        <w:rPr>
+          <w:rFonts w:ascii="Times New Roman" w:hAnsi="Times New Roman" w:cs="Times New Roman"/>
+          <w:b/>
+          <w:sz w:val="26"/>
+          <w:szCs w:val="26"/>
+          <w:lang w:val="vi-VN"/>
+        </w:rPr>
+        <w:t xml:space="preserve"> : </w:t>
+      </w:r>
+      <w:r>
+        <w:rPr>
+          <w:rFonts w:ascii="Times New Roman" w:hAnsi="Times New Roman" w:cs="Times New Roman"/>
+          <w:b/>
+          <w:sz w:val="26"/>
+          <w:szCs w:val="26"/>
+        </w:rPr>
+        <w:t xml:space="preserve"> </w:t>
+      </w:r>
+      <w:r>
+        <w:rPr>
+          <w:rFonts w:ascii="Times New Roman" w:hAnsi="Times New Roman" w:cs="Times New Roman"/>
+          <w:bCs/>
+          <w:sz w:val="26"/>
+          <w:szCs w:val="26"/>
+        </w:rPr>
+        <w:t>N</w:t>
+      </w:r>
+      <w:r>
+        <w:rPr>
+          <w:rFonts w:ascii="Times New Roman" w:hAnsi="Times New Roman" w:cs="Times New Roman"/>
+          <w:bCs/>
+          <w:sz w:val="26"/>
+          <w:szCs w:val="26"/>
+        </w:rPr>
+        <w:t>hân viên thông báo kết quả hủy lịch cho bệnh nhân.</w:t>
+      </w:r>
+    </w:p>
+    <w:p>
+      <w:pPr>
+        <w:pStyle w:val="ListParagraph"/>
+        <w:ind w:left="1080"/>
+        <w:rPr>
+          <w:rFonts w:ascii="Times New Roman" w:hAnsi="Times New Roman" w:cs="Times New Roman"/>
+          <w:b/>
+          <w:sz w:val="26"/>
+          <w:szCs w:val="26"/>
+          <w:lang w:val="vi-VN"/>
+        </w:rPr>
+      </w:pPr>
+    </w:p>
+    <w:p>
+      <w:pPr>
+        <w:pStyle w:val="ListParagraph"/>
+        <w:ind w:left="1080"/>
+        <w:rPr>
+          <w:rFonts w:ascii="Times New Roman" w:hAnsi="Times New Roman" w:cs="Times New Roman"/>
+          <w:bCs/>
+          <w:sz w:val="26"/>
+          <w:szCs w:val="26"/>
+        </w:rPr>
+      </w:pPr>
+      <w:r>
+        <w:rPr>
+          <w:rFonts w:ascii="Times New Roman" w:hAnsi="Times New Roman" w:cs="Times New Roman"/>
+          <w:b/>
+          <w:sz w:val="26"/>
+          <w:szCs w:val="26"/>
+        </w:rPr>
+        <w:t>Kết thúc</w:t>
       </w:r>
       <w:r>
         <w:rPr>
@@ -3418,99 +3137,6 @@
         </w:rPr>
         <w:t xml:space="preserve"> :</w:t>
       </w:r>
-      <w:proofErr w:type="gramEnd"/>
-      <w:r>
-        <w:rPr>
-          <w:rFonts w:ascii="Times New Roman" w:hAnsi="Times New Roman" w:cs="Times New Roman"/>
-          <w:b/>
-          <w:sz w:val="26"/>
-          <w:szCs w:val="26"/>
-          <w:lang w:val="vi-VN"/>
-        </w:rPr>
-        <w:t xml:space="preserve"> </w:t>
-      </w:r>
-      <w:r>
-        <w:rPr>
-          <w:rFonts w:ascii="Times New Roman" w:hAnsi="Times New Roman" w:cs="Times New Roman"/>
-          <w:b/>
-          <w:sz w:val="26"/>
-          <w:szCs w:val="26"/>
-        </w:rPr>
-        <w:t xml:space="preserve"> </w:t>
-      </w:r>
-      <w:r>
-        <w:rPr>
-          <w:rFonts w:ascii="Times New Roman" w:hAnsi="Times New Roman" w:cs="Times New Roman"/>
-          <w:bCs/>
-          <w:sz w:val="26"/>
-          <w:szCs w:val="26"/>
-        </w:rPr>
-        <w:t>N</w:t>
-      </w:r>
-      <w:r>
-        <w:rPr>
-          <w:rFonts w:ascii="Times New Roman" w:hAnsi="Times New Roman" w:cs="Times New Roman"/>
-          <w:bCs/>
-          <w:sz w:val="26"/>
-          <w:szCs w:val="26"/>
-        </w:rPr>
-        <w:t>hân viên thông báo kết quả hủy lịch cho bệnh nhân.</w:t>
-      </w:r>
-    </w:p>
-    <w:p>
-      <w:pPr>
-        <w:pStyle w:val="ListParagraph"/>
-        <w:ind w:left="1080"/>
-        <w:rPr>
-          <w:rFonts w:ascii="Times New Roman" w:hAnsi="Times New Roman" w:cs="Times New Roman"/>
-          <w:b/>
-          <w:sz w:val="26"/>
-          <w:szCs w:val="26"/>
-          <w:lang w:val="vi-VN"/>
-        </w:rPr>
-      </w:pPr>
-    </w:p>
-    <w:p>
-      <w:pPr>
-        <w:pStyle w:val="ListParagraph"/>
-        <w:ind w:left="1080"/>
-        <w:rPr>
-          <w:rFonts w:ascii="Times New Roman" w:hAnsi="Times New Roman" w:cs="Times New Roman"/>
-          <w:bCs/>
-          <w:sz w:val="26"/>
-          <w:szCs w:val="26"/>
-        </w:rPr>
-      </w:pPr>
-      <w:r>
-        <w:rPr>
-          <w:rFonts w:ascii="Times New Roman" w:hAnsi="Times New Roman" w:cs="Times New Roman"/>
-          <w:b/>
-          <w:sz w:val="26"/>
-          <w:szCs w:val="26"/>
-        </w:rPr>
-        <w:t xml:space="preserve">Kết </w:t>
-      </w:r>
-      <w:proofErr w:type="gramStart"/>
-      <w:r>
-        <w:rPr>
-          <w:rFonts w:ascii="Times New Roman" w:hAnsi="Times New Roman" w:cs="Times New Roman"/>
-          <w:b/>
-          <w:sz w:val="26"/>
-          <w:szCs w:val="26"/>
-        </w:rPr>
-        <w:t>thúc</w:t>
-      </w:r>
-      <w:r>
-        <w:rPr>
-          <w:rFonts w:ascii="Times New Roman" w:hAnsi="Times New Roman" w:cs="Times New Roman"/>
-          <w:b/>
-          <w:sz w:val="26"/>
-          <w:szCs w:val="26"/>
-          <w:lang w:val="vi-VN"/>
-        </w:rPr>
-        <w:t xml:space="preserve"> :</w:t>
-      </w:r>
-      <w:proofErr w:type="gramEnd"/>
       <w:r>
         <w:rPr>
           <w:rFonts w:ascii="Times New Roman" w:hAnsi="Times New Roman" w:cs="Times New Roman"/>
@@ -3632,18 +3258,7 @@
           <w:sz w:val="26"/>
           <w:szCs w:val="26"/>
         </w:rPr>
-        <w:t xml:space="preserve">Bước </w:t>
-      </w:r>
-      <w:proofErr w:type="gramStart"/>
-      <w:r>
-        <w:rPr>
-          <w:rFonts w:ascii="Times New Roman" w:hAnsi="Times New Roman" w:cs="Times New Roman"/>
-          <w:b/>
-          <w:bCs/>
-          <w:sz w:val="26"/>
-          <w:szCs w:val="26"/>
-        </w:rPr>
-        <w:t>1</w:t>
+        <w:t>Bước 1</w:t>
       </w:r>
       <w:r>
         <w:rPr>
@@ -3655,7 +3270,6 @@
         </w:rPr>
         <w:t xml:space="preserve"> :</w:t>
       </w:r>
-      <w:proofErr w:type="gramEnd"/>
       <w:r>
         <w:rPr>
           <w:rFonts w:ascii="Times New Roman" w:hAnsi="Times New Roman" w:cs="Times New Roman"/>
@@ -3726,18 +3340,7 @@
           <w:sz w:val="26"/>
           <w:szCs w:val="26"/>
         </w:rPr>
-        <w:t xml:space="preserve">Bước </w:t>
-      </w:r>
-      <w:proofErr w:type="gramStart"/>
-      <w:r>
-        <w:rPr>
-          <w:rFonts w:ascii="Times New Roman" w:hAnsi="Times New Roman" w:cs="Times New Roman"/>
-          <w:b/>
-          <w:bCs/>
-          <w:sz w:val="26"/>
-          <w:szCs w:val="26"/>
-        </w:rPr>
-        <w:t>2</w:t>
+        <w:t>Bước 2</w:t>
       </w:r>
       <w:r>
         <w:rPr>
@@ -3749,7 +3352,6 @@
         </w:rPr>
         <w:t xml:space="preserve"> :</w:t>
       </w:r>
-      <w:proofErr w:type="gramEnd"/>
       <w:r>
         <w:rPr>
           <w:rFonts w:ascii="Times New Roman" w:hAnsi="Times New Roman" w:cs="Times New Roman"/>
@@ -3811,18 +3413,7 @@
           <w:sz w:val="26"/>
           <w:szCs w:val="26"/>
         </w:rPr>
-        <w:t xml:space="preserve">Bước </w:t>
-      </w:r>
-      <w:proofErr w:type="gramStart"/>
-      <w:r>
-        <w:rPr>
-          <w:rFonts w:ascii="Times New Roman" w:hAnsi="Times New Roman" w:cs="Times New Roman"/>
-          <w:b/>
-          <w:bCs/>
-          <w:sz w:val="26"/>
-          <w:szCs w:val="26"/>
-        </w:rPr>
-        <w:t>3</w:t>
+        <w:t>Bước 3</w:t>
       </w:r>
       <w:r>
         <w:rPr>
@@ -3834,7 +3425,6 @@
         </w:rPr>
         <w:t xml:space="preserve"> :</w:t>
       </w:r>
-      <w:proofErr w:type="gramEnd"/>
       <w:r>
         <w:rPr>
           <w:rFonts w:ascii="Times New Roman" w:hAnsi="Times New Roman" w:cs="Times New Roman"/>
@@ -3905,18 +3495,7 @@
           <w:sz w:val="26"/>
           <w:szCs w:val="26"/>
         </w:rPr>
-        <w:t xml:space="preserve">Bước </w:t>
-      </w:r>
-      <w:proofErr w:type="gramStart"/>
-      <w:r>
-        <w:rPr>
-          <w:rFonts w:ascii="Times New Roman" w:hAnsi="Times New Roman" w:cs="Times New Roman"/>
-          <w:b/>
-          <w:bCs/>
-          <w:sz w:val="26"/>
-          <w:szCs w:val="26"/>
-        </w:rPr>
-        <w:t>4</w:t>
+        <w:t>Bước 4</w:t>
       </w:r>
       <w:r>
         <w:rPr>
@@ -3928,7 +3507,6 @@
         </w:rPr>
         <w:t xml:space="preserve"> :</w:t>
       </w:r>
-      <w:proofErr w:type="gramEnd"/>
       <w:r>
         <w:rPr>
           <w:rFonts w:ascii="Times New Roman" w:hAnsi="Times New Roman" w:cs="Times New Roman"/>
@@ -3999,18 +3577,7 @@
           <w:sz w:val="26"/>
           <w:szCs w:val="26"/>
         </w:rPr>
-        <w:t xml:space="preserve">Bước </w:t>
-      </w:r>
-      <w:proofErr w:type="gramStart"/>
-      <w:r>
-        <w:rPr>
-          <w:rFonts w:ascii="Times New Roman" w:hAnsi="Times New Roman" w:cs="Times New Roman"/>
-          <w:b/>
-          <w:bCs/>
-          <w:sz w:val="26"/>
-          <w:szCs w:val="26"/>
-        </w:rPr>
-        <w:t>5</w:t>
+        <w:t>Bước 5</w:t>
       </w:r>
       <w:r>
         <w:rPr>
@@ -4022,7 +3589,6 @@
         </w:rPr>
         <w:t xml:space="preserve"> :</w:t>
       </w:r>
-      <w:proofErr w:type="gramEnd"/>
       <w:r>
         <w:rPr>
           <w:rFonts w:ascii="Times New Roman" w:hAnsi="Times New Roman" w:cs="Times New Roman"/>
@@ -4083,17 +3649,7 @@
           <w:sz w:val="26"/>
           <w:szCs w:val="26"/>
         </w:rPr>
-        <w:t xml:space="preserve">Kết </w:t>
-      </w:r>
-      <w:proofErr w:type="gramStart"/>
-      <w:r>
-        <w:rPr>
-          <w:rFonts w:ascii="Times New Roman" w:hAnsi="Times New Roman" w:cs="Times New Roman"/>
-          <w:b/>
-          <w:sz w:val="26"/>
-          <w:szCs w:val="26"/>
-        </w:rPr>
-        <w:t>thúc</w:t>
+        <w:t>Kết thúc</w:t>
       </w:r>
       <w:r>
         <w:rPr>
@@ -4105,7 +3661,6 @@
         </w:rPr>
         <w:t xml:space="preserve"> :</w:t>
       </w:r>
-      <w:proofErr w:type="gramEnd"/>
       <w:r>
         <w:rPr>
           <w:rFonts w:ascii="Times New Roman" w:hAnsi="Times New Roman" w:cs="Times New Roman"/>
@@ -4187,18 +3742,71 @@
           <w:sz w:val="26"/>
           <w:szCs w:val="26"/>
         </w:rPr>
-        <w:t xml:space="preserve">Bước </w:t>
-      </w:r>
-      <w:proofErr w:type="gramStart"/>
-      <w:r>
-        <w:rPr>
-          <w:rFonts w:ascii="Times New Roman" w:hAnsi="Times New Roman" w:cs="Times New Roman"/>
-          <w:b/>
-          <w:bCs/>
-          <w:sz w:val="26"/>
-          <w:szCs w:val="26"/>
-        </w:rPr>
-        <w:t>1</w:t>
+        <w:t>Bước 1</w:t>
+      </w:r>
+      <w:r>
+        <w:rPr>
+          <w:rFonts w:ascii="Times New Roman" w:hAnsi="Times New Roman" w:cs="Times New Roman"/>
+          <w:b/>
+          <w:sz w:val="26"/>
+          <w:szCs w:val="26"/>
+          <w:lang w:val="vi-VN"/>
+        </w:rPr>
+        <w:t xml:space="preserve"> : </w:t>
+      </w:r>
+      <w:r>
+        <w:rPr>
+          <w:rFonts w:ascii="Times New Roman" w:hAnsi="Times New Roman" w:cs="Times New Roman"/>
+          <w:bCs/>
+          <w:sz w:val="26"/>
+          <w:szCs w:val="26"/>
+        </w:rPr>
+        <w:t>nhân viên kiểm tra lại thông tin cá nhân và hồ sơ của bệnh nhân.</w:t>
+      </w:r>
+      <w:r>
+        <w:rPr>
+          <w:rFonts w:ascii="Times New Roman" w:hAnsi="Times New Roman" w:cs="Times New Roman"/>
+          <w:b/>
+          <w:sz w:val="26"/>
+          <w:szCs w:val="26"/>
+        </w:rPr>
+        <w:t xml:space="preserve"> </w:t>
+      </w:r>
+    </w:p>
+    <w:p>
+      <w:pPr>
+        <w:pStyle w:val="ListParagraph"/>
+        <w:ind w:left="1080"/>
+        <w:rPr>
+          <w:rFonts w:ascii="Times New Roman" w:hAnsi="Times New Roman" w:cs="Times New Roman"/>
+          <w:b/>
+          <w:sz w:val="26"/>
+          <w:szCs w:val="26"/>
+          <w:lang w:val="vi-VN"/>
+        </w:rPr>
+      </w:pPr>
+    </w:p>
+    <w:p>
+      <w:pPr>
+        <w:pStyle w:val="ListParagraph"/>
+        <w:ind w:left="1080"/>
+        <w:rPr>
+          <w:rFonts w:ascii="Times New Roman" w:hAnsi="Times New Roman" w:cs="Times New Roman"/>
+          <w:b/>
+          <w:sz w:val="26"/>
+          <w:szCs w:val="26"/>
+          <w:lang w:val="vi-VN"/>
+        </w:rPr>
+      </w:pPr>
+      <w:r>
+        <w:rPr>
+          <w:rFonts w:ascii="Times New Roman" w:hAnsi="Times New Roman" w:cs="Times New Roman"/>
+          <w:b/>
+          <w:bCs/>
+          <w:sz w:val="26"/>
+          <w:szCs w:val="26"/>
+        </w:rPr>
+        <w:t>Bước 2</w:t>
       </w:r>
       <w:r>
         <w:rPr>
@@ -4210,14 +3818,12 @@
         </w:rPr>
         <w:t xml:space="preserve"> :</w:t>
       </w:r>
-      <w:proofErr w:type="gramEnd"/>
-      <w:r>
-        <w:rPr>
-          <w:rFonts w:ascii="Times New Roman" w:hAnsi="Times New Roman" w:cs="Times New Roman"/>
-          <w:b/>
-          <w:sz w:val="26"/>
-          <w:szCs w:val="26"/>
-          <w:lang w:val="vi-VN"/>
+      <w:r>
+        <w:rPr>
+          <w:rFonts w:ascii="Times New Roman" w:hAnsi="Times New Roman" w:cs="Times New Roman"/>
+          <w:b/>
+          <w:sz w:val="26"/>
+          <w:szCs w:val="26"/>
         </w:rPr>
         <w:t xml:space="preserve"> </w:t>
       </w:r>
@@ -4228,7 +3834,16 @@
           <w:sz w:val="26"/>
           <w:szCs w:val="26"/>
         </w:rPr>
-        <w:t>nhân viên kiểm tra lại thông tin cá nhân và hồ sơ của bệnh nhân.</w:t>
+        <w:t>N</w:t>
+      </w:r>
+      <w:r>
+        <w:rPr>
+          <w:rFonts w:ascii="Times New Roman" w:hAnsi="Times New Roman" w:cs="Times New Roman"/>
+          <w:bCs/>
+          <w:sz w:val="26"/>
+          <w:szCs w:val="26"/>
+        </w:rPr>
+        <w:t>hân viên xác định bác sĩ, phòng khám và nội dung khám theo lịch hẹn.</w:t>
       </w:r>
       <w:r>
         <w:rPr>
@@ -4259,32 +3874,21 @@
         <w:ind w:left="1080"/>
         <w:rPr>
           <w:rFonts w:ascii="Times New Roman" w:hAnsi="Times New Roman" w:cs="Times New Roman"/>
-          <w:b/>
-          <w:sz w:val="26"/>
-          <w:szCs w:val="26"/>
-          <w:lang w:val="vi-VN"/>
-        </w:rPr>
-      </w:pPr>
-      <w:r>
-        <w:rPr>
-          <w:rFonts w:ascii="Times New Roman" w:hAnsi="Times New Roman" w:cs="Times New Roman"/>
-          <w:b/>
-          <w:bCs/>
-          <w:sz w:val="26"/>
-          <w:szCs w:val="26"/>
-        </w:rPr>
-        <w:t xml:space="preserve">Bước </w:t>
-      </w:r>
-      <w:proofErr w:type="gramStart"/>
-      <w:r>
-        <w:rPr>
-          <w:rFonts w:ascii="Times New Roman" w:hAnsi="Times New Roman" w:cs="Times New Roman"/>
-          <w:b/>
-          <w:bCs/>
-          <w:sz w:val="26"/>
-          <w:szCs w:val="26"/>
-        </w:rPr>
-        <w:t>2</w:t>
+          <w:bCs/>
+          <w:sz w:val="26"/>
+          <w:szCs w:val="26"/>
+          <w:lang w:val="vi-VN"/>
+        </w:rPr>
+      </w:pPr>
+      <w:r>
+        <w:rPr>
+          <w:rFonts w:ascii="Times New Roman" w:hAnsi="Times New Roman" w:cs="Times New Roman"/>
+          <w:b/>
+          <w:bCs/>
+          <w:sz w:val="26"/>
+          <w:szCs w:val="26"/>
+        </w:rPr>
+        <w:t>Bước 3</w:t>
       </w:r>
       <w:r>
         <w:rPr>
@@ -4296,7 +3900,6 @@
         </w:rPr>
         <w:t xml:space="preserve"> :</w:t>
       </w:r>
-      <w:proofErr w:type="gramEnd"/>
       <w:r>
         <w:rPr>
           <w:rFonts w:ascii="Times New Roman" w:hAnsi="Times New Roman" w:cs="Times New Roman"/>
@@ -4322,7 +3925,53 @@
           <w:sz w:val="26"/>
           <w:szCs w:val="26"/>
         </w:rPr>
-        <w:t>hân viên xác định bác sĩ, phòng khám và nội dung khám theo lịch hẹn.</w:t>
+        <w:t xml:space="preserve">hân viên cập nhật trạng thái bệnh nhân sang đang chờ khám hoặc đang được tiếp nhận. </w:t>
+      </w:r>
+    </w:p>
+    <w:p>
+      <w:pPr>
+        <w:pStyle w:val="ListParagraph"/>
+        <w:ind w:left="1080"/>
+        <w:rPr>
+          <w:rFonts w:ascii="Times New Roman" w:hAnsi="Times New Roman" w:cs="Times New Roman"/>
+          <w:bCs/>
+          <w:sz w:val="26"/>
+          <w:szCs w:val="26"/>
+          <w:lang w:val="vi-VN"/>
+        </w:rPr>
+      </w:pPr>
+    </w:p>
+    <w:p>
+      <w:pPr>
+        <w:pStyle w:val="ListParagraph"/>
+        <w:ind w:left="1080"/>
+        <w:rPr>
+          <w:rFonts w:ascii="Times New Roman" w:hAnsi="Times New Roman" w:cs="Times New Roman"/>
+          <w:b/>
+          <w:sz w:val="26"/>
+          <w:szCs w:val="26"/>
+          <w:lang w:val="vi-VN"/>
+        </w:rPr>
+      </w:pPr>
+      <w:r>
+        <w:rPr>
+          <w:rFonts w:ascii="Times New Roman" w:hAnsi="Times New Roman" w:cs="Times New Roman"/>
+          <w:b/>
+          <w:bCs/>
+          <w:sz w:val="26"/>
+          <w:szCs w:val="26"/>
+        </w:rPr>
+        <w:t>Bước 4</w:t>
+      </w:r>
+      <w:r>
+        <w:rPr>
+          <w:rFonts w:ascii="Times New Roman" w:hAnsi="Times New Roman" w:cs="Times New Roman"/>
+          <w:b/>
+          <w:sz w:val="26"/>
+          <w:szCs w:val="26"/>
+          <w:lang w:val="vi-VN"/>
+        </w:rPr>
+        <w:t xml:space="preserve"> :</w:t>
       </w:r>
       <w:r>
         <w:rPr>
@@ -4333,6 +3982,33 @@
         </w:rPr>
         <w:t xml:space="preserve"> </w:t>
       </w:r>
+      <w:r>
+        <w:rPr>
+          <w:rFonts w:ascii="Times New Roman" w:hAnsi="Times New Roman" w:cs="Times New Roman"/>
+          <w:bCs/>
+          <w:sz w:val="26"/>
+          <w:szCs w:val="26"/>
+        </w:rPr>
+        <w:t>N</w:t>
+      </w:r>
+      <w:r>
+        <w:rPr>
+          <w:rFonts w:ascii="Times New Roman" w:hAnsi="Times New Roman" w:cs="Times New Roman"/>
+          <w:bCs/>
+          <w:sz w:val="26"/>
+          <w:szCs w:val="26"/>
+        </w:rPr>
+        <w:t>hân viên hướng dẫn bệnh nhân đến đúng khu vực và thông báo cho bác sĩ về bệnh nhân tiếp theo.</w:t>
+      </w:r>
+      <w:r>
+        <w:rPr>
+          <w:rFonts w:ascii="Times New Roman" w:hAnsi="Times New Roman" w:cs="Times New Roman"/>
+          <w:b/>
+          <w:sz w:val="26"/>
+          <w:szCs w:val="26"/>
+        </w:rPr>
+        <w:t xml:space="preserve"> </w:t>
+      </w:r>
     </w:p>
     <w:p>
       <w:pPr>
@@ -4367,18 +4043,8 @@
           <w:sz w:val="26"/>
           <w:szCs w:val="26"/>
         </w:rPr>
-        <w:t xml:space="preserve">Bước </w:t>
-      </w:r>
-      <w:proofErr w:type="gramStart"/>
-      <w:r>
-        <w:rPr>
-          <w:rFonts w:ascii="Times New Roman" w:hAnsi="Times New Roman" w:cs="Times New Roman"/>
-          <w:b/>
-          <w:bCs/>
-          <w:sz w:val="26"/>
-          <w:szCs w:val="26"/>
-        </w:rPr>
-        <w:t>3</w:t>
+        <w:lastRenderedPageBreak/>
+        <w:t>Bước 5</w:t>
       </w:r>
       <w:r>
         <w:rPr>
@@ -4390,7 +4056,6 @@
         </w:rPr>
         <w:t xml:space="preserve"> :</w:t>
       </w:r>
-      <w:proofErr w:type="gramEnd"/>
       <w:r>
         <w:rPr>
           <w:rFonts w:ascii="Times New Roman" w:hAnsi="Times New Roman" w:cs="Times New Roman"/>
@@ -4407,16 +4072,7 @@
           <w:sz w:val="26"/>
           <w:szCs w:val="26"/>
         </w:rPr>
-        <w:t>N</w:t>
-      </w:r>
-      <w:r>
-        <w:rPr>
-          <w:rFonts w:ascii="Times New Roman" w:hAnsi="Times New Roman" w:cs="Times New Roman"/>
-          <w:bCs/>
-          <w:sz w:val="26"/>
-          <w:szCs w:val="26"/>
-        </w:rPr>
-        <w:t xml:space="preserve">hân viên cập nhật trạng thái bệnh nhân sang đang chờ khám hoặc đang được tiếp nhận. </w:t>
+        <w:t>bác sĩ hoặc nhân viên xác nhận bệnh nhân đã được tiếp nhận để bắt đầu quá trình khám.</w:t>
       </w:r>
     </w:p>
     <w:p>
@@ -4425,7 +4081,7 @@
         <w:ind w:left="1080"/>
         <w:rPr>
           <w:rFonts w:ascii="Times New Roman" w:hAnsi="Times New Roman" w:cs="Times New Roman"/>
-          <w:bCs/>
+          <w:b/>
           <w:sz w:val="26"/>
           <w:szCs w:val="26"/>
           <w:lang w:val="vi-VN"/>
@@ -4438,32 +4094,20 @@
         <w:ind w:left="1080"/>
         <w:rPr>
           <w:rFonts w:ascii="Times New Roman" w:hAnsi="Times New Roman" w:cs="Times New Roman"/>
-          <w:b/>
-          <w:sz w:val="26"/>
-          <w:szCs w:val="26"/>
-          <w:lang w:val="vi-VN"/>
-        </w:rPr>
-      </w:pPr>
-      <w:r>
-        <w:rPr>
-          <w:rFonts w:ascii="Times New Roman" w:hAnsi="Times New Roman" w:cs="Times New Roman"/>
-          <w:b/>
-          <w:bCs/>
-          <w:sz w:val="26"/>
-          <w:szCs w:val="26"/>
-        </w:rPr>
-        <w:t xml:space="preserve">Bước </w:t>
-      </w:r>
-      <w:proofErr w:type="gramStart"/>
-      <w:r>
-        <w:rPr>
-          <w:rFonts w:ascii="Times New Roman" w:hAnsi="Times New Roman" w:cs="Times New Roman"/>
-          <w:b/>
-          <w:bCs/>
-          <w:sz w:val="26"/>
-          <w:szCs w:val="26"/>
-        </w:rPr>
-        <w:t>4</w:t>
+          <w:bCs/>
+          <w:sz w:val="26"/>
+          <w:szCs w:val="26"/>
+          <w:lang w:val="vi-VN"/>
+        </w:rPr>
+      </w:pPr>
+      <w:r>
+        <w:rPr>
+          <w:rFonts w:ascii="Times New Roman" w:hAnsi="Times New Roman" w:cs="Times New Roman"/>
+          <w:b/>
+          <w:sz w:val="26"/>
+          <w:szCs w:val="26"/>
+        </w:rPr>
+        <w:t>Kết thúc</w:t>
       </w:r>
       <w:r>
         <w:rPr>
@@ -4475,176 +4119,6 @@
         </w:rPr>
         <w:t xml:space="preserve"> :</w:t>
       </w:r>
-      <w:proofErr w:type="gramEnd"/>
-      <w:r>
-        <w:rPr>
-          <w:rFonts w:ascii="Times New Roman" w:hAnsi="Times New Roman" w:cs="Times New Roman"/>
-          <w:b/>
-          <w:sz w:val="26"/>
-          <w:szCs w:val="26"/>
-        </w:rPr>
-        <w:t xml:space="preserve"> </w:t>
-      </w:r>
-      <w:r>
-        <w:rPr>
-          <w:rFonts w:ascii="Times New Roman" w:hAnsi="Times New Roman" w:cs="Times New Roman"/>
-          <w:bCs/>
-          <w:sz w:val="26"/>
-          <w:szCs w:val="26"/>
-        </w:rPr>
-        <w:t>N</w:t>
-      </w:r>
-      <w:r>
-        <w:rPr>
-          <w:rFonts w:ascii="Times New Roman" w:hAnsi="Times New Roman" w:cs="Times New Roman"/>
-          <w:bCs/>
-          <w:sz w:val="26"/>
-          <w:szCs w:val="26"/>
-        </w:rPr>
-        <w:t>hân viên hướng dẫn bệnh nhân đến đúng khu vực và thông báo cho bác sĩ về bệnh nhân tiếp theo.</w:t>
-      </w:r>
-      <w:r>
-        <w:rPr>
-          <w:rFonts w:ascii="Times New Roman" w:hAnsi="Times New Roman" w:cs="Times New Roman"/>
-          <w:b/>
-          <w:sz w:val="26"/>
-          <w:szCs w:val="26"/>
-        </w:rPr>
-        <w:t xml:space="preserve"> </w:t>
-      </w:r>
-    </w:p>
-    <w:p>
-      <w:pPr>
-        <w:pStyle w:val="ListParagraph"/>
-        <w:ind w:left="1080"/>
-        <w:rPr>
-          <w:rFonts w:ascii="Times New Roman" w:hAnsi="Times New Roman" w:cs="Times New Roman"/>
-          <w:b/>
-          <w:sz w:val="26"/>
-          <w:szCs w:val="26"/>
-          <w:lang w:val="vi-VN"/>
-        </w:rPr>
-      </w:pPr>
-    </w:p>
-    <w:p>
-      <w:pPr>
-        <w:pStyle w:val="ListParagraph"/>
-        <w:ind w:left="1080"/>
-        <w:rPr>
-          <w:rFonts w:ascii="Times New Roman" w:hAnsi="Times New Roman" w:cs="Times New Roman"/>
-          <w:bCs/>
-          <w:sz w:val="26"/>
-          <w:szCs w:val="26"/>
-          <w:lang w:val="vi-VN"/>
-        </w:rPr>
-      </w:pPr>
-      <w:r>
-        <w:rPr>
-          <w:rFonts w:ascii="Times New Roman" w:hAnsi="Times New Roman" w:cs="Times New Roman"/>
-          <w:b/>
-          <w:bCs/>
-          <w:sz w:val="26"/>
-          <w:szCs w:val="26"/>
-        </w:rPr>
-        <w:lastRenderedPageBreak/>
-        <w:t xml:space="preserve">Bước </w:t>
-      </w:r>
-      <w:proofErr w:type="gramStart"/>
-      <w:r>
-        <w:rPr>
-          <w:rFonts w:ascii="Times New Roman" w:hAnsi="Times New Roman" w:cs="Times New Roman"/>
-          <w:b/>
-          <w:bCs/>
-          <w:sz w:val="26"/>
-          <w:szCs w:val="26"/>
-        </w:rPr>
-        <w:t>5</w:t>
-      </w:r>
-      <w:r>
-        <w:rPr>
-          <w:rFonts w:ascii="Times New Roman" w:hAnsi="Times New Roman" w:cs="Times New Roman"/>
-          <w:b/>
-          <w:sz w:val="26"/>
-          <w:szCs w:val="26"/>
-          <w:lang w:val="vi-VN"/>
-        </w:rPr>
-        <w:t xml:space="preserve"> :</w:t>
-      </w:r>
-      <w:proofErr w:type="gramEnd"/>
-      <w:r>
-        <w:rPr>
-          <w:rFonts w:ascii="Times New Roman" w:hAnsi="Times New Roman" w:cs="Times New Roman"/>
-          <w:b/>
-          <w:sz w:val="26"/>
-          <w:szCs w:val="26"/>
-        </w:rPr>
-        <w:t xml:space="preserve"> </w:t>
-      </w:r>
-      <w:r>
-        <w:rPr>
-          <w:rFonts w:ascii="Times New Roman" w:hAnsi="Times New Roman" w:cs="Times New Roman"/>
-          <w:bCs/>
-          <w:sz w:val="26"/>
-          <w:szCs w:val="26"/>
-        </w:rPr>
-        <w:t>bác sĩ hoặc nhân viên xác nhận bệnh nhân đã được tiếp nhận để bắt đầu quá trình khám.</w:t>
-      </w:r>
-    </w:p>
-    <w:p>
-      <w:pPr>
-        <w:pStyle w:val="ListParagraph"/>
-        <w:ind w:left="1080"/>
-        <w:rPr>
-          <w:rFonts w:ascii="Times New Roman" w:hAnsi="Times New Roman" w:cs="Times New Roman"/>
-          <w:b/>
-          <w:sz w:val="26"/>
-          <w:szCs w:val="26"/>
-          <w:lang w:val="vi-VN"/>
-        </w:rPr>
-      </w:pPr>
-    </w:p>
-    <w:p>
-      <w:pPr>
-        <w:pStyle w:val="ListParagraph"/>
-        <w:ind w:left="1080"/>
-        <w:rPr>
-          <w:rFonts w:ascii="Times New Roman" w:hAnsi="Times New Roman" w:cs="Times New Roman"/>
-          <w:bCs/>
-          <w:sz w:val="26"/>
-          <w:szCs w:val="26"/>
-          <w:lang w:val="vi-VN"/>
-        </w:rPr>
-      </w:pPr>
-      <w:r>
-        <w:rPr>
-          <w:rFonts w:ascii="Times New Roman" w:hAnsi="Times New Roman" w:cs="Times New Roman"/>
-          <w:b/>
-          <w:sz w:val="26"/>
-          <w:szCs w:val="26"/>
-        </w:rPr>
-        <w:t xml:space="preserve">Kết </w:t>
-      </w:r>
-      <w:proofErr w:type="gramStart"/>
-      <w:r>
-        <w:rPr>
-          <w:rFonts w:ascii="Times New Roman" w:hAnsi="Times New Roman" w:cs="Times New Roman"/>
-          <w:b/>
-          <w:sz w:val="26"/>
-          <w:szCs w:val="26"/>
-        </w:rPr>
-        <w:t>thúc</w:t>
-      </w:r>
-      <w:r>
-        <w:rPr>
-          <w:rFonts w:ascii="Times New Roman" w:hAnsi="Times New Roman" w:cs="Times New Roman"/>
-          <w:b/>
-          <w:sz w:val="26"/>
-          <w:szCs w:val="26"/>
-          <w:lang w:val="vi-VN"/>
-        </w:rPr>
-        <w:t xml:space="preserve"> :</w:t>
-      </w:r>
-      <w:proofErr w:type="gramEnd"/>
       <w:r>
         <w:rPr>
           <w:rFonts w:ascii="Times New Roman" w:hAnsi="Times New Roman" w:cs="Times New Roman"/>
@@ -4758,7 +4232,6 @@
         </w:rPr>
         <w:t xml:space="preserve"> </w:t>
       </w:r>
-      <w:proofErr w:type="gramStart"/>
       <w:r>
         <w:rPr>
           <w:rFonts w:ascii="Times New Roman" w:hAnsi="Times New Roman" w:cs="Times New Roman"/>
@@ -4794,17 +4267,7 @@
           <w:sz w:val="26"/>
           <w:szCs w:val="26"/>
         </w:rPr>
-        <w:t>ề</w:t>
-      </w:r>
-      <w:proofErr w:type="gramEnd"/>
-      <w:r>
-        <w:rPr>
-          <w:rFonts w:ascii="Times New Roman" w:hAnsi="Times New Roman" w:cs="Times New Roman"/>
-          <w:b/>
-          <w:sz w:val="26"/>
-          <w:szCs w:val="26"/>
-        </w:rPr>
-        <w:t xml:space="preserve"> đặt lịch khám:</w:t>
+        <w:t>ề đặt lịch khám:</w:t>
       </w:r>
     </w:p>
     <w:p>
@@ -4879,7 +4342,6 @@
         </w:rPr>
         <w:t xml:space="preserve"> </w:t>
       </w:r>
-      <w:proofErr w:type="gramStart"/>
       <w:r>
         <w:rPr>
           <w:rFonts w:ascii="Times New Roman" w:hAnsi="Times New Roman" w:cs="Times New Roman"/>
@@ -4899,7 +4361,6 @@
         </w:rPr>
         <w:t xml:space="preserve"> :</w:t>
       </w:r>
-      <w:proofErr w:type="gramEnd"/>
       <w:r>
         <w:rPr>
           <w:rFonts w:ascii="Times New Roman" w:hAnsi="Times New Roman" w:cs="Times New Roman"/>
@@ -4925,17 +4386,7 @@
           <w:sz w:val="26"/>
           <w:szCs w:val="26"/>
         </w:rPr>
-        <w:t xml:space="preserve">ề thay đổi và hủy </w:t>
-      </w:r>
-      <w:proofErr w:type="gramStart"/>
-      <w:r>
-        <w:rPr>
-          <w:rFonts w:ascii="Times New Roman" w:hAnsi="Times New Roman" w:cs="Times New Roman"/>
-          <w:b/>
-          <w:sz w:val="26"/>
-          <w:szCs w:val="26"/>
-        </w:rPr>
-        <w:t>lịch</w:t>
+        <w:t>ề thay đổi và hủy lịch</w:t>
       </w:r>
       <w:r>
         <w:rPr>
@@ -4947,7 +4398,6 @@
         </w:rPr>
         <w:t xml:space="preserve"> :</w:t>
       </w:r>
-      <w:proofErr w:type="gramEnd"/>
     </w:p>
     <w:p>
       <w:pPr>
@@ -5011,7 +4461,6 @@
         </w:rPr>
         <w:t xml:space="preserve">Quy định </w:t>
       </w:r>
-      <w:proofErr w:type="gramStart"/>
       <w:r>
         <w:rPr>
           <w:rFonts w:ascii="Times New Roman" w:hAnsi="Times New Roman" w:cs="Times New Roman"/>
@@ -5029,18 +4478,7 @@
           <w:szCs w:val="26"/>
           <w:lang w:val="vi-VN"/>
         </w:rPr>
-        <w:t xml:space="preserve"> :</w:t>
-      </w:r>
-      <w:proofErr w:type="gramEnd"/>
-      <w:r>
-        <w:rPr>
-          <w:rFonts w:ascii="Times New Roman" w:hAnsi="Times New Roman" w:cs="Times New Roman"/>
-          <w:b/>
-          <w:sz w:val="26"/>
-          <w:szCs w:val="26"/>
-          <w:lang w:val="vi-VN"/>
-        </w:rPr>
-        <w:t xml:space="preserve"> </w:t>
+        <w:t xml:space="preserve"> : </w:t>
       </w:r>
       <w:r>
         <w:rPr>
@@ -5143,7 +4581,6 @@
         </w:rPr>
         <w:t xml:space="preserve">Quy định </w:t>
       </w:r>
-      <w:proofErr w:type="gramStart"/>
       <w:r>
         <w:rPr>
           <w:rFonts w:ascii="Times New Roman" w:hAnsi="Times New Roman" w:cs="Times New Roman"/>
@@ -5163,19 +4600,7 @@
           <w:szCs w:val="26"/>
           <w:lang w:val="vi-VN"/>
         </w:rPr>
-        <w:t xml:space="preserve"> :</w:t>
-      </w:r>
-      <w:proofErr w:type="gramEnd"/>
-      <w:r>
-        <w:rPr>
-          <w:rFonts w:ascii="Times New Roman" w:hAnsi="Times New Roman" w:cs="Times New Roman"/>
-          <w:b/>
-          <w:bCs/>
-          <w:sz w:val="26"/>
-          <w:szCs w:val="26"/>
-          <w:lang w:val="vi-VN"/>
-        </w:rPr>
-        <w:t xml:space="preserve"> V</w:t>
+        <w:t xml:space="preserve"> : V</w:t>
       </w:r>
       <w:r>
         <w:rPr>
@@ -5251,7 +4676,6 @@
         </w:rPr>
         <w:t xml:space="preserve">Quy định </w:t>
       </w:r>
-      <w:proofErr w:type="gramStart"/>
       <w:r>
         <w:rPr>
           <w:rFonts w:ascii="Times New Roman" w:hAnsi="Times New Roman" w:cs="Times New Roman"/>
@@ -5271,19 +4695,7 @@
           <w:szCs w:val="26"/>
           <w:lang w:val="vi-VN"/>
         </w:rPr>
-        <w:t xml:space="preserve"> :</w:t>
-      </w:r>
-      <w:proofErr w:type="gramEnd"/>
-      <w:r>
-        <w:rPr>
-          <w:rFonts w:ascii="Times New Roman" w:hAnsi="Times New Roman" w:cs="Times New Roman"/>
-          <w:b/>
-          <w:bCs/>
-          <w:sz w:val="26"/>
-          <w:szCs w:val="26"/>
-          <w:lang w:val="vi-VN"/>
-        </w:rPr>
-        <w:t xml:space="preserve"> </w:t>
+        <w:t xml:space="preserve"> : </w:t>
       </w:r>
       <w:r>
         <w:rPr>
@@ -6533,38 +5945,17 @@
           <w:b/>
           <w:sz w:val="26"/>
           <w:szCs w:val="26"/>
-          <w:lang w:val="vi-VN"/>
-        </w:rPr>
-      </w:pPr>
-      <w:r>
-        <w:rPr>
-          <w:rFonts w:ascii="Times New Roman" w:hAnsi="Times New Roman" w:cs="Times New Roman"/>
-          <w:b/>
-          <w:sz w:val="26"/>
-          <w:szCs w:val="26"/>
-          <w:lang w:val="vi-VN"/>
-        </w:rPr>
-        <w:t xml:space="preserve">Chức năng </w:t>
-      </w:r>
-      <w:r>
-        <w:rPr>
-          <w:rFonts w:ascii="Times New Roman" w:hAnsi="Times New Roman" w:cs="Times New Roman"/>
-          <w:b/>
-          <w:sz w:val="26"/>
-          <w:szCs w:val="26"/>
-          <w:lang w:val="vi-VN"/>
-        </w:rPr>
-        <w:t>lịch hẹn</w:t>
-      </w:r>
-      <w:r>
-        <w:rPr>
-          <w:rFonts w:ascii="Times New Roman" w:hAnsi="Times New Roman" w:cs="Times New Roman"/>
-          <w:b/>
-          <w:sz w:val="26"/>
-          <w:szCs w:val="26"/>
-          <w:lang w:val="vi-VN"/>
-        </w:rPr>
-        <w:t xml:space="preserve">, tiếp nhận bệnh nhân : </w:t>
+        </w:rPr>
+      </w:pPr>
+      <w:r>
+        <w:rPr>
+          <w:rFonts w:ascii="Times New Roman" w:hAnsi="Times New Roman" w:cs="Times New Roman"/>
+          <w:b/>
+          <w:sz w:val="26"/>
+          <w:szCs w:val="26"/>
+          <w:lang w:val="vi-VN"/>
+        </w:rPr>
+        <w:t xml:space="preserve">Yêu cầu chức năng : </w:t>
       </w:r>
     </w:p>
     <w:p>
@@ -6573,33 +5964,29 @@
         <w:jc w:val="both"/>
         <w:rPr>
           <w:rFonts w:ascii="Times New Roman" w:hAnsi="Times New Roman" w:cs="Times New Roman"/>
-          <w:b/>
-          <w:sz w:val="26"/>
-          <w:szCs w:val="26"/>
-          <w:lang w:val="vi-VN"/>
-        </w:rPr>
-      </w:pPr>
-      <w:proofErr w:type="gramStart"/>
-      <w:r>
-        <w:rPr>
-          <w:rFonts w:ascii="Times New Roman" w:hAnsi="Times New Roman" w:cs="Times New Roman"/>
-          <w:b/>
-          <w:sz w:val="26"/>
-          <w:szCs w:val="26"/>
-        </w:rPr>
-        <w:t>Actor</w:t>
-      </w:r>
-      <w:r>
-        <w:rPr>
-          <w:rFonts w:ascii="Times New Roman" w:hAnsi="Times New Roman" w:cs="Times New Roman"/>
-          <w:b/>
-          <w:sz w:val="26"/>
-          <w:szCs w:val="26"/>
-          <w:lang w:val="vi-VN"/>
-        </w:rPr>
-        <w:t xml:space="preserve"> :</w:t>
-      </w:r>
-      <w:proofErr w:type="gramEnd"/>
+          <w:bCs/>
+          <w:sz w:val="26"/>
+          <w:szCs w:val="26"/>
+        </w:rPr>
+      </w:pPr>
+      <w:r>
+        <w:rPr>
+          <w:rFonts w:ascii="Times New Roman" w:hAnsi="Times New Roman" w:cs="Times New Roman"/>
+          <w:bCs/>
+          <w:sz w:val="26"/>
+          <w:szCs w:val="26"/>
+        </w:rPr>
+        <w:t>Nhân viên tiếp nhận</w:t>
+      </w:r>
+      <w:r>
+        <w:rPr>
+          <w:rFonts w:ascii="Times New Roman" w:hAnsi="Times New Roman" w:cs="Times New Roman"/>
+          <w:bCs/>
+          <w:sz w:val="26"/>
+          <w:szCs w:val="26"/>
+        </w:rPr>
+        <w:t xml:space="preserve"> : </w:t>
+      </w:r>
     </w:p>
     <w:p>
       <w:pPr>
@@ -6612,60 +5999,29 @@
         <w:jc w:val="both"/>
         <w:rPr>
           <w:rFonts w:ascii="Times New Roman" w:hAnsi="Times New Roman" w:cs="Times New Roman"/>
-          <w:bCs/>
-          <w:sz w:val="26"/>
-          <w:szCs w:val="26"/>
-          <w:lang w:val="vi-VN"/>
-        </w:rPr>
-      </w:pPr>
-      <w:r>
-        <w:rPr>
-          <w:rFonts w:ascii="Times New Roman" w:hAnsi="Times New Roman" w:cs="Times New Roman"/>
-          <w:bCs/>
-          <w:sz w:val="26"/>
-          <w:szCs w:val="26"/>
-        </w:rPr>
-        <w:t xml:space="preserve">Nhân viên tiếp </w:t>
-      </w:r>
-      <w:proofErr w:type="gramStart"/>
-      <w:r>
-        <w:rPr>
-          <w:rFonts w:ascii="Times New Roman" w:hAnsi="Times New Roman" w:cs="Times New Roman"/>
-          <w:bCs/>
-          <w:sz w:val="26"/>
-          <w:szCs w:val="26"/>
-        </w:rPr>
-        <w:t>nhận</w:t>
-      </w:r>
-      <w:r>
-        <w:rPr>
-          <w:rFonts w:ascii="Times New Roman" w:hAnsi="Times New Roman" w:cs="Times New Roman"/>
-          <w:bCs/>
-          <w:sz w:val="26"/>
-          <w:szCs w:val="26"/>
-          <w:lang w:val="vi-VN"/>
-        </w:rPr>
-        <w:t xml:space="preserve"> :</w:t>
-      </w:r>
-      <w:proofErr w:type="gramEnd"/>
-      <w:r>
-        <w:rPr>
-          <w:rFonts w:ascii="Times New Roman" w:hAnsi="Times New Roman" w:cs="Times New Roman"/>
-          <w:bCs/>
-          <w:sz w:val="26"/>
-          <w:szCs w:val="26"/>
-          <w:lang w:val="vi-VN"/>
-        </w:rPr>
-        <w:t xml:space="preserve"> </w:t>
-      </w:r>
-      <w:r>
-        <w:rPr>
-          <w:rFonts w:ascii="Times New Roman" w:hAnsi="Times New Roman" w:cs="Times New Roman"/>
-          <w:bCs/>
-          <w:sz w:val="26"/>
-          <w:szCs w:val="26"/>
-        </w:rPr>
-        <w:t>Đặt lịch, quản lý lịch hẹn, xác nhận/hủy lịch, check-in và tiếp nhận bệnh nhân.</w:t>
+          <w:b/>
+          <w:sz w:val="26"/>
+          <w:szCs w:val="26"/>
+        </w:rPr>
+      </w:pPr>
+      <w:r>
+        <w:rPr>
+          <w:rFonts w:ascii="Times New Roman" w:hAnsi="Times New Roman" w:cs="Times New Roman"/>
+          <w:bCs/>
+          <w:sz w:val="26"/>
+          <w:szCs w:val="26"/>
+        </w:rPr>
+        <w:t>Đăng</w:t>
+      </w:r>
+      <w:r>
+        <w:rPr>
+          <w:rFonts w:ascii="Times New Roman" w:hAnsi="Times New Roman" w:cs="Times New Roman"/>
+          <w:bCs/>
+          <w:sz w:val="26"/>
+          <w:szCs w:val="26"/>
+          <w:lang w:val="vi-VN"/>
+        </w:rPr>
+        <w:t xml:space="preserve"> nhập.</w:t>
       </w:r>
     </w:p>
     <w:p>
@@ -6679,60 +6035,20 @@
         <w:jc w:val="both"/>
         <w:rPr>
           <w:rFonts w:ascii="Times New Roman" w:hAnsi="Times New Roman" w:cs="Times New Roman"/>
-          <w:bCs/>
-          <w:sz w:val="26"/>
-          <w:szCs w:val="26"/>
-          <w:lang w:val="vi-VN"/>
-        </w:rPr>
-      </w:pPr>
-      <w:r>
-        <w:rPr>
-          <w:rFonts w:ascii="Times New Roman" w:hAnsi="Times New Roman" w:cs="Times New Roman"/>
-          <w:bCs/>
-          <w:sz w:val="26"/>
-          <w:szCs w:val="26"/>
-        </w:rPr>
-        <w:t xml:space="preserve">Bác </w:t>
-      </w:r>
-      <w:proofErr w:type="gramStart"/>
-      <w:r>
-        <w:rPr>
-          <w:rFonts w:ascii="Times New Roman" w:hAnsi="Times New Roman" w:cs="Times New Roman"/>
-          <w:bCs/>
-          <w:sz w:val="26"/>
-          <w:szCs w:val="26"/>
-        </w:rPr>
-        <w:t>sĩ</w:t>
-      </w:r>
-      <w:r>
-        <w:rPr>
-          <w:rFonts w:ascii="Times New Roman" w:hAnsi="Times New Roman" w:cs="Times New Roman"/>
-          <w:bCs/>
-          <w:sz w:val="26"/>
-          <w:szCs w:val="26"/>
-          <w:lang w:val="vi-VN"/>
-        </w:rPr>
-        <w:t xml:space="preserve"> :</w:t>
-      </w:r>
-      <w:proofErr w:type="gramEnd"/>
-      <w:r>
-        <w:rPr>
-          <w:rFonts w:ascii="Times New Roman" w:hAnsi="Times New Roman" w:cs="Times New Roman"/>
-          <w:bCs/>
-          <w:sz w:val="26"/>
-          <w:szCs w:val="26"/>
-          <w:lang w:val="vi-VN"/>
-        </w:rPr>
-        <w:t xml:space="preserve"> </w:t>
-      </w:r>
-      <w:r>
-        <w:rPr>
-          <w:rFonts w:ascii="Times New Roman" w:hAnsi="Times New Roman" w:cs="Times New Roman"/>
-          <w:bCs/>
-          <w:sz w:val="26"/>
-          <w:szCs w:val="26"/>
-        </w:rPr>
-        <w:t>Xem lịch làm việc, danh sách bệnh nhân và tiếp nhận bệnh nhân để khám.</w:t>
+          <w:b/>
+          <w:sz w:val="26"/>
+          <w:szCs w:val="26"/>
+        </w:rPr>
+      </w:pPr>
+      <w:r>
+        <w:rPr>
+          <w:rFonts w:ascii="Times New Roman" w:hAnsi="Times New Roman" w:cs="Times New Roman"/>
+          <w:bCs/>
+          <w:sz w:val="26"/>
+          <w:szCs w:val="26"/>
+          <w:lang w:val="vi-VN"/>
+        </w:rPr>
+        <w:t>Đặt lịch khám.</w:t>
       </w:r>
     </w:p>
     <w:p>
@@ -6746,83 +6062,20 @@
         <w:jc w:val="both"/>
         <w:rPr>
           <w:rFonts w:ascii="Times New Roman" w:hAnsi="Times New Roman" w:cs="Times New Roman"/>
-          <w:bCs/>
-          <w:sz w:val="26"/>
-          <w:szCs w:val="26"/>
-          <w:lang w:val="vi-VN"/>
-        </w:rPr>
-      </w:pPr>
-      <w:r>
-        <w:rPr>
-          <w:rFonts w:ascii="Times New Roman" w:hAnsi="Times New Roman" w:cs="Times New Roman"/>
-          <w:bCs/>
-          <w:sz w:val="26"/>
-          <w:szCs w:val="26"/>
-        </w:rPr>
-        <w:t xml:space="preserve">Y </w:t>
-      </w:r>
-      <w:proofErr w:type="gramStart"/>
-      <w:r>
-        <w:rPr>
-          <w:rFonts w:ascii="Times New Roman" w:hAnsi="Times New Roman" w:cs="Times New Roman"/>
-          <w:bCs/>
-          <w:sz w:val="26"/>
-          <w:szCs w:val="26"/>
-        </w:rPr>
-        <w:t>tá</w:t>
-      </w:r>
-      <w:r>
-        <w:rPr>
-          <w:rFonts w:ascii="Times New Roman" w:hAnsi="Times New Roman" w:cs="Times New Roman"/>
-          <w:bCs/>
-          <w:sz w:val="26"/>
-          <w:szCs w:val="26"/>
-          <w:lang w:val="vi-VN"/>
-        </w:rPr>
-        <w:t xml:space="preserve"> :</w:t>
-      </w:r>
-      <w:proofErr w:type="gramEnd"/>
-      <w:r>
-        <w:rPr>
-          <w:rFonts w:ascii="Times New Roman" w:hAnsi="Times New Roman" w:cs="Times New Roman"/>
-          <w:bCs/>
-          <w:sz w:val="26"/>
-          <w:szCs w:val="26"/>
-          <w:lang w:val="vi-VN"/>
-        </w:rPr>
-        <w:t xml:space="preserve"> </w:t>
-      </w:r>
-      <w:r>
-        <w:rPr>
-          <w:rFonts w:ascii="Times New Roman" w:hAnsi="Times New Roman" w:cs="Times New Roman"/>
-          <w:bCs/>
-          <w:sz w:val="26"/>
-          <w:szCs w:val="26"/>
-        </w:rPr>
-        <w:t>Cập nhật/xem lịch làm việc và hỗ trợ quá trình tiếp nhận bệnh nhân.</w:t>
-      </w:r>
-    </w:p>
-    <w:p>
-      <w:pPr>
-        <w:spacing w:after="120" w:line="240" w:lineRule="auto"/>
-        <w:jc w:val="both"/>
-        <w:rPr>
-          <w:rFonts w:ascii="Times New Roman" w:hAnsi="Times New Roman" w:cs="Times New Roman"/>
-          <w:b/>
-          <w:sz w:val="26"/>
-          <w:szCs w:val="26"/>
-          <w:lang w:val="vi-VN"/>
-        </w:rPr>
-      </w:pPr>
-      <w:r>
-        <w:rPr>
-          <w:rFonts w:ascii="Times New Roman" w:hAnsi="Times New Roman" w:cs="Times New Roman"/>
-          <w:b/>
-          <w:sz w:val="26"/>
-          <w:szCs w:val="26"/>
-          <w:lang w:val="vi-VN"/>
-        </w:rPr>
-        <w:t xml:space="preserve">Yêu cầu chức năng : </w:t>
+          <w:b/>
+          <w:sz w:val="26"/>
+          <w:szCs w:val="26"/>
+        </w:rPr>
+      </w:pPr>
+      <w:r>
+        <w:rPr>
+          <w:rFonts w:ascii="Times New Roman" w:hAnsi="Times New Roman" w:cs="Times New Roman"/>
+          <w:bCs/>
+          <w:sz w:val="26"/>
+          <w:szCs w:val="26"/>
+          <w:lang w:val="vi-VN"/>
+        </w:rPr>
+        <w:t>Quản lý lịch hẹn.</w:t>
       </w:r>
     </w:p>
     <w:p>
@@ -6836,319 +6089,20 @@
         <w:jc w:val="both"/>
         <w:rPr>
           <w:rFonts w:ascii="Times New Roman" w:hAnsi="Times New Roman" w:cs="Times New Roman"/>
-          <w:bCs/>
-          <w:sz w:val="26"/>
-          <w:szCs w:val="26"/>
-          <w:lang w:val="vi-VN"/>
-        </w:rPr>
-      </w:pPr>
-      <w:r>
-        <w:rPr>
-          <w:rFonts w:ascii="Times New Roman" w:hAnsi="Times New Roman" w:cs="Times New Roman"/>
-          <w:b/>
-          <w:sz w:val="26"/>
-          <w:szCs w:val="26"/>
-          <w:lang w:val="vi-VN"/>
-        </w:rPr>
-        <w:t>Lịch hẹn :</w:t>
-      </w:r>
-    </w:p>
-    <w:p>
-      <w:pPr>
-        <w:pStyle w:val="ListParagraph"/>
-        <w:numPr>
-          <w:ilvl w:val="1"/>
-          <w:numId w:val="10"/>
-        </w:numPr>
-        <w:spacing w:after="120"/>
-        <w:jc w:val="both"/>
-        <w:rPr>
-          <w:rFonts w:ascii="Times New Roman" w:hAnsi="Times New Roman" w:cs="Times New Roman"/>
-          <w:bCs/>
-          <w:sz w:val="26"/>
-          <w:szCs w:val="26"/>
-        </w:rPr>
-      </w:pPr>
-      <w:r>
-        <w:rPr>
-          <w:rFonts w:ascii="Times New Roman" w:hAnsi="Times New Roman" w:cs="Times New Roman"/>
-          <w:bCs/>
-          <w:sz w:val="26"/>
-          <w:szCs w:val="26"/>
-        </w:rPr>
-        <w:t xml:space="preserve"> </w:t>
-      </w:r>
-      <w:r>
-        <w:rPr>
-          <w:rFonts w:ascii="Times New Roman" w:hAnsi="Times New Roman" w:cs="Times New Roman"/>
-          <w:b/>
-          <w:bCs/>
-          <w:sz w:val="26"/>
-          <w:szCs w:val="26"/>
-        </w:rPr>
-        <w:t>Đặt lịch hẹn:</w:t>
-      </w:r>
-      <w:r>
-        <w:rPr>
-          <w:rFonts w:ascii="Times New Roman" w:hAnsi="Times New Roman" w:cs="Times New Roman"/>
-          <w:bCs/>
-          <w:sz w:val="26"/>
-          <w:szCs w:val="26"/>
-        </w:rPr>
-        <w:t xml:space="preserve"> Cho phép nhân viên tạo lịch khám cho bệnh nhân, lựa chọn bác sĩ, ngày và giờ khám. </w:t>
-      </w:r>
-    </w:p>
-    <w:p>
-      <w:pPr>
-        <w:pStyle w:val="ListParagraph"/>
-        <w:numPr>
-          <w:ilvl w:val="1"/>
-          <w:numId w:val="10"/>
-        </w:numPr>
-        <w:spacing w:after="120"/>
-        <w:jc w:val="both"/>
-        <w:rPr>
-          <w:rFonts w:ascii="Times New Roman" w:hAnsi="Times New Roman" w:cs="Times New Roman"/>
-          <w:bCs/>
-          <w:sz w:val="26"/>
-          <w:szCs w:val="26"/>
-        </w:rPr>
-      </w:pPr>
-      <w:r>
-        <w:rPr>
-          <w:rFonts w:ascii="Times New Roman" w:hAnsi="Times New Roman" w:cs="Times New Roman"/>
-          <w:b/>
-          <w:bCs/>
-          <w:sz w:val="26"/>
-          <w:szCs w:val="26"/>
-        </w:rPr>
-        <w:t>Xem lịch hẹn:</w:t>
-      </w:r>
-      <w:r>
-        <w:rPr>
-          <w:rFonts w:ascii="Times New Roman" w:hAnsi="Times New Roman" w:cs="Times New Roman"/>
-          <w:bCs/>
-          <w:sz w:val="26"/>
-          <w:szCs w:val="26"/>
-        </w:rPr>
-        <w:t xml:space="preserve"> Cho phép xem lịch theo ngày, bác sĩ, y tá và trạng thái. </w:t>
-      </w:r>
-    </w:p>
-    <w:p>
-      <w:pPr>
-        <w:pStyle w:val="ListParagraph"/>
-        <w:numPr>
-          <w:ilvl w:val="1"/>
-          <w:numId w:val="10"/>
-        </w:numPr>
-        <w:spacing w:after="120"/>
-        <w:jc w:val="both"/>
-        <w:rPr>
-          <w:rFonts w:ascii="Times New Roman" w:hAnsi="Times New Roman" w:cs="Times New Roman"/>
-          <w:bCs/>
-          <w:sz w:val="26"/>
-          <w:szCs w:val="26"/>
-        </w:rPr>
-      </w:pPr>
-      <w:r>
-        <w:rPr>
-          <w:rFonts w:ascii="Times New Roman" w:hAnsi="Times New Roman" w:cs="Times New Roman"/>
-          <w:b/>
-          <w:bCs/>
-          <w:sz w:val="26"/>
-          <w:szCs w:val="26"/>
-        </w:rPr>
-        <w:t>Cập nhật lịch hẹn:</w:t>
-      </w:r>
-      <w:r>
-        <w:rPr>
-          <w:rFonts w:ascii="Times New Roman" w:hAnsi="Times New Roman" w:cs="Times New Roman"/>
-          <w:bCs/>
-          <w:sz w:val="26"/>
-          <w:szCs w:val="26"/>
-        </w:rPr>
-        <w:t xml:space="preserve"> Cho phép thay đổi thời gian, bác sĩ, y tá hoặc thông tin bệnh nhân. </w:t>
-      </w:r>
-    </w:p>
-    <w:p>
-      <w:pPr>
-        <w:pStyle w:val="ListParagraph"/>
-        <w:numPr>
-          <w:ilvl w:val="1"/>
-          <w:numId w:val="10"/>
-        </w:numPr>
-        <w:spacing w:after="120"/>
-        <w:jc w:val="both"/>
-        <w:rPr>
-          <w:rFonts w:ascii="Times New Roman" w:hAnsi="Times New Roman" w:cs="Times New Roman"/>
-          <w:bCs/>
-          <w:sz w:val="26"/>
-          <w:szCs w:val="26"/>
-        </w:rPr>
-      </w:pPr>
-      <w:r>
-        <w:rPr>
-          <w:rFonts w:ascii="Times New Roman" w:hAnsi="Times New Roman" w:cs="Times New Roman"/>
-          <w:b/>
-          <w:bCs/>
-          <w:sz w:val="26"/>
-          <w:szCs w:val="26"/>
-        </w:rPr>
-        <w:t>Kiểm tra lịch trống:</w:t>
-      </w:r>
-      <w:r>
-        <w:rPr>
-          <w:rFonts w:ascii="Times New Roman" w:hAnsi="Times New Roman" w:cs="Times New Roman"/>
-          <w:bCs/>
-          <w:sz w:val="26"/>
-          <w:szCs w:val="26"/>
-        </w:rPr>
-        <w:t xml:space="preserve"> Hệ thống kiểm tra khung giờ còn trống trước khi tạo hoặc thay đổi lịch. </w:t>
-      </w:r>
-    </w:p>
-    <w:p>
-      <w:pPr>
-        <w:pStyle w:val="ListParagraph"/>
-        <w:numPr>
-          <w:ilvl w:val="1"/>
-          <w:numId w:val="10"/>
-        </w:numPr>
-        <w:spacing w:after="120"/>
-        <w:jc w:val="both"/>
-        <w:rPr>
-          <w:rFonts w:ascii="Times New Roman" w:hAnsi="Times New Roman" w:cs="Times New Roman"/>
-          <w:bCs/>
-          <w:sz w:val="26"/>
-          <w:szCs w:val="26"/>
-        </w:rPr>
-      </w:pPr>
-      <w:r>
-        <w:rPr>
-          <w:rFonts w:ascii="Times New Roman" w:hAnsi="Times New Roman" w:cs="Times New Roman"/>
-          <w:b/>
-          <w:bCs/>
-          <w:sz w:val="26"/>
-          <w:szCs w:val="26"/>
-        </w:rPr>
-        <w:t>Kiểm tra trùng lịch:</w:t>
-      </w:r>
-      <w:r>
-        <w:rPr>
-          <w:rFonts w:ascii="Times New Roman" w:hAnsi="Times New Roman" w:cs="Times New Roman"/>
-          <w:bCs/>
-          <w:sz w:val="26"/>
-          <w:szCs w:val="26"/>
-        </w:rPr>
-        <w:t xml:space="preserve"> Hệ thống phát hiện và ngăn chặn lịch bị trùng bác sĩ, y tá hoặc khung giờ. </w:t>
-      </w:r>
-    </w:p>
-    <w:p>
-      <w:pPr>
-        <w:pStyle w:val="ListParagraph"/>
-        <w:numPr>
-          <w:ilvl w:val="1"/>
-          <w:numId w:val="10"/>
-        </w:numPr>
-        <w:spacing w:after="120"/>
-        <w:jc w:val="both"/>
-        <w:rPr>
-          <w:rFonts w:ascii="Times New Roman" w:hAnsi="Times New Roman" w:cs="Times New Roman"/>
-          <w:bCs/>
-          <w:sz w:val="26"/>
-          <w:szCs w:val="26"/>
-        </w:rPr>
-      </w:pPr>
-      <w:r>
-        <w:rPr>
-          <w:rFonts w:ascii="Times New Roman" w:hAnsi="Times New Roman" w:cs="Times New Roman"/>
-          <w:b/>
-          <w:bCs/>
-          <w:sz w:val="26"/>
-          <w:szCs w:val="26"/>
-        </w:rPr>
-        <w:t>Xác nhận lịch:</w:t>
-      </w:r>
-      <w:r>
-        <w:rPr>
-          <w:rFonts w:ascii="Times New Roman" w:hAnsi="Times New Roman" w:cs="Times New Roman"/>
-          <w:bCs/>
-          <w:sz w:val="26"/>
-          <w:szCs w:val="26"/>
-        </w:rPr>
-        <w:t xml:space="preserve"> Cho phép nhân viên xác nhận lịch với bệnh nhân và cập nhật trạng thái. </w:t>
-      </w:r>
-    </w:p>
-    <w:p>
-      <w:pPr>
-        <w:pStyle w:val="ListParagraph"/>
-        <w:numPr>
-          <w:ilvl w:val="1"/>
-          <w:numId w:val="10"/>
-        </w:numPr>
-        <w:spacing w:after="120"/>
-        <w:jc w:val="both"/>
-        <w:rPr>
-          <w:rFonts w:ascii="Times New Roman" w:hAnsi="Times New Roman" w:cs="Times New Roman"/>
-          <w:bCs/>
-          <w:sz w:val="26"/>
-          <w:szCs w:val="26"/>
-        </w:rPr>
-      </w:pPr>
-      <w:r>
-        <w:rPr>
-          <w:rFonts w:ascii="Times New Roman" w:hAnsi="Times New Roman" w:cs="Times New Roman"/>
-          <w:b/>
-          <w:bCs/>
-          <w:sz w:val="26"/>
-          <w:szCs w:val="26"/>
-        </w:rPr>
-        <w:t>Hủy lịch:</w:t>
-      </w:r>
-      <w:r>
-        <w:rPr>
-          <w:rFonts w:ascii="Times New Roman" w:hAnsi="Times New Roman" w:cs="Times New Roman"/>
-          <w:bCs/>
-          <w:sz w:val="26"/>
-          <w:szCs w:val="26"/>
-        </w:rPr>
-        <w:t xml:space="preserve"> Cho phép hủy lịch và ghi nhận lý do hủy. </w:t>
-      </w:r>
-    </w:p>
-    <w:p>
-      <w:pPr>
-        <w:pStyle w:val="ListParagraph"/>
-        <w:numPr>
-          <w:ilvl w:val="1"/>
-          <w:numId w:val="10"/>
-        </w:numPr>
-        <w:spacing w:after="120" w:line="240" w:lineRule="auto"/>
-        <w:jc w:val="both"/>
-        <w:rPr>
-          <w:rFonts w:ascii="Times New Roman" w:hAnsi="Times New Roman" w:cs="Times New Roman"/>
-          <w:bCs/>
-          <w:sz w:val="26"/>
-          <w:szCs w:val="26"/>
-          <w:lang w:val="vi-VN"/>
-        </w:rPr>
-      </w:pPr>
-      <w:r>
-        <w:rPr>
-          <w:rFonts w:ascii="Times New Roman" w:hAnsi="Times New Roman" w:cs="Times New Roman"/>
-          <w:b/>
-          <w:bCs/>
-          <w:sz w:val="26"/>
-          <w:szCs w:val="26"/>
-        </w:rPr>
-        <w:t>Cập nhật trạng thái lịch:</w:t>
-      </w:r>
-      <w:r>
-        <w:rPr>
-          <w:rFonts w:ascii="Times New Roman" w:hAnsi="Times New Roman" w:cs="Times New Roman"/>
-          <w:bCs/>
-          <w:sz w:val="26"/>
-          <w:szCs w:val="26"/>
-        </w:rPr>
-        <w:t xml:space="preserve"> Quản lý các trạng thái như Chờ xác nhận → Đã xác nhận → Đã check-in → Đã tiếp nhận / Đã hủy.</w:t>
+          <w:b/>
+          <w:sz w:val="26"/>
+          <w:szCs w:val="26"/>
+        </w:rPr>
+      </w:pPr>
+      <w:r>
+        <w:rPr>
+          <w:rFonts w:ascii="Times New Roman" w:hAnsi="Times New Roman" w:cs="Times New Roman"/>
+          <w:bCs/>
+          <w:sz w:val="26"/>
+          <w:szCs w:val="26"/>
+          <w:lang w:val="vi-VN"/>
+        </w:rPr>
+        <w:t>Xác nhận/hủy lịch.</w:t>
       </w:r>
     </w:p>
     <w:p>
@@ -7162,283 +6116,552 @@
         <w:jc w:val="both"/>
         <w:rPr>
           <w:rFonts w:ascii="Times New Roman" w:hAnsi="Times New Roman" w:cs="Times New Roman"/>
-          <w:bCs/>
-          <w:sz w:val="26"/>
-          <w:szCs w:val="26"/>
-          <w:lang w:val="vi-VN"/>
-        </w:rPr>
-      </w:pPr>
-      <w:r>
-        <w:rPr>
-          <w:rFonts w:ascii="Times New Roman" w:hAnsi="Times New Roman" w:cs="Times New Roman"/>
-          <w:b/>
-          <w:bCs/>
-          <w:sz w:val="26"/>
-          <w:szCs w:val="26"/>
-          <w:lang w:val="vi-VN"/>
-        </w:rPr>
-        <w:t xml:space="preserve">Tiếp nhận : </w:t>
+          <w:b/>
+          <w:sz w:val="26"/>
+          <w:szCs w:val="26"/>
+        </w:rPr>
+      </w:pPr>
+      <w:r>
+        <w:rPr>
+          <w:rFonts w:ascii="Times New Roman" w:hAnsi="Times New Roman" w:cs="Times New Roman"/>
+          <w:bCs/>
+          <w:sz w:val="26"/>
+          <w:szCs w:val="26"/>
+          <w:lang w:val="vi-VN"/>
+        </w:rPr>
+        <w:t>Thay đổi lịch hẹn.</w:t>
       </w:r>
     </w:p>
     <w:p>
       <w:pPr>
         <w:pStyle w:val="ListParagraph"/>
         <w:numPr>
-          <w:ilvl w:val="1"/>
-          <w:numId w:val="10"/>
-        </w:numPr>
-        <w:spacing w:after="120"/>
-        <w:jc w:val="both"/>
-        <w:rPr>
-          <w:rFonts w:ascii="Times New Roman" w:hAnsi="Times New Roman" w:cs="Times New Roman"/>
-          <w:bCs/>
-          <w:sz w:val="26"/>
-          <w:szCs w:val="26"/>
-        </w:rPr>
-      </w:pPr>
-      <w:r>
-        <w:rPr>
-          <w:rFonts w:ascii="Times New Roman" w:hAnsi="Times New Roman" w:cs="Times New Roman"/>
-          <w:b/>
-          <w:bCs/>
-          <w:sz w:val="26"/>
-          <w:szCs w:val="26"/>
-        </w:rPr>
-        <w:t>Check-in bệnh nhân:</w:t>
-      </w:r>
-      <w:r>
-        <w:rPr>
-          <w:rFonts w:ascii="Times New Roman" w:hAnsi="Times New Roman" w:cs="Times New Roman"/>
-          <w:bCs/>
-          <w:sz w:val="26"/>
-          <w:szCs w:val="26"/>
-        </w:rPr>
-        <w:t xml:space="preserve"> Cho phép nhân viên kiểm tra lịch hẹn và xác nhận bệnh nhân đã đến. </w:t>
-      </w:r>
-    </w:p>
-    <w:p>
-      <w:pPr>
-        <w:pStyle w:val="ListParagraph"/>
-        <w:numPr>
-          <w:ilvl w:val="1"/>
-          <w:numId w:val="10"/>
-        </w:numPr>
-        <w:spacing w:after="120"/>
-        <w:jc w:val="both"/>
-        <w:rPr>
-          <w:rFonts w:ascii="Times New Roman" w:hAnsi="Times New Roman" w:cs="Times New Roman"/>
-          <w:bCs/>
-          <w:sz w:val="26"/>
-          <w:szCs w:val="26"/>
-        </w:rPr>
-      </w:pPr>
-      <w:r>
-        <w:rPr>
-          <w:rFonts w:ascii="Times New Roman" w:hAnsi="Times New Roman" w:cs="Times New Roman"/>
-          <w:b/>
-          <w:bCs/>
-          <w:sz w:val="26"/>
-          <w:szCs w:val="26"/>
-        </w:rPr>
-        <w:t>Tra cứu thông tin bệnh nhân:</w:t>
-      </w:r>
-      <w:r>
-        <w:rPr>
-          <w:rFonts w:ascii="Times New Roman" w:hAnsi="Times New Roman" w:cs="Times New Roman"/>
-          <w:bCs/>
-          <w:sz w:val="26"/>
-          <w:szCs w:val="26"/>
-        </w:rPr>
-        <w:t xml:space="preserve"> Tìm kiếm bệnh nhân bằng họ tên, số điện thoại hoặc thông tin lịch hẹn. </w:t>
-      </w:r>
-    </w:p>
-    <w:p>
-      <w:pPr>
-        <w:pStyle w:val="ListParagraph"/>
-        <w:numPr>
-          <w:ilvl w:val="1"/>
-          <w:numId w:val="10"/>
-        </w:numPr>
-        <w:spacing w:after="120"/>
-        <w:jc w:val="both"/>
-        <w:rPr>
-          <w:rFonts w:ascii="Times New Roman" w:hAnsi="Times New Roman" w:cs="Times New Roman"/>
-          <w:bCs/>
-          <w:sz w:val="26"/>
-          <w:szCs w:val="26"/>
-        </w:rPr>
-      </w:pPr>
-      <w:r>
-        <w:rPr>
-          <w:rFonts w:ascii="Times New Roman" w:hAnsi="Times New Roman" w:cs="Times New Roman"/>
-          <w:b/>
-          <w:bCs/>
-          <w:sz w:val="26"/>
-          <w:szCs w:val="26"/>
-        </w:rPr>
-        <w:t>Kiểm tra hồ sơ bệnh nhân:</w:t>
-      </w:r>
-      <w:r>
-        <w:rPr>
-          <w:rFonts w:ascii="Times New Roman" w:hAnsi="Times New Roman" w:cs="Times New Roman"/>
-          <w:bCs/>
-          <w:sz w:val="26"/>
-          <w:szCs w:val="26"/>
-        </w:rPr>
-        <w:t xml:space="preserve"> Kiểm tra và bổ sung thông tin còn thiếu. </w:t>
-      </w:r>
-    </w:p>
-    <w:p>
-      <w:pPr>
-        <w:pStyle w:val="ListParagraph"/>
-        <w:numPr>
-          <w:ilvl w:val="1"/>
-          <w:numId w:val="10"/>
-        </w:numPr>
-        <w:spacing w:after="120"/>
-        <w:jc w:val="both"/>
-        <w:rPr>
-          <w:rFonts w:ascii="Times New Roman" w:hAnsi="Times New Roman" w:cs="Times New Roman"/>
-          <w:sz w:val="26"/>
-          <w:szCs w:val="26"/>
-        </w:rPr>
-      </w:pPr>
-      <w:r>
-        <w:rPr>
-          <w:rFonts w:ascii="Times New Roman" w:hAnsi="Times New Roman" w:cs="Times New Roman"/>
-          <w:b/>
-          <w:bCs/>
-          <w:sz w:val="26"/>
-          <w:szCs w:val="26"/>
-        </w:rPr>
-        <w:t>Tiếp nhận bệnh nhân:</w:t>
-      </w:r>
-      <w:r>
-        <w:rPr>
-          <w:rFonts w:ascii="Times New Roman" w:hAnsi="Times New Roman" w:cs="Times New Roman"/>
-          <w:bCs/>
-          <w:sz w:val="26"/>
-          <w:szCs w:val="26"/>
-        </w:rPr>
-        <w:t xml:space="preserve"> Cập nhật trạng thái bệnh nhân thành </w:t>
-      </w:r>
-      <w:r>
-        <w:rPr>
-          <w:rFonts w:ascii="Times New Roman" w:hAnsi="Times New Roman" w:cs="Times New Roman"/>
-          <w:sz w:val="26"/>
-          <w:szCs w:val="26"/>
-        </w:rPr>
-        <w:t xml:space="preserve">đang chờ khám/đã tiếp nhận. </w:t>
-      </w:r>
-    </w:p>
-    <w:p>
-      <w:pPr>
-        <w:pStyle w:val="ListParagraph"/>
-        <w:numPr>
-          <w:ilvl w:val="1"/>
-          <w:numId w:val="10"/>
-        </w:numPr>
-        <w:spacing w:after="120"/>
-        <w:jc w:val="both"/>
-        <w:rPr>
-          <w:rFonts w:ascii="Times New Roman" w:hAnsi="Times New Roman" w:cs="Times New Roman"/>
-          <w:bCs/>
-          <w:sz w:val="26"/>
-          <w:szCs w:val="26"/>
-        </w:rPr>
-      </w:pPr>
-      <w:r>
-        <w:rPr>
-          <w:rFonts w:ascii="Times New Roman" w:hAnsi="Times New Roman" w:cs="Times New Roman"/>
-          <w:b/>
-          <w:bCs/>
-          <w:sz w:val="26"/>
-          <w:szCs w:val="26"/>
-        </w:rPr>
-        <w:t>Phân phòng và bác sĩ:</w:t>
-      </w:r>
-      <w:r>
-        <w:rPr>
-          <w:rFonts w:ascii="Times New Roman" w:hAnsi="Times New Roman" w:cs="Times New Roman"/>
-          <w:bCs/>
-          <w:sz w:val="26"/>
-          <w:szCs w:val="26"/>
-        </w:rPr>
-        <w:t xml:space="preserve"> Xác định phòng khám và bác sĩ phụ trách theo lịch hẹn. </w:t>
-      </w:r>
-    </w:p>
-    <w:p>
-      <w:pPr>
-        <w:pStyle w:val="ListParagraph"/>
-        <w:numPr>
-          <w:ilvl w:val="1"/>
-          <w:numId w:val="10"/>
-        </w:numPr>
-        <w:spacing w:after="120"/>
-        <w:jc w:val="both"/>
-        <w:rPr>
-          <w:rFonts w:ascii="Times New Roman" w:hAnsi="Times New Roman" w:cs="Times New Roman"/>
-          <w:bCs/>
-          <w:sz w:val="26"/>
-          <w:szCs w:val="26"/>
-        </w:rPr>
-      </w:pPr>
-      <w:r>
-        <w:rPr>
-          <w:rFonts w:ascii="Times New Roman" w:hAnsi="Times New Roman" w:cs="Times New Roman"/>
-          <w:b/>
-          <w:bCs/>
-          <w:sz w:val="26"/>
-          <w:szCs w:val="26"/>
-        </w:rPr>
-        <w:t>Thông báo bệnh nhân cho bác sĩ/y tá:</w:t>
-      </w:r>
-      <w:r>
-        <w:rPr>
-          <w:rFonts w:ascii="Times New Roman" w:hAnsi="Times New Roman" w:cs="Times New Roman"/>
-          <w:bCs/>
-          <w:sz w:val="26"/>
-          <w:szCs w:val="26"/>
-        </w:rPr>
-        <w:t xml:space="preserve"> Thông báo khi bệnh nhân đã check-in và sẵn sàng được tiếp nhận. </w:t>
-      </w:r>
-    </w:p>
-    <w:p>
-      <w:pPr>
-        <w:pStyle w:val="ListParagraph"/>
-        <w:numPr>
-          <w:ilvl w:val="1"/>
+          <w:ilvl w:val="0"/>
           <w:numId w:val="10"/>
         </w:numPr>
         <w:spacing w:after="120" w:line="240" w:lineRule="auto"/>
         <w:jc w:val="both"/>
         <w:rPr>
           <w:rFonts w:ascii="Times New Roman" w:hAnsi="Times New Roman" w:cs="Times New Roman"/>
-          <w:bCs/>
-          <w:sz w:val="26"/>
-          <w:szCs w:val="26"/>
-          <w:lang w:val="vi-VN"/>
-        </w:rPr>
-      </w:pPr>
-      <w:r>
-        <w:rPr>
-          <w:rFonts w:ascii="Times New Roman" w:hAnsi="Times New Roman" w:cs="Times New Roman"/>
-          <w:b/>
-          <w:bCs/>
-          <w:sz w:val="26"/>
-          <w:szCs w:val="26"/>
-        </w:rPr>
-        <w:t>Theo dõi danh sách bệnh nhân chờ khám:</w:t>
-      </w:r>
-      <w:r>
-        <w:rPr>
-          <w:rFonts w:ascii="Times New Roman" w:hAnsi="Times New Roman" w:cs="Times New Roman"/>
-          <w:bCs/>
-          <w:sz w:val="26"/>
-          <w:szCs w:val="26"/>
-        </w:rPr>
-        <w:t xml:space="preserve"> Cho phép nhân viên và bác sĩ xem danh sách bệnh nhân đã check-in/chờ khám.</w:t>
-      </w:r>
+          <w:b/>
+          <w:sz w:val="26"/>
+          <w:szCs w:val="26"/>
+        </w:rPr>
+      </w:pPr>
+      <w:r>
+        <w:rPr>
+          <w:rFonts w:ascii="Times New Roman" w:hAnsi="Times New Roman" w:cs="Times New Roman"/>
+          <w:bCs/>
+          <w:sz w:val="26"/>
+          <w:szCs w:val="26"/>
+          <w:lang w:val="vi-VN"/>
+        </w:rPr>
+        <w:t>Check-in bệnh nhân.</w:t>
+      </w:r>
+    </w:p>
+    <w:p>
+      <w:pPr>
+        <w:pStyle w:val="ListParagraph"/>
+        <w:numPr>
+          <w:ilvl w:val="0"/>
+          <w:numId w:val="10"/>
+        </w:numPr>
+        <w:spacing w:after="120" w:line="240" w:lineRule="auto"/>
+        <w:jc w:val="both"/>
+        <w:rPr>
+          <w:rFonts w:ascii="Times New Roman" w:hAnsi="Times New Roman" w:cs="Times New Roman"/>
+          <w:b/>
+          <w:sz w:val="26"/>
+          <w:szCs w:val="26"/>
+        </w:rPr>
+      </w:pPr>
+      <w:r>
+        <w:rPr>
+          <w:rFonts w:ascii="Times New Roman" w:hAnsi="Times New Roman" w:cs="Times New Roman"/>
+          <w:bCs/>
+          <w:sz w:val="26"/>
+          <w:szCs w:val="26"/>
+          <w:lang w:val="vi-VN"/>
+        </w:rPr>
+        <w:t>Tra cứu thông tin bệnh nhân.</w:t>
+      </w:r>
+    </w:p>
+    <w:p>
+      <w:pPr>
+        <w:pStyle w:val="ListParagraph"/>
+        <w:numPr>
+          <w:ilvl w:val="0"/>
+          <w:numId w:val="10"/>
+        </w:numPr>
+        <w:spacing w:after="120" w:line="240" w:lineRule="auto"/>
+        <w:jc w:val="both"/>
+        <w:rPr>
+          <w:rFonts w:ascii="Times New Roman" w:hAnsi="Times New Roman" w:cs="Times New Roman"/>
+          <w:b/>
+          <w:sz w:val="26"/>
+          <w:szCs w:val="26"/>
+        </w:rPr>
+      </w:pPr>
+      <w:r>
+        <w:rPr>
+          <w:rFonts w:ascii="Times New Roman" w:hAnsi="Times New Roman" w:cs="Times New Roman"/>
+          <w:bCs/>
+          <w:sz w:val="26"/>
+          <w:szCs w:val="26"/>
+          <w:lang w:val="vi-VN"/>
+        </w:rPr>
+        <w:t>Kiểm tra và cập nhật hồ sơ bệnh nhân.</w:t>
+      </w:r>
+    </w:p>
+    <w:p>
+      <w:pPr>
+        <w:pStyle w:val="ListParagraph"/>
+        <w:numPr>
+          <w:ilvl w:val="0"/>
+          <w:numId w:val="10"/>
+        </w:numPr>
+        <w:spacing w:after="120" w:line="240" w:lineRule="auto"/>
+        <w:jc w:val="both"/>
+        <w:rPr>
+          <w:rFonts w:ascii="Times New Roman" w:hAnsi="Times New Roman" w:cs="Times New Roman"/>
+          <w:b/>
+          <w:sz w:val="26"/>
+          <w:szCs w:val="26"/>
+        </w:rPr>
+      </w:pPr>
+      <w:r>
+        <w:rPr>
+          <w:rFonts w:ascii="Times New Roman" w:hAnsi="Times New Roman" w:cs="Times New Roman"/>
+          <w:bCs/>
+          <w:sz w:val="26"/>
+          <w:szCs w:val="26"/>
+          <w:lang w:val="vi-VN"/>
+        </w:rPr>
+        <w:t>Theo dõi danh sách bệnh nhân.</w:t>
+      </w:r>
+    </w:p>
+    <w:p>
+      <w:pPr>
+        <w:spacing w:after="120" w:line="240" w:lineRule="auto"/>
+        <w:jc w:val="both"/>
+        <w:rPr>
+          <w:rFonts w:ascii="Times New Roman" w:hAnsi="Times New Roman" w:cs="Times New Roman"/>
+          <w:bCs/>
+          <w:sz w:val="26"/>
+          <w:szCs w:val="26"/>
+          <w:lang w:val="vi-VN"/>
+        </w:rPr>
+      </w:pPr>
+      <w:r>
+        <w:rPr>
+          <w:rFonts w:ascii="Times New Roman" w:hAnsi="Times New Roman" w:cs="Times New Roman"/>
+          <w:bCs/>
+          <w:sz w:val="26"/>
+          <w:szCs w:val="26"/>
+          <w:lang w:val="vi-VN"/>
+        </w:rPr>
+        <w:t>Bác sĩ :</w:t>
+      </w:r>
+    </w:p>
+    <w:p>
+      <w:pPr>
+        <w:pStyle w:val="ListParagraph"/>
+        <w:numPr>
+          <w:ilvl w:val="0"/>
+          <w:numId w:val="10"/>
+        </w:numPr>
+        <w:spacing w:after="120" w:line="240" w:lineRule="auto"/>
+        <w:jc w:val="both"/>
+        <w:rPr>
+          <w:rFonts w:ascii="Times New Roman" w:hAnsi="Times New Roman" w:cs="Times New Roman"/>
+          <w:bCs/>
+          <w:sz w:val="26"/>
+          <w:szCs w:val="26"/>
+          <w:lang w:val="vi-VN"/>
+        </w:rPr>
+      </w:pPr>
+      <w:r>
+        <w:rPr>
+          <w:rFonts w:ascii="Times New Roman" w:hAnsi="Times New Roman" w:cs="Times New Roman"/>
+          <w:bCs/>
+          <w:sz w:val="26"/>
+          <w:szCs w:val="26"/>
+          <w:lang w:val="vi-VN"/>
+        </w:rPr>
+        <w:t>Đăng nhập.</w:t>
+      </w:r>
+    </w:p>
+    <w:p>
+      <w:pPr>
+        <w:pStyle w:val="ListParagraph"/>
+        <w:numPr>
+          <w:ilvl w:val="0"/>
+          <w:numId w:val="10"/>
+        </w:numPr>
+        <w:spacing w:after="120" w:line="240" w:lineRule="auto"/>
+        <w:jc w:val="both"/>
+        <w:rPr>
+          <w:rFonts w:ascii="Times New Roman" w:hAnsi="Times New Roman" w:cs="Times New Roman"/>
+          <w:bCs/>
+          <w:sz w:val="26"/>
+          <w:szCs w:val="26"/>
+          <w:lang w:val="vi-VN"/>
+        </w:rPr>
+      </w:pPr>
+      <w:r>
+        <w:rPr>
+          <w:rFonts w:ascii="Times New Roman" w:hAnsi="Times New Roman" w:cs="Times New Roman"/>
+          <w:bCs/>
+          <w:sz w:val="26"/>
+          <w:szCs w:val="26"/>
+          <w:lang w:val="vi-VN"/>
+        </w:rPr>
+        <w:t>Xem lịch làm việc.</w:t>
+      </w:r>
+    </w:p>
+    <w:p>
+      <w:pPr>
+        <w:pStyle w:val="ListParagraph"/>
+        <w:numPr>
+          <w:ilvl w:val="0"/>
+          <w:numId w:val="10"/>
+        </w:numPr>
+        <w:spacing w:after="120" w:line="240" w:lineRule="auto"/>
+        <w:jc w:val="both"/>
+        <w:rPr>
+          <w:rFonts w:ascii="Times New Roman" w:hAnsi="Times New Roman" w:cs="Times New Roman"/>
+          <w:bCs/>
+          <w:sz w:val="26"/>
+          <w:szCs w:val="26"/>
+          <w:lang w:val="vi-VN"/>
+        </w:rPr>
+      </w:pPr>
+      <w:r>
+        <w:rPr>
+          <w:rFonts w:ascii="Times New Roman" w:hAnsi="Times New Roman" w:cs="Times New Roman"/>
+          <w:bCs/>
+          <w:sz w:val="26"/>
+          <w:szCs w:val="26"/>
+          <w:lang w:val="vi-VN"/>
+        </w:rPr>
+        <w:t>Xem danh sách bệnh nhân</w:t>
+      </w:r>
+    </w:p>
+    <w:p>
+      <w:pPr>
+        <w:pStyle w:val="ListParagraph"/>
+        <w:numPr>
+          <w:ilvl w:val="0"/>
+          <w:numId w:val="10"/>
+        </w:numPr>
+        <w:spacing w:after="120" w:line="240" w:lineRule="auto"/>
+        <w:jc w:val="both"/>
+        <w:rPr>
+          <w:rFonts w:ascii="Times New Roman" w:hAnsi="Times New Roman" w:cs="Times New Roman"/>
+          <w:bCs/>
+          <w:sz w:val="26"/>
+          <w:szCs w:val="26"/>
+          <w:lang w:val="vi-VN"/>
+        </w:rPr>
+      </w:pPr>
+      <w:r>
+        <w:rPr>
+          <w:rFonts w:ascii="Times New Roman" w:hAnsi="Times New Roman" w:cs="Times New Roman"/>
+          <w:bCs/>
+          <w:sz w:val="26"/>
+          <w:szCs w:val="26"/>
+          <w:lang w:val="vi-VN"/>
+        </w:rPr>
+        <w:t>Xem hồ sơ/ thông tin bệnh nhân.</w:t>
+      </w:r>
+    </w:p>
+    <w:p>
+      <w:pPr>
+        <w:pStyle w:val="ListParagraph"/>
+        <w:numPr>
+          <w:ilvl w:val="0"/>
+          <w:numId w:val="10"/>
+        </w:numPr>
+        <w:spacing w:after="120" w:line="240" w:lineRule="auto"/>
+        <w:jc w:val="both"/>
+        <w:rPr>
+          <w:rFonts w:ascii="Times New Roman" w:hAnsi="Times New Roman" w:cs="Times New Roman"/>
+          <w:bCs/>
+          <w:sz w:val="26"/>
+          <w:szCs w:val="26"/>
+          <w:lang w:val="vi-VN"/>
+        </w:rPr>
+      </w:pPr>
+      <w:r>
+        <w:rPr>
+          <w:rFonts w:ascii="Times New Roman" w:hAnsi="Times New Roman" w:cs="Times New Roman"/>
+          <w:bCs/>
+          <w:sz w:val="26"/>
+          <w:szCs w:val="26"/>
+          <w:lang w:val="vi-VN"/>
+        </w:rPr>
+        <w:t>Xem trạng thái bệnh nhân.</w:t>
+      </w:r>
+    </w:p>
+    <w:p>
+      <w:pPr>
+        <w:pStyle w:val="ListParagraph"/>
+        <w:numPr>
+          <w:ilvl w:val="0"/>
+          <w:numId w:val="10"/>
+        </w:numPr>
+        <w:spacing w:after="120" w:line="240" w:lineRule="auto"/>
+        <w:jc w:val="both"/>
+        <w:rPr>
+          <w:rFonts w:ascii="Times New Roman" w:hAnsi="Times New Roman" w:cs="Times New Roman"/>
+          <w:bCs/>
+          <w:sz w:val="26"/>
+          <w:szCs w:val="26"/>
+          <w:lang w:val="vi-VN"/>
+        </w:rPr>
+      </w:pPr>
+      <w:r>
+        <w:rPr>
+          <w:rFonts w:ascii="Times New Roman" w:hAnsi="Times New Roman" w:cs="Times New Roman"/>
+          <w:bCs/>
+          <w:sz w:val="26"/>
+          <w:szCs w:val="26"/>
+          <w:lang w:val="vi-VN"/>
+        </w:rPr>
+        <w:t>Xác nhận đã tiếp nhận bệnh nhân.</w:t>
+      </w:r>
+    </w:p>
+    <w:p>
+      <w:pPr>
+        <w:pStyle w:val="ListParagraph"/>
+        <w:numPr>
+          <w:ilvl w:val="0"/>
+          <w:numId w:val="10"/>
+        </w:numPr>
+        <w:spacing w:after="120" w:line="240" w:lineRule="auto"/>
+        <w:jc w:val="both"/>
+        <w:rPr>
+          <w:rFonts w:ascii="Times New Roman" w:hAnsi="Times New Roman" w:cs="Times New Roman"/>
+          <w:bCs/>
+          <w:sz w:val="26"/>
+          <w:szCs w:val="26"/>
+          <w:lang w:val="vi-VN"/>
+        </w:rPr>
+      </w:pPr>
+      <w:r>
+        <w:rPr>
+          <w:rFonts w:ascii="Times New Roman" w:hAnsi="Times New Roman" w:cs="Times New Roman"/>
+          <w:bCs/>
+          <w:sz w:val="26"/>
+          <w:szCs w:val="26"/>
+          <w:lang w:val="vi-VN"/>
+        </w:rPr>
+        <w:t>Cập nhật trạng thái bệnh nhân khi bắt đầu khám.</w:t>
+      </w:r>
+    </w:p>
+    <w:p>
+      <w:pPr>
+        <w:spacing w:after="120" w:line="240" w:lineRule="auto"/>
+        <w:jc w:val="both"/>
+        <w:rPr>
+          <w:rFonts w:ascii="Times New Roman" w:hAnsi="Times New Roman" w:cs="Times New Roman"/>
+          <w:bCs/>
+          <w:sz w:val="26"/>
+          <w:szCs w:val="26"/>
+          <w:lang w:val="vi-VN"/>
+        </w:rPr>
+      </w:pPr>
+      <w:r>
+        <w:rPr>
+          <w:rFonts w:ascii="Times New Roman" w:hAnsi="Times New Roman" w:cs="Times New Roman"/>
+          <w:bCs/>
+          <w:sz w:val="26"/>
+          <w:szCs w:val="26"/>
+          <w:lang w:val="vi-VN"/>
+        </w:rPr>
+        <w:t>Y tá :</w:t>
+      </w:r>
+    </w:p>
+    <w:p>
+      <w:pPr>
+        <w:pStyle w:val="ListParagraph"/>
+        <w:numPr>
+          <w:ilvl w:val="0"/>
+          <w:numId w:val="10"/>
+        </w:numPr>
+        <w:spacing w:after="120" w:line="240" w:lineRule="auto"/>
+        <w:jc w:val="both"/>
+        <w:rPr>
+          <w:rFonts w:ascii="Times New Roman" w:hAnsi="Times New Roman" w:cs="Times New Roman"/>
+          <w:b/>
+          <w:sz w:val="26"/>
+          <w:szCs w:val="26"/>
+          <w:lang w:val="vi-VN"/>
+        </w:rPr>
+      </w:pPr>
+      <w:r>
+        <w:rPr>
+          <w:rFonts w:ascii="Times New Roman" w:hAnsi="Times New Roman" w:cs="Times New Roman"/>
+          <w:bCs/>
+          <w:sz w:val="26"/>
+          <w:szCs w:val="26"/>
+          <w:lang w:val="vi-VN"/>
+        </w:rPr>
+        <w:t>Đăng nhập.</w:t>
+      </w:r>
+    </w:p>
+    <w:p>
+      <w:pPr>
+        <w:pStyle w:val="ListParagraph"/>
+        <w:numPr>
+          <w:ilvl w:val="0"/>
+          <w:numId w:val="10"/>
+        </w:numPr>
+        <w:spacing w:after="120" w:line="240" w:lineRule="auto"/>
+        <w:jc w:val="both"/>
+        <w:rPr>
+          <w:rFonts w:ascii="Times New Roman" w:hAnsi="Times New Roman" w:cs="Times New Roman"/>
+          <w:b/>
+          <w:sz w:val="26"/>
+          <w:szCs w:val="26"/>
+          <w:lang w:val="vi-VN"/>
+        </w:rPr>
+      </w:pPr>
+      <w:r>
+        <w:rPr>
+          <w:rFonts w:ascii="Times New Roman" w:hAnsi="Times New Roman" w:cs="Times New Roman"/>
+          <w:bCs/>
+          <w:sz w:val="26"/>
+          <w:szCs w:val="26"/>
+          <w:lang w:val="vi-VN"/>
+        </w:rPr>
+        <w:t>Xem lịch làm việc.</w:t>
+      </w:r>
+    </w:p>
+    <w:p>
+      <w:pPr>
+        <w:pStyle w:val="ListParagraph"/>
+        <w:numPr>
+          <w:ilvl w:val="0"/>
+          <w:numId w:val="10"/>
+        </w:numPr>
+        <w:spacing w:after="120" w:line="240" w:lineRule="auto"/>
+        <w:jc w:val="both"/>
+        <w:rPr>
+          <w:rFonts w:ascii="Times New Roman" w:hAnsi="Times New Roman" w:cs="Times New Roman"/>
+          <w:b/>
+          <w:sz w:val="26"/>
+          <w:szCs w:val="26"/>
+          <w:lang w:val="vi-VN"/>
+        </w:rPr>
+      </w:pPr>
+      <w:r>
+        <w:rPr>
+          <w:rFonts w:ascii="Times New Roman" w:hAnsi="Times New Roman" w:cs="Times New Roman"/>
+          <w:bCs/>
+          <w:sz w:val="26"/>
+          <w:szCs w:val="26"/>
+          <w:lang w:val="vi-VN"/>
+        </w:rPr>
+        <w:t>Xem danh sách bệnh nhân được phân công.</w:t>
+      </w:r>
+    </w:p>
+    <w:p>
+      <w:pPr>
+        <w:pStyle w:val="ListParagraph"/>
+        <w:numPr>
+          <w:ilvl w:val="0"/>
+          <w:numId w:val="10"/>
+        </w:numPr>
+        <w:spacing w:after="120" w:line="240" w:lineRule="auto"/>
+        <w:jc w:val="both"/>
+        <w:rPr>
+          <w:rFonts w:ascii="Times New Roman" w:hAnsi="Times New Roman" w:cs="Times New Roman"/>
+          <w:b/>
+          <w:sz w:val="26"/>
+          <w:szCs w:val="26"/>
+          <w:lang w:val="vi-VN"/>
+        </w:rPr>
+      </w:pPr>
+      <w:r>
+        <w:rPr>
+          <w:rFonts w:ascii="Times New Roman" w:hAnsi="Times New Roman" w:cs="Times New Roman"/>
+          <w:bCs/>
+          <w:sz w:val="26"/>
+          <w:szCs w:val="26"/>
+          <w:lang w:val="vi-VN"/>
+        </w:rPr>
+        <w:t>Xem thông tin/ hồ sơ bệnh nhân.</w:t>
+      </w:r>
+    </w:p>
+    <w:p>
+      <w:pPr>
+        <w:pStyle w:val="ListParagraph"/>
+        <w:numPr>
+          <w:ilvl w:val="0"/>
+          <w:numId w:val="10"/>
+        </w:numPr>
+        <w:spacing w:after="120" w:line="240" w:lineRule="auto"/>
+        <w:jc w:val="both"/>
+        <w:rPr>
+          <w:rFonts w:ascii="Times New Roman" w:hAnsi="Times New Roman" w:cs="Times New Roman"/>
+          <w:b/>
+          <w:sz w:val="26"/>
+          <w:szCs w:val="26"/>
+          <w:lang w:val="vi-VN"/>
+        </w:rPr>
+      </w:pPr>
+      <w:r>
+        <w:rPr>
+          <w:rFonts w:ascii="Times New Roman" w:hAnsi="Times New Roman" w:cs="Times New Roman"/>
+          <w:bCs/>
+          <w:sz w:val="26"/>
+          <w:szCs w:val="26"/>
+          <w:lang w:val="vi-VN"/>
+        </w:rPr>
+        <w:t>Theo dõi trạng thái bệnh nhân.</w:t>
+      </w:r>
+    </w:p>
+    <w:p>
+      <w:pPr>
+        <w:pStyle w:val="ListParagraph"/>
+        <w:numPr>
+          <w:ilvl w:val="0"/>
+          <w:numId w:val="10"/>
+        </w:numPr>
+        <w:spacing w:after="120" w:line="240" w:lineRule="auto"/>
+        <w:jc w:val="both"/>
+        <w:rPr>
+          <w:rFonts w:ascii="Times New Roman" w:hAnsi="Times New Roman" w:cs="Times New Roman"/>
+          <w:b/>
+          <w:sz w:val="26"/>
+          <w:szCs w:val="26"/>
+          <w:lang w:val="vi-VN"/>
+        </w:rPr>
+      </w:pPr>
+      <w:r>
+        <w:rPr>
+          <w:rFonts w:ascii="Times New Roman" w:hAnsi="Times New Roman" w:cs="Times New Roman"/>
+          <w:bCs/>
+          <w:sz w:val="26"/>
+          <w:szCs w:val="26"/>
+          <w:lang w:val="vi-VN"/>
+        </w:rPr>
+        <w:t>Xác nhận bệnh nhân đã được tiếp nhận.</w:t>
+      </w:r>
+    </w:p>
+    <w:p>
+      <w:pPr>
+        <w:spacing w:after="120" w:line="240" w:lineRule="auto"/>
+        <w:jc w:val="both"/>
+        <w:rPr>
+          <w:rFonts w:ascii="Times New Roman" w:hAnsi="Times New Roman" w:cs="Times New Roman"/>
+          <w:b/>
+          <w:sz w:val="26"/>
+          <w:szCs w:val="26"/>
+          <w:lang w:val="vi-VN"/>
+        </w:rPr>
+      </w:pPr>
     </w:p>
     <w:p>
       <w:pPr>
@@ -7501,7 +6724,6 @@
                 <w:sz w:val="26"/>
                 <w:szCs w:val="26"/>
               </w:rPr>
-              <w:lastRenderedPageBreak/>
               <w:t>Nhóm</w:t>
             </w:r>
           </w:p>
@@ -7691,6 +6913,7 @@
                 <w:sz w:val="26"/>
                 <w:szCs w:val="26"/>
               </w:rPr>
+              <w:lastRenderedPageBreak/>
               <w:t>Phân quyền (Authorization)</w:t>
             </w:r>
           </w:p>
@@ -9932,6 +9155,7 @@
   <w:style w:type="character" w:default="1" w:styleId="DefaultParagraphFont">
     <w:name w:val="Default Paragraph Font"/>
     <w:uiPriority w:val="1"/>
+    <w:semiHidden/>
     <w:unhideWhenUsed/>
   </w:style>
   <w:style w:type="table" w:default="1" w:styleId="TableNormal">
